--- a/TS-Kramam/TS-2.5/TS 2.5 Tamil Krama Paatam Corrections.docx
+++ b/TS-Kramam/TS-2.5/TS 2.5 Tamil Krama Paatam Corrections.docx
@@ -1,6 +1,6 @@
 
 <file path=word/document.xml><?xml version="1.0" encoding="utf-8"?>
-<w:document xmlns:wpc="http://schemas.microsoft.com/office/word/2010/wordprocessingCanvas" xmlns:cx="http://schemas.microsoft.com/office/drawing/2014/chartex" xmlns:cx1="http://schemas.microsoft.com/office/drawing/2015/9/8/chartex" xmlns:cx2="http://schemas.microsoft.com/office/drawing/2015/10/21/chartex" xmlns:cx3="http://schemas.microsoft.com/office/drawing/2016/5/9/chartex" xmlns:cx4="http://schemas.microsoft.com/office/drawing/2016/5/10/chartex" xmlns:cx5="http://schemas.microsoft.com/office/drawing/2016/5/11/chartex" xmlns:cx6="http://schemas.microsoft.com/office/drawing/2016/5/12/chartex" xmlns:cx7="http://schemas.microsoft.com/office/drawing/2016/5/13/chartex" xmlns:cx8="http://schemas.microsoft.com/office/drawing/2016/5/14/chartex" xmlns:mc="http://schemas.openxmlformats.org/markup-compatibility/2006" xmlns:aink="http://schemas.microsoft.com/office/drawing/2016/ink" xmlns:am3d="http://schemas.microsoft.com/office/drawing/2017/model3d" xmlns:o="urn:schemas-microsoft-com:office:office" xmlns:oel="http://schemas.microsoft.com/office/2019/extlst" xmlns:r="http://schemas.openxmlformats.org/officeDocument/2006/relationships" xmlns:m="http://schemas.openxmlformats.org/officeDocument/2006/math" xmlns:v="urn:schemas-microsoft-com:vml" xmlns:wp14="http://schemas.microsoft.com/office/word/2010/wordprocessingDrawing" xmlns:wp="http://schemas.openxmlformats.org/drawingml/2006/wordprocessingDrawing" xmlns:w10="urn:schemas-microsoft-com:office:word" xmlns:w="http://schemas.openxmlformats.org/wordprocessingml/2006/main" xmlns:w14="http://schemas.microsoft.com/office/word/2010/wordml" xmlns:w15="http://schemas.microsoft.com/office/word/2012/wordml" xmlns:w16cex="http://schemas.microsoft.com/office/word/2018/wordml/cex" xmlns:w16cid="http://schemas.microsoft.com/office/word/2016/wordml/cid" xmlns:w16="http://schemas.microsoft.com/office/word/2018/wordml" xmlns:w16sdtdh="http://schemas.microsoft.com/office/word/2020/wordml/sdtdatahash" xmlns:w16se="http://schemas.microsoft.com/office/word/2015/wordml/symex" xmlns:wpg="http://schemas.microsoft.com/office/word/2010/wordprocessingGroup" xmlns:wpi="http://schemas.microsoft.com/office/word/2010/wordprocessingInk" xmlns:wne="http://schemas.microsoft.com/office/word/2006/wordml" xmlns:wps="http://schemas.microsoft.com/office/word/2010/wordprocessingShape" mc:Ignorable="w14 w15 w16se w16cid w16 w16cex w16sdtdh wp14">
+<w:document xmlns:wpc="http://schemas.microsoft.com/office/word/2010/wordprocessingCanvas" xmlns:cx="http://schemas.microsoft.com/office/drawing/2014/chartex" xmlns:cx1="http://schemas.microsoft.com/office/drawing/2015/9/8/chartex" xmlns:cx2="http://schemas.microsoft.com/office/drawing/2015/10/21/chartex" xmlns:cx3="http://schemas.microsoft.com/office/drawing/2016/5/9/chartex" xmlns:cx4="http://schemas.microsoft.com/office/drawing/2016/5/10/chartex" xmlns:cx5="http://schemas.microsoft.com/office/drawing/2016/5/11/chartex" xmlns:cx6="http://schemas.microsoft.com/office/drawing/2016/5/12/chartex" xmlns:cx7="http://schemas.microsoft.com/office/drawing/2016/5/13/chartex" xmlns:cx8="http://schemas.microsoft.com/office/drawing/2016/5/14/chartex" xmlns:mc="http://schemas.openxmlformats.org/markup-compatibility/2006" xmlns:aink="http://schemas.microsoft.com/office/drawing/2016/ink" xmlns:am3d="http://schemas.microsoft.com/office/drawing/2017/model3d" xmlns:o="urn:schemas-microsoft-com:office:office" xmlns:oel="http://schemas.microsoft.com/office/2019/extlst" xmlns:r="http://schemas.openxmlformats.org/officeDocument/2006/relationships" xmlns:m="http://schemas.openxmlformats.org/officeDocument/2006/math" xmlns:v="urn:schemas-microsoft-com:vml" xmlns:wp14="http://schemas.microsoft.com/office/word/2010/wordprocessingDrawing" xmlns:wp="http://schemas.openxmlformats.org/drawingml/2006/wordprocessingDrawing" xmlns:w10="urn:schemas-microsoft-com:office:word" xmlns:w="http://schemas.openxmlformats.org/wordprocessingml/2006/main" xmlns:w14="http://schemas.microsoft.com/office/word/2010/wordml" xmlns:w15="http://schemas.microsoft.com/office/word/2012/wordml" xmlns:w16cex="http://schemas.microsoft.com/office/word/2018/wordml/cex" xmlns:w16cid="http://schemas.microsoft.com/office/word/2016/wordml/cid" xmlns:w16="http://schemas.microsoft.com/office/word/2018/wordml" xmlns:w16du="http://schemas.microsoft.com/office/word/2023/wordml/word16du" xmlns:w16sdtdh="http://schemas.microsoft.com/office/word/2020/wordml/sdtdatahash" xmlns:w16sdtfl="http://schemas.microsoft.com/office/word/2024/wordml/sdtformatlock" xmlns:w16se="http://schemas.microsoft.com/office/word/2015/wordml/symex" xmlns:wpg="http://schemas.microsoft.com/office/word/2010/wordprocessingGroup" xmlns:wpi="http://schemas.microsoft.com/office/word/2010/wordprocessingInk" xmlns:wne="http://schemas.microsoft.com/office/word/2006/wordml" xmlns:wps="http://schemas.microsoft.com/office/word/2010/wordprocessingShape" mc:Ignorable="w14 w15 w16se w16cid w16 w16cex w16sdtdh w16sdtfl w16du wp14">
   <w:body>
     <w:p>
       <w:pPr>
@@ -21,9 +21,5656 @@
           <w:szCs w:val="32"/>
           <w:u w:val="single"/>
         </w:rPr>
-        <w:t xml:space="preserve">TS Krama Paatam – TS 2.5 </w:t>
+        <w:t>TS Krama Paatam – TS 2.5 Tamil  Corrections – Observed till</w:t>
       </w:r>
-      <w:proofErr w:type="gramStart"/>
+      <w:r>
+        <w:rPr>
+          <w:b/>
+          <w:bCs/>
+          <w:color w:val="EE0000"/>
+          <w:sz w:val="32"/>
+          <w:szCs w:val="32"/>
+          <w:u w:val="single"/>
+        </w:rPr>
+        <w:t xml:space="preserve"> xxxxxxxxx</w:t>
+      </w:r>
+    </w:p>
+    <w:p>
+      <w:pPr>
+        <w:jc w:val="center"/>
+        <w:rPr>
+          <w:b/>
+          <w:bCs/>
+        </w:rPr>
+      </w:pPr>
+      <w:r>
+        <w:rPr>
+          <w:b/>
+          <w:bCs/>
+        </w:rPr>
+        <w:t>(ignore those which are already incorporated in your book’s version and date)</w:t>
+      </w:r>
+    </w:p>
+    <w:tbl>
+      <w:tblPr>
+        <w:tblW w:w="13835" w:type="dxa"/>
+        <w:tblInd w:w="-792" w:type="dxa"/>
+        <w:tblBorders>
+          <w:top w:val="single" w:sz="4" w:space="0" w:color="000000"/>
+          <w:left w:val="single" w:sz="4" w:space="0" w:color="000000"/>
+          <w:bottom w:val="single" w:sz="4" w:space="0" w:color="000000"/>
+          <w:right w:val="single" w:sz="4" w:space="0" w:color="000000"/>
+          <w:insideH w:val="single" w:sz="4" w:space="0" w:color="000000"/>
+          <w:insideV w:val="single" w:sz="4" w:space="0" w:color="000000"/>
+        </w:tblBorders>
+        <w:tblLook w:val="04A0" w:firstRow="1" w:lastRow="0" w:firstColumn="1" w:lastColumn="0" w:noHBand="0" w:noVBand="1"/>
+      </w:tblPr>
+      <w:tblGrid>
+        <w:gridCol w:w="3877"/>
+        <w:gridCol w:w="4738"/>
+        <w:gridCol w:w="5220"/>
+      </w:tblGrid>
+      <w:tr>
+        <w:tc>
+          <w:tcPr>
+            <w:tcW w:w="3877" w:type="dxa"/>
+            <w:tcBorders>
+              <w:top w:val="single" w:sz="4" w:space="0" w:color="000000"/>
+              <w:left w:val="single" w:sz="4" w:space="0" w:color="000000"/>
+              <w:bottom w:val="single" w:sz="4" w:space="0" w:color="000000"/>
+              <w:right w:val="single" w:sz="4" w:space="0" w:color="000000"/>
+            </w:tcBorders>
+            <w:hideMark/>
+          </w:tcPr>
+          <w:p>
+            <w:pPr>
+              <w:spacing w:before="0" w:line="240" w:lineRule="auto"/>
+              <w:jc w:val="center"/>
+              <w:rPr>
+                <w:b/>
+                <w:bCs/>
+                <w:sz w:val="32"/>
+                <w:szCs w:val="32"/>
+                <w:lang w:bidi="ta-IN"/>
+              </w:rPr>
+            </w:pPr>
+            <w:r>
+              <w:rPr>
+                <w:b/>
+                <w:bCs/>
+                <w:sz w:val="32"/>
+                <w:szCs w:val="32"/>
+                <w:lang w:bidi="ta-IN"/>
+              </w:rPr>
+              <w:t>Section, Paragraph</w:t>
+            </w:r>
+          </w:p>
+          <w:p>
+            <w:pPr>
+              <w:spacing w:before="0" w:line="240" w:lineRule="auto"/>
+              <w:jc w:val="center"/>
+              <w:rPr>
+                <w:b/>
+                <w:bCs/>
+                <w:sz w:val="32"/>
+                <w:szCs w:val="32"/>
+                <w:lang w:bidi="ta-IN"/>
+              </w:rPr>
+            </w:pPr>
+            <w:r>
+              <w:rPr>
+                <w:b/>
+                <w:bCs/>
+                <w:sz w:val="32"/>
+                <w:szCs w:val="32"/>
+                <w:lang w:bidi="ta-IN"/>
+              </w:rPr>
+              <w:t>Reference</w:t>
+            </w:r>
+          </w:p>
+        </w:tc>
+        <w:tc>
+          <w:tcPr>
+            <w:tcW w:w="4738" w:type="dxa"/>
+            <w:tcBorders>
+              <w:top w:val="single" w:sz="4" w:space="0" w:color="000000"/>
+              <w:left w:val="single" w:sz="4" w:space="0" w:color="000000"/>
+              <w:bottom w:val="single" w:sz="4" w:space="0" w:color="000000"/>
+              <w:right w:val="single" w:sz="4" w:space="0" w:color="000000"/>
+            </w:tcBorders>
+            <w:hideMark/>
+          </w:tcPr>
+          <w:p>
+            <w:pPr>
+              <w:spacing w:before="0" w:line="240" w:lineRule="auto"/>
+              <w:jc w:val="center"/>
+              <w:rPr>
+                <w:b/>
+                <w:bCs/>
+                <w:sz w:val="32"/>
+                <w:szCs w:val="32"/>
+                <w:lang w:bidi="ta-IN"/>
+              </w:rPr>
+            </w:pPr>
+            <w:r>
+              <w:rPr>
+                <w:b/>
+                <w:bCs/>
+                <w:sz w:val="32"/>
+                <w:szCs w:val="32"/>
+                <w:lang w:bidi="ta-IN"/>
+              </w:rPr>
+              <w:t>As Printed</w:t>
+            </w:r>
+          </w:p>
+        </w:tc>
+        <w:tc>
+          <w:tcPr>
+            <w:tcW w:w="5220" w:type="dxa"/>
+            <w:tcBorders>
+              <w:top w:val="single" w:sz="4" w:space="0" w:color="000000"/>
+              <w:left w:val="single" w:sz="4" w:space="0" w:color="000000"/>
+              <w:bottom w:val="single" w:sz="4" w:space="0" w:color="000000"/>
+              <w:right w:val="single" w:sz="4" w:space="0" w:color="000000"/>
+            </w:tcBorders>
+            <w:hideMark/>
+          </w:tcPr>
+          <w:p>
+            <w:pPr>
+              <w:spacing w:before="0" w:line="240" w:lineRule="auto"/>
+              <w:ind w:right="-18"/>
+              <w:jc w:val="center"/>
+              <w:rPr>
+                <w:b/>
+                <w:bCs/>
+                <w:sz w:val="32"/>
+                <w:szCs w:val="32"/>
+                <w:lang w:bidi="ta-IN"/>
+              </w:rPr>
+            </w:pPr>
+            <w:r>
+              <w:rPr>
+                <w:b/>
+                <w:bCs/>
+                <w:sz w:val="32"/>
+                <w:szCs w:val="32"/>
+                <w:lang w:bidi="ta-IN"/>
+              </w:rPr>
+              <w:t>To be read as or corrected as</w:t>
+            </w:r>
+          </w:p>
+        </w:tc>
+      </w:tr>
+      <w:tr>
+        <w:trPr>
+          <w:trHeight w:val="1105"/>
+        </w:trPr>
+        <w:tc>
+          <w:tcPr>
+            <w:tcW w:w="3877" w:type="dxa"/>
+            <w:tcBorders>
+              <w:top w:val="single" w:sz="4" w:space="0" w:color="000000"/>
+              <w:left w:val="single" w:sz="4" w:space="0" w:color="000000"/>
+              <w:bottom w:val="single" w:sz="4" w:space="0" w:color="000000"/>
+              <w:right w:val="single" w:sz="4" w:space="0" w:color="000000"/>
+            </w:tcBorders>
+            <w:hideMark/>
+          </w:tcPr>
+          <w:p>
+            <w:pPr>
+              <w:widowControl w:val="0"/>
+              <w:tabs>
+                <w:tab w:val="left" w:pos="993"/>
+              </w:tabs>
+              <w:autoSpaceDE w:val="0"/>
+              <w:autoSpaceDN w:val="0"/>
+              <w:adjustRightInd w:val="0"/>
+              <w:spacing w:before="0" w:line="252" w:lineRule="auto"/>
+              <w:ind w:right="297"/>
+              <w:rPr>
+                <w:rFonts w:cs="Arial"/>
+                <w:b/>
+                <w:color w:val="000000"/>
+                <w:sz w:val="28"/>
+                <w:szCs w:val="32"/>
+                <w:lang w:bidi="ta-IN"/>
+              </w:rPr>
+            </w:pPr>
+            <w:r>
+              <w:rPr>
+                <w:rFonts w:cs="Arial"/>
+                <w:b/>
+                <w:color w:val="000000"/>
+                <w:sz w:val="28"/>
+                <w:szCs w:val="32"/>
+                <w:lang w:bidi="ta-IN"/>
+              </w:rPr>
+              <w:t>T.S.2.5.2.</w:t>
+            </w:r>
+            <w:r>
+              <w:rPr>
+                <w:rFonts w:cs="Arial"/>
+                <w:b/>
+                <w:color w:val="000000"/>
+                <w:sz w:val="28"/>
+                <w:szCs w:val="32"/>
+                <w:lang w:bidi="ta-IN"/>
+              </w:rPr>
+              <w:t>6</w:t>
+            </w:r>
+            <w:r>
+              <w:rPr>
+                <w:rFonts w:cs="Arial"/>
+                <w:b/>
+                <w:color w:val="000000"/>
+                <w:sz w:val="28"/>
+                <w:szCs w:val="32"/>
+                <w:lang w:bidi="ta-IN"/>
+              </w:rPr>
+              <w:t>– Kramam</w:t>
+            </w:r>
+          </w:p>
+          <w:p>
+            <w:pPr>
+              <w:widowControl w:val="0"/>
+              <w:tabs>
+                <w:tab w:val="left" w:pos="993"/>
+              </w:tabs>
+              <w:autoSpaceDE w:val="0"/>
+              <w:autoSpaceDN w:val="0"/>
+              <w:adjustRightInd w:val="0"/>
+              <w:spacing w:before="0" w:line="252" w:lineRule="auto"/>
+              <w:ind w:right="297"/>
+              <w:rPr>
+                <w:rFonts w:cs="Arial"/>
+                <w:b/>
+                <w:color w:val="000000"/>
+                <w:sz w:val="28"/>
+                <w:szCs w:val="32"/>
+                <w:lang w:bidi="ta-IN"/>
+              </w:rPr>
+            </w:pPr>
+            <w:r>
+              <w:rPr>
+                <w:rFonts w:cs="Arial"/>
+                <w:b/>
+                <w:color w:val="000000"/>
+                <w:sz w:val="28"/>
+                <w:szCs w:val="32"/>
+                <w:lang w:bidi="ta-IN"/>
+              </w:rPr>
+              <w:t xml:space="preserve">Krama Vaakyam No. </w:t>
+            </w:r>
+            <w:r>
+              <w:rPr>
+                <w:rFonts w:cs="Arial"/>
+                <w:b/>
+                <w:color w:val="000000"/>
+                <w:sz w:val="28"/>
+                <w:szCs w:val="32"/>
+                <w:lang w:bidi="ta-IN"/>
+              </w:rPr>
+              <w:t>–</w:t>
+            </w:r>
+            <w:r>
+              <w:rPr>
+                <w:rFonts w:cs="Arial"/>
+                <w:b/>
+                <w:color w:val="000000"/>
+                <w:sz w:val="28"/>
+                <w:szCs w:val="32"/>
+                <w:lang w:bidi="ta-IN"/>
+              </w:rPr>
+              <w:t xml:space="preserve"> </w:t>
+            </w:r>
+            <w:r>
+              <w:rPr>
+                <w:rFonts w:cs="Arial"/>
+                <w:b/>
+                <w:color w:val="000000"/>
+                <w:sz w:val="28"/>
+                <w:szCs w:val="32"/>
+                <w:lang w:bidi="ta-IN"/>
+              </w:rPr>
+              <w:t>19,21</w:t>
+            </w:r>
+          </w:p>
+          <w:p>
+            <w:pPr>
+              <w:widowControl w:val="0"/>
+              <w:tabs>
+                <w:tab w:val="left" w:pos="993"/>
+              </w:tabs>
+              <w:autoSpaceDE w:val="0"/>
+              <w:autoSpaceDN w:val="0"/>
+              <w:adjustRightInd w:val="0"/>
+              <w:spacing w:before="0" w:line="252" w:lineRule="auto"/>
+              <w:ind w:right="297"/>
+              <w:rPr>
+                <w:rFonts w:cs="Arial"/>
+                <w:b/>
+                <w:color w:val="000000"/>
+                <w:sz w:val="28"/>
+                <w:szCs w:val="32"/>
+                <w:lang w:bidi="ta-IN"/>
+              </w:rPr>
+            </w:pPr>
+            <w:r>
+              <w:rPr>
+                <w:rFonts w:cs="Arial"/>
+                <w:b/>
+                <w:color w:val="000000"/>
+                <w:sz w:val="28"/>
+                <w:szCs w:val="32"/>
+                <w:lang w:bidi="ta-IN"/>
+              </w:rPr>
+              <w:t>Panchaati No</w:t>
+            </w:r>
+            <w:r>
+              <w:rPr>
+                <w:rFonts w:cs="Arial"/>
+                <w:b/>
+                <w:color w:val="000000"/>
+                <w:szCs w:val="32"/>
+                <w:lang w:bidi="ta-IN"/>
+              </w:rPr>
+              <w:t xml:space="preserve">. - </w:t>
+            </w:r>
+            <w:r>
+              <w:rPr>
+                <w:rFonts w:cs="Arial"/>
+                <w:b/>
+                <w:color w:val="000000"/>
+                <w:sz w:val="28"/>
+                <w:szCs w:val="32"/>
+                <w:lang w:bidi="ta-IN"/>
+              </w:rPr>
+              <w:t>1</w:t>
+            </w:r>
+            <w:r>
+              <w:rPr>
+                <w:rFonts w:cs="Arial"/>
+                <w:b/>
+                <w:color w:val="000000"/>
+                <w:sz w:val="28"/>
+                <w:szCs w:val="32"/>
+                <w:lang w:bidi="ta-IN"/>
+              </w:rPr>
+              <w:t>3</w:t>
+            </w:r>
+          </w:p>
+        </w:tc>
+        <w:tc>
+          <w:tcPr>
+            <w:tcW w:w="4738" w:type="dxa"/>
+            <w:tcBorders>
+              <w:top w:val="single" w:sz="4" w:space="0" w:color="000000"/>
+              <w:left w:val="single" w:sz="4" w:space="0" w:color="000000"/>
+              <w:bottom w:val="single" w:sz="4" w:space="0" w:color="000000"/>
+              <w:right w:val="single" w:sz="4" w:space="0" w:color="000000"/>
+            </w:tcBorders>
+            <w:hideMark/>
+          </w:tcPr>
+          <w:p>
+            <w:pPr>
+              <w:rPr>
+                <w:rFonts w:ascii="BRH Devanagari Extra" w:hAnsi="BRH Devanagari Extra" w:cs="BRH Devanagari Extra"/>
+                <w:color w:val="000000"/>
+                <w:sz w:val="40"/>
+                <w:szCs w:val="40"/>
+                <w:lang w:bidi="ta-IN"/>
+              </w:rPr>
+            </w:pPr>
+            <w:r>
+              <w:rPr>
+                <w:rFonts w:ascii="Latha" w:hAnsi="Latha" w:cs="Latha"/>
+                <w:sz w:val="28"/>
+                <w:szCs w:val="28"/>
+                <w:cs/>
+                <w:lang w:bidi="ta-IN"/>
+              </w:rPr>
+              <w:t>அ</w:t>
+            </w:r>
+            <w:r>
+              <w:rPr>
+                <w:rFonts w:ascii="BRH Tamil Tab Extra" w:hAnsi="BRH Tamil Tab Extra" w:cs="Latha"/>
+                <w:b/>
+                <w:sz w:val="32"/>
+                <w:szCs w:val="28"/>
+                <w:lang w:bidi="ta-IN"/>
+              </w:rPr>
+              <w:t>…</w:t>
+            </w:r>
+            <w:r>
+              <w:rPr>
+                <w:rFonts w:ascii="Latha" w:hAnsi="Latha" w:cs="Latha"/>
+                <w:sz w:val="28"/>
+                <w:szCs w:val="28"/>
+                <w:cs/>
+                <w:lang w:bidi="ta-IN"/>
+              </w:rPr>
+              <w:t>க்</w:t>
+            </w:r>
+            <w:r>
+              <w:rPr>
+                <w:rFonts w:ascii="Latha" w:hAnsi="Latha" w:cs="Latha"/>
+                <w:b/>
+                <w:bCs/>
+                <w:position w:val="-12"/>
+                <w:sz w:val="28"/>
+                <w:szCs w:val="28"/>
+                <w:cs/>
+                <w:lang w:bidi="ta-IN"/>
+              </w:rPr>
+              <w:t>3</w:t>
+            </w:r>
+            <w:r>
+              <w:rPr>
+                <w:rFonts w:ascii="Latha" w:hAnsi="Latha" w:cs="Latha"/>
+                <w:sz w:val="28"/>
+                <w:szCs w:val="28"/>
+                <w:cs/>
+                <w:lang w:bidi="ta-IN"/>
+              </w:rPr>
+              <w:t>னீஷோமா</w:t>
+            </w:r>
+            <w:r>
+              <w:rPr>
+                <w:rFonts w:ascii="BRH Tamil Tab Extra" w:hAnsi="BRH Tamil Tab Extra" w:cs="Latha"/>
+                <w:b/>
+                <w:sz w:val="36"/>
+                <w:szCs w:val="28"/>
+                <w:lang w:bidi="ta-IN"/>
+              </w:rPr>
+              <w:t>†</w:t>
+            </w:r>
+            <w:r>
+              <w:rPr>
+                <w:rFonts w:ascii="Latha" w:hAnsi="Latha" w:cs="Latha"/>
+                <w:sz w:val="28"/>
+                <w:szCs w:val="28"/>
+                <w:highlight w:val="yellow"/>
+                <w:cs/>
+                <w:lang w:bidi="ta-IN"/>
+              </w:rPr>
+              <w:t>வப்</w:t>
+            </w:r>
+            <w:r>
+              <w:rPr>
+                <w:rFonts w:ascii="Latha" w:hAnsi="Latha" w:cs="Latha"/>
+                <w:b/>
+                <w:bCs/>
+                <w:position w:val="-12"/>
+                <w:sz w:val="28"/>
+                <w:szCs w:val="28"/>
+                <w:highlight w:val="yellow"/>
+                <w:cs/>
+                <w:lang w:bidi="ta-IN"/>
+              </w:rPr>
+              <w:t>3</w:t>
+            </w:r>
+            <w:r>
+              <w:rPr>
+                <w:rFonts w:ascii="Latha" w:hAnsi="Latha" w:cs="Latha"/>
+                <w:sz w:val="28"/>
+                <w:szCs w:val="28"/>
+                <w:highlight w:val="yellow"/>
+                <w:cs/>
+                <w:lang w:bidi="ta-IN"/>
+              </w:rPr>
+              <w:t>ருன்ன்</w:t>
+            </w:r>
+            <w:r>
+              <w:rPr>
+                <w:rFonts w:ascii="Latha" w:hAnsi="Latha" w:cs="Latha"/>
+                <w:sz w:val="28"/>
+                <w:szCs w:val="28"/>
+                <w:cs/>
+                <w:lang w:bidi="ta-IN"/>
+              </w:rPr>
+              <w:t xml:space="preserve"> </w:t>
+            </w:r>
+            <w:r>
+              <w:rPr>
+                <w:rFonts w:ascii="Latha" w:hAnsi="Latha" w:cs="Latha"/>
+                <w:sz w:val="28"/>
+                <w:szCs w:val="28"/>
+                <w:lang w:bidi="ta-IN"/>
+              </w:rPr>
+              <w:t xml:space="preserve">| </w:t>
+            </w:r>
+            <w:r>
+              <w:rPr>
+                <w:rFonts w:ascii="Latha" w:hAnsi="Latha" w:cs="Latha"/>
+                <w:sz w:val="28"/>
+                <w:szCs w:val="28"/>
+                <w:cs/>
+                <w:lang w:bidi="ta-IN"/>
+              </w:rPr>
+              <w:t>அ</w:t>
+            </w:r>
+            <w:r>
+              <w:rPr>
+                <w:rFonts w:ascii="BRH Tamil Tab Extra" w:hAnsi="BRH Tamil Tab Extra" w:cs="Latha"/>
+                <w:b/>
+                <w:sz w:val="32"/>
+                <w:szCs w:val="28"/>
+                <w:lang w:bidi="ta-IN"/>
+              </w:rPr>
+              <w:t>…</w:t>
+            </w:r>
+            <w:r>
+              <w:rPr>
+                <w:rFonts w:ascii="Latha" w:hAnsi="Latha" w:cs="Latha"/>
+                <w:sz w:val="28"/>
+                <w:szCs w:val="28"/>
+                <w:cs/>
+                <w:lang w:bidi="ta-IN"/>
+              </w:rPr>
+              <w:t>க்</w:t>
+            </w:r>
+            <w:r>
+              <w:rPr>
+                <w:rFonts w:ascii="Latha" w:hAnsi="Latha" w:cs="Latha"/>
+                <w:b/>
+                <w:bCs/>
+                <w:position w:val="-12"/>
+                <w:sz w:val="28"/>
+                <w:szCs w:val="28"/>
+                <w:cs/>
+                <w:lang w:bidi="ta-IN"/>
+              </w:rPr>
+              <w:t>3</w:t>
+            </w:r>
+            <w:r>
+              <w:rPr>
+                <w:rFonts w:ascii="Latha" w:hAnsi="Latha" w:cs="Latha"/>
+                <w:sz w:val="28"/>
+                <w:szCs w:val="28"/>
+                <w:cs/>
+                <w:lang w:bidi="ta-IN"/>
+              </w:rPr>
+              <w:t>னீஷோமா</w:t>
+            </w:r>
+            <w:r>
+              <w:rPr>
+                <w:rFonts w:ascii="BRH Tamil Tab Extra" w:hAnsi="BRH Tamil Tab Extra" w:cs="Latha"/>
+                <w:b/>
+                <w:sz w:val="32"/>
+                <w:szCs w:val="28"/>
+                <w:lang w:bidi="ta-IN"/>
+              </w:rPr>
+              <w:t>…</w:t>
+            </w:r>
+            <w:r>
+              <w:rPr>
+                <w:rFonts w:ascii="Latha" w:hAnsi="Latha" w:cs="Latha"/>
+                <w:sz w:val="28"/>
+                <w:szCs w:val="28"/>
+                <w:cs/>
+                <w:lang w:bidi="ta-IN"/>
+              </w:rPr>
+              <w:t>வித்ய</w:t>
+            </w:r>
+            <w:r>
+              <w:rPr>
+                <w:rFonts w:ascii="BRH Tamil Tab Extra" w:hAnsi="BRH Tamil Tab Extra" w:cs="Latha"/>
+                <w:b/>
+                <w:sz w:val="32"/>
+                <w:szCs w:val="28"/>
+                <w:lang w:bidi="ta-IN"/>
+              </w:rPr>
+              <w:t>…</w:t>
+            </w:r>
+            <w:r>
+              <w:rPr>
+                <w:rFonts w:ascii="Latha" w:hAnsi="Latha" w:cs="Latha"/>
+                <w:sz w:val="28"/>
+                <w:szCs w:val="28"/>
+                <w:cs/>
+                <w:lang w:bidi="ta-IN"/>
+              </w:rPr>
+              <w:t>க்</w:t>
+            </w:r>
+            <w:r>
+              <w:rPr>
+                <w:rFonts w:ascii="Latha" w:hAnsi="Latha" w:cs="Latha"/>
+                <w:b/>
+                <w:bCs/>
+                <w:position w:val="-12"/>
+                <w:sz w:val="28"/>
+                <w:szCs w:val="28"/>
+                <w:cs/>
+                <w:lang w:bidi="ta-IN"/>
+              </w:rPr>
+              <w:t>3</w:t>
+            </w:r>
+            <w:r>
+              <w:rPr>
+                <w:rFonts w:ascii="Latha" w:hAnsi="Latha" w:cs="Latha"/>
+                <w:sz w:val="28"/>
+                <w:szCs w:val="28"/>
+                <w:cs/>
+                <w:lang w:bidi="ta-IN"/>
+              </w:rPr>
+              <w:t xml:space="preserve">னீ </w:t>
+            </w:r>
+            <w:r>
+              <w:rPr>
+                <w:rFonts w:ascii="Latha" w:hAnsi="Latha" w:cs="Latha"/>
+                <w:sz w:val="28"/>
+                <w:szCs w:val="28"/>
+                <w:lang w:bidi="ta-IN"/>
+              </w:rPr>
+              <w:t xml:space="preserve">- </w:t>
+            </w:r>
+            <w:r>
+              <w:rPr>
+                <w:rFonts w:ascii="Latha" w:hAnsi="Latha" w:cs="Latha"/>
+                <w:sz w:val="28"/>
+                <w:szCs w:val="28"/>
+                <w:cs/>
+                <w:lang w:bidi="ta-IN"/>
+              </w:rPr>
+              <w:t>ஸோமௌ</w:t>
+            </w:r>
+            <w:r>
+              <w:rPr>
+                <w:rFonts w:ascii="BRH Tamil Tab Extra" w:hAnsi="BRH Tamil Tab Extra" w:cs="Latha"/>
+                <w:b/>
+                <w:sz w:val="36"/>
+                <w:szCs w:val="28"/>
+                <w:lang w:bidi="ta-IN"/>
+              </w:rPr>
+              <w:t>‡</w:t>
+            </w:r>
+            <w:r>
+              <w:rPr>
+                <w:rFonts w:ascii="Latha" w:hAnsi="Latha" w:cs="Latha"/>
+                <w:sz w:val="28"/>
+                <w:szCs w:val="28"/>
+                <w:lang w:bidi="ta-IN"/>
+              </w:rPr>
+              <w:t xml:space="preserve"> | </w:t>
+            </w:r>
+            <w:r>
+              <w:rPr>
+                <w:rFonts w:ascii="Latha" w:hAnsi="Latha" w:cs="Latha"/>
+                <w:sz w:val="28"/>
+                <w:szCs w:val="28"/>
+                <w:lang w:bidi="ta-IN"/>
+              </w:rPr>
+              <w:br/>
+            </w:r>
+            <w:r>
+              <w:rPr>
+                <w:rFonts w:ascii="Latha" w:hAnsi="Latha" w:cs="Latha"/>
+                <w:sz w:val="28"/>
+                <w:szCs w:val="28"/>
+                <w:highlight w:val="yellow"/>
+                <w:cs/>
+                <w:lang w:bidi="ta-IN"/>
+              </w:rPr>
+              <w:t>அ</w:t>
+            </w:r>
+            <w:r>
+              <w:rPr>
+                <w:rFonts w:ascii="BRH Tamil Tab Extra" w:hAnsi="BRH Tamil Tab Extra" w:cs="Latha"/>
+                <w:b/>
+                <w:sz w:val="32"/>
+                <w:szCs w:val="28"/>
+                <w:highlight w:val="yellow"/>
+                <w:lang w:bidi="ta-IN"/>
+              </w:rPr>
+              <w:t>…</w:t>
+            </w:r>
+            <w:r>
+              <w:rPr>
+                <w:rFonts w:ascii="Latha" w:hAnsi="Latha" w:cs="Latha"/>
+                <w:sz w:val="28"/>
+                <w:szCs w:val="28"/>
+                <w:highlight w:val="yellow"/>
+                <w:cs/>
+                <w:lang w:bidi="ta-IN"/>
+              </w:rPr>
+              <w:t>பு</w:t>
+            </w:r>
+            <w:r>
+              <w:rPr>
+                <w:rFonts w:ascii="BRH Tamil Tab Extra" w:hAnsi="BRH Tamil Tab Extra" w:cs="Latha"/>
+                <w:b/>
+                <w:sz w:val="32"/>
+                <w:szCs w:val="28"/>
+                <w:highlight w:val="yellow"/>
+                <w:lang w:bidi="ta-IN"/>
+              </w:rPr>
+              <w:t>…</w:t>
+            </w:r>
+            <w:r>
+              <w:rPr>
+                <w:rFonts w:ascii="Latha" w:hAnsi="Latha" w:cs="Latha"/>
+                <w:b/>
+                <w:bCs/>
+                <w:position w:val="-12"/>
+                <w:sz w:val="28"/>
+                <w:szCs w:val="28"/>
+                <w:highlight w:val="yellow"/>
+                <w:cs/>
+                <w:lang w:bidi="ta-IN"/>
+              </w:rPr>
+              <w:t>3</w:t>
+            </w:r>
+            <w:r>
+              <w:rPr>
+                <w:rFonts w:ascii="Latha" w:hAnsi="Latha" w:cs="Latha"/>
+                <w:sz w:val="28"/>
+                <w:szCs w:val="28"/>
+                <w:highlight w:val="yellow"/>
+                <w:cs/>
+                <w:lang w:bidi="ta-IN"/>
+              </w:rPr>
+              <w:t>வ</w:t>
+            </w:r>
+            <w:r>
+              <w:rPr>
+                <w:rFonts w:ascii="BRH Tamil Tab Extra" w:hAnsi="BRH Tamil Tab Extra" w:cs="Latha"/>
+                <w:b/>
+                <w:sz w:val="32"/>
+                <w:szCs w:val="28"/>
+                <w:highlight w:val="yellow"/>
+                <w:lang w:bidi="ta-IN"/>
+              </w:rPr>
+              <w:t>…</w:t>
+            </w:r>
+            <w:r>
+              <w:rPr>
+                <w:rFonts w:ascii="Latha" w:hAnsi="Latha" w:cs="Latha"/>
+                <w:sz w:val="28"/>
+                <w:szCs w:val="28"/>
+                <w:highlight w:val="yellow"/>
+                <w:cs/>
+                <w:lang w:bidi="ta-IN"/>
+              </w:rPr>
+              <w:t>ன்</w:t>
+            </w:r>
+            <w:r>
+              <w:rPr>
+                <w:rFonts w:ascii="BRH Tamil Tab Extra" w:hAnsi="BRH Tamil Tab Extra" w:cs="Latha"/>
+                <w:b/>
+                <w:sz w:val="32"/>
+                <w:szCs w:val="28"/>
+                <w:highlight w:val="yellow"/>
+                <w:lang w:bidi="ta-IN"/>
+              </w:rPr>
+              <w:t>…</w:t>
+            </w:r>
+            <w:r>
+              <w:rPr>
+                <w:rFonts w:ascii="Latha" w:hAnsi="Latha" w:cs="Latha"/>
+                <w:b/>
+                <w:bCs/>
+                <w:sz w:val="32"/>
+                <w:szCs w:val="32"/>
+                <w:highlight w:val="yellow"/>
+                <w:lang w:bidi="ta-IN"/>
+              </w:rPr>
+              <w:t>.</w:t>
+            </w:r>
+            <w:r>
+              <w:rPr>
+                <w:rFonts w:ascii="Latha" w:hAnsi="Latha" w:cs="Latha"/>
+                <w:sz w:val="28"/>
+                <w:szCs w:val="28"/>
+                <w:lang w:bidi="ta-IN"/>
+              </w:rPr>
+              <w:t xml:space="preserve"> </w:t>
+            </w:r>
+            <w:r>
+              <w:rPr>
+                <w:rFonts w:ascii="Latha" w:hAnsi="Latha" w:cs="Latha"/>
+                <w:sz w:val="28"/>
+                <w:szCs w:val="28"/>
+                <w:cs/>
+                <w:lang w:bidi="ta-IN"/>
+              </w:rPr>
+              <w:t>ஹ</w:t>
+            </w:r>
+            <w:r>
+              <w:rPr>
+                <w:rFonts w:ascii="BRH Tamil Tab Extra" w:hAnsi="BRH Tamil Tab Extra" w:cs="Latha"/>
+                <w:b/>
+                <w:sz w:val="32"/>
+                <w:szCs w:val="28"/>
+                <w:lang w:bidi="ta-IN"/>
+              </w:rPr>
+              <w:t>…</w:t>
+            </w:r>
+            <w:r>
+              <w:rPr>
+                <w:rFonts w:ascii="Latha" w:hAnsi="Latha" w:cs="Latha"/>
+                <w:sz w:val="28"/>
+                <w:szCs w:val="28"/>
+                <w:cs/>
+                <w:lang w:bidi="ta-IN"/>
+              </w:rPr>
+              <w:t xml:space="preserve">வ்யம் </w:t>
+            </w:r>
+            <w:r>
+              <w:rPr>
+                <w:rFonts w:ascii="Latha" w:hAnsi="Latha" w:cs="Latha"/>
+                <w:sz w:val="28"/>
+                <w:szCs w:val="28"/>
+                <w:lang w:bidi="ta-IN"/>
+              </w:rPr>
+              <w:t>|</w:t>
+            </w:r>
+          </w:p>
+        </w:tc>
+        <w:tc>
+          <w:tcPr>
+            <w:tcW w:w="5220" w:type="dxa"/>
+            <w:tcBorders>
+              <w:top w:val="single" w:sz="4" w:space="0" w:color="000000"/>
+              <w:left w:val="single" w:sz="4" w:space="0" w:color="000000"/>
+              <w:bottom w:val="single" w:sz="4" w:space="0" w:color="000000"/>
+              <w:right w:val="single" w:sz="4" w:space="0" w:color="000000"/>
+            </w:tcBorders>
+            <w:hideMark/>
+          </w:tcPr>
+          <w:p>
+            <w:pPr>
+              <w:widowControl w:val="0"/>
+              <w:tabs>
+                <w:tab w:val="center" w:pos="4950"/>
+              </w:tabs>
+              <w:autoSpaceDE w:val="0"/>
+              <w:autoSpaceDN w:val="0"/>
+              <w:adjustRightInd w:val="0"/>
+              <w:spacing w:line="252" w:lineRule="auto"/>
+              <w:rPr>
+                <w:rFonts w:ascii="BRH Devanagari Extra" w:hAnsi="BRH Devanagari Extra" w:cs="BRH Devanagari Extra"/>
+                <w:color w:val="000000"/>
+                <w:sz w:val="40"/>
+                <w:szCs w:val="40"/>
+                <w:lang w:bidi="ta-IN"/>
+              </w:rPr>
+            </w:pPr>
+            <w:r>
+              <w:rPr>
+                <w:rFonts w:ascii="Latha" w:hAnsi="Latha" w:cs="Latha"/>
+                <w:sz w:val="28"/>
+                <w:szCs w:val="28"/>
+                <w:cs/>
+                <w:lang w:bidi="ta-IN"/>
+              </w:rPr>
+              <w:t>அ</w:t>
+            </w:r>
+            <w:r>
+              <w:rPr>
+                <w:rFonts w:ascii="BRH Tamil Tab Extra" w:hAnsi="BRH Tamil Tab Extra" w:cs="Latha"/>
+                <w:b/>
+                <w:sz w:val="32"/>
+                <w:szCs w:val="28"/>
+                <w:lang w:bidi="ta-IN"/>
+              </w:rPr>
+              <w:t>…</w:t>
+            </w:r>
+            <w:r>
+              <w:rPr>
+                <w:rFonts w:ascii="Latha" w:hAnsi="Latha" w:cs="Latha"/>
+                <w:sz w:val="28"/>
+                <w:szCs w:val="28"/>
+                <w:cs/>
+                <w:lang w:bidi="ta-IN"/>
+              </w:rPr>
+              <w:t>க்</w:t>
+            </w:r>
+            <w:r>
+              <w:rPr>
+                <w:rFonts w:ascii="Latha" w:hAnsi="Latha" w:cs="Latha"/>
+                <w:b/>
+                <w:bCs/>
+                <w:position w:val="-12"/>
+                <w:sz w:val="28"/>
+                <w:szCs w:val="28"/>
+                <w:cs/>
+                <w:lang w:bidi="ta-IN"/>
+              </w:rPr>
+              <w:t>3</w:t>
+            </w:r>
+            <w:r>
+              <w:rPr>
+                <w:rFonts w:ascii="Latha" w:hAnsi="Latha" w:cs="Latha"/>
+                <w:sz w:val="28"/>
+                <w:szCs w:val="28"/>
+                <w:cs/>
+                <w:lang w:bidi="ta-IN"/>
+              </w:rPr>
+              <w:t>னீஷோமா</w:t>
+            </w:r>
+            <w:r>
+              <w:rPr>
+                <w:rFonts w:ascii="BRH Tamil Tab Extra" w:hAnsi="BRH Tamil Tab Extra" w:cs="Latha"/>
+                <w:b/>
+                <w:sz w:val="36"/>
+                <w:szCs w:val="28"/>
+                <w:lang w:bidi="ta-IN"/>
+              </w:rPr>
+              <w:t>†</w:t>
+            </w:r>
+            <w:r>
+              <w:rPr>
+                <w:rFonts w:ascii="Latha" w:hAnsi="Latha" w:cs="Latha"/>
+                <w:sz w:val="28"/>
+                <w:szCs w:val="28"/>
+                <w:highlight w:val="green"/>
+                <w:cs/>
+                <w:lang w:bidi="ta-IN"/>
+              </w:rPr>
+              <w:t>வப்</w:t>
+            </w:r>
+            <w:r>
+              <w:rPr>
+                <w:rFonts w:ascii="Latha" w:hAnsi="Latha" w:cs="Latha"/>
+                <w:b/>
+                <w:bCs/>
+                <w:position w:val="-12"/>
+                <w:sz w:val="28"/>
+                <w:szCs w:val="28"/>
+                <w:highlight w:val="green"/>
+                <w:cs/>
+                <w:lang w:bidi="ta-IN"/>
+              </w:rPr>
+              <w:t>3</w:t>
+            </w:r>
+            <w:r>
+              <w:rPr>
+                <w:rFonts w:ascii="Latha" w:hAnsi="Latha" w:cs="Latha"/>
+                <w:sz w:val="28"/>
+                <w:szCs w:val="28"/>
+                <w:highlight w:val="green"/>
+                <w:cs/>
+                <w:lang w:bidi="ta-IN"/>
+              </w:rPr>
+              <w:t>ரு</w:t>
+            </w:r>
+            <w:r>
+              <w:rPr>
+                <w:rFonts w:ascii="Latha" w:hAnsi="Latha" w:cs="Latha"/>
+                <w:sz w:val="28"/>
+                <w:szCs w:val="28"/>
+                <w:highlight w:val="green"/>
+                <w:cs/>
+                <w:lang w:bidi="ta-IN"/>
+              </w:rPr>
+              <w:t>வ</w:t>
+            </w:r>
+            <w:r>
+              <w:rPr>
+                <w:rFonts w:ascii="Latha" w:hAnsi="Latha" w:cs="Latha"/>
+                <w:sz w:val="28"/>
+                <w:szCs w:val="28"/>
+                <w:highlight w:val="green"/>
+                <w:cs/>
+                <w:lang w:bidi="ta-IN"/>
+              </w:rPr>
+              <w:t>ன்ன்</w:t>
+            </w:r>
+            <w:r>
+              <w:rPr>
+                <w:rFonts w:ascii="Latha" w:hAnsi="Latha" w:cs="Latha"/>
+                <w:sz w:val="28"/>
+                <w:szCs w:val="28"/>
+                <w:cs/>
+                <w:lang w:bidi="ta-IN"/>
+              </w:rPr>
+              <w:t xml:space="preserve"> </w:t>
+            </w:r>
+            <w:r>
+              <w:rPr>
+                <w:rFonts w:ascii="Latha" w:hAnsi="Latha" w:cs="Latha"/>
+                <w:sz w:val="28"/>
+                <w:szCs w:val="28"/>
+                <w:lang w:bidi="ta-IN"/>
+              </w:rPr>
+              <w:t xml:space="preserve">| </w:t>
+            </w:r>
+            <w:r>
+              <w:rPr>
+                <w:rFonts w:ascii="Latha" w:hAnsi="Latha" w:cs="Latha"/>
+                <w:sz w:val="28"/>
+                <w:szCs w:val="28"/>
+                <w:cs/>
+                <w:lang w:bidi="ta-IN"/>
+              </w:rPr>
+              <w:t>அ</w:t>
+            </w:r>
+            <w:r>
+              <w:rPr>
+                <w:rFonts w:ascii="BRH Tamil Tab Extra" w:hAnsi="BRH Tamil Tab Extra" w:cs="Latha"/>
+                <w:b/>
+                <w:sz w:val="32"/>
+                <w:szCs w:val="28"/>
+                <w:lang w:bidi="ta-IN"/>
+              </w:rPr>
+              <w:t>…</w:t>
+            </w:r>
+            <w:r>
+              <w:rPr>
+                <w:rFonts w:ascii="Latha" w:hAnsi="Latha" w:cs="Latha"/>
+                <w:sz w:val="28"/>
+                <w:szCs w:val="28"/>
+                <w:cs/>
+                <w:lang w:bidi="ta-IN"/>
+              </w:rPr>
+              <w:t>க்</w:t>
+            </w:r>
+            <w:r>
+              <w:rPr>
+                <w:rFonts w:ascii="Latha" w:hAnsi="Latha" w:cs="Latha"/>
+                <w:b/>
+                <w:bCs/>
+                <w:position w:val="-12"/>
+                <w:sz w:val="28"/>
+                <w:szCs w:val="28"/>
+                <w:cs/>
+                <w:lang w:bidi="ta-IN"/>
+              </w:rPr>
+              <w:t>3</w:t>
+            </w:r>
+            <w:r>
+              <w:rPr>
+                <w:rFonts w:ascii="Latha" w:hAnsi="Latha" w:cs="Latha"/>
+                <w:sz w:val="28"/>
+                <w:szCs w:val="28"/>
+                <w:cs/>
+                <w:lang w:bidi="ta-IN"/>
+              </w:rPr>
+              <w:t>னீஷோமா</w:t>
+            </w:r>
+            <w:r>
+              <w:rPr>
+                <w:rFonts w:ascii="BRH Tamil Tab Extra" w:hAnsi="BRH Tamil Tab Extra" w:cs="Latha"/>
+                <w:b/>
+                <w:sz w:val="32"/>
+                <w:szCs w:val="28"/>
+                <w:lang w:bidi="ta-IN"/>
+              </w:rPr>
+              <w:t>…</w:t>
+            </w:r>
+            <w:r>
+              <w:rPr>
+                <w:rFonts w:ascii="Latha" w:hAnsi="Latha" w:cs="Latha"/>
+                <w:sz w:val="28"/>
+                <w:szCs w:val="28"/>
+                <w:cs/>
+                <w:lang w:bidi="ta-IN"/>
+              </w:rPr>
+              <w:t>வித்ய</w:t>
+            </w:r>
+            <w:r>
+              <w:rPr>
+                <w:rFonts w:ascii="BRH Tamil Tab Extra" w:hAnsi="BRH Tamil Tab Extra" w:cs="Latha"/>
+                <w:b/>
+                <w:sz w:val="32"/>
+                <w:szCs w:val="28"/>
+                <w:lang w:bidi="ta-IN"/>
+              </w:rPr>
+              <w:t>…</w:t>
+            </w:r>
+            <w:r>
+              <w:rPr>
+                <w:rFonts w:ascii="Latha" w:hAnsi="Latha" w:cs="Latha"/>
+                <w:sz w:val="28"/>
+                <w:szCs w:val="28"/>
+                <w:cs/>
+                <w:lang w:bidi="ta-IN"/>
+              </w:rPr>
+              <w:t>க்</w:t>
+            </w:r>
+            <w:r>
+              <w:rPr>
+                <w:rFonts w:ascii="Latha" w:hAnsi="Latha" w:cs="Latha"/>
+                <w:b/>
+                <w:bCs/>
+                <w:position w:val="-12"/>
+                <w:sz w:val="28"/>
+                <w:szCs w:val="28"/>
+                <w:cs/>
+                <w:lang w:bidi="ta-IN"/>
+              </w:rPr>
+              <w:t>3</w:t>
+            </w:r>
+            <w:r>
+              <w:rPr>
+                <w:rFonts w:ascii="Latha" w:hAnsi="Latha" w:cs="Latha"/>
+                <w:sz w:val="28"/>
+                <w:szCs w:val="28"/>
+                <w:cs/>
+                <w:lang w:bidi="ta-IN"/>
+              </w:rPr>
+              <w:t xml:space="preserve">னீ </w:t>
+            </w:r>
+            <w:r>
+              <w:rPr>
+                <w:rFonts w:ascii="Latha" w:hAnsi="Latha" w:cs="Latha"/>
+                <w:sz w:val="28"/>
+                <w:szCs w:val="28"/>
+                <w:lang w:bidi="ta-IN"/>
+              </w:rPr>
+              <w:t xml:space="preserve">- </w:t>
+            </w:r>
+            <w:r>
+              <w:rPr>
+                <w:rFonts w:ascii="Latha" w:hAnsi="Latha" w:cs="Latha"/>
+                <w:sz w:val="28"/>
+                <w:szCs w:val="28"/>
+                <w:cs/>
+                <w:lang w:bidi="ta-IN"/>
+              </w:rPr>
+              <w:t>ஸோமௌ</w:t>
+            </w:r>
+            <w:r>
+              <w:rPr>
+                <w:rFonts w:ascii="BRH Tamil Tab Extra" w:hAnsi="BRH Tamil Tab Extra" w:cs="Latha"/>
+                <w:b/>
+                <w:sz w:val="36"/>
+                <w:szCs w:val="28"/>
+                <w:lang w:bidi="ta-IN"/>
+              </w:rPr>
+              <w:t>‡</w:t>
+            </w:r>
+            <w:r>
+              <w:rPr>
+                <w:rFonts w:ascii="Latha" w:hAnsi="Latha" w:cs="Latha"/>
+                <w:sz w:val="28"/>
+                <w:szCs w:val="28"/>
+                <w:lang w:bidi="ta-IN"/>
+              </w:rPr>
+              <w:t xml:space="preserve"> | </w:t>
+            </w:r>
+            <w:r>
+              <w:rPr>
+                <w:rFonts w:ascii="Latha" w:hAnsi="Latha" w:cs="Latha"/>
+                <w:sz w:val="28"/>
+                <w:szCs w:val="28"/>
+                <w:lang w:bidi="ta-IN"/>
+              </w:rPr>
+              <w:br/>
+            </w:r>
+            <w:r>
+              <w:rPr>
+                <w:rFonts w:ascii="Latha" w:hAnsi="Latha" w:cs="Latha"/>
+                <w:sz w:val="28"/>
+                <w:szCs w:val="28"/>
+                <w:highlight w:val="green"/>
+                <w:cs/>
+                <w:lang w:bidi="ta-IN"/>
+              </w:rPr>
+              <w:t>அ</w:t>
+            </w:r>
+            <w:r>
+              <w:rPr>
+                <w:rFonts w:ascii="BRH Tamil Tab Extra" w:hAnsi="BRH Tamil Tab Extra" w:cs="Latha"/>
+                <w:b/>
+                <w:sz w:val="32"/>
+                <w:szCs w:val="28"/>
+                <w:highlight w:val="green"/>
+                <w:lang w:bidi="ta-IN"/>
+              </w:rPr>
+              <w:t>…</w:t>
+            </w:r>
+            <w:r>
+              <w:rPr>
+                <w:rFonts w:ascii="Latha" w:hAnsi="Latha" w:cs="Latha"/>
+                <w:sz w:val="28"/>
+                <w:szCs w:val="28"/>
+                <w:highlight w:val="green"/>
+                <w:cs/>
+                <w:lang w:bidi="ta-IN"/>
+              </w:rPr>
+              <w:t>ப்</w:t>
+            </w:r>
+            <w:r>
+              <w:rPr>
+                <w:rFonts w:ascii="Latha" w:hAnsi="Latha" w:cs="Latha"/>
+                <w:b/>
+                <w:bCs/>
+                <w:position w:val="-12"/>
+                <w:sz w:val="28"/>
+                <w:szCs w:val="28"/>
+                <w:highlight w:val="green"/>
+                <w:cs/>
+                <w:lang w:bidi="ta-IN"/>
+              </w:rPr>
+              <w:t>3</w:t>
+            </w:r>
+            <w:r>
+              <w:rPr>
+                <w:rFonts w:ascii="Latha" w:hAnsi="Latha" w:cs="Latha"/>
+                <w:sz w:val="28"/>
+                <w:szCs w:val="28"/>
+                <w:highlight w:val="green"/>
+                <w:cs/>
+                <w:lang w:bidi="ta-IN"/>
+              </w:rPr>
+              <w:t>ரு</w:t>
+            </w:r>
+            <w:r>
+              <w:rPr>
+                <w:rFonts w:ascii="BRH Tamil Tab Extra" w:hAnsi="BRH Tamil Tab Extra" w:cs="Latha"/>
+                <w:b/>
+                <w:sz w:val="32"/>
+                <w:szCs w:val="28"/>
+                <w:highlight w:val="green"/>
+                <w:lang w:bidi="ta-IN"/>
+              </w:rPr>
+              <w:t>…</w:t>
+            </w:r>
+            <w:r>
+              <w:rPr>
+                <w:rFonts w:ascii="Latha" w:hAnsi="Latha" w:cs="Latha"/>
+                <w:sz w:val="28"/>
+                <w:szCs w:val="28"/>
+                <w:highlight w:val="green"/>
+                <w:cs/>
+                <w:lang w:bidi="ta-IN"/>
+              </w:rPr>
+              <w:t>வ</w:t>
+            </w:r>
+            <w:r>
+              <w:rPr>
+                <w:rFonts w:ascii="BRH Tamil Tab Extra" w:hAnsi="BRH Tamil Tab Extra" w:cs="Latha"/>
+                <w:b/>
+                <w:sz w:val="32"/>
+                <w:szCs w:val="28"/>
+                <w:highlight w:val="green"/>
+                <w:lang w:bidi="ta-IN"/>
+              </w:rPr>
+              <w:t>…</w:t>
+            </w:r>
+            <w:r>
+              <w:rPr>
+                <w:rFonts w:ascii="Latha" w:hAnsi="Latha" w:cs="Latha"/>
+                <w:sz w:val="28"/>
+                <w:szCs w:val="28"/>
+                <w:highlight w:val="green"/>
+                <w:cs/>
+                <w:lang w:bidi="ta-IN"/>
+              </w:rPr>
+              <w:t>ன்</w:t>
+            </w:r>
+            <w:r>
+              <w:rPr>
+                <w:rFonts w:ascii="BRH Tamil Tab Extra" w:hAnsi="BRH Tamil Tab Extra" w:cs="Latha"/>
+                <w:b/>
+                <w:sz w:val="32"/>
+                <w:szCs w:val="28"/>
+                <w:highlight w:val="green"/>
+                <w:lang w:bidi="ta-IN"/>
+              </w:rPr>
+              <w:t>…</w:t>
+            </w:r>
+            <w:r>
+              <w:rPr>
+                <w:rFonts w:ascii="Latha" w:hAnsi="Latha" w:cs="Latha"/>
+                <w:b/>
+                <w:bCs/>
+                <w:sz w:val="32"/>
+                <w:szCs w:val="32"/>
+                <w:highlight w:val="green"/>
+                <w:lang w:bidi="ta-IN"/>
+              </w:rPr>
+              <w:t>.</w:t>
+            </w:r>
+            <w:r>
+              <w:rPr>
+                <w:rFonts w:ascii="Latha" w:hAnsi="Latha" w:cs="Latha"/>
+                <w:sz w:val="28"/>
+                <w:szCs w:val="28"/>
+                <w:lang w:bidi="ta-IN"/>
+              </w:rPr>
+              <w:t xml:space="preserve"> </w:t>
+            </w:r>
+            <w:r>
+              <w:rPr>
+                <w:rFonts w:ascii="Latha" w:hAnsi="Latha" w:cs="Latha"/>
+                <w:sz w:val="28"/>
+                <w:szCs w:val="28"/>
+                <w:cs/>
+                <w:lang w:bidi="ta-IN"/>
+              </w:rPr>
+              <w:t>ஹ</w:t>
+            </w:r>
+            <w:r>
+              <w:rPr>
+                <w:rFonts w:ascii="BRH Tamil Tab Extra" w:hAnsi="BRH Tamil Tab Extra" w:cs="Latha"/>
+                <w:b/>
+                <w:sz w:val="32"/>
+                <w:szCs w:val="28"/>
+                <w:lang w:bidi="ta-IN"/>
+              </w:rPr>
+              <w:t>…</w:t>
+            </w:r>
+            <w:r>
+              <w:rPr>
+                <w:rFonts w:ascii="Latha" w:hAnsi="Latha" w:cs="Latha"/>
+                <w:sz w:val="28"/>
+                <w:szCs w:val="28"/>
+                <w:cs/>
+                <w:lang w:bidi="ta-IN"/>
+              </w:rPr>
+              <w:t xml:space="preserve">வ்யம் </w:t>
+            </w:r>
+            <w:r>
+              <w:rPr>
+                <w:rFonts w:ascii="Latha" w:hAnsi="Latha" w:cs="Latha"/>
+                <w:sz w:val="28"/>
+                <w:szCs w:val="28"/>
+                <w:lang w:bidi="ta-IN"/>
+              </w:rPr>
+              <w:t>|</w:t>
+            </w:r>
+          </w:p>
+        </w:tc>
+      </w:tr>
+      <w:tr>
+        <w:trPr>
+          <w:trHeight w:val="1105"/>
+        </w:trPr>
+        <w:tc>
+          <w:tcPr>
+            <w:tcW w:w="3877" w:type="dxa"/>
+            <w:tcBorders>
+              <w:top w:val="single" w:sz="4" w:space="0" w:color="000000"/>
+              <w:left w:val="single" w:sz="4" w:space="0" w:color="000000"/>
+              <w:bottom w:val="single" w:sz="4" w:space="0" w:color="000000"/>
+              <w:right w:val="single" w:sz="4" w:space="0" w:color="000000"/>
+            </w:tcBorders>
+          </w:tcPr>
+          <w:p>
+            <w:pPr>
+              <w:widowControl w:val="0"/>
+              <w:tabs>
+                <w:tab w:val="left" w:pos="993"/>
+              </w:tabs>
+              <w:autoSpaceDE w:val="0"/>
+              <w:autoSpaceDN w:val="0"/>
+              <w:adjustRightInd w:val="0"/>
+              <w:spacing w:before="0" w:line="252" w:lineRule="auto"/>
+              <w:ind w:right="297"/>
+              <w:rPr>
+                <w:rFonts w:cs="Arial"/>
+                <w:b/>
+                <w:color w:val="000000"/>
+                <w:sz w:val="28"/>
+                <w:szCs w:val="32"/>
+                <w:lang w:bidi="ta-IN"/>
+              </w:rPr>
+            </w:pPr>
+            <w:r>
+              <w:rPr>
+                <w:rFonts w:cs="Arial"/>
+                <w:b/>
+                <w:color w:val="000000"/>
+                <w:sz w:val="28"/>
+                <w:szCs w:val="32"/>
+                <w:lang w:bidi="ta-IN"/>
+              </w:rPr>
+              <w:t>T.S.2.5.2.6– Kramam</w:t>
+            </w:r>
+          </w:p>
+          <w:p>
+            <w:pPr>
+              <w:widowControl w:val="0"/>
+              <w:tabs>
+                <w:tab w:val="left" w:pos="993"/>
+              </w:tabs>
+              <w:autoSpaceDE w:val="0"/>
+              <w:autoSpaceDN w:val="0"/>
+              <w:adjustRightInd w:val="0"/>
+              <w:spacing w:before="0" w:line="252" w:lineRule="auto"/>
+              <w:ind w:right="297"/>
+              <w:rPr>
+                <w:rFonts w:cs="Arial"/>
+                <w:b/>
+                <w:color w:val="000000"/>
+                <w:sz w:val="28"/>
+                <w:szCs w:val="32"/>
+                <w:lang w:bidi="ta-IN"/>
+              </w:rPr>
+            </w:pPr>
+            <w:r>
+              <w:rPr>
+                <w:rFonts w:cs="Arial"/>
+                <w:b/>
+                <w:color w:val="000000"/>
+                <w:sz w:val="28"/>
+                <w:szCs w:val="32"/>
+                <w:lang w:bidi="ta-IN"/>
+              </w:rPr>
+              <w:t>Krama Vaakyam No. – 41</w:t>
+            </w:r>
+          </w:p>
+          <w:p>
+            <w:pPr>
+              <w:widowControl w:val="0"/>
+              <w:tabs>
+                <w:tab w:val="left" w:pos="993"/>
+              </w:tabs>
+              <w:autoSpaceDE w:val="0"/>
+              <w:autoSpaceDN w:val="0"/>
+              <w:adjustRightInd w:val="0"/>
+              <w:spacing w:before="0" w:line="252" w:lineRule="auto"/>
+              <w:ind w:right="297"/>
+              <w:rPr>
+                <w:rFonts w:cs="Arial"/>
+                <w:b/>
+                <w:color w:val="000000"/>
+                <w:sz w:val="28"/>
+                <w:szCs w:val="32"/>
+                <w:lang w:bidi="ta-IN"/>
+              </w:rPr>
+            </w:pPr>
+            <w:r>
+              <w:rPr>
+                <w:rFonts w:cs="Arial"/>
+                <w:b/>
+                <w:color w:val="000000"/>
+                <w:sz w:val="28"/>
+                <w:szCs w:val="32"/>
+                <w:lang w:bidi="ta-IN"/>
+              </w:rPr>
+              <w:t>Panchaati No</w:t>
+            </w:r>
+            <w:r>
+              <w:rPr>
+                <w:rFonts w:cs="Arial"/>
+                <w:b/>
+                <w:color w:val="000000"/>
+                <w:szCs w:val="32"/>
+                <w:lang w:bidi="ta-IN"/>
+              </w:rPr>
+              <w:t xml:space="preserve">. - </w:t>
+            </w:r>
+            <w:r>
+              <w:rPr>
+                <w:rFonts w:cs="Arial"/>
+                <w:b/>
+                <w:color w:val="000000"/>
+                <w:sz w:val="28"/>
+                <w:szCs w:val="32"/>
+                <w:lang w:bidi="ta-IN"/>
+              </w:rPr>
+              <w:t>13</w:t>
+            </w:r>
+          </w:p>
+        </w:tc>
+        <w:tc>
+          <w:tcPr>
+            <w:tcW w:w="4738" w:type="dxa"/>
+            <w:tcBorders>
+              <w:top w:val="single" w:sz="4" w:space="0" w:color="000000"/>
+              <w:left w:val="single" w:sz="4" w:space="0" w:color="000000"/>
+              <w:bottom w:val="single" w:sz="4" w:space="0" w:color="000000"/>
+              <w:right w:val="single" w:sz="4" w:space="0" w:color="000000"/>
+            </w:tcBorders>
+          </w:tcPr>
+          <w:p>
+            <w:pPr>
+              <w:rPr>
+                <w:rFonts w:ascii="Latha" w:hAnsi="Latha" w:cs="Latha"/>
+                <w:sz w:val="28"/>
+                <w:szCs w:val="28"/>
+                <w:cs/>
+                <w:lang w:bidi="ta-IN"/>
+              </w:rPr>
+            </w:pPr>
+            <w:r>
+              <w:rPr>
+                <w:rFonts w:ascii="Latha" w:hAnsi="Latha" w:cs="Latha"/>
+                <w:sz w:val="28"/>
+                <w:szCs w:val="28"/>
+                <w:cs/>
+                <w:lang w:bidi="ta-IN"/>
+              </w:rPr>
+              <w:t>இ</w:t>
+            </w:r>
+            <w:r>
+              <w:rPr>
+                <w:rFonts w:ascii="BRH Tamil Tab Extra" w:hAnsi="BRH Tamil Tab Extra" w:cs="Latha"/>
+                <w:b/>
+                <w:sz w:val="32"/>
+                <w:szCs w:val="28"/>
+                <w:lang w:bidi="ta-IN"/>
+              </w:rPr>
+              <w:t>…</w:t>
+            </w:r>
+            <w:r>
+              <w:rPr>
+                <w:rFonts w:ascii="Latha" w:hAnsi="Latha" w:cs="Latha"/>
+                <w:sz w:val="28"/>
+                <w:szCs w:val="28"/>
+                <w:cs/>
+                <w:lang w:bidi="ta-IN"/>
+              </w:rPr>
+              <w:t>த</w:t>
+            </w:r>
+            <w:r>
+              <w:rPr>
+                <w:rFonts w:ascii="Latha" w:hAnsi="Latha" w:cs="Latha"/>
+                <w:b/>
+                <w:bCs/>
+                <w:position w:val="-12"/>
+                <w:sz w:val="28"/>
+                <w:szCs w:val="28"/>
+                <w:cs/>
+                <w:lang w:bidi="ta-IN"/>
+              </w:rPr>
+              <w:t>3</w:t>
+            </w:r>
+            <w:r>
+              <w:rPr>
+                <w:rFonts w:ascii="Latha" w:hAnsi="Latha" w:cs="Latha"/>
+                <w:sz w:val="28"/>
+                <w:szCs w:val="28"/>
+                <w:cs/>
+                <w:lang w:bidi="ta-IN"/>
+              </w:rPr>
+              <w:t>மச்ச</w:t>
+            </w:r>
+            <w:r>
+              <w:rPr>
+                <w:rFonts w:ascii="BRH Tamil Tab Extra" w:hAnsi="BRH Tamil Tab Extra" w:cs="Latha"/>
+                <w:b/>
+                <w:sz w:val="36"/>
+                <w:szCs w:val="28"/>
+                <w:lang w:bidi="ta-IN"/>
+              </w:rPr>
+              <w:t>†</w:t>
+            </w:r>
+            <w:r>
+              <w:rPr>
+                <w:rFonts w:ascii="Latha" w:hAnsi="Latha" w:cs="Latha"/>
+                <w:b/>
+                <w:bCs/>
+                <w:position w:val="-12"/>
+                <w:sz w:val="28"/>
+                <w:szCs w:val="28"/>
+                <w:cs/>
+                <w:lang w:bidi="ta-IN"/>
+              </w:rPr>
+              <w:t>2</w:t>
+            </w:r>
+            <w:r>
+              <w:rPr>
+                <w:rFonts w:ascii="Latha" w:hAnsi="Latha" w:cs="Latha"/>
+                <w:sz w:val="28"/>
+                <w:szCs w:val="28"/>
+                <w:cs/>
+                <w:lang w:bidi="ta-IN"/>
+              </w:rPr>
+              <w:t xml:space="preserve"> </w:t>
+            </w:r>
+            <w:r>
+              <w:rPr>
+                <w:rFonts w:ascii="Latha" w:hAnsi="Latha" w:cs="Latha"/>
+                <w:sz w:val="28"/>
+                <w:szCs w:val="28"/>
+                <w:lang w:bidi="ta-IN"/>
+              </w:rPr>
+              <w:t xml:space="preserve">| </w:t>
+            </w:r>
+            <w:r>
+              <w:rPr>
+                <w:rFonts w:ascii="Latha" w:hAnsi="Latha" w:cs="Latha"/>
+                <w:sz w:val="28"/>
+                <w:szCs w:val="28"/>
+                <w:cs/>
+                <w:lang w:bidi="ta-IN"/>
+              </w:rPr>
+              <w:t>அச்</w:t>
+            </w:r>
+            <w:r>
+              <w:rPr>
+                <w:rFonts w:ascii="Latha" w:hAnsi="Latha" w:cs="Latha"/>
+                <w:sz w:val="28"/>
+                <w:szCs w:val="28"/>
+                <w:highlight w:val="yellow"/>
+                <w:cs/>
+                <w:lang w:bidi="ta-IN"/>
+              </w:rPr>
+              <w:t>ச</w:t>
+            </w:r>
+            <w:r>
+              <w:rPr>
+                <w:rFonts w:ascii="Latha" w:hAnsi="Latha" w:cs="Latha"/>
+                <w:b/>
+                <w:bCs/>
+                <w:position w:val="-12"/>
+                <w:sz w:val="28"/>
+                <w:szCs w:val="28"/>
+                <w:highlight w:val="yellow"/>
+                <w:cs/>
+                <w:lang w:bidi="ta-IN"/>
+              </w:rPr>
+              <w:t>2</w:t>
+            </w:r>
+            <w:r>
+              <w:rPr>
+                <w:rFonts w:ascii="Latha" w:hAnsi="Latha" w:cs="Latha"/>
+                <w:sz w:val="28"/>
+                <w:szCs w:val="28"/>
+                <w:highlight w:val="yellow"/>
+                <w:cs/>
+                <w:lang w:bidi="ta-IN"/>
+              </w:rPr>
+              <w:t>இ</w:t>
+            </w:r>
+            <w:r>
+              <w:rPr>
+                <w:rFonts w:ascii="BRH Tamil Tab Extra" w:hAnsi="BRH Tamil Tab Extra" w:cs="Latha"/>
+                <w:b/>
+                <w:sz w:val="36"/>
+                <w:szCs w:val="28"/>
+                <w:highlight w:val="yellow"/>
+                <w:lang w:bidi="ta-IN"/>
+              </w:rPr>
+              <w:t>†</w:t>
+            </w:r>
+            <w:r>
+              <w:rPr>
+                <w:rFonts w:ascii="Latha" w:hAnsi="Latha" w:cs="Latha"/>
+                <w:sz w:val="28"/>
+                <w:szCs w:val="28"/>
+                <w:cs/>
+                <w:lang w:bidi="ta-IN"/>
+              </w:rPr>
+              <w:t xml:space="preserve">தி </w:t>
+            </w:r>
+            <w:r>
+              <w:rPr>
+                <w:rFonts w:ascii="Latha" w:hAnsi="Latha" w:cs="Latha"/>
+                <w:sz w:val="28"/>
+                <w:szCs w:val="28"/>
+                <w:lang w:bidi="ta-IN"/>
+              </w:rPr>
+              <w:t xml:space="preserve">| </w:t>
+            </w:r>
+            <w:r>
+              <w:rPr>
+                <w:rFonts w:ascii="Latha" w:hAnsi="Latha" w:cs="Latha"/>
+                <w:sz w:val="28"/>
+                <w:szCs w:val="28"/>
+                <w:cs/>
+                <w:lang w:bidi="ta-IN"/>
+              </w:rPr>
+              <w:t>ஏ</w:t>
+            </w:r>
+            <w:r>
+              <w:rPr>
+                <w:rFonts w:ascii="BRH Tamil Tab Extra" w:hAnsi="BRH Tamil Tab Extra" w:cs="Latha"/>
+                <w:b/>
+                <w:sz w:val="32"/>
+                <w:szCs w:val="28"/>
+                <w:lang w:bidi="ta-IN"/>
+              </w:rPr>
+              <w:t>…</w:t>
+            </w:r>
+            <w:r>
+              <w:rPr>
+                <w:rFonts w:ascii="Latha" w:hAnsi="Latha" w:cs="Latha"/>
+                <w:sz w:val="28"/>
+                <w:szCs w:val="28"/>
+                <w:cs/>
+                <w:lang w:bidi="ta-IN"/>
+              </w:rPr>
+              <w:t>தீதி</w:t>
+            </w:r>
+            <w:r>
+              <w:rPr>
+                <w:rFonts w:ascii="BRH Tamil Tab Extra" w:hAnsi="BRH Tamil Tab Extra" w:cs="Latha"/>
+                <w:b/>
+                <w:sz w:val="36"/>
+                <w:szCs w:val="28"/>
+                <w:lang w:bidi="ta-IN"/>
+              </w:rPr>
+              <w:t>†</w:t>
+            </w:r>
+          </w:p>
+        </w:tc>
+        <w:tc>
+          <w:tcPr>
+            <w:tcW w:w="5220" w:type="dxa"/>
+            <w:tcBorders>
+              <w:top w:val="single" w:sz="4" w:space="0" w:color="000000"/>
+              <w:left w:val="single" w:sz="4" w:space="0" w:color="000000"/>
+              <w:bottom w:val="single" w:sz="4" w:space="0" w:color="000000"/>
+              <w:right w:val="single" w:sz="4" w:space="0" w:color="000000"/>
+            </w:tcBorders>
+          </w:tcPr>
+          <w:p>
+            <w:pPr>
+              <w:widowControl w:val="0"/>
+              <w:tabs>
+                <w:tab w:val="center" w:pos="4950"/>
+              </w:tabs>
+              <w:autoSpaceDE w:val="0"/>
+              <w:autoSpaceDN w:val="0"/>
+              <w:adjustRightInd w:val="0"/>
+              <w:spacing w:line="252" w:lineRule="auto"/>
+              <w:rPr>
+                <w:rFonts w:ascii="Latha" w:hAnsi="Latha" w:cs="Latha"/>
+                <w:sz w:val="28"/>
+                <w:szCs w:val="28"/>
+                <w:cs/>
+                <w:lang w:bidi="ta-IN"/>
+              </w:rPr>
+            </w:pPr>
+            <w:r>
+              <w:rPr>
+                <w:rFonts w:ascii="Latha" w:hAnsi="Latha" w:cs="Latha"/>
+                <w:sz w:val="28"/>
+                <w:szCs w:val="28"/>
+                <w:cs/>
+                <w:lang w:bidi="ta-IN"/>
+              </w:rPr>
+              <w:t>இ</w:t>
+            </w:r>
+            <w:r>
+              <w:rPr>
+                <w:rFonts w:ascii="BRH Tamil Tab Extra" w:hAnsi="BRH Tamil Tab Extra" w:cs="Latha"/>
+                <w:b/>
+                <w:sz w:val="32"/>
+                <w:szCs w:val="28"/>
+                <w:lang w:bidi="ta-IN"/>
+              </w:rPr>
+              <w:t>…</w:t>
+            </w:r>
+            <w:r>
+              <w:rPr>
+                <w:rFonts w:ascii="Latha" w:hAnsi="Latha" w:cs="Latha"/>
+                <w:sz w:val="28"/>
+                <w:szCs w:val="28"/>
+                <w:cs/>
+                <w:lang w:bidi="ta-IN"/>
+              </w:rPr>
+              <w:t>த</w:t>
+            </w:r>
+            <w:r>
+              <w:rPr>
+                <w:rFonts w:ascii="Latha" w:hAnsi="Latha" w:cs="Latha"/>
+                <w:b/>
+                <w:bCs/>
+                <w:position w:val="-12"/>
+                <w:sz w:val="28"/>
+                <w:szCs w:val="28"/>
+                <w:cs/>
+                <w:lang w:bidi="ta-IN"/>
+              </w:rPr>
+              <w:t>3</w:t>
+            </w:r>
+            <w:r>
+              <w:rPr>
+                <w:rFonts w:ascii="Latha" w:hAnsi="Latha" w:cs="Latha"/>
+                <w:sz w:val="28"/>
+                <w:szCs w:val="28"/>
+                <w:cs/>
+                <w:lang w:bidi="ta-IN"/>
+              </w:rPr>
+              <w:t>மச்ச</w:t>
+            </w:r>
+            <w:r>
+              <w:rPr>
+                <w:rFonts w:ascii="BRH Tamil Tab Extra" w:hAnsi="BRH Tamil Tab Extra" w:cs="Latha"/>
+                <w:b/>
+                <w:sz w:val="36"/>
+                <w:szCs w:val="28"/>
+                <w:lang w:bidi="ta-IN"/>
+              </w:rPr>
+              <w:t>†</w:t>
+            </w:r>
+            <w:r>
+              <w:rPr>
+                <w:rFonts w:ascii="Latha" w:hAnsi="Latha" w:cs="Latha"/>
+                <w:b/>
+                <w:bCs/>
+                <w:position w:val="-12"/>
+                <w:sz w:val="28"/>
+                <w:szCs w:val="28"/>
+                <w:cs/>
+                <w:lang w:bidi="ta-IN"/>
+              </w:rPr>
+              <w:t>2</w:t>
+            </w:r>
+            <w:r>
+              <w:rPr>
+                <w:rFonts w:ascii="Latha" w:hAnsi="Latha" w:cs="Latha"/>
+                <w:sz w:val="28"/>
+                <w:szCs w:val="28"/>
+                <w:cs/>
+                <w:lang w:bidi="ta-IN"/>
+              </w:rPr>
+              <w:t xml:space="preserve"> </w:t>
+            </w:r>
+            <w:r>
+              <w:rPr>
+                <w:rFonts w:ascii="Latha" w:hAnsi="Latha" w:cs="Latha"/>
+                <w:sz w:val="28"/>
+                <w:szCs w:val="28"/>
+                <w:lang w:bidi="ta-IN"/>
+              </w:rPr>
+              <w:t xml:space="preserve">| </w:t>
+            </w:r>
+            <w:r>
+              <w:rPr>
+                <w:rFonts w:ascii="Latha" w:hAnsi="Latha" w:cs="Latha"/>
+                <w:sz w:val="28"/>
+                <w:szCs w:val="28"/>
+                <w:cs/>
+                <w:lang w:bidi="ta-IN"/>
+              </w:rPr>
+              <w:t>அ</w:t>
+            </w:r>
+            <w:r>
+              <w:rPr>
+                <w:rFonts w:ascii="Latha" w:hAnsi="Latha" w:cs="Latha"/>
+                <w:sz w:val="28"/>
+                <w:szCs w:val="28"/>
+                <w:highlight w:val="green"/>
+                <w:cs/>
+                <w:lang w:bidi="ta-IN"/>
+              </w:rPr>
+              <w:t>ச்</w:t>
+            </w:r>
+            <w:r>
+              <w:rPr>
+                <w:rFonts w:ascii="Latha" w:hAnsi="Latha" w:cs="Latha" w:hint="cs"/>
+                <w:sz w:val="28"/>
+                <w:szCs w:val="28"/>
+                <w:highlight w:val="green"/>
+                <w:cs/>
+                <w:lang w:bidi="ta-IN"/>
+              </w:rPr>
+              <w:t>சை</w:t>
+            </w:r>
+            <w:r>
+              <w:rPr>
+                <w:rFonts w:ascii="BRH Tamil Tab Extra" w:hAnsi="BRH Tamil Tab Extra" w:cs="Latha"/>
+                <w:b/>
+                <w:sz w:val="36"/>
+                <w:szCs w:val="28"/>
+                <w:highlight w:val="yellow"/>
+                <w:lang w:bidi="ta-IN"/>
+              </w:rPr>
+              <w:t>†</w:t>
+            </w:r>
+            <w:r>
+              <w:rPr>
+                <w:rFonts w:ascii="Latha" w:hAnsi="Latha" w:cs="Latha"/>
+                <w:sz w:val="28"/>
+                <w:szCs w:val="28"/>
+                <w:cs/>
+                <w:lang w:bidi="ta-IN"/>
+              </w:rPr>
+              <w:t xml:space="preserve">தி </w:t>
+            </w:r>
+            <w:r>
+              <w:rPr>
+                <w:rFonts w:ascii="Latha" w:hAnsi="Latha" w:cs="Latha"/>
+                <w:sz w:val="28"/>
+                <w:szCs w:val="28"/>
+                <w:lang w:bidi="ta-IN"/>
+              </w:rPr>
+              <w:t xml:space="preserve">| </w:t>
+            </w:r>
+            <w:r>
+              <w:rPr>
+                <w:rFonts w:ascii="Latha" w:hAnsi="Latha" w:cs="Latha"/>
+                <w:sz w:val="28"/>
+                <w:szCs w:val="28"/>
+                <w:lang w:bidi="ta-IN"/>
+              </w:rPr>
+              <w:br/>
+            </w:r>
+            <w:r>
+              <w:rPr>
+                <w:rFonts w:ascii="Latha" w:hAnsi="Latha" w:cs="Latha"/>
+                <w:sz w:val="28"/>
+                <w:szCs w:val="28"/>
+                <w:cs/>
+                <w:lang w:bidi="ta-IN"/>
+              </w:rPr>
+              <w:t>ஏ</w:t>
+            </w:r>
+            <w:r>
+              <w:rPr>
+                <w:rFonts w:ascii="BRH Tamil Tab Extra" w:hAnsi="BRH Tamil Tab Extra" w:cs="Latha"/>
+                <w:b/>
+                <w:sz w:val="32"/>
+                <w:szCs w:val="28"/>
+                <w:lang w:bidi="ta-IN"/>
+              </w:rPr>
+              <w:t>…</w:t>
+            </w:r>
+            <w:r>
+              <w:rPr>
+                <w:rFonts w:ascii="Latha" w:hAnsi="Latha" w:cs="Latha"/>
+                <w:sz w:val="28"/>
+                <w:szCs w:val="28"/>
+                <w:cs/>
+                <w:lang w:bidi="ta-IN"/>
+              </w:rPr>
+              <w:t>தீதி</w:t>
+            </w:r>
+            <w:r>
+              <w:rPr>
+                <w:rFonts w:ascii="BRH Tamil Tab Extra" w:hAnsi="BRH Tamil Tab Extra" w:cs="Latha"/>
+                <w:b/>
+                <w:sz w:val="36"/>
+                <w:szCs w:val="28"/>
+                <w:lang w:bidi="ta-IN"/>
+              </w:rPr>
+              <w:t>†</w:t>
+            </w:r>
+          </w:p>
+        </w:tc>
+      </w:tr>
+      <w:tr>
+        <w:trPr>
+          <w:trHeight w:val="1105"/>
+        </w:trPr>
+        <w:tc>
+          <w:tcPr>
+            <w:tcW w:w="3877" w:type="dxa"/>
+            <w:tcBorders>
+              <w:top w:val="single" w:sz="4" w:space="0" w:color="000000"/>
+              <w:left w:val="single" w:sz="4" w:space="0" w:color="000000"/>
+              <w:bottom w:val="single" w:sz="4" w:space="0" w:color="000000"/>
+              <w:right w:val="single" w:sz="4" w:space="0" w:color="000000"/>
+            </w:tcBorders>
+          </w:tcPr>
+          <w:p>
+            <w:pPr>
+              <w:widowControl w:val="0"/>
+              <w:tabs>
+                <w:tab w:val="left" w:pos="993"/>
+              </w:tabs>
+              <w:autoSpaceDE w:val="0"/>
+              <w:autoSpaceDN w:val="0"/>
+              <w:adjustRightInd w:val="0"/>
+              <w:spacing w:before="0" w:line="252" w:lineRule="auto"/>
+              <w:ind w:right="297"/>
+              <w:rPr>
+                <w:rFonts w:cs="Arial"/>
+                <w:b/>
+                <w:color w:val="000000"/>
+                <w:sz w:val="28"/>
+                <w:szCs w:val="32"/>
+                <w:lang w:bidi="ta-IN"/>
+              </w:rPr>
+            </w:pPr>
+            <w:r>
+              <w:rPr>
+                <w:rFonts w:cs="Arial"/>
+                <w:b/>
+                <w:color w:val="000000"/>
+                <w:sz w:val="28"/>
+                <w:szCs w:val="32"/>
+                <w:lang w:bidi="ta-IN"/>
+              </w:rPr>
+              <w:t>T.S.2.5.5.2 Kramam</w:t>
+            </w:r>
+          </w:p>
+          <w:p>
+            <w:pPr>
+              <w:widowControl w:val="0"/>
+              <w:tabs>
+                <w:tab w:val="left" w:pos="993"/>
+              </w:tabs>
+              <w:autoSpaceDE w:val="0"/>
+              <w:autoSpaceDN w:val="0"/>
+              <w:adjustRightInd w:val="0"/>
+              <w:spacing w:before="0" w:line="252" w:lineRule="auto"/>
+              <w:ind w:right="297"/>
+              <w:rPr>
+                <w:rFonts w:cs="Arial"/>
+                <w:b/>
+                <w:color w:val="000000"/>
+                <w:sz w:val="28"/>
+                <w:szCs w:val="32"/>
+                <w:lang w:bidi="ta-IN"/>
+              </w:rPr>
+            </w:pPr>
+            <w:r>
+              <w:rPr>
+                <w:rFonts w:cs="Arial"/>
+                <w:b/>
+                <w:color w:val="000000"/>
+                <w:sz w:val="28"/>
+                <w:szCs w:val="32"/>
+                <w:lang w:bidi="ta-IN"/>
+              </w:rPr>
+              <w:t>Krama Vaakyam No. – 16</w:t>
+            </w:r>
+          </w:p>
+          <w:p>
+            <w:pPr>
+              <w:widowControl w:val="0"/>
+              <w:tabs>
+                <w:tab w:val="left" w:pos="993"/>
+              </w:tabs>
+              <w:autoSpaceDE w:val="0"/>
+              <w:autoSpaceDN w:val="0"/>
+              <w:adjustRightInd w:val="0"/>
+              <w:spacing w:before="0" w:line="252" w:lineRule="auto"/>
+              <w:ind w:right="297"/>
+              <w:rPr>
+                <w:rFonts w:cs="Arial"/>
+                <w:b/>
+                <w:color w:val="000000"/>
+                <w:sz w:val="28"/>
+                <w:szCs w:val="32"/>
+                <w:lang w:bidi="ta-IN"/>
+              </w:rPr>
+            </w:pPr>
+            <w:r>
+              <w:rPr>
+                <w:rFonts w:cs="Arial"/>
+                <w:b/>
+                <w:color w:val="000000"/>
+                <w:sz w:val="28"/>
+                <w:szCs w:val="32"/>
+                <w:lang w:bidi="ta-IN"/>
+              </w:rPr>
+              <w:t>Panchaati No</w:t>
+            </w:r>
+            <w:r>
+              <w:rPr>
+                <w:rFonts w:cs="Arial"/>
+                <w:b/>
+                <w:color w:val="000000"/>
+                <w:szCs w:val="32"/>
+                <w:lang w:bidi="ta-IN"/>
+              </w:rPr>
+              <w:t>. -</w:t>
+            </w:r>
+            <w:r>
+              <w:rPr>
+                <w:rFonts w:cs="Arial"/>
+                <w:b/>
+                <w:color w:val="000000"/>
+                <w:sz w:val="28"/>
+                <w:szCs w:val="28"/>
+                <w:lang w:bidi="ta-IN"/>
+              </w:rPr>
+              <w:t xml:space="preserve"> 28</w:t>
+            </w:r>
+          </w:p>
+        </w:tc>
+        <w:tc>
+          <w:tcPr>
+            <w:tcW w:w="4738" w:type="dxa"/>
+            <w:tcBorders>
+              <w:top w:val="single" w:sz="4" w:space="0" w:color="000000"/>
+              <w:left w:val="single" w:sz="4" w:space="0" w:color="000000"/>
+              <w:bottom w:val="single" w:sz="4" w:space="0" w:color="000000"/>
+              <w:right w:val="single" w:sz="4" w:space="0" w:color="000000"/>
+            </w:tcBorders>
+          </w:tcPr>
+          <w:p>
+            <w:pPr>
+              <w:rPr>
+                <w:rFonts w:ascii="Latha" w:hAnsi="Latha" w:cs="Latha"/>
+                <w:sz w:val="28"/>
+                <w:szCs w:val="28"/>
+                <w:cs/>
+                <w:lang w:bidi="ta-IN"/>
+              </w:rPr>
+            </w:pPr>
+            <w:r>
+              <w:rPr>
+                <w:rFonts w:ascii="Latha" w:hAnsi="Latha" w:cs="Latha"/>
+                <w:color w:val="EE0000"/>
+                <w:sz w:val="28"/>
+                <w:szCs w:val="28"/>
+                <w:highlight w:val="yellow"/>
+                <w:cs/>
+                <w:lang w:bidi="ta-IN"/>
+              </w:rPr>
+              <w:t>அ</w:t>
+            </w:r>
+            <w:r>
+              <w:rPr>
+                <w:rFonts w:ascii="BRH Tamil Tab Extra" w:hAnsi="BRH Tamil Tab Extra" w:cs="Latha"/>
+                <w:b/>
+                <w:color w:val="EE0000"/>
+                <w:sz w:val="32"/>
+                <w:szCs w:val="28"/>
+                <w:highlight w:val="yellow"/>
+                <w:lang w:bidi="ta-IN"/>
+              </w:rPr>
+              <w:t>…</w:t>
+            </w:r>
+            <w:r>
+              <w:rPr>
+                <w:rFonts w:ascii="Latha" w:hAnsi="Latha" w:cs="Latha"/>
+                <w:color w:val="EE0000"/>
+                <w:sz w:val="28"/>
+                <w:szCs w:val="28"/>
+                <w:highlight w:val="yellow"/>
+                <w:cs/>
+                <w:lang w:bidi="ta-IN"/>
+              </w:rPr>
+              <w:t>ஷா</w:t>
+            </w:r>
+            <w:r>
+              <w:rPr>
+                <w:rFonts w:ascii="BRH Tamil Tab Extra" w:hAnsi="BRH Tamil Tab Extra" w:cs="Latha"/>
+                <w:b/>
+                <w:color w:val="EE0000"/>
+                <w:sz w:val="36"/>
+                <w:szCs w:val="28"/>
+                <w:highlight w:val="yellow"/>
+                <w:lang w:bidi="ta-IN"/>
+              </w:rPr>
+              <w:t>†</w:t>
+            </w:r>
+            <w:r>
+              <w:rPr>
+                <w:rFonts w:ascii="Latha" w:hAnsi="Latha" w:cs="Latha"/>
+                <w:sz w:val="28"/>
+                <w:szCs w:val="28"/>
+                <w:highlight w:val="yellow"/>
+                <w:cs/>
+                <w:lang w:bidi="ta-IN"/>
+              </w:rPr>
+              <w:t>க</w:t>
+            </w:r>
+            <w:r>
+              <w:rPr>
+                <w:rFonts w:ascii="Latha" w:hAnsi="Latha" w:cs="Latha"/>
+                <w:sz w:val="28"/>
+                <w:szCs w:val="28"/>
+                <w:cs/>
+                <w:lang w:bidi="ta-IN"/>
+              </w:rPr>
+              <w:t>பால</w:t>
+            </w:r>
+            <w:r>
+              <w:rPr>
+                <w:rFonts w:ascii="BRH Tamil Tab Extra" w:hAnsi="BRH Tamil Tab Extra" w:cs="Latha"/>
+                <w:b/>
+                <w:sz w:val="32"/>
+                <w:szCs w:val="28"/>
+                <w:lang w:bidi="ta-IN"/>
+              </w:rPr>
+              <w:t>…</w:t>
+            </w:r>
+            <w:r>
+              <w:rPr>
+                <w:rFonts w:ascii="Latha" w:hAnsi="Latha" w:cs="Latha"/>
+                <w:sz w:val="28"/>
+                <w:szCs w:val="28"/>
+                <w:cs/>
+                <w:lang w:bidi="ta-IN"/>
+              </w:rPr>
+              <w:t>மித்ய</w:t>
+            </w:r>
+            <w:r>
+              <w:rPr>
+                <w:rFonts w:ascii="BRH Tamil Tab Extra" w:hAnsi="BRH Tamil Tab Extra" w:cs="Latha"/>
+                <w:b/>
+                <w:sz w:val="32"/>
+                <w:szCs w:val="28"/>
+                <w:lang w:bidi="ta-IN"/>
+              </w:rPr>
+              <w:t>…</w:t>
+            </w:r>
+            <w:r>
+              <w:rPr>
+                <w:rFonts w:ascii="Latha" w:hAnsi="Latha" w:cs="Latha"/>
+                <w:sz w:val="28"/>
+                <w:szCs w:val="28"/>
+                <w:cs/>
+                <w:lang w:bidi="ta-IN"/>
+              </w:rPr>
+              <w:t xml:space="preserve">ஷ்டா </w:t>
+            </w:r>
+            <w:r>
+              <w:rPr>
+                <w:rFonts w:ascii="Latha" w:hAnsi="Latha" w:cs="Latha"/>
+                <w:sz w:val="28"/>
+                <w:szCs w:val="28"/>
+                <w:lang w:bidi="ta-IN"/>
+              </w:rPr>
+              <w:t xml:space="preserve">- </w:t>
+            </w:r>
+            <w:r>
+              <w:rPr>
+                <w:rFonts w:ascii="Latha" w:hAnsi="Latha" w:cs="Latha"/>
+                <w:sz w:val="28"/>
+                <w:szCs w:val="28"/>
+                <w:cs/>
+                <w:lang w:bidi="ta-IN"/>
+              </w:rPr>
+              <w:t>க</w:t>
+            </w:r>
+            <w:r>
+              <w:rPr>
+                <w:rFonts w:ascii="BRH Tamil Tab Extra" w:hAnsi="BRH Tamil Tab Extra" w:cs="Latha"/>
+                <w:b/>
+                <w:sz w:val="32"/>
+                <w:szCs w:val="28"/>
+                <w:lang w:bidi="ta-IN"/>
+              </w:rPr>
+              <w:t>…</w:t>
+            </w:r>
+            <w:r>
+              <w:rPr>
+                <w:rFonts w:ascii="Latha" w:hAnsi="Latha" w:cs="Latha"/>
+                <w:sz w:val="28"/>
+                <w:szCs w:val="28"/>
+                <w:cs/>
+                <w:lang w:bidi="ta-IN"/>
+              </w:rPr>
+              <w:t>பா</w:t>
+            </w:r>
+            <w:r>
+              <w:rPr>
+                <w:rFonts w:ascii="BRH Tamil Tab Extra" w:hAnsi="BRH Tamil Tab Extra" w:cs="Latha"/>
+                <w:b/>
+                <w:sz w:val="32"/>
+                <w:szCs w:val="28"/>
+                <w:lang w:bidi="ta-IN"/>
+              </w:rPr>
+              <w:t>…</w:t>
+            </w:r>
+            <w:r>
+              <w:rPr>
+                <w:rFonts w:ascii="Latha" w:hAnsi="Latha" w:cs="Latha"/>
+                <w:sz w:val="28"/>
+                <w:szCs w:val="28"/>
+                <w:cs/>
+                <w:lang w:bidi="ta-IN"/>
+              </w:rPr>
+              <w:t>ல</w:t>
+            </w:r>
+            <w:r>
+              <w:rPr>
+                <w:rFonts w:ascii="BRH Tamil Tab Extra" w:hAnsi="BRH Tamil Tab Extra" w:cs="Latha"/>
+                <w:b/>
+                <w:sz w:val="32"/>
+                <w:szCs w:val="28"/>
+                <w:lang w:bidi="ta-IN"/>
+              </w:rPr>
+              <w:t>…</w:t>
+            </w:r>
+            <w:r>
+              <w:rPr>
+                <w:rFonts w:ascii="Latha" w:hAnsi="Latha" w:cs="Latha"/>
+                <w:sz w:val="28"/>
+                <w:szCs w:val="28"/>
+                <w:cs/>
+                <w:lang w:bidi="ta-IN"/>
+              </w:rPr>
+              <w:t xml:space="preserve">ம் </w:t>
+            </w:r>
+            <w:r>
+              <w:rPr>
+                <w:rFonts w:ascii="Latha" w:hAnsi="Latha" w:cs="Latha"/>
+                <w:sz w:val="28"/>
+                <w:szCs w:val="28"/>
+                <w:lang w:bidi="ta-IN"/>
+              </w:rPr>
+              <w:t>|</w:t>
+            </w:r>
+          </w:p>
+        </w:tc>
+        <w:tc>
+          <w:tcPr>
+            <w:tcW w:w="5220" w:type="dxa"/>
+            <w:tcBorders>
+              <w:top w:val="single" w:sz="4" w:space="0" w:color="000000"/>
+              <w:left w:val="single" w:sz="4" w:space="0" w:color="000000"/>
+              <w:bottom w:val="single" w:sz="4" w:space="0" w:color="000000"/>
+              <w:right w:val="single" w:sz="4" w:space="0" w:color="000000"/>
+            </w:tcBorders>
+          </w:tcPr>
+          <w:p>
+            <w:pPr>
+              <w:widowControl w:val="0"/>
+              <w:tabs>
+                <w:tab w:val="center" w:pos="4950"/>
+              </w:tabs>
+              <w:autoSpaceDE w:val="0"/>
+              <w:autoSpaceDN w:val="0"/>
+              <w:adjustRightInd w:val="0"/>
+              <w:spacing w:line="252" w:lineRule="auto"/>
+              <w:rPr>
+                <w:rFonts w:ascii="Latha" w:hAnsi="Latha" w:cs="Latha"/>
+                <w:sz w:val="28"/>
+                <w:szCs w:val="28"/>
+                <w:cs/>
+                <w:lang w:bidi="ta-IN"/>
+              </w:rPr>
+            </w:pPr>
+            <w:r>
+              <w:rPr>
+                <w:rFonts w:ascii="Latha" w:hAnsi="Latha" w:cs="Latha"/>
+                <w:sz w:val="28"/>
+                <w:szCs w:val="28"/>
+                <w:highlight w:val="green"/>
+                <w:cs/>
+                <w:lang w:bidi="ta-IN"/>
+              </w:rPr>
+              <w:t>அ</w:t>
+            </w:r>
+            <w:r>
+              <w:rPr>
+                <w:rFonts w:ascii="BRH Tamil Tab Extra" w:hAnsi="BRH Tamil Tab Extra" w:cs="Latha"/>
+                <w:b/>
+                <w:sz w:val="32"/>
+                <w:szCs w:val="28"/>
+                <w:highlight w:val="green"/>
+                <w:lang w:bidi="ta-IN"/>
+              </w:rPr>
+              <w:t>…</w:t>
+            </w:r>
+            <w:r>
+              <w:rPr>
+                <w:rFonts w:ascii="Latha" w:hAnsi="Latha" w:cs="Latha"/>
+                <w:sz w:val="28"/>
+                <w:szCs w:val="28"/>
+                <w:highlight w:val="green"/>
+                <w:cs/>
+                <w:lang w:bidi="ta-IN"/>
+              </w:rPr>
+              <w:t>ஷ்டாக</w:t>
+            </w:r>
+            <w:r>
+              <w:rPr>
+                <w:rFonts w:ascii="BRH Tamil Tab Extra" w:hAnsi="BRH Tamil Tab Extra" w:cs="Latha"/>
+                <w:b/>
+                <w:sz w:val="36"/>
+                <w:szCs w:val="28"/>
+                <w:highlight w:val="green"/>
+                <w:lang w:bidi="ta-IN"/>
+              </w:rPr>
+              <w:t>†</w:t>
+            </w:r>
+            <w:r>
+              <w:rPr>
+                <w:rFonts w:ascii="Latha" w:hAnsi="Latha" w:cs="Latha"/>
+                <w:sz w:val="28"/>
+                <w:szCs w:val="28"/>
+                <w:cs/>
+                <w:lang w:bidi="ta-IN"/>
+              </w:rPr>
+              <w:t>பால</w:t>
+            </w:r>
+            <w:r>
+              <w:rPr>
+                <w:rFonts w:ascii="BRH Tamil Tab Extra" w:hAnsi="BRH Tamil Tab Extra" w:cs="Latha"/>
+                <w:b/>
+                <w:sz w:val="32"/>
+                <w:szCs w:val="28"/>
+                <w:lang w:bidi="ta-IN"/>
+              </w:rPr>
+              <w:t>…</w:t>
+            </w:r>
+            <w:r>
+              <w:rPr>
+                <w:rFonts w:ascii="Latha" w:hAnsi="Latha" w:cs="Latha"/>
+                <w:sz w:val="28"/>
+                <w:szCs w:val="28"/>
+                <w:cs/>
+                <w:lang w:bidi="ta-IN"/>
+              </w:rPr>
+              <w:t>மித்ய</w:t>
+            </w:r>
+            <w:r>
+              <w:rPr>
+                <w:rFonts w:ascii="BRH Tamil Tab Extra" w:hAnsi="BRH Tamil Tab Extra" w:cs="Latha"/>
+                <w:b/>
+                <w:sz w:val="32"/>
+                <w:szCs w:val="28"/>
+                <w:lang w:bidi="ta-IN"/>
+              </w:rPr>
+              <w:t>…</w:t>
+            </w:r>
+            <w:r>
+              <w:rPr>
+                <w:rFonts w:ascii="Latha" w:hAnsi="Latha" w:cs="Latha"/>
+                <w:sz w:val="28"/>
+                <w:szCs w:val="28"/>
+                <w:cs/>
+                <w:lang w:bidi="ta-IN"/>
+              </w:rPr>
+              <w:t xml:space="preserve">ஷ்டா </w:t>
+            </w:r>
+            <w:r>
+              <w:rPr>
+                <w:rFonts w:ascii="Latha" w:hAnsi="Latha" w:cs="Latha"/>
+                <w:sz w:val="28"/>
+                <w:szCs w:val="28"/>
+                <w:lang w:bidi="ta-IN"/>
+              </w:rPr>
+              <w:t xml:space="preserve">- </w:t>
+            </w:r>
+            <w:r>
+              <w:rPr>
+                <w:rFonts w:ascii="Latha" w:hAnsi="Latha" w:cs="Latha"/>
+                <w:sz w:val="28"/>
+                <w:szCs w:val="28"/>
+                <w:cs/>
+                <w:lang w:bidi="ta-IN"/>
+              </w:rPr>
+              <w:t>க</w:t>
+            </w:r>
+            <w:r>
+              <w:rPr>
+                <w:rFonts w:ascii="BRH Tamil Tab Extra" w:hAnsi="BRH Tamil Tab Extra" w:cs="Latha"/>
+                <w:b/>
+                <w:sz w:val="32"/>
+                <w:szCs w:val="28"/>
+                <w:lang w:bidi="ta-IN"/>
+              </w:rPr>
+              <w:t>…</w:t>
+            </w:r>
+            <w:r>
+              <w:rPr>
+                <w:rFonts w:ascii="Latha" w:hAnsi="Latha" w:cs="Latha"/>
+                <w:sz w:val="28"/>
+                <w:szCs w:val="28"/>
+                <w:cs/>
+                <w:lang w:bidi="ta-IN"/>
+              </w:rPr>
+              <w:t>பா</w:t>
+            </w:r>
+            <w:r>
+              <w:rPr>
+                <w:rFonts w:ascii="BRH Tamil Tab Extra" w:hAnsi="BRH Tamil Tab Extra" w:cs="Latha"/>
+                <w:b/>
+                <w:sz w:val="32"/>
+                <w:szCs w:val="28"/>
+                <w:lang w:bidi="ta-IN"/>
+              </w:rPr>
+              <w:t>…</w:t>
+            </w:r>
+            <w:r>
+              <w:rPr>
+                <w:rFonts w:ascii="Latha" w:hAnsi="Latha" w:cs="Latha"/>
+                <w:sz w:val="28"/>
+                <w:szCs w:val="28"/>
+                <w:cs/>
+                <w:lang w:bidi="ta-IN"/>
+              </w:rPr>
+              <w:t>ல</w:t>
+            </w:r>
+            <w:r>
+              <w:rPr>
+                <w:rFonts w:ascii="BRH Tamil Tab Extra" w:hAnsi="BRH Tamil Tab Extra" w:cs="Latha"/>
+                <w:b/>
+                <w:sz w:val="32"/>
+                <w:szCs w:val="28"/>
+                <w:lang w:bidi="ta-IN"/>
+              </w:rPr>
+              <w:t>…</w:t>
+            </w:r>
+            <w:r>
+              <w:rPr>
+                <w:rFonts w:ascii="Latha" w:hAnsi="Latha" w:cs="Latha"/>
+                <w:sz w:val="28"/>
+                <w:szCs w:val="28"/>
+                <w:cs/>
+                <w:lang w:bidi="ta-IN"/>
+              </w:rPr>
+              <w:t xml:space="preserve">ம் </w:t>
+            </w:r>
+            <w:r>
+              <w:rPr>
+                <w:rFonts w:ascii="Latha" w:hAnsi="Latha" w:cs="Latha"/>
+                <w:sz w:val="28"/>
+                <w:szCs w:val="28"/>
+                <w:lang w:bidi="ta-IN"/>
+              </w:rPr>
+              <w:t>|</w:t>
+            </w:r>
+          </w:p>
+        </w:tc>
+      </w:tr>
+      <w:tr>
+        <w:trPr>
+          <w:trHeight w:val="1105"/>
+        </w:trPr>
+        <w:tc>
+          <w:tcPr>
+            <w:tcW w:w="3877" w:type="dxa"/>
+            <w:tcBorders>
+              <w:top w:val="single" w:sz="4" w:space="0" w:color="000000"/>
+              <w:left w:val="single" w:sz="4" w:space="0" w:color="000000"/>
+              <w:bottom w:val="single" w:sz="4" w:space="0" w:color="000000"/>
+              <w:right w:val="single" w:sz="4" w:space="0" w:color="000000"/>
+            </w:tcBorders>
+          </w:tcPr>
+          <w:p>
+            <w:pPr>
+              <w:widowControl w:val="0"/>
+              <w:tabs>
+                <w:tab w:val="left" w:pos="993"/>
+              </w:tabs>
+              <w:autoSpaceDE w:val="0"/>
+              <w:autoSpaceDN w:val="0"/>
+              <w:adjustRightInd w:val="0"/>
+              <w:spacing w:before="0" w:line="252" w:lineRule="auto"/>
+              <w:ind w:right="297"/>
+              <w:rPr>
+                <w:rFonts w:cs="Arial"/>
+                <w:b/>
+                <w:color w:val="000000"/>
+                <w:sz w:val="28"/>
+                <w:szCs w:val="32"/>
+                <w:lang w:bidi="ta-IN"/>
+              </w:rPr>
+            </w:pPr>
+            <w:r>
+              <w:rPr>
+                <w:rFonts w:cs="Arial"/>
+                <w:b/>
+                <w:color w:val="000000"/>
+                <w:sz w:val="28"/>
+                <w:szCs w:val="32"/>
+                <w:lang w:bidi="ta-IN"/>
+              </w:rPr>
+              <w:lastRenderedPageBreak/>
+              <w:t>T.S.2.5.8.5 Kramam</w:t>
+            </w:r>
+          </w:p>
+          <w:p>
+            <w:pPr>
+              <w:widowControl w:val="0"/>
+              <w:tabs>
+                <w:tab w:val="left" w:pos="993"/>
+              </w:tabs>
+              <w:autoSpaceDE w:val="0"/>
+              <w:autoSpaceDN w:val="0"/>
+              <w:adjustRightInd w:val="0"/>
+              <w:spacing w:before="0" w:line="252" w:lineRule="auto"/>
+              <w:ind w:right="297"/>
+              <w:rPr>
+                <w:rFonts w:cs="Arial"/>
+                <w:b/>
+                <w:color w:val="000000"/>
+                <w:sz w:val="28"/>
+                <w:szCs w:val="32"/>
+                <w:lang w:bidi="ta-IN"/>
+              </w:rPr>
+            </w:pPr>
+            <w:r>
+              <w:rPr>
+                <w:rFonts w:cs="Arial"/>
+                <w:b/>
+                <w:color w:val="000000"/>
+                <w:sz w:val="28"/>
+                <w:szCs w:val="32"/>
+                <w:lang w:bidi="ta-IN"/>
+              </w:rPr>
+              <w:t>Krama Vaakyam No. – 47</w:t>
+            </w:r>
+          </w:p>
+          <w:p>
+            <w:pPr>
+              <w:widowControl w:val="0"/>
+              <w:tabs>
+                <w:tab w:val="left" w:pos="993"/>
+              </w:tabs>
+              <w:autoSpaceDE w:val="0"/>
+              <w:autoSpaceDN w:val="0"/>
+              <w:adjustRightInd w:val="0"/>
+              <w:spacing w:before="0" w:line="252" w:lineRule="auto"/>
+              <w:ind w:right="297"/>
+              <w:rPr>
+                <w:rFonts w:cs="Arial"/>
+                <w:b/>
+                <w:color w:val="000000"/>
+                <w:sz w:val="28"/>
+                <w:szCs w:val="32"/>
+                <w:lang w:bidi="ta-IN"/>
+              </w:rPr>
+            </w:pPr>
+            <w:r>
+              <w:rPr>
+                <w:rFonts w:cs="Arial"/>
+                <w:b/>
+                <w:color w:val="000000"/>
+                <w:sz w:val="28"/>
+                <w:szCs w:val="32"/>
+                <w:lang w:bidi="ta-IN"/>
+              </w:rPr>
+              <w:t>Panchaati No</w:t>
+            </w:r>
+            <w:r>
+              <w:rPr>
+                <w:rFonts w:cs="Arial"/>
+                <w:b/>
+                <w:color w:val="000000"/>
+                <w:szCs w:val="32"/>
+                <w:lang w:bidi="ta-IN"/>
+              </w:rPr>
+              <w:t>. -</w:t>
+            </w:r>
+            <w:r>
+              <w:rPr>
+                <w:rFonts w:cs="Arial"/>
+                <w:b/>
+                <w:color w:val="000000"/>
+                <w:sz w:val="28"/>
+                <w:szCs w:val="28"/>
+                <w:lang w:bidi="ta-IN"/>
+              </w:rPr>
+              <w:t xml:space="preserve"> </w:t>
+            </w:r>
+            <w:r>
+              <w:rPr>
+                <w:rFonts w:cs="Arial"/>
+                <w:b/>
+                <w:color w:val="000000"/>
+                <w:sz w:val="28"/>
+                <w:szCs w:val="28"/>
+                <w:lang w:bidi="ta-IN"/>
+              </w:rPr>
+              <w:t>48</w:t>
+            </w:r>
+          </w:p>
+        </w:tc>
+        <w:tc>
+          <w:tcPr>
+            <w:tcW w:w="4738" w:type="dxa"/>
+            <w:tcBorders>
+              <w:top w:val="single" w:sz="4" w:space="0" w:color="000000"/>
+              <w:left w:val="single" w:sz="4" w:space="0" w:color="000000"/>
+              <w:bottom w:val="single" w:sz="4" w:space="0" w:color="000000"/>
+              <w:right w:val="single" w:sz="4" w:space="0" w:color="000000"/>
+            </w:tcBorders>
+          </w:tcPr>
+          <w:p>
+            <w:pPr>
+              <w:rPr>
+                <w:rFonts w:ascii="Latha" w:hAnsi="Latha" w:cs="Latha"/>
+                <w:color w:val="EE0000"/>
+                <w:sz w:val="28"/>
+                <w:szCs w:val="28"/>
+                <w:highlight w:val="yellow"/>
+                <w:cs/>
+                <w:lang w:bidi="ta-IN"/>
+              </w:rPr>
+            </w:pPr>
+            <w:r>
+              <w:rPr>
+                <w:rFonts w:ascii="Latha" w:hAnsi="Latha" w:cs="Latha"/>
+                <w:sz w:val="28"/>
+                <w:szCs w:val="28"/>
+                <w:cs/>
+                <w:lang w:bidi="ta-IN"/>
+              </w:rPr>
+              <w:t>அ</w:t>
+            </w:r>
+            <w:r>
+              <w:rPr>
+                <w:rFonts w:ascii="BRH Tamil Tab Extra" w:hAnsi="BRH Tamil Tab Extra" w:cs="Latha"/>
+                <w:b/>
+                <w:sz w:val="32"/>
+                <w:szCs w:val="28"/>
+                <w:lang w:bidi="ta-IN"/>
+              </w:rPr>
+              <w:t>…</w:t>
+            </w:r>
+            <w:r>
+              <w:rPr>
+                <w:rFonts w:ascii="Latha" w:hAnsi="Latha" w:cs="Latha"/>
+                <w:sz w:val="28"/>
+                <w:szCs w:val="28"/>
+                <w:cs/>
+                <w:lang w:bidi="ta-IN"/>
+              </w:rPr>
+              <w:t>ஸ்ய</w:t>
+            </w:r>
+            <w:r>
+              <w:rPr>
+                <w:rFonts w:ascii="BRH Tamil Tab Extra" w:hAnsi="BRH Tamil Tab Extra" w:cs="Latha"/>
+                <w:b/>
+                <w:sz w:val="32"/>
+                <w:szCs w:val="28"/>
+                <w:lang w:bidi="ta-IN"/>
+              </w:rPr>
+              <w:t>…</w:t>
+            </w:r>
+            <w:r>
+              <w:rPr>
+                <w:rFonts w:ascii="Latha" w:hAnsi="Latha" w:cs="Latha"/>
+                <w:sz w:val="28"/>
+                <w:szCs w:val="28"/>
+                <w:lang w:bidi="ta-IN"/>
+              </w:rPr>
+              <w:t xml:space="preserve"> </w:t>
+            </w:r>
+            <w:r>
+              <w:rPr>
+                <w:rFonts w:ascii="Latha" w:hAnsi="Latha" w:cs="Latha"/>
+                <w:sz w:val="28"/>
+                <w:szCs w:val="28"/>
+                <w:highlight w:val="yellow"/>
+                <w:cs/>
+                <w:lang w:bidi="ta-IN"/>
+              </w:rPr>
+              <w:t>பா</w:t>
+            </w:r>
+            <w:r>
+              <w:rPr>
+                <w:rFonts w:ascii="Latha" w:hAnsi="Latha" w:cs="Latha"/>
+                <w:b/>
+                <w:bCs/>
+                <w:position w:val="-12"/>
+                <w:sz w:val="28"/>
+                <w:szCs w:val="28"/>
+                <w:highlight w:val="yellow"/>
+                <w:cs/>
+                <w:lang w:bidi="ta-IN"/>
+              </w:rPr>
+              <w:t>4</w:t>
+            </w:r>
+            <w:r>
+              <w:rPr>
+                <w:rFonts w:ascii="Latha" w:hAnsi="Latha" w:cs="Latha"/>
+                <w:sz w:val="28"/>
+                <w:szCs w:val="28"/>
+                <w:highlight w:val="yellow"/>
+                <w:cs/>
+                <w:lang w:bidi="ta-IN"/>
+              </w:rPr>
+              <w:t>த்</w:t>
+            </w:r>
+            <w:r>
+              <w:rPr>
+                <w:rFonts w:ascii="Latha" w:hAnsi="Latha" w:cs="Latha"/>
+                <w:b/>
+                <w:bCs/>
+                <w:i/>
+                <w:iCs/>
+                <w:sz w:val="28"/>
+                <w:szCs w:val="28"/>
+                <w:highlight w:val="yellow"/>
+                <w:cs/>
+                <w:lang w:bidi="ta-IN"/>
+              </w:rPr>
+              <w:t>ரு</w:t>
+            </w:r>
+            <w:r>
+              <w:rPr>
+                <w:rFonts w:ascii="BRH Tamil Tab Extra" w:hAnsi="BRH Tamil Tab Extra" w:cs="Latha"/>
+                <w:b/>
+                <w:sz w:val="36"/>
+                <w:szCs w:val="28"/>
+                <w:highlight w:val="yellow"/>
+                <w:lang w:bidi="ta-IN"/>
+              </w:rPr>
+              <w:t>†</w:t>
+            </w:r>
+            <w:r>
+              <w:rPr>
+                <w:rFonts w:ascii="Latha" w:hAnsi="Latha" w:cs="Latha"/>
+                <w:sz w:val="28"/>
+                <w:szCs w:val="28"/>
+                <w:cs/>
+                <w:lang w:bidi="ta-IN"/>
+              </w:rPr>
+              <w:t>வ்ய</w:t>
+            </w:r>
+            <w:r>
+              <w:rPr>
+                <w:rFonts w:ascii="Latha" w:hAnsi="Latha" w:cs="Latha"/>
+                <w:b/>
+                <w:bCs/>
+                <w:sz w:val="32"/>
+                <w:szCs w:val="32"/>
+                <w:cs/>
+                <w:lang w:bidi="ta-IN"/>
+              </w:rPr>
+              <w:t>:</w:t>
+            </w:r>
+            <w:r>
+              <w:rPr>
+                <w:rFonts w:ascii="Latha" w:hAnsi="Latha" w:cs="Latha"/>
+                <w:sz w:val="28"/>
+                <w:szCs w:val="28"/>
+                <w:cs/>
+                <w:lang w:bidi="ta-IN"/>
+              </w:rPr>
+              <w:t xml:space="preserve"> </w:t>
+            </w:r>
+            <w:r>
+              <w:rPr>
+                <w:rFonts w:ascii="Latha" w:hAnsi="Latha" w:cs="Latha"/>
+                <w:sz w:val="28"/>
+                <w:szCs w:val="28"/>
+                <w:lang w:bidi="ta-IN"/>
+              </w:rPr>
+              <w:t xml:space="preserve">| </w:t>
+            </w:r>
+            <w:r>
+              <w:rPr>
+                <w:rFonts w:ascii="Latha" w:hAnsi="Latha" w:cs="Latha"/>
+                <w:sz w:val="28"/>
+                <w:szCs w:val="28"/>
+                <w:cs/>
+                <w:lang w:bidi="ta-IN"/>
+              </w:rPr>
+              <w:t>ப்</w:t>
+            </w:r>
+            <w:r>
+              <w:rPr>
+                <w:rFonts w:ascii="Latha" w:hAnsi="Latha" w:cs="Latha"/>
+                <w:b/>
+                <w:bCs/>
+                <w:position w:val="-12"/>
+                <w:sz w:val="28"/>
+                <w:szCs w:val="28"/>
+                <w:cs/>
+                <w:lang w:bidi="ta-IN"/>
+              </w:rPr>
+              <w:t>4</w:t>
+            </w:r>
+            <w:r>
+              <w:rPr>
+                <w:rFonts w:ascii="Latha" w:hAnsi="Latha" w:cs="Latha"/>
+                <w:sz w:val="28"/>
+                <w:szCs w:val="28"/>
+                <w:cs/>
+                <w:lang w:bidi="ta-IN"/>
+              </w:rPr>
+              <w:t>ராத்</w:t>
+            </w:r>
+            <w:r>
+              <w:rPr>
+                <w:rFonts w:ascii="Latha" w:hAnsi="Latha" w:cs="Latha"/>
+                <w:b/>
+                <w:bCs/>
+                <w:i/>
+                <w:iCs/>
+                <w:sz w:val="28"/>
+                <w:szCs w:val="28"/>
+                <w:cs/>
+                <w:lang w:bidi="ta-IN"/>
+              </w:rPr>
+              <w:t>ரு</w:t>
+            </w:r>
+            <w:r>
+              <w:rPr>
+                <w:rFonts w:ascii="BRH Tamil Tab Extra" w:hAnsi="BRH Tamil Tab Extra" w:cs="Latha"/>
+                <w:b/>
+                <w:sz w:val="36"/>
+                <w:szCs w:val="28"/>
+                <w:lang w:bidi="ta-IN"/>
+              </w:rPr>
+              <w:t>†</w:t>
+            </w:r>
+            <w:r>
+              <w:rPr>
+                <w:rFonts w:ascii="Latha" w:hAnsi="Latha" w:cs="Latha"/>
+                <w:sz w:val="28"/>
+                <w:szCs w:val="28"/>
+                <w:cs/>
+                <w:lang w:bidi="ta-IN"/>
+              </w:rPr>
+              <w:t>வ்யோ ப</w:t>
+            </w:r>
+            <w:r>
+              <w:rPr>
+                <w:rFonts w:ascii="Latha" w:hAnsi="Latha" w:cs="Latha"/>
+                <w:b/>
+                <w:bCs/>
+                <w:position w:val="-12"/>
+                <w:sz w:val="28"/>
+                <w:szCs w:val="28"/>
+                <w:cs/>
+                <w:lang w:bidi="ta-IN"/>
+              </w:rPr>
+              <w:t>4</w:t>
+            </w:r>
+            <w:r>
+              <w:rPr>
+                <w:rFonts w:ascii="Latha" w:hAnsi="Latha" w:cs="Latha"/>
+                <w:sz w:val="28"/>
+                <w:szCs w:val="28"/>
+                <w:cs/>
+                <w:lang w:bidi="ta-IN"/>
+              </w:rPr>
+              <w:t xml:space="preserve">வதி </w:t>
+            </w:r>
+            <w:r>
+              <w:rPr>
+                <w:rFonts w:ascii="Latha" w:hAnsi="Latha" w:cs="Latha"/>
+                <w:sz w:val="28"/>
+                <w:szCs w:val="28"/>
+                <w:lang w:bidi="ta-IN"/>
+              </w:rPr>
+              <w:t>|</w:t>
+            </w:r>
+          </w:p>
+        </w:tc>
+        <w:tc>
+          <w:tcPr>
+            <w:tcW w:w="5220" w:type="dxa"/>
+            <w:tcBorders>
+              <w:top w:val="single" w:sz="4" w:space="0" w:color="000000"/>
+              <w:left w:val="single" w:sz="4" w:space="0" w:color="000000"/>
+              <w:bottom w:val="single" w:sz="4" w:space="0" w:color="000000"/>
+              <w:right w:val="single" w:sz="4" w:space="0" w:color="000000"/>
+            </w:tcBorders>
+          </w:tcPr>
+          <w:p>
+            <w:pPr>
+              <w:widowControl w:val="0"/>
+              <w:tabs>
+                <w:tab w:val="center" w:pos="4950"/>
+              </w:tabs>
+              <w:autoSpaceDE w:val="0"/>
+              <w:autoSpaceDN w:val="0"/>
+              <w:adjustRightInd w:val="0"/>
+              <w:spacing w:line="252" w:lineRule="auto"/>
+              <w:rPr>
+                <w:rFonts w:ascii="Latha" w:hAnsi="Latha" w:cs="Latha"/>
+                <w:sz w:val="28"/>
+                <w:szCs w:val="28"/>
+                <w:highlight w:val="green"/>
+                <w:cs/>
+                <w:lang w:bidi="ta-IN"/>
+              </w:rPr>
+            </w:pPr>
+            <w:r>
+              <w:rPr>
+                <w:rFonts w:ascii="Latha" w:hAnsi="Latha" w:cs="Latha"/>
+                <w:sz w:val="28"/>
+                <w:szCs w:val="28"/>
+                <w:cs/>
+                <w:lang w:bidi="ta-IN"/>
+              </w:rPr>
+              <w:t>அ</w:t>
+            </w:r>
+            <w:r>
+              <w:rPr>
+                <w:rFonts w:ascii="BRH Tamil Tab Extra" w:hAnsi="BRH Tamil Tab Extra" w:cs="Latha"/>
+                <w:b/>
+                <w:sz w:val="32"/>
+                <w:szCs w:val="28"/>
+                <w:lang w:bidi="ta-IN"/>
+              </w:rPr>
+              <w:t>…</w:t>
+            </w:r>
+            <w:r>
+              <w:rPr>
+                <w:rFonts w:ascii="Latha" w:hAnsi="Latha" w:cs="Latha"/>
+                <w:sz w:val="28"/>
+                <w:szCs w:val="28"/>
+                <w:cs/>
+                <w:lang w:bidi="ta-IN"/>
+              </w:rPr>
+              <w:t>ஸ்ய</w:t>
+            </w:r>
+            <w:r>
+              <w:rPr>
+                <w:rFonts w:ascii="BRH Tamil Tab Extra" w:hAnsi="BRH Tamil Tab Extra" w:cs="Latha"/>
+                <w:b/>
+                <w:sz w:val="32"/>
+                <w:szCs w:val="28"/>
+                <w:lang w:bidi="ta-IN"/>
+              </w:rPr>
+              <w:t>…</w:t>
+            </w:r>
+            <w:r>
+              <w:rPr>
+                <w:rFonts w:ascii="Latha" w:hAnsi="Latha" w:cs="Latha"/>
+                <w:sz w:val="28"/>
+                <w:szCs w:val="28"/>
+                <w:lang w:bidi="ta-IN"/>
+              </w:rPr>
+              <w:t xml:space="preserve"> </w:t>
+            </w:r>
+            <w:r>
+              <w:rPr>
+                <w:rFonts w:ascii="Latha" w:hAnsi="Latha" w:cs="Latha"/>
+                <w:sz w:val="28"/>
+                <w:szCs w:val="28"/>
+                <w:highlight w:val="green"/>
+                <w:cs/>
+                <w:lang w:bidi="ta-IN"/>
+              </w:rPr>
+              <w:t>ப்</w:t>
+            </w:r>
+            <w:r>
+              <w:rPr>
+                <w:rFonts w:ascii="Latha" w:hAnsi="Latha" w:cs="Latha"/>
+                <w:b/>
+                <w:bCs/>
+                <w:position w:val="-12"/>
+                <w:sz w:val="28"/>
+                <w:szCs w:val="28"/>
+                <w:highlight w:val="green"/>
+                <w:cs/>
+                <w:lang w:bidi="ta-IN"/>
+              </w:rPr>
+              <w:t>4</w:t>
+            </w:r>
+            <w:r>
+              <w:rPr>
+                <w:rFonts w:ascii="Latha" w:hAnsi="Latha" w:cs="Latha"/>
+                <w:sz w:val="28"/>
+                <w:szCs w:val="28"/>
+                <w:highlight w:val="green"/>
+                <w:cs/>
+                <w:lang w:bidi="ta-IN"/>
+              </w:rPr>
+              <w:t>ராத்</w:t>
+            </w:r>
+            <w:r>
+              <w:rPr>
+                <w:rFonts w:ascii="Latha" w:hAnsi="Latha" w:cs="Latha"/>
+                <w:b/>
+                <w:bCs/>
+                <w:i/>
+                <w:iCs/>
+                <w:sz w:val="28"/>
+                <w:szCs w:val="28"/>
+                <w:highlight w:val="green"/>
+                <w:cs/>
+                <w:lang w:bidi="ta-IN"/>
+              </w:rPr>
+              <w:t>ரு</w:t>
+            </w:r>
+            <w:r>
+              <w:rPr>
+                <w:rFonts w:ascii="BRH Tamil Tab Extra" w:hAnsi="BRH Tamil Tab Extra" w:cs="Latha"/>
+                <w:b/>
+                <w:sz w:val="36"/>
+                <w:szCs w:val="28"/>
+                <w:highlight w:val="green"/>
+                <w:lang w:bidi="ta-IN"/>
+              </w:rPr>
+              <w:t>†</w:t>
+            </w:r>
+            <w:r>
+              <w:rPr>
+                <w:rFonts w:ascii="Latha" w:hAnsi="Latha" w:cs="Latha"/>
+                <w:sz w:val="28"/>
+                <w:szCs w:val="28"/>
+                <w:cs/>
+                <w:lang w:bidi="ta-IN"/>
+              </w:rPr>
+              <w:t>வ்ய</w:t>
+            </w:r>
+            <w:r>
+              <w:rPr>
+                <w:rFonts w:ascii="Latha" w:hAnsi="Latha" w:cs="Latha"/>
+                <w:b/>
+                <w:bCs/>
+                <w:sz w:val="32"/>
+                <w:szCs w:val="32"/>
+                <w:cs/>
+                <w:lang w:bidi="ta-IN"/>
+              </w:rPr>
+              <w:t>:</w:t>
+            </w:r>
+            <w:r>
+              <w:rPr>
+                <w:rFonts w:ascii="Latha" w:hAnsi="Latha" w:cs="Latha"/>
+                <w:sz w:val="28"/>
+                <w:szCs w:val="28"/>
+                <w:cs/>
+                <w:lang w:bidi="ta-IN"/>
+              </w:rPr>
+              <w:t xml:space="preserve"> </w:t>
+            </w:r>
+            <w:r>
+              <w:rPr>
+                <w:rFonts w:ascii="Latha" w:hAnsi="Latha" w:cs="Latha"/>
+                <w:sz w:val="28"/>
+                <w:szCs w:val="28"/>
+                <w:lang w:bidi="ta-IN"/>
+              </w:rPr>
+              <w:t xml:space="preserve">| </w:t>
+            </w:r>
+            <w:r>
+              <w:rPr>
+                <w:rFonts w:ascii="Latha" w:hAnsi="Latha" w:cs="Latha"/>
+                <w:sz w:val="28"/>
+                <w:szCs w:val="28"/>
+                <w:cs/>
+                <w:lang w:bidi="ta-IN"/>
+              </w:rPr>
+              <w:t>ப்</w:t>
+            </w:r>
+            <w:r>
+              <w:rPr>
+                <w:rFonts w:ascii="Latha" w:hAnsi="Latha" w:cs="Latha"/>
+                <w:b/>
+                <w:bCs/>
+                <w:position w:val="-12"/>
+                <w:sz w:val="28"/>
+                <w:szCs w:val="28"/>
+                <w:cs/>
+                <w:lang w:bidi="ta-IN"/>
+              </w:rPr>
+              <w:t>4</w:t>
+            </w:r>
+            <w:r>
+              <w:rPr>
+                <w:rFonts w:ascii="Latha" w:hAnsi="Latha" w:cs="Latha"/>
+                <w:sz w:val="28"/>
+                <w:szCs w:val="28"/>
+                <w:cs/>
+                <w:lang w:bidi="ta-IN"/>
+              </w:rPr>
+              <w:t>ராத்</w:t>
+            </w:r>
+            <w:r>
+              <w:rPr>
+                <w:rFonts w:ascii="Latha" w:hAnsi="Latha" w:cs="Latha"/>
+                <w:b/>
+                <w:bCs/>
+                <w:i/>
+                <w:iCs/>
+                <w:sz w:val="28"/>
+                <w:szCs w:val="28"/>
+                <w:cs/>
+                <w:lang w:bidi="ta-IN"/>
+              </w:rPr>
+              <w:t>ரு</w:t>
+            </w:r>
+            <w:r>
+              <w:rPr>
+                <w:rFonts w:ascii="BRH Tamil Tab Extra" w:hAnsi="BRH Tamil Tab Extra" w:cs="Latha"/>
+                <w:b/>
+                <w:sz w:val="36"/>
+                <w:szCs w:val="28"/>
+                <w:lang w:bidi="ta-IN"/>
+              </w:rPr>
+              <w:t>†</w:t>
+            </w:r>
+            <w:r>
+              <w:rPr>
+                <w:rFonts w:ascii="Latha" w:hAnsi="Latha" w:cs="Latha"/>
+                <w:sz w:val="28"/>
+                <w:szCs w:val="28"/>
+                <w:cs/>
+                <w:lang w:bidi="ta-IN"/>
+              </w:rPr>
+              <w:t>வ்யோ ப</w:t>
+            </w:r>
+            <w:r>
+              <w:rPr>
+                <w:rFonts w:ascii="Latha" w:hAnsi="Latha" w:cs="Latha"/>
+                <w:b/>
+                <w:bCs/>
+                <w:position w:val="-12"/>
+                <w:sz w:val="28"/>
+                <w:szCs w:val="28"/>
+                <w:cs/>
+                <w:lang w:bidi="ta-IN"/>
+              </w:rPr>
+              <w:t>4</w:t>
+            </w:r>
+            <w:r>
+              <w:rPr>
+                <w:rFonts w:ascii="Latha" w:hAnsi="Latha" w:cs="Latha"/>
+                <w:sz w:val="28"/>
+                <w:szCs w:val="28"/>
+                <w:cs/>
+                <w:lang w:bidi="ta-IN"/>
+              </w:rPr>
+              <w:t xml:space="preserve">வதி </w:t>
+            </w:r>
+            <w:r>
+              <w:rPr>
+                <w:rFonts w:ascii="Latha" w:hAnsi="Latha" w:cs="Latha"/>
+                <w:sz w:val="28"/>
+                <w:szCs w:val="28"/>
+                <w:lang w:bidi="ta-IN"/>
+              </w:rPr>
+              <w:t>|</w:t>
+            </w:r>
+          </w:p>
+        </w:tc>
+      </w:tr>
+      <w:tr>
+        <w:trPr>
+          <w:trHeight w:val="1105"/>
+        </w:trPr>
+        <w:tc>
+          <w:tcPr>
+            <w:tcW w:w="3877" w:type="dxa"/>
+            <w:tcBorders>
+              <w:top w:val="single" w:sz="4" w:space="0" w:color="000000"/>
+              <w:left w:val="single" w:sz="4" w:space="0" w:color="000000"/>
+              <w:bottom w:val="single" w:sz="4" w:space="0" w:color="000000"/>
+              <w:right w:val="single" w:sz="4" w:space="0" w:color="000000"/>
+            </w:tcBorders>
+          </w:tcPr>
+          <w:p>
+            <w:pPr>
+              <w:widowControl w:val="0"/>
+              <w:tabs>
+                <w:tab w:val="left" w:pos="993"/>
+              </w:tabs>
+              <w:autoSpaceDE w:val="0"/>
+              <w:autoSpaceDN w:val="0"/>
+              <w:adjustRightInd w:val="0"/>
+              <w:spacing w:before="0" w:line="252" w:lineRule="auto"/>
+              <w:ind w:right="297"/>
+              <w:rPr>
+                <w:rFonts w:cs="Arial"/>
+                <w:b/>
+                <w:color w:val="000000"/>
+                <w:sz w:val="28"/>
+                <w:szCs w:val="32"/>
+                <w:lang w:bidi="ta-IN"/>
+              </w:rPr>
+            </w:pPr>
+            <w:r>
+              <w:rPr>
+                <w:rFonts w:cs="Arial"/>
+                <w:b/>
+                <w:color w:val="000000"/>
+                <w:sz w:val="28"/>
+                <w:szCs w:val="32"/>
+                <w:lang w:bidi="ta-IN"/>
+              </w:rPr>
+              <w:t>T.S.2.5.11.1 Kramam</w:t>
+            </w:r>
+          </w:p>
+          <w:p>
+            <w:pPr>
+              <w:widowControl w:val="0"/>
+              <w:tabs>
+                <w:tab w:val="left" w:pos="993"/>
+              </w:tabs>
+              <w:autoSpaceDE w:val="0"/>
+              <w:autoSpaceDN w:val="0"/>
+              <w:adjustRightInd w:val="0"/>
+              <w:spacing w:before="0" w:line="252" w:lineRule="auto"/>
+              <w:ind w:right="297"/>
+              <w:rPr>
+                <w:rFonts w:cs="Arial"/>
+                <w:b/>
+                <w:color w:val="000000"/>
+                <w:sz w:val="28"/>
+                <w:szCs w:val="32"/>
+                <w:lang w:bidi="ta-IN"/>
+              </w:rPr>
+            </w:pPr>
+            <w:r>
+              <w:rPr>
+                <w:rFonts w:cs="Arial"/>
+                <w:b/>
+                <w:color w:val="000000"/>
+                <w:sz w:val="28"/>
+                <w:szCs w:val="32"/>
+                <w:lang w:bidi="ta-IN"/>
+              </w:rPr>
+              <w:t xml:space="preserve">Krama Vaakyam No. – </w:t>
+            </w:r>
+            <w:r>
+              <w:rPr>
+                <w:rFonts w:cs="Arial"/>
+                <w:b/>
+                <w:color w:val="000000"/>
+                <w:sz w:val="28"/>
+                <w:szCs w:val="32"/>
+                <w:lang w:bidi="ta-IN"/>
+              </w:rPr>
+              <w:t>30</w:t>
+            </w:r>
+          </w:p>
+          <w:p>
+            <w:pPr>
+              <w:widowControl w:val="0"/>
+              <w:tabs>
+                <w:tab w:val="left" w:pos="993"/>
+              </w:tabs>
+              <w:autoSpaceDE w:val="0"/>
+              <w:autoSpaceDN w:val="0"/>
+              <w:adjustRightInd w:val="0"/>
+              <w:spacing w:before="0" w:line="252" w:lineRule="auto"/>
+              <w:ind w:right="297"/>
+              <w:rPr>
+                <w:rFonts w:cs="Arial"/>
+                <w:b/>
+                <w:color w:val="000000"/>
+                <w:sz w:val="28"/>
+                <w:szCs w:val="32"/>
+                <w:lang w:bidi="ta-IN"/>
+              </w:rPr>
+            </w:pPr>
+            <w:r>
+              <w:rPr>
+                <w:rFonts w:cs="Arial"/>
+                <w:b/>
+                <w:color w:val="000000"/>
+                <w:sz w:val="28"/>
+                <w:szCs w:val="32"/>
+                <w:lang w:bidi="ta-IN"/>
+              </w:rPr>
+              <w:t>Panchaati No</w:t>
+            </w:r>
+            <w:r>
+              <w:rPr>
+                <w:rFonts w:cs="Arial"/>
+                <w:b/>
+                <w:color w:val="000000"/>
+                <w:szCs w:val="32"/>
+                <w:lang w:bidi="ta-IN"/>
+              </w:rPr>
+              <w:t>. -</w:t>
+            </w:r>
+            <w:r>
+              <w:rPr>
+                <w:rFonts w:cs="Arial"/>
+                <w:b/>
+                <w:color w:val="000000"/>
+                <w:sz w:val="28"/>
+                <w:szCs w:val="28"/>
+                <w:lang w:bidi="ta-IN"/>
+              </w:rPr>
+              <w:t xml:space="preserve"> </w:t>
+            </w:r>
+            <w:r>
+              <w:rPr>
+                <w:rFonts w:cs="Arial"/>
+                <w:b/>
+                <w:color w:val="000000"/>
+                <w:sz w:val="28"/>
+                <w:szCs w:val="28"/>
+                <w:lang w:bidi="ta-IN"/>
+              </w:rPr>
+              <w:t>61</w:t>
+            </w:r>
+          </w:p>
+        </w:tc>
+        <w:tc>
+          <w:tcPr>
+            <w:tcW w:w="4738" w:type="dxa"/>
+            <w:tcBorders>
+              <w:top w:val="single" w:sz="4" w:space="0" w:color="000000"/>
+              <w:left w:val="single" w:sz="4" w:space="0" w:color="000000"/>
+              <w:bottom w:val="single" w:sz="4" w:space="0" w:color="000000"/>
+              <w:right w:val="single" w:sz="4" w:space="0" w:color="000000"/>
+            </w:tcBorders>
+          </w:tcPr>
+          <w:p>
+            <w:pPr>
+              <w:rPr>
+                <w:rFonts w:ascii="Latha" w:hAnsi="Latha" w:cs="Latha"/>
+                <w:sz w:val="28"/>
+                <w:szCs w:val="28"/>
+                <w:cs/>
+                <w:lang w:bidi="ta-IN"/>
+              </w:rPr>
+            </w:pPr>
+            <w:r>
+              <w:rPr>
+                <w:rFonts w:ascii="Latha" w:hAnsi="Latha" w:cs="Latha"/>
+                <w:sz w:val="28"/>
+                <w:szCs w:val="28"/>
+                <w:cs/>
+                <w:lang w:bidi="ta-IN"/>
+              </w:rPr>
+              <w:t>லோ</w:t>
+            </w:r>
+            <w:r>
+              <w:rPr>
+                <w:rFonts w:ascii="BRH Tamil Tab Extra" w:hAnsi="BRH Tamil Tab Extra" w:cs="Latha"/>
+                <w:b/>
+                <w:sz w:val="32"/>
+                <w:szCs w:val="28"/>
+                <w:lang w:bidi="ta-IN"/>
+              </w:rPr>
+              <w:t>…</w:t>
+            </w:r>
+            <w:r>
+              <w:rPr>
+                <w:rFonts w:ascii="Latha" w:hAnsi="Latha" w:cs="Latha"/>
+                <w:sz w:val="28"/>
+                <w:szCs w:val="28"/>
+                <w:cs/>
+                <w:lang w:bidi="ta-IN"/>
+              </w:rPr>
+              <w:t>கஸ்யா</w:t>
+            </w:r>
+            <w:r>
+              <w:rPr>
+                <w:rFonts w:ascii="BRH Tamil Tab Extra" w:hAnsi="BRH Tamil Tab Extra" w:cs="Latha"/>
+                <w:b/>
+                <w:sz w:val="32"/>
+                <w:szCs w:val="28"/>
+                <w:lang w:bidi="ta-IN"/>
+              </w:rPr>
+              <w:t>…</w:t>
+            </w:r>
+            <w:r>
+              <w:rPr>
+                <w:rFonts w:ascii="Latha" w:hAnsi="Latha" w:cs="Latha"/>
+                <w:sz w:val="28"/>
+                <w:szCs w:val="28"/>
+                <w:cs/>
+                <w:lang w:bidi="ta-IN"/>
+              </w:rPr>
+              <w:t>பி</w:t>
+            </w:r>
+            <w:r>
+              <w:rPr>
+                <w:rFonts w:ascii="Latha" w:hAnsi="Latha" w:cs="Latha"/>
+                <w:b/>
+                <w:bCs/>
+                <w:position w:val="-12"/>
+                <w:sz w:val="28"/>
+                <w:szCs w:val="28"/>
+                <w:cs/>
+                <w:lang w:bidi="ta-IN"/>
+              </w:rPr>
+              <w:t>4</w:t>
+            </w:r>
+            <w:r>
+              <w:rPr>
+                <w:rFonts w:ascii="Latha" w:hAnsi="Latha" w:cs="Latha"/>
+                <w:sz w:val="28"/>
+                <w:szCs w:val="28"/>
+                <w:cs/>
+                <w:lang w:bidi="ta-IN"/>
+              </w:rPr>
+              <w:t>ஜி</w:t>
+            </w:r>
+            <w:r>
+              <w:rPr>
+                <w:rFonts w:ascii="BRH Tamil Tab Extra" w:hAnsi="BRH Tamil Tab Extra" w:cs="Latha"/>
+                <w:b/>
+                <w:sz w:val="36"/>
+                <w:szCs w:val="28"/>
+                <w:highlight w:val="green"/>
+                <w:lang w:bidi="ta-IN"/>
+              </w:rPr>
+              <w:t>†</w:t>
+            </w:r>
+            <w:r>
+              <w:rPr>
+                <w:rFonts w:ascii="Latha" w:hAnsi="Latha" w:cs="Latha"/>
+                <w:color w:val="EE0000"/>
+                <w:sz w:val="28"/>
+                <w:szCs w:val="28"/>
+                <w:highlight w:val="yellow"/>
+                <w:cs/>
+                <w:lang w:bidi="ta-IN"/>
+              </w:rPr>
+              <w:t>த்யே</w:t>
+            </w:r>
+            <w:r>
+              <w:rPr>
+                <w:rFonts w:ascii="Latha" w:hAnsi="Latha" w:cs="Latha"/>
+                <w:sz w:val="28"/>
+                <w:szCs w:val="28"/>
+                <w:cs/>
+                <w:lang w:bidi="ta-IN"/>
+              </w:rPr>
+              <w:t xml:space="preserve"> </w:t>
+            </w:r>
+            <w:r>
+              <w:rPr>
+                <w:rFonts w:ascii="Latha" w:hAnsi="Latha" w:cs="Latha"/>
+                <w:sz w:val="28"/>
+                <w:szCs w:val="28"/>
+                <w:lang w:bidi="ta-IN"/>
+              </w:rPr>
+              <w:t xml:space="preserve">| </w:t>
+            </w:r>
+            <w:r>
+              <w:rPr>
+                <w:rFonts w:ascii="Latha" w:hAnsi="Latha" w:cs="Latha"/>
+                <w:sz w:val="28"/>
+                <w:szCs w:val="28"/>
+                <w:cs/>
+                <w:lang w:bidi="ta-IN"/>
+              </w:rPr>
+              <w:t>அ</w:t>
+            </w:r>
+            <w:r>
+              <w:rPr>
+                <w:rFonts w:ascii="BRH Tamil Tab Extra" w:hAnsi="BRH Tamil Tab Extra" w:cs="Latha"/>
+                <w:b/>
+                <w:sz w:val="32"/>
+                <w:szCs w:val="28"/>
+                <w:lang w:bidi="ta-IN"/>
+              </w:rPr>
+              <w:t>…</w:t>
+            </w:r>
+            <w:r>
+              <w:rPr>
+                <w:rFonts w:ascii="Latha" w:hAnsi="Latha" w:cs="Latha"/>
+                <w:sz w:val="28"/>
+                <w:szCs w:val="28"/>
+                <w:cs/>
+                <w:lang w:bidi="ta-IN"/>
+              </w:rPr>
+              <w:t>பி</w:t>
+            </w:r>
+            <w:r>
+              <w:rPr>
+                <w:rFonts w:ascii="Latha" w:hAnsi="Latha" w:cs="Latha"/>
+                <w:b/>
+                <w:bCs/>
+                <w:position w:val="-12"/>
+                <w:sz w:val="28"/>
+                <w:szCs w:val="28"/>
+                <w:cs/>
+                <w:lang w:bidi="ta-IN"/>
+              </w:rPr>
+              <w:t>4</w:t>
+            </w:r>
+            <w:r>
+              <w:rPr>
+                <w:rFonts w:ascii="Latha" w:hAnsi="Latha" w:cs="Latha"/>
+                <w:sz w:val="28"/>
+                <w:szCs w:val="28"/>
+                <w:cs/>
+                <w:lang w:bidi="ta-IN"/>
+              </w:rPr>
+              <w:t>ஜி</w:t>
+            </w:r>
+            <w:r>
+              <w:rPr>
+                <w:rFonts w:ascii="BRH Tamil Tab Extra" w:hAnsi="BRH Tamil Tab Extra" w:cs="Latha"/>
+                <w:b/>
+                <w:sz w:val="36"/>
+                <w:szCs w:val="28"/>
+                <w:lang w:bidi="ta-IN"/>
+              </w:rPr>
+              <w:t>†</w:t>
+            </w:r>
+            <w:r>
+              <w:rPr>
+                <w:rFonts w:ascii="Latha" w:hAnsi="Latha" w:cs="Latha"/>
+                <w:sz w:val="28"/>
+                <w:szCs w:val="28"/>
+                <w:cs/>
+                <w:lang w:bidi="ta-IN"/>
+              </w:rPr>
+              <w:t>த்யா</w:t>
+            </w:r>
+            <w:r>
+              <w:rPr>
+                <w:rFonts w:ascii="BRH Tamil Tab Extra" w:hAnsi="BRH Tamil Tab Extra" w:cs="Latha"/>
+                <w:b/>
+                <w:sz w:val="32"/>
+                <w:szCs w:val="28"/>
+                <w:lang w:bidi="ta-IN"/>
+              </w:rPr>
+              <w:t>…</w:t>
+            </w:r>
+            <w:r>
+              <w:rPr>
+                <w:rFonts w:ascii="Latha" w:hAnsi="Latha" w:cs="Latha"/>
+                <w:sz w:val="28"/>
+                <w:szCs w:val="28"/>
+                <w:lang w:bidi="ta-IN"/>
+              </w:rPr>
+              <w:t xml:space="preserve"> </w:t>
+            </w:r>
+            <w:r>
+              <w:rPr>
+                <w:rFonts w:ascii="Latha" w:hAnsi="Latha" w:cs="Latha"/>
+                <w:sz w:val="28"/>
+                <w:szCs w:val="28"/>
+                <w:cs/>
+                <w:lang w:bidi="ta-IN"/>
+              </w:rPr>
+              <w:t>ஆஸீ</w:t>
+            </w:r>
+            <w:r>
+              <w:rPr>
+                <w:rFonts w:ascii="BRH Tamil Tab Extra" w:hAnsi="BRH Tamil Tab Extra" w:cs="Latha"/>
+                <w:b/>
+                <w:sz w:val="36"/>
+                <w:szCs w:val="28"/>
+                <w:lang w:bidi="ta-IN"/>
+              </w:rPr>
+              <w:t>†</w:t>
+            </w:r>
+            <w:r>
+              <w:rPr>
+                <w:rFonts w:ascii="Latha" w:hAnsi="Latha" w:cs="Latha"/>
+                <w:sz w:val="28"/>
+                <w:szCs w:val="28"/>
+                <w:cs/>
+                <w:lang w:bidi="ta-IN"/>
+              </w:rPr>
+              <w:t>ன</w:t>
+            </w:r>
+            <w:r>
+              <w:rPr>
+                <w:rFonts w:ascii="Latha" w:hAnsi="Latha" w:cs="Latha"/>
+                <w:b/>
+                <w:bCs/>
+                <w:sz w:val="32"/>
+                <w:szCs w:val="32"/>
+                <w:cs/>
+                <w:lang w:bidi="ta-IN"/>
+              </w:rPr>
+              <w:t>:</w:t>
+            </w:r>
+            <w:r>
+              <w:rPr>
+                <w:rFonts w:ascii="Latha" w:hAnsi="Latha" w:cs="Latha"/>
+                <w:sz w:val="28"/>
+                <w:szCs w:val="28"/>
+                <w:cs/>
+                <w:lang w:bidi="ta-IN"/>
+              </w:rPr>
+              <w:t xml:space="preserve"> </w:t>
+            </w:r>
+            <w:r>
+              <w:rPr>
+                <w:rFonts w:ascii="Latha" w:hAnsi="Latha" w:cs="Latha"/>
+                <w:sz w:val="28"/>
+                <w:szCs w:val="28"/>
+                <w:lang w:bidi="ta-IN"/>
+              </w:rPr>
+              <w:t>|</w:t>
+            </w:r>
+          </w:p>
+        </w:tc>
+        <w:tc>
+          <w:tcPr>
+            <w:tcW w:w="5220" w:type="dxa"/>
+            <w:tcBorders>
+              <w:top w:val="single" w:sz="4" w:space="0" w:color="000000"/>
+              <w:left w:val="single" w:sz="4" w:space="0" w:color="000000"/>
+              <w:bottom w:val="single" w:sz="4" w:space="0" w:color="000000"/>
+              <w:right w:val="single" w:sz="4" w:space="0" w:color="000000"/>
+            </w:tcBorders>
+          </w:tcPr>
+          <w:p>
+            <w:pPr>
+              <w:widowControl w:val="0"/>
+              <w:tabs>
+                <w:tab w:val="center" w:pos="4950"/>
+              </w:tabs>
+              <w:autoSpaceDE w:val="0"/>
+              <w:autoSpaceDN w:val="0"/>
+              <w:adjustRightInd w:val="0"/>
+              <w:spacing w:line="252" w:lineRule="auto"/>
+              <w:rPr>
+                <w:rFonts w:ascii="Latha" w:hAnsi="Latha" w:cs="Latha"/>
+                <w:sz w:val="28"/>
+                <w:szCs w:val="28"/>
+                <w:cs/>
+                <w:lang w:bidi="ta-IN"/>
+              </w:rPr>
+            </w:pPr>
+            <w:r>
+              <w:rPr>
+                <w:rFonts w:ascii="Latha" w:hAnsi="Latha" w:cs="Latha"/>
+                <w:sz w:val="28"/>
+                <w:szCs w:val="28"/>
+                <w:cs/>
+                <w:lang w:bidi="ta-IN"/>
+              </w:rPr>
+              <w:t>லோ</w:t>
+            </w:r>
+            <w:r>
+              <w:rPr>
+                <w:rFonts w:ascii="BRH Tamil Tab Extra" w:hAnsi="BRH Tamil Tab Extra" w:cs="Latha"/>
+                <w:b/>
+                <w:sz w:val="32"/>
+                <w:szCs w:val="28"/>
+                <w:lang w:bidi="ta-IN"/>
+              </w:rPr>
+              <w:t>…</w:t>
+            </w:r>
+            <w:r>
+              <w:rPr>
+                <w:rFonts w:ascii="Latha" w:hAnsi="Latha" w:cs="Latha"/>
+                <w:sz w:val="28"/>
+                <w:szCs w:val="28"/>
+                <w:cs/>
+                <w:lang w:bidi="ta-IN"/>
+              </w:rPr>
+              <w:t>கஸ்யா</w:t>
+            </w:r>
+            <w:r>
+              <w:rPr>
+                <w:rFonts w:ascii="BRH Tamil Tab Extra" w:hAnsi="BRH Tamil Tab Extra" w:cs="Latha"/>
+                <w:b/>
+                <w:sz w:val="32"/>
+                <w:szCs w:val="28"/>
+                <w:lang w:bidi="ta-IN"/>
+              </w:rPr>
+              <w:t>…</w:t>
+            </w:r>
+            <w:r>
+              <w:rPr>
+                <w:rFonts w:ascii="Latha" w:hAnsi="Latha" w:cs="Latha"/>
+                <w:sz w:val="28"/>
+                <w:szCs w:val="28"/>
+                <w:cs/>
+                <w:lang w:bidi="ta-IN"/>
+              </w:rPr>
+              <w:t>பி</w:t>
+            </w:r>
+            <w:r>
+              <w:rPr>
+                <w:rFonts w:ascii="Latha" w:hAnsi="Latha" w:cs="Latha"/>
+                <w:b/>
+                <w:bCs/>
+                <w:position w:val="-12"/>
+                <w:sz w:val="28"/>
+                <w:szCs w:val="28"/>
+                <w:cs/>
+                <w:lang w:bidi="ta-IN"/>
+              </w:rPr>
+              <w:t>4</w:t>
+            </w:r>
+            <w:r>
+              <w:rPr>
+                <w:rFonts w:ascii="Latha" w:hAnsi="Latha" w:cs="Latha"/>
+                <w:sz w:val="28"/>
+                <w:szCs w:val="28"/>
+                <w:cs/>
+                <w:lang w:bidi="ta-IN"/>
+              </w:rPr>
+              <w:t>ஜி</w:t>
+            </w:r>
+            <w:r>
+              <w:rPr>
+                <w:rFonts w:ascii="BRH Tamil Tab Extra" w:hAnsi="BRH Tamil Tab Extra" w:cs="Latha"/>
+                <w:b/>
+                <w:sz w:val="36"/>
+                <w:szCs w:val="28"/>
+                <w:highlight w:val="green"/>
+                <w:lang w:bidi="ta-IN"/>
+              </w:rPr>
+              <w:t>†</w:t>
+            </w:r>
+            <w:r>
+              <w:rPr>
+                <w:rFonts w:ascii="Latha" w:hAnsi="Latha" w:cs="Latha"/>
+                <w:sz w:val="28"/>
+                <w:szCs w:val="28"/>
+                <w:highlight w:val="green"/>
+                <w:cs/>
+                <w:lang w:bidi="ta-IN"/>
+              </w:rPr>
+              <w:t>த்</w:t>
+            </w:r>
+            <w:r>
+              <w:rPr>
+                <w:rFonts w:ascii="Latha" w:hAnsi="Latha" w:cs="Latha" w:hint="cs"/>
+                <w:sz w:val="28"/>
+                <w:szCs w:val="28"/>
+                <w:highlight w:val="green"/>
+                <w:cs/>
+                <w:lang w:bidi="ta-IN"/>
+              </w:rPr>
+              <w:t>யை</w:t>
+            </w:r>
+            <w:r>
+              <w:rPr>
+                <w:rFonts w:ascii="Latha" w:hAnsi="Latha" w:cs="Latha"/>
+                <w:sz w:val="28"/>
+                <w:szCs w:val="28"/>
+                <w:cs/>
+                <w:lang w:bidi="ta-IN"/>
+              </w:rPr>
+              <w:t xml:space="preserve"> </w:t>
+            </w:r>
+            <w:r>
+              <w:rPr>
+                <w:rFonts w:ascii="Latha" w:hAnsi="Latha" w:cs="Latha"/>
+                <w:sz w:val="28"/>
+                <w:szCs w:val="28"/>
+                <w:lang w:bidi="ta-IN"/>
+              </w:rPr>
+              <w:t xml:space="preserve">| </w:t>
+            </w:r>
+            <w:r>
+              <w:rPr>
+                <w:rFonts w:ascii="Latha" w:hAnsi="Latha" w:cs="Latha"/>
+                <w:sz w:val="28"/>
+                <w:szCs w:val="28"/>
+                <w:cs/>
+                <w:lang w:bidi="ta-IN"/>
+              </w:rPr>
+              <w:t>அ</w:t>
+            </w:r>
+            <w:r>
+              <w:rPr>
+                <w:rFonts w:ascii="BRH Tamil Tab Extra" w:hAnsi="BRH Tamil Tab Extra" w:cs="Latha"/>
+                <w:b/>
+                <w:sz w:val="32"/>
+                <w:szCs w:val="28"/>
+                <w:lang w:bidi="ta-IN"/>
+              </w:rPr>
+              <w:t>…</w:t>
+            </w:r>
+            <w:r>
+              <w:rPr>
+                <w:rFonts w:ascii="Latha" w:hAnsi="Latha" w:cs="Latha"/>
+                <w:sz w:val="28"/>
+                <w:szCs w:val="28"/>
+                <w:cs/>
+                <w:lang w:bidi="ta-IN"/>
+              </w:rPr>
+              <w:t>பி</w:t>
+            </w:r>
+            <w:r>
+              <w:rPr>
+                <w:rFonts w:ascii="Latha" w:hAnsi="Latha" w:cs="Latha"/>
+                <w:b/>
+                <w:bCs/>
+                <w:position w:val="-12"/>
+                <w:sz w:val="28"/>
+                <w:szCs w:val="28"/>
+                <w:cs/>
+                <w:lang w:bidi="ta-IN"/>
+              </w:rPr>
+              <w:t>4</w:t>
+            </w:r>
+            <w:r>
+              <w:rPr>
+                <w:rFonts w:ascii="Latha" w:hAnsi="Latha" w:cs="Latha"/>
+                <w:sz w:val="28"/>
+                <w:szCs w:val="28"/>
+                <w:cs/>
+                <w:lang w:bidi="ta-IN"/>
+              </w:rPr>
+              <w:t>ஜி</w:t>
+            </w:r>
+            <w:r>
+              <w:rPr>
+                <w:rFonts w:ascii="BRH Tamil Tab Extra" w:hAnsi="BRH Tamil Tab Extra" w:cs="Latha"/>
+                <w:b/>
+                <w:sz w:val="36"/>
+                <w:szCs w:val="28"/>
+                <w:lang w:bidi="ta-IN"/>
+              </w:rPr>
+              <w:t>†</w:t>
+            </w:r>
+            <w:r>
+              <w:rPr>
+                <w:rFonts w:ascii="Latha" w:hAnsi="Latha" w:cs="Latha"/>
+                <w:sz w:val="28"/>
+                <w:szCs w:val="28"/>
+                <w:cs/>
+                <w:lang w:bidi="ta-IN"/>
+              </w:rPr>
+              <w:t>த்யா</w:t>
+            </w:r>
+            <w:r>
+              <w:rPr>
+                <w:rFonts w:ascii="BRH Tamil Tab Extra" w:hAnsi="BRH Tamil Tab Extra" w:cs="Latha"/>
+                <w:b/>
+                <w:sz w:val="32"/>
+                <w:szCs w:val="28"/>
+                <w:lang w:bidi="ta-IN"/>
+              </w:rPr>
+              <w:t>…</w:t>
+            </w:r>
+            <w:r>
+              <w:rPr>
+                <w:rFonts w:ascii="Latha" w:hAnsi="Latha" w:cs="Latha"/>
+                <w:sz w:val="28"/>
+                <w:szCs w:val="28"/>
+                <w:lang w:bidi="ta-IN"/>
+              </w:rPr>
+              <w:t xml:space="preserve"> </w:t>
+            </w:r>
+            <w:r>
+              <w:rPr>
+                <w:rFonts w:ascii="Latha" w:hAnsi="Latha" w:cs="Latha"/>
+                <w:sz w:val="28"/>
+                <w:szCs w:val="28"/>
+                <w:cs/>
+                <w:lang w:bidi="ta-IN"/>
+              </w:rPr>
+              <w:t>ஆஸீ</w:t>
+            </w:r>
+            <w:r>
+              <w:rPr>
+                <w:rFonts w:ascii="BRH Tamil Tab Extra" w:hAnsi="BRH Tamil Tab Extra" w:cs="Latha"/>
+                <w:b/>
+                <w:sz w:val="36"/>
+                <w:szCs w:val="28"/>
+                <w:lang w:bidi="ta-IN"/>
+              </w:rPr>
+              <w:t>†</w:t>
+            </w:r>
+            <w:r>
+              <w:rPr>
+                <w:rFonts w:ascii="Latha" w:hAnsi="Latha" w:cs="Latha"/>
+                <w:sz w:val="28"/>
+                <w:szCs w:val="28"/>
+                <w:cs/>
+                <w:lang w:bidi="ta-IN"/>
+              </w:rPr>
+              <w:t>ன</w:t>
+            </w:r>
+            <w:r>
+              <w:rPr>
+                <w:rFonts w:ascii="Latha" w:hAnsi="Latha" w:cs="Latha"/>
+                <w:b/>
+                <w:bCs/>
+                <w:sz w:val="32"/>
+                <w:szCs w:val="32"/>
+                <w:cs/>
+                <w:lang w:bidi="ta-IN"/>
+              </w:rPr>
+              <w:t>:</w:t>
+            </w:r>
+            <w:r>
+              <w:rPr>
+                <w:rFonts w:ascii="Latha" w:hAnsi="Latha" w:cs="Latha"/>
+                <w:sz w:val="28"/>
+                <w:szCs w:val="28"/>
+                <w:cs/>
+                <w:lang w:bidi="ta-IN"/>
+              </w:rPr>
+              <w:t xml:space="preserve"> </w:t>
+            </w:r>
+            <w:r>
+              <w:rPr>
+                <w:rFonts w:ascii="Latha" w:hAnsi="Latha" w:cs="Latha"/>
+                <w:sz w:val="28"/>
+                <w:szCs w:val="28"/>
+                <w:lang w:bidi="ta-IN"/>
+              </w:rPr>
+              <w:t>|</w:t>
+            </w:r>
+          </w:p>
+        </w:tc>
+      </w:tr>
+      <w:tr>
+        <w:trPr>
+          <w:trHeight w:val="1105"/>
+        </w:trPr>
+        <w:tc>
+          <w:tcPr>
+            <w:tcW w:w="3877" w:type="dxa"/>
+            <w:tcBorders>
+              <w:top w:val="single" w:sz="4" w:space="0" w:color="000000"/>
+              <w:left w:val="single" w:sz="4" w:space="0" w:color="000000"/>
+              <w:bottom w:val="single" w:sz="4" w:space="0" w:color="000000"/>
+              <w:right w:val="single" w:sz="4" w:space="0" w:color="000000"/>
+            </w:tcBorders>
+          </w:tcPr>
+          <w:p>
+            <w:pPr>
+              <w:widowControl w:val="0"/>
+              <w:tabs>
+                <w:tab w:val="left" w:pos="993"/>
+              </w:tabs>
+              <w:autoSpaceDE w:val="0"/>
+              <w:autoSpaceDN w:val="0"/>
+              <w:adjustRightInd w:val="0"/>
+              <w:spacing w:before="0" w:line="252" w:lineRule="auto"/>
+              <w:ind w:right="297"/>
+              <w:rPr>
+                <w:rFonts w:cs="Arial"/>
+                <w:b/>
+                <w:color w:val="000000"/>
+                <w:sz w:val="28"/>
+                <w:szCs w:val="32"/>
+                <w:lang w:bidi="ta-IN"/>
+              </w:rPr>
+            </w:pPr>
+            <w:r>
+              <w:rPr>
+                <w:rFonts w:cs="Arial"/>
+                <w:b/>
+                <w:color w:val="000000"/>
+                <w:sz w:val="28"/>
+                <w:szCs w:val="32"/>
+                <w:lang w:bidi="ta-IN"/>
+              </w:rPr>
+              <w:t>T.S.2.5.11.9 Kramam</w:t>
+            </w:r>
+          </w:p>
+          <w:p>
+            <w:pPr>
+              <w:widowControl w:val="0"/>
+              <w:tabs>
+                <w:tab w:val="left" w:pos="993"/>
+              </w:tabs>
+              <w:autoSpaceDE w:val="0"/>
+              <w:autoSpaceDN w:val="0"/>
+              <w:adjustRightInd w:val="0"/>
+              <w:spacing w:before="0" w:line="252" w:lineRule="auto"/>
+              <w:ind w:right="297"/>
+              <w:rPr>
+                <w:rFonts w:cs="Arial"/>
+                <w:b/>
+                <w:color w:val="000000"/>
+                <w:sz w:val="28"/>
+                <w:szCs w:val="32"/>
+                <w:lang w:bidi="ta-IN"/>
+              </w:rPr>
+            </w:pPr>
+            <w:r>
+              <w:rPr>
+                <w:rFonts w:cs="Arial"/>
+                <w:b/>
+                <w:color w:val="000000"/>
+                <w:sz w:val="28"/>
+                <w:szCs w:val="32"/>
+                <w:lang w:bidi="ta-IN"/>
+              </w:rPr>
+              <w:t xml:space="preserve">Krama Vaakyam No. – </w:t>
+            </w:r>
+            <w:r>
+              <w:rPr>
+                <w:rFonts w:cs="Arial"/>
+                <w:b/>
+                <w:color w:val="000000"/>
+                <w:sz w:val="28"/>
+                <w:szCs w:val="32"/>
+                <w:lang w:bidi="ta-IN"/>
+              </w:rPr>
+              <w:t>18</w:t>
+            </w:r>
+          </w:p>
+          <w:p>
+            <w:pPr>
+              <w:widowControl w:val="0"/>
+              <w:tabs>
+                <w:tab w:val="left" w:pos="993"/>
+              </w:tabs>
+              <w:autoSpaceDE w:val="0"/>
+              <w:autoSpaceDN w:val="0"/>
+              <w:adjustRightInd w:val="0"/>
+              <w:spacing w:before="0" w:line="252" w:lineRule="auto"/>
+              <w:ind w:right="297"/>
+              <w:rPr>
+                <w:rFonts w:cs="Arial"/>
+                <w:b/>
+                <w:color w:val="000000"/>
+                <w:sz w:val="28"/>
+                <w:szCs w:val="32"/>
+                <w:lang w:bidi="ta-IN"/>
+              </w:rPr>
+            </w:pPr>
+            <w:r>
+              <w:rPr>
+                <w:rFonts w:cs="Arial"/>
+                <w:b/>
+                <w:color w:val="000000"/>
+                <w:sz w:val="28"/>
+                <w:szCs w:val="32"/>
+                <w:lang w:bidi="ta-IN"/>
+              </w:rPr>
+              <w:t>Panchaati No</w:t>
+            </w:r>
+            <w:r>
+              <w:rPr>
+                <w:rFonts w:cs="Arial"/>
+                <w:b/>
+                <w:color w:val="000000"/>
+                <w:szCs w:val="32"/>
+                <w:lang w:bidi="ta-IN"/>
+              </w:rPr>
+              <w:t>. -</w:t>
+            </w:r>
+            <w:r>
+              <w:rPr>
+                <w:rFonts w:cs="Arial"/>
+                <w:b/>
+                <w:color w:val="000000"/>
+                <w:sz w:val="28"/>
+                <w:szCs w:val="28"/>
+                <w:lang w:bidi="ta-IN"/>
+              </w:rPr>
+              <w:t xml:space="preserve"> </w:t>
+            </w:r>
+            <w:r>
+              <w:rPr>
+                <w:rFonts w:cs="Arial"/>
+                <w:b/>
+                <w:color w:val="000000"/>
+                <w:sz w:val="28"/>
+                <w:szCs w:val="28"/>
+                <w:lang w:bidi="ta-IN"/>
+              </w:rPr>
+              <w:t>69</w:t>
+            </w:r>
+          </w:p>
+        </w:tc>
+        <w:tc>
+          <w:tcPr>
+            <w:tcW w:w="4738" w:type="dxa"/>
+            <w:tcBorders>
+              <w:top w:val="single" w:sz="4" w:space="0" w:color="000000"/>
+              <w:left w:val="single" w:sz="4" w:space="0" w:color="000000"/>
+              <w:bottom w:val="single" w:sz="4" w:space="0" w:color="000000"/>
+              <w:right w:val="single" w:sz="4" w:space="0" w:color="000000"/>
+            </w:tcBorders>
+          </w:tcPr>
+          <w:p>
+            <w:pPr>
+              <w:rPr>
+                <w:rFonts w:ascii="Latha" w:hAnsi="Latha" w:cs="Latha"/>
+                <w:sz w:val="28"/>
+                <w:szCs w:val="28"/>
+                <w:cs/>
+                <w:lang w:bidi="ta-IN"/>
+              </w:rPr>
+            </w:pPr>
+            <w:r>
+              <w:rPr>
+                <w:rFonts w:ascii="Latha" w:hAnsi="Latha" w:cs="Latha"/>
+                <w:sz w:val="28"/>
+                <w:szCs w:val="28"/>
+                <w:highlight w:val="yellow"/>
+                <w:cs/>
+                <w:lang w:bidi="ta-IN"/>
+              </w:rPr>
+              <w:t>பா</w:t>
+            </w:r>
+            <w:r>
+              <w:rPr>
+                <w:rFonts w:ascii="BRH Tamil Tab Extra" w:hAnsi="BRH Tamil Tab Extra" w:cs="Latha"/>
+                <w:b/>
+                <w:sz w:val="32"/>
+                <w:szCs w:val="28"/>
+                <w:highlight w:val="yellow"/>
+                <w:lang w:bidi="ta-IN"/>
+              </w:rPr>
+              <w:t>…</w:t>
+            </w:r>
+            <w:r>
+              <w:rPr>
+                <w:rFonts w:ascii="Latha" w:hAnsi="Latha" w:cs="Latha"/>
+                <w:b/>
+                <w:bCs/>
+                <w:position w:val="-12"/>
+                <w:sz w:val="28"/>
+                <w:szCs w:val="28"/>
+                <w:highlight w:val="yellow"/>
+                <w:cs/>
+                <w:lang w:bidi="ta-IN"/>
+              </w:rPr>
+              <w:t>3</w:t>
+            </w:r>
+            <w:r>
+              <w:rPr>
+                <w:rFonts w:ascii="Latha" w:hAnsi="Latha" w:cs="Latha"/>
+                <w:sz w:val="28"/>
+                <w:szCs w:val="28"/>
+                <w:highlight w:val="yellow"/>
+                <w:cs/>
+                <w:lang w:bidi="ta-IN"/>
+              </w:rPr>
+              <w:t>ஹ்</w:t>
+            </w:r>
+            <w:r>
+              <w:rPr>
+                <w:rFonts w:ascii="Latha" w:hAnsi="Latha" w:cs="Latha"/>
+                <w:sz w:val="28"/>
+                <w:szCs w:val="28"/>
+                <w:cs/>
+                <w:lang w:bidi="ta-IN"/>
+              </w:rPr>
+              <w:t>ம</w:t>
+            </w:r>
+            <w:r>
+              <w:rPr>
+                <w:rFonts w:ascii="BRH Tamil Tab Extra" w:hAnsi="BRH Tamil Tab Extra" w:cs="Latha"/>
+                <w:b/>
+                <w:sz w:val="32"/>
+                <w:szCs w:val="28"/>
+                <w:lang w:bidi="ta-IN"/>
+              </w:rPr>
+              <w:t>…</w:t>
+            </w:r>
+            <w:r>
+              <w:rPr>
+                <w:rFonts w:ascii="Latha" w:hAnsi="Latha" w:cs="Latha"/>
+                <w:sz w:val="28"/>
+                <w:szCs w:val="28"/>
+                <w:cs/>
+                <w:lang w:bidi="ta-IN"/>
+              </w:rPr>
+              <w:t>ணஶ்ச</w:t>
+            </w:r>
+            <w:r>
+              <w:rPr>
+                <w:rFonts w:ascii="BRH Tamil Tab Extra" w:hAnsi="BRH Tamil Tab Extra" w:cs="Latha"/>
+                <w:b/>
+                <w:sz w:val="36"/>
+                <w:szCs w:val="28"/>
+                <w:lang w:bidi="ta-IN"/>
+              </w:rPr>
+              <w:t>†</w:t>
+            </w:r>
+            <w:r>
+              <w:rPr>
+                <w:rFonts w:ascii="Latha" w:hAnsi="Latha" w:cs="Latha"/>
+                <w:sz w:val="28"/>
+                <w:szCs w:val="28"/>
+                <w:lang w:bidi="ta-IN"/>
+              </w:rPr>
+              <w:t xml:space="preserve"> | </w:t>
+            </w:r>
+            <w:r>
+              <w:rPr>
+                <w:rFonts w:ascii="Latha" w:hAnsi="Latha" w:cs="Latha"/>
+                <w:sz w:val="28"/>
+                <w:szCs w:val="28"/>
+                <w:cs/>
+                <w:lang w:bidi="ta-IN"/>
+              </w:rPr>
+              <w:t>சாப்</w:t>
+            </w:r>
+            <w:r>
+              <w:rPr>
+                <w:rFonts w:ascii="Latha" w:hAnsi="Latha" w:cs="Latha"/>
+                <w:b/>
+                <w:bCs/>
+                <w:position w:val="-12"/>
+                <w:sz w:val="28"/>
+                <w:szCs w:val="28"/>
+                <w:cs/>
+                <w:lang w:bidi="ta-IN"/>
+              </w:rPr>
+              <w:t>3</w:t>
+            </w:r>
+            <w:r>
+              <w:rPr>
+                <w:rFonts w:ascii="Latha" w:hAnsi="Latha" w:cs="Latha"/>
+                <w:sz w:val="28"/>
+                <w:szCs w:val="28"/>
+                <w:cs/>
+                <w:lang w:bidi="ta-IN"/>
+              </w:rPr>
+              <w:t>ரா</w:t>
+            </w:r>
+            <w:r>
+              <w:rPr>
+                <w:rFonts w:ascii="BRH Tamil Tab Extra" w:hAnsi="BRH Tamil Tab Extra" w:cs="Latha"/>
+                <w:b/>
+                <w:sz w:val="36"/>
+                <w:szCs w:val="28"/>
+                <w:lang w:bidi="ta-IN"/>
+              </w:rPr>
+              <w:t>‡</w:t>
+            </w:r>
+            <w:r>
+              <w:rPr>
+                <w:rFonts w:ascii="Latha" w:hAnsi="Latha" w:cs="Latha"/>
+                <w:sz w:val="28"/>
+                <w:szCs w:val="28"/>
+                <w:cs/>
+                <w:lang w:bidi="ta-IN"/>
+              </w:rPr>
+              <w:t>ஹ்மண</w:t>
+            </w:r>
+            <w:r>
+              <w:rPr>
+                <w:rFonts w:ascii="Latha" w:hAnsi="Latha" w:cs="Latha"/>
+                <w:b/>
+                <w:bCs/>
+                <w:sz w:val="32"/>
+                <w:szCs w:val="32"/>
+                <w:cs/>
+                <w:lang w:bidi="ta-IN"/>
+              </w:rPr>
+              <w:t>:</w:t>
+            </w:r>
+            <w:r>
+              <w:rPr>
+                <w:rFonts w:ascii="Latha" w:hAnsi="Latha" w:cs="Latha"/>
+                <w:sz w:val="28"/>
+                <w:szCs w:val="28"/>
+                <w:cs/>
+                <w:lang w:bidi="ta-IN"/>
+              </w:rPr>
+              <w:t xml:space="preserve"> </w:t>
+            </w:r>
+            <w:r>
+              <w:rPr>
+                <w:rFonts w:ascii="Latha" w:hAnsi="Latha" w:cs="Latha"/>
+                <w:sz w:val="28"/>
+                <w:szCs w:val="28"/>
+                <w:lang w:bidi="ta-IN"/>
+              </w:rPr>
+              <w:t>|</w:t>
+            </w:r>
+          </w:p>
+        </w:tc>
+        <w:tc>
+          <w:tcPr>
+            <w:tcW w:w="5220" w:type="dxa"/>
+            <w:tcBorders>
+              <w:top w:val="single" w:sz="4" w:space="0" w:color="000000"/>
+              <w:left w:val="single" w:sz="4" w:space="0" w:color="000000"/>
+              <w:bottom w:val="single" w:sz="4" w:space="0" w:color="000000"/>
+              <w:right w:val="single" w:sz="4" w:space="0" w:color="000000"/>
+            </w:tcBorders>
+          </w:tcPr>
+          <w:p>
+            <w:pPr>
+              <w:widowControl w:val="0"/>
+              <w:tabs>
+                <w:tab w:val="center" w:pos="4950"/>
+              </w:tabs>
+              <w:autoSpaceDE w:val="0"/>
+              <w:autoSpaceDN w:val="0"/>
+              <w:adjustRightInd w:val="0"/>
+              <w:spacing w:line="252" w:lineRule="auto"/>
+              <w:rPr>
+                <w:rFonts w:ascii="Latha" w:hAnsi="Latha" w:cs="Latha"/>
+                <w:sz w:val="28"/>
+                <w:szCs w:val="28"/>
+                <w:cs/>
+                <w:lang w:bidi="ta-IN"/>
+              </w:rPr>
+            </w:pPr>
+            <w:r>
+              <w:rPr>
+                <w:rFonts w:ascii="Latha" w:hAnsi="Latha" w:cs="Latha"/>
+                <w:sz w:val="28"/>
+                <w:szCs w:val="28"/>
+                <w:highlight w:val="green"/>
+                <w:cs/>
+                <w:lang w:bidi="ta-IN"/>
+              </w:rPr>
+              <w:t>ப்</w:t>
+            </w:r>
+            <w:r>
+              <w:rPr>
+                <w:rFonts w:ascii="Latha" w:hAnsi="Latha" w:cs="Latha"/>
+                <w:b/>
+                <w:bCs/>
+                <w:position w:val="-12"/>
+                <w:sz w:val="28"/>
+                <w:szCs w:val="28"/>
+                <w:highlight w:val="green"/>
+                <w:cs/>
+                <w:lang w:bidi="ta-IN"/>
+              </w:rPr>
+              <w:t>3</w:t>
+            </w:r>
+            <w:r>
+              <w:rPr>
+                <w:rFonts w:ascii="Latha" w:hAnsi="Latha" w:cs="Latha"/>
+                <w:sz w:val="28"/>
+                <w:szCs w:val="28"/>
+                <w:highlight w:val="green"/>
+                <w:cs/>
+                <w:lang w:bidi="ta-IN"/>
+              </w:rPr>
+              <w:t>ரா</w:t>
+            </w:r>
+            <w:r>
+              <w:rPr>
+                <w:rFonts w:ascii="BRH Tamil Tab Extra" w:hAnsi="BRH Tamil Tab Extra" w:cs="Latha"/>
+                <w:b/>
+                <w:sz w:val="32"/>
+                <w:szCs w:val="28"/>
+                <w:highlight w:val="green"/>
+                <w:lang w:bidi="ta-IN"/>
+              </w:rPr>
+              <w:t>…</w:t>
+            </w:r>
+            <w:r>
+              <w:rPr>
+                <w:rFonts w:ascii="Latha" w:hAnsi="Latha" w:cs="Latha"/>
+                <w:sz w:val="28"/>
+                <w:szCs w:val="28"/>
+                <w:highlight w:val="green"/>
+                <w:cs/>
+                <w:lang w:bidi="ta-IN"/>
+              </w:rPr>
+              <w:t>ஹ்ம</w:t>
+            </w:r>
+            <w:r>
+              <w:rPr>
+                <w:rFonts w:ascii="BRH Tamil Tab Extra" w:hAnsi="BRH Tamil Tab Extra" w:cs="Latha"/>
+                <w:b/>
+                <w:sz w:val="32"/>
+                <w:szCs w:val="28"/>
+                <w:lang w:bidi="ta-IN"/>
+              </w:rPr>
+              <w:t>…</w:t>
+            </w:r>
+            <w:r>
+              <w:rPr>
+                <w:rFonts w:ascii="Latha" w:hAnsi="Latha" w:cs="Latha"/>
+                <w:sz w:val="28"/>
+                <w:szCs w:val="28"/>
+                <w:cs/>
+                <w:lang w:bidi="ta-IN"/>
+              </w:rPr>
+              <w:t>ணஶ்ச</w:t>
+            </w:r>
+            <w:r>
+              <w:rPr>
+                <w:rFonts w:ascii="BRH Tamil Tab Extra" w:hAnsi="BRH Tamil Tab Extra" w:cs="Latha"/>
+                <w:b/>
+                <w:sz w:val="36"/>
+                <w:szCs w:val="28"/>
+                <w:lang w:bidi="ta-IN"/>
+              </w:rPr>
+              <w:t>†</w:t>
+            </w:r>
+            <w:r>
+              <w:rPr>
+                <w:rFonts w:ascii="Latha" w:hAnsi="Latha" w:cs="Latha"/>
+                <w:sz w:val="28"/>
+                <w:szCs w:val="28"/>
+                <w:lang w:bidi="ta-IN"/>
+              </w:rPr>
+              <w:t xml:space="preserve"> | </w:t>
+            </w:r>
+            <w:r>
+              <w:rPr>
+                <w:rFonts w:ascii="Latha" w:hAnsi="Latha" w:cs="Latha"/>
+                <w:sz w:val="28"/>
+                <w:szCs w:val="28"/>
+                <w:cs/>
+                <w:lang w:bidi="ta-IN"/>
+              </w:rPr>
+              <w:t>சாப்</w:t>
+            </w:r>
+            <w:r>
+              <w:rPr>
+                <w:rFonts w:ascii="Latha" w:hAnsi="Latha" w:cs="Latha"/>
+                <w:b/>
+                <w:bCs/>
+                <w:position w:val="-12"/>
+                <w:sz w:val="28"/>
+                <w:szCs w:val="28"/>
+                <w:cs/>
+                <w:lang w:bidi="ta-IN"/>
+              </w:rPr>
+              <w:t>3</w:t>
+            </w:r>
+            <w:r>
+              <w:rPr>
+                <w:rFonts w:ascii="Latha" w:hAnsi="Latha" w:cs="Latha"/>
+                <w:sz w:val="28"/>
+                <w:szCs w:val="28"/>
+                <w:cs/>
+                <w:lang w:bidi="ta-IN"/>
+              </w:rPr>
+              <w:t>ரா</w:t>
+            </w:r>
+            <w:r>
+              <w:rPr>
+                <w:rFonts w:ascii="BRH Tamil Tab Extra" w:hAnsi="BRH Tamil Tab Extra" w:cs="Latha"/>
+                <w:b/>
+                <w:sz w:val="36"/>
+                <w:szCs w:val="28"/>
+                <w:lang w:bidi="ta-IN"/>
+              </w:rPr>
+              <w:t>‡</w:t>
+            </w:r>
+            <w:r>
+              <w:rPr>
+                <w:rFonts w:ascii="Latha" w:hAnsi="Latha" w:cs="Latha"/>
+                <w:sz w:val="28"/>
+                <w:szCs w:val="28"/>
+                <w:cs/>
+                <w:lang w:bidi="ta-IN"/>
+              </w:rPr>
+              <w:t>ஹ்மண</w:t>
+            </w:r>
+            <w:r>
+              <w:rPr>
+                <w:rFonts w:ascii="Latha" w:hAnsi="Latha" w:cs="Latha"/>
+                <w:b/>
+                <w:bCs/>
+                <w:sz w:val="32"/>
+                <w:szCs w:val="32"/>
+                <w:cs/>
+                <w:lang w:bidi="ta-IN"/>
+              </w:rPr>
+              <w:t>:</w:t>
+            </w:r>
+            <w:r>
+              <w:rPr>
+                <w:rFonts w:ascii="Latha" w:hAnsi="Latha" w:cs="Latha"/>
+                <w:sz w:val="28"/>
+                <w:szCs w:val="28"/>
+                <w:cs/>
+                <w:lang w:bidi="ta-IN"/>
+              </w:rPr>
+              <w:t xml:space="preserve"> </w:t>
+            </w:r>
+            <w:r>
+              <w:rPr>
+                <w:rFonts w:ascii="Latha" w:hAnsi="Latha" w:cs="Latha"/>
+                <w:sz w:val="28"/>
+                <w:szCs w:val="28"/>
+                <w:lang w:bidi="ta-IN"/>
+              </w:rPr>
+              <w:t>|</w:t>
+            </w:r>
+          </w:p>
+        </w:tc>
+      </w:tr>
+      <w:tr>
+        <w:trPr>
+          <w:trHeight w:val="1105"/>
+        </w:trPr>
+        <w:tc>
+          <w:tcPr>
+            <w:tcW w:w="3877" w:type="dxa"/>
+            <w:tcBorders>
+              <w:top w:val="single" w:sz="4" w:space="0" w:color="000000"/>
+              <w:left w:val="single" w:sz="4" w:space="0" w:color="000000"/>
+              <w:bottom w:val="single" w:sz="4" w:space="0" w:color="000000"/>
+              <w:right w:val="single" w:sz="4" w:space="0" w:color="000000"/>
+            </w:tcBorders>
+          </w:tcPr>
+          <w:p>
+            <w:pPr>
+              <w:widowControl w:val="0"/>
+              <w:tabs>
+                <w:tab w:val="left" w:pos="993"/>
+              </w:tabs>
+              <w:autoSpaceDE w:val="0"/>
+              <w:autoSpaceDN w:val="0"/>
+              <w:adjustRightInd w:val="0"/>
+              <w:spacing w:before="0" w:line="252" w:lineRule="auto"/>
+              <w:ind w:right="297"/>
+              <w:rPr>
+                <w:rFonts w:cs="Arial"/>
+                <w:b/>
+                <w:color w:val="000000"/>
+                <w:sz w:val="28"/>
+                <w:szCs w:val="32"/>
+                <w:lang w:bidi="ta-IN"/>
+              </w:rPr>
+            </w:pPr>
+            <w:r>
+              <w:rPr>
+                <w:rFonts w:cs="Arial"/>
+                <w:b/>
+                <w:color w:val="000000"/>
+                <w:sz w:val="28"/>
+                <w:szCs w:val="32"/>
+                <w:lang w:bidi="ta-IN"/>
+              </w:rPr>
+              <w:t>T.S.2.5.11.9 Kramam</w:t>
+            </w:r>
+          </w:p>
+          <w:p>
+            <w:pPr>
+              <w:widowControl w:val="0"/>
+              <w:tabs>
+                <w:tab w:val="left" w:pos="993"/>
+              </w:tabs>
+              <w:autoSpaceDE w:val="0"/>
+              <w:autoSpaceDN w:val="0"/>
+              <w:adjustRightInd w:val="0"/>
+              <w:spacing w:before="0" w:line="252" w:lineRule="auto"/>
+              <w:ind w:right="297"/>
+              <w:rPr>
+                <w:rFonts w:cs="Arial"/>
+                <w:b/>
+                <w:color w:val="000000"/>
+                <w:sz w:val="28"/>
+                <w:szCs w:val="32"/>
+                <w:lang w:bidi="ta-IN"/>
+              </w:rPr>
+            </w:pPr>
+            <w:r>
+              <w:rPr>
+                <w:rFonts w:cs="Arial"/>
+                <w:b/>
+                <w:color w:val="000000"/>
+                <w:sz w:val="28"/>
+                <w:szCs w:val="32"/>
+                <w:lang w:bidi="ta-IN"/>
+              </w:rPr>
+              <w:t>Krama Vaakyam No. – 42</w:t>
+            </w:r>
+          </w:p>
+          <w:p>
+            <w:pPr>
+              <w:widowControl w:val="0"/>
+              <w:tabs>
+                <w:tab w:val="left" w:pos="993"/>
+              </w:tabs>
+              <w:autoSpaceDE w:val="0"/>
+              <w:autoSpaceDN w:val="0"/>
+              <w:adjustRightInd w:val="0"/>
+              <w:spacing w:before="0" w:line="252" w:lineRule="auto"/>
+              <w:ind w:right="297"/>
+              <w:rPr>
+                <w:rFonts w:cs="Arial"/>
+                <w:b/>
+                <w:color w:val="000000"/>
+                <w:sz w:val="28"/>
+                <w:szCs w:val="32"/>
+                <w:lang w:bidi="ta-IN"/>
+              </w:rPr>
+            </w:pPr>
+            <w:r>
+              <w:rPr>
+                <w:rFonts w:cs="Arial"/>
+                <w:b/>
+                <w:color w:val="000000"/>
+                <w:sz w:val="28"/>
+                <w:szCs w:val="32"/>
+                <w:lang w:bidi="ta-IN"/>
+              </w:rPr>
+              <w:t>Panchaati No</w:t>
+            </w:r>
+            <w:r>
+              <w:rPr>
+                <w:rFonts w:cs="Arial"/>
+                <w:b/>
+                <w:color w:val="000000"/>
+                <w:szCs w:val="32"/>
+                <w:lang w:bidi="ta-IN"/>
+              </w:rPr>
+              <w:t>. -</w:t>
+            </w:r>
+            <w:r>
+              <w:rPr>
+                <w:rFonts w:cs="Arial"/>
+                <w:b/>
+                <w:color w:val="000000"/>
+                <w:sz w:val="28"/>
+                <w:szCs w:val="28"/>
+                <w:lang w:bidi="ta-IN"/>
+              </w:rPr>
+              <w:t xml:space="preserve"> </w:t>
+            </w:r>
+            <w:r>
+              <w:rPr>
+                <w:rFonts w:cs="Arial"/>
+                <w:b/>
+                <w:color w:val="000000"/>
+                <w:sz w:val="28"/>
+                <w:szCs w:val="28"/>
+                <w:lang w:bidi="ta-IN"/>
+              </w:rPr>
+              <w:t>69</w:t>
+            </w:r>
+          </w:p>
+        </w:tc>
+        <w:tc>
+          <w:tcPr>
+            <w:tcW w:w="4738" w:type="dxa"/>
+            <w:tcBorders>
+              <w:top w:val="single" w:sz="4" w:space="0" w:color="000000"/>
+              <w:left w:val="single" w:sz="4" w:space="0" w:color="000000"/>
+              <w:bottom w:val="single" w:sz="4" w:space="0" w:color="000000"/>
+              <w:right w:val="single" w:sz="4" w:space="0" w:color="000000"/>
+            </w:tcBorders>
+          </w:tcPr>
+          <w:p>
+            <w:pPr>
+              <w:rPr>
+                <w:rFonts w:ascii="Latha" w:hAnsi="Latha" w:cs="Latha"/>
+                <w:sz w:val="28"/>
+                <w:szCs w:val="28"/>
+                <w:highlight w:val="yellow"/>
+                <w:cs/>
+                <w:lang w:bidi="ta-IN"/>
+              </w:rPr>
+            </w:pPr>
+            <w:r>
+              <w:rPr>
+                <w:rFonts w:ascii="Latha" w:hAnsi="Latha" w:cs="Latha"/>
+                <w:sz w:val="28"/>
+                <w:szCs w:val="28"/>
+                <w:cs/>
+                <w:lang w:bidi="ta-IN"/>
+              </w:rPr>
+              <w:t>தஸ்மா</w:t>
+            </w:r>
+            <w:r>
+              <w:rPr>
+                <w:rFonts w:ascii="BRH Tamil Tab Extra" w:hAnsi="BRH Tamil Tab Extra" w:cs="Latha"/>
+                <w:b/>
+                <w:sz w:val="36"/>
+                <w:szCs w:val="28"/>
+                <w:lang w:bidi="ta-IN"/>
+              </w:rPr>
+              <w:t>‡</w:t>
+            </w:r>
+            <w:r>
+              <w:rPr>
+                <w:rFonts w:ascii="Latha" w:hAnsi="Latha" w:cs="Latha"/>
+                <w:sz w:val="28"/>
+                <w:szCs w:val="28"/>
+                <w:cs/>
+                <w:lang w:bidi="ta-IN"/>
+              </w:rPr>
+              <w:t>த்</w:t>
+            </w:r>
+            <w:r>
+              <w:rPr>
+                <w:rFonts w:ascii="Latha" w:hAnsi="Latha" w:cs="Latha"/>
+                <w:b/>
+                <w:bCs/>
+                <w:position w:val="-12"/>
+                <w:sz w:val="28"/>
+                <w:szCs w:val="28"/>
+                <w:cs/>
+                <w:lang w:bidi="ta-IN"/>
+              </w:rPr>
+              <w:t>3</w:t>
+            </w:r>
+            <w:r>
+              <w:rPr>
+                <w:rFonts w:ascii="Latha" w:hAnsi="Latha" w:cs="Latha"/>
+                <w:sz w:val="28"/>
+                <w:szCs w:val="28"/>
+                <w:cs/>
+                <w:lang w:bidi="ta-IN"/>
+              </w:rPr>
+              <w:t xml:space="preserve"> ப்</w:t>
+            </w:r>
+            <w:r>
+              <w:rPr>
+                <w:rFonts w:ascii="Latha" w:hAnsi="Latha" w:cs="Latha"/>
+                <w:b/>
+                <w:bCs/>
+                <w:position w:val="-12"/>
+                <w:sz w:val="28"/>
+                <w:szCs w:val="28"/>
+                <w:cs/>
+                <w:lang w:bidi="ta-IN"/>
+              </w:rPr>
+              <w:t>3</w:t>
+            </w:r>
+            <w:r>
+              <w:rPr>
+                <w:rFonts w:ascii="Latha" w:hAnsi="Latha" w:cs="Latha"/>
+                <w:sz w:val="28"/>
+                <w:szCs w:val="28"/>
+                <w:cs/>
+                <w:lang w:bidi="ta-IN"/>
+              </w:rPr>
+              <w:t>ரா</w:t>
+            </w:r>
+            <w:r>
+              <w:rPr>
+                <w:rFonts w:ascii="Latha" w:hAnsi="Latha" w:cs="Latha"/>
+                <w:sz w:val="28"/>
+                <w:szCs w:val="28"/>
+                <w:highlight w:val="green"/>
+                <w:cs/>
+                <w:lang w:bidi="ta-IN"/>
+              </w:rPr>
+              <w:t>ஹ</w:t>
+            </w:r>
+            <w:r>
+              <w:rPr>
+                <w:rFonts w:ascii="BRH Tamil Tab Extra" w:hAnsi="BRH Tamil Tab Extra" w:cs="Latha"/>
+                <w:b/>
+                <w:sz w:val="32"/>
+                <w:szCs w:val="28"/>
+                <w:highlight w:val="green"/>
+                <w:lang w:bidi="ta-IN"/>
+              </w:rPr>
+              <w:t>…</w:t>
+            </w:r>
+            <w:r>
+              <w:rPr>
+                <w:rFonts w:ascii="Latha" w:hAnsi="Latha" w:cs="Latha"/>
+                <w:sz w:val="28"/>
+                <w:szCs w:val="28"/>
+                <w:highlight w:val="green"/>
+                <w:cs/>
+                <w:lang w:bidi="ta-IN"/>
+              </w:rPr>
+              <w:t>ண</w:t>
+            </w:r>
+            <w:r>
+              <w:rPr>
+                <w:rFonts w:ascii="Latha" w:hAnsi="Latha" w:cs="Latha"/>
+                <w:b/>
+                <w:bCs/>
+                <w:sz w:val="32"/>
+                <w:szCs w:val="32"/>
+                <w:highlight w:val="green"/>
+                <w:cs/>
+                <w:lang w:bidi="ta-IN"/>
+              </w:rPr>
+              <w:t>:</w:t>
+            </w:r>
+            <w:r>
+              <w:rPr>
+                <w:rFonts w:ascii="Latha" w:hAnsi="Latha" w:cs="Latha"/>
+                <w:sz w:val="28"/>
+                <w:szCs w:val="28"/>
+                <w:cs/>
+                <w:lang w:bidi="ta-IN"/>
+              </w:rPr>
+              <w:t xml:space="preserve"> </w:t>
+            </w:r>
+            <w:r>
+              <w:rPr>
+                <w:rFonts w:ascii="Latha" w:hAnsi="Latha" w:cs="Latha"/>
+                <w:sz w:val="28"/>
+                <w:szCs w:val="28"/>
+                <w:lang w:bidi="ta-IN"/>
+              </w:rPr>
+              <w:t xml:space="preserve">| </w:t>
+            </w:r>
+            <w:r>
+              <w:rPr>
+                <w:rFonts w:ascii="Latha" w:hAnsi="Latha" w:cs="Latha"/>
+                <w:sz w:val="28"/>
+                <w:szCs w:val="28"/>
+                <w:cs/>
+                <w:lang w:bidi="ta-IN"/>
+              </w:rPr>
+              <w:t>ப்</w:t>
+            </w:r>
+            <w:r>
+              <w:rPr>
+                <w:rFonts w:ascii="Latha" w:hAnsi="Latha" w:cs="Latha"/>
+                <w:b/>
+                <w:bCs/>
+                <w:position w:val="-12"/>
+                <w:sz w:val="28"/>
+                <w:szCs w:val="28"/>
+                <w:cs/>
+                <w:lang w:bidi="ta-IN"/>
+              </w:rPr>
+              <w:t>3</w:t>
+            </w:r>
+            <w:r>
+              <w:rPr>
+                <w:rFonts w:ascii="Latha" w:hAnsi="Latha" w:cs="Latha"/>
+                <w:sz w:val="28"/>
+                <w:szCs w:val="28"/>
+                <w:cs/>
+                <w:lang w:bidi="ta-IN"/>
+              </w:rPr>
+              <w:t>ரா</w:t>
+            </w:r>
+            <w:r>
+              <w:rPr>
+                <w:rFonts w:ascii="BRH Tamil Tab Extra" w:hAnsi="BRH Tamil Tab Extra" w:cs="Latha"/>
+                <w:b/>
+                <w:sz w:val="32"/>
+                <w:szCs w:val="28"/>
+                <w:lang w:bidi="ta-IN"/>
+              </w:rPr>
+              <w:t>…</w:t>
+            </w:r>
+            <w:r>
+              <w:rPr>
+                <w:rFonts w:ascii="Latha" w:hAnsi="Latha" w:cs="Latha"/>
+                <w:sz w:val="28"/>
+                <w:szCs w:val="28"/>
+                <w:cs/>
+                <w:lang w:bidi="ta-IN"/>
+              </w:rPr>
+              <w:t>ஹ்ம</w:t>
+            </w:r>
+            <w:r>
+              <w:rPr>
+                <w:rFonts w:ascii="BRH Tamil Tab Extra" w:hAnsi="BRH Tamil Tab Extra" w:cs="Latha"/>
+                <w:b/>
+                <w:sz w:val="32"/>
+                <w:szCs w:val="28"/>
+                <w:lang w:bidi="ta-IN"/>
+              </w:rPr>
+              <w:t>…</w:t>
+            </w:r>
+            <w:r>
+              <w:rPr>
+                <w:rFonts w:ascii="Latha" w:hAnsi="Latha" w:cs="Latha"/>
+                <w:sz w:val="28"/>
+                <w:szCs w:val="28"/>
+                <w:cs/>
+                <w:lang w:bidi="ta-IN"/>
+              </w:rPr>
+              <w:t xml:space="preserve">ணோ ந </w:t>
+            </w:r>
+            <w:r>
+              <w:rPr>
+                <w:rFonts w:ascii="Latha" w:hAnsi="Latha" w:cs="Latha"/>
+                <w:sz w:val="28"/>
+                <w:szCs w:val="28"/>
+                <w:lang w:bidi="ta-IN"/>
+              </w:rPr>
+              <w:t>|</w:t>
+            </w:r>
+          </w:p>
+        </w:tc>
+        <w:tc>
+          <w:tcPr>
+            <w:tcW w:w="5220" w:type="dxa"/>
+            <w:tcBorders>
+              <w:top w:val="single" w:sz="4" w:space="0" w:color="000000"/>
+              <w:left w:val="single" w:sz="4" w:space="0" w:color="000000"/>
+              <w:bottom w:val="single" w:sz="4" w:space="0" w:color="000000"/>
+              <w:right w:val="single" w:sz="4" w:space="0" w:color="000000"/>
+            </w:tcBorders>
+          </w:tcPr>
+          <w:p>
+            <w:pPr>
+              <w:widowControl w:val="0"/>
+              <w:tabs>
+                <w:tab w:val="center" w:pos="4950"/>
+              </w:tabs>
+              <w:autoSpaceDE w:val="0"/>
+              <w:autoSpaceDN w:val="0"/>
+              <w:adjustRightInd w:val="0"/>
+              <w:spacing w:line="252" w:lineRule="auto"/>
+              <w:rPr>
+                <w:rFonts w:ascii="Latha" w:hAnsi="Latha" w:cs="Latha"/>
+                <w:sz w:val="28"/>
+                <w:szCs w:val="28"/>
+                <w:highlight w:val="green"/>
+                <w:cs/>
+                <w:lang w:bidi="ta-IN"/>
+              </w:rPr>
+            </w:pPr>
+            <w:r>
+              <w:rPr>
+                <w:rFonts w:ascii="Latha" w:hAnsi="Latha" w:cs="Latha"/>
+                <w:sz w:val="28"/>
+                <w:szCs w:val="28"/>
+                <w:cs/>
+                <w:lang w:bidi="ta-IN"/>
+              </w:rPr>
+              <w:t>தஸ்மா</w:t>
+            </w:r>
+            <w:r>
+              <w:rPr>
+                <w:rFonts w:ascii="BRH Tamil Tab Extra" w:hAnsi="BRH Tamil Tab Extra" w:cs="Latha"/>
+                <w:b/>
+                <w:sz w:val="36"/>
+                <w:szCs w:val="28"/>
+                <w:lang w:bidi="ta-IN"/>
+              </w:rPr>
+              <w:t>‡</w:t>
+            </w:r>
+            <w:r>
+              <w:rPr>
+                <w:rFonts w:ascii="Latha" w:hAnsi="Latha" w:cs="Latha"/>
+                <w:sz w:val="28"/>
+                <w:szCs w:val="28"/>
+                <w:cs/>
+                <w:lang w:bidi="ta-IN"/>
+              </w:rPr>
+              <w:t>த்</w:t>
+            </w:r>
+            <w:r>
+              <w:rPr>
+                <w:rFonts w:ascii="Latha" w:hAnsi="Latha" w:cs="Latha"/>
+                <w:b/>
+                <w:bCs/>
+                <w:position w:val="-12"/>
+                <w:sz w:val="28"/>
+                <w:szCs w:val="28"/>
+                <w:cs/>
+                <w:lang w:bidi="ta-IN"/>
+              </w:rPr>
+              <w:t>3</w:t>
+            </w:r>
+            <w:r>
+              <w:rPr>
+                <w:rFonts w:ascii="Latha" w:hAnsi="Latha" w:cs="Latha"/>
+                <w:sz w:val="28"/>
+                <w:szCs w:val="28"/>
+                <w:cs/>
+                <w:lang w:bidi="ta-IN"/>
+              </w:rPr>
+              <w:t xml:space="preserve"> ப்</w:t>
+            </w:r>
+            <w:r>
+              <w:rPr>
+                <w:rFonts w:ascii="Latha" w:hAnsi="Latha" w:cs="Latha"/>
+                <w:b/>
+                <w:bCs/>
+                <w:position w:val="-12"/>
+                <w:sz w:val="28"/>
+                <w:szCs w:val="28"/>
+                <w:cs/>
+                <w:lang w:bidi="ta-IN"/>
+              </w:rPr>
+              <w:t>3</w:t>
+            </w:r>
+            <w:r>
+              <w:rPr>
+                <w:rFonts w:ascii="Latha" w:hAnsi="Latha" w:cs="Latha"/>
+                <w:sz w:val="28"/>
+                <w:szCs w:val="28"/>
+                <w:cs/>
+                <w:lang w:bidi="ta-IN"/>
+              </w:rPr>
+              <w:t>ரா</w:t>
+            </w:r>
+            <w:r>
+              <w:rPr>
+                <w:rFonts w:ascii="Latha" w:hAnsi="Latha" w:cs="Latha"/>
+                <w:sz w:val="28"/>
+                <w:szCs w:val="28"/>
+                <w:highlight w:val="green"/>
+                <w:cs/>
+                <w:lang w:bidi="ta-IN"/>
+              </w:rPr>
+              <w:t>ஹ்ம</w:t>
+            </w:r>
+            <w:r>
+              <w:rPr>
+                <w:rFonts w:ascii="BRH Tamil Tab Extra" w:hAnsi="BRH Tamil Tab Extra" w:cs="Latha"/>
+                <w:b/>
+                <w:sz w:val="32"/>
+                <w:szCs w:val="28"/>
+                <w:highlight w:val="green"/>
+                <w:lang w:bidi="ta-IN"/>
+              </w:rPr>
+              <w:t>……</w:t>
+            </w:r>
+            <w:r>
+              <w:rPr>
+                <w:rFonts w:ascii="Latha" w:hAnsi="Latha" w:cs="Latha"/>
+                <w:sz w:val="28"/>
+                <w:szCs w:val="28"/>
+                <w:highlight w:val="green"/>
+                <w:cs/>
+                <w:lang w:bidi="ta-IN"/>
+              </w:rPr>
+              <w:t>ண</w:t>
+            </w:r>
+            <w:r>
+              <w:rPr>
+                <w:rFonts w:ascii="Latha" w:hAnsi="Latha" w:cs="Latha"/>
+                <w:b/>
+                <w:bCs/>
+                <w:sz w:val="32"/>
+                <w:szCs w:val="32"/>
+                <w:highlight w:val="green"/>
+                <w:cs/>
+                <w:lang w:bidi="ta-IN"/>
+              </w:rPr>
+              <w:t>:</w:t>
+            </w:r>
+            <w:r>
+              <w:rPr>
+                <w:rFonts w:ascii="Latha" w:hAnsi="Latha" w:cs="Latha"/>
+                <w:sz w:val="28"/>
+                <w:szCs w:val="28"/>
+                <w:cs/>
+                <w:lang w:bidi="ta-IN"/>
+              </w:rPr>
+              <w:t xml:space="preserve"> </w:t>
+            </w:r>
+            <w:r>
+              <w:rPr>
+                <w:rFonts w:ascii="Latha" w:hAnsi="Latha" w:cs="Latha"/>
+                <w:sz w:val="28"/>
+                <w:szCs w:val="28"/>
+                <w:lang w:bidi="ta-IN"/>
+              </w:rPr>
+              <w:t xml:space="preserve">| </w:t>
+            </w:r>
+            <w:r>
+              <w:rPr>
+                <w:rFonts w:ascii="Latha" w:hAnsi="Latha" w:cs="Latha"/>
+                <w:sz w:val="28"/>
+                <w:szCs w:val="28"/>
+                <w:cs/>
+                <w:lang w:bidi="ta-IN"/>
+              </w:rPr>
+              <w:t>ப்</w:t>
+            </w:r>
+            <w:r>
+              <w:rPr>
+                <w:rFonts w:ascii="Latha" w:hAnsi="Latha" w:cs="Latha"/>
+                <w:b/>
+                <w:bCs/>
+                <w:position w:val="-12"/>
+                <w:sz w:val="28"/>
+                <w:szCs w:val="28"/>
+                <w:cs/>
+                <w:lang w:bidi="ta-IN"/>
+              </w:rPr>
+              <w:t>3</w:t>
+            </w:r>
+            <w:r>
+              <w:rPr>
+                <w:rFonts w:ascii="Latha" w:hAnsi="Latha" w:cs="Latha"/>
+                <w:sz w:val="28"/>
+                <w:szCs w:val="28"/>
+                <w:cs/>
+                <w:lang w:bidi="ta-IN"/>
+              </w:rPr>
+              <w:t>ரா</w:t>
+            </w:r>
+            <w:r>
+              <w:rPr>
+                <w:rFonts w:ascii="BRH Tamil Tab Extra" w:hAnsi="BRH Tamil Tab Extra" w:cs="Latha"/>
+                <w:b/>
+                <w:sz w:val="32"/>
+                <w:szCs w:val="28"/>
+                <w:lang w:bidi="ta-IN"/>
+              </w:rPr>
+              <w:t>…</w:t>
+            </w:r>
+            <w:r>
+              <w:rPr>
+                <w:rFonts w:ascii="Latha" w:hAnsi="Latha" w:cs="Latha"/>
+                <w:sz w:val="28"/>
+                <w:szCs w:val="28"/>
+                <w:cs/>
+                <w:lang w:bidi="ta-IN"/>
+              </w:rPr>
+              <w:t>ஹ்ம</w:t>
+            </w:r>
+            <w:r>
+              <w:rPr>
+                <w:rFonts w:ascii="BRH Tamil Tab Extra" w:hAnsi="BRH Tamil Tab Extra" w:cs="Latha"/>
+                <w:b/>
+                <w:sz w:val="32"/>
+                <w:szCs w:val="28"/>
+                <w:lang w:bidi="ta-IN"/>
+              </w:rPr>
+              <w:t>…</w:t>
+            </w:r>
+            <w:r>
+              <w:rPr>
+                <w:rFonts w:ascii="Latha" w:hAnsi="Latha" w:cs="Latha"/>
+                <w:sz w:val="28"/>
+                <w:szCs w:val="28"/>
+                <w:cs/>
+                <w:lang w:bidi="ta-IN"/>
+              </w:rPr>
+              <w:t xml:space="preserve">ணோ ந </w:t>
+            </w:r>
+            <w:r>
+              <w:rPr>
+                <w:rFonts w:ascii="Latha" w:hAnsi="Latha" w:cs="Latha"/>
+                <w:sz w:val="28"/>
+                <w:szCs w:val="28"/>
+                <w:lang w:bidi="ta-IN"/>
+              </w:rPr>
+              <w:t>|</w:t>
+            </w:r>
+          </w:p>
+        </w:tc>
+      </w:tr>
+      <w:tr>
+        <w:trPr>
+          <w:trHeight w:val="1105"/>
+        </w:trPr>
+        <w:tc>
+          <w:tcPr>
+            <w:tcW w:w="3877" w:type="dxa"/>
+            <w:tcBorders>
+              <w:top w:val="single" w:sz="4" w:space="0" w:color="000000"/>
+              <w:left w:val="single" w:sz="4" w:space="0" w:color="000000"/>
+              <w:bottom w:val="single" w:sz="4" w:space="0" w:color="000000"/>
+              <w:right w:val="single" w:sz="4" w:space="0" w:color="000000"/>
+            </w:tcBorders>
+          </w:tcPr>
+          <w:p>
+            <w:pPr>
+              <w:widowControl w:val="0"/>
+              <w:tabs>
+                <w:tab w:val="left" w:pos="993"/>
+              </w:tabs>
+              <w:autoSpaceDE w:val="0"/>
+              <w:autoSpaceDN w:val="0"/>
+              <w:adjustRightInd w:val="0"/>
+              <w:spacing w:before="0" w:line="252" w:lineRule="auto"/>
+              <w:ind w:right="297"/>
+              <w:rPr>
+                <w:rFonts w:cs="Arial"/>
+                <w:b/>
+                <w:color w:val="000000"/>
+                <w:sz w:val="28"/>
+                <w:szCs w:val="32"/>
+                <w:lang w:bidi="ta-IN"/>
+              </w:rPr>
+            </w:pPr>
+            <w:r>
+              <w:rPr>
+                <w:rFonts w:cs="Arial"/>
+                <w:b/>
+                <w:color w:val="000000"/>
+                <w:sz w:val="28"/>
+                <w:szCs w:val="32"/>
+                <w:lang w:bidi="ta-IN"/>
+              </w:rPr>
+              <w:t>T.S.2.5.12.1 Kramam</w:t>
+            </w:r>
+          </w:p>
+          <w:p>
+            <w:pPr>
+              <w:widowControl w:val="0"/>
+              <w:tabs>
+                <w:tab w:val="left" w:pos="993"/>
+              </w:tabs>
+              <w:autoSpaceDE w:val="0"/>
+              <w:autoSpaceDN w:val="0"/>
+              <w:adjustRightInd w:val="0"/>
+              <w:spacing w:before="0" w:line="252" w:lineRule="auto"/>
+              <w:ind w:right="297"/>
+              <w:rPr>
+                <w:rFonts w:cs="Arial"/>
+                <w:b/>
+                <w:color w:val="000000"/>
+                <w:sz w:val="28"/>
+                <w:szCs w:val="32"/>
+                <w:lang w:bidi="ta-IN"/>
+              </w:rPr>
+            </w:pPr>
+            <w:r>
+              <w:rPr>
+                <w:rFonts w:cs="Arial"/>
+                <w:b/>
+                <w:color w:val="000000"/>
+                <w:sz w:val="28"/>
+                <w:szCs w:val="32"/>
+                <w:lang w:bidi="ta-IN"/>
+              </w:rPr>
+              <w:t xml:space="preserve">Krama Vaakyam No. – </w:t>
+            </w:r>
+            <w:r>
+              <w:rPr>
+                <w:rFonts w:cs="Arial"/>
+                <w:b/>
+                <w:color w:val="000000"/>
+                <w:sz w:val="28"/>
+                <w:szCs w:val="32"/>
+                <w:lang w:bidi="ta-IN"/>
+              </w:rPr>
+              <w:t>32</w:t>
+            </w:r>
+          </w:p>
+          <w:p>
+            <w:pPr>
+              <w:widowControl w:val="0"/>
+              <w:tabs>
+                <w:tab w:val="left" w:pos="993"/>
+              </w:tabs>
+              <w:autoSpaceDE w:val="0"/>
+              <w:autoSpaceDN w:val="0"/>
+              <w:adjustRightInd w:val="0"/>
+              <w:spacing w:before="0" w:line="252" w:lineRule="auto"/>
+              <w:ind w:right="297"/>
+              <w:rPr>
+                <w:rFonts w:cs="Arial"/>
+                <w:b/>
+                <w:color w:val="000000"/>
+                <w:sz w:val="28"/>
+                <w:szCs w:val="32"/>
+                <w:lang w:bidi="ta-IN"/>
+              </w:rPr>
+            </w:pPr>
+            <w:r>
+              <w:rPr>
+                <w:rFonts w:cs="Arial"/>
+                <w:b/>
+                <w:color w:val="000000"/>
+                <w:sz w:val="28"/>
+                <w:szCs w:val="32"/>
+                <w:lang w:bidi="ta-IN"/>
+              </w:rPr>
+              <w:t>Panchaati No</w:t>
+            </w:r>
+            <w:r>
+              <w:rPr>
+                <w:rFonts w:cs="Arial"/>
+                <w:b/>
+                <w:color w:val="000000"/>
+                <w:szCs w:val="32"/>
+                <w:lang w:bidi="ta-IN"/>
+              </w:rPr>
+              <w:t>. -</w:t>
+            </w:r>
+            <w:r>
+              <w:rPr>
+                <w:rFonts w:cs="Arial"/>
+                <w:b/>
+                <w:color w:val="000000"/>
+                <w:sz w:val="28"/>
+                <w:szCs w:val="28"/>
+                <w:lang w:bidi="ta-IN"/>
+              </w:rPr>
+              <w:t xml:space="preserve"> </w:t>
+            </w:r>
+            <w:r>
+              <w:rPr>
+                <w:rFonts w:cs="Arial"/>
+                <w:b/>
+                <w:color w:val="000000"/>
+                <w:sz w:val="28"/>
+                <w:szCs w:val="28"/>
+                <w:lang w:bidi="ta-IN"/>
+              </w:rPr>
+              <w:t>70</w:t>
+            </w:r>
+          </w:p>
+        </w:tc>
+        <w:tc>
+          <w:tcPr>
+            <w:tcW w:w="4738" w:type="dxa"/>
+            <w:tcBorders>
+              <w:top w:val="single" w:sz="4" w:space="0" w:color="000000"/>
+              <w:left w:val="single" w:sz="4" w:space="0" w:color="000000"/>
+              <w:bottom w:val="single" w:sz="4" w:space="0" w:color="000000"/>
+              <w:right w:val="single" w:sz="4" w:space="0" w:color="000000"/>
+            </w:tcBorders>
+          </w:tcPr>
+          <w:p>
+            <w:pPr>
+              <w:rPr>
+                <w:rFonts w:ascii="Latha" w:hAnsi="Latha" w:cs="Latha"/>
+                <w:sz w:val="28"/>
+                <w:szCs w:val="28"/>
+                <w:cs/>
+                <w:lang w:bidi="ta-IN"/>
+              </w:rPr>
+            </w:pPr>
+            <w:r>
+              <w:rPr>
+                <w:rFonts w:ascii="Latha" w:hAnsi="Latha" w:cs="Latha"/>
+                <w:sz w:val="28"/>
+                <w:szCs w:val="28"/>
+                <w:highlight w:val="yellow"/>
+                <w:cs/>
+                <w:lang w:bidi="ta-IN"/>
+              </w:rPr>
+              <w:t>உத்</w:t>
+            </w:r>
+            <w:r>
+              <w:rPr>
+                <w:rFonts w:ascii="Latha" w:hAnsi="Latha" w:cs="Latha"/>
+                <w:b/>
+                <w:bCs/>
+                <w:position w:val="-12"/>
+                <w:sz w:val="28"/>
+                <w:szCs w:val="28"/>
+                <w:highlight w:val="yellow"/>
+                <w:cs/>
+                <w:lang w:bidi="ta-IN"/>
+              </w:rPr>
+              <w:t>3</w:t>
+            </w:r>
+            <w:r>
+              <w:rPr>
+                <w:rFonts w:ascii="Latha" w:hAnsi="Latha" w:cs="Latha"/>
+                <w:sz w:val="28"/>
+                <w:szCs w:val="28"/>
+                <w:highlight w:val="yellow"/>
+                <w:cs/>
+                <w:lang w:bidi="ta-IN"/>
+              </w:rPr>
+              <w:t xml:space="preserve"> உ</w:t>
+            </w:r>
+            <w:r>
+              <w:rPr>
+                <w:rFonts w:ascii="BRH Tamil Tab Extra" w:hAnsi="BRH Tamil Tab Extra" w:cs="Latha"/>
+                <w:b/>
+                <w:sz w:val="36"/>
+                <w:szCs w:val="28"/>
+                <w:highlight w:val="yellow"/>
+                <w:lang w:bidi="ta-IN"/>
+              </w:rPr>
+              <w:t>†</w:t>
+            </w:r>
+            <w:r>
+              <w:rPr>
+                <w:rFonts w:ascii="Latha" w:hAnsi="Latha" w:cs="Latha"/>
+                <w:sz w:val="28"/>
+                <w:szCs w:val="28"/>
+                <w:lang w:bidi="ta-IN"/>
+              </w:rPr>
+              <w:t xml:space="preserve"> | </w:t>
+            </w:r>
+            <w:r>
+              <w:rPr>
+                <w:rFonts w:ascii="Latha" w:hAnsi="Latha" w:cs="Latha"/>
+                <w:sz w:val="28"/>
+                <w:szCs w:val="28"/>
+                <w:cs/>
+                <w:lang w:bidi="ta-IN"/>
+              </w:rPr>
+              <w:t>உ</w:t>
+            </w:r>
+            <w:r>
+              <w:rPr>
+                <w:rFonts w:ascii="BRH Tamil Tab Extra" w:hAnsi="BRH Tamil Tab Extra" w:cs="Latha"/>
+                <w:b/>
+                <w:sz w:val="32"/>
+                <w:szCs w:val="28"/>
+                <w:lang w:bidi="ta-IN"/>
+              </w:rPr>
+              <w:t>…</w:t>
+            </w:r>
+            <w:r>
+              <w:rPr>
+                <w:rFonts w:ascii="Latha" w:hAnsi="Latha" w:cs="Latha"/>
+                <w:sz w:val="28"/>
+                <w:szCs w:val="28"/>
+                <w:lang w:bidi="ta-IN"/>
+              </w:rPr>
+              <w:t xml:space="preserve"> </w:t>
+            </w:r>
+            <w:r>
+              <w:rPr>
+                <w:rFonts w:ascii="Latha" w:hAnsi="Latha" w:cs="Latha"/>
+                <w:sz w:val="28"/>
+                <w:szCs w:val="28"/>
+                <w:cs/>
+                <w:lang w:bidi="ta-IN"/>
+              </w:rPr>
+              <w:t xml:space="preserve">த்யம் </w:t>
+            </w:r>
+            <w:r>
+              <w:rPr>
+                <w:rFonts w:ascii="Latha" w:hAnsi="Latha" w:cs="Latha"/>
+                <w:sz w:val="28"/>
+                <w:szCs w:val="28"/>
+                <w:lang w:bidi="ta-IN"/>
+              </w:rPr>
+              <w:t>|</w:t>
+            </w:r>
+          </w:p>
+        </w:tc>
+        <w:tc>
+          <w:tcPr>
+            <w:tcW w:w="5220" w:type="dxa"/>
+            <w:tcBorders>
+              <w:top w:val="single" w:sz="4" w:space="0" w:color="000000"/>
+              <w:left w:val="single" w:sz="4" w:space="0" w:color="000000"/>
+              <w:bottom w:val="single" w:sz="4" w:space="0" w:color="000000"/>
+              <w:right w:val="single" w:sz="4" w:space="0" w:color="000000"/>
+            </w:tcBorders>
+          </w:tcPr>
+          <w:p>
+            <w:pPr>
+              <w:widowControl w:val="0"/>
+              <w:tabs>
+                <w:tab w:val="center" w:pos="4950"/>
+              </w:tabs>
+              <w:autoSpaceDE w:val="0"/>
+              <w:autoSpaceDN w:val="0"/>
+              <w:adjustRightInd w:val="0"/>
+              <w:spacing w:line="252" w:lineRule="auto"/>
+              <w:rPr>
+                <w:rFonts w:ascii="Latha" w:hAnsi="Latha" w:cs="Latha"/>
+                <w:sz w:val="28"/>
+                <w:szCs w:val="28"/>
+                <w:cs/>
+                <w:lang w:bidi="ta-IN"/>
+              </w:rPr>
+            </w:pPr>
+            <w:r>
+              <w:rPr>
+                <w:rFonts w:ascii="Latha" w:hAnsi="Latha" w:cs="Latha"/>
+                <w:sz w:val="28"/>
+                <w:szCs w:val="28"/>
+                <w:highlight w:val="green"/>
+                <w:cs/>
+                <w:lang w:bidi="ta-IN"/>
+              </w:rPr>
+              <w:t>உ</w:t>
+            </w:r>
+            <w:r>
+              <w:rPr>
+                <w:rFonts w:ascii="Latha" w:hAnsi="Latha" w:cs="Latha" w:hint="cs"/>
+                <w:sz w:val="28"/>
+                <w:szCs w:val="28"/>
+                <w:highlight w:val="green"/>
+                <w:cs/>
+                <w:lang w:bidi="ta-IN"/>
+              </w:rPr>
+              <w:t>து</w:t>
+            </w:r>
+            <w:r>
+              <w:rPr>
+                <w:rFonts w:ascii="Latha" w:hAnsi="Latha" w:cs="Latha"/>
+                <w:b/>
+                <w:bCs/>
+                <w:position w:val="-12"/>
+                <w:sz w:val="28"/>
+                <w:szCs w:val="28"/>
+                <w:highlight w:val="green"/>
+                <w:cs/>
+                <w:lang w:bidi="ta-IN"/>
+              </w:rPr>
+              <w:t>3</w:t>
+            </w:r>
+            <w:r>
+              <w:rPr>
+                <w:rFonts w:ascii="Latha" w:hAnsi="Latha" w:cs="Latha"/>
+                <w:sz w:val="28"/>
+                <w:szCs w:val="28"/>
+                <w:lang w:bidi="ta-IN"/>
+              </w:rPr>
+              <w:t xml:space="preserve"> | </w:t>
+            </w:r>
+            <w:r>
+              <w:rPr>
+                <w:rFonts w:ascii="Latha" w:hAnsi="Latha" w:cs="Latha"/>
+                <w:sz w:val="28"/>
+                <w:szCs w:val="28"/>
+                <w:cs/>
+                <w:lang w:bidi="ta-IN"/>
+              </w:rPr>
+              <w:t>உ</w:t>
+            </w:r>
+            <w:r>
+              <w:rPr>
+                <w:rFonts w:ascii="BRH Tamil Tab Extra" w:hAnsi="BRH Tamil Tab Extra" w:cs="Latha"/>
+                <w:b/>
+                <w:sz w:val="32"/>
+                <w:szCs w:val="28"/>
+                <w:lang w:bidi="ta-IN"/>
+              </w:rPr>
+              <w:t>…</w:t>
+            </w:r>
+            <w:r>
+              <w:rPr>
+                <w:rFonts w:ascii="Latha" w:hAnsi="Latha" w:cs="Latha"/>
+                <w:sz w:val="28"/>
+                <w:szCs w:val="28"/>
+                <w:lang w:bidi="ta-IN"/>
+              </w:rPr>
+              <w:t xml:space="preserve"> </w:t>
+            </w:r>
+            <w:r>
+              <w:rPr>
+                <w:rFonts w:ascii="Latha" w:hAnsi="Latha" w:cs="Latha"/>
+                <w:sz w:val="28"/>
+                <w:szCs w:val="28"/>
+                <w:cs/>
+                <w:lang w:bidi="ta-IN"/>
+              </w:rPr>
+              <w:t xml:space="preserve">த்யம் </w:t>
+            </w:r>
+            <w:r>
+              <w:rPr>
+                <w:rFonts w:ascii="Latha" w:hAnsi="Latha" w:cs="Latha"/>
+                <w:sz w:val="28"/>
+                <w:szCs w:val="28"/>
+                <w:lang w:bidi="ta-IN"/>
+              </w:rPr>
+              <w:t>|</w:t>
+            </w:r>
+          </w:p>
+        </w:tc>
+      </w:tr>
+    </w:tbl>
+    <w:p>
+      <w:pPr>
+        <w:spacing w:before="0" w:line="240" w:lineRule="auto"/>
+        <w:rPr>
+          <w:b/>
+          <w:bCs/>
+          <w:sz w:val="32"/>
+          <w:szCs w:val="32"/>
+          <w:u w:val="single"/>
+        </w:rPr>
+      </w:pPr>
+    </w:p>
+    <w:p>
+      <w:pPr>
+        <w:spacing w:before="0" w:line="240" w:lineRule="auto"/>
+        <w:rPr>
+          <w:b/>
+          <w:bCs/>
+          <w:sz w:val="32"/>
+          <w:szCs w:val="32"/>
+          <w:u w:val="single"/>
+        </w:rPr>
+      </w:pPr>
+    </w:p>
+    <w:p>
+      <w:pPr>
+        <w:spacing w:before="0" w:line="240" w:lineRule="auto"/>
+        <w:rPr>
+          <w:b/>
+          <w:bCs/>
+          <w:sz w:val="32"/>
+          <w:szCs w:val="32"/>
+          <w:u w:val="single"/>
+        </w:rPr>
+      </w:pPr>
+    </w:p>
+    <w:p>
+      <w:pPr>
+        <w:spacing w:before="0" w:line="240" w:lineRule="auto"/>
+        <w:rPr>
+          <w:b/>
+          <w:bCs/>
+          <w:sz w:val="32"/>
+          <w:szCs w:val="32"/>
+          <w:u w:val="single"/>
+        </w:rPr>
+      </w:pPr>
+    </w:p>
+    <w:p>
+      <w:pPr>
+        <w:jc w:val="center"/>
+        <w:rPr>
+          <w:b/>
+          <w:bCs/>
+          <w:sz w:val="32"/>
+          <w:szCs w:val="32"/>
+          <w:u w:val="single"/>
+        </w:rPr>
+      </w:pPr>
       <w:r>
         <w:rPr>
           <w:b/>
@@ -32,18 +5679,8 @@
           <w:szCs w:val="32"/>
           <w:u w:val="single"/>
         </w:rPr>
-        <w:t>Tamil  Corrections</w:t>
-      </w:r>
-      <w:proofErr w:type="gramEnd"/>
-      <w:r>
-        <w:rPr>
-          <w:b/>
-          <w:bCs/>
-          <w:sz w:val="32"/>
-          <w:szCs w:val="32"/>
-          <w:u w:val="single"/>
-        </w:rPr>
-        <w:t xml:space="preserve"> – Observed till </w:t>
+        <w:lastRenderedPageBreak/>
+        <w:t xml:space="preserve">TS Krama Paatam – TS 2.5 Tamil  Corrections – Observed till </w:t>
       </w:r>
       <w:r>
         <w:rPr>
@@ -5196,7 +10833,6 @@
               </w:rPr>
               <w:t>…</w:t>
             </w:r>
-            <w:proofErr w:type="spellStart"/>
             <w:r>
               <w:rPr>
                 <w:rFonts w:ascii="BRH Devanagari Extra" w:hAnsi="BRH Devanagari Extra" w:cs="Latha"/>
@@ -5208,7 +10844,6 @@
               </w:rPr>
               <w:t>óè</w:t>
             </w:r>
-            <w:proofErr w:type="spellEnd"/>
             <w:r>
               <w:rPr>
                 <w:rFonts w:ascii="BRH Tamil Tab Extra" w:hAnsi="BRH Tamil Tab Extra" w:cs="Latha"/>
@@ -5304,7 +10939,6 @@
               </w:rPr>
               <w:t>…</w:t>
             </w:r>
-            <w:proofErr w:type="spellStart"/>
             <w:r>
               <w:rPr>
                 <w:rFonts w:ascii="BRH Devanagari Extra" w:hAnsi="BRH Devanagari Extra" w:cs="Latha"/>
@@ -5326,7 +10960,6 @@
               </w:rPr>
               <w:t>è</w:t>
             </w:r>
-            <w:proofErr w:type="spellEnd"/>
             <w:r>
               <w:rPr>
                 <w:rFonts w:ascii="BRH Tamil Tab Extra" w:hAnsi="BRH Tamil Tab Extra" w:cs="Latha"/>
@@ -5527,7 +11160,6 @@
               </w:rPr>
               <w:t>பரூ</w:t>
             </w:r>
-            <w:proofErr w:type="spellStart"/>
             <w:r>
               <w:rPr>
                 <w:rFonts w:ascii="BRH Devanagari Extra" w:hAnsi="BRH Devanagari Extra" w:cs="Latha"/>
@@ -5549,7 +11181,6 @@
               </w:rPr>
               <w:t>è</w:t>
             </w:r>
-            <w:proofErr w:type="spellEnd"/>
             <w:r>
               <w:rPr>
                 <w:rFonts w:ascii="BRH Tamil Tab Extra" w:hAnsi="BRH Tamil Tab Extra" w:cs="Latha"/>
@@ -5622,7 +11253,6 @@
               </w:rPr>
               <w:t>பரூ</w:t>
             </w:r>
-            <w:proofErr w:type="spellStart"/>
             <w:r>
               <w:rPr>
                 <w:rFonts w:ascii="BRH Devanagari Extra" w:hAnsi="BRH Devanagari Extra" w:cs="Latha"/>
@@ -5634,7 +11264,6 @@
               </w:rPr>
               <w:t>óè</w:t>
             </w:r>
-            <w:proofErr w:type="spellEnd"/>
             <w:r>
               <w:rPr>
                 <w:rFonts w:ascii="BRH Tamil Tab Extra" w:hAnsi="BRH Tamil Tab Extra" w:cs="Latha"/>
@@ -6017,7 +11646,6 @@
               </w:rPr>
               <w:t>…</w:t>
             </w:r>
-            <w:proofErr w:type="spellStart"/>
             <w:r>
               <w:rPr>
                 <w:rFonts w:ascii="BRH Devanagari Extra" w:hAnsi="BRH Devanagari Extra" w:cs="Latha"/>
@@ -6039,7 +11667,6 @@
               </w:rPr>
               <w:t>è</w:t>
             </w:r>
-            <w:proofErr w:type="spellEnd"/>
             <w:r>
               <w:rPr>
                 <w:rFonts w:ascii="BRH Tamil Tab Extra" w:hAnsi="BRH Tamil Tab Extra" w:cs="Latha"/>
@@ -6134,7 +11761,6 @@
               </w:rPr>
               <w:t>…</w:t>
             </w:r>
-            <w:proofErr w:type="spellStart"/>
             <w:r>
               <w:rPr>
                 <w:rFonts w:ascii="BRH Devanagari Extra" w:hAnsi="BRH Devanagari Extra" w:cs="Latha"/>
@@ -6146,7 +11772,6 @@
               </w:rPr>
               <w:t>óè</w:t>
             </w:r>
-            <w:proofErr w:type="spellEnd"/>
             <w:r>
               <w:rPr>
                 <w:rFonts w:ascii="BRH Tamil Tab Extra" w:hAnsi="BRH Tamil Tab Extra" w:cs="Latha"/>
@@ -6302,7 +11927,6 @@
               </w:rPr>
               <w:t>பரூ</w:t>
             </w:r>
-            <w:proofErr w:type="spellStart"/>
             <w:r>
               <w:rPr>
                 <w:rFonts w:ascii="BRH Devanagari Extra" w:hAnsi="BRH Devanagari Extra" w:cs="Latha"/>
@@ -6324,7 +11948,6 @@
               </w:rPr>
               <w:t>è</w:t>
             </w:r>
-            <w:proofErr w:type="spellEnd"/>
             <w:r>
               <w:rPr>
                 <w:rFonts w:ascii="BRH Tamil Tab Extra" w:hAnsi="BRH Tamil Tab Extra" w:cs="Latha"/>
@@ -16874,8 +22497,6 @@
       <w:headerReference w:type="default" r:id="rId8"/>
       <w:footerReference w:type="even" r:id="rId9"/>
       <w:footerReference w:type="default" r:id="rId10"/>
-      <w:headerReference w:type="first" r:id="rId11"/>
-      <w:footerReference w:type="first" r:id="rId12"/>
       <w:pgSz w:w="15840" w:h="12240" w:orient="landscape"/>
       <w:pgMar w:top="1440" w:right="1440" w:bottom="1440" w:left="1440" w:header="720" w:footer="720" w:gutter="0"/>
       <w:cols w:space="720"/>
@@ -16886,7 +22507,7 @@
 </file>
 
 <file path=word/endnotes.xml><?xml version="1.0" encoding="utf-8"?>
-<w:endnotes xmlns:wpc="http://schemas.microsoft.com/office/word/2010/wordprocessingCanvas" xmlns:cx="http://schemas.microsoft.com/office/drawing/2014/chartex" xmlns:cx1="http://schemas.microsoft.com/office/drawing/2015/9/8/chartex" xmlns:cx2="http://schemas.microsoft.com/office/drawing/2015/10/21/chartex" xmlns:cx3="http://schemas.microsoft.com/office/drawing/2016/5/9/chartex" xmlns:cx4="http://schemas.microsoft.com/office/drawing/2016/5/10/chartex" xmlns:cx5="http://schemas.microsoft.com/office/drawing/2016/5/11/chartex" xmlns:cx6="http://schemas.microsoft.com/office/drawing/2016/5/12/chartex" xmlns:cx7="http://schemas.microsoft.com/office/drawing/2016/5/13/chartex" xmlns:cx8="http://schemas.microsoft.com/office/drawing/2016/5/14/chartex" xmlns:mc="http://schemas.openxmlformats.org/markup-compatibility/2006" xmlns:aink="http://schemas.microsoft.com/office/drawing/2016/ink" xmlns:am3d="http://schemas.microsoft.com/office/drawing/2017/model3d" xmlns:o="urn:schemas-microsoft-com:office:office" xmlns:oel="http://schemas.microsoft.com/office/2019/extlst" xmlns:r="http://schemas.openxmlformats.org/officeDocument/2006/relationships" xmlns:m="http://schemas.openxmlformats.org/officeDocument/2006/math" xmlns:v="urn:schemas-microsoft-com:vml" xmlns:wp14="http://schemas.microsoft.com/office/word/2010/wordprocessingDrawing" xmlns:wp="http://schemas.openxmlformats.org/drawingml/2006/wordprocessingDrawing" xmlns:w10="urn:schemas-microsoft-com:office:word" xmlns:w="http://schemas.openxmlformats.org/wordprocessingml/2006/main" xmlns:w14="http://schemas.microsoft.com/office/word/2010/wordml" xmlns:w15="http://schemas.microsoft.com/office/word/2012/wordml" xmlns:w16cex="http://schemas.microsoft.com/office/word/2018/wordml/cex" xmlns:w16cid="http://schemas.microsoft.com/office/word/2016/wordml/cid" xmlns:w16="http://schemas.microsoft.com/office/word/2018/wordml" xmlns:w16sdtdh="http://schemas.microsoft.com/office/word/2020/wordml/sdtdatahash" xmlns:w16se="http://schemas.microsoft.com/office/word/2015/wordml/symex" xmlns:wpg="http://schemas.microsoft.com/office/word/2010/wordprocessingGroup" xmlns:wpi="http://schemas.microsoft.com/office/word/2010/wordprocessingInk" xmlns:wne="http://schemas.microsoft.com/office/word/2006/wordml" xmlns:wps="http://schemas.microsoft.com/office/word/2010/wordprocessingShape" mc:Ignorable="w14 w15 w16se w16cid w16 w16cex w16sdtdh wp14">
+<w:endnotes xmlns:wpc="http://schemas.microsoft.com/office/word/2010/wordprocessingCanvas" xmlns:cx="http://schemas.microsoft.com/office/drawing/2014/chartex" xmlns:cx1="http://schemas.microsoft.com/office/drawing/2015/9/8/chartex" xmlns:cx2="http://schemas.microsoft.com/office/drawing/2015/10/21/chartex" xmlns:cx3="http://schemas.microsoft.com/office/drawing/2016/5/9/chartex" xmlns:cx4="http://schemas.microsoft.com/office/drawing/2016/5/10/chartex" xmlns:cx5="http://schemas.microsoft.com/office/drawing/2016/5/11/chartex" xmlns:cx6="http://schemas.microsoft.com/office/drawing/2016/5/12/chartex" xmlns:cx7="http://schemas.microsoft.com/office/drawing/2016/5/13/chartex" xmlns:cx8="http://schemas.microsoft.com/office/drawing/2016/5/14/chartex" xmlns:mc="http://schemas.openxmlformats.org/markup-compatibility/2006" xmlns:aink="http://schemas.microsoft.com/office/drawing/2016/ink" xmlns:am3d="http://schemas.microsoft.com/office/drawing/2017/model3d" xmlns:o="urn:schemas-microsoft-com:office:office" xmlns:oel="http://schemas.microsoft.com/office/2019/extlst" xmlns:r="http://schemas.openxmlformats.org/officeDocument/2006/relationships" xmlns:m="http://schemas.openxmlformats.org/officeDocument/2006/math" xmlns:v="urn:schemas-microsoft-com:vml" xmlns:wp14="http://schemas.microsoft.com/office/word/2010/wordprocessingDrawing" xmlns:wp="http://schemas.openxmlformats.org/drawingml/2006/wordprocessingDrawing" xmlns:w10="urn:schemas-microsoft-com:office:word" xmlns:w="http://schemas.openxmlformats.org/wordprocessingml/2006/main" xmlns:w14="http://schemas.microsoft.com/office/word/2010/wordml" xmlns:w15="http://schemas.microsoft.com/office/word/2012/wordml" xmlns:w16cex="http://schemas.microsoft.com/office/word/2018/wordml/cex" xmlns:w16cid="http://schemas.microsoft.com/office/word/2016/wordml/cid" xmlns:w16="http://schemas.microsoft.com/office/word/2018/wordml" xmlns:w16du="http://schemas.microsoft.com/office/word/2023/wordml/word16du" xmlns:w16sdtdh="http://schemas.microsoft.com/office/word/2020/wordml/sdtdatahash" xmlns:w16sdtfl="http://schemas.microsoft.com/office/word/2024/wordml/sdtformatlock" xmlns:w16se="http://schemas.microsoft.com/office/word/2015/wordml/symex" xmlns:wpg="http://schemas.microsoft.com/office/word/2010/wordprocessingGroup" xmlns:wpi="http://schemas.microsoft.com/office/word/2010/wordprocessingInk" xmlns:wne="http://schemas.microsoft.com/office/word/2006/wordml" xmlns:wps="http://schemas.microsoft.com/office/word/2010/wordprocessingShape" mc:Ignorable="w14 w15 w16se w16cid w16 w16cex w16sdtdh w16sdtfl w16du wp14">
   <w:endnote w:type="separator" w:id="-1">
     <w:p>
       <w:pPr>
@@ -16911,7 +22532,7 @@
 </file>
 
 <file path=word/footer1.xml><?xml version="1.0" encoding="utf-8"?>
-<w:ftr xmlns:wpc="http://schemas.microsoft.com/office/word/2010/wordprocessingCanvas" xmlns:cx="http://schemas.microsoft.com/office/drawing/2014/chartex" xmlns:cx1="http://schemas.microsoft.com/office/drawing/2015/9/8/chartex" xmlns:cx2="http://schemas.microsoft.com/office/drawing/2015/10/21/chartex" xmlns:cx3="http://schemas.microsoft.com/office/drawing/2016/5/9/chartex" xmlns:cx4="http://schemas.microsoft.com/office/drawing/2016/5/10/chartex" xmlns:cx5="http://schemas.microsoft.com/office/drawing/2016/5/11/chartex" xmlns:cx6="http://schemas.microsoft.com/office/drawing/2016/5/12/chartex" xmlns:cx7="http://schemas.microsoft.com/office/drawing/2016/5/13/chartex" xmlns:cx8="http://schemas.microsoft.com/office/drawing/2016/5/14/chartex" xmlns:mc="http://schemas.openxmlformats.org/markup-compatibility/2006" xmlns:aink="http://schemas.microsoft.com/office/drawing/2016/ink" xmlns:am3d="http://schemas.microsoft.com/office/drawing/2017/model3d" xmlns:o="urn:schemas-microsoft-com:office:office" xmlns:oel="http://schemas.microsoft.com/office/2019/extlst" xmlns:r="http://schemas.openxmlformats.org/officeDocument/2006/relationships" xmlns:m="http://schemas.openxmlformats.org/officeDocument/2006/math" xmlns:v="urn:schemas-microsoft-com:vml" xmlns:wp14="http://schemas.microsoft.com/office/word/2010/wordprocessingDrawing" xmlns:wp="http://schemas.openxmlformats.org/drawingml/2006/wordprocessingDrawing" xmlns:w10="urn:schemas-microsoft-com:office:word" xmlns:w="http://schemas.openxmlformats.org/wordprocessingml/2006/main" xmlns:w14="http://schemas.microsoft.com/office/word/2010/wordml" xmlns:w15="http://schemas.microsoft.com/office/word/2012/wordml" xmlns:w16cex="http://schemas.microsoft.com/office/word/2018/wordml/cex" xmlns:w16cid="http://schemas.microsoft.com/office/word/2016/wordml/cid" xmlns:w16="http://schemas.microsoft.com/office/word/2018/wordml" xmlns:w16sdtdh="http://schemas.microsoft.com/office/word/2020/wordml/sdtdatahash" xmlns:w16se="http://schemas.microsoft.com/office/word/2015/wordml/symex" xmlns:wpg="http://schemas.microsoft.com/office/word/2010/wordprocessingGroup" xmlns:wpi="http://schemas.microsoft.com/office/word/2010/wordprocessingInk" xmlns:wne="http://schemas.microsoft.com/office/word/2006/wordml" xmlns:wps="http://schemas.microsoft.com/office/word/2010/wordprocessingShape" mc:Ignorable="w14 w15 w16se w16cid w16 w16cex w16sdtdh wp14">
+<w:ftr xmlns:wpc="http://schemas.microsoft.com/office/word/2010/wordprocessingCanvas" xmlns:cx="http://schemas.microsoft.com/office/drawing/2014/chartex" xmlns:cx1="http://schemas.microsoft.com/office/drawing/2015/9/8/chartex" xmlns:cx2="http://schemas.microsoft.com/office/drawing/2015/10/21/chartex" xmlns:cx3="http://schemas.microsoft.com/office/drawing/2016/5/9/chartex" xmlns:cx4="http://schemas.microsoft.com/office/drawing/2016/5/10/chartex" xmlns:cx5="http://schemas.microsoft.com/office/drawing/2016/5/11/chartex" xmlns:cx6="http://schemas.microsoft.com/office/drawing/2016/5/12/chartex" xmlns:cx7="http://schemas.microsoft.com/office/drawing/2016/5/13/chartex" xmlns:cx8="http://schemas.microsoft.com/office/drawing/2016/5/14/chartex" xmlns:mc="http://schemas.openxmlformats.org/markup-compatibility/2006" xmlns:aink="http://schemas.microsoft.com/office/drawing/2016/ink" xmlns:am3d="http://schemas.microsoft.com/office/drawing/2017/model3d" xmlns:o="urn:schemas-microsoft-com:office:office" xmlns:oel="http://schemas.microsoft.com/office/2019/extlst" xmlns:r="http://schemas.openxmlformats.org/officeDocument/2006/relationships" xmlns:m="http://schemas.openxmlformats.org/officeDocument/2006/math" xmlns:v="urn:schemas-microsoft-com:vml" xmlns:wp14="http://schemas.microsoft.com/office/word/2010/wordprocessingDrawing" xmlns:wp="http://schemas.openxmlformats.org/drawingml/2006/wordprocessingDrawing" xmlns:w10="urn:schemas-microsoft-com:office:word" xmlns:w="http://schemas.openxmlformats.org/wordprocessingml/2006/main" xmlns:w14="http://schemas.microsoft.com/office/word/2010/wordml" xmlns:w15="http://schemas.microsoft.com/office/word/2012/wordml" xmlns:w16cex="http://schemas.microsoft.com/office/word/2018/wordml/cex" xmlns:w16cid="http://schemas.microsoft.com/office/word/2016/wordml/cid" xmlns:w16="http://schemas.microsoft.com/office/word/2018/wordml" xmlns:w16du="http://schemas.microsoft.com/office/word/2023/wordml/word16du" xmlns:w16sdtdh="http://schemas.microsoft.com/office/word/2020/wordml/sdtdatahash" xmlns:w16sdtfl="http://schemas.microsoft.com/office/word/2024/wordml/sdtformatlock" xmlns:w16se="http://schemas.microsoft.com/office/word/2015/wordml/symex" xmlns:wpg="http://schemas.microsoft.com/office/word/2010/wordprocessingGroup" xmlns:wpi="http://schemas.microsoft.com/office/word/2010/wordprocessingInk" xmlns:wne="http://schemas.microsoft.com/office/word/2006/wordml" xmlns:wps="http://schemas.microsoft.com/office/word/2010/wordprocessingShape" mc:Ignorable="w14 w15 w16se w16cid w16 w16cex w16sdtdh w16sdtfl w16du wp14">
   <w:p>
     <w:pPr>
       <w:pBdr>
@@ -17106,7 +22727,7 @@
 </file>
 
 <file path=word/footer2.xml><?xml version="1.0" encoding="utf-8"?>
-<w:ftr xmlns:wpc="http://schemas.microsoft.com/office/word/2010/wordprocessingCanvas" xmlns:cx="http://schemas.microsoft.com/office/drawing/2014/chartex" xmlns:cx1="http://schemas.microsoft.com/office/drawing/2015/9/8/chartex" xmlns:cx2="http://schemas.microsoft.com/office/drawing/2015/10/21/chartex" xmlns:cx3="http://schemas.microsoft.com/office/drawing/2016/5/9/chartex" xmlns:cx4="http://schemas.microsoft.com/office/drawing/2016/5/10/chartex" xmlns:cx5="http://schemas.microsoft.com/office/drawing/2016/5/11/chartex" xmlns:cx6="http://schemas.microsoft.com/office/drawing/2016/5/12/chartex" xmlns:cx7="http://schemas.microsoft.com/office/drawing/2016/5/13/chartex" xmlns:cx8="http://schemas.microsoft.com/office/drawing/2016/5/14/chartex" xmlns:mc="http://schemas.openxmlformats.org/markup-compatibility/2006" xmlns:aink="http://schemas.microsoft.com/office/drawing/2016/ink" xmlns:am3d="http://schemas.microsoft.com/office/drawing/2017/model3d" xmlns:o="urn:schemas-microsoft-com:office:office" xmlns:oel="http://schemas.microsoft.com/office/2019/extlst" xmlns:r="http://schemas.openxmlformats.org/officeDocument/2006/relationships" xmlns:m="http://schemas.openxmlformats.org/officeDocument/2006/math" xmlns:v="urn:schemas-microsoft-com:vml" xmlns:wp14="http://schemas.microsoft.com/office/word/2010/wordprocessingDrawing" xmlns:wp="http://schemas.openxmlformats.org/drawingml/2006/wordprocessingDrawing" xmlns:w10="urn:schemas-microsoft-com:office:word" xmlns:w="http://schemas.openxmlformats.org/wordprocessingml/2006/main" xmlns:w14="http://schemas.microsoft.com/office/word/2010/wordml" xmlns:w15="http://schemas.microsoft.com/office/word/2012/wordml" xmlns:w16cex="http://schemas.microsoft.com/office/word/2018/wordml/cex" xmlns:w16cid="http://schemas.microsoft.com/office/word/2016/wordml/cid" xmlns:w16="http://schemas.microsoft.com/office/word/2018/wordml" xmlns:w16sdtdh="http://schemas.microsoft.com/office/word/2020/wordml/sdtdatahash" xmlns:w16se="http://schemas.microsoft.com/office/word/2015/wordml/symex" xmlns:wpg="http://schemas.microsoft.com/office/word/2010/wordprocessingGroup" xmlns:wpi="http://schemas.microsoft.com/office/word/2010/wordprocessingInk" xmlns:wne="http://schemas.microsoft.com/office/word/2006/wordml" xmlns:wps="http://schemas.microsoft.com/office/word/2010/wordprocessingShape" mc:Ignorable="w14 w15 w16se w16cid w16 w16cex w16sdtdh wp14">
+<w:ftr xmlns:wpc="http://schemas.microsoft.com/office/word/2010/wordprocessingCanvas" xmlns:cx="http://schemas.microsoft.com/office/drawing/2014/chartex" xmlns:cx1="http://schemas.microsoft.com/office/drawing/2015/9/8/chartex" xmlns:cx2="http://schemas.microsoft.com/office/drawing/2015/10/21/chartex" xmlns:cx3="http://schemas.microsoft.com/office/drawing/2016/5/9/chartex" xmlns:cx4="http://schemas.microsoft.com/office/drawing/2016/5/10/chartex" xmlns:cx5="http://schemas.microsoft.com/office/drawing/2016/5/11/chartex" xmlns:cx6="http://schemas.microsoft.com/office/drawing/2016/5/12/chartex" xmlns:cx7="http://schemas.microsoft.com/office/drawing/2016/5/13/chartex" xmlns:cx8="http://schemas.microsoft.com/office/drawing/2016/5/14/chartex" xmlns:mc="http://schemas.openxmlformats.org/markup-compatibility/2006" xmlns:aink="http://schemas.microsoft.com/office/drawing/2016/ink" xmlns:am3d="http://schemas.microsoft.com/office/drawing/2017/model3d" xmlns:o="urn:schemas-microsoft-com:office:office" xmlns:oel="http://schemas.microsoft.com/office/2019/extlst" xmlns:r="http://schemas.openxmlformats.org/officeDocument/2006/relationships" xmlns:m="http://schemas.openxmlformats.org/officeDocument/2006/math" xmlns:v="urn:schemas-microsoft-com:vml" xmlns:wp14="http://schemas.microsoft.com/office/word/2010/wordprocessingDrawing" xmlns:wp="http://schemas.openxmlformats.org/drawingml/2006/wordprocessingDrawing" xmlns:w10="urn:schemas-microsoft-com:office:word" xmlns:w="http://schemas.openxmlformats.org/wordprocessingml/2006/main" xmlns:w14="http://schemas.microsoft.com/office/word/2010/wordml" xmlns:w15="http://schemas.microsoft.com/office/word/2012/wordml" xmlns:w16cex="http://schemas.microsoft.com/office/word/2018/wordml/cex" xmlns:w16cid="http://schemas.microsoft.com/office/word/2016/wordml/cid" xmlns:w16="http://schemas.microsoft.com/office/word/2018/wordml" xmlns:w16du="http://schemas.microsoft.com/office/word/2023/wordml/word16du" xmlns:w16sdtdh="http://schemas.microsoft.com/office/word/2020/wordml/sdtdatahash" xmlns:w16sdtfl="http://schemas.microsoft.com/office/word/2024/wordml/sdtformatlock" xmlns:w16se="http://schemas.microsoft.com/office/word/2015/wordml/symex" xmlns:wpg="http://schemas.microsoft.com/office/word/2010/wordprocessingGroup" xmlns:wpi="http://schemas.microsoft.com/office/word/2010/wordprocessingInk" xmlns:wne="http://schemas.microsoft.com/office/word/2006/wordml" xmlns:wps="http://schemas.microsoft.com/office/word/2010/wordprocessingShape" mc:Ignorable="w14 w15 w16se w16cid w16 w16cex w16sdtdh w16sdtfl w16du wp14">
   <w:p>
     <w:pPr>
       <w:pBdr>
@@ -17311,18 +22932,8 @@
 </w:ftr>
 </file>
 
-<file path=word/footer3.xml><?xml version="1.0" encoding="utf-8"?>
-<w:ftr xmlns:wpc="http://schemas.microsoft.com/office/word/2010/wordprocessingCanvas" xmlns:cx="http://schemas.microsoft.com/office/drawing/2014/chartex" xmlns:cx1="http://schemas.microsoft.com/office/drawing/2015/9/8/chartex" xmlns:cx2="http://schemas.microsoft.com/office/drawing/2015/10/21/chartex" xmlns:cx3="http://schemas.microsoft.com/office/drawing/2016/5/9/chartex" xmlns:cx4="http://schemas.microsoft.com/office/drawing/2016/5/10/chartex" xmlns:cx5="http://schemas.microsoft.com/office/drawing/2016/5/11/chartex" xmlns:cx6="http://schemas.microsoft.com/office/drawing/2016/5/12/chartex" xmlns:cx7="http://schemas.microsoft.com/office/drawing/2016/5/13/chartex" xmlns:cx8="http://schemas.microsoft.com/office/drawing/2016/5/14/chartex" xmlns:mc="http://schemas.openxmlformats.org/markup-compatibility/2006" xmlns:aink="http://schemas.microsoft.com/office/drawing/2016/ink" xmlns:am3d="http://schemas.microsoft.com/office/drawing/2017/model3d" xmlns:o="urn:schemas-microsoft-com:office:office" xmlns:oel="http://schemas.microsoft.com/office/2019/extlst" xmlns:r="http://schemas.openxmlformats.org/officeDocument/2006/relationships" xmlns:m="http://schemas.openxmlformats.org/officeDocument/2006/math" xmlns:v="urn:schemas-microsoft-com:vml" xmlns:wp14="http://schemas.microsoft.com/office/word/2010/wordprocessingDrawing" xmlns:wp="http://schemas.openxmlformats.org/drawingml/2006/wordprocessingDrawing" xmlns:w10="urn:schemas-microsoft-com:office:word" xmlns:w="http://schemas.openxmlformats.org/wordprocessingml/2006/main" xmlns:w14="http://schemas.microsoft.com/office/word/2010/wordml" xmlns:w15="http://schemas.microsoft.com/office/word/2012/wordml" xmlns:w16cex="http://schemas.microsoft.com/office/word/2018/wordml/cex" xmlns:w16cid="http://schemas.microsoft.com/office/word/2016/wordml/cid" xmlns:w16="http://schemas.microsoft.com/office/word/2018/wordml" xmlns:w16sdtdh="http://schemas.microsoft.com/office/word/2020/wordml/sdtdatahash" xmlns:w16se="http://schemas.microsoft.com/office/word/2015/wordml/symex" xmlns:wpg="http://schemas.microsoft.com/office/word/2010/wordprocessingGroup" xmlns:wpi="http://schemas.microsoft.com/office/word/2010/wordprocessingInk" xmlns:wne="http://schemas.microsoft.com/office/word/2006/wordml" xmlns:wps="http://schemas.microsoft.com/office/word/2010/wordprocessingShape" mc:Ignorable="w14 w15 w16se w16cid w16 w16cex w16sdtdh wp14">
-  <w:p>
-    <w:pPr>
-      <w:pStyle w:val="Footer"/>
-    </w:pPr>
-  </w:p>
-</w:ftr>
-</file>
-
 <file path=word/footnotes.xml><?xml version="1.0" encoding="utf-8"?>
-<w:footnotes xmlns:wpc="http://schemas.microsoft.com/office/word/2010/wordprocessingCanvas" xmlns:cx="http://schemas.microsoft.com/office/drawing/2014/chartex" xmlns:cx1="http://schemas.microsoft.com/office/drawing/2015/9/8/chartex" xmlns:cx2="http://schemas.microsoft.com/office/drawing/2015/10/21/chartex" xmlns:cx3="http://schemas.microsoft.com/office/drawing/2016/5/9/chartex" xmlns:cx4="http://schemas.microsoft.com/office/drawing/2016/5/10/chartex" xmlns:cx5="http://schemas.microsoft.com/office/drawing/2016/5/11/chartex" xmlns:cx6="http://schemas.microsoft.com/office/drawing/2016/5/12/chartex" xmlns:cx7="http://schemas.microsoft.com/office/drawing/2016/5/13/chartex" xmlns:cx8="http://schemas.microsoft.com/office/drawing/2016/5/14/chartex" xmlns:mc="http://schemas.openxmlformats.org/markup-compatibility/2006" xmlns:aink="http://schemas.microsoft.com/office/drawing/2016/ink" xmlns:am3d="http://schemas.microsoft.com/office/drawing/2017/model3d" xmlns:o="urn:schemas-microsoft-com:office:office" xmlns:oel="http://schemas.microsoft.com/office/2019/extlst" xmlns:r="http://schemas.openxmlformats.org/officeDocument/2006/relationships" xmlns:m="http://schemas.openxmlformats.org/officeDocument/2006/math" xmlns:v="urn:schemas-microsoft-com:vml" xmlns:wp14="http://schemas.microsoft.com/office/word/2010/wordprocessingDrawing" xmlns:wp="http://schemas.openxmlformats.org/drawingml/2006/wordprocessingDrawing" xmlns:w10="urn:schemas-microsoft-com:office:word" xmlns:w="http://schemas.openxmlformats.org/wordprocessingml/2006/main" xmlns:w14="http://schemas.microsoft.com/office/word/2010/wordml" xmlns:w15="http://schemas.microsoft.com/office/word/2012/wordml" xmlns:w16cex="http://schemas.microsoft.com/office/word/2018/wordml/cex" xmlns:w16cid="http://schemas.microsoft.com/office/word/2016/wordml/cid" xmlns:w16="http://schemas.microsoft.com/office/word/2018/wordml" xmlns:w16sdtdh="http://schemas.microsoft.com/office/word/2020/wordml/sdtdatahash" xmlns:w16se="http://schemas.microsoft.com/office/word/2015/wordml/symex" xmlns:wpg="http://schemas.microsoft.com/office/word/2010/wordprocessingGroup" xmlns:wpi="http://schemas.microsoft.com/office/word/2010/wordprocessingInk" xmlns:wne="http://schemas.microsoft.com/office/word/2006/wordml" xmlns:wps="http://schemas.microsoft.com/office/word/2010/wordprocessingShape" mc:Ignorable="w14 w15 w16se w16cid w16 w16cex w16sdtdh wp14">
+<w:footnotes xmlns:wpc="http://schemas.microsoft.com/office/word/2010/wordprocessingCanvas" xmlns:cx="http://schemas.microsoft.com/office/drawing/2014/chartex" xmlns:cx1="http://schemas.microsoft.com/office/drawing/2015/9/8/chartex" xmlns:cx2="http://schemas.microsoft.com/office/drawing/2015/10/21/chartex" xmlns:cx3="http://schemas.microsoft.com/office/drawing/2016/5/9/chartex" xmlns:cx4="http://schemas.microsoft.com/office/drawing/2016/5/10/chartex" xmlns:cx5="http://schemas.microsoft.com/office/drawing/2016/5/11/chartex" xmlns:cx6="http://schemas.microsoft.com/office/drawing/2016/5/12/chartex" xmlns:cx7="http://schemas.microsoft.com/office/drawing/2016/5/13/chartex" xmlns:cx8="http://schemas.microsoft.com/office/drawing/2016/5/14/chartex" xmlns:mc="http://schemas.openxmlformats.org/markup-compatibility/2006" xmlns:aink="http://schemas.microsoft.com/office/drawing/2016/ink" xmlns:am3d="http://schemas.microsoft.com/office/drawing/2017/model3d" xmlns:o="urn:schemas-microsoft-com:office:office" xmlns:oel="http://schemas.microsoft.com/office/2019/extlst" xmlns:r="http://schemas.openxmlformats.org/officeDocument/2006/relationships" xmlns:m="http://schemas.openxmlformats.org/officeDocument/2006/math" xmlns:v="urn:schemas-microsoft-com:vml" xmlns:wp14="http://schemas.microsoft.com/office/word/2010/wordprocessingDrawing" xmlns:wp="http://schemas.openxmlformats.org/drawingml/2006/wordprocessingDrawing" xmlns:w10="urn:schemas-microsoft-com:office:word" xmlns:w="http://schemas.openxmlformats.org/wordprocessingml/2006/main" xmlns:w14="http://schemas.microsoft.com/office/word/2010/wordml" xmlns:w15="http://schemas.microsoft.com/office/word/2012/wordml" xmlns:w16cex="http://schemas.microsoft.com/office/word/2018/wordml/cex" xmlns:w16cid="http://schemas.microsoft.com/office/word/2016/wordml/cid" xmlns:w16="http://schemas.microsoft.com/office/word/2018/wordml" xmlns:w16du="http://schemas.microsoft.com/office/word/2023/wordml/word16du" xmlns:w16sdtdh="http://schemas.microsoft.com/office/word/2020/wordml/sdtdatahash" xmlns:w16sdtfl="http://schemas.microsoft.com/office/word/2024/wordml/sdtformatlock" xmlns:w16se="http://schemas.microsoft.com/office/word/2015/wordml/symex" xmlns:wpg="http://schemas.microsoft.com/office/word/2010/wordprocessingGroup" xmlns:wpi="http://schemas.microsoft.com/office/word/2010/wordprocessingInk" xmlns:wne="http://schemas.microsoft.com/office/word/2006/wordml" xmlns:wps="http://schemas.microsoft.com/office/word/2010/wordprocessingShape" mc:Ignorable="w14 w15 w16se w16cid w16 w16cex w16sdtdh w16sdtfl w16du wp14">
   <w:footnote w:type="separator" w:id="-1">
     <w:p>
       <w:pPr>
@@ -17347,17 +22958,7 @@
 </file>
 
 <file path=word/header1.xml><?xml version="1.0" encoding="utf-8"?>
-<w:hdr xmlns:wpc="http://schemas.microsoft.com/office/word/2010/wordprocessingCanvas" xmlns:cx="http://schemas.microsoft.com/office/drawing/2014/chartex" xmlns:cx1="http://schemas.microsoft.com/office/drawing/2015/9/8/chartex" xmlns:cx2="http://schemas.microsoft.com/office/drawing/2015/10/21/chartex" xmlns:cx3="http://schemas.microsoft.com/office/drawing/2016/5/9/chartex" xmlns:cx4="http://schemas.microsoft.com/office/drawing/2016/5/10/chartex" xmlns:cx5="http://schemas.microsoft.com/office/drawing/2016/5/11/chartex" xmlns:cx6="http://schemas.microsoft.com/office/drawing/2016/5/12/chartex" xmlns:cx7="http://schemas.microsoft.com/office/drawing/2016/5/13/chartex" xmlns:cx8="http://schemas.microsoft.com/office/drawing/2016/5/14/chartex" xmlns:mc="http://schemas.openxmlformats.org/markup-compatibility/2006" xmlns:aink="http://schemas.microsoft.com/office/drawing/2016/ink" xmlns:am3d="http://schemas.microsoft.com/office/drawing/2017/model3d" xmlns:o="urn:schemas-microsoft-com:office:office" xmlns:oel="http://schemas.microsoft.com/office/2019/extlst" xmlns:r="http://schemas.openxmlformats.org/officeDocument/2006/relationships" xmlns:m="http://schemas.openxmlformats.org/officeDocument/2006/math" xmlns:v="urn:schemas-microsoft-com:vml" xmlns:wp14="http://schemas.microsoft.com/office/word/2010/wordprocessingDrawing" xmlns:wp="http://schemas.openxmlformats.org/drawingml/2006/wordprocessingDrawing" xmlns:w10="urn:schemas-microsoft-com:office:word" xmlns:w="http://schemas.openxmlformats.org/wordprocessingml/2006/main" xmlns:w14="http://schemas.microsoft.com/office/word/2010/wordml" xmlns:w15="http://schemas.microsoft.com/office/word/2012/wordml" xmlns:w16cex="http://schemas.microsoft.com/office/word/2018/wordml/cex" xmlns:w16cid="http://schemas.microsoft.com/office/word/2016/wordml/cid" xmlns:w16="http://schemas.microsoft.com/office/word/2018/wordml" xmlns:w16sdtdh="http://schemas.microsoft.com/office/word/2020/wordml/sdtdatahash" xmlns:w16se="http://schemas.microsoft.com/office/word/2015/wordml/symex" xmlns:wpg="http://schemas.microsoft.com/office/word/2010/wordprocessingGroup" xmlns:wpi="http://schemas.microsoft.com/office/word/2010/wordprocessingInk" xmlns:wne="http://schemas.microsoft.com/office/word/2006/wordml" xmlns:wps="http://schemas.microsoft.com/office/word/2010/wordprocessingShape" mc:Ignorable="w14 w15 w16se w16cid w16 w16cex w16sdtdh wp14">
-  <w:p>
-    <w:pPr>
-      <w:pStyle w:val="Header"/>
-    </w:pPr>
-  </w:p>
-</w:hdr>
-</file>
-
-<file path=word/header2.xml><?xml version="1.0" encoding="utf-8"?>
-<w:hdr xmlns:wpc="http://schemas.microsoft.com/office/word/2010/wordprocessingCanvas" xmlns:cx="http://schemas.microsoft.com/office/drawing/2014/chartex" xmlns:cx1="http://schemas.microsoft.com/office/drawing/2015/9/8/chartex" xmlns:cx2="http://schemas.microsoft.com/office/drawing/2015/10/21/chartex" xmlns:cx3="http://schemas.microsoft.com/office/drawing/2016/5/9/chartex" xmlns:cx4="http://schemas.microsoft.com/office/drawing/2016/5/10/chartex" xmlns:cx5="http://schemas.microsoft.com/office/drawing/2016/5/11/chartex" xmlns:cx6="http://schemas.microsoft.com/office/drawing/2016/5/12/chartex" xmlns:cx7="http://schemas.microsoft.com/office/drawing/2016/5/13/chartex" xmlns:cx8="http://schemas.microsoft.com/office/drawing/2016/5/14/chartex" xmlns:mc="http://schemas.openxmlformats.org/markup-compatibility/2006" xmlns:aink="http://schemas.microsoft.com/office/drawing/2016/ink" xmlns:am3d="http://schemas.microsoft.com/office/drawing/2017/model3d" xmlns:o="urn:schemas-microsoft-com:office:office" xmlns:oel="http://schemas.microsoft.com/office/2019/extlst" xmlns:r="http://schemas.openxmlformats.org/officeDocument/2006/relationships" xmlns:m="http://schemas.openxmlformats.org/officeDocument/2006/math" xmlns:v="urn:schemas-microsoft-com:vml" xmlns:wp14="http://schemas.microsoft.com/office/word/2010/wordprocessingDrawing" xmlns:wp="http://schemas.openxmlformats.org/drawingml/2006/wordprocessingDrawing" xmlns:w10="urn:schemas-microsoft-com:office:word" xmlns:w="http://schemas.openxmlformats.org/wordprocessingml/2006/main" xmlns:w14="http://schemas.microsoft.com/office/word/2010/wordml" xmlns:w15="http://schemas.microsoft.com/office/word/2012/wordml" xmlns:w16cex="http://schemas.microsoft.com/office/word/2018/wordml/cex" xmlns:w16cid="http://schemas.microsoft.com/office/word/2016/wordml/cid" xmlns:w16="http://schemas.microsoft.com/office/word/2018/wordml" xmlns:w16sdtdh="http://schemas.microsoft.com/office/word/2020/wordml/sdtdatahash" xmlns:w16se="http://schemas.microsoft.com/office/word/2015/wordml/symex" xmlns:wpg="http://schemas.microsoft.com/office/word/2010/wordprocessingGroup" xmlns:wpi="http://schemas.microsoft.com/office/word/2010/wordprocessingInk" xmlns:wne="http://schemas.microsoft.com/office/word/2006/wordml" xmlns:wps="http://schemas.microsoft.com/office/word/2010/wordprocessingShape" mc:Ignorable="w14 w15 w16se w16cid w16 w16cex w16sdtdh wp14">
+<w:hdr xmlns:wpc="http://schemas.microsoft.com/office/word/2010/wordprocessingCanvas" xmlns:cx="http://schemas.microsoft.com/office/drawing/2014/chartex" xmlns:cx1="http://schemas.microsoft.com/office/drawing/2015/9/8/chartex" xmlns:cx2="http://schemas.microsoft.com/office/drawing/2015/10/21/chartex" xmlns:cx3="http://schemas.microsoft.com/office/drawing/2016/5/9/chartex" xmlns:cx4="http://schemas.microsoft.com/office/drawing/2016/5/10/chartex" xmlns:cx5="http://schemas.microsoft.com/office/drawing/2016/5/11/chartex" xmlns:cx6="http://schemas.microsoft.com/office/drawing/2016/5/12/chartex" xmlns:cx7="http://schemas.microsoft.com/office/drawing/2016/5/13/chartex" xmlns:cx8="http://schemas.microsoft.com/office/drawing/2016/5/14/chartex" xmlns:mc="http://schemas.openxmlformats.org/markup-compatibility/2006" xmlns:aink="http://schemas.microsoft.com/office/drawing/2016/ink" xmlns:am3d="http://schemas.microsoft.com/office/drawing/2017/model3d" xmlns:o="urn:schemas-microsoft-com:office:office" xmlns:oel="http://schemas.microsoft.com/office/2019/extlst" xmlns:r="http://schemas.openxmlformats.org/officeDocument/2006/relationships" xmlns:m="http://schemas.openxmlformats.org/officeDocument/2006/math" xmlns:v="urn:schemas-microsoft-com:vml" xmlns:wp14="http://schemas.microsoft.com/office/word/2010/wordprocessingDrawing" xmlns:wp="http://schemas.openxmlformats.org/drawingml/2006/wordprocessingDrawing" xmlns:w10="urn:schemas-microsoft-com:office:word" xmlns:w="http://schemas.openxmlformats.org/wordprocessingml/2006/main" xmlns:w14="http://schemas.microsoft.com/office/word/2010/wordml" xmlns:w15="http://schemas.microsoft.com/office/word/2012/wordml" xmlns:w16cex="http://schemas.microsoft.com/office/word/2018/wordml/cex" xmlns:w16cid="http://schemas.microsoft.com/office/word/2016/wordml/cid" xmlns:w16="http://schemas.microsoft.com/office/word/2018/wordml" xmlns:w16du="http://schemas.microsoft.com/office/word/2023/wordml/word16du" xmlns:w16sdtdh="http://schemas.microsoft.com/office/word/2020/wordml/sdtdatahash" xmlns:w16sdtfl="http://schemas.microsoft.com/office/word/2024/wordml/sdtformatlock" xmlns:w16se="http://schemas.microsoft.com/office/word/2015/wordml/symex" xmlns:wpg="http://schemas.microsoft.com/office/word/2010/wordprocessingGroup" xmlns:wpi="http://schemas.microsoft.com/office/word/2010/wordprocessingInk" xmlns:wne="http://schemas.microsoft.com/office/word/2006/wordml" xmlns:wps="http://schemas.microsoft.com/office/word/2010/wordprocessingShape" mc:Ignorable="w14 w15 w16se w16cid w16 w16cex w16sdtdh w16sdtfl w16du wp14">
   <w:p>
     <w:pPr>
       <w:pStyle w:val="Header"/>
@@ -17369,18 +22970,21 @@
 </w:hdr>
 </file>
 
-<file path=word/header3.xml><?xml version="1.0" encoding="utf-8"?>
-<w:hdr xmlns:wpc="http://schemas.microsoft.com/office/word/2010/wordprocessingCanvas" xmlns:cx="http://schemas.microsoft.com/office/drawing/2014/chartex" xmlns:cx1="http://schemas.microsoft.com/office/drawing/2015/9/8/chartex" xmlns:cx2="http://schemas.microsoft.com/office/drawing/2015/10/21/chartex" xmlns:cx3="http://schemas.microsoft.com/office/drawing/2016/5/9/chartex" xmlns:cx4="http://schemas.microsoft.com/office/drawing/2016/5/10/chartex" xmlns:cx5="http://schemas.microsoft.com/office/drawing/2016/5/11/chartex" xmlns:cx6="http://schemas.microsoft.com/office/drawing/2016/5/12/chartex" xmlns:cx7="http://schemas.microsoft.com/office/drawing/2016/5/13/chartex" xmlns:cx8="http://schemas.microsoft.com/office/drawing/2016/5/14/chartex" xmlns:mc="http://schemas.openxmlformats.org/markup-compatibility/2006" xmlns:aink="http://schemas.microsoft.com/office/drawing/2016/ink" xmlns:am3d="http://schemas.microsoft.com/office/drawing/2017/model3d" xmlns:o="urn:schemas-microsoft-com:office:office" xmlns:oel="http://schemas.microsoft.com/office/2019/extlst" xmlns:r="http://schemas.openxmlformats.org/officeDocument/2006/relationships" xmlns:m="http://schemas.openxmlformats.org/officeDocument/2006/math" xmlns:v="urn:schemas-microsoft-com:vml" xmlns:wp14="http://schemas.microsoft.com/office/word/2010/wordprocessingDrawing" xmlns:wp="http://schemas.openxmlformats.org/drawingml/2006/wordprocessingDrawing" xmlns:w10="urn:schemas-microsoft-com:office:word" xmlns:w="http://schemas.openxmlformats.org/wordprocessingml/2006/main" xmlns:w14="http://schemas.microsoft.com/office/word/2010/wordml" xmlns:w15="http://schemas.microsoft.com/office/word/2012/wordml" xmlns:w16cex="http://schemas.microsoft.com/office/word/2018/wordml/cex" xmlns:w16cid="http://schemas.microsoft.com/office/word/2016/wordml/cid" xmlns:w16="http://schemas.microsoft.com/office/word/2018/wordml" xmlns:w16sdtdh="http://schemas.microsoft.com/office/word/2020/wordml/sdtdatahash" xmlns:w16se="http://schemas.microsoft.com/office/word/2015/wordml/symex" xmlns:wpg="http://schemas.microsoft.com/office/word/2010/wordprocessingGroup" xmlns:wpi="http://schemas.microsoft.com/office/word/2010/wordprocessingInk" xmlns:wne="http://schemas.microsoft.com/office/word/2006/wordml" xmlns:wps="http://schemas.microsoft.com/office/word/2010/wordprocessingShape" mc:Ignorable="w14 w15 w16se w16cid w16 w16cex w16sdtdh wp14">
+<file path=word/header2.xml><?xml version="1.0" encoding="utf-8"?>
+<w:hdr xmlns:wpc="http://schemas.microsoft.com/office/word/2010/wordprocessingCanvas" xmlns:cx="http://schemas.microsoft.com/office/drawing/2014/chartex" xmlns:cx1="http://schemas.microsoft.com/office/drawing/2015/9/8/chartex" xmlns:cx2="http://schemas.microsoft.com/office/drawing/2015/10/21/chartex" xmlns:cx3="http://schemas.microsoft.com/office/drawing/2016/5/9/chartex" xmlns:cx4="http://schemas.microsoft.com/office/drawing/2016/5/10/chartex" xmlns:cx5="http://schemas.microsoft.com/office/drawing/2016/5/11/chartex" xmlns:cx6="http://schemas.microsoft.com/office/drawing/2016/5/12/chartex" xmlns:cx7="http://schemas.microsoft.com/office/drawing/2016/5/13/chartex" xmlns:cx8="http://schemas.microsoft.com/office/drawing/2016/5/14/chartex" xmlns:mc="http://schemas.openxmlformats.org/markup-compatibility/2006" xmlns:aink="http://schemas.microsoft.com/office/drawing/2016/ink" xmlns:am3d="http://schemas.microsoft.com/office/drawing/2017/model3d" xmlns:o="urn:schemas-microsoft-com:office:office" xmlns:oel="http://schemas.microsoft.com/office/2019/extlst" xmlns:r="http://schemas.openxmlformats.org/officeDocument/2006/relationships" xmlns:m="http://schemas.openxmlformats.org/officeDocument/2006/math" xmlns:v="urn:schemas-microsoft-com:vml" xmlns:wp14="http://schemas.microsoft.com/office/word/2010/wordprocessingDrawing" xmlns:wp="http://schemas.openxmlformats.org/drawingml/2006/wordprocessingDrawing" xmlns:w10="urn:schemas-microsoft-com:office:word" xmlns:w="http://schemas.openxmlformats.org/wordprocessingml/2006/main" xmlns:w14="http://schemas.microsoft.com/office/word/2010/wordml" xmlns:w15="http://schemas.microsoft.com/office/word/2012/wordml" xmlns:w16cex="http://schemas.microsoft.com/office/word/2018/wordml/cex" xmlns:w16cid="http://schemas.microsoft.com/office/word/2016/wordml/cid" xmlns:w16="http://schemas.microsoft.com/office/word/2018/wordml" xmlns:w16du="http://schemas.microsoft.com/office/word/2023/wordml/word16du" xmlns:w16sdtdh="http://schemas.microsoft.com/office/word/2020/wordml/sdtdatahash" xmlns:w16sdtfl="http://schemas.microsoft.com/office/word/2024/wordml/sdtformatlock" xmlns:w16se="http://schemas.microsoft.com/office/word/2015/wordml/symex" xmlns:wpg="http://schemas.microsoft.com/office/word/2010/wordprocessingGroup" xmlns:wpi="http://schemas.microsoft.com/office/word/2010/wordprocessingInk" xmlns:wne="http://schemas.microsoft.com/office/word/2006/wordml" xmlns:wps="http://schemas.microsoft.com/office/word/2010/wordprocessingShape" mc:Ignorable="w14 w15 w16se w16cid w16 w16cex w16sdtdh w16sdtfl w16du wp14">
   <w:p>
     <w:pPr>
       <w:pStyle w:val="Header"/>
+      <w:pBdr>
+        <w:bottom w:val="single" w:sz="4" w:space="1" w:color="auto"/>
+      </w:pBdr>
     </w:pPr>
   </w:p>
 </w:hdr>
 </file>
 
 <file path=word/styles.xml><?xml version="1.0" encoding="utf-8"?>
-<w:styles xmlns:mc="http://schemas.openxmlformats.org/markup-compatibility/2006" xmlns:r="http://schemas.openxmlformats.org/officeDocument/2006/relationships" xmlns:w="http://schemas.openxmlformats.org/wordprocessingml/2006/main" xmlns:w14="http://schemas.microsoft.com/office/word/2010/wordml" xmlns:w15="http://schemas.microsoft.com/office/word/2012/wordml" xmlns:w16cex="http://schemas.microsoft.com/office/word/2018/wordml/cex" xmlns:w16cid="http://schemas.microsoft.com/office/word/2016/wordml/cid" xmlns:w16="http://schemas.microsoft.com/office/word/2018/wordml" xmlns:w16sdtdh="http://schemas.microsoft.com/office/word/2020/wordml/sdtdatahash" xmlns:w16se="http://schemas.microsoft.com/office/word/2015/wordml/symex" mc:Ignorable="w14 w15 w16se w16cid w16 w16cex w16sdtdh">
+<w:styles xmlns:mc="http://schemas.openxmlformats.org/markup-compatibility/2006" xmlns:r="http://schemas.openxmlformats.org/officeDocument/2006/relationships" xmlns:w="http://schemas.openxmlformats.org/wordprocessingml/2006/main" xmlns:w14="http://schemas.microsoft.com/office/word/2010/wordml" xmlns:w15="http://schemas.microsoft.com/office/word/2012/wordml" xmlns:w16cex="http://schemas.microsoft.com/office/word/2018/wordml/cex" xmlns:w16cid="http://schemas.microsoft.com/office/word/2016/wordml/cid" xmlns:w16="http://schemas.microsoft.com/office/word/2018/wordml" xmlns:w16du="http://schemas.microsoft.com/office/word/2023/wordml/word16du" xmlns:w16sdtdh="http://schemas.microsoft.com/office/word/2020/wordml/sdtdatahash" xmlns:w16sdtfl="http://schemas.microsoft.com/office/word/2024/wordml/sdtformatlock" xmlns:w16se="http://schemas.microsoft.com/office/word/2015/wordml/symex" mc:Ignorable="w14 w15 w16se w16cid w16 w16cex w16sdtdh w16sdtfl w16du">
   <w:docDefaults>
     <w:rPrDefault>
       <w:rPr>
@@ -17496,6 +23100,7 @@
     <w:lsdException w:name="HTML Sample" w:semiHidden="1" w:unhideWhenUsed="1"/>
     <w:lsdException w:name="HTML Typewriter" w:semiHidden="1" w:unhideWhenUsed="1"/>
     <w:lsdException w:name="HTML Variable" w:semiHidden="1" w:unhideWhenUsed="1"/>
+    <w:lsdException w:name="Normal Table" w:semiHidden="1" w:unhideWhenUsed="1"/>
     <w:lsdException w:name="annotation subject" w:semiHidden="1" w:unhideWhenUsed="1"/>
     <w:lsdException w:name="No List" w:semiHidden="1" w:unhideWhenUsed="1"/>
     <w:lsdException w:name="Outline List 1" w:semiHidden="1" w:unhideWhenUsed="1"/>
@@ -17538,8 +23143,11 @@
     <w:lsdException w:name="Table Contemporary" w:semiHidden="1" w:unhideWhenUsed="1"/>
     <w:lsdException w:name="Table Elegant" w:semiHidden="1" w:unhideWhenUsed="1"/>
     <w:lsdException w:name="Table Professional" w:semiHidden="1" w:unhideWhenUsed="1"/>
+    <w:lsdException w:name="Table Subtle 1" w:semiHidden="1" w:unhideWhenUsed="1"/>
     <w:lsdException w:name="Table Subtle 2" w:semiHidden="1" w:unhideWhenUsed="1"/>
     <w:lsdException w:name="Table Web 1" w:semiHidden="1" w:unhideWhenUsed="1"/>
+    <w:lsdException w:name="Table Web 2" w:semiHidden="1" w:unhideWhenUsed="1"/>
+    <w:lsdException w:name="Table Web 3" w:semiHidden="1" w:unhideWhenUsed="1"/>
     <w:lsdException w:name="Balloon Text" w:semiHidden="1" w:unhideWhenUsed="1"/>
     <w:lsdException w:name="Table Grid" w:uiPriority="59"/>
     <w:lsdException w:name="Table Theme" w:semiHidden="1" w:unhideWhenUsed="1"/>
@@ -17767,7 +23375,7 @@
   <w:style w:type="paragraph" w:default="1" w:styleId="Normal">
     <w:name w:val="Normal"/>
     <w:qFormat/>
-    <w:rsid w:val="00076C05"/>
+    <w:rsid w:val="00AF745F"/>
     <w:pPr>
       <w:spacing w:before="120" w:line="276" w:lineRule="auto"/>
     </w:pPr>

--- a/TS-Kramam/TS-2.5/TS 2.5 Tamil Krama Paatam Corrections.docx
+++ b/TS-Kramam/TS-2.5/TS 2.5 Tamil Krama Paatam Corrections.docx
@@ -21,7 +21,29 @@
           <w:szCs w:val="32"/>
           <w:u w:val="single"/>
         </w:rPr>
-        <w:t>TS Krama Paatam – TS 2.5 Tamil  Corrections – Observed till</w:t>
+        <w:t xml:space="preserve">TS Krama Paatam – TS 2.5 </w:t>
+      </w:r>
+      <w:proofErr w:type="gramStart"/>
+      <w:r>
+        <w:rPr>
+          <w:b/>
+          <w:bCs/>
+          <w:sz w:val="32"/>
+          <w:szCs w:val="32"/>
+          <w:u w:val="single"/>
+        </w:rPr>
+        <w:t>Tamil  Corrections</w:t>
+      </w:r>
+      <w:proofErr w:type="gramEnd"/>
+      <w:r>
+        <w:rPr>
+          <w:b/>
+          <w:bCs/>
+          <w:sz w:val="32"/>
+          <w:szCs w:val="32"/>
+          <w:u w:val="single"/>
+        </w:rPr>
+        <w:t xml:space="preserve"> – Observed till</w:t>
       </w:r>
       <w:r>
         <w:rPr>
@@ -53,7 +75,7 @@
     </w:p>
     <w:tbl>
       <w:tblPr>
-        <w:tblW w:w="13835" w:type="dxa"/>
+        <w:tblW w:w="14537" w:type="dxa"/>
         <w:tblInd w:w="-792" w:type="dxa"/>
         <w:tblBorders>
           <w:top w:val="single" w:sz="4" w:space="0" w:color="000000"/>
@@ -67,8 +89,8 @@
       </w:tblPr>
       <w:tblGrid>
         <w:gridCol w:w="3877"/>
-        <w:gridCol w:w="4738"/>
-        <w:gridCol w:w="5220"/>
+        <w:gridCol w:w="5132"/>
+        <w:gridCol w:w="5528"/>
       </w:tblGrid>
       <w:tr>
         <w:tc>
@@ -131,7 +153,7 @@
         </w:tc>
         <w:tc>
           <w:tcPr>
-            <w:tcW w:w="4738" w:type="dxa"/>
+            <w:tcW w:w="5132" w:type="dxa"/>
             <w:tcBorders>
               <w:top w:val="single" w:sz="4" w:space="0" w:color="000000"/>
               <w:left w:val="single" w:sz="4" w:space="0" w:color="000000"/>
@@ -166,7 +188,7 @@
         </w:tc>
         <w:tc>
           <w:tcPr>
-            <w:tcW w:w="5220" w:type="dxa"/>
+            <w:tcW w:w="5528" w:type="dxa"/>
             <w:tcBorders>
               <w:top w:val="single" w:sz="4" w:space="0" w:color="000000"/>
               <w:left w:val="single" w:sz="4" w:space="0" w:color="000000"/>
@@ -402,7 +424,7 @@
         </w:tc>
         <w:tc>
           <w:tcPr>
-            <w:tcW w:w="4738" w:type="dxa"/>
+            <w:tcW w:w="5132" w:type="dxa"/>
             <w:tcBorders>
               <w:top w:val="single" w:sz="4" w:space="0" w:color="000000"/>
               <w:left w:val="single" w:sz="4" w:space="0" w:color="000000"/>
@@ -868,7 +890,7 @@
         </w:tc>
         <w:tc>
           <w:tcPr>
-            <w:tcW w:w="5220" w:type="dxa"/>
+            <w:tcW w:w="5528" w:type="dxa"/>
             <w:tcBorders>
               <w:top w:val="single" w:sz="4" w:space="0" w:color="000000"/>
               <w:left w:val="single" w:sz="4" w:space="0" w:color="000000"/>
@@ -1361,6 +1383,862 @@
                 <w:lang w:bidi="ta-IN"/>
               </w:rPr>
               <w:t xml:space="preserve">வ்யம் </w:t>
+            </w:r>
+            <w:r>
+              <w:rPr>
+                <w:rFonts w:ascii="Latha" w:hAnsi="Latha" w:cs="Latha"/>
+                <w:sz w:val="28"/>
+                <w:szCs w:val="28"/>
+                <w:lang w:bidi="ta-IN"/>
+              </w:rPr>
+              <w:t>|</w:t>
+            </w:r>
+          </w:p>
+        </w:tc>
+      </w:tr>
+      <w:tr>
+        <w:trPr>
+          <w:trHeight w:val="1928"/>
+        </w:trPr>
+        <w:tc>
+          <w:tcPr>
+            <w:tcW w:w="3877" w:type="dxa"/>
+            <w:tcBorders>
+              <w:top w:val="single" w:sz="4" w:space="0" w:color="000000"/>
+              <w:left w:val="single" w:sz="4" w:space="0" w:color="000000"/>
+              <w:bottom w:val="single" w:sz="4" w:space="0" w:color="000000"/>
+              <w:right w:val="single" w:sz="4" w:space="0" w:color="000000"/>
+            </w:tcBorders>
+          </w:tcPr>
+          <w:p>
+            <w:pPr>
+              <w:widowControl w:val="0"/>
+              <w:tabs>
+                <w:tab w:val="left" w:pos="993"/>
+              </w:tabs>
+              <w:autoSpaceDE w:val="0"/>
+              <w:autoSpaceDN w:val="0"/>
+              <w:adjustRightInd w:val="0"/>
+              <w:spacing w:before="0" w:line="240" w:lineRule="auto"/>
+              <w:ind w:right="297"/>
+              <w:rPr>
+                <w:rFonts w:cs="Arial"/>
+                <w:b/>
+                <w:color w:val="000000"/>
+                <w:sz w:val="28"/>
+                <w:szCs w:val="32"/>
+                <w:lang w:bidi="ta-IN"/>
+              </w:rPr>
+            </w:pPr>
+            <w:r>
+              <w:rPr>
+                <w:rFonts w:cs="Arial"/>
+                <w:b/>
+                <w:color w:val="000000"/>
+                <w:sz w:val="28"/>
+                <w:szCs w:val="32"/>
+                <w:lang w:bidi="ta-IN"/>
+              </w:rPr>
+              <w:t>T.S.2.5.3.1– Kramam</w:t>
+            </w:r>
+          </w:p>
+          <w:p>
+            <w:pPr>
+              <w:widowControl w:val="0"/>
+              <w:tabs>
+                <w:tab w:val="left" w:pos="993"/>
+              </w:tabs>
+              <w:autoSpaceDE w:val="0"/>
+              <w:autoSpaceDN w:val="0"/>
+              <w:adjustRightInd w:val="0"/>
+              <w:spacing w:before="0" w:line="240" w:lineRule="auto"/>
+              <w:ind w:right="297"/>
+              <w:rPr>
+                <w:rFonts w:cs="Arial"/>
+                <w:b/>
+                <w:color w:val="000000"/>
+                <w:sz w:val="28"/>
+                <w:szCs w:val="32"/>
+                <w:lang w:val="en-IN" w:bidi="ta-IN"/>
+              </w:rPr>
+            </w:pPr>
+            <w:r>
+              <w:rPr>
+                <w:rFonts w:cs="Arial"/>
+                <w:b/>
+                <w:color w:val="000000"/>
+                <w:sz w:val="28"/>
+                <w:szCs w:val="32"/>
+                <w:lang w:val="en-IN" w:bidi="ta-IN"/>
+              </w:rPr>
+              <w:t>Krama Vaakyam No. - 12</w:t>
+            </w:r>
+          </w:p>
+          <w:p>
+            <w:pPr>
+              <w:widowControl w:val="0"/>
+              <w:tabs>
+                <w:tab w:val="left" w:pos="993"/>
+              </w:tabs>
+              <w:autoSpaceDE w:val="0"/>
+              <w:autoSpaceDN w:val="0"/>
+              <w:adjustRightInd w:val="0"/>
+              <w:spacing w:before="0" w:line="240" w:lineRule="auto"/>
+              <w:ind w:right="297"/>
+              <w:rPr>
+                <w:rFonts w:cs="Arial"/>
+                <w:b/>
+                <w:color w:val="000000"/>
+                <w:sz w:val="28"/>
+                <w:szCs w:val="32"/>
+                <w:lang w:val="it-IT" w:bidi="ta-IN"/>
+              </w:rPr>
+            </w:pPr>
+            <w:r>
+              <w:rPr>
+                <w:rFonts w:cs="Arial"/>
+                <w:b/>
+                <w:color w:val="000000"/>
+                <w:sz w:val="28"/>
+                <w:szCs w:val="32"/>
+                <w:lang w:val="it-IT" w:bidi="ta-IN"/>
+              </w:rPr>
+              <w:t>Panchaati No</w:t>
+            </w:r>
+            <w:r>
+              <w:rPr>
+                <w:rFonts w:cs="Arial"/>
+                <w:b/>
+                <w:color w:val="000000"/>
+                <w:szCs w:val="32"/>
+                <w:lang w:val="it-IT" w:bidi="ta-IN"/>
+              </w:rPr>
+              <w:t xml:space="preserve">. - </w:t>
+            </w:r>
+            <w:r>
+              <w:rPr>
+                <w:rFonts w:cs="Arial"/>
+                <w:b/>
+                <w:color w:val="000000"/>
+                <w:sz w:val="28"/>
+                <w:szCs w:val="32"/>
+                <w:lang w:val="it-IT" w:bidi="ta-IN"/>
+              </w:rPr>
+              <w:t>15</w:t>
+            </w:r>
+          </w:p>
+        </w:tc>
+        <w:tc>
+          <w:tcPr>
+            <w:tcW w:w="5132" w:type="dxa"/>
+            <w:tcBorders>
+              <w:top w:val="single" w:sz="4" w:space="0" w:color="000000"/>
+              <w:left w:val="single" w:sz="4" w:space="0" w:color="000000"/>
+              <w:bottom w:val="single" w:sz="4" w:space="0" w:color="000000"/>
+              <w:right w:val="single" w:sz="4" w:space="0" w:color="000000"/>
+            </w:tcBorders>
+          </w:tcPr>
+          <w:p>
+            <w:pPr>
+              <w:spacing w:before="0" w:line="240" w:lineRule="auto"/>
+              <w:ind w:right="-136"/>
+              <w:rPr>
+                <w:rFonts w:ascii="Latha" w:hAnsi="Latha" w:cs="Latha"/>
+                <w:sz w:val="28"/>
+                <w:szCs w:val="28"/>
+                <w:lang w:val="it-IT" w:bidi="ta-IN"/>
+              </w:rPr>
+            </w:pPr>
+            <w:r>
+              <w:rPr>
+                <w:rFonts w:ascii="Latha" w:hAnsi="Latha" w:cs="Latha"/>
+                <w:sz w:val="28"/>
+                <w:szCs w:val="28"/>
+                <w:cs/>
+                <w:lang w:bidi="ta-IN"/>
+              </w:rPr>
+              <w:t>பூ</w:t>
+            </w:r>
+            <w:r>
+              <w:rPr>
+                <w:rFonts w:ascii="BRH Tamil Tab Extra" w:hAnsi="BRH Tamil Tab Extra" w:cs="Latha"/>
+                <w:b/>
+                <w:sz w:val="32"/>
+                <w:szCs w:val="28"/>
+                <w:lang w:val="it-IT" w:bidi="ta-IN"/>
+              </w:rPr>
+              <w:t>…</w:t>
+            </w:r>
+            <w:r>
+              <w:rPr>
+                <w:rFonts w:ascii="Latha" w:hAnsi="Latha" w:cs="Latha"/>
+                <w:sz w:val="28"/>
+                <w:szCs w:val="28"/>
+                <w:cs/>
+                <w:lang w:bidi="ta-IN"/>
+              </w:rPr>
+              <w:t>ர்ணமா</w:t>
+            </w:r>
+            <w:r>
+              <w:rPr>
+                <w:rFonts w:ascii="BRH Tamil Tab Extra" w:hAnsi="BRH Tamil Tab Extra" w:cs="Latha"/>
+                <w:b/>
+                <w:sz w:val="36"/>
+                <w:szCs w:val="28"/>
+                <w:lang w:val="it-IT" w:bidi="ta-IN"/>
+              </w:rPr>
+              <w:t>†</w:t>
+            </w:r>
+            <w:r>
+              <w:rPr>
+                <w:rFonts w:ascii="Latha" w:hAnsi="Latha" w:cs="Latha"/>
+                <w:sz w:val="28"/>
+                <w:szCs w:val="28"/>
+                <w:cs/>
+                <w:lang w:bidi="ta-IN"/>
+              </w:rPr>
+              <w:t xml:space="preserve">ஸே </w:t>
+            </w:r>
+            <w:r>
+              <w:rPr>
+                <w:rFonts w:ascii="BRH Devanagari Extra" w:hAnsi="BRH Devanagari Extra" w:cs="Latha"/>
+                <w:b/>
+                <w:sz w:val="36"/>
+                <w:szCs w:val="28"/>
+                <w:lang w:val="it-IT" w:bidi="ta-IN"/>
+              </w:rPr>
+              <w:t>Å</w:t>
+            </w:r>
+            <w:r>
+              <w:rPr>
+                <w:rFonts w:ascii="Latha" w:hAnsi="Latha" w:cs="Latha"/>
+                <w:sz w:val="28"/>
+                <w:szCs w:val="28"/>
+                <w:cs/>
+                <w:lang w:bidi="ta-IN"/>
+              </w:rPr>
+              <w:t>னுனிர்வா</w:t>
+            </w:r>
+            <w:r>
+              <w:rPr>
+                <w:rFonts w:ascii="BRH Tamil Tab Extra" w:hAnsi="BRH Tamil Tab Extra" w:cs="Latha"/>
+                <w:b/>
+                <w:sz w:val="32"/>
+                <w:szCs w:val="28"/>
+                <w:lang w:val="it-IT" w:bidi="ta-IN"/>
+              </w:rPr>
+              <w:t>…</w:t>
+            </w:r>
+            <w:r>
+              <w:rPr>
+                <w:rFonts w:ascii="Latha" w:hAnsi="Latha" w:cs="Latha"/>
+                <w:sz w:val="28"/>
+                <w:szCs w:val="28"/>
+                <w:cs/>
+                <w:lang w:bidi="ta-IN"/>
+              </w:rPr>
+              <w:t>ப்ய</w:t>
+            </w:r>
+            <w:r>
+              <w:rPr>
+                <w:rFonts w:ascii="BRH Tamil Tab Extra" w:hAnsi="BRH Tamil Tab Extra" w:cs="Latha"/>
+                <w:b/>
+                <w:sz w:val="36"/>
+                <w:szCs w:val="28"/>
+                <w:lang w:val="it-IT" w:bidi="ta-IN"/>
+              </w:rPr>
+              <w:t>‡</w:t>
+            </w:r>
+            <w:r>
+              <w:rPr>
+                <w:rFonts w:ascii="Latha" w:hAnsi="Latha" w:cs="Latha"/>
+                <w:sz w:val="28"/>
+                <w:szCs w:val="28"/>
+                <w:cs/>
+                <w:lang w:bidi="ta-IN"/>
+              </w:rPr>
+              <w:t xml:space="preserve">ம் </w:t>
+            </w:r>
+            <w:r>
+              <w:rPr>
+                <w:rFonts w:ascii="Latha" w:hAnsi="Latha" w:cs="Latha"/>
+                <w:sz w:val="28"/>
+                <w:szCs w:val="28"/>
+                <w:lang w:val="it-IT" w:bidi="ta-IN"/>
+              </w:rPr>
+              <w:t xml:space="preserve">| </w:t>
+            </w:r>
+            <w:r>
+              <w:rPr>
+                <w:rFonts w:ascii="Latha" w:hAnsi="Latha" w:cs="Latha"/>
+                <w:sz w:val="28"/>
+                <w:szCs w:val="28"/>
+                <w:cs/>
+                <w:lang w:bidi="ta-IN"/>
+              </w:rPr>
+              <w:t>பூ</w:t>
+            </w:r>
+            <w:r>
+              <w:rPr>
+                <w:rFonts w:ascii="BRH Tamil Tab Extra" w:hAnsi="BRH Tamil Tab Extra" w:cs="Latha"/>
+                <w:b/>
+                <w:sz w:val="32"/>
+                <w:szCs w:val="28"/>
+                <w:lang w:val="it-IT" w:bidi="ta-IN"/>
+              </w:rPr>
+              <w:t>…</w:t>
+            </w:r>
+            <w:r>
+              <w:rPr>
+                <w:rFonts w:ascii="Latha" w:hAnsi="Latha" w:cs="Latha"/>
+                <w:sz w:val="28"/>
+                <w:szCs w:val="28"/>
+                <w:highlight w:val="yellow"/>
+                <w:cs/>
+                <w:lang w:bidi="ta-IN"/>
+              </w:rPr>
+              <w:t>ணா</w:t>
+            </w:r>
+            <w:r>
+              <w:rPr>
+                <w:rFonts w:ascii="Latha" w:hAnsi="Latha" w:cs="Latha"/>
+                <w:sz w:val="28"/>
+                <w:szCs w:val="28"/>
+                <w:cs/>
+                <w:lang w:bidi="ta-IN"/>
+              </w:rPr>
+              <w:t>மா</w:t>
+            </w:r>
+            <w:r>
+              <w:rPr>
+                <w:rFonts w:ascii="BRH Tamil Tab Extra" w:hAnsi="BRH Tamil Tab Extra" w:cs="Latha"/>
+                <w:b/>
+                <w:sz w:val="36"/>
+                <w:szCs w:val="28"/>
+                <w:lang w:val="it-IT" w:bidi="ta-IN"/>
+              </w:rPr>
+              <w:t>†</w:t>
+            </w:r>
+            <w:r>
+              <w:rPr>
+                <w:rFonts w:ascii="Latha" w:hAnsi="Latha" w:cs="Latha"/>
+                <w:sz w:val="28"/>
+                <w:szCs w:val="28"/>
+                <w:cs/>
+                <w:lang w:bidi="ta-IN"/>
+              </w:rPr>
+              <w:t>ஸ</w:t>
+            </w:r>
+            <w:r>
+              <w:rPr>
+                <w:rFonts w:ascii="BRH Tamil Tab Extra" w:hAnsi="BRH Tamil Tab Extra" w:cs="Latha"/>
+                <w:b/>
+                <w:sz w:val="32"/>
+                <w:szCs w:val="28"/>
+                <w:lang w:val="it-IT" w:bidi="ta-IN"/>
+              </w:rPr>
+              <w:t>…</w:t>
+            </w:r>
+            <w:r>
+              <w:rPr>
+                <w:rFonts w:ascii="Latha" w:hAnsi="Latha" w:cs="Latha"/>
+                <w:sz w:val="28"/>
+                <w:szCs w:val="28"/>
+                <w:lang w:val="it-IT" w:bidi="ta-IN"/>
+              </w:rPr>
+              <w:t xml:space="preserve"> </w:t>
+            </w:r>
+            <w:r>
+              <w:rPr>
+                <w:rFonts w:ascii="Latha" w:hAnsi="Latha" w:cs="Latha"/>
+                <w:sz w:val="28"/>
+                <w:szCs w:val="28"/>
+                <w:cs/>
+                <w:lang w:bidi="ta-IN"/>
+              </w:rPr>
+              <w:t>இதி</w:t>
+            </w:r>
+            <w:r>
+              <w:rPr>
+                <w:rFonts w:ascii="BRH Tamil Tab Extra" w:hAnsi="BRH Tamil Tab Extra" w:cs="Latha"/>
+                <w:b/>
+                <w:sz w:val="36"/>
+                <w:szCs w:val="28"/>
+                <w:lang w:val="it-IT" w:bidi="ta-IN"/>
+              </w:rPr>
+              <w:t>†</w:t>
+            </w:r>
+            <w:r>
+              <w:rPr>
+                <w:rFonts w:ascii="Latha" w:hAnsi="Latha" w:cs="Latha"/>
+                <w:sz w:val="28"/>
+                <w:szCs w:val="28"/>
+                <w:lang w:val="it-IT" w:bidi="ta-IN"/>
+              </w:rPr>
+              <w:t xml:space="preserve"> </w:t>
+            </w:r>
+          </w:p>
+          <w:p>
+            <w:pPr>
+              <w:spacing w:before="0" w:line="240" w:lineRule="auto"/>
+              <w:ind w:right="-136"/>
+              <w:rPr>
+                <w:rFonts w:ascii="BRH Malayalam Extra" w:hAnsi="BRH Malayalam Extra" w:cs="BRH Malayalam Extra"/>
+                <w:color w:val="000000"/>
+                <w:sz w:val="40"/>
+                <w:szCs w:val="40"/>
+                <w:lang w:val="it-IT"/>
+              </w:rPr>
+            </w:pPr>
+            <w:r>
+              <w:rPr>
+                <w:rFonts w:ascii="Latha" w:hAnsi="Latha" w:cs="Latha"/>
+                <w:sz w:val="28"/>
+                <w:szCs w:val="28"/>
+                <w:cs/>
+                <w:lang w:bidi="ta-IN"/>
+              </w:rPr>
+              <w:t>பூ</w:t>
+            </w:r>
+            <w:r>
+              <w:rPr>
+                <w:rFonts w:ascii="BRH Tamil Tab Extra" w:hAnsi="BRH Tamil Tab Extra" w:cs="Latha"/>
+                <w:b/>
+                <w:sz w:val="32"/>
+                <w:szCs w:val="28"/>
+                <w:lang w:val="it-IT" w:bidi="ta-IN"/>
+              </w:rPr>
+              <w:t>…</w:t>
+            </w:r>
+            <w:r>
+              <w:rPr>
+                <w:rFonts w:ascii="Latha" w:hAnsi="Latha" w:cs="Latha"/>
+                <w:sz w:val="28"/>
+                <w:szCs w:val="28"/>
+                <w:cs/>
+                <w:lang w:bidi="ta-IN"/>
+              </w:rPr>
+              <w:t xml:space="preserve">ர்ண </w:t>
+            </w:r>
+            <w:r>
+              <w:rPr>
+                <w:rFonts w:ascii="Latha" w:hAnsi="Latha" w:cs="Latha"/>
+                <w:sz w:val="28"/>
+                <w:szCs w:val="28"/>
+                <w:lang w:val="it-IT" w:bidi="ta-IN"/>
+              </w:rPr>
+              <w:t xml:space="preserve">- </w:t>
+            </w:r>
+            <w:r>
+              <w:rPr>
+                <w:rFonts w:ascii="Latha" w:hAnsi="Latha" w:cs="Latha"/>
+                <w:sz w:val="28"/>
+                <w:szCs w:val="28"/>
+                <w:cs/>
+                <w:lang w:bidi="ta-IN"/>
+              </w:rPr>
+              <w:t>மா</w:t>
+            </w:r>
+            <w:r>
+              <w:rPr>
+                <w:rFonts w:ascii="BRH Tamil Tab Extra" w:hAnsi="BRH Tamil Tab Extra" w:cs="Latha"/>
+                <w:b/>
+                <w:sz w:val="32"/>
+                <w:szCs w:val="28"/>
+                <w:lang w:val="it-IT" w:bidi="ta-IN"/>
+              </w:rPr>
+              <w:t>…</w:t>
+            </w:r>
+            <w:r>
+              <w:rPr>
+                <w:rFonts w:ascii="Latha" w:hAnsi="Latha" w:cs="Latha"/>
+                <w:sz w:val="28"/>
+                <w:szCs w:val="28"/>
+                <w:cs/>
+                <w:lang w:bidi="ta-IN"/>
+              </w:rPr>
+              <w:t>ஸே</w:t>
+            </w:r>
+            <w:r>
+              <w:rPr>
+                <w:rFonts w:ascii="BRH Tamil Tab Extra" w:hAnsi="BRH Tamil Tab Extra" w:cs="Latha"/>
+                <w:b/>
+                <w:sz w:val="32"/>
+                <w:szCs w:val="28"/>
+                <w:lang w:val="it-IT" w:bidi="ta-IN"/>
+              </w:rPr>
+              <w:t>…</w:t>
+            </w:r>
+            <w:r>
+              <w:rPr>
+                <w:rFonts w:ascii="Latha" w:hAnsi="Latha" w:cs="Latha"/>
+                <w:sz w:val="28"/>
+                <w:szCs w:val="28"/>
+                <w:lang w:val="it-IT" w:bidi="ta-IN"/>
+              </w:rPr>
+              <w:t xml:space="preserve"> </w:t>
+            </w:r>
+            <w:r>
+              <w:rPr>
+                <w:rFonts w:ascii="Latha" w:hAnsi="Latha" w:cs="Latha"/>
+                <w:sz w:val="28"/>
+                <w:szCs w:val="28"/>
+                <w:lang w:bidi="ta-IN"/>
+              </w:rPr>
+              <w:t>|</w:t>
+            </w:r>
+          </w:p>
+        </w:tc>
+        <w:tc>
+          <w:tcPr>
+            <w:tcW w:w="5528" w:type="dxa"/>
+            <w:tcBorders>
+              <w:top w:val="single" w:sz="4" w:space="0" w:color="000000"/>
+              <w:left w:val="single" w:sz="4" w:space="0" w:color="000000"/>
+              <w:bottom w:val="single" w:sz="4" w:space="0" w:color="000000"/>
+              <w:right w:val="single" w:sz="4" w:space="0" w:color="000000"/>
+            </w:tcBorders>
+          </w:tcPr>
+          <w:p>
+            <w:pPr>
+              <w:spacing w:before="0" w:line="240" w:lineRule="auto"/>
+              <w:ind w:right="-136"/>
+              <w:rPr>
+                <w:rFonts w:ascii="Latha" w:hAnsi="Latha" w:cs="Latha"/>
+                <w:sz w:val="28"/>
+                <w:szCs w:val="28"/>
+                <w:lang w:val="it-IT" w:bidi="ta-IN"/>
+              </w:rPr>
+            </w:pPr>
+            <w:r>
+              <w:rPr>
+                <w:rFonts w:ascii="Latha" w:hAnsi="Latha" w:cs="Latha"/>
+                <w:sz w:val="28"/>
+                <w:szCs w:val="28"/>
+                <w:cs/>
+                <w:lang w:bidi="ta-IN"/>
+              </w:rPr>
+              <w:t>பூ</w:t>
+            </w:r>
+            <w:r>
+              <w:rPr>
+                <w:rFonts w:ascii="BRH Tamil Tab Extra" w:hAnsi="BRH Tamil Tab Extra" w:cs="Latha"/>
+                <w:b/>
+                <w:sz w:val="32"/>
+                <w:szCs w:val="28"/>
+                <w:lang w:val="it-IT" w:bidi="ta-IN"/>
+              </w:rPr>
+              <w:t>…</w:t>
+            </w:r>
+            <w:r>
+              <w:rPr>
+                <w:rFonts w:ascii="Latha" w:hAnsi="Latha" w:cs="Latha"/>
+                <w:sz w:val="28"/>
+                <w:szCs w:val="28"/>
+                <w:cs/>
+                <w:lang w:bidi="ta-IN"/>
+              </w:rPr>
+              <w:t>ர்ணமா</w:t>
+            </w:r>
+            <w:r>
+              <w:rPr>
+                <w:rFonts w:ascii="BRH Tamil Tab Extra" w:hAnsi="BRH Tamil Tab Extra" w:cs="Latha"/>
+                <w:b/>
+                <w:sz w:val="36"/>
+                <w:szCs w:val="28"/>
+                <w:lang w:val="it-IT" w:bidi="ta-IN"/>
+              </w:rPr>
+              <w:t>†</w:t>
+            </w:r>
+            <w:r>
+              <w:rPr>
+                <w:rFonts w:ascii="Latha" w:hAnsi="Latha" w:cs="Latha"/>
+                <w:sz w:val="28"/>
+                <w:szCs w:val="28"/>
+                <w:cs/>
+                <w:lang w:bidi="ta-IN"/>
+              </w:rPr>
+              <w:t xml:space="preserve">ஸே </w:t>
+            </w:r>
+            <w:r>
+              <w:rPr>
+                <w:rFonts w:ascii="BRH Devanagari Extra" w:hAnsi="BRH Devanagari Extra" w:cs="Latha"/>
+                <w:b/>
+                <w:sz w:val="36"/>
+                <w:szCs w:val="28"/>
+                <w:lang w:val="it-IT" w:bidi="ta-IN"/>
+              </w:rPr>
+              <w:t>Å</w:t>
+            </w:r>
+            <w:r>
+              <w:rPr>
+                <w:rFonts w:ascii="Latha" w:hAnsi="Latha" w:cs="Latha"/>
+                <w:sz w:val="28"/>
+                <w:szCs w:val="28"/>
+                <w:cs/>
+                <w:lang w:bidi="ta-IN"/>
+              </w:rPr>
+              <w:t>னுனிர்வா</w:t>
+            </w:r>
+            <w:r>
+              <w:rPr>
+                <w:rFonts w:ascii="BRH Tamil Tab Extra" w:hAnsi="BRH Tamil Tab Extra" w:cs="Latha"/>
+                <w:b/>
+                <w:sz w:val="32"/>
+                <w:szCs w:val="28"/>
+                <w:lang w:val="it-IT" w:bidi="ta-IN"/>
+              </w:rPr>
+              <w:t>…</w:t>
+            </w:r>
+            <w:r>
+              <w:rPr>
+                <w:rFonts w:ascii="Latha" w:hAnsi="Latha" w:cs="Latha"/>
+                <w:sz w:val="28"/>
+                <w:szCs w:val="28"/>
+                <w:cs/>
+                <w:lang w:bidi="ta-IN"/>
+              </w:rPr>
+              <w:t>ப்ய</w:t>
+            </w:r>
+            <w:r>
+              <w:rPr>
+                <w:rFonts w:ascii="BRH Tamil Tab Extra" w:hAnsi="BRH Tamil Tab Extra" w:cs="Latha"/>
+                <w:b/>
+                <w:sz w:val="36"/>
+                <w:szCs w:val="28"/>
+                <w:lang w:val="it-IT" w:bidi="ta-IN"/>
+              </w:rPr>
+              <w:t>‡</w:t>
+            </w:r>
+            <w:r>
+              <w:rPr>
+                <w:rFonts w:ascii="Latha" w:hAnsi="Latha" w:cs="Latha"/>
+                <w:sz w:val="28"/>
+                <w:szCs w:val="28"/>
+                <w:cs/>
+                <w:lang w:bidi="ta-IN"/>
+              </w:rPr>
+              <w:t xml:space="preserve">ம் </w:t>
+            </w:r>
+            <w:r>
+              <w:rPr>
+                <w:rFonts w:ascii="Latha" w:hAnsi="Latha" w:cs="Latha"/>
+                <w:sz w:val="28"/>
+                <w:szCs w:val="28"/>
+                <w:lang w:val="it-IT" w:bidi="ta-IN"/>
+              </w:rPr>
+              <w:t xml:space="preserve">| </w:t>
+            </w:r>
+            <w:r>
+              <w:rPr>
+                <w:rFonts w:ascii="Latha" w:hAnsi="Latha" w:cs="Latha"/>
+                <w:sz w:val="28"/>
+                <w:szCs w:val="28"/>
+                <w:cs/>
+                <w:lang w:bidi="ta-IN"/>
+              </w:rPr>
+              <w:t>பூ</w:t>
+            </w:r>
+            <w:r>
+              <w:rPr>
+                <w:rFonts w:ascii="BRH Tamil Tab Extra" w:hAnsi="BRH Tamil Tab Extra" w:cs="Latha"/>
+                <w:b/>
+                <w:sz w:val="32"/>
+                <w:szCs w:val="28"/>
+                <w:highlight w:val="green"/>
+                <w:lang w:val="it-IT" w:bidi="ta-IN"/>
+              </w:rPr>
+              <w:t>…</w:t>
+            </w:r>
+            <w:r>
+              <w:rPr>
+                <w:rFonts w:ascii="Latha" w:hAnsi="Latha" w:cs="Latha"/>
+                <w:sz w:val="28"/>
+                <w:szCs w:val="28"/>
+                <w:highlight w:val="green"/>
+                <w:cs/>
+                <w:lang w:bidi="ta-IN"/>
+              </w:rPr>
+              <w:t>ர்ண</w:t>
+            </w:r>
+            <w:r>
+              <w:rPr>
+                <w:rFonts w:ascii="Latha" w:hAnsi="Latha" w:cs="Latha"/>
+                <w:sz w:val="28"/>
+                <w:szCs w:val="28"/>
+                <w:cs/>
+                <w:lang w:bidi="ta-IN"/>
+              </w:rPr>
+              <w:t>மா</w:t>
+            </w:r>
+            <w:r>
+              <w:rPr>
+                <w:rFonts w:ascii="BRH Tamil Tab Extra" w:hAnsi="BRH Tamil Tab Extra" w:cs="Latha"/>
+                <w:b/>
+                <w:sz w:val="36"/>
+                <w:szCs w:val="28"/>
+                <w:lang w:val="it-IT" w:bidi="ta-IN"/>
+              </w:rPr>
+              <w:t>†</w:t>
+            </w:r>
+            <w:r>
+              <w:rPr>
+                <w:rFonts w:ascii="Latha" w:hAnsi="Latha" w:cs="Latha"/>
+                <w:sz w:val="28"/>
+                <w:szCs w:val="28"/>
+                <w:cs/>
+                <w:lang w:bidi="ta-IN"/>
+              </w:rPr>
+              <w:t>ஸ</w:t>
+            </w:r>
+            <w:r>
+              <w:rPr>
+                <w:rFonts w:ascii="BRH Tamil Tab Extra" w:hAnsi="BRH Tamil Tab Extra" w:cs="Latha"/>
+                <w:b/>
+                <w:sz w:val="32"/>
+                <w:szCs w:val="28"/>
+                <w:lang w:val="it-IT" w:bidi="ta-IN"/>
+              </w:rPr>
+              <w:t>…</w:t>
+            </w:r>
+            <w:r>
+              <w:rPr>
+                <w:rFonts w:ascii="Latha" w:hAnsi="Latha" w:cs="Latha"/>
+                <w:sz w:val="28"/>
+                <w:szCs w:val="28"/>
+                <w:lang w:val="it-IT" w:bidi="ta-IN"/>
+              </w:rPr>
+              <w:t xml:space="preserve"> </w:t>
+            </w:r>
+            <w:r>
+              <w:rPr>
+                <w:rFonts w:ascii="Latha" w:hAnsi="Latha" w:cs="Latha"/>
+                <w:sz w:val="28"/>
+                <w:szCs w:val="28"/>
+                <w:cs/>
+                <w:lang w:bidi="ta-IN"/>
+              </w:rPr>
+              <w:t>இதி</w:t>
+            </w:r>
+            <w:r>
+              <w:rPr>
+                <w:rFonts w:ascii="BRH Tamil Tab Extra" w:hAnsi="BRH Tamil Tab Extra" w:cs="Latha"/>
+                <w:b/>
+                <w:sz w:val="36"/>
+                <w:szCs w:val="28"/>
+                <w:lang w:val="it-IT" w:bidi="ta-IN"/>
+              </w:rPr>
+              <w:t>†</w:t>
+            </w:r>
+            <w:r>
+              <w:rPr>
+                <w:rFonts w:ascii="Latha" w:hAnsi="Latha" w:cs="Latha"/>
+                <w:sz w:val="28"/>
+                <w:szCs w:val="28"/>
+                <w:lang w:val="it-IT" w:bidi="ta-IN"/>
+              </w:rPr>
+              <w:t xml:space="preserve"> </w:t>
+            </w:r>
+          </w:p>
+          <w:p>
+            <w:pPr>
+              <w:spacing w:before="0" w:line="240" w:lineRule="auto"/>
+              <w:ind w:right="-136"/>
+              <w:rPr>
+                <w:rFonts w:ascii="BRH Malayalam Extra" w:hAnsi="BRH Malayalam Extra" w:cs="BRH Malayalam Extra"/>
+                <w:color w:val="000000"/>
+                <w:sz w:val="40"/>
+                <w:szCs w:val="40"/>
+                <w:lang w:val="it-IT"/>
+              </w:rPr>
+            </w:pPr>
+            <w:r>
+              <w:rPr>
+                <w:rFonts w:ascii="Latha" w:hAnsi="Latha" w:cs="Latha"/>
+                <w:sz w:val="28"/>
+                <w:szCs w:val="28"/>
+                <w:cs/>
+                <w:lang w:bidi="ta-IN"/>
+              </w:rPr>
+              <w:t>பூ</w:t>
+            </w:r>
+            <w:r>
+              <w:rPr>
+                <w:rFonts w:ascii="BRH Tamil Tab Extra" w:hAnsi="BRH Tamil Tab Extra" w:cs="Latha"/>
+                <w:b/>
+                <w:sz w:val="32"/>
+                <w:szCs w:val="28"/>
+                <w:lang w:val="it-IT" w:bidi="ta-IN"/>
+              </w:rPr>
+              <w:t>…</w:t>
+            </w:r>
+            <w:r>
+              <w:rPr>
+                <w:rFonts w:ascii="Latha" w:hAnsi="Latha" w:cs="Latha"/>
+                <w:sz w:val="28"/>
+                <w:szCs w:val="28"/>
+                <w:cs/>
+                <w:lang w:bidi="ta-IN"/>
+              </w:rPr>
+              <w:t xml:space="preserve">ர்ண </w:t>
+            </w:r>
+            <w:r>
+              <w:rPr>
+                <w:rFonts w:ascii="Latha" w:hAnsi="Latha" w:cs="Latha"/>
+                <w:sz w:val="28"/>
+                <w:szCs w:val="28"/>
+                <w:lang w:val="it-IT" w:bidi="ta-IN"/>
+              </w:rPr>
+              <w:t xml:space="preserve">- </w:t>
+            </w:r>
+            <w:r>
+              <w:rPr>
+                <w:rFonts w:ascii="Latha" w:hAnsi="Latha" w:cs="Latha"/>
+                <w:sz w:val="28"/>
+                <w:szCs w:val="28"/>
+                <w:cs/>
+                <w:lang w:bidi="ta-IN"/>
+              </w:rPr>
+              <w:t>மா</w:t>
+            </w:r>
+            <w:r>
+              <w:rPr>
+                <w:rFonts w:ascii="BRH Tamil Tab Extra" w:hAnsi="BRH Tamil Tab Extra" w:cs="Latha"/>
+                <w:b/>
+                <w:sz w:val="32"/>
+                <w:szCs w:val="28"/>
+                <w:lang w:val="it-IT" w:bidi="ta-IN"/>
+              </w:rPr>
+              <w:t>…</w:t>
+            </w:r>
+            <w:r>
+              <w:rPr>
+                <w:rFonts w:ascii="Latha" w:hAnsi="Latha" w:cs="Latha"/>
+                <w:sz w:val="28"/>
+                <w:szCs w:val="28"/>
+                <w:cs/>
+                <w:lang w:bidi="ta-IN"/>
+              </w:rPr>
+              <w:t>ஸே</w:t>
+            </w:r>
+            <w:r>
+              <w:rPr>
+                <w:rFonts w:ascii="BRH Tamil Tab Extra" w:hAnsi="BRH Tamil Tab Extra" w:cs="Latha"/>
+                <w:b/>
+                <w:sz w:val="32"/>
+                <w:szCs w:val="28"/>
+                <w:lang w:val="it-IT" w:bidi="ta-IN"/>
+              </w:rPr>
+              <w:t>…</w:t>
+            </w:r>
+            <w:r>
+              <w:rPr>
+                <w:rFonts w:ascii="Latha" w:hAnsi="Latha" w:cs="Latha"/>
+                <w:sz w:val="28"/>
+                <w:szCs w:val="28"/>
+                <w:lang w:val="it-IT" w:bidi="ta-IN"/>
+              </w:rPr>
+              <w:t xml:space="preserve"> </w:t>
             </w:r>
             <w:r>
               <w:rPr>
@@ -1508,7 +2386,7 @@
         </w:tc>
         <w:tc>
           <w:tcPr>
-            <w:tcW w:w="4738" w:type="dxa"/>
+            <w:tcW w:w="5132" w:type="dxa"/>
             <w:tcBorders>
               <w:top w:val="single" w:sz="4" w:space="0" w:color="000000"/>
               <w:left w:val="single" w:sz="4" w:space="0" w:color="000000"/>
@@ -1741,7 +2619,7 @@
         </w:tc>
         <w:tc>
           <w:tcPr>
-            <w:tcW w:w="5220" w:type="dxa"/>
+            <w:tcW w:w="5528" w:type="dxa"/>
             <w:tcBorders>
               <w:top w:val="single" w:sz="4" w:space="0" w:color="000000"/>
               <w:left w:val="single" w:sz="4" w:space="0" w:color="000000"/>
@@ -2019,6 +2897,7 @@
                 <w:szCs w:val="32"/>
                 <w:lang w:bidi="ta-IN"/>
               </w:rPr>
+              <w:lastRenderedPageBreak/>
               <w:t>T.S.2.5.5.2 Kramam</w:t>
             </w:r>
           </w:p>
@@ -2110,7 +2989,7 @@
         </w:tc>
         <w:tc>
           <w:tcPr>
-            <w:tcW w:w="4738" w:type="dxa"/>
+            <w:tcW w:w="5132" w:type="dxa"/>
             <w:tcBorders>
               <w:top w:val="single" w:sz="4" w:space="0" w:color="000000"/>
               <w:left w:val="single" w:sz="4" w:space="0" w:color="000000"/>
@@ -2329,7 +3208,7 @@
         </w:tc>
         <w:tc>
           <w:tcPr>
-            <w:tcW w:w="5220" w:type="dxa"/>
+            <w:tcW w:w="5528" w:type="dxa"/>
             <w:tcBorders>
               <w:top w:val="single" w:sz="4" w:space="0" w:color="000000"/>
               <w:left w:val="single" w:sz="4" w:space="0" w:color="000000"/>
@@ -2583,7 +3462,6 @@
                 <w:szCs w:val="32"/>
                 <w:lang w:bidi="ta-IN"/>
               </w:rPr>
-              <w:lastRenderedPageBreak/>
               <w:t>T.S.2.5.8.5 Kramam</w:t>
             </w:r>
           </w:p>
@@ -2686,7 +3564,7 @@
         </w:tc>
         <w:tc>
           <w:tcPr>
-            <w:tcW w:w="4738" w:type="dxa"/>
+            <w:tcW w:w="5132" w:type="dxa"/>
             <w:tcBorders>
               <w:top w:val="single" w:sz="4" w:space="0" w:color="000000"/>
               <w:left w:val="single" w:sz="4" w:space="0" w:color="000000"/>
@@ -2961,7 +3839,7 @@
         </w:tc>
         <w:tc>
           <w:tcPr>
-            <w:tcW w:w="5220" w:type="dxa"/>
+            <w:tcW w:w="5528" w:type="dxa"/>
             <w:tcBorders>
               <w:top w:val="single" w:sz="4" w:space="0" w:color="000000"/>
               <w:left w:val="single" w:sz="4" w:space="0" w:color="000000"/>
@@ -3398,7 +4276,7 @@
         </w:tc>
         <w:tc>
           <w:tcPr>
-            <w:tcW w:w="4738" w:type="dxa"/>
+            <w:tcW w:w="5132" w:type="dxa"/>
             <w:tcBorders>
               <w:top w:val="single" w:sz="4" w:space="0" w:color="000000"/>
               <w:left w:val="single" w:sz="4" w:space="0" w:color="000000"/>
@@ -3688,7 +4566,7 @@
         </w:tc>
         <w:tc>
           <w:tcPr>
-            <w:tcW w:w="5220" w:type="dxa"/>
+            <w:tcW w:w="5528" w:type="dxa"/>
             <w:tcBorders>
               <w:top w:val="single" w:sz="4" w:space="0" w:color="000000"/>
               <w:left w:val="single" w:sz="4" w:space="0" w:color="000000"/>
@@ -4151,7 +5029,7 @@
         </w:tc>
         <w:tc>
           <w:tcPr>
-            <w:tcW w:w="4738" w:type="dxa"/>
+            <w:tcW w:w="5132" w:type="dxa"/>
             <w:tcBorders>
               <w:top w:val="single" w:sz="4" w:space="0" w:color="000000"/>
               <w:left w:val="single" w:sz="4" w:space="0" w:color="000000"/>
@@ -4353,7 +5231,7 @@
         </w:tc>
         <w:tc>
           <w:tcPr>
-            <w:tcW w:w="5220" w:type="dxa"/>
+            <w:tcW w:w="5528" w:type="dxa"/>
             <w:tcBorders>
               <w:top w:val="single" w:sz="4" w:space="0" w:color="000000"/>
               <w:left w:val="single" w:sz="4" w:space="0" w:color="000000"/>
@@ -4708,7 +5586,7 @@
         </w:tc>
         <w:tc>
           <w:tcPr>
-            <w:tcW w:w="4738" w:type="dxa"/>
+            <w:tcW w:w="5132" w:type="dxa"/>
             <w:tcBorders>
               <w:top w:val="single" w:sz="4" w:space="0" w:color="000000"/>
               <w:left w:val="single" w:sz="4" w:space="0" w:color="000000"/>
@@ -4954,7 +5832,7 @@
         </w:tc>
         <w:tc>
           <w:tcPr>
-            <w:tcW w:w="5220" w:type="dxa"/>
+            <w:tcW w:w="5528" w:type="dxa"/>
             <w:tcBorders>
               <w:top w:val="single" w:sz="4" w:space="0" w:color="000000"/>
               <w:left w:val="single" w:sz="4" w:space="0" w:color="000000"/>
@@ -5363,7 +6241,7 @@
         </w:tc>
         <w:tc>
           <w:tcPr>
-            <w:tcW w:w="4738" w:type="dxa"/>
+            <w:tcW w:w="5132" w:type="dxa"/>
             <w:tcBorders>
               <w:top w:val="single" w:sz="4" w:space="0" w:color="000000"/>
               <w:left w:val="single" w:sz="4" w:space="0" w:color="000000"/>
@@ -5489,7 +6367,7 @@
         </w:tc>
         <w:tc>
           <w:tcPr>
-            <w:tcW w:w="5220" w:type="dxa"/>
+            <w:tcW w:w="5528" w:type="dxa"/>
             <w:tcBorders>
               <w:top w:val="single" w:sz="4" w:space="0" w:color="000000"/>
               <w:left w:val="single" w:sz="4" w:space="0" w:color="000000"/>
@@ -5679,8 +6557,29 @@
           <w:szCs w:val="32"/>
           <w:u w:val="single"/>
         </w:rPr>
-        <w:lastRenderedPageBreak/>
-        <w:t xml:space="preserve">TS Krama Paatam – TS 2.5 Tamil  Corrections – Observed till </w:t>
+        <w:t xml:space="preserve">TS Krama Paatam – TS 2.5 </w:t>
+      </w:r>
+      <w:proofErr w:type="gramStart"/>
+      <w:r>
+        <w:rPr>
+          <w:b/>
+          <w:bCs/>
+          <w:sz w:val="32"/>
+          <w:szCs w:val="32"/>
+          <w:u w:val="single"/>
+        </w:rPr>
+        <w:t>Tamil  Corrections</w:t>
+      </w:r>
+      <w:proofErr w:type="gramEnd"/>
+      <w:r>
+        <w:rPr>
+          <w:b/>
+          <w:bCs/>
+          <w:sz w:val="32"/>
+          <w:szCs w:val="32"/>
+          <w:u w:val="single"/>
+        </w:rPr>
+        <w:t xml:space="preserve"> – Observed till </w:t>
       </w:r>
       <w:r>
         <w:rPr>
@@ -7882,7 +8781,6 @@
           <w:szCs w:val="32"/>
           <w:u w:val="single"/>
         </w:rPr>
-        <w:lastRenderedPageBreak/>
         <w:t xml:space="preserve">TS Krama Paatam – TS 2.5 Tamil Corrections – Observed till </w:t>
       </w:r>
       <w:r>
@@ -9746,6 +10644,7 @@
                 <w:sz w:val="28"/>
                 <w:szCs w:val="32"/>
               </w:rPr>
+              <w:lastRenderedPageBreak/>
               <w:t>Panchaati No</w:t>
             </w:r>
             <w:r>
@@ -9804,6 +10703,7 @@
                 <w:cs/>
                 <w:lang w:bidi="ta-IN"/>
               </w:rPr>
+              <w:lastRenderedPageBreak/>
               <w:t>அ</w:t>
             </w:r>
             <w:r>
@@ -10584,7 +11484,6 @@
                 <w:sz w:val="28"/>
                 <w:szCs w:val="32"/>
               </w:rPr>
-              <w:lastRenderedPageBreak/>
               <w:t>T.S.2.</w:t>
             </w:r>
             <w:r>
@@ -12840,6 +13739,7 @@
                 <w:sz w:val="28"/>
                 <w:szCs w:val="32"/>
               </w:rPr>
+              <w:lastRenderedPageBreak/>
               <w:t>T.S.2.</w:t>
             </w:r>
             <w:r>
@@ -14300,7 +15200,6 @@
                 <w:sz w:val="28"/>
                 <w:szCs w:val="32"/>
               </w:rPr>
-              <w:lastRenderedPageBreak/>
               <w:t>T.S.2.</w:t>
             </w:r>
             <w:r>
@@ -16564,6 +17463,7 @@
                 <w:sz w:val="28"/>
                 <w:szCs w:val="32"/>
               </w:rPr>
+              <w:lastRenderedPageBreak/>
               <w:t>T.S.2.</w:t>
             </w:r>
             <w:r>
@@ -17605,7 +18505,6 @@
                 <w:sz w:val="28"/>
                 <w:szCs w:val="32"/>
               </w:rPr>
-              <w:lastRenderedPageBreak/>
               <w:t>T.S.2.</w:t>
             </w:r>
             <w:r>
@@ -19493,6 +20392,7 @@
                 <w:sz w:val="28"/>
                 <w:szCs w:val="28"/>
               </w:rPr>
+              <w:lastRenderedPageBreak/>
               <w:t>T.S.2.</w:t>
             </w:r>
             <w:r>
@@ -20162,7 +21062,6 @@
                 <w:sz w:val="28"/>
                 <w:szCs w:val="28"/>
               </w:rPr>
-              <w:lastRenderedPageBreak/>
               <w:t>T.S.2.</w:t>
             </w:r>
             <w:r>

--- a/TS-Kramam/TS-2.5/TS 2.5 Tamil Krama Paatam Corrections.docx
+++ b/TS-Kramam/TS-2.5/TS 2.5 Tamil Krama Paatam Corrections.docx
@@ -21,29 +21,7 @@
           <w:szCs w:val="32"/>
           <w:u w:val="single"/>
         </w:rPr>
-        <w:t xml:space="preserve">TS Krama Paatam – TS 2.5 </w:t>
-      </w:r>
-      <w:proofErr w:type="gramStart"/>
-      <w:r>
-        <w:rPr>
-          <w:b/>
-          <w:bCs/>
-          <w:sz w:val="32"/>
-          <w:szCs w:val="32"/>
-          <w:u w:val="single"/>
-        </w:rPr>
-        <w:t>Tamil  Corrections</w:t>
-      </w:r>
-      <w:proofErr w:type="gramEnd"/>
-      <w:r>
-        <w:rPr>
-          <w:b/>
-          <w:bCs/>
-          <w:sz w:val="32"/>
-          <w:szCs w:val="32"/>
-          <w:u w:val="single"/>
-        </w:rPr>
-        <w:t xml:space="preserve"> – Observed till</w:t>
+        <w:t>TS Krama Paatam – TS 2.5 Tamil  Corrections – Observed till</w:t>
       </w:r>
       <w:r>
         <w:rPr>
@@ -4875,7 +4853,7 @@
       </w:tr>
       <w:tr>
         <w:trPr>
-          <w:trHeight w:val="1105"/>
+          <w:trHeight w:val="980"/>
         </w:trPr>
         <w:tc>
           <w:tcPr>
@@ -4896,27 +4874,25 @@
               <w:autoSpaceDE w:val="0"/>
               <w:autoSpaceDN w:val="0"/>
               <w:adjustRightInd w:val="0"/>
-              <w:spacing w:before="0" w:line="252" w:lineRule="auto"/>
+              <w:spacing w:before="0" w:line="240" w:lineRule="auto"/>
               <w:ind w:right="297"/>
               <w:rPr>
                 <w:rFonts w:cs="Arial"/>
                 <w:b/>
-                <w:color w:val="000000"/>
-                <w:sz w:val="28"/>
-                <w:szCs w:val="32"/>
-                <w:lang w:bidi="ta-IN"/>
+                <w:sz w:val="28"/>
+                <w:szCs w:val="32"/>
+                <w:lang w:val="en-IN" w:bidi="ta-IN"/>
               </w:rPr>
             </w:pPr>
             <w:r>
               <w:rPr>
                 <w:rFonts w:cs="Arial"/>
                 <w:b/>
-                <w:color w:val="000000"/>
-                <w:sz w:val="28"/>
-                <w:szCs w:val="32"/>
-                <w:lang w:bidi="ta-IN"/>
-              </w:rPr>
-              <w:t>T.S.2.5.11.9 Kramam</w:t>
+                <w:sz w:val="28"/>
+                <w:szCs w:val="32"/>
+                <w:lang w:val="en-IN" w:bidi="ta-IN"/>
+              </w:rPr>
+              <w:t>T.S.2.5.11.5 Kramam</w:t>
             </w:r>
           </w:p>
           <w:p>
@@ -4928,38 +4904,23 @@
               <w:autoSpaceDE w:val="0"/>
               <w:autoSpaceDN w:val="0"/>
               <w:adjustRightInd w:val="0"/>
-              <w:spacing w:before="0" w:line="252" w:lineRule="auto"/>
+              <w:spacing w:before="0" w:line="240" w:lineRule="auto"/>
               <w:ind w:right="297"/>
               <w:rPr>
                 <w:rFonts w:cs="Arial"/>
                 <w:b/>
-                <w:color w:val="000000"/>
-                <w:sz w:val="28"/>
-                <w:szCs w:val="32"/>
-                <w:lang w:bidi="ta-IN"/>
+                <w:szCs w:val="28"/>
+                <w:lang w:val="en-IN" w:bidi="ta-IN"/>
               </w:rPr>
             </w:pPr>
             <w:r>
               <w:rPr>
                 <w:rFonts w:cs="Arial"/>
                 <w:b/>
-                <w:color w:val="000000"/>
-                <w:sz w:val="28"/>
-                <w:szCs w:val="32"/>
-                <w:lang w:bidi="ta-IN"/>
-              </w:rPr>
-              <w:t xml:space="preserve">Krama Vaakyam No. – </w:t>
-            </w:r>
-            <w:r>
-              <w:rPr>
-                <w:rFonts w:cs="Arial"/>
-                <w:b/>
-                <w:color w:val="000000"/>
-                <w:sz w:val="28"/>
-                <w:szCs w:val="32"/>
-                <w:lang w:bidi="ta-IN"/>
-              </w:rPr>
-              <w:t>18</w:t>
+                <w:szCs w:val="28"/>
+                <w:lang w:val="en-IN" w:bidi="ta-IN"/>
+              </w:rPr>
+              <w:t>Krama Vaakyam No. – 13,14</w:t>
             </w:r>
           </w:p>
           <w:p>
@@ -4971,25 +4932,23 @@
               <w:autoSpaceDE w:val="0"/>
               <w:autoSpaceDN w:val="0"/>
               <w:adjustRightInd w:val="0"/>
-              <w:spacing w:before="0" w:line="252" w:lineRule="auto"/>
+              <w:spacing w:before="0" w:line="240" w:lineRule="auto"/>
               <w:ind w:right="297"/>
               <w:rPr>
                 <w:rFonts w:cs="Arial"/>
                 <w:b/>
-                <w:color w:val="000000"/>
-                <w:sz w:val="28"/>
-                <w:szCs w:val="32"/>
-                <w:lang w:bidi="ta-IN"/>
+                <w:sz w:val="28"/>
+                <w:szCs w:val="32"/>
+                <w:lang w:val="it-IT" w:bidi="ta-IN"/>
               </w:rPr>
             </w:pPr>
             <w:r>
               <w:rPr>
                 <w:rFonts w:cs="Arial"/>
                 <w:b/>
-                <w:color w:val="000000"/>
-                <w:sz w:val="28"/>
-                <w:szCs w:val="32"/>
-                <w:lang w:bidi="ta-IN"/>
+                <w:sz w:val="28"/>
+                <w:szCs w:val="32"/>
+                <w:lang w:val="it-IT" w:bidi="ta-IN"/>
               </w:rPr>
               <w:t>Panchaati No</w:t>
             </w:r>
@@ -4997,9 +4956,8 @@
               <w:rPr>
                 <w:rFonts w:cs="Arial"/>
                 <w:b/>
-                <w:color w:val="000000"/>
-                <w:szCs w:val="32"/>
-                <w:lang w:bidi="ta-IN"/>
+                <w:szCs w:val="32"/>
+                <w:lang w:val="it-IT" w:bidi="ta-IN"/>
               </w:rPr>
               <w:t>. -</w:t>
             </w:r>
@@ -5007,23 +4965,21 @@
               <w:rPr>
                 <w:rFonts w:cs="Arial"/>
                 <w:b/>
-                <w:color w:val="000000"/>
-                <w:sz w:val="28"/>
-                <w:szCs w:val="28"/>
-                <w:lang w:bidi="ta-IN"/>
-              </w:rPr>
-              <w:t xml:space="preserve"> </w:t>
-            </w:r>
-            <w:r>
-              <w:rPr>
-                <w:rFonts w:cs="Arial"/>
-                <w:b/>
-                <w:color w:val="000000"/>
-                <w:sz w:val="28"/>
-                <w:szCs w:val="28"/>
-                <w:lang w:bidi="ta-IN"/>
-              </w:rPr>
-              <w:t>69</w:t>
+                <w:sz w:val="28"/>
+                <w:szCs w:val="28"/>
+                <w:lang w:val="it-IT" w:bidi="ta-IN"/>
+              </w:rPr>
+              <w:t xml:space="preserve"> 6</w:t>
+            </w:r>
+            <w:r>
+              <w:rPr>
+                <w:rFonts w:cs="Arial"/>
+                <w:b/>
+                <w:sz w:val="28"/>
+                <w:szCs w:val="28"/>
+                <w:lang w:val="it-IT" w:bidi="ta-IN"/>
+              </w:rPr>
+              <w:t>5</w:t>
             </w:r>
           </w:p>
         </w:tc>
@@ -5039,12 +4995,16 @@
           </w:tcPr>
           <w:p>
             <w:pPr>
-              <w:rPr>
-                <w:rFonts w:ascii="Latha" w:hAnsi="Latha" w:cs="Latha"/>
-                <w:sz w:val="28"/>
-                <w:szCs w:val="28"/>
-                <w:cs/>
-                <w:lang w:bidi="ta-IN"/>
+              <w:widowControl w:val="0"/>
+              <w:autoSpaceDE w:val="0"/>
+              <w:autoSpaceDN w:val="0"/>
+              <w:adjustRightInd w:val="0"/>
+              <w:spacing w:before="0" w:line="240" w:lineRule="auto"/>
+              <w:rPr>
+                <w:rFonts w:ascii="BRH Malayalam Extra" w:hAnsi="BRH Malayalam Extra" w:cs="BRH Malayalam Extra"/>
+                <w:sz w:val="40"/>
+                <w:szCs w:val="40"/>
+                <w:lang w:val="it-IT"/>
               </w:rPr>
             </w:pPr>
             <w:r>
@@ -5052,32 +5012,145 @@
                 <w:rFonts w:ascii="Latha" w:hAnsi="Latha" w:cs="Latha"/>
                 <w:sz w:val="28"/>
                 <w:szCs w:val="28"/>
+                <w:cs/>
+                <w:lang w:bidi="ta-IN"/>
+              </w:rPr>
+              <w:t>வா</w:t>
+            </w:r>
+            <w:r>
+              <w:rPr>
+                <w:rFonts w:ascii="BRH Tamil Tab Extra" w:hAnsi="BRH Tamil Tab Extra" w:cs="Latha"/>
+                <w:b/>
+                <w:sz w:val="32"/>
+                <w:szCs w:val="28"/>
+                <w:lang w:bidi="ta-IN"/>
+              </w:rPr>
+              <w:t>…</w:t>
+            </w:r>
+            <w:r>
+              <w:rPr>
+                <w:rFonts w:ascii="Latha" w:hAnsi="Latha" w:cs="Latha"/>
+                <w:sz w:val="28"/>
+                <w:szCs w:val="28"/>
+                <w:cs/>
+                <w:lang w:bidi="ta-IN"/>
+              </w:rPr>
+              <w:t xml:space="preserve">சா </w:t>
+            </w:r>
+            <w:r>
+              <w:rPr>
+                <w:rFonts w:ascii="Latha" w:hAnsi="Latha" w:cs="Latha"/>
+                <w:sz w:val="28"/>
+                <w:szCs w:val="28"/>
                 <w:highlight w:val="yellow"/>
                 <w:cs/>
                 <w:lang w:bidi="ta-IN"/>
               </w:rPr>
-              <w:t>பா</w:t>
-            </w:r>
-            <w:r>
-              <w:rPr>
-                <w:rFonts w:ascii="BRH Tamil Tab Extra" w:hAnsi="BRH Tamil Tab Extra" w:cs="Latha"/>
-                <w:b/>
-                <w:sz w:val="32"/>
+              <w:t>வ</w:t>
+            </w:r>
+            <w:r>
+              <w:rPr>
+                <w:rFonts w:ascii="BRH Tamil Tab Extra" w:hAnsi="BRH Tamil Tab Extra" w:cs="Latha"/>
+                <w:b/>
+                <w:sz w:val="36"/>
                 <w:szCs w:val="28"/>
                 <w:highlight w:val="yellow"/>
                 <w:lang w:bidi="ta-IN"/>
               </w:rPr>
+              <w:t>†</w:t>
+            </w:r>
+            <w:r>
+              <w:rPr>
+                <w:rFonts w:ascii="Latha" w:hAnsi="Latha" w:cs="Latha"/>
+                <w:sz w:val="28"/>
+                <w:szCs w:val="28"/>
+                <w:highlight w:val="yellow"/>
+                <w:cs/>
+                <w:lang w:bidi="ta-IN"/>
+              </w:rPr>
+              <w:t>த</w:t>
+            </w:r>
+            <w:r>
+              <w:rPr>
+                <w:rFonts w:ascii="Latha" w:hAnsi="Latha" w:cs="Latha"/>
+                <w:b/>
+                <w:bCs/>
+                <w:position w:val="-12"/>
+                <w:sz w:val="28"/>
+                <w:szCs w:val="28"/>
+                <w:cs/>
+                <w:lang w:bidi="ta-IN"/>
+              </w:rPr>
+              <w:t>3</w:t>
+            </w:r>
+            <w:r>
+              <w:rPr>
+                <w:rFonts w:ascii="Latha" w:hAnsi="Latha" w:cs="Latha"/>
+                <w:sz w:val="28"/>
+                <w:szCs w:val="28"/>
+                <w:cs/>
+                <w:lang w:bidi="ta-IN"/>
+              </w:rPr>
+              <w:t xml:space="preserve">தி </w:t>
+            </w:r>
+            <w:r>
+              <w:rPr>
+                <w:rFonts w:ascii="Latha" w:hAnsi="Latha" w:cs="Latha"/>
+                <w:sz w:val="28"/>
+                <w:szCs w:val="28"/>
+                <w:lang w:bidi="ta-IN"/>
+              </w:rPr>
+              <w:t xml:space="preserve">| </w:t>
+            </w:r>
+            <w:r>
+              <w:rPr>
+                <w:rFonts w:ascii="Latha" w:hAnsi="Latha" w:cs="Latha"/>
+                <w:sz w:val="28"/>
+                <w:szCs w:val="28"/>
+                <w:highlight w:val="yellow"/>
+                <w:cs/>
+                <w:lang w:bidi="ta-IN"/>
+              </w:rPr>
+              <w:t>வ</w:t>
+            </w:r>
+            <w:r>
+              <w:rPr>
+                <w:rFonts w:ascii="BRH Tamil Tab Extra" w:hAnsi="BRH Tamil Tab Extra" w:cs="Latha"/>
+                <w:b/>
+                <w:sz w:val="32"/>
+                <w:szCs w:val="28"/>
+                <w:lang w:bidi="ta-IN"/>
+              </w:rPr>
               <w:t>…</w:t>
             </w:r>
             <w:r>
               <w:rPr>
                 <w:rFonts w:ascii="Latha" w:hAnsi="Latha" w:cs="Latha"/>
+                <w:sz w:val="28"/>
+                <w:szCs w:val="28"/>
+                <w:cs/>
+                <w:lang w:bidi="ta-IN"/>
+              </w:rPr>
+              <w:t>த</w:t>
+            </w:r>
+            <w:r>
+              <w:rPr>
+                <w:rFonts w:ascii="BRH Tamil Tab Extra" w:hAnsi="BRH Tamil Tab Extra" w:cs="Latha"/>
+                <w:b/>
+                <w:sz w:val="32"/>
+                <w:szCs w:val="28"/>
+                <w:lang w:bidi="ta-IN"/>
+              </w:rPr>
+              <w:t>…</w:t>
+            </w:r>
+            <w:r>
+              <w:rPr>
+                <w:rFonts w:ascii="Latha" w:hAnsi="Latha" w:cs="Latha"/>
                 <w:b/>
                 <w:bCs/>
                 <w:position w:val="-12"/>
                 <w:sz w:val="28"/>
                 <w:szCs w:val="28"/>
-                <w:highlight w:val="yellow"/>
                 <w:cs/>
                 <w:lang w:bidi="ta-IN"/>
               </w:rPr>
@@ -5088,41 +5161,10 @@
                 <w:rFonts w:ascii="Latha" w:hAnsi="Latha" w:cs="Latha"/>
                 <w:sz w:val="28"/>
                 <w:szCs w:val="28"/>
-                <w:highlight w:val="yellow"/>
-                <w:cs/>
-                <w:lang w:bidi="ta-IN"/>
-              </w:rPr>
-              <w:t>ஹ்</w:t>
-            </w:r>
-            <w:r>
-              <w:rPr>
-                <w:rFonts w:ascii="Latha" w:hAnsi="Latha" w:cs="Latha"/>
-                <w:sz w:val="28"/>
-                <w:szCs w:val="28"/>
-                <w:cs/>
-                <w:lang w:bidi="ta-IN"/>
-              </w:rPr>
-              <w:t>ம</w:t>
-            </w:r>
-            <w:r>
-              <w:rPr>
-                <w:rFonts w:ascii="BRH Tamil Tab Extra" w:hAnsi="BRH Tamil Tab Extra" w:cs="Latha"/>
-                <w:b/>
-                <w:sz w:val="32"/>
-                <w:szCs w:val="28"/>
-                <w:lang w:bidi="ta-IN"/>
-              </w:rPr>
-              <w:t>…</w:t>
-            </w:r>
-            <w:r>
-              <w:rPr>
-                <w:rFonts w:ascii="Latha" w:hAnsi="Latha" w:cs="Latha"/>
-                <w:sz w:val="28"/>
-                <w:szCs w:val="28"/>
-                <w:cs/>
-                <w:lang w:bidi="ta-IN"/>
-              </w:rPr>
-              <w:t>ணஶ்ச</w:t>
+                <w:cs/>
+                <w:lang w:bidi="ta-IN"/>
+              </w:rPr>
+              <w:t>தீதி</w:t>
             </w:r>
             <w:r>
               <w:rPr>
@@ -5141,91 +5183,7 @@
                 <w:szCs w:val="28"/>
                 <w:lang w:bidi="ta-IN"/>
               </w:rPr>
-              <w:t xml:space="preserve"> | </w:t>
-            </w:r>
-            <w:r>
-              <w:rPr>
-                <w:rFonts w:ascii="Latha" w:hAnsi="Latha" w:cs="Latha"/>
-                <w:sz w:val="28"/>
-                <w:szCs w:val="28"/>
-                <w:cs/>
-                <w:lang w:bidi="ta-IN"/>
-              </w:rPr>
-              <w:t>சாப்</w:t>
-            </w:r>
-            <w:r>
-              <w:rPr>
-                <w:rFonts w:ascii="Latha" w:hAnsi="Latha" w:cs="Latha"/>
-                <w:b/>
-                <w:bCs/>
-                <w:position w:val="-12"/>
-                <w:sz w:val="28"/>
-                <w:szCs w:val="28"/>
-                <w:cs/>
-                <w:lang w:bidi="ta-IN"/>
-              </w:rPr>
-              <w:t>3</w:t>
-            </w:r>
-            <w:r>
-              <w:rPr>
-                <w:rFonts w:ascii="Latha" w:hAnsi="Latha" w:cs="Latha"/>
-                <w:sz w:val="28"/>
-                <w:szCs w:val="28"/>
-                <w:cs/>
-                <w:lang w:bidi="ta-IN"/>
-              </w:rPr>
-              <w:t>ரா</w:t>
-            </w:r>
-            <w:r>
-              <w:rPr>
-                <w:rFonts w:ascii="BRH Tamil Tab Extra" w:hAnsi="BRH Tamil Tab Extra" w:cs="Latha"/>
-                <w:b/>
-                <w:sz w:val="36"/>
-                <w:szCs w:val="28"/>
-                <w:lang w:bidi="ta-IN"/>
-              </w:rPr>
-              <w:t>‡</w:t>
-            </w:r>
-            <w:r>
-              <w:rPr>
-                <w:rFonts w:ascii="Latha" w:hAnsi="Latha" w:cs="Latha"/>
-                <w:sz w:val="28"/>
-                <w:szCs w:val="28"/>
-                <w:cs/>
-                <w:lang w:bidi="ta-IN"/>
-              </w:rPr>
-              <w:t>ஹ்மண</w:t>
-            </w:r>
-            <w:r>
-              <w:rPr>
-                <w:rFonts w:ascii="Latha" w:hAnsi="Latha" w:cs="Latha"/>
-                <w:b/>
-                <w:bCs/>
-                <w:sz w:val="32"/>
-                <w:szCs w:val="32"/>
-                <w:cs/>
-                <w:lang w:bidi="ta-IN"/>
-              </w:rPr>
-              <w:t>:</w:t>
-            </w:r>
-            <w:r>
-              <w:rPr>
-                <w:rFonts w:ascii="Latha" w:hAnsi="Latha" w:cs="Latha"/>
-                <w:sz w:val="28"/>
-                <w:szCs w:val="28"/>
-                <w:cs/>
-                <w:lang w:bidi="ta-IN"/>
-              </w:rPr>
-              <w:t xml:space="preserve"> </w:t>
-            </w:r>
-            <w:r>
-              <w:rPr>
-                <w:rFonts w:ascii="Latha" w:hAnsi="Latha" w:cs="Latha"/>
-                <w:sz w:val="28"/>
-                <w:szCs w:val="28"/>
-                <w:lang w:bidi="ta-IN"/>
-              </w:rPr>
-              <w:t>|</w:t>
+              <w:t xml:space="preserve"> |</w:t>
             </w:r>
           </w:p>
         </w:tc>
@@ -5242,19 +5200,15 @@
           <w:p>
             <w:pPr>
               <w:widowControl w:val="0"/>
-              <w:tabs>
-                <w:tab w:val="center" w:pos="4950"/>
-              </w:tabs>
               <w:autoSpaceDE w:val="0"/>
               <w:autoSpaceDN w:val="0"/>
               <w:adjustRightInd w:val="0"/>
-              <w:spacing w:line="252" w:lineRule="auto"/>
-              <w:rPr>
-                <w:rFonts w:ascii="Latha" w:hAnsi="Latha" w:cs="Latha"/>
-                <w:sz w:val="28"/>
-                <w:szCs w:val="28"/>
-                <w:cs/>
-                <w:lang w:bidi="ta-IN"/>
+              <w:spacing w:before="0" w:line="240" w:lineRule="auto"/>
+              <w:rPr>
+                <w:rFonts w:ascii="BRH Malayalam Extra" w:hAnsi="BRH Malayalam Extra" w:cs="BRH Malayalam Extra"/>
+                <w:sz w:val="40"/>
+                <w:szCs w:val="40"/>
+                <w:lang w:val="it-IT"/>
               </w:rPr>
             </w:pPr>
             <w:r>
@@ -5262,11 +5216,51 @@
                 <w:rFonts w:ascii="Latha" w:hAnsi="Latha" w:cs="Latha"/>
                 <w:sz w:val="28"/>
                 <w:szCs w:val="28"/>
+                <w:cs/>
+                <w:lang w:bidi="ta-IN"/>
+              </w:rPr>
+              <w:t>வா</w:t>
+            </w:r>
+            <w:r>
+              <w:rPr>
+                <w:rFonts w:ascii="BRH Tamil Tab Extra" w:hAnsi="BRH Tamil Tab Extra" w:cs="Latha"/>
+                <w:b/>
+                <w:sz w:val="32"/>
+                <w:szCs w:val="28"/>
+                <w:lang w:bidi="ta-IN"/>
+              </w:rPr>
+              <w:t>…</w:t>
+            </w:r>
+            <w:r>
+              <w:rPr>
+                <w:rFonts w:ascii="Latha" w:hAnsi="Latha" w:cs="Latha"/>
+                <w:sz w:val="28"/>
+                <w:szCs w:val="28"/>
+                <w:cs/>
+                <w:lang w:bidi="ta-IN"/>
+              </w:rPr>
+              <w:t xml:space="preserve">சா </w:t>
+            </w:r>
+            <w:r>
+              <w:rPr>
+                <w:rFonts w:ascii="Latha" w:hAnsi="Latha" w:cs="Latha"/>
+                <w:sz w:val="28"/>
+                <w:szCs w:val="28"/>
                 <w:highlight w:val="green"/>
                 <w:cs/>
                 <w:lang w:bidi="ta-IN"/>
               </w:rPr>
-              <w:t>ப்</w:t>
+              <w:t>வத</w:t>
+            </w:r>
+            <w:r>
+              <w:rPr>
+                <w:rFonts w:ascii="BRH Tamil Tab Extra" w:hAnsi="BRH Tamil Tab Extra" w:cs="Latha"/>
+                <w:b/>
+                <w:sz w:val="36"/>
+                <w:szCs w:val="28"/>
+                <w:lang w:bidi="ta-IN"/>
+              </w:rPr>
+              <w:t>†</w:t>
             </w:r>
             <w:r>
               <w:rPr>
@@ -5276,10 +5270,72 @@
                 <w:position w:val="-12"/>
                 <w:sz w:val="28"/>
                 <w:szCs w:val="28"/>
+                <w:cs/>
+                <w:lang w:bidi="ta-IN"/>
+              </w:rPr>
+              <w:t>3</w:t>
+            </w:r>
+            <w:r>
+              <w:rPr>
+                <w:rFonts w:ascii="Latha" w:hAnsi="Latha" w:cs="Latha"/>
+                <w:sz w:val="28"/>
+                <w:szCs w:val="28"/>
+                <w:cs/>
+                <w:lang w:bidi="ta-IN"/>
+              </w:rPr>
+              <w:t xml:space="preserve">தி </w:t>
+            </w:r>
+            <w:r>
+              <w:rPr>
+                <w:rFonts w:ascii="Latha" w:hAnsi="Latha" w:cs="Latha"/>
+                <w:sz w:val="28"/>
+                <w:szCs w:val="28"/>
+                <w:lang w:bidi="ta-IN"/>
+              </w:rPr>
+              <w:t xml:space="preserve">| </w:t>
+            </w:r>
+            <w:r>
+              <w:rPr>
+                <w:rFonts w:ascii="Latha" w:hAnsi="Latha" w:cs="Latha"/>
+                <w:sz w:val="28"/>
+                <w:szCs w:val="28"/>
                 <w:highlight w:val="green"/>
                 <w:cs/>
                 <w:lang w:bidi="ta-IN"/>
               </w:rPr>
+              <w:t>வ</w:t>
+            </w:r>
+            <w:r>
+              <w:rPr>
+                <w:rFonts w:ascii="Latha" w:hAnsi="Latha" w:cs="Latha"/>
+                <w:sz w:val="28"/>
+                <w:szCs w:val="28"/>
+                <w:cs/>
+                <w:lang w:bidi="ta-IN"/>
+              </w:rPr>
+              <w:t>த</w:t>
+            </w:r>
+            <w:r>
+              <w:rPr>
+                <w:rFonts w:ascii="BRH Tamil Tab Extra" w:hAnsi="BRH Tamil Tab Extra" w:cs="Latha"/>
+                <w:b/>
+                <w:sz w:val="32"/>
+                <w:szCs w:val="28"/>
+                <w:lang w:bidi="ta-IN"/>
+              </w:rPr>
+              <w:t>…</w:t>
+            </w:r>
+            <w:r>
+              <w:rPr>
+                <w:rFonts w:ascii="Latha" w:hAnsi="Latha" w:cs="Latha"/>
+                <w:b/>
+                <w:bCs/>
+                <w:position w:val="-12"/>
+                <w:sz w:val="28"/>
+                <w:szCs w:val="28"/>
+                <w:cs/>
+                <w:lang w:bidi="ta-IN"/>
+              </w:rPr>
               <w:t>3</w:t>
             </w:r>
             <w:r>
@@ -5287,53 +5343,10 @@
                 <w:rFonts w:ascii="Latha" w:hAnsi="Latha" w:cs="Latha"/>
                 <w:sz w:val="28"/>
                 <w:szCs w:val="28"/>
-                <w:highlight w:val="green"/>
-                <w:cs/>
-                <w:lang w:bidi="ta-IN"/>
-              </w:rPr>
-              <w:t>ரா</w:t>
-            </w:r>
-            <w:r>
-              <w:rPr>
-                <w:rFonts w:ascii="BRH Tamil Tab Extra" w:hAnsi="BRH Tamil Tab Extra" w:cs="Latha"/>
-                <w:b/>
-                <w:sz w:val="32"/>
-                <w:szCs w:val="28"/>
-                <w:highlight w:val="green"/>
-                <w:lang w:bidi="ta-IN"/>
-              </w:rPr>
-              <w:t>…</w:t>
-            </w:r>
-            <w:r>
-              <w:rPr>
-                <w:rFonts w:ascii="Latha" w:hAnsi="Latha" w:cs="Latha"/>
-                <w:sz w:val="28"/>
-                <w:szCs w:val="28"/>
-                <w:highlight w:val="green"/>
-                <w:cs/>
-                <w:lang w:bidi="ta-IN"/>
-              </w:rPr>
-              <w:t>ஹ்ம</w:t>
-            </w:r>
-            <w:r>
-              <w:rPr>
-                <w:rFonts w:ascii="BRH Tamil Tab Extra" w:hAnsi="BRH Tamil Tab Extra" w:cs="Latha"/>
-                <w:b/>
-                <w:sz w:val="32"/>
-                <w:szCs w:val="28"/>
-                <w:lang w:bidi="ta-IN"/>
-              </w:rPr>
-              <w:t>…</w:t>
-            </w:r>
-            <w:r>
-              <w:rPr>
-                <w:rFonts w:ascii="Latha" w:hAnsi="Latha" w:cs="Latha"/>
-                <w:sz w:val="28"/>
-                <w:szCs w:val="28"/>
-                <w:cs/>
-                <w:lang w:bidi="ta-IN"/>
-              </w:rPr>
-              <w:t>ணஶ்ச</w:t>
+                <w:cs/>
+                <w:lang w:bidi="ta-IN"/>
+              </w:rPr>
+              <w:t>தீதி</w:t>
             </w:r>
             <w:r>
               <w:rPr>
@@ -5352,91 +5365,7 @@
                 <w:szCs w:val="28"/>
                 <w:lang w:bidi="ta-IN"/>
               </w:rPr>
-              <w:t xml:space="preserve"> | </w:t>
-            </w:r>
-            <w:r>
-              <w:rPr>
-                <w:rFonts w:ascii="Latha" w:hAnsi="Latha" w:cs="Latha"/>
-                <w:sz w:val="28"/>
-                <w:szCs w:val="28"/>
-                <w:cs/>
-                <w:lang w:bidi="ta-IN"/>
-              </w:rPr>
-              <w:t>சாப்</w:t>
-            </w:r>
-            <w:r>
-              <w:rPr>
-                <w:rFonts w:ascii="Latha" w:hAnsi="Latha" w:cs="Latha"/>
-                <w:b/>
-                <w:bCs/>
-                <w:position w:val="-12"/>
-                <w:sz w:val="28"/>
-                <w:szCs w:val="28"/>
-                <w:cs/>
-                <w:lang w:bidi="ta-IN"/>
-              </w:rPr>
-              <w:t>3</w:t>
-            </w:r>
-            <w:r>
-              <w:rPr>
-                <w:rFonts w:ascii="Latha" w:hAnsi="Latha" w:cs="Latha"/>
-                <w:sz w:val="28"/>
-                <w:szCs w:val="28"/>
-                <w:cs/>
-                <w:lang w:bidi="ta-IN"/>
-              </w:rPr>
-              <w:t>ரா</w:t>
-            </w:r>
-            <w:r>
-              <w:rPr>
-                <w:rFonts w:ascii="BRH Tamil Tab Extra" w:hAnsi="BRH Tamil Tab Extra" w:cs="Latha"/>
-                <w:b/>
-                <w:sz w:val="36"/>
-                <w:szCs w:val="28"/>
-                <w:lang w:bidi="ta-IN"/>
-              </w:rPr>
-              <w:t>‡</w:t>
-            </w:r>
-            <w:r>
-              <w:rPr>
-                <w:rFonts w:ascii="Latha" w:hAnsi="Latha" w:cs="Latha"/>
-                <w:sz w:val="28"/>
-                <w:szCs w:val="28"/>
-                <w:cs/>
-                <w:lang w:bidi="ta-IN"/>
-              </w:rPr>
-              <w:t>ஹ்மண</w:t>
-            </w:r>
-            <w:r>
-              <w:rPr>
-                <w:rFonts w:ascii="Latha" w:hAnsi="Latha" w:cs="Latha"/>
-                <w:b/>
-                <w:bCs/>
-                <w:sz w:val="32"/>
-                <w:szCs w:val="32"/>
-                <w:cs/>
-                <w:lang w:bidi="ta-IN"/>
-              </w:rPr>
-              <w:t>:</w:t>
-            </w:r>
-            <w:r>
-              <w:rPr>
-                <w:rFonts w:ascii="Latha" w:hAnsi="Latha" w:cs="Latha"/>
-                <w:sz w:val="28"/>
-                <w:szCs w:val="28"/>
-                <w:cs/>
-                <w:lang w:bidi="ta-IN"/>
-              </w:rPr>
-              <w:t xml:space="preserve"> </w:t>
-            </w:r>
-            <w:r>
-              <w:rPr>
-                <w:rFonts w:ascii="Latha" w:hAnsi="Latha" w:cs="Latha"/>
-                <w:sz w:val="28"/>
-                <w:szCs w:val="28"/>
-                <w:lang w:bidi="ta-IN"/>
-              </w:rPr>
-              <w:t>|</w:t>
+              <w:t xml:space="preserve"> |</w:t>
             </w:r>
           </w:p>
         </w:tc>
@@ -5516,7 +5445,18 @@
                 <w:szCs w:val="32"/>
                 <w:lang w:bidi="ta-IN"/>
               </w:rPr>
-              <w:t>Krama Vaakyam No. – 42</w:t>
+              <w:t xml:space="preserve">Krama Vaakyam No. – </w:t>
+            </w:r>
+            <w:r>
+              <w:rPr>
+                <w:rFonts w:cs="Arial"/>
+                <w:b/>
+                <w:color w:val="000000"/>
+                <w:sz w:val="28"/>
+                <w:szCs w:val="32"/>
+                <w:lang w:bidi="ta-IN"/>
+              </w:rPr>
+              <w:t>18</w:t>
             </w:r>
           </w:p>
           <w:p>
@@ -5600,20 +5540,86 @@
                 <w:rFonts w:ascii="Latha" w:hAnsi="Latha" w:cs="Latha"/>
                 <w:sz w:val="28"/>
                 <w:szCs w:val="28"/>
+                <w:cs/>
+                <w:lang w:bidi="ta-IN"/>
+              </w:rPr>
+            </w:pPr>
+            <w:r>
+              <w:rPr>
+                <w:rFonts w:ascii="Latha" w:hAnsi="Latha" w:cs="Latha"/>
+                <w:sz w:val="28"/>
+                <w:szCs w:val="28"/>
                 <w:highlight w:val="yellow"/>
                 <w:cs/>
                 <w:lang w:bidi="ta-IN"/>
               </w:rPr>
-            </w:pPr>
-            <w:r>
-              <w:rPr>
-                <w:rFonts w:ascii="Latha" w:hAnsi="Latha" w:cs="Latha"/>
-                <w:sz w:val="28"/>
-                <w:szCs w:val="28"/>
-                <w:cs/>
-                <w:lang w:bidi="ta-IN"/>
-              </w:rPr>
-              <w:t>தஸ்மா</w:t>
+              <w:t>பா</w:t>
+            </w:r>
+            <w:r>
+              <w:rPr>
+                <w:rFonts w:ascii="BRH Tamil Tab Extra" w:hAnsi="BRH Tamil Tab Extra" w:cs="Latha"/>
+                <w:b/>
+                <w:sz w:val="32"/>
+                <w:szCs w:val="28"/>
+                <w:highlight w:val="yellow"/>
+                <w:lang w:bidi="ta-IN"/>
+              </w:rPr>
+              <w:t>…</w:t>
+            </w:r>
+            <w:r>
+              <w:rPr>
+                <w:rFonts w:ascii="Latha" w:hAnsi="Latha" w:cs="Latha"/>
+                <w:b/>
+                <w:bCs/>
+                <w:position w:val="-12"/>
+                <w:sz w:val="28"/>
+                <w:szCs w:val="28"/>
+                <w:highlight w:val="yellow"/>
+                <w:cs/>
+                <w:lang w:bidi="ta-IN"/>
+              </w:rPr>
+              <w:t>3</w:t>
+            </w:r>
+            <w:r>
+              <w:rPr>
+                <w:rFonts w:ascii="Latha" w:hAnsi="Latha" w:cs="Latha"/>
+                <w:sz w:val="28"/>
+                <w:szCs w:val="28"/>
+                <w:highlight w:val="yellow"/>
+                <w:cs/>
+                <w:lang w:bidi="ta-IN"/>
+              </w:rPr>
+              <w:t>ஹ்</w:t>
+            </w:r>
+            <w:r>
+              <w:rPr>
+                <w:rFonts w:ascii="Latha" w:hAnsi="Latha" w:cs="Latha"/>
+                <w:sz w:val="28"/>
+                <w:szCs w:val="28"/>
+                <w:cs/>
+                <w:lang w:bidi="ta-IN"/>
+              </w:rPr>
+              <w:t>ம</w:t>
+            </w:r>
+            <w:r>
+              <w:rPr>
+                <w:rFonts w:ascii="BRH Tamil Tab Extra" w:hAnsi="BRH Tamil Tab Extra" w:cs="Latha"/>
+                <w:b/>
+                <w:sz w:val="32"/>
+                <w:szCs w:val="28"/>
+                <w:lang w:bidi="ta-IN"/>
+              </w:rPr>
+              <w:t>…</w:t>
+            </w:r>
+            <w:r>
+              <w:rPr>
+                <w:rFonts w:ascii="Latha" w:hAnsi="Latha" w:cs="Latha"/>
+                <w:sz w:val="28"/>
+                <w:szCs w:val="28"/>
+                <w:cs/>
+                <w:lang w:bidi="ta-IN"/>
+              </w:rPr>
+              <w:t>ணஶ்ச</w:t>
             </w:r>
             <w:r>
               <w:rPr>
@@ -5623,6 +5629,58 @@
                 <w:szCs w:val="28"/>
                 <w:lang w:bidi="ta-IN"/>
               </w:rPr>
+              <w:t>†</w:t>
+            </w:r>
+            <w:r>
+              <w:rPr>
+                <w:rFonts w:ascii="Latha" w:hAnsi="Latha" w:cs="Latha"/>
+                <w:sz w:val="28"/>
+                <w:szCs w:val="28"/>
+                <w:lang w:bidi="ta-IN"/>
+              </w:rPr>
+              <w:t xml:space="preserve"> | </w:t>
+            </w:r>
+            <w:r>
+              <w:rPr>
+                <w:rFonts w:ascii="Latha" w:hAnsi="Latha" w:cs="Latha"/>
+                <w:sz w:val="28"/>
+                <w:szCs w:val="28"/>
+                <w:cs/>
+                <w:lang w:bidi="ta-IN"/>
+              </w:rPr>
+              <w:t>சாப்</w:t>
+            </w:r>
+            <w:r>
+              <w:rPr>
+                <w:rFonts w:ascii="Latha" w:hAnsi="Latha" w:cs="Latha"/>
+                <w:b/>
+                <w:bCs/>
+                <w:position w:val="-12"/>
+                <w:sz w:val="28"/>
+                <w:szCs w:val="28"/>
+                <w:cs/>
+                <w:lang w:bidi="ta-IN"/>
+              </w:rPr>
+              <w:t>3</w:t>
+            </w:r>
+            <w:r>
+              <w:rPr>
+                <w:rFonts w:ascii="Latha" w:hAnsi="Latha" w:cs="Latha"/>
+                <w:sz w:val="28"/>
+                <w:szCs w:val="28"/>
+                <w:cs/>
+                <w:lang w:bidi="ta-IN"/>
+              </w:rPr>
+              <w:t>ரா</w:t>
+            </w:r>
+            <w:r>
+              <w:rPr>
+                <w:rFonts w:ascii="BRH Tamil Tab Extra" w:hAnsi="BRH Tamil Tab Extra" w:cs="Latha"/>
+                <w:b/>
+                <w:sz w:val="36"/>
+                <w:szCs w:val="28"/>
+                <w:lang w:bidi="ta-IN"/>
+              </w:rPr>
               <w:t>‡</w:t>
             </w:r>
             <w:r>
@@ -5633,95 +5691,15 @@
                 <w:cs/>
                 <w:lang w:bidi="ta-IN"/>
               </w:rPr>
-              <w:t>த்</w:t>
-            </w:r>
-            <w:r>
-              <w:rPr>
-                <w:rFonts w:ascii="Latha" w:hAnsi="Latha" w:cs="Latha"/>
-                <w:b/>
-                <w:bCs/>
-                <w:position w:val="-12"/>
-                <w:sz w:val="28"/>
-                <w:szCs w:val="28"/>
-                <w:cs/>
-                <w:lang w:bidi="ta-IN"/>
-              </w:rPr>
-              <w:t>3</w:t>
-            </w:r>
-            <w:r>
-              <w:rPr>
-                <w:rFonts w:ascii="Latha" w:hAnsi="Latha" w:cs="Latha"/>
-                <w:sz w:val="28"/>
-                <w:szCs w:val="28"/>
-                <w:cs/>
-                <w:lang w:bidi="ta-IN"/>
-              </w:rPr>
-              <w:t xml:space="preserve"> ப்</w:t>
-            </w:r>
-            <w:r>
-              <w:rPr>
-                <w:rFonts w:ascii="Latha" w:hAnsi="Latha" w:cs="Latha"/>
-                <w:b/>
-                <w:bCs/>
-                <w:position w:val="-12"/>
-                <w:sz w:val="28"/>
-                <w:szCs w:val="28"/>
-                <w:cs/>
-                <w:lang w:bidi="ta-IN"/>
-              </w:rPr>
-              <w:t>3</w:t>
-            </w:r>
-            <w:r>
-              <w:rPr>
-                <w:rFonts w:ascii="Latha" w:hAnsi="Latha" w:cs="Latha"/>
-                <w:sz w:val="28"/>
-                <w:szCs w:val="28"/>
-                <w:cs/>
-                <w:lang w:bidi="ta-IN"/>
-              </w:rPr>
-              <w:t>ரா</w:t>
-            </w:r>
-            <w:r>
-              <w:rPr>
-                <w:rFonts w:ascii="Latha" w:hAnsi="Latha" w:cs="Latha"/>
-                <w:sz w:val="28"/>
-                <w:szCs w:val="28"/>
-                <w:highlight w:val="green"/>
-                <w:cs/>
-                <w:lang w:bidi="ta-IN"/>
-              </w:rPr>
-              <w:t>ஹ</w:t>
-            </w:r>
-            <w:r>
-              <w:rPr>
-                <w:rFonts w:ascii="BRH Tamil Tab Extra" w:hAnsi="BRH Tamil Tab Extra" w:cs="Latha"/>
-                <w:b/>
-                <w:sz w:val="32"/>
-                <w:szCs w:val="28"/>
-                <w:highlight w:val="green"/>
-                <w:lang w:bidi="ta-IN"/>
-              </w:rPr>
-              <w:t>…</w:t>
-            </w:r>
-            <w:r>
-              <w:rPr>
-                <w:rFonts w:ascii="Latha" w:hAnsi="Latha" w:cs="Latha"/>
-                <w:sz w:val="28"/>
-                <w:szCs w:val="28"/>
-                <w:highlight w:val="green"/>
-                <w:cs/>
-                <w:lang w:bidi="ta-IN"/>
-              </w:rPr>
-              <w:t>ண</w:t>
-            </w:r>
-            <w:r>
-              <w:rPr>
-                <w:rFonts w:ascii="Latha" w:hAnsi="Latha" w:cs="Latha"/>
-                <w:b/>
-                <w:bCs/>
-                <w:sz w:val="32"/>
-                <w:szCs w:val="32"/>
-                <w:highlight w:val="green"/>
+              <w:t>ஹ்மண</w:t>
+            </w:r>
+            <w:r>
+              <w:rPr>
+                <w:rFonts w:ascii="Latha" w:hAnsi="Latha" w:cs="Latha"/>
+                <w:b/>
+                <w:bCs/>
+                <w:sz w:val="32"/>
+                <w:szCs w:val="32"/>
                 <w:cs/>
                 <w:lang w:bidi="ta-IN"/>
               </w:rPr>
@@ -5736,88 +5714,6 @@
                 <w:lang w:bidi="ta-IN"/>
               </w:rPr>
               <w:t xml:space="preserve"> </w:t>
-            </w:r>
-            <w:r>
-              <w:rPr>
-                <w:rFonts w:ascii="Latha" w:hAnsi="Latha" w:cs="Latha"/>
-                <w:sz w:val="28"/>
-                <w:szCs w:val="28"/>
-                <w:lang w:bidi="ta-IN"/>
-              </w:rPr>
-              <w:t xml:space="preserve">| </w:t>
-            </w:r>
-            <w:r>
-              <w:rPr>
-                <w:rFonts w:ascii="Latha" w:hAnsi="Latha" w:cs="Latha"/>
-                <w:sz w:val="28"/>
-                <w:szCs w:val="28"/>
-                <w:cs/>
-                <w:lang w:bidi="ta-IN"/>
-              </w:rPr>
-              <w:t>ப்</w:t>
-            </w:r>
-            <w:r>
-              <w:rPr>
-                <w:rFonts w:ascii="Latha" w:hAnsi="Latha" w:cs="Latha"/>
-                <w:b/>
-                <w:bCs/>
-                <w:position w:val="-12"/>
-                <w:sz w:val="28"/>
-                <w:szCs w:val="28"/>
-                <w:cs/>
-                <w:lang w:bidi="ta-IN"/>
-              </w:rPr>
-              <w:t>3</w:t>
-            </w:r>
-            <w:r>
-              <w:rPr>
-                <w:rFonts w:ascii="Latha" w:hAnsi="Latha" w:cs="Latha"/>
-                <w:sz w:val="28"/>
-                <w:szCs w:val="28"/>
-                <w:cs/>
-                <w:lang w:bidi="ta-IN"/>
-              </w:rPr>
-              <w:t>ரா</w:t>
-            </w:r>
-            <w:r>
-              <w:rPr>
-                <w:rFonts w:ascii="BRH Tamil Tab Extra" w:hAnsi="BRH Tamil Tab Extra" w:cs="Latha"/>
-                <w:b/>
-                <w:sz w:val="32"/>
-                <w:szCs w:val="28"/>
-                <w:lang w:bidi="ta-IN"/>
-              </w:rPr>
-              <w:t>…</w:t>
-            </w:r>
-            <w:r>
-              <w:rPr>
-                <w:rFonts w:ascii="Latha" w:hAnsi="Latha" w:cs="Latha"/>
-                <w:sz w:val="28"/>
-                <w:szCs w:val="28"/>
-                <w:cs/>
-                <w:lang w:bidi="ta-IN"/>
-              </w:rPr>
-              <w:t>ஹ்ம</w:t>
-            </w:r>
-            <w:r>
-              <w:rPr>
-                <w:rFonts w:ascii="BRH Tamil Tab Extra" w:hAnsi="BRH Tamil Tab Extra" w:cs="Latha"/>
-                <w:b/>
-                <w:sz w:val="32"/>
-                <w:szCs w:val="28"/>
-                <w:lang w:bidi="ta-IN"/>
-              </w:rPr>
-              <w:t>…</w:t>
-            </w:r>
-            <w:r>
-              <w:rPr>
-                <w:rFonts w:ascii="Latha" w:hAnsi="Latha" w:cs="Latha"/>
-                <w:sz w:val="28"/>
-                <w:szCs w:val="28"/>
-                <w:cs/>
-                <w:lang w:bidi="ta-IN"/>
-              </w:rPr>
-              <w:t xml:space="preserve">ணோ ந </w:t>
             </w:r>
             <w:r>
               <w:rPr>
@@ -5854,20 +5750,87 @@
                 <w:rFonts w:ascii="Latha" w:hAnsi="Latha" w:cs="Latha"/>
                 <w:sz w:val="28"/>
                 <w:szCs w:val="28"/>
+                <w:cs/>
+                <w:lang w:bidi="ta-IN"/>
+              </w:rPr>
+            </w:pPr>
+            <w:r>
+              <w:rPr>
+                <w:rFonts w:ascii="Latha" w:hAnsi="Latha" w:cs="Latha"/>
+                <w:sz w:val="28"/>
+                <w:szCs w:val="28"/>
                 <w:highlight w:val="green"/>
                 <w:cs/>
                 <w:lang w:bidi="ta-IN"/>
               </w:rPr>
-            </w:pPr>
-            <w:r>
-              <w:rPr>
-                <w:rFonts w:ascii="Latha" w:hAnsi="Latha" w:cs="Latha"/>
-                <w:sz w:val="28"/>
-                <w:szCs w:val="28"/>
-                <w:cs/>
-                <w:lang w:bidi="ta-IN"/>
-              </w:rPr>
-              <w:t>தஸ்மா</w:t>
+              <w:t>ப்</w:t>
+            </w:r>
+            <w:r>
+              <w:rPr>
+                <w:rFonts w:ascii="Latha" w:hAnsi="Latha" w:cs="Latha"/>
+                <w:b/>
+                <w:bCs/>
+                <w:position w:val="-12"/>
+                <w:sz w:val="28"/>
+                <w:szCs w:val="28"/>
+                <w:highlight w:val="green"/>
+                <w:cs/>
+                <w:lang w:bidi="ta-IN"/>
+              </w:rPr>
+              <w:t>3</w:t>
+            </w:r>
+            <w:r>
+              <w:rPr>
+                <w:rFonts w:ascii="Latha" w:hAnsi="Latha" w:cs="Latha"/>
+                <w:sz w:val="28"/>
+                <w:szCs w:val="28"/>
+                <w:highlight w:val="green"/>
+                <w:cs/>
+                <w:lang w:bidi="ta-IN"/>
+              </w:rPr>
+              <w:t>ரா</w:t>
+            </w:r>
+            <w:r>
+              <w:rPr>
+                <w:rFonts w:ascii="BRH Tamil Tab Extra" w:hAnsi="BRH Tamil Tab Extra" w:cs="Latha"/>
+                <w:b/>
+                <w:sz w:val="32"/>
+                <w:szCs w:val="28"/>
+                <w:highlight w:val="green"/>
+                <w:lang w:bidi="ta-IN"/>
+              </w:rPr>
+              <w:t>…</w:t>
+            </w:r>
+            <w:r>
+              <w:rPr>
+                <w:rFonts w:ascii="Latha" w:hAnsi="Latha" w:cs="Latha"/>
+                <w:sz w:val="28"/>
+                <w:szCs w:val="28"/>
+                <w:highlight w:val="green"/>
+                <w:cs/>
+                <w:lang w:bidi="ta-IN"/>
+              </w:rPr>
+              <w:t>ஹ்ம</w:t>
+            </w:r>
+            <w:r>
+              <w:rPr>
+                <w:rFonts w:ascii="BRH Tamil Tab Extra" w:hAnsi="BRH Tamil Tab Extra" w:cs="Latha"/>
+                <w:b/>
+                <w:sz w:val="32"/>
+                <w:szCs w:val="28"/>
+                <w:lang w:bidi="ta-IN"/>
+              </w:rPr>
+              <w:t>…</w:t>
+            </w:r>
+            <w:r>
+              <w:rPr>
+                <w:rFonts w:ascii="Latha" w:hAnsi="Latha" w:cs="Latha"/>
+                <w:sz w:val="28"/>
+                <w:szCs w:val="28"/>
+                <w:cs/>
+                <w:lang w:bidi="ta-IN"/>
+              </w:rPr>
+              <w:t>ணஶ்ச</w:t>
             </w:r>
             <w:r>
               <w:rPr>
@@ -5877,6 +5840,58 @@
                 <w:szCs w:val="28"/>
                 <w:lang w:bidi="ta-IN"/>
               </w:rPr>
+              <w:t>†</w:t>
+            </w:r>
+            <w:r>
+              <w:rPr>
+                <w:rFonts w:ascii="Latha" w:hAnsi="Latha" w:cs="Latha"/>
+                <w:sz w:val="28"/>
+                <w:szCs w:val="28"/>
+                <w:lang w:bidi="ta-IN"/>
+              </w:rPr>
+              <w:t xml:space="preserve"> | </w:t>
+            </w:r>
+            <w:r>
+              <w:rPr>
+                <w:rFonts w:ascii="Latha" w:hAnsi="Latha" w:cs="Latha"/>
+                <w:sz w:val="28"/>
+                <w:szCs w:val="28"/>
+                <w:cs/>
+                <w:lang w:bidi="ta-IN"/>
+              </w:rPr>
+              <w:t>சாப்</w:t>
+            </w:r>
+            <w:r>
+              <w:rPr>
+                <w:rFonts w:ascii="Latha" w:hAnsi="Latha" w:cs="Latha"/>
+                <w:b/>
+                <w:bCs/>
+                <w:position w:val="-12"/>
+                <w:sz w:val="28"/>
+                <w:szCs w:val="28"/>
+                <w:cs/>
+                <w:lang w:bidi="ta-IN"/>
+              </w:rPr>
+              <w:t>3</w:t>
+            </w:r>
+            <w:r>
+              <w:rPr>
+                <w:rFonts w:ascii="Latha" w:hAnsi="Latha" w:cs="Latha"/>
+                <w:sz w:val="28"/>
+                <w:szCs w:val="28"/>
+                <w:cs/>
+                <w:lang w:bidi="ta-IN"/>
+              </w:rPr>
+              <w:t>ரா</w:t>
+            </w:r>
+            <w:r>
+              <w:rPr>
+                <w:rFonts w:ascii="BRH Tamil Tab Extra" w:hAnsi="BRH Tamil Tab Extra" w:cs="Latha"/>
+                <w:b/>
+                <w:sz w:val="36"/>
+                <w:szCs w:val="28"/>
+                <w:lang w:bidi="ta-IN"/>
+              </w:rPr>
               <w:t>‡</w:t>
             </w:r>
             <w:r>
@@ -5887,95 +5902,15 @@
                 <w:cs/>
                 <w:lang w:bidi="ta-IN"/>
               </w:rPr>
-              <w:t>த்</w:t>
-            </w:r>
-            <w:r>
-              <w:rPr>
-                <w:rFonts w:ascii="Latha" w:hAnsi="Latha" w:cs="Latha"/>
-                <w:b/>
-                <w:bCs/>
-                <w:position w:val="-12"/>
-                <w:sz w:val="28"/>
-                <w:szCs w:val="28"/>
-                <w:cs/>
-                <w:lang w:bidi="ta-IN"/>
-              </w:rPr>
-              <w:t>3</w:t>
-            </w:r>
-            <w:r>
-              <w:rPr>
-                <w:rFonts w:ascii="Latha" w:hAnsi="Latha" w:cs="Latha"/>
-                <w:sz w:val="28"/>
-                <w:szCs w:val="28"/>
-                <w:cs/>
-                <w:lang w:bidi="ta-IN"/>
-              </w:rPr>
-              <w:t xml:space="preserve"> ப்</w:t>
-            </w:r>
-            <w:r>
-              <w:rPr>
-                <w:rFonts w:ascii="Latha" w:hAnsi="Latha" w:cs="Latha"/>
-                <w:b/>
-                <w:bCs/>
-                <w:position w:val="-12"/>
-                <w:sz w:val="28"/>
-                <w:szCs w:val="28"/>
-                <w:cs/>
-                <w:lang w:bidi="ta-IN"/>
-              </w:rPr>
-              <w:t>3</w:t>
-            </w:r>
-            <w:r>
-              <w:rPr>
-                <w:rFonts w:ascii="Latha" w:hAnsi="Latha" w:cs="Latha"/>
-                <w:sz w:val="28"/>
-                <w:szCs w:val="28"/>
-                <w:cs/>
-                <w:lang w:bidi="ta-IN"/>
-              </w:rPr>
-              <w:t>ரா</w:t>
-            </w:r>
-            <w:r>
-              <w:rPr>
-                <w:rFonts w:ascii="Latha" w:hAnsi="Latha" w:cs="Latha"/>
-                <w:sz w:val="28"/>
-                <w:szCs w:val="28"/>
-                <w:highlight w:val="green"/>
-                <w:cs/>
-                <w:lang w:bidi="ta-IN"/>
-              </w:rPr>
-              <w:t>ஹ்ம</w:t>
-            </w:r>
-            <w:r>
-              <w:rPr>
-                <w:rFonts w:ascii="BRH Tamil Tab Extra" w:hAnsi="BRH Tamil Tab Extra" w:cs="Latha"/>
-                <w:b/>
-                <w:sz w:val="32"/>
-                <w:szCs w:val="28"/>
-                <w:highlight w:val="green"/>
-                <w:lang w:bidi="ta-IN"/>
-              </w:rPr>
-              <w:t>……</w:t>
-            </w:r>
-            <w:r>
-              <w:rPr>
-                <w:rFonts w:ascii="Latha" w:hAnsi="Latha" w:cs="Latha"/>
-                <w:sz w:val="28"/>
-                <w:szCs w:val="28"/>
-                <w:highlight w:val="green"/>
-                <w:cs/>
-                <w:lang w:bidi="ta-IN"/>
-              </w:rPr>
-              <w:t>ண</w:t>
-            </w:r>
-            <w:r>
-              <w:rPr>
-                <w:rFonts w:ascii="Latha" w:hAnsi="Latha" w:cs="Latha"/>
-                <w:b/>
-                <w:bCs/>
-                <w:sz w:val="32"/>
-                <w:szCs w:val="32"/>
-                <w:highlight w:val="green"/>
+              <w:t>ஹ்மண</w:t>
+            </w:r>
+            <w:r>
+              <w:rPr>
+                <w:rFonts w:ascii="Latha" w:hAnsi="Latha" w:cs="Latha"/>
+                <w:b/>
+                <w:bCs/>
+                <w:sz w:val="32"/>
+                <w:szCs w:val="32"/>
                 <w:cs/>
                 <w:lang w:bidi="ta-IN"/>
               </w:rPr>
@@ -5990,88 +5925,6 @@
                 <w:lang w:bidi="ta-IN"/>
               </w:rPr>
               <w:t xml:space="preserve"> </w:t>
-            </w:r>
-            <w:r>
-              <w:rPr>
-                <w:rFonts w:ascii="Latha" w:hAnsi="Latha" w:cs="Latha"/>
-                <w:sz w:val="28"/>
-                <w:szCs w:val="28"/>
-                <w:lang w:bidi="ta-IN"/>
-              </w:rPr>
-              <w:t xml:space="preserve">| </w:t>
-            </w:r>
-            <w:r>
-              <w:rPr>
-                <w:rFonts w:ascii="Latha" w:hAnsi="Latha" w:cs="Latha"/>
-                <w:sz w:val="28"/>
-                <w:szCs w:val="28"/>
-                <w:cs/>
-                <w:lang w:bidi="ta-IN"/>
-              </w:rPr>
-              <w:t>ப்</w:t>
-            </w:r>
-            <w:r>
-              <w:rPr>
-                <w:rFonts w:ascii="Latha" w:hAnsi="Latha" w:cs="Latha"/>
-                <w:b/>
-                <w:bCs/>
-                <w:position w:val="-12"/>
-                <w:sz w:val="28"/>
-                <w:szCs w:val="28"/>
-                <w:cs/>
-                <w:lang w:bidi="ta-IN"/>
-              </w:rPr>
-              <w:t>3</w:t>
-            </w:r>
-            <w:r>
-              <w:rPr>
-                <w:rFonts w:ascii="Latha" w:hAnsi="Latha" w:cs="Latha"/>
-                <w:sz w:val="28"/>
-                <w:szCs w:val="28"/>
-                <w:cs/>
-                <w:lang w:bidi="ta-IN"/>
-              </w:rPr>
-              <w:t>ரா</w:t>
-            </w:r>
-            <w:r>
-              <w:rPr>
-                <w:rFonts w:ascii="BRH Tamil Tab Extra" w:hAnsi="BRH Tamil Tab Extra" w:cs="Latha"/>
-                <w:b/>
-                <w:sz w:val="32"/>
-                <w:szCs w:val="28"/>
-                <w:lang w:bidi="ta-IN"/>
-              </w:rPr>
-              <w:t>…</w:t>
-            </w:r>
-            <w:r>
-              <w:rPr>
-                <w:rFonts w:ascii="Latha" w:hAnsi="Latha" w:cs="Latha"/>
-                <w:sz w:val="28"/>
-                <w:szCs w:val="28"/>
-                <w:cs/>
-                <w:lang w:bidi="ta-IN"/>
-              </w:rPr>
-              <w:t>ஹ்ம</w:t>
-            </w:r>
-            <w:r>
-              <w:rPr>
-                <w:rFonts w:ascii="BRH Tamil Tab Extra" w:hAnsi="BRH Tamil Tab Extra" w:cs="Latha"/>
-                <w:b/>
-                <w:sz w:val="32"/>
-                <w:szCs w:val="28"/>
-                <w:lang w:bidi="ta-IN"/>
-              </w:rPr>
-              <w:t>…</w:t>
-            </w:r>
-            <w:r>
-              <w:rPr>
-                <w:rFonts w:ascii="Latha" w:hAnsi="Latha" w:cs="Latha"/>
-                <w:sz w:val="28"/>
-                <w:szCs w:val="28"/>
-                <w:cs/>
-                <w:lang w:bidi="ta-IN"/>
-              </w:rPr>
-              <w:t xml:space="preserve">ணோ ந </w:t>
             </w:r>
             <w:r>
               <w:rPr>
@@ -6128,6 +5981,651 @@
                 <w:szCs w:val="32"/>
                 <w:lang w:bidi="ta-IN"/>
               </w:rPr>
+              <w:t>T.S.2.5.11.9 Kramam</w:t>
+            </w:r>
+          </w:p>
+          <w:p>
+            <w:pPr>
+              <w:widowControl w:val="0"/>
+              <w:tabs>
+                <w:tab w:val="left" w:pos="993"/>
+              </w:tabs>
+              <w:autoSpaceDE w:val="0"/>
+              <w:autoSpaceDN w:val="0"/>
+              <w:adjustRightInd w:val="0"/>
+              <w:spacing w:before="0" w:line="252" w:lineRule="auto"/>
+              <w:ind w:right="297"/>
+              <w:rPr>
+                <w:rFonts w:cs="Arial"/>
+                <w:b/>
+                <w:color w:val="000000"/>
+                <w:sz w:val="28"/>
+                <w:szCs w:val="32"/>
+                <w:lang w:bidi="ta-IN"/>
+              </w:rPr>
+            </w:pPr>
+            <w:r>
+              <w:rPr>
+                <w:rFonts w:cs="Arial"/>
+                <w:b/>
+                <w:color w:val="000000"/>
+                <w:sz w:val="28"/>
+                <w:szCs w:val="32"/>
+                <w:lang w:bidi="ta-IN"/>
+              </w:rPr>
+              <w:t>Krama Vaakyam No. – 42</w:t>
+            </w:r>
+          </w:p>
+          <w:p>
+            <w:pPr>
+              <w:widowControl w:val="0"/>
+              <w:tabs>
+                <w:tab w:val="left" w:pos="993"/>
+              </w:tabs>
+              <w:autoSpaceDE w:val="0"/>
+              <w:autoSpaceDN w:val="0"/>
+              <w:adjustRightInd w:val="0"/>
+              <w:spacing w:before="0" w:line="252" w:lineRule="auto"/>
+              <w:ind w:right="297"/>
+              <w:rPr>
+                <w:rFonts w:cs="Arial"/>
+                <w:b/>
+                <w:color w:val="000000"/>
+                <w:sz w:val="28"/>
+                <w:szCs w:val="32"/>
+                <w:lang w:bidi="ta-IN"/>
+              </w:rPr>
+            </w:pPr>
+            <w:r>
+              <w:rPr>
+                <w:rFonts w:cs="Arial"/>
+                <w:b/>
+                <w:color w:val="000000"/>
+                <w:sz w:val="28"/>
+                <w:szCs w:val="32"/>
+                <w:lang w:bidi="ta-IN"/>
+              </w:rPr>
+              <w:t>Panchaati No</w:t>
+            </w:r>
+            <w:r>
+              <w:rPr>
+                <w:rFonts w:cs="Arial"/>
+                <w:b/>
+                <w:color w:val="000000"/>
+                <w:szCs w:val="32"/>
+                <w:lang w:bidi="ta-IN"/>
+              </w:rPr>
+              <w:t>. -</w:t>
+            </w:r>
+            <w:r>
+              <w:rPr>
+                <w:rFonts w:cs="Arial"/>
+                <w:b/>
+                <w:color w:val="000000"/>
+                <w:sz w:val="28"/>
+                <w:szCs w:val="28"/>
+                <w:lang w:bidi="ta-IN"/>
+              </w:rPr>
+              <w:t xml:space="preserve"> </w:t>
+            </w:r>
+            <w:r>
+              <w:rPr>
+                <w:rFonts w:cs="Arial"/>
+                <w:b/>
+                <w:color w:val="000000"/>
+                <w:sz w:val="28"/>
+                <w:szCs w:val="28"/>
+                <w:lang w:bidi="ta-IN"/>
+              </w:rPr>
+              <w:t>69</w:t>
+            </w:r>
+          </w:p>
+        </w:tc>
+        <w:tc>
+          <w:tcPr>
+            <w:tcW w:w="5132" w:type="dxa"/>
+            <w:tcBorders>
+              <w:top w:val="single" w:sz="4" w:space="0" w:color="000000"/>
+              <w:left w:val="single" w:sz="4" w:space="0" w:color="000000"/>
+              <w:bottom w:val="single" w:sz="4" w:space="0" w:color="000000"/>
+              <w:right w:val="single" w:sz="4" w:space="0" w:color="000000"/>
+            </w:tcBorders>
+          </w:tcPr>
+          <w:p>
+            <w:pPr>
+              <w:rPr>
+                <w:rFonts w:ascii="Latha" w:hAnsi="Latha" w:cs="Latha"/>
+                <w:sz w:val="28"/>
+                <w:szCs w:val="28"/>
+                <w:highlight w:val="yellow"/>
+                <w:cs/>
+                <w:lang w:bidi="ta-IN"/>
+              </w:rPr>
+            </w:pPr>
+            <w:r>
+              <w:rPr>
+                <w:rFonts w:ascii="Latha" w:hAnsi="Latha" w:cs="Latha"/>
+                <w:sz w:val="28"/>
+                <w:szCs w:val="28"/>
+                <w:cs/>
+                <w:lang w:bidi="ta-IN"/>
+              </w:rPr>
+              <w:t>தஸ்மா</w:t>
+            </w:r>
+            <w:r>
+              <w:rPr>
+                <w:rFonts w:ascii="BRH Tamil Tab Extra" w:hAnsi="BRH Tamil Tab Extra" w:cs="Latha"/>
+                <w:b/>
+                <w:sz w:val="36"/>
+                <w:szCs w:val="28"/>
+                <w:lang w:bidi="ta-IN"/>
+              </w:rPr>
+              <w:t>‡</w:t>
+            </w:r>
+            <w:r>
+              <w:rPr>
+                <w:rFonts w:ascii="Latha" w:hAnsi="Latha" w:cs="Latha"/>
+                <w:sz w:val="28"/>
+                <w:szCs w:val="28"/>
+                <w:cs/>
+                <w:lang w:bidi="ta-IN"/>
+              </w:rPr>
+              <w:t>த்</w:t>
+            </w:r>
+            <w:r>
+              <w:rPr>
+                <w:rFonts w:ascii="Latha" w:hAnsi="Latha" w:cs="Latha"/>
+                <w:b/>
+                <w:bCs/>
+                <w:position w:val="-12"/>
+                <w:sz w:val="28"/>
+                <w:szCs w:val="28"/>
+                <w:cs/>
+                <w:lang w:bidi="ta-IN"/>
+              </w:rPr>
+              <w:t>3</w:t>
+            </w:r>
+            <w:r>
+              <w:rPr>
+                <w:rFonts w:ascii="Latha" w:hAnsi="Latha" w:cs="Latha"/>
+                <w:sz w:val="28"/>
+                <w:szCs w:val="28"/>
+                <w:cs/>
+                <w:lang w:bidi="ta-IN"/>
+              </w:rPr>
+              <w:t xml:space="preserve"> ப்</w:t>
+            </w:r>
+            <w:r>
+              <w:rPr>
+                <w:rFonts w:ascii="Latha" w:hAnsi="Latha" w:cs="Latha"/>
+                <w:b/>
+                <w:bCs/>
+                <w:position w:val="-12"/>
+                <w:sz w:val="28"/>
+                <w:szCs w:val="28"/>
+                <w:cs/>
+                <w:lang w:bidi="ta-IN"/>
+              </w:rPr>
+              <w:t>3</w:t>
+            </w:r>
+            <w:r>
+              <w:rPr>
+                <w:rFonts w:ascii="Latha" w:hAnsi="Latha" w:cs="Latha"/>
+                <w:sz w:val="28"/>
+                <w:szCs w:val="28"/>
+                <w:cs/>
+                <w:lang w:bidi="ta-IN"/>
+              </w:rPr>
+              <w:t>ரா</w:t>
+            </w:r>
+            <w:r>
+              <w:rPr>
+                <w:rFonts w:ascii="Latha" w:hAnsi="Latha" w:cs="Latha"/>
+                <w:sz w:val="28"/>
+                <w:szCs w:val="28"/>
+                <w:highlight w:val="green"/>
+                <w:cs/>
+                <w:lang w:bidi="ta-IN"/>
+              </w:rPr>
+              <w:t>ஹ</w:t>
+            </w:r>
+            <w:r>
+              <w:rPr>
+                <w:rFonts w:ascii="BRH Tamil Tab Extra" w:hAnsi="BRH Tamil Tab Extra" w:cs="Latha"/>
+                <w:b/>
+                <w:sz w:val="32"/>
+                <w:szCs w:val="28"/>
+                <w:highlight w:val="green"/>
+                <w:lang w:bidi="ta-IN"/>
+              </w:rPr>
+              <w:t>…</w:t>
+            </w:r>
+            <w:r>
+              <w:rPr>
+                <w:rFonts w:ascii="Latha" w:hAnsi="Latha" w:cs="Latha"/>
+                <w:sz w:val="28"/>
+                <w:szCs w:val="28"/>
+                <w:highlight w:val="green"/>
+                <w:cs/>
+                <w:lang w:bidi="ta-IN"/>
+              </w:rPr>
+              <w:t>ண</w:t>
+            </w:r>
+            <w:r>
+              <w:rPr>
+                <w:rFonts w:ascii="Latha" w:hAnsi="Latha" w:cs="Latha"/>
+                <w:b/>
+                <w:bCs/>
+                <w:sz w:val="32"/>
+                <w:szCs w:val="32"/>
+                <w:highlight w:val="green"/>
+                <w:cs/>
+                <w:lang w:bidi="ta-IN"/>
+              </w:rPr>
+              <w:t>:</w:t>
+            </w:r>
+            <w:r>
+              <w:rPr>
+                <w:rFonts w:ascii="Latha" w:hAnsi="Latha" w:cs="Latha"/>
+                <w:sz w:val="28"/>
+                <w:szCs w:val="28"/>
+                <w:cs/>
+                <w:lang w:bidi="ta-IN"/>
+              </w:rPr>
+              <w:t xml:space="preserve"> </w:t>
+            </w:r>
+            <w:r>
+              <w:rPr>
+                <w:rFonts w:ascii="Latha" w:hAnsi="Latha" w:cs="Latha"/>
+                <w:sz w:val="28"/>
+                <w:szCs w:val="28"/>
+                <w:lang w:bidi="ta-IN"/>
+              </w:rPr>
+              <w:t xml:space="preserve">| </w:t>
+            </w:r>
+            <w:r>
+              <w:rPr>
+                <w:rFonts w:ascii="Latha" w:hAnsi="Latha" w:cs="Latha"/>
+                <w:sz w:val="28"/>
+                <w:szCs w:val="28"/>
+                <w:cs/>
+                <w:lang w:bidi="ta-IN"/>
+              </w:rPr>
+              <w:t>ப்</w:t>
+            </w:r>
+            <w:r>
+              <w:rPr>
+                <w:rFonts w:ascii="Latha" w:hAnsi="Latha" w:cs="Latha"/>
+                <w:b/>
+                <w:bCs/>
+                <w:position w:val="-12"/>
+                <w:sz w:val="28"/>
+                <w:szCs w:val="28"/>
+                <w:cs/>
+                <w:lang w:bidi="ta-IN"/>
+              </w:rPr>
+              <w:t>3</w:t>
+            </w:r>
+            <w:r>
+              <w:rPr>
+                <w:rFonts w:ascii="Latha" w:hAnsi="Latha" w:cs="Latha"/>
+                <w:sz w:val="28"/>
+                <w:szCs w:val="28"/>
+                <w:cs/>
+                <w:lang w:bidi="ta-IN"/>
+              </w:rPr>
+              <w:t>ரா</w:t>
+            </w:r>
+            <w:r>
+              <w:rPr>
+                <w:rFonts w:ascii="BRH Tamil Tab Extra" w:hAnsi="BRH Tamil Tab Extra" w:cs="Latha"/>
+                <w:b/>
+                <w:sz w:val="32"/>
+                <w:szCs w:val="28"/>
+                <w:lang w:bidi="ta-IN"/>
+              </w:rPr>
+              <w:t>…</w:t>
+            </w:r>
+            <w:r>
+              <w:rPr>
+                <w:rFonts w:ascii="Latha" w:hAnsi="Latha" w:cs="Latha"/>
+                <w:sz w:val="28"/>
+                <w:szCs w:val="28"/>
+                <w:cs/>
+                <w:lang w:bidi="ta-IN"/>
+              </w:rPr>
+              <w:t>ஹ்ம</w:t>
+            </w:r>
+            <w:r>
+              <w:rPr>
+                <w:rFonts w:ascii="BRH Tamil Tab Extra" w:hAnsi="BRH Tamil Tab Extra" w:cs="Latha"/>
+                <w:b/>
+                <w:sz w:val="32"/>
+                <w:szCs w:val="28"/>
+                <w:lang w:bidi="ta-IN"/>
+              </w:rPr>
+              <w:t>…</w:t>
+            </w:r>
+            <w:r>
+              <w:rPr>
+                <w:rFonts w:ascii="Latha" w:hAnsi="Latha" w:cs="Latha"/>
+                <w:sz w:val="28"/>
+                <w:szCs w:val="28"/>
+                <w:cs/>
+                <w:lang w:bidi="ta-IN"/>
+              </w:rPr>
+              <w:t xml:space="preserve">ணோ ந </w:t>
+            </w:r>
+            <w:r>
+              <w:rPr>
+                <w:rFonts w:ascii="Latha" w:hAnsi="Latha" w:cs="Latha"/>
+                <w:sz w:val="28"/>
+                <w:szCs w:val="28"/>
+                <w:lang w:bidi="ta-IN"/>
+              </w:rPr>
+              <w:t>|</w:t>
+            </w:r>
+          </w:p>
+        </w:tc>
+        <w:tc>
+          <w:tcPr>
+            <w:tcW w:w="5528" w:type="dxa"/>
+            <w:tcBorders>
+              <w:top w:val="single" w:sz="4" w:space="0" w:color="000000"/>
+              <w:left w:val="single" w:sz="4" w:space="0" w:color="000000"/>
+              <w:bottom w:val="single" w:sz="4" w:space="0" w:color="000000"/>
+              <w:right w:val="single" w:sz="4" w:space="0" w:color="000000"/>
+            </w:tcBorders>
+          </w:tcPr>
+          <w:p>
+            <w:pPr>
+              <w:widowControl w:val="0"/>
+              <w:tabs>
+                <w:tab w:val="center" w:pos="4950"/>
+              </w:tabs>
+              <w:autoSpaceDE w:val="0"/>
+              <w:autoSpaceDN w:val="0"/>
+              <w:adjustRightInd w:val="0"/>
+              <w:spacing w:line="252" w:lineRule="auto"/>
+              <w:rPr>
+                <w:rFonts w:ascii="Latha" w:hAnsi="Latha" w:cs="Latha"/>
+                <w:sz w:val="28"/>
+                <w:szCs w:val="28"/>
+                <w:highlight w:val="green"/>
+                <w:cs/>
+                <w:lang w:bidi="ta-IN"/>
+              </w:rPr>
+            </w:pPr>
+            <w:r>
+              <w:rPr>
+                <w:rFonts w:ascii="Latha" w:hAnsi="Latha" w:cs="Latha"/>
+                <w:sz w:val="28"/>
+                <w:szCs w:val="28"/>
+                <w:cs/>
+                <w:lang w:bidi="ta-IN"/>
+              </w:rPr>
+              <w:t>தஸ்மா</w:t>
+            </w:r>
+            <w:r>
+              <w:rPr>
+                <w:rFonts w:ascii="BRH Tamil Tab Extra" w:hAnsi="BRH Tamil Tab Extra" w:cs="Latha"/>
+                <w:b/>
+                <w:sz w:val="36"/>
+                <w:szCs w:val="28"/>
+                <w:lang w:bidi="ta-IN"/>
+              </w:rPr>
+              <w:t>‡</w:t>
+            </w:r>
+            <w:r>
+              <w:rPr>
+                <w:rFonts w:ascii="Latha" w:hAnsi="Latha" w:cs="Latha"/>
+                <w:sz w:val="28"/>
+                <w:szCs w:val="28"/>
+                <w:cs/>
+                <w:lang w:bidi="ta-IN"/>
+              </w:rPr>
+              <w:t>த்</w:t>
+            </w:r>
+            <w:r>
+              <w:rPr>
+                <w:rFonts w:ascii="Latha" w:hAnsi="Latha" w:cs="Latha"/>
+                <w:b/>
+                <w:bCs/>
+                <w:position w:val="-12"/>
+                <w:sz w:val="28"/>
+                <w:szCs w:val="28"/>
+                <w:cs/>
+                <w:lang w:bidi="ta-IN"/>
+              </w:rPr>
+              <w:t>3</w:t>
+            </w:r>
+            <w:r>
+              <w:rPr>
+                <w:rFonts w:ascii="Latha" w:hAnsi="Latha" w:cs="Latha"/>
+                <w:sz w:val="28"/>
+                <w:szCs w:val="28"/>
+                <w:cs/>
+                <w:lang w:bidi="ta-IN"/>
+              </w:rPr>
+              <w:t xml:space="preserve"> ப்</w:t>
+            </w:r>
+            <w:r>
+              <w:rPr>
+                <w:rFonts w:ascii="Latha" w:hAnsi="Latha" w:cs="Latha"/>
+                <w:b/>
+                <w:bCs/>
+                <w:position w:val="-12"/>
+                <w:sz w:val="28"/>
+                <w:szCs w:val="28"/>
+                <w:cs/>
+                <w:lang w:bidi="ta-IN"/>
+              </w:rPr>
+              <w:t>3</w:t>
+            </w:r>
+            <w:r>
+              <w:rPr>
+                <w:rFonts w:ascii="Latha" w:hAnsi="Latha" w:cs="Latha"/>
+                <w:sz w:val="28"/>
+                <w:szCs w:val="28"/>
+                <w:cs/>
+                <w:lang w:bidi="ta-IN"/>
+              </w:rPr>
+              <w:t>ரா</w:t>
+            </w:r>
+            <w:r>
+              <w:rPr>
+                <w:rFonts w:ascii="Latha" w:hAnsi="Latha" w:cs="Latha"/>
+                <w:sz w:val="28"/>
+                <w:szCs w:val="28"/>
+                <w:highlight w:val="green"/>
+                <w:cs/>
+                <w:lang w:bidi="ta-IN"/>
+              </w:rPr>
+              <w:t>ஹ்ம</w:t>
+            </w:r>
+            <w:r>
+              <w:rPr>
+                <w:rFonts w:ascii="BRH Tamil Tab Extra" w:hAnsi="BRH Tamil Tab Extra" w:cs="Latha"/>
+                <w:b/>
+                <w:sz w:val="32"/>
+                <w:szCs w:val="28"/>
+                <w:highlight w:val="green"/>
+                <w:lang w:bidi="ta-IN"/>
+              </w:rPr>
+              <w:t>……</w:t>
+            </w:r>
+            <w:r>
+              <w:rPr>
+                <w:rFonts w:ascii="Latha" w:hAnsi="Latha" w:cs="Latha"/>
+                <w:sz w:val="28"/>
+                <w:szCs w:val="28"/>
+                <w:highlight w:val="green"/>
+                <w:cs/>
+                <w:lang w:bidi="ta-IN"/>
+              </w:rPr>
+              <w:t>ண</w:t>
+            </w:r>
+            <w:r>
+              <w:rPr>
+                <w:rFonts w:ascii="Latha" w:hAnsi="Latha" w:cs="Latha"/>
+                <w:b/>
+                <w:bCs/>
+                <w:sz w:val="32"/>
+                <w:szCs w:val="32"/>
+                <w:highlight w:val="green"/>
+                <w:cs/>
+                <w:lang w:bidi="ta-IN"/>
+              </w:rPr>
+              <w:t>:</w:t>
+            </w:r>
+            <w:r>
+              <w:rPr>
+                <w:rFonts w:ascii="Latha" w:hAnsi="Latha" w:cs="Latha"/>
+                <w:sz w:val="28"/>
+                <w:szCs w:val="28"/>
+                <w:cs/>
+                <w:lang w:bidi="ta-IN"/>
+              </w:rPr>
+              <w:t xml:space="preserve"> </w:t>
+            </w:r>
+            <w:r>
+              <w:rPr>
+                <w:rFonts w:ascii="Latha" w:hAnsi="Latha" w:cs="Latha"/>
+                <w:sz w:val="28"/>
+                <w:szCs w:val="28"/>
+                <w:lang w:bidi="ta-IN"/>
+              </w:rPr>
+              <w:t xml:space="preserve">| </w:t>
+            </w:r>
+            <w:r>
+              <w:rPr>
+                <w:rFonts w:ascii="Latha" w:hAnsi="Latha" w:cs="Latha"/>
+                <w:sz w:val="28"/>
+                <w:szCs w:val="28"/>
+                <w:cs/>
+                <w:lang w:bidi="ta-IN"/>
+              </w:rPr>
+              <w:t>ப்</w:t>
+            </w:r>
+            <w:r>
+              <w:rPr>
+                <w:rFonts w:ascii="Latha" w:hAnsi="Latha" w:cs="Latha"/>
+                <w:b/>
+                <w:bCs/>
+                <w:position w:val="-12"/>
+                <w:sz w:val="28"/>
+                <w:szCs w:val="28"/>
+                <w:cs/>
+                <w:lang w:bidi="ta-IN"/>
+              </w:rPr>
+              <w:t>3</w:t>
+            </w:r>
+            <w:r>
+              <w:rPr>
+                <w:rFonts w:ascii="Latha" w:hAnsi="Latha" w:cs="Latha"/>
+                <w:sz w:val="28"/>
+                <w:szCs w:val="28"/>
+                <w:cs/>
+                <w:lang w:bidi="ta-IN"/>
+              </w:rPr>
+              <w:t>ரா</w:t>
+            </w:r>
+            <w:r>
+              <w:rPr>
+                <w:rFonts w:ascii="BRH Tamil Tab Extra" w:hAnsi="BRH Tamil Tab Extra" w:cs="Latha"/>
+                <w:b/>
+                <w:sz w:val="32"/>
+                <w:szCs w:val="28"/>
+                <w:lang w:bidi="ta-IN"/>
+              </w:rPr>
+              <w:t>…</w:t>
+            </w:r>
+            <w:r>
+              <w:rPr>
+                <w:rFonts w:ascii="Latha" w:hAnsi="Latha" w:cs="Latha"/>
+                <w:sz w:val="28"/>
+                <w:szCs w:val="28"/>
+                <w:cs/>
+                <w:lang w:bidi="ta-IN"/>
+              </w:rPr>
+              <w:t>ஹ்ம</w:t>
+            </w:r>
+            <w:r>
+              <w:rPr>
+                <w:rFonts w:ascii="BRH Tamil Tab Extra" w:hAnsi="BRH Tamil Tab Extra" w:cs="Latha"/>
+                <w:b/>
+                <w:sz w:val="32"/>
+                <w:szCs w:val="28"/>
+                <w:lang w:bidi="ta-IN"/>
+              </w:rPr>
+              <w:t>…</w:t>
+            </w:r>
+            <w:r>
+              <w:rPr>
+                <w:rFonts w:ascii="Latha" w:hAnsi="Latha" w:cs="Latha"/>
+                <w:sz w:val="28"/>
+                <w:szCs w:val="28"/>
+                <w:cs/>
+                <w:lang w:bidi="ta-IN"/>
+              </w:rPr>
+              <w:t xml:space="preserve">ணோ ந </w:t>
+            </w:r>
+            <w:r>
+              <w:rPr>
+                <w:rFonts w:ascii="Latha" w:hAnsi="Latha" w:cs="Latha"/>
+                <w:sz w:val="28"/>
+                <w:szCs w:val="28"/>
+                <w:lang w:bidi="ta-IN"/>
+              </w:rPr>
+              <w:t>|</w:t>
+            </w:r>
+          </w:p>
+        </w:tc>
+      </w:tr>
+      <w:tr>
+        <w:trPr>
+          <w:trHeight w:val="1105"/>
+        </w:trPr>
+        <w:tc>
+          <w:tcPr>
+            <w:tcW w:w="3877" w:type="dxa"/>
+            <w:tcBorders>
+              <w:top w:val="single" w:sz="4" w:space="0" w:color="000000"/>
+              <w:left w:val="single" w:sz="4" w:space="0" w:color="000000"/>
+              <w:bottom w:val="single" w:sz="4" w:space="0" w:color="000000"/>
+              <w:right w:val="single" w:sz="4" w:space="0" w:color="000000"/>
+            </w:tcBorders>
+          </w:tcPr>
+          <w:p>
+            <w:pPr>
+              <w:widowControl w:val="0"/>
+              <w:tabs>
+                <w:tab w:val="left" w:pos="993"/>
+              </w:tabs>
+              <w:autoSpaceDE w:val="0"/>
+              <w:autoSpaceDN w:val="0"/>
+              <w:adjustRightInd w:val="0"/>
+              <w:spacing w:before="0" w:line="252" w:lineRule="auto"/>
+              <w:ind w:right="297"/>
+              <w:rPr>
+                <w:rFonts w:cs="Arial"/>
+                <w:b/>
+                <w:color w:val="000000"/>
+                <w:sz w:val="28"/>
+                <w:szCs w:val="32"/>
+                <w:lang w:bidi="ta-IN"/>
+              </w:rPr>
+            </w:pPr>
+            <w:r>
+              <w:rPr>
+                <w:rFonts w:cs="Arial"/>
+                <w:b/>
+                <w:color w:val="000000"/>
+                <w:sz w:val="28"/>
+                <w:szCs w:val="32"/>
+                <w:lang w:bidi="ta-IN"/>
+              </w:rPr>
+              <w:lastRenderedPageBreak/>
               <w:t>T.S.2.5.12.1 Kramam</w:t>
             </w:r>
           </w:p>
@@ -6557,29 +7055,7 @@
           <w:szCs w:val="32"/>
           <w:u w:val="single"/>
         </w:rPr>
-        <w:t xml:space="preserve">TS Krama Paatam – TS 2.5 </w:t>
-      </w:r>
-      <w:proofErr w:type="gramStart"/>
-      <w:r>
-        <w:rPr>
-          <w:b/>
-          <w:bCs/>
-          <w:sz w:val="32"/>
-          <w:szCs w:val="32"/>
-          <w:u w:val="single"/>
-        </w:rPr>
-        <w:t>Tamil  Corrections</w:t>
-      </w:r>
-      <w:proofErr w:type="gramEnd"/>
-      <w:r>
-        <w:rPr>
-          <w:b/>
-          <w:bCs/>
-          <w:sz w:val="32"/>
-          <w:szCs w:val="32"/>
-          <w:u w:val="single"/>
-        </w:rPr>
-        <w:t xml:space="preserve"> – Observed till </w:t>
+        <w:t xml:space="preserve">TS Krama Paatam – TS 2.5 Tamil  Corrections – Observed till </w:t>
       </w:r>
       <w:r>
         <w:rPr>
@@ -8711,6 +9187,7 @@
           <w:szCs w:val="32"/>
           <w:u w:val="single"/>
         </w:rPr>
+        <w:lastRenderedPageBreak/>
         <w:t>============</w:t>
       </w:r>
     </w:p>
@@ -10464,6 +10941,7 @@
                 <w:sz w:val="32"/>
                 <w:szCs w:val="32"/>
               </w:rPr>
+              <w:lastRenderedPageBreak/>
               <w:t>Reference</w:t>
             </w:r>
           </w:p>
@@ -10490,6 +10968,7 @@
                 <w:sz w:val="32"/>
                 <w:szCs w:val="32"/>
               </w:rPr>
+              <w:lastRenderedPageBreak/>
               <w:t>As Printed</w:t>
             </w:r>
           </w:p>
@@ -10644,7 +11123,6 @@
                 <w:sz w:val="28"/>
                 <w:szCs w:val="32"/>
               </w:rPr>
-              <w:lastRenderedPageBreak/>
               <w:t>Panchaati No</w:t>
             </w:r>
             <w:r>
@@ -10703,7 +11181,6 @@
                 <w:cs/>
                 <w:lang w:bidi="ta-IN"/>
               </w:rPr>
-              <w:lastRenderedPageBreak/>
               <w:t>அ</w:t>
             </w:r>
             <w:r>

--- a/TS-Kramam/TS-2.5/TS 2.5 Tamil Krama Paatam Corrections.docx
+++ b/TS-Kramam/TS-2.5/TS 2.5 Tamil Krama Paatam Corrections.docx
@@ -203,6 +203,746 @@
       </w:tr>
       <w:tr>
         <w:trPr>
+          <w:trHeight w:val="1375"/>
+        </w:trPr>
+        <w:tc>
+          <w:tcPr>
+            <w:tcW w:w="3877" w:type="dxa"/>
+            <w:tcBorders>
+              <w:top w:val="single" w:sz="4" w:space="0" w:color="000000"/>
+              <w:left w:val="single" w:sz="4" w:space="0" w:color="000000"/>
+              <w:bottom w:val="single" w:sz="4" w:space="0" w:color="000000"/>
+              <w:right w:val="single" w:sz="4" w:space="0" w:color="000000"/>
+            </w:tcBorders>
+          </w:tcPr>
+          <w:p>
+            <w:pPr>
+              <w:widowControl w:val="0"/>
+              <w:tabs>
+                <w:tab w:val="left" w:pos="993"/>
+              </w:tabs>
+              <w:autoSpaceDE w:val="0"/>
+              <w:autoSpaceDN w:val="0"/>
+              <w:adjustRightInd w:val="0"/>
+              <w:spacing w:before="0" w:line="240" w:lineRule="auto"/>
+              <w:ind w:right="297"/>
+              <w:rPr>
+                <w:rFonts w:cs="Arial"/>
+                <w:b/>
+                <w:sz w:val="28"/>
+                <w:szCs w:val="32"/>
+                <w:lang w:bidi="ta-IN"/>
+              </w:rPr>
+            </w:pPr>
+            <w:r>
+              <w:rPr>
+                <w:rFonts w:cs="Arial"/>
+                <w:b/>
+                <w:sz w:val="28"/>
+                <w:szCs w:val="32"/>
+                <w:lang w:bidi="ta-IN"/>
+              </w:rPr>
+              <w:t>T.S.2.5.2.</w:t>
+            </w:r>
+            <w:r>
+              <w:rPr>
+                <w:rFonts w:cs="Arial"/>
+                <w:b/>
+                <w:sz w:val="28"/>
+                <w:szCs w:val="32"/>
+                <w:lang w:bidi="ta-IN"/>
+              </w:rPr>
+              <w:t>3</w:t>
+            </w:r>
+            <w:r>
+              <w:rPr>
+                <w:rFonts w:cs="Arial"/>
+                <w:b/>
+                <w:sz w:val="28"/>
+                <w:szCs w:val="32"/>
+                <w:lang w:bidi="ta-IN"/>
+              </w:rPr>
+              <w:t>– Kramam</w:t>
+            </w:r>
+          </w:p>
+          <w:p>
+            <w:pPr>
+              <w:widowControl w:val="0"/>
+              <w:tabs>
+                <w:tab w:val="left" w:pos="993"/>
+              </w:tabs>
+              <w:autoSpaceDE w:val="0"/>
+              <w:autoSpaceDN w:val="0"/>
+              <w:adjustRightInd w:val="0"/>
+              <w:spacing w:before="0" w:line="240" w:lineRule="auto"/>
+              <w:ind w:right="297"/>
+              <w:rPr>
+                <w:rFonts w:cs="Arial"/>
+                <w:b/>
+                <w:sz w:val="28"/>
+                <w:szCs w:val="32"/>
+                <w:lang w:val="en-IN" w:bidi="ta-IN"/>
+              </w:rPr>
+            </w:pPr>
+            <w:r>
+              <w:rPr>
+                <w:rFonts w:cs="Arial"/>
+                <w:b/>
+                <w:sz w:val="28"/>
+                <w:szCs w:val="32"/>
+                <w:lang w:val="en-IN" w:bidi="ta-IN"/>
+              </w:rPr>
+              <w:t>Krama Vaakyam No. - 48</w:t>
+            </w:r>
+          </w:p>
+          <w:p>
+            <w:pPr>
+              <w:widowControl w:val="0"/>
+              <w:tabs>
+                <w:tab w:val="left" w:pos="993"/>
+              </w:tabs>
+              <w:autoSpaceDE w:val="0"/>
+              <w:autoSpaceDN w:val="0"/>
+              <w:adjustRightInd w:val="0"/>
+              <w:spacing w:before="0" w:line="240" w:lineRule="auto"/>
+              <w:ind w:right="297"/>
+              <w:rPr>
+                <w:rFonts w:cs="Arial"/>
+                <w:b/>
+                <w:sz w:val="28"/>
+                <w:szCs w:val="32"/>
+                <w:lang w:val="it-IT" w:bidi="ta-IN"/>
+              </w:rPr>
+            </w:pPr>
+            <w:r>
+              <w:rPr>
+                <w:rFonts w:cs="Arial"/>
+                <w:b/>
+                <w:sz w:val="28"/>
+                <w:szCs w:val="32"/>
+                <w:lang w:val="it-IT" w:bidi="ta-IN"/>
+              </w:rPr>
+              <w:t>Panchaati No</w:t>
+            </w:r>
+            <w:r>
+              <w:rPr>
+                <w:rFonts w:cs="Arial"/>
+                <w:b/>
+                <w:szCs w:val="32"/>
+                <w:lang w:val="it-IT" w:bidi="ta-IN"/>
+              </w:rPr>
+              <w:t xml:space="preserve">. - </w:t>
+            </w:r>
+            <w:r>
+              <w:rPr>
+                <w:rFonts w:cs="Arial"/>
+                <w:b/>
+                <w:sz w:val="28"/>
+                <w:szCs w:val="32"/>
+                <w:lang w:val="it-IT" w:bidi="ta-IN"/>
+              </w:rPr>
+              <w:t>1</w:t>
+            </w:r>
+            <w:r>
+              <w:rPr>
+                <w:rFonts w:cs="Arial"/>
+                <w:b/>
+                <w:sz w:val="28"/>
+                <w:szCs w:val="32"/>
+                <w:lang w:val="it-IT" w:bidi="ta-IN"/>
+              </w:rPr>
+              <w:t>0</w:t>
+            </w:r>
+          </w:p>
+        </w:tc>
+        <w:tc>
+          <w:tcPr>
+            <w:tcW w:w="5132" w:type="dxa"/>
+            <w:tcBorders>
+              <w:top w:val="single" w:sz="4" w:space="0" w:color="000000"/>
+              <w:left w:val="single" w:sz="4" w:space="0" w:color="000000"/>
+              <w:bottom w:val="single" w:sz="4" w:space="0" w:color="000000"/>
+              <w:right w:val="single" w:sz="4" w:space="0" w:color="000000"/>
+            </w:tcBorders>
+          </w:tcPr>
+          <w:p>
+            <w:pPr>
+              <w:widowControl w:val="0"/>
+              <w:autoSpaceDE w:val="0"/>
+              <w:autoSpaceDN w:val="0"/>
+              <w:adjustRightInd w:val="0"/>
+              <w:spacing w:before="0" w:line="240" w:lineRule="auto"/>
+              <w:rPr>
+                <w:rFonts w:ascii="Latha" w:hAnsi="Latha" w:cs="Latha"/>
+                <w:sz w:val="28"/>
+                <w:szCs w:val="28"/>
+                <w:lang w:val="it-IT" w:bidi="ta-IN"/>
+              </w:rPr>
+            </w:pPr>
+            <w:r>
+              <w:rPr>
+                <w:rFonts w:ascii="BRH Tamil Tab Extra" w:hAnsi="BRH Tamil Tab Extra" w:cs="Latha"/>
+                <w:b/>
+                <w:sz w:val="32"/>
+                <w:szCs w:val="28"/>
+                <w:lang w:val="it-IT" w:bidi="ta-IN"/>
+              </w:rPr>
+              <w:t>…</w:t>
+            </w:r>
+            <w:r>
+              <w:rPr>
+                <w:rFonts w:ascii="Latha" w:hAnsi="Latha" w:cs="Latha"/>
+                <w:sz w:val="28"/>
+                <w:szCs w:val="28"/>
+                <w:cs/>
+                <w:lang w:bidi="ta-IN"/>
+              </w:rPr>
+              <w:t>த</w:t>
+            </w:r>
+            <w:r>
+              <w:rPr>
+                <w:rFonts w:ascii="BRH Tamil Tab Extra" w:hAnsi="BRH Tamil Tab Extra" w:cs="Latha"/>
+                <w:b/>
+                <w:sz w:val="32"/>
+                <w:szCs w:val="28"/>
+                <w:lang w:val="it-IT" w:bidi="ta-IN"/>
+              </w:rPr>
+              <w:t>…</w:t>
+            </w:r>
+            <w:r>
+              <w:rPr>
+                <w:rFonts w:ascii="Latha" w:hAnsi="Latha" w:cs="Latha"/>
+                <w:sz w:val="28"/>
+                <w:szCs w:val="28"/>
+                <w:cs/>
+                <w:lang w:bidi="ta-IN"/>
+              </w:rPr>
+              <w:t>ரூ</w:t>
+            </w:r>
+            <w:r>
+              <w:rPr>
+                <w:rFonts w:ascii="BRH Tamil Tab Extra" w:hAnsi="BRH Tamil Tab Extra" w:cs="Latha"/>
+                <w:b/>
+                <w:sz w:val="32"/>
+                <w:szCs w:val="28"/>
+                <w:lang w:val="it-IT" w:bidi="ta-IN"/>
+              </w:rPr>
+              <w:t>…</w:t>
+            </w:r>
+            <w:r>
+              <w:rPr>
+                <w:rFonts w:ascii="Latha" w:hAnsi="Latha" w:cs="Latha"/>
+                <w:sz w:val="28"/>
+                <w:szCs w:val="28"/>
+                <w:cs/>
+                <w:lang w:bidi="ta-IN"/>
+              </w:rPr>
+              <w:t>ராவ</w:t>
+            </w:r>
+            <w:r>
+              <w:rPr>
+                <w:rFonts w:ascii="BRH Tamil Tab Extra" w:hAnsi="BRH Tamil Tab Extra" w:cs="Latha"/>
+                <w:b/>
+                <w:sz w:val="36"/>
+                <w:szCs w:val="28"/>
+                <w:lang w:val="it-IT" w:bidi="ta-IN"/>
+              </w:rPr>
+              <w:t>†</w:t>
+            </w:r>
+            <w:r>
+              <w:rPr>
+                <w:rFonts w:ascii="Latha" w:hAnsi="Latha" w:cs="Latha"/>
+                <w:sz w:val="28"/>
+                <w:szCs w:val="28"/>
+                <w:cs/>
+                <w:lang w:bidi="ta-IN"/>
+              </w:rPr>
+              <w:t xml:space="preserve">ஜனயத் </w:t>
+            </w:r>
+            <w:r>
+              <w:rPr>
+                <w:rFonts w:ascii="Latha" w:hAnsi="Latha" w:cs="Latha"/>
+                <w:sz w:val="28"/>
+                <w:szCs w:val="28"/>
+                <w:lang w:val="it-IT" w:bidi="ta-IN"/>
+              </w:rPr>
+              <w:t xml:space="preserve">| </w:t>
+            </w:r>
+          </w:p>
+          <w:p>
+            <w:pPr>
+              <w:widowControl w:val="0"/>
+              <w:autoSpaceDE w:val="0"/>
+              <w:autoSpaceDN w:val="0"/>
+              <w:adjustRightInd w:val="0"/>
+              <w:spacing w:before="0" w:line="240" w:lineRule="auto"/>
+              <w:rPr>
+                <w:rFonts w:ascii="BRH Malayalam Extra" w:hAnsi="BRH Malayalam Extra" w:cs="BRH Malayalam Extra"/>
+                <w:sz w:val="40"/>
+                <w:szCs w:val="40"/>
+                <w:lang w:val="it-IT"/>
+              </w:rPr>
+            </w:pPr>
+            <w:r>
+              <w:rPr>
+                <w:rFonts w:ascii="Latha" w:hAnsi="Latha" w:cs="Latha"/>
+                <w:sz w:val="28"/>
+                <w:szCs w:val="28"/>
+                <w:cs/>
+                <w:lang w:bidi="ta-IN"/>
+              </w:rPr>
+              <w:t>ஶீ</w:t>
+            </w:r>
+            <w:r>
+              <w:rPr>
+                <w:rFonts w:ascii="BRH Tamil Tab Extra" w:hAnsi="BRH Tamil Tab Extra" w:cs="Latha"/>
+                <w:b/>
+                <w:sz w:val="32"/>
+                <w:szCs w:val="28"/>
+                <w:lang w:val="it-IT" w:bidi="ta-IN"/>
+              </w:rPr>
+              <w:t>…</w:t>
+            </w:r>
+            <w:r>
+              <w:rPr>
+                <w:rFonts w:ascii="Latha" w:hAnsi="Latha" w:cs="Latha"/>
+                <w:sz w:val="28"/>
+                <w:szCs w:val="28"/>
+                <w:cs/>
+                <w:lang w:bidi="ta-IN"/>
+              </w:rPr>
+              <w:t>த</w:t>
+            </w:r>
+            <w:r>
+              <w:rPr>
+                <w:rFonts w:ascii="BRH Tamil Tab Extra" w:hAnsi="BRH Tamil Tab Extra" w:cs="Latha"/>
+                <w:b/>
+                <w:sz w:val="32"/>
+                <w:szCs w:val="28"/>
+                <w:lang w:val="it-IT" w:bidi="ta-IN"/>
+              </w:rPr>
+              <w:t>…</w:t>
+            </w:r>
+            <w:r>
+              <w:rPr>
+                <w:rFonts w:ascii="Latha" w:hAnsi="Latha" w:cs="Latha"/>
+                <w:sz w:val="28"/>
+                <w:szCs w:val="28"/>
+                <w:cs/>
+                <w:lang w:bidi="ta-IN"/>
+              </w:rPr>
+              <w:t>ரூ</w:t>
+            </w:r>
+            <w:r>
+              <w:rPr>
+                <w:rFonts w:ascii="BRH Tamil Tab Extra" w:hAnsi="BRH Tamil Tab Extra" w:cs="Latha"/>
+                <w:b/>
+                <w:sz w:val="32"/>
+                <w:szCs w:val="28"/>
+                <w:lang w:val="it-IT" w:bidi="ta-IN"/>
+              </w:rPr>
+              <w:t>…</w:t>
+            </w:r>
+            <w:r>
+              <w:rPr>
+                <w:rFonts w:ascii="Latha" w:hAnsi="Latha" w:cs="Latha"/>
+                <w:sz w:val="28"/>
+                <w:szCs w:val="28"/>
+                <w:cs/>
+                <w:lang w:bidi="ta-IN"/>
+              </w:rPr>
+              <w:t>ராவிதி</w:t>
+            </w:r>
+            <w:r>
+              <w:rPr>
+                <w:rFonts w:ascii="BRH Tamil Tab Extra" w:hAnsi="BRH Tamil Tab Extra" w:cs="Latha"/>
+                <w:b/>
+                <w:sz w:val="36"/>
+                <w:szCs w:val="28"/>
+                <w:lang w:val="it-IT" w:bidi="ta-IN"/>
+              </w:rPr>
+              <w:t>†</w:t>
+            </w:r>
+            <w:r>
+              <w:rPr>
+                <w:rFonts w:ascii="Latha" w:hAnsi="Latha" w:cs="Latha"/>
+                <w:sz w:val="28"/>
+                <w:szCs w:val="28"/>
+                <w:lang w:val="it-IT" w:bidi="ta-IN"/>
+              </w:rPr>
+              <w:t xml:space="preserve"> </w:t>
+            </w:r>
+            <w:r>
+              <w:rPr>
+                <w:rFonts w:ascii="Latha" w:hAnsi="Latha" w:cs="Latha"/>
+                <w:sz w:val="28"/>
+                <w:szCs w:val="28"/>
+                <w:cs/>
+                <w:lang w:bidi="ta-IN"/>
+              </w:rPr>
+              <w:t xml:space="preserve">ஶீத </w:t>
+            </w:r>
+            <w:r>
+              <w:rPr>
+                <w:rFonts w:ascii="Latha" w:hAnsi="Latha" w:cs="Latha"/>
+                <w:sz w:val="28"/>
+                <w:szCs w:val="28"/>
+                <w:lang w:val="it-IT" w:bidi="ta-IN"/>
+              </w:rPr>
+              <w:t xml:space="preserve">- </w:t>
+            </w:r>
+            <w:r>
+              <w:rPr>
+                <w:rFonts w:ascii="Latha" w:hAnsi="Latha" w:cs="Latha"/>
+                <w:sz w:val="28"/>
+                <w:szCs w:val="28"/>
+                <w:cs/>
+                <w:lang w:bidi="ta-IN"/>
+              </w:rPr>
+              <w:t>ரூ</w:t>
+            </w:r>
+            <w:r>
+              <w:rPr>
+                <w:rFonts w:ascii="BRH Tamil Tab Extra" w:hAnsi="BRH Tamil Tab Extra" w:cs="Latha"/>
+                <w:b/>
+                <w:sz w:val="32"/>
+                <w:szCs w:val="28"/>
+                <w:lang w:val="it-IT" w:bidi="ta-IN"/>
+              </w:rPr>
+              <w:t>…</w:t>
+            </w:r>
+            <w:r>
+              <w:rPr>
+                <w:rFonts w:ascii="Latha" w:hAnsi="Latha" w:cs="Latha"/>
+                <w:sz w:val="28"/>
+                <w:szCs w:val="28"/>
+                <w:highlight w:val="yellow"/>
+                <w:cs/>
+                <w:lang w:bidi="ta-IN"/>
+              </w:rPr>
+              <w:t>ரௌ</w:t>
+            </w:r>
+            <w:r>
+              <w:rPr>
+                <w:rFonts w:ascii="BRH Tamil Tab Extra" w:hAnsi="BRH Tamil Tab Extra" w:cs="Latha"/>
+                <w:b/>
+                <w:sz w:val="32"/>
+                <w:szCs w:val="28"/>
+                <w:lang w:val="it-IT" w:bidi="ta-IN"/>
+              </w:rPr>
+              <w:t>…</w:t>
+            </w:r>
+            <w:r>
+              <w:rPr>
+                <w:rFonts w:ascii="Latha" w:hAnsi="Latha" w:cs="Latha"/>
+                <w:sz w:val="28"/>
+                <w:szCs w:val="28"/>
+                <w:lang w:val="it-IT" w:bidi="ta-IN"/>
+              </w:rPr>
+              <w:t xml:space="preserve"> </w:t>
+            </w:r>
+            <w:r>
+              <w:rPr>
+                <w:rFonts w:ascii="Latha" w:hAnsi="Latha" w:cs="Latha"/>
+                <w:sz w:val="28"/>
+                <w:szCs w:val="28"/>
+                <w:lang w:bidi="ta-IN"/>
+              </w:rPr>
+              <w:t>|</w:t>
+            </w:r>
+          </w:p>
+        </w:tc>
+        <w:tc>
+          <w:tcPr>
+            <w:tcW w:w="5528" w:type="dxa"/>
+            <w:tcBorders>
+              <w:top w:val="single" w:sz="4" w:space="0" w:color="000000"/>
+              <w:left w:val="single" w:sz="4" w:space="0" w:color="000000"/>
+              <w:bottom w:val="single" w:sz="4" w:space="0" w:color="000000"/>
+              <w:right w:val="single" w:sz="4" w:space="0" w:color="000000"/>
+            </w:tcBorders>
+          </w:tcPr>
+          <w:p>
+            <w:pPr>
+              <w:widowControl w:val="0"/>
+              <w:autoSpaceDE w:val="0"/>
+              <w:autoSpaceDN w:val="0"/>
+              <w:adjustRightInd w:val="0"/>
+              <w:spacing w:before="0" w:line="240" w:lineRule="auto"/>
+              <w:rPr>
+                <w:rFonts w:ascii="Latha" w:hAnsi="Latha" w:cs="Latha"/>
+                <w:sz w:val="28"/>
+                <w:szCs w:val="28"/>
+                <w:lang w:val="it-IT" w:bidi="ta-IN"/>
+              </w:rPr>
+            </w:pPr>
+            <w:r>
+              <w:rPr>
+                <w:rFonts w:ascii="Latha" w:hAnsi="Latha" w:cs="Latha"/>
+                <w:sz w:val="28"/>
+                <w:szCs w:val="28"/>
+                <w:cs/>
+                <w:lang w:bidi="ta-IN"/>
+              </w:rPr>
+              <w:t>ஶீ</w:t>
+            </w:r>
+            <w:r>
+              <w:rPr>
+                <w:rFonts w:ascii="BRH Tamil Tab Extra" w:hAnsi="BRH Tamil Tab Extra" w:cs="Latha"/>
+                <w:b/>
+                <w:sz w:val="32"/>
+                <w:szCs w:val="28"/>
+                <w:lang w:val="it-IT" w:bidi="ta-IN"/>
+              </w:rPr>
+              <w:t>…</w:t>
+            </w:r>
+            <w:r>
+              <w:rPr>
+                <w:rFonts w:ascii="Latha" w:hAnsi="Latha" w:cs="Latha"/>
+                <w:sz w:val="28"/>
+                <w:szCs w:val="28"/>
+                <w:cs/>
+                <w:lang w:bidi="ta-IN"/>
+              </w:rPr>
+              <w:t>த</w:t>
+            </w:r>
+            <w:r>
+              <w:rPr>
+                <w:rFonts w:ascii="BRH Tamil Tab Extra" w:hAnsi="BRH Tamil Tab Extra" w:cs="Latha"/>
+                <w:b/>
+                <w:sz w:val="32"/>
+                <w:szCs w:val="28"/>
+                <w:lang w:val="it-IT" w:bidi="ta-IN"/>
+              </w:rPr>
+              <w:t>…</w:t>
+            </w:r>
+            <w:r>
+              <w:rPr>
+                <w:rFonts w:ascii="Latha" w:hAnsi="Latha" w:cs="Latha"/>
+                <w:sz w:val="28"/>
+                <w:szCs w:val="28"/>
+                <w:cs/>
+                <w:lang w:bidi="ta-IN"/>
+              </w:rPr>
+              <w:t>ரூ</w:t>
+            </w:r>
+            <w:r>
+              <w:rPr>
+                <w:rFonts w:ascii="BRH Tamil Tab Extra" w:hAnsi="BRH Tamil Tab Extra" w:cs="Latha"/>
+                <w:b/>
+                <w:sz w:val="32"/>
+                <w:szCs w:val="28"/>
+                <w:lang w:val="it-IT" w:bidi="ta-IN"/>
+              </w:rPr>
+              <w:t>…</w:t>
+            </w:r>
+            <w:r>
+              <w:rPr>
+                <w:rFonts w:ascii="Latha" w:hAnsi="Latha" w:cs="Latha"/>
+                <w:sz w:val="28"/>
+                <w:szCs w:val="28"/>
+                <w:cs/>
+                <w:lang w:bidi="ta-IN"/>
+              </w:rPr>
+              <w:t>ராவ</w:t>
+            </w:r>
+            <w:r>
+              <w:rPr>
+                <w:rFonts w:ascii="BRH Tamil Tab Extra" w:hAnsi="BRH Tamil Tab Extra" w:cs="Latha"/>
+                <w:b/>
+                <w:sz w:val="36"/>
+                <w:szCs w:val="28"/>
+                <w:lang w:val="it-IT" w:bidi="ta-IN"/>
+              </w:rPr>
+              <w:t>†</w:t>
+            </w:r>
+            <w:r>
+              <w:rPr>
+                <w:rFonts w:ascii="Latha" w:hAnsi="Latha" w:cs="Latha"/>
+                <w:sz w:val="28"/>
+                <w:szCs w:val="28"/>
+                <w:cs/>
+                <w:lang w:bidi="ta-IN"/>
+              </w:rPr>
+              <w:t xml:space="preserve">ஜனயத் </w:t>
+            </w:r>
+            <w:r>
+              <w:rPr>
+                <w:rFonts w:ascii="Latha" w:hAnsi="Latha" w:cs="Latha"/>
+                <w:sz w:val="28"/>
+                <w:szCs w:val="28"/>
+                <w:lang w:val="it-IT" w:bidi="ta-IN"/>
+              </w:rPr>
+              <w:t xml:space="preserve">| </w:t>
+            </w:r>
+          </w:p>
+          <w:p>
+            <w:pPr>
+              <w:widowControl w:val="0"/>
+              <w:autoSpaceDE w:val="0"/>
+              <w:autoSpaceDN w:val="0"/>
+              <w:adjustRightInd w:val="0"/>
+              <w:spacing w:before="0" w:line="240" w:lineRule="auto"/>
+              <w:rPr>
+                <w:rFonts w:ascii="BRH Malayalam Extra" w:hAnsi="BRH Malayalam Extra" w:cs="BRH Malayalam Extra"/>
+                <w:sz w:val="40"/>
+                <w:szCs w:val="40"/>
+                <w:lang w:val="it-IT"/>
+              </w:rPr>
+            </w:pPr>
+            <w:r>
+              <w:rPr>
+                <w:rFonts w:ascii="Latha" w:hAnsi="Latha" w:cs="Latha"/>
+                <w:sz w:val="28"/>
+                <w:szCs w:val="28"/>
+                <w:cs/>
+                <w:lang w:bidi="ta-IN"/>
+              </w:rPr>
+              <w:t>ஶீ</w:t>
+            </w:r>
+            <w:r>
+              <w:rPr>
+                <w:rFonts w:ascii="BRH Tamil Tab Extra" w:hAnsi="BRH Tamil Tab Extra" w:cs="Latha"/>
+                <w:b/>
+                <w:sz w:val="32"/>
+                <w:szCs w:val="28"/>
+                <w:lang w:val="it-IT" w:bidi="ta-IN"/>
+              </w:rPr>
+              <w:t>…</w:t>
+            </w:r>
+            <w:r>
+              <w:rPr>
+                <w:rFonts w:ascii="Latha" w:hAnsi="Latha" w:cs="Latha"/>
+                <w:sz w:val="28"/>
+                <w:szCs w:val="28"/>
+                <w:cs/>
+                <w:lang w:bidi="ta-IN"/>
+              </w:rPr>
+              <w:t>த</w:t>
+            </w:r>
+            <w:r>
+              <w:rPr>
+                <w:rFonts w:ascii="BRH Tamil Tab Extra" w:hAnsi="BRH Tamil Tab Extra" w:cs="Latha"/>
+                <w:b/>
+                <w:sz w:val="32"/>
+                <w:szCs w:val="28"/>
+                <w:lang w:val="it-IT" w:bidi="ta-IN"/>
+              </w:rPr>
+              <w:t>…</w:t>
+            </w:r>
+            <w:r>
+              <w:rPr>
+                <w:rFonts w:ascii="Latha" w:hAnsi="Latha" w:cs="Latha"/>
+                <w:sz w:val="28"/>
+                <w:szCs w:val="28"/>
+                <w:cs/>
+                <w:lang w:bidi="ta-IN"/>
+              </w:rPr>
+              <w:t>ரூ</w:t>
+            </w:r>
+            <w:r>
+              <w:rPr>
+                <w:rFonts w:ascii="BRH Tamil Tab Extra" w:hAnsi="BRH Tamil Tab Extra" w:cs="Latha"/>
+                <w:b/>
+                <w:sz w:val="32"/>
+                <w:szCs w:val="28"/>
+                <w:lang w:val="it-IT" w:bidi="ta-IN"/>
+              </w:rPr>
+              <w:t>…</w:t>
+            </w:r>
+            <w:r>
+              <w:rPr>
+                <w:rFonts w:ascii="Latha" w:hAnsi="Latha" w:cs="Latha"/>
+                <w:sz w:val="28"/>
+                <w:szCs w:val="28"/>
+                <w:cs/>
+                <w:lang w:bidi="ta-IN"/>
+              </w:rPr>
+              <w:t>ராவிதி</w:t>
+            </w:r>
+            <w:r>
+              <w:rPr>
+                <w:rFonts w:ascii="BRH Tamil Tab Extra" w:hAnsi="BRH Tamil Tab Extra" w:cs="Latha"/>
+                <w:b/>
+                <w:sz w:val="36"/>
+                <w:szCs w:val="28"/>
+                <w:lang w:val="it-IT" w:bidi="ta-IN"/>
+              </w:rPr>
+              <w:t>†</w:t>
+            </w:r>
+            <w:r>
+              <w:rPr>
+                <w:rFonts w:ascii="Latha" w:hAnsi="Latha" w:cs="Latha"/>
+                <w:sz w:val="28"/>
+                <w:szCs w:val="28"/>
+                <w:lang w:val="it-IT" w:bidi="ta-IN"/>
+              </w:rPr>
+              <w:t xml:space="preserve"> </w:t>
+            </w:r>
+            <w:r>
+              <w:rPr>
+                <w:rFonts w:ascii="Latha" w:hAnsi="Latha" w:cs="Latha"/>
+                <w:sz w:val="28"/>
+                <w:szCs w:val="28"/>
+                <w:cs/>
+                <w:lang w:bidi="ta-IN"/>
+              </w:rPr>
+              <w:t xml:space="preserve">ஶீத </w:t>
+            </w:r>
+            <w:r>
+              <w:rPr>
+                <w:rFonts w:ascii="Latha" w:hAnsi="Latha" w:cs="Latha"/>
+                <w:sz w:val="28"/>
+                <w:szCs w:val="28"/>
+                <w:lang w:val="it-IT" w:bidi="ta-IN"/>
+              </w:rPr>
+              <w:t xml:space="preserve">- </w:t>
+            </w:r>
+            <w:r>
+              <w:rPr>
+                <w:rFonts w:ascii="Latha" w:hAnsi="Latha" w:cs="Latha"/>
+                <w:sz w:val="28"/>
+                <w:szCs w:val="28"/>
+                <w:cs/>
+                <w:lang w:bidi="ta-IN"/>
+              </w:rPr>
+              <w:t>ரூ</w:t>
+            </w:r>
+            <w:r>
+              <w:rPr>
+                <w:rFonts w:ascii="BRH Tamil Tab Extra" w:hAnsi="BRH Tamil Tab Extra" w:cs="Latha"/>
+                <w:b/>
+                <w:sz w:val="32"/>
+                <w:szCs w:val="28"/>
+                <w:lang w:val="it-IT" w:bidi="ta-IN"/>
+              </w:rPr>
+              <w:t>…</w:t>
+            </w:r>
+            <w:r>
+              <w:rPr>
+                <w:rFonts w:ascii="Latha" w:hAnsi="Latha" w:cs="Latha"/>
+                <w:sz w:val="28"/>
+                <w:szCs w:val="28"/>
+                <w:highlight w:val="green"/>
+                <w:cs/>
+                <w:lang w:bidi="ta-IN"/>
+              </w:rPr>
+              <w:t>ரௌ</w:t>
+            </w:r>
+            <w:r>
+              <w:rPr>
+                <w:rFonts w:ascii="Latha" w:hAnsi="Latha" w:cs="Latha"/>
+                <w:sz w:val="28"/>
+                <w:szCs w:val="28"/>
+                <w:lang w:val="it-IT" w:bidi="ta-IN"/>
+              </w:rPr>
+              <w:t xml:space="preserve"> |</w:t>
+            </w:r>
+          </w:p>
+        </w:tc>
+      </w:tr>
+      <w:tr>
+        <w:trPr>
           <w:trHeight w:val="1105"/>
         </w:trPr>
         <w:tc>
@@ -2797,6 +3537,7 @@
                 <w:cs/>
                 <w:lang w:bidi="ta-IN"/>
               </w:rPr>
+              <w:lastRenderedPageBreak/>
               <w:t>ஏ</w:t>
             </w:r>
             <w:r>
@@ -5981,6 +6722,7 @@
                 <w:szCs w:val="32"/>
                 <w:lang w:bidi="ta-IN"/>
               </w:rPr>
+              <w:lastRenderedPageBreak/>
               <w:t>T.S.2.5.11.9 Kramam</w:t>
             </w:r>
           </w:p>
@@ -6625,7 +7367,6 @@
                 <w:szCs w:val="32"/>
                 <w:lang w:bidi="ta-IN"/>
               </w:rPr>
-              <w:lastRenderedPageBreak/>
               <w:t>T.S.2.5.12.1 Kramam</w:t>
             </w:r>
           </w:p>
@@ -8310,6 +9051,7 @@
                 <w:szCs w:val="32"/>
                 <w:lang w:bidi="ta-IN"/>
               </w:rPr>
+              <w:lastRenderedPageBreak/>
               <w:t>T.S.2.5.9.1– Kramam</w:t>
             </w:r>
           </w:p>
@@ -9187,7 +9929,6 @@
           <w:szCs w:val="32"/>
           <w:u w:val="single"/>
         </w:rPr>
-        <w:lastRenderedPageBreak/>
         <w:t>============</w:t>
       </w:r>
     </w:p>
@@ -10047,6 +10788,7 @@
                 <w:szCs w:val="32"/>
                 <w:lang w:bidi="ta-IN"/>
               </w:rPr>
+              <w:lastRenderedPageBreak/>
               <w:t>T.S.2.5.8.4– Kramam</w:t>
             </w:r>
           </w:p>
@@ -10941,7 +11683,6 @@
                 <w:sz w:val="32"/>
                 <w:szCs w:val="32"/>
               </w:rPr>
-              <w:lastRenderedPageBreak/>
               <w:t>Reference</w:t>
             </w:r>
           </w:p>
@@ -10968,7 +11709,6 @@
                 <w:sz w:val="32"/>
                 <w:szCs w:val="32"/>
               </w:rPr>
-              <w:lastRenderedPageBreak/>
               <w:t>As Printed</w:t>
             </w:r>
           </w:p>
@@ -12781,6 +13521,7 @@
                 <w:sz w:val="28"/>
                 <w:szCs w:val="32"/>
               </w:rPr>
+              <w:lastRenderedPageBreak/>
               <w:t>T.S.2.</w:t>
             </w:r>
             <w:r>
@@ -14216,7 +14957,6 @@
                 <w:sz w:val="28"/>
                 <w:szCs w:val="32"/>
               </w:rPr>
-              <w:lastRenderedPageBreak/>
               <w:t>T.S.2.</w:t>
             </w:r>
             <w:r>
@@ -16750,6 +17490,7 @@
                 <w:sz w:val="28"/>
                 <w:szCs w:val="32"/>
               </w:rPr>
+              <w:lastRenderedPageBreak/>
               <w:t>T.S.2.</w:t>
             </w:r>
             <w:r>
@@ -17940,7 +18681,6 @@
                 <w:sz w:val="28"/>
                 <w:szCs w:val="32"/>
               </w:rPr>
-              <w:lastRenderedPageBreak/>
               <w:t>T.S.2.</w:t>
             </w:r>
             <w:r>
@@ -19862,6 +20602,7 @@
           <w:b/>
           <w:bCs/>
         </w:rPr>
+        <w:lastRenderedPageBreak/>
         <w:t>(ignore those which are already incorporated in your book’s version and date)</w:t>
       </w:r>
     </w:p>
@@ -20869,7 +21610,6 @@
                 <w:sz w:val="28"/>
                 <w:szCs w:val="28"/>
               </w:rPr>
-              <w:lastRenderedPageBreak/>
               <w:t>T.S.2.</w:t>
             </w:r>
             <w:r>
@@ -22444,6 +23184,7 @@
                 <w:sz w:val="28"/>
                 <w:szCs w:val="28"/>
               </w:rPr>
+              <w:lastRenderedPageBreak/>
               <w:t>T.S.2.</w:t>
             </w:r>
             <w:r>

--- a/TS-Kramam/TS-2.5/TS 2.5 Tamil Krama Paatam Corrections.docx
+++ b/TS-Kramam/TS-2.5/TS 2.5 Tamil Krama Paatam Corrections.docx
@@ -4140,7 +4140,7 @@
       </w:tr>
       <w:tr>
         <w:trPr>
-          <w:trHeight w:val="1105"/>
+          <w:trHeight w:val="1802"/>
         </w:trPr>
         <w:tc>
           <w:tcPr>
@@ -4161,12 +4161,11 @@
               <w:autoSpaceDE w:val="0"/>
               <w:autoSpaceDN w:val="0"/>
               <w:adjustRightInd w:val="0"/>
-              <w:spacing w:before="0" w:line="252" w:lineRule="auto"/>
+              <w:spacing w:before="0" w:line="240" w:lineRule="auto"/>
               <w:ind w:right="297"/>
               <w:rPr>
                 <w:rFonts w:cs="Arial"/>
                 <w:b/>
-                <w:color w:val="000000"/>
                 <w:sz w:val="28"/>
                 <w:szCs w:val="32"/>
                 <w:lang w:bidi="ta-IN"/>
@@ -4176,12 +4175,31 @@
               <w:rPr>
                 <w:rFonts w:cs="Arial"/>
                 <w:b/>
-                <w:color w:val="000000"/>
-                <w:sz w:val="28"/>
-                <w:szCs w:val="32"/>
-                <w:lang w:bidi="ta-IN"/>
-              </w:rPr>
-              <w:t>T.S.2.5.8.5 Kramam</w:t>
+                <w:sz w:val="28"/>
+                <w:szCs w:val="32"/>
+                <w:lang w:bidi="ta-IN"/>
+              </w:rPr>
+              <w:t>T.S.2.5.</w:t>
+            </w:r>
+            <w:r>
+              <w:rPr>
+                <w:rFonts w:cs="Arial"/>
+                <w:b/>
+                <w:sz w:val="28"/>
+                <w:szCs w:val="32"/>
+                <w:lang w:bidi="ta-IN"/>
+              </w:rPr>
+              <w:t>8.3</w:t>
+            </w:r>
+            <w:r>
+              <w:rPr>
+                <w:rFonts w:cs="Arial"/>
+                <w:b/>
+                <w:sz w:val="28"/>
+                <w:szCs w:val="32"/>
+                <w:lang w:bidi="ta-IN"/>
+              </w:rPr>
+              <w:t>– Kramam</w:t>
             </w:r>
           </w:p>
           <w:p>
@@ -4193,27 +4211,35 @@
               <w:autoSpaceDE w:val="0"/>
               <w:autoSpaceDN w:val="0"/>
               <w:adjustRightInd w:val="0"/>
-              <w:spacing w:before="0" w:line="252" w:lineRule="auto"/>
+              <w:spacing w:before="0" w:line="240" w:lineRule="auto"/>
               <w:ind w:right="297"/>
               <w:rPr>
                 <w:rFonts w:cs="Arial"/>
                 <w:b/>
-                <w:color w:val="000000"/>
-                <w:sz w:val="28"/>
-                <w:szCs w:val="32"/>
-                <w:lang w:bidi="ta-IN"/>
+                <w:sz w:val="28"/>
+                <w:szCs w:val="32"/>
+                <w:lang w:val="en-IN" w:bidi="ta-IN"/>
               </w:rPr>
             </w:pPr>
             <w:r>
               <w:rPr>
                 <w:rFonts w:cs="Arial"/>
                 <w:b/>
-                <w:color w:val="000000"/>
-                <w:sz w:val="28"/>
-                <w:szCs w:val="32"/>
-                <w:lang w:bidi="ta-IN"/>
-              </w:rPr>
-              <w:t>Krama Vaakyam No. – 47</w:t>
+                <w:sz w:val="28"/>
+                <w:szCs w:val="32"/>
+                <w:lang w:val="en-IN" w:bidi="ta-IN"/>
+              </w:rPr>
+              <w:t xml:space="preserve">Krama Vaakyam No. - </w:t>
+            </w:r>
+            <w:r>
+              <w:rPr>
+                <w:rFonts w:cs="Arial"/>
+                <w:b/>
+                <w:sz w:val="28"/>
+                <w:szCs w:val="32"/>
+                <w:lang w:val="en-IN" w:bidi="ta-IN"/>
+              </w:rPr>
+              <w:t>19</w:t>
             </w:r>
           </w:p>
           <w:p>
@@ -4225,25 +4251,23 @@
               <w:autoSpaceDE w:val="0"/>
               <w:autoSpaceDN w:val="0"/>
               <w:adjustRightInd w:val="0"/>
-              <w:spacing w:before="0" w:line="252" w:lineRule="auto"/>
+              <w:spacing w:before="0" w:line="240" w:lineRule="auto"/>
               <w:ind w:right="297"/>
               <w:rPr>
                 <w:rFonts w:cs="Arial"/>
                 <w:b/>
-                <w:color w:val="000000"/>
-                <w:sz w:val="28"/>
-                <w:szCs w:val="32"/>
-                <w:lang w:bidi="ta-IN"/>
+                <w:sz w:val="28"/>
+                <w:szCs w:val="32"/>
+                <w:lang w:val="it-IT" w:bidi="ta-IN"/>
               </w:rPr>
             </w:pPr>
             <w:r>
               <w:rPr>
                 <w:rFonts w:cs="Arial"/>
                 <w:b/>
-                <w:color w:val="000000"/>
-                <w:sz w:val="28"/>
-                <w:szCs w:val="32"/>
-                <w:lang w:bidi="ta-IN"/>
+                <w:sz w:val="28"/>
+                <w:szCs w:val="32"/>
+                <w:lang w:val="it-IT" w:bidi="ta-IN"/>
               </w:rPr>
               <w:t>Panchaati No</w:t>
             </w:r>
@@ -4251,33 +4275,20 @@
               <w:rPr>
                 <w:rFonts w:cs="Arial"/>
                 <w:b/>
-                <w:color w:val="000000"/>
-                <w:szCs w:val="32"/>
-                <w:lang w:bidi="ta-IN"/>
-              </w:rPr>
-              <w:t>. -</w:t>
-            </w:r>
-            <w:r>
-              <w:rPr>
-                <w:rFonts w:cs="Arial"/>
-                <w:b/>
-                <w:color w:val="000000"/>
-                <w:sz w:val="28"/>
-                <w:szCs w:val="28"/>
-                <w:lang w:bidi="ta-IN"/>
-              </w:rPr>
-              <w:t xml:space="preserve"> </w:t>
-            </w:r>
-            <w:r>
-              <w:rPr>
-                <w:rFonts w:cs="Arial"/>
-                <w:b/>
-                <w:color w:val="000000"/>
-                <w:sz w:val="28"/>
-                <w:szCs w:val="28"/>
-                <w:lang w:bidi="ta-IN"/>
-              </w:rPr>
-              <w:t>48</w:t>
+                <w:szCs w:val="32"/>
+                <w:lang w:val="it-IT" w:bidi="ta-IN"/>
+              </w:rPr>
+              <w:t xml:space="preserve">. - </w:t>
+            </w:r>
+            <w:r>
+              <w:rPr>
+                <w:rFonts w:cs="Arial"/>
+                <w:b/>
+                <w:sz w:val="28"/>
+                <w:szCs w:val="32"/>
+                <w:lang w:val="it-IT" w:bidi="ta-IN"/>
+              </w:rPr>
+              <w:t>46</w:t>
             </w:r>
           </w:p>
         </w:tc>
@@ -4293,15 +4304,379 @@
           </w:tcPr>
           <w:p>
             <w:pPr>
-              <w:rPr>
-                <w:rFonts w:ascii="Latha" w:hAnsi="Latha" w:cs="Latha"/>
-                <w:color w:val="EE0000"/>
+              <w:widowControl w:val="0"/>
+              <w:autoSpaceDE w:val="0"/>
+              <w:autoSpaceDN w:val="0"/>
+              <w:adjustRightInd w:val="0"/>
+              <w:spacing w:before="0" w:line="240" w:lineRule="auto"/>
+              <w:rPr>
+                <w:rFonts w:ascii="Latha" w:hAnsi="Latha" w:cs="Latha"/>
+                <w:sz w:val="28"/>
+                <w:szCs w:val="28"/>
+                <w:lang w:val="it-IT" w:bidi="ta-IN"/>
+              </w:rPr>
+            </w:pPr>
+            <w:r>
+              <w:rPr>
+                <w:rFonts w:ascii="Latha" w:hAnsi="Latha" w:cs="Latha"/>
+                <w:sz w:val="28"/>
+                <w:szCs w:val="28"/>
+                <w:cs/>
+                <w:lang w:bidi="ta-IN"/>
+              </w:rPr>
+              <w:t>ஸ</w:t>
+            </w:r>
+            <w:r>
+              <w:rPr>
+                <w:rFonts w:ascii="BRH Tamil Tab Extra" w:hAnsi="BRH Tamil Tab Extra" w:cs="Latha"/>
+                <w:b/>
+                <w:sz w:val="32"/>
+                <w:szCs w:val="28"/>
+                <w:lang w:val="it-IT" w:bidi="ta-IN"/>
+              </w:rPr>
+              <w:t>…</w:t>
+            </w:r>
+            <w:r>
+              <w:rPr>
+                <w:rFonts w:ascii="Latha" w:hAnsi="Latha" w:cs="Latha"/>
+                <w:sz w:val="28"/>
+                <w:szCs w:val="28"/>
+                <w:cs/>
+                <w:lang w:bidi="ta-IN"/>
+              </w:rPr>
+              <w:t>ம்</w:t>
+            </w:r>
+            <w:r>
+              <w:rPr>
+                <w:rFonts w:ascii="BRH Devanagari Extra" w:hAnsi="BRH Devanagari Extra" w:cs="Latha"/>
+                <w:b/>
+                <w:sz w:val="36"/>
+                <w:szCs w:val="28"/>
+                <w:lang w:val="it-IT" w:bidi="ta-IN"/>
+              </w:rPr>
+              <w:t>Æ</w:t>
+            </w:r>
+            <w:r>
+              <w:rPr>
+                <w:rFonts w:ascii="Latha" w:hAnsi="Latha" w:cs="Latha"/>
+                <w:sz w:val="28"/>
+                <w:szCs w:val="28"/>
+                <w:cs/>
+                <w:lang w:bidi="ta-IN"/>
+              </w:rPr>
+              <w:t>வ</w:t>
+            </w:r>
+            <w:r>
+              <w:rPr>
+                <w:rFonts w:ascii="BRH Tamil Tab Extra" w:hAnsi="BRH Tamil Tab Extra" w:cs="Latha"/>
+                <w:b/>
+                <w:sz w:val="32"/>
+                <w:szCs w:val="28"/>
+                <w:lang w:val="it-IT" w:bidi="ta-IN"/>
+              </w:rPr>
+              <w:t>…</w:t>
+            </w:r>
+            <w:r>
+              <w:rPr>
+                <w:rFonts w:ascii="Latha" w:hAnsi="Latha" w:cs="Latha"/>
+                <w:sz w:val="28"/>
+                <w:szCs w:val="28"/>
+                <w:cs/>
+                <w:lang w:bidi="ta-IN"/>
+              </w:rPr>
+              <w:t>த்</w:t>
+            </w:r>
+            <w:r>
+              <w:rPr>
+                <w:rFonts w:ascii="Latha" w:hAnsi="Latha" w:cs="Latha"/>
+                <w:b/>
+                <w:bCs/>
+                <w:position w:val="-12"/>
+                <w:sz w:val="28"/>
+                <w:szCs w:val="28"/>
+                <w:cs/>
+                <w:lang w:bidi="ta-IN"/>
+              </w:rPr>
+              <w:t>2</w:t>
+            </w:r>
+            <w:r>
+              <w:rPr>
+                <w:rFonts w:ascii="Latha" w:hAnsi="Latha" w:cs="Latha"/>
+                <w:sz w:val="28"/>
+                <w:szCs w:val="28"/>
+                <w:cs/>
+                <w:lang w:bidi="ta-IN"/>
+              </w:rPr>
+              <w:t>ஸ</w:t>
+            </w:r>
+            <w:r>
+              <w:rPr>
+                <w:rFonts w:ascii="BRH Tamil Tab Extra" w:hAnsi="BRH Tamil Tab Extra" w:cs="Latha"/>
+                <w:b/>
+                <w:sz w:val="32"/>
+                <w:szCs w:val="28"/>
+                <w:lang w:val="it-IT" w:bidi="ta-IN"/>
+              </w:rPr>
+              <w:t>…</w:t>
+            </w:r>
+            <w:r>
+              <w:rPr>
+                <w:rFonts w:ascii="Latha" w:hAnsi="Latha" w:cs="Latha"/>
+                <w:sz w:val="28"/>
+                <w:szCs w:val="28"/>
+                <w:cs/>
+                <w:lang w:bidi="ta-IN"/>
+              </w:rPr>
+              <w:t>ரஸ்ய</w:t>
+            </w:r>
+            <w:r>
+              <w:rPr>
+                <w:rFonts w:ascii="BRH Tamil Tab Extra" w:hAnsi="BRH Tamil Tab Extra" w:cs="Latha"/>
+                <w:b/>
+                <w:sz w:val="32"/>
+                <w:szCs w:val="28"/>
+                <w:lang w:val="it-IT" w:bidi="ta-IN"/>
+              </w:rPr>
+              <w:t>…</w:t>
+            </w:r>
+            <w:r>
+              <w:rPr>
+                <w:rFonts w:ascii="Latha" w:hAnsi="Latha" w:cs="Latha"/>
+                <w:sz w:val="28"/>
+                <w:szCs w:val="28"/>
+                <w:lang w:val="it-IT" w:bidi="ta-IN"/>
+              </w:rPr>
+              <w:t xml:space="preserve"> </w:t>
+            </w:r>
+            <w:r>
+              <w:rPr>
+                <w:rFonts w:ascii="Latha" w:hAnsi="Latha" w:cs="Latha"/>
+                <w:sz w:val="28"/>
+                <w:szCs w:val="28"/>
+                <w:cs/>
+                <w:lang w:bidi="ta-IN"/>
+              </w:rPr>
+              <w:t>ராத்ர</w:t>
+            </w:r>
+            <w:r>
+              <w:rPr>
+                <w:rFonts w:ascii="BRH Tamil Tab Extra" w:hAnsi="BRH Tamil Tab Extra" w:cs="Latha"/>
+                <w:b/>
+                <w:sz w:val="36"/>
+                <w:szCs w:val="28"/>
+                <w:lang w:val="it-IT" w:bidi="ta-IN"/>
+              </w:rPr>
+              <w:t>†</w:t>
+            </w:r>
+            <w:r>
+              <w:rPr>
+                <w:rFonts w:ascii="Latha" w:hAnsi="Latha" w:cs="Latha"/>
+                <w:sz w:val="28"/>
+                <w:szCs w:val="28"/>
+                <w:cs/>
+                <w:lang w:bidi="ta-IN"/>
+              </w:rPr>
+              <w:t>ய</w:t>
+            </w:r>
+            <w:r>
+              <w:rPr>
+                <w:rFonts w:ascii="Latha" w:hAnsi="Latha" w:cs="Latha"/>
+                <w:b/>
+                <w:bCs/>
+                <w:sz w:val="32"/>
+                <w:szCs w:val="32"/>
+                <w:cs/>
+                <w:lang w:bidi="ta-IN"/>
+              </w:rPr>
+              <w:t>:</w:t>
+            </w:r>
+            <w:r>
+              <w:rPr>
+                <w:rFonts w:ascii="Latha" w:hAnsi="Latha" w:cs="Latha"/>
+                <w:sz w:val="28"/>
+                <w:szCs w:val="28"/>
+                <w:cs/>
+                <w:lang w:bidi="ta-IN"/>
+              </w:rPr>
+              <w:t xml:space="preserve"> </w:t>
+            </w:r>
+            <w:r>
+              <w:rPr>
+                <w:rFonts w:ascii="Latha" w:hAnsi="Latha" w:cs="Latha"/>
+                <w:sz w:val="28"/>
+                <w:szCs w:val="28"/>
+                <w:lang w:val="it-IT" w:bidi="ta-IN"/>
+              </w:rPr>
+              <w:t xml:space="preserve">| </w:t>
+            </w:r>
+            <w:r>
+              <w:rPr>
+                <w:rFonts w:ascii="Latha" w:hAnsi="Latha" w:cs="Latha"/>
+                <w:sz w:val="28"/>
+                <w:szCs w:val="28"/>
+                <w:cs/>
+                <w:lang w:bidi="ta-IN"/>
+              </w:rPr>
+              <w:t>ஸ</w:t>
+            </w:r>
+            <w:r>
+              <w:rPr>
+                <w:rFonts w:ascii="BRH Tamil Tab Extra" w:hAnsi="BRH Tamil Tab Extra" w:cs="Latha"/>
+                <w:b/>
+                <w:sz w:val="32"/>
+                <w:szCs w:val="28"/>
+                <w:lang w:val="it-IT" w:bidi="ta-IN"/>
+              </w:rPr>
+              <w:t>…</w:t>
+            </w:r>
+            <w:r>
+              <w:rPr>
+                <w:rFonts w:ascii="Latha" w:hAnsi="Latha" w:cs="Latha"/>
+                <w:sz w:val="28"/>
+                <w:szCs w:val="28"/>
+                <w:cs/>
+                <w:lang w:bidi="ta-IN"/>
+              </w:rPr>
+              <w:t>ம்</w:t>
+            </w:r>
+            <w:r>
+              <w:rPr>
+                <w:rFonts w:ascii="BRH Devanagari Extra" w:hAnsi="BRH Devanagari Extra" w:cs="Latha"/>
+                <w:b/>
+                <w:sz w:val="36"/>
+                <w:szCs w:val="28"/>
+                <w:lang w:val="it-IT" w:bidi="ta-IN"/>
+              </w:rPr>
+              <w:t>Æ</w:t>
+            </w:r>
+            <w:r>
+              <w:rPr>
+                <w:rFonts w:ascii="Latha" w:hAnsi="Latha" w:cs="Latha"/>
+                <w:sz w:val="28"/>
+                <w:szCs w:val="28"/>
+                <w:cs/>
+                <w:lang w:bidi="ta-IN"/>
+              </w:rPr>
+              <w:t>வ</w:t>
+            </w:r>
+            <w:r>
+              <w:rPr>
+                <w:rFonts w:ascii="BRH Tamil Tab Extra" w:hAnsi="BRH Tamil Tab Extra" w:cs="Latha"/>
+                <w:b/>
+                <w:sz w:val="32"/>
+                <w:szCs w:val="28"/>
+                <w:lang w:val="it-IT" w:bidi="ta-IN"/>
+              </w:rPr>
+              <w:t>…</w:t>
+            </w:r>
+            <w:r>
+              <w:rPr>
+                <w:rFonts w:ascii="Latha" w:hAnsi="Latha" w:cs="Latha"/>
+                <w:sz w:val="28"/>
+                <w:szCs w:val="28"/>
+                <w:cs/>
+                <w:lang w:bidi="ta-IN"/>
+              </w:rPr>
+              <w:t>த்</w:t>
+            </w:r>
+            <w:r>
+              <w:rPr>
+                <w:rFonts w:ascii="Latha" w:hAnsi="Latha" w:cs="Latha"/>
+                <w:b/>
+                <w:bCs/>
+                <w:position w:val="-12"/>
+                <w:sz w:val="28"/>
+                <w:szCs w:val="28"/>
+                <w:cs/>
+                <w:lang w:bidi="ta-IN"/>
+              </w:rPr>
+              <w:t>2</w:t>
+            </w:r>
+            <w:r>
+              <w:rPr>
+                <w:rFonts w:ascii="Latha" w:hAnsi="Latha" w:cs="Latha"/>
+                <w:sz w:val="28"/>
+                <w:szCs w:val="28"/>
+                <w:cs/>
+                <w:lang w:bidi="ta-IN"/>
+              </w:rPr>
+              <w:t>ஸ</w:t>
+            </w:r>
+            <w:r>
+              <w:rPr>
+                <w:rFonts w:ascii="BRH Tamil Tab Extra" w:hAnsi="BRH Tamil Tab Extra" w:cs="Latha"/>
+                <w:b/>
+                <w:sz w:val="32"/>
+                <w:szCs w:val="28"/>
+                <w:lang w:val="it-IT" w:bidi="ta-IN"/>
+              </w:rPr>
+              <w:t>…</w:t>
+            </w:r>
+            <w:r>
+              <w:rPr>
+                <w:rFonts w:ascii="Latha" w:hAnsi="Latha" w:cs="Latha"/>
                 <w:sz w:val="28"/>
                 <w:szCs w:val="28"/>
                 <w:highlight w:val="yellow"/>
                 <w:cs/>
                 <w:lang w:bidi="ta-IN"/>
               </w:rPr>
+              <w:t>ர</w:t>
+            </w:r>
+            <w:r>
+              <w:rPr>
+                <w:rFonts w:ascii="BRH Tamil Tab Extra" w:hAnsi="BRH Tamil Tab Extra" w:cs="Latha"/>
+                <w:b/>
+                <w:sz w:val="32"/>
+                <w:szCs w:val="28"/>
+                <w:highlight w:val="yellow"/>
+                <w:lang w:val="it-IT" w:bidi="ta-IN"/>
+              </w:rPr>
+              <w:t>…</w:t>
+            </w:r>
+            <w:r>
+              <w:rPr>
+                <w:rFonts w:ascii="Latha" w:hAnsi="Latha" w:cs="Latha"/>
+                <w:sz w:val="28"/>
+                <w:szCs w:val="28"/>
+                <w:cs/>
+                <w:lang w:bidi="ta-IN"/>
+              </w:rPr>
+              <w:t>ஸ்யேதி</w:t>
+            </w:r>
+            <w:r>
+              <w:rPr>
+                <w:rFonts w:ascii="BRH Tamil Tab Extra" w:hAnsi="BRH Tamil Tab Extra" w:cs="Latha"/>
+                <w:b/>
+                <w:sz w:val="36"/>
+                <w:szCs w:val="28"/>
+                <w:lang w:val="it-IT" w:bidi="ta-IN"/>
+              </w:rPr>
+              <w:t>†</w:t>
+            </w:r>
+            <w:r>
+              <w:rPr>
+                <w:rFonts w:ascii="Latha" w:hAnsi="Latha" w:cs="Latha"/>
+                <w:sz w:val="28"/>
+                <w:szCs w:val="28"/>
+                <w:lang w:val="it-IT" w:bidi="ta-IN"/>
+              </w:rPr>
+              <w:t xml:space="preserve"> </w:t>
+            </w:r>
+          </w:p>
+          <w:p>
+            <w:pPr>
+              <w:widowControl w:val="0"/>
+              <w:autoSpaceDE w:val="0"/>
+              <w:autoSpaceDN w:val="0"/>
+              <w:adjustRightInd w:val="0"/>
+              <w:spacing w:before="0" w:line="240" w:lineRule="auto"/>
+              <w:rPr>
+                <w:rFonts w:ascii="BRH Malayalam Extra" w:hAnsi="BRH Malayalam Extra" w:cs="BRH Malayalam Extra"/>
+                <w:sz w:val="40"/>
+                <w:szCs w:val="40"/>
+                <w:lang w:val="it-IT"/>
+              </w:rPr>
             </w:pPr>
             <w:r>
               <w:rPr>
@@ -4311,57 +4686,46 @@
                 <w:cs/>
                 <w:lang w:bidi="ta-IN"/>
               </w:rPr>
-              <w:t>அ</w:t>
-            </w:r>
-            <w:r>
-              <w:rPr>
-                <w:rFonts w:ascii="BRH Tamil Tab Extra" w:hAnsi="BRH Tamil Tab Extra" w:cs="Latha"/>
-                <w:b/>
-                <w:sz w:val="32"/>
-                <w:szCs w:val="28"/>
-                <w:lang w:bidi="ta-IN"/>
-              </w:rPr>
-              <w:t>…</w:t>
-            </w:r>
-            <w:r>
-              <w:rPr>
-                <w:rFonts w:ascii="Latha" w:hAnsi="Latha" w:cs="Latha"/>
-                <w:sz w:val="28"/>
-                <w:szCs w:val="28"/>
-                <w:cs/>
-                <w:lang w:bidi="ta-IN"/>
-              </w:rPr>
-              <w:t>ஸ்ய</w:t>
-            </w:r>
-            <w:r>
-              <w:rPr>
-                <w:rFonts w:ascii="BRH Tamil Tab Extra" w:hAnsi="BRH Tamil Tab Extra" w:cs="Latha"/>
-                <w:b/>
-                <w:sz w:val="32"/>
-                <w:szCs w:val="28"/>
-                <w:lang w:bidi="ta-IN"/>
-              </w:rPr>
-              <w:t>…</w:t>
-            </w:r>
-            <w:r>
-              <w:rPr>
-                <w:rFonts w:ascii="Latha" w:hAnsi="Latha" w:cs="Latha"/>
-                <w:sz w:val="28"/>
-                <w:szCs w:val="28"/>
-                <w:lang w:bidi="ta-IN"/>
-              </w:rPr>
-              <w:t xml:space="preserve"> </w:t>
-            </w:r>
-            <w:r>
-              <w:rPr>
-                <w:rFonts w:ascii="Latha" w:hAnsi="Latha" w:cs="Latha"/>
-                <w:sz w:val="28"/>
-                <w:szCs w:val="28"/>
-                <w:highlight w:val="yellow"/>
-                <w:cs/>
-                <w:lang w:bidi="ta-IN"/>
-              </w:rPr>
-              <w:t>பா</w:t>
+              <w:t xml:space="preserve">ஸம் </w:t>
+            </w:r>
+            <w:r>
+              <w:rPr>
+                <w:rFonts w:ascii="Latha" w:hAnsi="Latha" w:cs="Latha"/>
+                <w:sz w:val="28"/>
+                <w:szCs w:val="28"/>
+                <w:lang w:val="it-IT" w:bidi="ta-IN"/>
+              </w:rPr>
+              <w:t xml:space="preserve">- </w:t>
+            </w:r>
+            <w:r>
+              <w:rPr>
+                <w:rFonts w:ascii="Latha" w:hAnsi="Latha" w:cs="Latha"/>
+                <w:sz w:val="28"/>
+                <w:szCs w:val="28"/>
+                <w:cs/>
+                <w:lang w:bidi="ta-IN"/>
+              </w:rPr>
+              <w:t>வ</w:t>
+            </w:r>
+            <w:r>
+              <w:rPr>
+                <w:rFonts w:ascii="BRH Tamil Tab Extra" w:hAnsi="BRH Tamil Tab Extra" w:cs="Latha"/>
+                <w:b/>
+                <w:sz w:val="32"/>
+                <w:szCs w:val="28"/>
+                <w:lang w:val="it-IT" w:bidi="ta-IN"/>
+              </w:rPr>
+              <w:t>…</w:t>
+            </w:r>
+            <w:r>
+              <w:rPr>
+                <w:rFonts w:ascii="Latha" w:hAnsi="Latha" w:cs="Latha"/>
+                <w:sz w:val="28"/>
+                <w:szCs w:val="28"/>
+                <w:cs/>
+                <w:lang w:bidi="ta-IN"/>
+              </w:rPr>
+              <w:t>த்</w:t>
             </w:r>
             <w:r>
               <w:rPr>
@@ -4371,37 +4735,40 @@
                 <w:position w:val="-12"/>
                 <w:sz w:val="28"/>
                 <w:szCs w:val="28"/>
-                <w:highlight w:val="yellow"/>
-                <w:cs/>
-                <w:lang w:bidi="ta-IN"/>
-              </w:rPr>
-              <w:t>4</w:t>
-            </w:r>
-            <w:r>
-              <w:rPr>
-                <w:rFonts w:ascii="Latha" w:hAnsi="Latha" w:cs="Latha"/>
-                <w:sz w:val="28"/>
-                <w:szCs w:val="28"/>
-                <w:highlight w:val="yellow"/>
-                <w:cs/>
-                <w:lang w:bidi="ta-IN"/>
-              </w:rPr>
-              <w:t>த்</w:t>
-            </w:r>
-            <w:r>
-              <w:rPr>
-                <w:rFonts w:ascii="Latha" w:hAnsi="Latha" w:cs="Latha"/>
-                <w:b/>
-                <w:bCs/>
-                <w:i/>
-                <w:iCs/>
-                <w:sz w:val="28"/>
-                <w:szCs w:val="28"/>
-                <w:highlight w:val="yellow"/>
-                <w:cs/>
-                <w:lang w:bidi="ta-IN"/>
-              </w:rPr>
-              <w:t>ரு</w:t>
+                <w:cs/>
+                <w:lang w:bidi="ta-IN"/>
+              </w:rPr>
+              <w:t>2</w:t>
+            </w:r>
+            <w:r>
+              <w:rPr>
+                <w:rFonts w:ascii="Latha" w:hAnsi="Latha" w:cs="Latha"/>
+                <w:sz w:val="28"/>
+                <w:szCs w:val="28"/>
+                <w:cs/>
+                <w:lang w:bidi="ta-IN"/>
+              </w:rPr>
+              <w:t>ஸ</w:t>
+            </w:r>
+            <w:r>
+              <w:rPr>
+                <w:rFonts w:ascii="BRH Tamil Tab Extra" w:hAnsi="BRH Tamil Tab Extra" w:cs="Latha"/>
+                <w:b/>
+                <w:sz w:val="32"/>
+                <w:szCs w:val="28"/>
+                <w:lang w:val="it-IT" w:bidi="ta-IN"/>
+              </w:rPr>
+              <w:t>…</w:t>
+            </w:r>
+            <w:r>
+              <w:rPr>
+                <w:rFonts w:ascii="Latha" w:hAnsi="Latha" w:cs="Latha"/>
+                <w:sz w:val="28"/>
+                <w:szCs w:val="28"/>
+                <w:cs/>
+                <w:lang w:bidi="ta-IN"/>
+              </w:rPr>
+              <w:t>ரஸ்ய</w:t>
             </w:r>
             <w:r>
               <w:rPr>
@@ -4409,8 +4776,7 @@
                 <w:b/>
                 <w:sz w:val="36"/>
                 <w:szCs w:val="28"/>
-                <w:highlight w:val="yellow"/>
-                <w:lang w:bidi="ta-IN"/>
+                <w:lang w:val="it-IT" w:bidi="ta-IN"/>
               </w:rPr>
               <w:t>†</w:t>
             </w:r>
@@ -4419,140 +4785,9 @@
                 <w:rFonts w:ascii="Latha" w:hAnsi="Latha" w:cs="Latha"/>
                 <w:sz w:val="28"/>
                 <w:szCs w:val="28"/>
-                <w:cs/>
-                <w:lang w:bidi="ta-IN"/>
-              </w:rPr>
-              <w:t>வ்ய</w:t>
-            </w:r>
-            <w:r>
-              <w:rPr>
-                <w:rFonts w:ascii="Latha" w:hAnsi="Latha" w:cs="Latha"/>
-                <w:b/>
-                <w:bCs/>
-                <w:sz w:val="32"/>
-                <w:szCs w:val="32"/>
-                <w:cs/>
-                <w:lang w:bidi="ta-IN"/>
-              </w:rPr>
-              <w:t>:</w:t>
-            </w:r>
-            <w:r>
-              <w:rPr>
-                <w:rFonts w:ascii="Latha" w:hAnsi="Latha" w:cs="Latha"/>
-                <w:sz w:val="28"/>
-                <w:szCs w:val="28"/>
-                <w:cs/>
-                <w:lang w:bidi="ta-IN"/>
-              </w:rPr>
-              <w:t xml:space="preserve"> </w:t>
-            </w:r>
-            <w:r>
-              <w:rPr>
-                <w:rFonts w:ascii="Latha" w:hAnsi="Latha" w:cs="Latha"/>
-                <w:sz w:val="28"/>
-                <w:szCs w:val="28"/>
-                <w:lang w:bidi="ta-IN"/>
-              </w:rPr>
-              <w:t xml:space="preserve">| </w:t>
-            </w:r>
-            <w:r>
-              <w:rPr>
-                <w:rFonts w:ascii="Latha" w:hAnsi="Latha" w:cs="Latha"/>
-                <w:sz w:val="28"/>
-                <w:szCs w:val="28"/>
-                <w:cs/>
-                <w:lang w:bidi="ta-IN"/>
-              </w:rPr>
-              <w:t>ப்</w:t>
-            </w:r>
-            <w:r>
-              <w:rPr>
-                <w:rFonts w:ascii="Latha" w:hAnsi="Latha" w:cs="Latha"/>
-                <w:b/>
-                <w:bCs/>
-                <w:position w:val="-12"/>
-                <w:sz w:val="28"/>
-                <w:szCs w:val="28"/>
-                <w:cs/>
-                <w:lang w:bidi="ta-IN"/>
-              </w:rPr>
-              <w:t>4</w:t>
-            </w:r>
-            <w:r>
-              <w:rPr>
-                <w:rFonts w:ascii="Latha" w:hAnsi="Latha" w:cs="Latha"/>
-                <w:sz w:val="28"/>
-                <w:szCs w:val="28"/>
-                <w:cs/>
-                <w:lang w:bidi="ta-IN"/>
-              </w:rPr>
-              <w:t>ராத்</w:t>
-            </w:r>
-            <w:r>
-              <w:rPr>
-                <w:rFonts w:ascii="Latha" w:hAnsi="Latha" w:cs="Latha"/>
-                <w:b/>
-                <w:bCs/>
-                <w:i/>
-                <w:iCs/>
-                <w:sz w:val="28"/>
-                <w:szCs w:val="28"/>
-                <w:cs/>
-                <w:lang w:bidi="ta-IN"/>
-              </w:rPr>
-              <w:t>ரு</w:t>
-            </w:r>
-            <w:r>
-              <w:rPr>
-                <w:rFonts w:ascii="BRH Tamil Tab Extra" w:hAnsi="BRH Tamil Tab Extra" w:cs="Latha"/>
-                <w:b/>
-                <w:sz w:val="36"/>
-                <w:szCs w:val="28"/>
-                <w:lang w:bidi="ta-IN"/>
-              </w:rPr>
-              <w:t>†</w:t>
-            </w:r>
-            <w:r>
-              <w:rPr>
-                <w:rFonts w:ascii="Latha" w:hAnsi="Latha" w:cs="Latha"/>
-                <w:sz w:val="28"/>
-                <w:szCs w:val="28"/>
-                <w:cs/>
-                <w:lang w:bidi="ta-IN"/>
-              </w:rPr>
-              <w:t>வ்யோ ப</w:t>
-            </w:r>
-            <w:r>
-              <w:rPr>
-                <w:rFonts w:ascii="Latha" w:hAnsi="Latha" w:cs="Latha"/>
-                <w:b/>
-                <w:bCs/>
-                <w:position w:val="-12"/>
-                <w:sz w:val="28"/>
-                <w:szCs w:val="28"/>
-                <w:cs/>
-                <w:lang w:bidi="ta-IN"/>
-              </w:rPr>
-              <w:t>4</w:t>
-            </w:r>
-            <w:r>
-              <w:rPr>
-                <w:rFonts w:ascii="Latha" w:hAnsi="Latha" w:cs="Latha"/>
-                <w:sz w:val="28"/>
-                <w:szCs w:val="28"/>
-                <w:cs/>
-                <w:lang w:bidi="ta-IN"/>
-              </w:rPr>
-              <w:t xml:space="preserve">வதி </w:t>
-            </w:r>
-            <w:r>
-              <w:rPr>
-                <w:rFonts w:ascii="Latha" w:hAnsi="Latha" w:cs="Latha"/>
-                <w:sz w:val="28"/>
-                <w:szCs w:val="28"/>
-                <w:lang w:bidi="ta-IN"/>
-              </w:rPr>
-              <w:t>|</w:t>
+                <w:lang w:val="it-IT" w:bidi="ta-IN"/>
+              </w:rPr>
+              <w:t xml:space="preserve"> |</w:t>
             </w:r>
           </w:p>
         </w:tc>
@@ -4569,20 +4804,367 @@
           <w:p>
             <w:pPr>
               <w:widowControl w:val="0"/>
-              <w:tabs>
-                <w:tab w:val="center" w:pos="4950"/>
-              </w:tabs>
               <w:autoSpaceDE w:val="0"/>
               <w:autoSpaceDN w:val="0"/>
               <w:adjustRightInd w:val="0"/>
-              <w:spacing w:line="252" w:lineRule="auto"/>
-              <w:rPr>
-                <w:rFonts w:ascii="Latha" w:hAnsi="Latha" w:cs="Latha"/>
-                <w:sz w:val="28"/>
+              <w:spacing w:before="0" w:line="240" w:lineRule="auto"/>
+              <w:rPr>
+                <w:rFonts w:ascii="Latha" w:hAnsi="Latha" w:cs="Latha"/>
+                <w:sz w:val="28"/>
+                <w:szCs w:val="28"/>
+                <w:lang w:val="it-IT" w:bidi="ta-IN"/>
+              </w:rPr>
+            </w:pPr>
+            <w:r>
+              <w:rPr>
+                <w:rFonts w:ascii="Latha" w:hAnsi="Latha" w:cs="Latha"/>
+                <w:sz w:val="28"/>
+                <w:szCs w:val="28"/>
+                <w:cs/>
+                <w:lang w:bidi="ta-IN"/>
+              </w:rPr>
+              <w:t>ஸ</w:t>
+            </w:r>
+            <w:r>
+              <w:rPr>
+                <w:rFonts w:ascii="BRH Tamil Tab Extra" w:hAnsi="BRH Tamil Tab Extra" w:cs="Latha"/>
+                <w:b/>
+                <w:sz w:val="32"/>
+                <w:szCs w:val="28"/>
+                <w:lang w:val="it-IT" w:bidi="ta-IN"/>
+              </w:rPr>
+              <w:t>…</w:t>
+            </w:r>
+            <w:r>
+              <w:rPr>
+                <w:rFonts w:ascii="Latha" w:hAnsi="Latha" w:cs="Latha"/>
+                <w:sz w:val="28"/>
+                <w:szCs w:val="28"/>
+                <w:cs/>
+                <w:lang w:bidi="ta-IN"/>
+              </w:rPr>
+              <w:t>ம்</w:t>
+            </w:r>
+            <w:r>
+              <w:rPr>
+                <w:rFonts w:ascii="BRH Devanagari Extra" w:hAnsi="BRH Devanagari Extra" w:cs="Latha"/>
+                <w:b/>
+                <w:sz w:val="36"/>
+                <w:szCs w:val="28"/>
+                <w:lang w:val="it-IT" w:bidi="ta-IN"/>
+              </w:rPr>
+              <w:t>Æ</w:t>
+            </w:r>
+            <w:r>
+              <w:rPr>
+                <w:rFonts w:ascii="Latha" w:hAnsi="Latha" w:cs="Latha"/>
+                <w:sz w:val="28"/>
+                <w:szCs w:val="28"/>
+                <w:cs/>
+                <w:lang w:bidi="ta-IN"/>
+              </w:rPr>
+              <w:t>வ</w:t>
+            </w:r>
+            <w:r>
+              <w:rPr>
+                <w:rFonts w:ascii="BRH Tamil Tab Extra" w:hAnsi="BRH Tamil Tab Extra" w:cs="Latha"/>
+                <w:b/>
+                <w:sz w:val="32"/>
+                <w:szCs w:val="28"/>
+                <w:lang w:val="it-IT" w:bidi="ta-IN"/>
+              </w:rPr>
+              <w:t>…</w:t>
+            </w:r>
+            <w:r>
+              <w:rPr>
+                <w:rFonts w:ascii="Latha" w:hAnsi="Latha" w:cs="Latha"/>
+                <w:sz w:val="28"/>
+                <w:szCs w:val="28"/>
+                <w:cs/>
+                <w:lang w:bidi="ta-IN"/>
+              </w:rPr>
+              <w:t>த்</w:t>
+            </w:r>
+            <w:r>
+              <w:rPr>
+                <w:rFonts w:ascii="Latha" w:hAnsi="Latha" w:cs="Latha"/>
+                <w:b/>
+                <w:bCs/>
+                <w:position w:val="-12"/>
+                <w:sz w:val="28"/>
+                <w:szCs w:val="28"/>
+                <w:cs/>
+                <w:lang w:bidi="ta-IN"/>
+              </w:rPr>
+              <w:t>2</w:t>
+            </w:r>
+            <w:r>
+              <w:rPr>
+                <w:rFonts w:ascii="Latha" w:hAnsi="Latha" w:cs="Latha"/>
+                <w:sz w:val="28"/>
+                <w:szCs w:val="28"/>
+                <w:cs/>
+                <w:lang w:bidi="ta-IN"/>
+              </w:rPr>
+              <w:t>ஸ</w:t>
+            </w:r>
+            <w:r>
+              <w:rPr>
+                <w:rFonts w:ascii="BRH Tamil Tab Extra" w:hAnsi="BRH Tamil Tab Extra" w:cs="Latha"/>
+                <w:b/>
+                <w:sz w:val="32"/>
+                <w:szCs w:val="28"/>
+                <w:lang w:val="it-IT" w:bidi="ta-IN"/>
+              </w:rPr>
+              <w:t>…</w:t>
+            </w:r>
+            <w:r>
+              <w:rPr>
+                <w:rFonts w:ascii="Latha" w:hAnsi="Latha" w:cs="Latha"/>
+                <w:sz w:val="28"/>
+                <w:szCs w:val="28"/>
+                <w:cs/>
+                <w:lang w:bidi="ta-IN"/>
+              </w:rPr>
+              <w:t>ரஸ்ய</w:t>
+            </w:r>
+            <w:r>
+              <w:rPr>
+                <w:rFonts w:ascii="BRH Tamil Tab Extra" w:hAnsi="BRH Tamil Tab Extra" w:cs="Latha"/>
+                <w:b/>
+                <w:sz w:val="32"/>
+                <w:szCs w:val="28"/>
+                <w:lang w:val="it-IT" w:bidi="ta-IN"/>
+              </w:rPr>
+              <w:t>…</w:t>
+            </w:r>
+            <w:r>
+              <w:rPr>
+                <w:rFonts w:ascii="Latha" w:hAnsi="Latha" w:cs="Latha"/>
+                <w:sz w:val="28"/>
+                <w:szCs w:val="28"/>
+                <w:lang w:val="it-IT" w:bidi="ta-IN"/>
+              </w:rPr>
+              <w:t xml:space="preserve"> </w:t>
+            </w:r>
+            <w:r>
+              <w:rPr>
+                <w:rFonts w:ascii="Latha" w:hAnsi="Latha" w:cs="Latha"/>
+                <w:sz w:val="28"/>
+                <w:szCs w:val="28"/>
+                <w:cs/>
+                <w:lang w:bidi="ta-IN"/>
+              </w:rPr>
+              <w:t>ராத்ர</w:t>
+            </w:r>
+            <w:r>
+              <w:rPr>
+                <w:rFonts w:ascii="BRH Tamil Tab Extra" w:hAnsi="BRH Tamil Tab Extra" w:cs="Latha"/>
+                <w:b/>
+                <w:sz w:val="36"/>
+                <w:szCs w:val="28"/>
+                <w:lang w:val="it-IT" w:bidi="ta-IN"/>
+              </w:rPr>
+              <w:t>†</w:t>
+            </w:r>
+            <w:r>
+              <w:rPr>
+                <w:rFonts w:ascii="Latha" w:hAnsi="Latha" w:cs="Latha"/>
+                <w:sz w:val="28"/>
+                <w:szCs w:val="28"/>
+                <w:cs/>
+                <w:lang w:bidi="ta-IN"/>
+              </w:rPr>
+              <w:t>ய</w:t>
+            </w:r>
+            <w:r>
+              <w:rPr>
+                <w:rFonts w:ascii="Latha" w:hAnsi="Latha" w:cs="Latha"/>
+                <w:b/>
+                <w:bCs/>
+                <w:sz w:val="32"/>
+                <w:szCs w:val="32"/>
+                <w:cs/>
+                <w:lang w:bidi="ta-IN"/>
+              </w:rPr>
+              <w:t>:</w:t>
+            </w:r>
+            <w:r>
+              <w:rPr>
+                <w:rFonts w:ascii="Latha" w:hAnsi="Latha" w:cs="Latha"/>
+                <w:sz w:val="28"/>
+                <w:szCs w:val="28"/>
+                <w:cs/>
+                <w:lang w:bidi="ta-IN"/>
+              </w:rPr>
+              <w:t xml:space="preserve"> </w:t>
+            </w:r>
+            <w:r>
+              <w:rPr>
+                <w:rFonts w:ascii="Latha" w:hAnsi="Latha" w:cs="Latha"/>
+                <w:sz w:val="28"/>
+                <w:szCs w:val="28"/>
+                <w:lang w:val="it-IT" w:bidi="ta-IN"/>
+              </w:rPr>
+              <w:t xml:space="preserve">| </w:t>
+            </w:r>
+            <w:r>
+              <w:rPr>
+                <w:rFonts w:ascii="Latha" w:hAnsi="Latha" w:cs="Latha"/>
+                <w:sz w:val="28"/>
+                <w:szCs w:val="28"/>
+                <w:cs/>
+                <w:lang w:bidi="ta-IN"/>
+              </w:rPr>
+              <w:t>ஸ</w:t>
+            </w:r>
+            <w:r>
+              <w:rPr>
+                <w:rFonts w:ascii="BRH Tamil Tab Extra" w:hAnsi="BRH Tamil Tab Extra" w:cs="Latha"/>
+                <w:b/>
+                <w:sz w:val="32"/>
+                <w:szCs w:val="28"/>
+                <w:lang w:val="it-IT" w:bidi="ta-IN"/>
+              </w:rPr>
+              <w:t>…</w:t>
+            </w:r>
+            <w:r>
+              <w:rPr>
+                <w:rFonts w:ascii="Latha" w:hAnsi="Latha" w:cs="Latha"/>
+                <w:sz w:val="28"/>
+                <w:szCs w:val="28"/>
+                <w:cs/>
+                <w:lang w:bidi="ta-IN"/>
+              </w:rPr>
+              <w:t>ம்</w:t>
+            </w:r>
+            <w:r>
+              <w:rPr>
+                <w:rFonts w:ascii="BRH Devanagari Extra" w:hAnsi="BRH Devanagari Extra" w:cs="Latha"/>
+                <w:b/>
+                <w:sz w:val="36"/>
+                <w:szCs w:val="28"/>
+                <w:lang w:val="it-IT" w:bidi="ta-IN"/>
+              </w:rPr>
+              <w:t>Æ</w:t>
+            </w:r>
+            <w:r>
+              <w:rPr>
+                <w:rFonts w:ascii="Latha" w:hAnsi="Latha" w:cs="Latha"/>
+                <w:sz w:val="28"/>
+                <w:szCs w:val="28"/>
+                <w:cs/>
+                <w:lang w:bidi="ta-IN"/>
+              </w:rPr>
+              <w:t>வ</w:t>
+            </w:r>
+            <w:r>
+              <w:rPr>
+                <w:rFonts w:ascii="BRH Tamil Tab Extra" w:hAnsi="BRH Tamil Tab Extra" w:cs="Latha"/>
+                <w:b/>
+                <w:sz w:val="32"/>
+                <w:szCs w:val="28"/>
+                <w:lang w:val="it-IT" w:bidi="ta-IN"/>
+              </w:rPr>
+              <w:t>…</w:t>
+            </w:r>
+            <w:r>
+              <w:rPr>
+                <w:rFonts w:ascii="Latha" w:hAnsi="Latha" w:cs="Latha"/>
+                <w:sz w:val="28"/>
+                <w:szCs w:val="28"/>
+                <w:cs/>
+                <w:lang w:bidi="ta-IN"/>
+              </w:rPr>
+              <w:t>த்</w:t>
+            </w:r>
+            <w:r>
+              <w:rPr>
+                <w:rFonts w:ascii="Latha" w:hAnsi="Latha" w:cs="Latha"/>
+                <w:b/>
+                <w:bCs/>
+                <w:position w:val="-12"/>
+                <w:sz w:val="28"/>
+                <w:szCs w:val="28"/>
+                <w:cs/>
+                <w:lang w:bidi="ta-IN"/>
+              </w:rPr>
+              <w:t>2</w:t>
+            </w:r>
+            <w:r>
+              <w:rPr>
+                <w:rFonts w:ascii="Latha" w:hAnsi="Latha" w:cs="Latha"/>
+                <w:sz w:val="28"/>
+                <w:szCs w:val="28"/>
+                <w:cs/>
+                <w:lang w:bidi="ta-IN"/>
+              </w:rPr>
+              <w:t>ஸ</w:t>
+            </w:r>
+            <w:r>
+              <w:rPr>
+                <w:rFonts w:ascii="BRH Tamil Tab Extra" w:hAnsi="BRH Tamil Tab Extra" w:cs="Latha"/>
+                <w:b/>
+                <w:sz w:val="32"/>
                 <w:szCs w:val="28"/>
                 <w:highlight w:val="green"/>
-                <w:cs/>
-                <w:lang w:bidi="ta-IN"/>
+                <w:lang w:val="it-IT" w:bidi="ta-IN"/>
+              </w:rPr>
+              <w:t>…</w:t>
+            </w:r>
+            <w:r>
+              <w:rPr>
+                <w:rFonts w:ascii="Latha" w:hAnsi="Latha" w:cs="Latha"/>
+                <w:sz w:val="28"/>
+                <w:szCs w:val="28"/>
+                <w:highlight w:val="green"/>
+                <w:cs/>
+                <w:lang w:bidi="ta-IN"/>
+              </w:rPr>
+              <w:t>ர</w:t>
+            </w:r>
+            <w:r>
+              <w:rPr>
+                <w:rFonts w:ascii="Latha" w:hAnsi="Latha" w:cs="Latha"/>
+                <w:sz w:val="28"/>
+                <w:szCs w:val="28"/>
+                <w:cs/>
+                <w:lang w:bidi="ta-IN"/>
+              </w:rPr>
+              <w:t>ஸ்யேதி</w:t>
+            </w:r>
+            <w:r>
+              <w:rPr>
+                <w:rFonts w:ascii="BRH Tamil Tab Extra" w:hAnsi="BRH Tamil Tab Extra" w:cs="Latha"/>
+                <w:b/>
+                <w:sz w:val="36"/>
+                <w:szCs w:val="28"/>
+                <w:lang w:val="it-IT" w:bidi="ta-IN"/>
+              </w:rPr>
+              <w:t>†</w:t>
+            </w:r>
+            <w:r>
+              <w:rPr>
+                <w:rFonts w:ascii="Latha" w:hAnsi="Latha" w:cs="Latha"/>
+                <w:sz w:val="28"/>
+                <w:szCs w:val="28"/>
+                <w:lang w:val="it-IT" w:bidi="ta-IN"/>
+              </w:rPr>
+              <w:t xml:space="preserve"> </w:t>
+            </w:r>
+          </w:p>
+          <w:p>
+            <w:pPr>
+              <w:widowControl w:val="0"/>
+              <w:autoSpaceDE w:val="0"/>
+              <w:autoSpaceDN w:val="0"/>
+              <w:adjustRightInd w:val="0"/>
+              <w:spacing w:before="0" w:line="240" w:lineRule="auto"/>
+              <w:rPr>
+                <w:rFonts w:ascii="BRH Malayalam Extra" w:hAnsi="BRH Malayalam Extra" w:cs="BRH Malayalam Extra"/>
+                <w:sz w:val="40"/>
+                <w:szCs w:val="40"/>
+                <w:lang w:val="it-IT"/>
               </w:rPr>
             </w:pPr>
             <w:r>
@@ -4593,57 +5175,46 @@
                 <w:cs/>
                 <w:lang w:bidi="ta-IN"/>
               </w:rPr>
-              <w:t>அ</w:t>
-            </w:r>
-            <w:r>
-              <w:rPr>
-                <w:rFonts w:ascii="BRH Tamil Tab Extra" w:hAnsi="BRH Tamil Tab Extra" w:cs="Latha"/>
-                <w:b/>
-                <w:sz w:val="32"/>
-                <w:szCs w:val="28"/>
-                <w:lang w:bidi="ta-IN"/>
-              </w:rPr>
-              <w:t>…</w:t>
-            </w:r>
-            <w:r>
-              <w:rPr>
-                <w:rFonts w:ascii="Latha" w:hAnsi="Latha" w:cs="Latha"/>
-                <w:sz w:val="28"/>
-                <w:szCs w:val="28"/>
-                <w:cs/>
-                <w:lang w:bidi="ta-IN"/>
-              </w:rPr>
-              <w:t>ஸ்ய</w:t>
-            </w:r>
-            <w:r>
-              <w:rPr>
-                <w:rFonts w:ascii="BRH Tamil Tab Extra" w:hAnsi="BRH Tamil Tab Extra" w:cs="Latha"/>
-                <w:b/>
-                <w:sz w:val="32"/>
-                <w:szCs w:val="28"/>
-                <w:lang w:bidi="ta-IN"/>
-              </w:rPr>
-              <w:t>…</w:t>
-            </w:r>
-            <w:r>
-              <w:rPr>
-                <w:rFonts w:ascii="Latha" w:hAnsi="Latha" w:cs="Latha"/>
-                <w:sz w:val="28"/>
-                <w:szCs w:val="28"/>
-                <w:lang w:bidi="ta-IN"/>
-              </w:rPr>
-              <w:t xml:space="preserve"> </w:t>
-            </w:r>
-            <w:r>
-              <w:rPr>
-                <w:rFonts w:ascii="Latha" w:hAnsi="Latha" w:cs="Latha"/>
-                <w:sz w:val="28"/>
-                <w:szCs w:val="28"/>
-                <w:highlight w:val="green"/>
-                <w:cs/>
-                <w:lang w:bidi="ta-IN"/>
-              </w:rPr>
-              <w:t>ப்</w:t>
+              <w:t xml:space="preserve">ஸம் </w:t>
+            </w:r>
+            <w:r>
+              <w:rPr>
+                <w:rFonts w:ascii="Latha" w:hAnsi="Latha" w:cs="Latha"/>
+                <w:sz w:val="28"/>
+                <w:szCs w:val="28"/>
+                <w:lang w:val="it-IT" w:bidi="ta-IN"/>
+              </w:rPr>
+              <w:t xml:space="preserve">- </w:t>
+            </w:r>
+            <w:r>
+              <w:rPr>
+                <w:rFonts w:ascii="Latha" w:hAnsi="Latha" w:cs="Latha"/>
+                <w:sz w:val="28"/>
+                <w:szCs w:val="28"/>
+                <w:cs/>
+                <w:lang w:bidi="ta-IN"/>
+              </w:rPr>
+              <w:t>வ</w:t>
+            </w:r>
+            <w:r>
+              <w:rPr>
+                <w:rFonts w:ascii="BRH Tamil Tab Extra" w:hAnsi="BRH Tamil Tab Extra" w:cs="Latha"/>
+                <w:b/>
+                <w:sz w:val="32"/>
+                <w:szCs w:val="28"/>
+                <w:lang w:val="it-IT" w:bidi="ta-IN"/>
+              </w:rPr>
+              <w:t>…</w:t>
+            </w:r>
+            <w:r>
+              <w:rPr>
+                <w:rFonts w:ascii="Latha" w:hAnsi="Latha" w:cs="Latha"/>
+                <w:sz w:val="28"/>
+                <w:szCs w:val="28"/>
+                <w:cs/>
+                <w:lang w:bidi="ta-IN"/>
+              </w:rPr>
+              <w:t>த்</w:t>
             </w:r>
             <w:r>
               <w:rPr>
@@ -4653,37 +5224,40 @@
                 <w:position w:val="-12"/>
                 <w:sz w:val="28"/>
                 <w:szCs w:val="28"/>
-                <w:highlight w:val="green"/>
-                <w:cs/>
-                <w:lang w:bidi="ta-IN"/>
-              </w:rPr>
-              <w:t>4</w:t>
-            </w:r>
-            <w:r>
-              <w:rPr>
-                <w:rFonts w:ascii="Latha" w:hAnsi="Latha" w:cs="Latha"/>
-                <w:sz w:val="28"/>
-                <w:szCs w:val="28"/>
-                <w:highlight w:val="green"/>
-                <w:cs/>
-                <w:lang w:bidi="ta-IN"/>
-              </w:rPr>
-              <w:t>ராத்</w:t>
-            </w:r>
-            <w:r>
-              <w:rPr>
-                <w:rFonts w:ascii="Latha" w:hAnsi="Latha" w:cs="Latha"/>
-                <w:b/>
-                <w:bCs/>
-                <w:i/>
-                <w:iCs/>
-                <w:sz w:val="28"/>
-                <w:szCs w:val="28"/>
-                <w:highlight w:val="green"/>
-                <w:cs/>
-                <w:lang w:bidi="ta-IN"/>
-              </w:rPr>
-              <w:t>ரு</w:t>
+                <w:cs/>
+                <w:lang w:bidi="ta-IN"/>
+              </w:rPr>
+              <w:t>2</w:t>
+            </w:r>
+            <w:r>
+              <w:rPr>
+                <w:rFonts w:ascii="Latha" w:hAnsi="Latha" w:cs="Latha"/>
+                <w:sz w:val="28"/>
+                <w:szCs w:val="28"/>
+                <w:cs/>
+                <w:lang w:bidi="ta-IN"/>
+              </w:rPr>
+              <w:t>ஸ</w:t>
+            </w:r>
+            <w:r>
+              <w:rPr>
+                <w:rFonts w:ascii="BRH Tamil Tab Extra" w:hAnsi="BRH Tamil Tab Extra" w:cs="Latha"/>
+                <w:b/>
+                <w:sz w:val="32"/>
+                <w:szCs w:val="28"/>
+                <w:lang w:val="it-IT" w:bidi="ta-IN"/>
+              </w:rPr>
+              <w:t>…</w:t>
+            </w:r>
+            <w:r>
+              <w:rPr>
+                <w:rFonts w:ascii="Latha" w:hAnsi="Latha" w:cs="Latha"/>
+                <w:sz w:val="28"/>
+                <w:szCs w:val="28"/>
+                <w:cs/>
+                <w:lang w:bidi="ta-IN"/>
+              </w:rPr>
+              <w:t>ரஸ்ய</w:t>
             </w:r>
             <w:r>
               <w:rPr>
@@ -4691,8 +5265,7 @@
                 <w:b/>
                 <w:sz w:val="36"/>
                 <w:szCs w:val="28"/>
-                <w:highlight w:val="green"/>
-                <w:lang w:bidi="ta-IN"/>
+                <w:lang w:val="it-IT" w:bidi="ta-IN"/>
               </w:rPr>
               <w:t>†</w:t>
             </w:r>
@@ -4701,140 +5274,9 @@
                 <w:rFonts w:ascii="Latha" w:hAnsi="Latha" w:cs="Latha"/>
                 <w:sz w:val="28"/>
                 <w:szCs w:val="28"/>
-                <w:cs/>
-                <w:lang w:bidi="ta-IN"/>
-              </w:rPr>
-              <w:t>வ்ய</w:t>
-            </w:r>
-            <w:r>
-              <w:rPr>
-                <w:rFonts w:ascii="Latha" w:hAnsi="Latha" w:cs="Latha"/>
-                <w:b/>
-                <w:bCs/>
-                <w:sz w:val="32"/>
-                <w:szCs w:val="32"/>
-                <w:cs/>
-                <w:lang w:bidi="ta-IN"/>
-              </w:rPr>
-              <w:t>:</w:t>
-            </w:r>
-            <w:r>
-              <w:rPr>
-                <w:rFonts w:ascii="Latha" w:hAnsi="Latha" w:cs="Latha"/>
-                <w:sz w:val="28"/>
-                <w:szCs w:val="28"/>
-                <w:cs/>
-                <w:lang w:bidi="ta-IN"/>
-              </w:rPr>
-              <w:t xml:space="preserve"> </w:t>
-            </w:r>
-            <w:r>
-              <w:rPr>
-                <w:rFonts w:ascii="Latha" w:hAnsi="Latha" w:cs="Latha"/>
-                <w:sz w:val="28"/>
-                <w:szCs w:val="28"/>
-                <w:lang w:bidi="ta-IN"/>
-              </w:rPr>
-              <w:t xml:space="preserve">| </w:t>
-            </w:r>
-            <w:r>
-              <w:rPr>
-                <w:rFonts w:ascii="Latha" w:hAnsi="Latha" w:cs="Latha"/>
-                <w:sz w:val="28"/>
-                <w:szCs w:val="28"/>
-                <w:cs/>
-                <w:lang w:bidi="ta-IN"/>
-              </w:rPr>
-              <w:t>ப்</w:t>
-            </w:r>
-            <w:r>
-              <w:rPr>
-                <w:rFonts w:ascii="Latha" w:hAnsi="Latha" w:cs="Latha"/>
-                <w:b/>
-                <w:bCs/>
-                <w:position w:val="-12"/>
-                <w:sz w:val="28"/>
-                <w:szCs w:val="28"/>
-                <w:cs/>
-                <w:lang w:bidi="ta-IN"/>
-              </w:rPr>
-              <w:t>4</w:t>
-            </w:r>
-            <w:r>
-              <w:rPr>
-                <w:rFonts w:ascii="Latha" w:hAnsi="Latha" w:cs="Latha"/>
-                <w:sz w:val="28"/>
-                <w:szCs w:val="28"/>
-                <w:cs/>
-                <w:lang w:bidi="ta-IN"/>
-              </w:rPr>
-              <w:t>ராத்</w:t>
-            </w:r>
-            <w:r>
-              <w:rPr>
-                <w:rFonts w:ascii="Latha" w:hAnsi="Latha" w:cs="Latha"/>
-                <w:b/>
-                <w:bCs/>
-                <w:i/>
-                <w:iCs/>
-                <w:sz w:val="28"/>
-                <w:szCs w:val="28"/>
-                <w:cs/>
-                <w:lang w:bidi="ta-IN"/>
-              </w:rPr>
-              <w:t>ரு</w:t>
-            </w:r>
-            <w:r>
-              <w:rPr>
-                <w:rFonts w:ascii="BRH Tamil Tab Extra" w:hAnsi="BRH Tamil Tab Extra" w:cs="Latha"/>
-                <w:b/>
-                <w:sz w:val="36"/>
-                <w:szCs w:val="28"/>
-                <w:lang w:bidi="ta-IN"/>
-              </w:rPr>
-              <w:t>†</w:t>
-            </w:r>
-            <w:r>
-              <w:rPr>
-                <w:rFonts w:ascii="Latha" w:hAnsi="Latha" w:cs="Latha"/>
-                <w:sz w:val="28"/>
-                <w:szCs w:val="28"/>
-                <w:cs/>
-                <w:lang w:bidi="ta-IN"/>
-              </w:rPr>
-              <w:t>வ்யோ ப</w:t>
-            </w:r>
-            <w:r>
-              <w:rPr>
-                <w:rFonts w:ascii="Latha" w:hAnsi="Latha" w:cs="Latha"/>
-                <w:b/>
-                <w:bCs/>
-                <w:position w:val="-12"/>
-                <w:sz w:val="28"/>
-                <w:szCs w:val="28"/>
-                <w:cs/>
-                <w:lang w:bidi="ta-IN"/>
-              </w:rPr>
-              <w:t>4</w:t>
-            </w:r>
-            <w:r>
-              <w:rPr>
-                <w:rFonts w:ascii="Latha" w:hAnsi="Latha" w:cs="Latha"/>
-                <w:sz w:val="28"/>
-                <w:szCs w:val="28"/>
-                <w:cs/>
-                <w:lang w:bidi="ta-IN"/>
-              </w:rPr>
-              <w:t xml:space="preserve">வதி </w:t>
-            </w:r>
-            <w:r>
-              <w:rPr>
-                <w:rFonts w:ascii="Latha" w:hAnsi="Latha" w:cs="Latha"/>
-                <w:sz w:val="28"/>
-                <w:szCs w:val="28"/>
-                <w:lang w:bidi="ta-IN"/>
-              </w:rPr>
-              <w:t>|</w:t>
+                <w:lang w:val="it-IT" w:bidi="ta-IN"/>
+              </w:rPr>
+              <w:t xml:space="preserve"> |</w:t>
             </w:r>
           </w:p>
         </w:tc>
@@ -4882,6 +5324,707 @@
                 <w:szCs w:val="32"/>
                 <w:lang w:bidi="ta-IN"/>
               </w:rPr>
+              <w:t>T.S.2.5.8.5 Kramam</w:t>
+            </w:r>
+          </w:p>
+          <w:p>
+            <w:pPr>
+              <w:widowControl w:val="0"/>
+              <w:tabs>
+                <w:tab w:val="left" w:pos="993"/>
+              </w:tabs>
+              <w:autoSpaceDE w:val="0"/>
+              <w:autoSpaceDN w:val="0"/>
+              <w:adjustRightInd w:val="0"/>
+              <w:spacing w:before="0" w:line="252" w:lineRule="auto"/>
+              <w:ind w:right="297"/>
+              <w:rPr>
+                <w:rFonts w:cs="Arial"/>
+                <w:b/>
+                <w:color w:val="000000"/>
+                <w:sz w:val="28"/>
+                <w:szCs w:val="32"/>
+                <w:lang w:bidi="ta-IN"/>
+              </w:rPr>
+            </w:pPr>
+            <w:r>
+              <w:rPr>
+                <w:rFonts w:cs="Arial"/>
+                <w:b/>
+                <w:color w:val="000000"/>
+                <w:sz w:val="28"/>
+                <w:szCs w:val="32"/>
+                <w:lang w:bidi="ta-IN"/>
+              </w:rPr>
+              <w:t>Krama Vaakyam No. – 47</w:t>
+            </w:r>
+          </w:p>
+          <w:p>
+            <w:pPr>
+              <w:widowControl w:val="0"/>
+              <w:tabs>
+                <w:tab w:val="left" w:pos="993"/>
+              </w:tabs>
+              <w:autoSpaceDE w:val="0"/>
+              <w:autoSpaceDN w:val="0"/>
+              <w:adjustRightInd w:val="0"/>
+              <w:spacing w:before="0" w:line="252" w:lineRule="auto"/>
+              <w:ind w:right="297"/>
+              <w:rPr>
+                <w:rFonts w:cs="Arial"/>
+                <w:b/>
+                <w:color w:val="000000"/>
+                <w:sz w:val="28"/>
+                <w:szCs w:val="32"/>
+                <w:lang w:bidi="ta-IN"/>
+              </w:rPr>
+            </w:pPr>
+            <w:r>
+              <w:rPr>
+                <w:rFonts w:cs="Arial"/>
+                <w:b/>
+                <w:color w:val="000000"/>
+                <w:sz w:val="28"/>
+                <w:szCs w:val="32"/>
+                <w:lang w:bidi="ta-IN"/>
+              </w:rPr>
+              <w:t>Panchaati No</w:t>
+            </w:r>
+            <w:r>
+              <w:rPr>
+                <w:rFonts w:cs="Arial"/>
+                <w:b/>
+                <w:color w:val="000000"/>
+                <w:szCs w:val="32"/>
+                <w:lang w:bidi="ta-IN"/>
+              </w:rPr>
+              <w:t>. -</w:t>
+            </w:r>
+            <w:r>
+              <w:rPr>
+                <w:rFonts w:cs="Arial"/>
+                <w:b/>
+                <w:color w:val="000000"/>
+                <w:sz w:val="28"/>
+                <w:szCs w:val="28"/>
+                <w:lang w:bidi="ta-IN"/>
+              </w:rPr>
+              <w:t xml:space="preserve"> </w:t>
+            </w:r>
+            <w:r>
+              <w:rPr>
+                <w:rFonts w:cs="Arial"/>
+                <w:b/>
+                <w:color w:val="000000"/>
+                <w:sz w:val="28"/>
+                <w:szCs w:val="28"/>
+                <w:lang w:bidi="ta-IN"/>
+              </w:rPr>
+              <w:t>48</w:t>
+            </w:r>
+          </w:p>
+        </w:tc>
+        <w:tc>
+          <w:tcPr>
+            <w:tcW w:w="5132" w:type="dxa"/>
+            <w:tcBorders>
+              <w:top w:val="single" w:sz="4" w:space="0" w:color="000000"/>
+              <w:left w:val="single" w:sz="4" w:space="0" w:color="000000"/>
+              <w:bottom w:val="single" w:sz="4" w:space="0" w:color="000000"/>
+              <w:right w:val="single" w:sz="4" w:space="0" w:color="000000"/>
+            </w:tcBorders>
+          </w:tcPr>
+          <w:p>
+            <w:pPr>
+              <w:rPr>
+                <w:rFonts w:ascii="Latha" w:hAnsi="Latha" w:cs="Latha"/>
+                <w:color w:val="EE0000"/>
+                <w:sz w:val="28"/>
+                <w:szCs w:val="28"/>
+                <w:highlight w:val="yellow"/>
+                <w:cs/>
+                <w:lang w:bidi="ta-IN"/>
+              </w:rPr>
+            </w:pPr>
+            <w:r>
+              <w:rPr>
+                <w:rFonts w:ascii="Latha" w:hAnsi="Latha" w:cs="Latha"/>
+                <w:sz w:val="28"/>
+                <w:szCs w:val="28"/>
+                <w:cs/>
+                <w:lang w:bidi="ta-IN"/>
+              </w:rPr>
+              <w:t>அ</w:t>
+            </w:r>
+            <w:r>
+              <w:rPr>
+                <w:rFonts w:ascii="BRH Tamil Tab Extra" w:hAnsi="BRH Tamil Tab Extra" w:cs="Latha"/>
+                <w:b/>
+                <w:sz w:val="32"/>
+                <w:szCs w:val="28"/>
+                <w:lang w:bidi="ta-IN"/>
+              </w:rPr>
+              <w:t>…</w:t>
+            </w:r>
+            <w:r>
+              <w:rPr>
+                <w:rFonts w:ascii="Latha" w:hAnsi="Latha" w:cs="Latha"/>
+                <w:sz w:val="28"/>
+                <w:szCs w:val="28"/>
+                <w:cs/>
+                <w:lang w:bidi="ta-IN"/>
+              </w:rPr>
+              <w:t>ஸ்ய</w:t>
+            </w:r>
+            <w:r>
+              <w:rPr>
+                <w:rFonts w:ascii="BRH Tamil Tab Extra" w:hAnsi="BRH Tamil Tab Extra" w:cs="Latha"/>
+                <w:b/>
+                <w:sz w:val="32"/>
+                <w:szCs w:val="28"/>
+                <w:lang w:bidi="ta-IN"/>
+              </w:rPr>
+              <w:t>…</w:t>
+            </w:r>
+            <w:r>
+              <w:rPr>
+                <w:rFonts w:ascii="Latha" w:hAnsi="Latha" w:cs="Latha"/>
+                <w:sz w:val="28"/>
+                <w:szCs w:val="28"/>
+                <w:lang w:bidi="ta-IN"/>
+              </w:rPr>
+              <w:t xml:space="preserve"> </w:t>
+            </w:r>
+            <w:r>
+              <w:rPr>
+                <w:rFonts w:ascii="Latha" w:hAnsi="Latha" w:cs="Latha"/>
+                <w:sz w:val="28"/>
+                <w:szCs w:val="28"/>
+                <w:highlight w:val="yellow"/>
+                <w:cs/>
+                <w:lang w:bidi="ta-IN"/>
+              </w:rPr>
+              <w:t>பா</w:t>
+            </w:r>
+            <w:r>
+              <w:rPr>
+                <w:rFonts w:ascii="Latha" w:hAnsi="Latha" w:cs="Latha"/>
+                <w:b/>
+                <w:bCs/>
+                <w:position w:val="-12"/>
+                <w:sz w:val="28"/>
+                <w:szCs w:val="28"/>
+                <w:highlight w:val="yellow"/>
+                <w:cs/>
+                <w:lang w:bidi="ta-IN"/>
+              </w:rPr>
+              <w:t>4</w:t>
+            </w:r>
+            <w:r>
+              <w:rPr>
+                <w:rFonts w:ascii="Latha" w:hAnsi="Latha" w:cs="Latha"/>
+                <w:sz w:val="28"/>
+                <w:szCs w:val="28"/>
+                <w:highlight w:val="yellow"/>
+                <w:cs/>
+                <w:lang w:bidi="ta-IN"/>
+              </w:rPr>
+              <w:t>த்</w:t>
+            </w:r>
+            <w:r>
+              <w:rPr>
+                <w:rFonts w:ascii="Latha" w:hAnsi="Latha" w:cs="Latha"/>
+                <w:b/>
+                <w:bCs/>
+                <w:i/>
+                <w:iCs/>
+                <w:sz w:val="28"/>
+                <w:szCs w:val="28"/>
+                <w:highlight w:val="yellow"/>
+                <w:cs/>
+                <w:lang w:bidi="ta-IN"/>
+              </w:rPr>
+              <w:t>ரு</w:t>
+            </w:r>
+            <w:r>
+              <w:rPr>
+                <w:rFonts w:ascii="BRH Tamil Tab Extra" w:hAnsi="BRH Tamil Tab Extra" w:cs="Latha"/>
+                <w:b/>
+                <w:sz w:val="36"/>
+                <w:szCs w:val="28"/>
+                <w:highlight w:val="yellow"/>
+                <w:lang w:bidi="ta-IN"/>
+              </w:rPr>
+              <w:t>†</w:t>
+            </w:r>
+            <w:r>
+              <w:rPr>
+                <w:rFonts w:ascii="Latha" w:hAnsi="Latha" w:cs="Latha"/>
+                <w:sz w:val="28"/>
+                <w:szCs w:val="28"/>
+                <w:cs/>
+                <w:lang w:bidi="ta-IN"/>
+              </w:rPr>
+              <w:t>வ்ய</w:t>
+            </w:r>
+            <w:r>
+              <w:rPr>
+                <w:rFonts w:ascii="Latha" w:hAnsi="Latha" w:cs="Latha"/>
+                <w:b/>
+                <w:bCs/>
+                <w:sz w:val="32"/>
+                <w:szCs w:val="32"/>
+                <w:cs/>
+                <w:lang w:bidi="ta-IN"/>
+              </w:rPr>
+              <w:t>:</w:t>
+            </w:r>
+            <w:r>
+              <w:rPr>
+                <w:rFonts w:ascii="Latha" w:hAnsi="Latha" w:cs="Latha"/>
+                <w:sz w:val="28"/>
+                <w:szCs w:val="28"/>
+                <w:cs/>
+                <w:lang w:bidi="ta-IN"/>
+              </w:rPr>
+              <w:t xml:space="preserve"> </w:t>
+            </w:r>
+            <w:r>
+              <w:rPr>
+                <w:rFonts w:ascii="Latha" w:hAnsi="Latha" w:cs="Latha"/>
+                <w:sz w:val="28"/>
+                <w:szCs w:val="28"/>
+                <w:lang w:bidi="ta-IN"/>
+              </w:rPr>
+              <w:t xml:space="preserve">| </w:t>
+            </w:r>
+            <w:r>
+              <w:rPr>
+                <w:rFonts w:ascii="Latha" w:hAnsi="Latha" w:cs="Latha"/>
+                <w:sz w:val="28"/>
+                <w:szCs w:val="28"/>
+                <w:cs/>
+                <w:lang w:bidi="ta-IN"/>
+              </w:rPr>
+              <w:t>ப்</w:t>
+            </w:r>
+            <w:r>
+              <w:rPr>
+                <w:rFonts w:ascii="Latha" w:hAnsi="Latha" w:cs="Latha"/>
+                <w:b/>
+                <w:bCs/>
+                <w:position w:val="-12"/>
+                <w:sz w:val="28"/>
+                <w:szCs w:val="28"/>
+                <w:cs/>
+                <w:lang w:bidi="ta-IN"/>
+              </w:rPr>
+              <w:t>4</w:t>
+            </w:r>
+            <w:r>
+              <w:rPr>
+                <w:rFonts w:ascii="Latha" w:hAnsi="Latha" w:cs="Latha"/>
+                <w:sz w:val="28"/>
+                <w:szCs w:val="28"/>
+                <w:cs/>
+                <w:lang w:bidi="ta-IN"/>
+              </w:rPr>
+              <w:t>ராத்</w:t>
+            </w:r>
+            <w:r>
+              <w:rPr>
+                <w:rFonts w:ascii="Latha" w:hAnsi="Latha" w:cs="Latha"/>
+                <w:b/>
+                <w:bCs/>
+                <w:i/>
+                <w:iCs/>
+                <w:sz w:val="28"/>
+                <w:szCs w:val="28"/>
+                <w:cs/>
+                <w:lang w:bidi="ta-IN"/>
+              </w:rPr>
+              <w:t>ரு</w:t>
+            </w:r>
+            <w:r>
+              <w:rPr>
+                <w:rFonts w:ascii="BRH Tamil Tab Extra" w:hAnsi="BRH Tamil Tab Extra" w:cs="Latha"/>
+                <w:b/>
+                <w:sz w:val="36"/>
+                <w:szCs w:val="28"/>
+                <w:lang w:bidi="ta-IN"/>
+              </w:rPr>
+              <w:t>†</w:t>
+            </w:r>
+            <w:r>
+              <w:rPr>
+                <w:rFonts w:ascii="Latha" w:hAnsi="Latha" w:cs="Latha"/>
+                <w:sz w:val="28"/>
+                <w:szCs w:val="28"/>
+                <w:cs/>
+                <w:lang w:bidi="ta-IN"/>
+              </w:rPr>
+              <w:t>வ்யோ ப</w:t>
+            </w:r>
+            <w:r>
+              <w:rPr>
+                <w:rFonts w:ascii="Latha" w:hAnsi="Latha" w:cs="Latha"/>
+                <w:b/>
+                <w:bCs/>
+                <w:position w:val="-12"/>
+                <w:sz w:val="28"/>
+                <w:szCs w:val="28"/>
+                <w:cs/>
+                <w:lang w:bidi="ta-IN"/>
+              </w:rPr>
+              <w:t>4</w:t>
+            </w:r>
+            <w:r>
+              <w:rPr>
+                <w:rFonts w:ascii="Latha" w:hAnsi="Latha" w:cs="Latha"/>
+                <w:sz w:val="28"/>
+                <w:szCs w:val="28"/>
+                <w:cs/>
+                <w:lang w:bidi="ta-IN"/>
+              </w:rPr>
+              <w:t xml:space="preserve">வதி </w:t>
+            </w:r>
+            <w:r>
+              <w:rPr>
+                <w:rFonts w:ascii="Latha" w:hAnsi="Latha" w:cs="Latha"/>
+                <w:sz w:val="28"/>
+                <w:szCs w:val="28"/>
+                <w:lang w:bidi="ta-IN"/>
+              </w:rPr>
+              <w:t>|</w:t>
+            </w:r>
+          </w:p>
+        </w:tc>
+        <w:tc>
+          <w:tcPr>
+            <w:tcW w:w="5528" w:type="dxa"/>
+            <w:tcBorders>
+              <w:top w:val="single" w:sz="4" w:space="0" w:color="000000"/>
+              <w:left w:val="single" w:sz="4" w:space="0" w:color="000000"/>
+              <w:bottom w:val="single" w:sz="4" w:space="0" w:color="000000"/>
+              <w:right w:val="single" w:sz="4" w:space="0" w:color="000000"/>
+            </w:tcBorders>
+          </w:tcPr>
+          <w:p>
+            <w:pPr>
+              <w:widowControl w:val="0"/>
+              <w:tabs>
+                <w:tab w:val="center" w:pos="4950"/>
+              </w:tabs>
+              <w:autoSpaceDE w:val="0"/>
+              <w:autoSpaceDN w:val="0"/>
+              <w:adjustRightInd w:val="0"/>
+              <w:spacing w:line="252" w:lineRule="auto"/>
+              <w:rPr>
+                <w:rFonts w:ascii="Latha" w:hAnsi="Latha" w:cs="Latha"/>
+                <w:sz w:val="28"/>
+                <w:szCs w:val="28"/>
+                <w:highlight w:val="green"/>
+                <w:cs/>
+                <w:lang w:bidi="ta-IN"/>
+              </w:rPr>
+            </w:pPr>
+            <w:r>
+              <w:rPr>
+                <w:rFonts w:ascii="Latha" w:hAnsi="Latha" w:cs="Latha"/>
+                <w:sz w:val="28"/>
+                <w:szCs w:val="28"/>
+                <w:cs/>
+                <w:lang w:bidi="ta-IN"/>
+              </w:rPr>
+              <w:t>அ</w:t>
+            </w:r>
+            <w:r>
+              <w:rPr>
+                <w:rFonts w:ascii="BRH Tamil Tab Extra" w:hAnsi="BRH Tamil Tab Extra" w:cs="Latha"/>
+                <w:b/>
+                <w:sz w:val="32"/>
+                <w:szCs w:val="28"/>
+                <w:lang w:bidi="ta-IN"/>
+              </w:rPr>
+              <w:t>…</w:t>
+            </w:r>
+            <w:r>
+              <w:rPr>
+                <w:rFonts w:ascii="Latha" w:hAnsi="Latha" w:cs="Latha"/>
+                <w:sz w:val="28"/>
+                <w:szCs w:val="28"/>
+                <w:cs/>
+                <w:lang w:bidi="ta-IN"/>
+              </w:rPr>
+              <w:t>ஸ்ய</w:t>
+            </w:r>
+            <w:r>
+              <w:rPr>
+                <w:rFonts w:ascii="BRH Tamil Tab Extra" w:hAnsi="BRH Tamil Tab Extra" w:cs="Latha"/>
+                <w:b/>
+                <w:sz w:val="32"/>
+                <w:szCs w:val="28"/>
+                <w:lang w:bidi="ta-IN"/>
+              </w:rPr>
+              <w:t>…</w:t>
+            </w:r>
+            <w:r>
+              <w:rPr>
+                <w:rFonts w:ascii="Latha" w:hAnsi="Latha" w:cs="Latha"/>
+                <w:sz w:val="28"/>
+                <w:szCs w:val="28"/>
+                <w:lang w:bidi="ta-IN"/>
+              </w:rPr>
+              <w:t xml:space="preserve"> </w:t>
+            </w:r>
+            <w:r>
+              <w:rPr>
+                <w:rFonts w:ascii="Latha" w:hAnsi="Latha" w:cs="Latha"/>
+                <w:sz w:val="28"/>
+                <w:szCs w:val="28"/>
+                <w:highlight w:val="green"/>
+                <w:cs/>
+                <w:lang w:bidi="ta-IN"/>
+              </w:rPr>
+              <w:t>ப்</w:t>
+            </w:r>
+            <w:r>
+              <w:rPr>
+                <w:rFonts w:ascii="Latha" w:hAnsi="Latha" w:cs="Latha"/>
+                <w:b/>
+                <w:bCs/>
+                <w:position w:val="-12"/>
+                <w:sz w:val="28"/>
+                <w:szCs w:val="28"/>
+                <w:highlight w:val="green"/>
+                <w:cs/>
+                <w:lang w:bidi="ta-IN"/>
+              </w:rPr>
+              <w:t>4</w:t>
+            </w:r>
+            <w:r>
+              <w:rPr>
+                <w:rFonts w:ascii="Latha" w:hAnsi="Latha" w:cs="Latha"/>
+                <w:sz w:val="28"/>
+                <w:szCs w:val="28"/>
+                <w:highlight w:val="green"/>
+                <w:cs/>
+                <w:lang w:bidi="ta-IN"/>
+              </w:rPr>
+              <w:t>ராத்</w:t>
+            </w:r>
+            <w:r>
+              <w:rPr>
+                <w:rFonts w:ascii="Latha" w:hAnsi="Latha" w:cs="Latha"/>
+                <w:b/>
+                <w:bCs/>
+                <w:i/>
+                <w:iCs/>
+                <w:sz w:val="28"/>
+                <w:szCs w:val="28"/>
+                <w:highlight w:val="green"/>
+                <w:cs/>
+                <w:lang w:bidi="ta-IN"/>
+              </w:rPr>
+              <w:t>ரு</w:t>
+            </w:r>
+            <w:r>
+              <w:rPr>
+                <w:rFonts w:ascii="BRH Tamil Tab Extra" w:hAnsi="BRH Tamil Tab Extra" w:cs="Latha"/>
+                <w:b/>
+                <w:sz w:val="36"/>
+                <w:szCs w:val="28"/>
+                <w:highlight w:val="green"/>
+                <w:lang w:bidi="ta-IN"/>
+              </w:rPr>
+              <w:t>†</w:t>
+            </w:r>
+            <w:r>
+              <w:rPr>
+                <w:rFonts w:ascii="Latha" w:hAnsi="Latha" w:cs="Latha"/>
+                <w:sz w:val="28"/>
+                <w:szCs w:val="28"/>
+                <w:cs/>
+                <w:lang w:bidi="ta-IN"/>
+              </w:rPr>
+              <w:t>வ்ய</w:t>
+            </w:r>
+            <w:r>
+              <w:rPr>
+                <w:rFonts w:ascii="Latha" w:hAnsi="Latha" w:cs="Latha"/>
+                <w:b/>
+                <w:bCs/>
+                <w:sz w:val="32"/>
+                <w:szCs w:val="32"/>
+                <w:cs/>
+                <w:lang w:bidi="ta-IN"/>
+              </w:rPr>
+              <w:t>:</w:t>
+            </w:r>
+            <w:r>
+              <w:rPr>
+                <w:rFonts w:ascii="Latha" w:hAnsi="Latha" w:cs="Latha"/>
+                <w:sz w:val="28"/>
+                <w:szCs w:val="28"/>
+                <w:cs/>
+                <w:lang w:bidi="ta-IN"/>
+              </w:rPr>
+              <w:t xml:space="preserve"> </w:t>
+            </w:r>
+            <w:r>
+              <w:rPr>
+                <w:rFonts w:ascii="Latha" w:hAnsi="Latha" w:cs="Latha"/>
+                <w:sz w:val="28"/>
+                <w:szCs w:val="28"/>
+                <w:lang w:bidi="ta-IN"/>
+              </w:rPr>
+              <w:t xml:space="preserve">| </w:t>
+            </w:r>
+            <w:r>
+              <w:rPr>
+                <w:rFonts w:ascii="Latha" w:hAnsi="Latha" w:cs="Latha"/>
+                <w:sz w:val="28"/>
+                <w:szCs w:val="28"/>
+                <w:cs/>
+                <w:lang w:bidi="ta-IN"/>
+              </w:rPr>
+              <w:t>ப்</w:t>
+            </w:r>
+            <w:r>
+              <w:rPr>
+                <w:rFonts w:ascii="Latha" w:hAnsi="Latha" w:cs="Latha"/>
+                <w:b/>
+                <w:bCs/>
+                <w:position w:val="-12"/>
+                <w:sz w:val="28"/>
+                <w:szCs w:val="28"/>
+                <w:cs/>
+                <w:lang w:bidi="ta-IN"/>
+              </w:rPr>
+              <w:t>4</w:t>
+            </w:r>
+            <w:r>
+              <w:rPr>
+                <w:rFonts w:ascii="Latha" w:hAnsi="Latha" w:cs="Latha"/>
+                <w:sz w:val="28"/>
+                <w:szCs w:val="28"/>
+                <w:cs/>
+                <w:lang w:bidi="ta-IN"/>
+              </w:rPr>
+              <w:t>ராத்</w:t>
+            </w:r>
+            <w:r>
+              <w:rPr>
+                <w:rFonts w:ascii="Latha" w:hAnsi="Latha" w:cs="Latha"/>
+                <w:b/>
+                <w:bCs/>
+                <w:i/>
+                <w:iCs/>
+                <w:sz w:val="28"/>
+                <w:szCs w:val="28"/>
+                <w:cs/>
+                <w:lang w:bidi="ta-IN"/>
+              </w:rPr>
+              <w:t>ரு</w:t>
+            </w:r>
+            <w:r>
+              <w:rPr>
+                <w:rFonts w:ascii="BRH Tamil Tab Extra" w:hAnsi="BRH Tamil Tab Extra" w:cs="Latha"/>
+                <w:b/>
+                <w:sz w:val="36"/>
+                <w:szCs w:val="28"/>
+                <w:lang w:bidi="ta-IN"/>
+              </w:rPr>
+              <w:t>†</w:t>
+            </w:r>
+            <w:r>
+              <w:rPr>
+                <w:rFonts w:ascii="Latha" w:hAnsi="Latha" w:cs="Latha"/>
+                <w:sz w:val="28"/>
+                <w:szCs w:val="28"/>
+                <w:cs/>
+                <w:lang w:bidi="ta-IN"/>
+              </w:rPr>
+              <w:t>வ்யோ ப</w:t>
+            </w:r>
+            <w:r>
+              <w:rPr>
+                <w:rFonts w:ascii="Latha" w:hAnsi="Latha" w:cs="Latha"/>
+                <w:b/>
+                <w:bCs/>
+                <w:position w:val="-12"/>
+                <w:sz w:val="28"/>
+                <w:szCs w:val="28"/>
+                <w:cs/>
+                <w:lang w:bidi="ta-IN"/>
+              </w:rPr>
+              <w:t>4</w:t>
+            </w:r>
+            <w:r>
+              <w:rPr>
+                <w:rFonts w:ascii="Latha" w:hAnsi="Latha" w:cs="Latha"/>
+                <w:sz w:val="28"/>
+                <w:szCs w:val="28"/>
+                <w:cs/>
+                <w:lang w:bidi="ta-IN"/>
+              </w:rPr>
+              <w:t xml:space="preserve">வதி </w:t>
+            </w:r>
+            <w:r>
+              <w:rPr>
+                <w:rFonts w:ascii="Latha" w:hAnsi="Latha" w:cs="Latha"/>
+                <w:sz w:val="28"/>
+                <w:szCs w:val="28"/>
+                <w:lang w:bidi="ta-IN"/>
+              </w:rPr>
+              <w:t>|</w:t>
+            </w:r>
+          </w:p>
+        </w:tc>
+      </w:tr>
+      <w:tr>
+        <w:trPr>
+          <w:trHeight w:val="1105"/>
+        </w:trPr>
+        <w:tc>
+          <w:tcPr>
+            <w:tcW w:w="3877" w:type="dxa"/>
+            <w:tcBorders>
+              <w:top w:val="single" w:sz="4" w:space="0" w:color="000000"/>
+              <w:left w:val="single" w:sz="4" w:space="0" w:color="000000"/>
+              <w:bottom w:val="single" w:sz="4" w:space="0" w:color="000000"/>
+              <w:right w:val="single" w:sz="4" w:space="0" w:color="000000"/>
+            </w:tcBorders>
+          </w:tcPr>
+          <w:p>
+            <w:pPr>
+              <w:widowControl w:val="0"/>
+              <w:tabs>
+                <w:tab w:val="left" w:pos="993"/>
+              </w:tabs>
+              <w:autoSpaceDE w:val="0"/>
+              <w:autoSpaceDN w:val="0"/>
+              <w:adjustRightInd w:val="0"/>
+              <w:spacing w:before="0" w:line="252" w:lineRule="auto"/>
+              <w:ind w:right="297"/>
+              <w:rPr>
+                <w:rFonts w:cs="Arial"/>
+                <w:b/>
+                <w:color w:val="000000"/>
+                <w:sz w:val="28"/>
+                <w:szCs w:val="32"/>
+                <w:lang w:bidi="ta-IN"/>
+              </w:rPr>
+            </w:pPr>
+            <w:r>
+              <w:rPr>
+                <w:rFonts w:cs="Arial"/>
+                <w:b/>
+                <w:color w:val="000000"/>
+                <w:sz w:val="28"/>
+                <w:szCs w:val="32"/>
+                <w:lang w:bidi="ta-IN"/>
+              </w:rPr>
               <w:t>T.S.2.5.11.1 Kramam</w:t>
             </w:r>
           </w:p>
@@ -6154,6 +7297,7 @@
                 <w:szCs w:val="32"/>
                 <w:lang w:bidi="ta-IN"/>
               </w:rPr>
+              <w:lastRenderedPageBreak/>
               <w:t>T.S.2.5.11.9 Kramam</w:t>
             </w:r>
           </w:p>
@@ -6722,7 +7866,6 @@
                 <w:szCs w:val="32"/>
                 <w:lang w:bidi="ta-IN"/>
               </w:rPr>
-              <w:lastRenderedPageBreak/>
               <w:t>T.S.2.5.11.9 Kramam</w:t>
             </w:r>
           </w:p>
@@ -8346,6 +9489,7 @@
                 <w:szCs w:val="32"/>
                 <w:lang w:bidi="ta-IN"/>
               </w:rPr>
+              <w:lastRenderedPageBreak/>
               <w:t>T.S.2.5.4.4– Kramam</w:t>
             </w:r>
           </w:p>
@@ -9051,7 +10195,6 @@
                 <w:szCs w:val="32"/>
                 <w:lang w:bidi="ta-IN"/>
               </w:rPr>
-              <w:lastRenderedPageBreak/>
               <w:t>T.S.2.5.9.1– Kramam</w:t>
             </w:r>
           </w:p>

--- a/TS-Kramam/TS-2.5/TS 2.5 Tamil Krama Paatam Corrections.docx
+++ b/TS-Kramam/TS-2.5/TS 2.5 Tamil Krama Paatam Corrections.docx
@@ -1,6 +1,6 @@
 
 <file path=word/document.xml><?xml version="1.0" encoding="utf-8"?>
-<w:document xmlns:wpc="http://schemas.microsoft.com/office/word/2010/wordprocessingCanvas" xmlns:cx="http://schemas.microsoft.com/office/drawing/2014/chartex" xmlns:cx1="http://schemas.microsoft.com/office/drawing/2015/9/8/chartex" xmlns:cx2="http://schemas.microsoft.com/office/drawing/2015/10/21/chartex" xmlns:cx3="http://schemas.microsoft.com/office/drawing/2016/5/9/chartex" xmlns:cx4="http://schemas.microsoft.com/office/drawing/2016/5/10/chartex" xmlns:cx5="http://schemas.microsoft.com/office/drawing/2016/5/11/chartex" xmlns:cx6="http://schemas.microsoft.com/office/drawing/2016/5/12/chartex" xmlns:cx7="http://schemas.microsoft.com/office/drawing/2016/5/13/chartex" xmlns:cx8="http://schemas.microsoft.com/office/drawing/2016/5/14/chartex" xmlns:mc="http://schemas.openxmlformats.org/markup-compatibility/2006" xmlns:aink="http://schemas.microsoft.com/office/drawing/2016/ink" xmlns:am3d="http://schemas.microsoft.com/office/drawing/2017/model3d" xmlns:o="urn:schemas-microsoft-com:office:office" xmlns:oel="http://schemas.microsoft.com/office/2019/extlst" xmlns:r="http://schemas.openxmlformats.org/officeDocument/2006/relationships" xmlns:m="http://schemas.openxmlformats.org/officeDocument/2006/math" xmlns:v="urn:schemas-microsoft-com:vml" xmlns:wp14="http://schemas.microsoft.com/office/word/2010/wordprocessingDrawing" xmlns:wp="http://schemas.openxmlformats.org/drawingml/2006/wordprocessingDrawing" xmlns:w10="urn:schemas-microsoft-com:office:word" xmlns:w="http://schemas.openxmlformats.org/wordprocessingml/2006/main" xmlns:w14="http://schemas.microsoft.com/office/word/2010/wordml" xmlns:w15="http://schemas.microsoft.com/office/word/2012/wordml" xmlns:w16cex="http://schemas.microsoft.com/office/word/2018/wordml/cex" xmlns:w16cid="http://schemas.microsoft.com/office/word/2016/wordml/cid" xmlns:w16="http://schemas.microsoft.com/office/word/2018/wordml" xmlns:w16du="http://schemas.microsoft.com/office/word/2023/wordml/word16du" xmlns:w16sdtdh="http://schemas.microsoft.com/office/word/2020/wordml/sdtdatahash" xmlns:w16sdtfl="http://schemas.microsoft.com/office/word/2024/wordml/sdtformatlock" xmlns:w16se="http://schemas.microsoft.com/office/word/2015/wordml/symex" xmlns:wpg="http://schemas.microsoft.com/office/word/2010/wordprocessingGroup" xmlns:wpi="http://schemas.microsoft.com/office/word/2010/wordprocessingInk" xmlns:wne="http://schemas.microsoft.com/office/word/2006/wordml" xmlns:wps="http://schemas.microsoft.com/office/word/2010/wordprocessingShape" mc:Ignorable="w14 w15 w16se w16cid w16 w16cex w16sdtdh w16sdtfl w16du wp14">
+<w:document xmlns:wpc="http://schemas.microsoft.com/office/word/2010/wordprocessingCanvas" xmlns:cx="http://schemas.microsoft.com/office/drawing/2014/chartex" xmlns:cx1="http://schemas.microsoft.com/office/drawing/2015/9/8/chartex" xmlns:cx2="http://schemas.microsoft.com/office/drawing/2015/10/21/chartex" xmlns:cx3="http://schemas.microsoft.com/office/drawing/2016/5/9/chartex" xmlns:cx4="http://schemas.microsoft.com/office/drawing/2016/5/10/chartex" xmlns:cx5="http://schemas.microsoft.com/office/drawing/2016/5/11/chartex" xmlns:cx6="http://schemas.microsoft.com/office/drawing/2016/5/12/chartex" xmlns:cx7="http://schemas.microsoft.com/office/drawing/2016/5/13/chartex" xmlns:cx8="http://schemas.microsoft.com/office/drawing/2016/5/14/chartex" xmlns:mc="http://schemas.openxmlformats.org/markup-compatibility/2006" xmlns:aink="http://schemas.microsoft.com/office/drawing/2016/ink" xmlns:am3d="http://schemas.microsoft.com/office/drawing/2017/model3d" xmlns:o="urn:schemas-microsoft-com:office:office" xmlns:oel="http://schemas.microsoft.com/office/2019/extlst" xmlns:r="http://schemas.openxmlformats.org/officeDocument/2006/relationships" xmlns:m="http://schemas.openxmlformats.org/officeDocument/2006/math" xmlns:v="urn:schemas-microsoft-com:vml" xmlns:wp14="http://schemas.microsoft.com/office/word/2010/wordprocessingDrawing" xmlns:wp="http://schemas.openxmlformats.org/drawingml/2006/wordprocessingDrawing" xmlns:w10="urn:schemas-microsoft-com:office:word" xmlns:w="http://schemas.openxmlformats.org/wordprocessingml/2006/main" xmlns:w14="http://schemas.microsoft.com/office/word/2010/wordml" xmlns:w15="http://schemas.microsoft.com/office/word/2012/wordml" xmlns:w16cei="http://schemas.microsoft.com/office/word/2026/wordml/cei" xmlns:w16cex="http://schemas.microsoft.com/office/word/2018/wordml/cex" xmlns:w16cid="http://schemas.microsoft.com/office/word/2016/wordml/cid" xmlns:w16="http://schemas.microsoft.com/office/word/2018/wordml" xmlns:w16du="http://schemas.microsoft.com/office/word/2023/wordml/word16du" xmlns:w16sdtdh="http://schemas.microsoft.com/office/word/2020/wordml/sdtdatahash" xmlns:w16sdtfl="http://schemas.microsoft.com/office/word/2024/wordml/sdtformatlock" xmlns:w16se="http://schemas.microsoft.com/office/word/2015/wordml/symex" xmlns:wpg="http://schemas.microsoft.com/office/word/2010/wordprocessingGroup" xmlns:wpi="http://schemas.microsoft.com/office/word/2010/wordprocessingInk" xmlns:wne="http://schemas.microsoft.com/office/word/2006/wordml" xmlns:wps="http://schemas.microsoft.com/office/word/2010/wordprocessingShape" mc:Ignorable="w14 w15 w16se w16cid w16 w16cex w16sdtdh w16sdtfl w16du wp14">
   <w:body>
     <w:p>
       <w:pPr>
@@ -32,7 +32,17 @@
           <w:szCs w:val="32"/>
           <w:u w:val="single"/>
         </w:rPr>
-        <w:t xml:space="preserve"> xxxxxxxxx</w:t>
+        <w:t xml:space="preserve"> </w:t>
+      </w:r>
+      <w:r>
+        <w:rPr>
+          <w:b/>
+          <w:bCs/>
+          <w:sz w:val="32"/>
+          <w:szCs w:val="32"/>
+          <w:u w:val="single"/>
+        </w:rPr>
+        <w:t>31st July 2026</w:t>
       </w:r>
     </w:p>
     <w:p>
@@ -2116,6 +2126,608 @@
       </w:tr>
       <w:tr>
         <w:trPr>
+          <w:trHeight w:val="1105"/>
+        </w:trPr>
+        <w:tc>
+          <w:tcPr>
+            <w:tcW w:w="3877" w:type="dxa"/>
+            <w:tcBorders>
+              <w:top w:val="single" w:sz="4" w:space="0" w:color="000000"/>
+              <w:left w:val="single" w:sz="4" w:space="0" w:color="000000"/>
+              <w:bottom w:val="single" w:sz="4" w:space="0" w:color="000000"/>
+              <w:right w:val="single" w:sz="4" w:space="0" w:color="000000"/>
+            </w:tcBorders>
+          </w:tcPr>
+          <w:p>
+            <w:pPr>
+              <w:widowControl w:val="0"/>
+              <w:tabs>
+                <w:tab w:val="left" w:pos="993"/>
+              </w:tabs>
+              <w:autoSpaceDE w:val="0"/>
+              <w:autoSpaceDN w:val="0"/>
+              <w:adjustRightInd w:val="0"/>
+              <w:spacing w:before="0" w:line="252" w:lineRule="auto"/>
+              <w:ind w:right="297"/>
+              <w:rPr>
+                <w:rFonts w:cs="Arial"/>
+                <w:b/>
+                <w:color w:val="000000"/>
+                <w:sz w:val="28"/>
+                <w:szCs w:val="32"/>
+                <w:lang w:bidi="ta-IN"/>
+              </w:rPr>
+            </w:pPr>
+            <w:r>
+              <w:rPr>
+                <w:rFonts w:cs="Arial"/>
+                <w:b/>
+                <w:color w:val="000000"/>
+                <w:sz w:val="28"/>
+                <w:szCs w:val="32"/>
+                <w:lang w:bidi="ta-IN"/>
+              </w:rPr>
+              <w:t>T.S.2.5.2.6– Kramam</w:t>
+            </w:r>
+          </w:p>
+          <w:p>
+            <w:pPr>
+              <w:widowControl w:val="0"/>
+              <w:tabs>
+                <w:tab w:val="left" w:pos="993"/>
+              </w:tabs>
+              <w:autoSpaceDE w:val="0"/>
+              <w:autoSpaceDN w:val="0"/>
+              <w:adjustRightInd w:val="0"/>
+              <w:spacing w:before="0" w:line="252" w:lineRule="auto"/>
+              <w:ind w:right="297"/>
+              <w:rPr>
+                <w:rFonts w:cs="Arial"/>
+                <w:b/>
+                <w:color w:val="000000"/>
+                <w:sz w:val="28"/>
+                <w:szCs w:val="32"/>
+                <w:lang w:bidi="ta-IN"/>
+              </w:rPr>
+            </w:pPr>
+            <w:r>
+              <w:rPr>
+                <w:rFonts w:cs="Arial"/>
+                <w:b/>
+                <w:color w:val="000000"/>
+                <w:sz w:val="28"/>
+                <w:szCs w:val="32"/>
+                <w:lang w:bidi="ta-IN"/>
+              </w:rPr>
+              <w:t>Krama Vaakyam No. – 41</w:t>
+            </w:r>
+          </w:p>
+          <w:p>
+            <w:pPr>
+              <w:widowControl w:val="0"/>
+              <w:tabs>
+                <w:tab w:val="left" w:pos="993"/>
+              </w:tabs>
+              <w:autoSpaceDE w:val="0"/>
+              <w:autoSpaceDN w:val="0"/>
+              <w:adjustRightInd w:val="0"/>
+              <w:spacing w:before="0" w:line="252" w:lineRule="auto"/>
+              <w:ind w:right="297"/>
+              <w:rPr>
+                <w:rFonts w:cs="Arial"/>
+                <w:b/>
+                <w:color w:val="000000"/>
+                <w:sz w:val="28"/>
+                <w:szCs w:val="32"/>
+                <w:lang w:bidi="ta-IN"/>
+              </w:rPr>
+            </w:pPr>
+            <w:r>
+              <w:rPr>
+                <w:rFonts w:cs="Arial"/>
+                <w:b/>
+                <w:color w:val="000000"/>
+                <w:sz w:val="28"/>
+                <w:szCs w:val="32"/>
+                <w:lang w:bidi="ta-IN"/>
+              </w:rPr>
+              <w:t>Panchaati No</w:t>
+            </w:r>
+            <w:r>
+              <w:rPr>
+                <w:rFonts w:cs="Arial"/>
+                <w:b/>
+                <w:color w:val="000000"/>
+                <w:szCs w:val="32"/>
+                <w:lang w:bidi="ta-IN"/>
+              </w:rPr>
+              <w:t xml:space="preserve">. - </w:t>
+            </w:r>
+            <w:r>
+              <w:rPr>
+                <w:rFonts w:cs="Arial"/>
+                <w:b/>
+                <w:color w:val="000000"/>
+                <w:sz w:val="28"/>
+                <w:szCs w:val="32"/>
+                <w:lang w:bidi="ta-IN"/>
+              </w:rPr>
+              <w:t>13</w:t>
+            </w:r>
+          </w:p>
+        </w:tc>
+        <w:tc>
+          <w:tcPr>
+            <w:tcW w:w="5132" w:type="dxa"/>
+            <w:tcBorders>
+              <w:top w:val="single" w:sz="4" w:space="0" w:color="000000"/>
+              <w:left w:val="single" w:sz="4" w:space="0" w:color="000000"/>
+              <w:bottom w:val="single" w:sz="4" w:space="0" w:color="000000"/>
+              <w:right w:val="single" w:sz="4" w:space="0" w:color="000000"/>
+            </w:tcBorders>
+          </w:tcPr>
+          <w:p>
+            <w:pPr>
+              <w:rPr>
+                <w:rFonts w:ascii="Latha" w:hAnsi="Latha" w:cs="Latha"/>
+                <w:sz w:val="28"/>
+                <w:szCs w:val="28"/>
+                <w:cs/>
+                <w:lang w:bidi="ta-IN"/>
+              </w:rPr>
+            </w:pPr>
+            <w:r>
+              <w:rPr>
+                <w:rFonts w:ascii="Latha" w:hAnsi="Latha" w:cs="Latha"/>
+                <w:sz w:val="28"/>
+                <w:szCs w:val="28"/>
+                <w:cs/>
+                <w:lang w:bidi="ta-IN"/>
+              </w:rPr>
+              <w:t>இ</w:t>
+            </w:r>
+            <w:r>
+              <w:rPr>
+                <w:rFonts w:ascii="BRH Tamil Tab Extra" w:hAnsi="BRH Tamil Tab Extra" w:cs="Latha"/>
+                <w:b/>
+                <w:sz w:val="32"/>
+                <w:szCs w:val="28"/>
+                <w:lang w:bidi="ta-IN"/>
+              </w:rPr>
+              <w:t>…</w:t>
+            </w:r>
+            <w:r>
+              <w:rPr>
+                <w:rFonts w:ascii="Latha" w:hAnsi="Latha" w:cs="Latha"/>
+                <w:sz w:val="28"/>
+                <w:szCs w:val="28"/>
+                <w:cs/>
+                <w:lang w:bidi="ta-IN"/>
+              </w:rPr>
+              <w:t>த</w:t>
+            </w:r>
+            <w:r>
+              <w:rPr>
+                <w:rFonts w:ascii="Latha" w:hAnsi="Latha" w:cs="Latha"/>
+                <w:b/>
+                <w:bCs/>
+                <w:position w:val="-12"/>
+                <w:sz w:val="28"/>
+                <w:szCs w:val="28"/>
+                <w:cs/>
+                <w:lang w:bidi="ta-IN"/>
+              </w:rPr>
+              <w:t>3</w:t>
+            </w:r>
+            <w:r>
+              <w:rPr>
+                <w:rFonts w:ascii="Latha" w:hAnsi="Latha" w:cs="Latha"/>
+                <w:sz w:val="28"/>
+                <w:szCs w:val="28"/>
+                <w:cs/>
+                <w:lang w:bidi="ta-IN"/>
+              </w:rPr>
+              <w:t>மச்ச</w:t>
+            </w:r>
+            <w:r>
+              <w:rPr>
+                <w:rFonts w:ascii="BRH Tamil Tab Extra" w:hAnsi="BRH Tamil Tab Extra" w:cs="Latha"/>
+                <w:b/>
+                <w:sz w:val="36"/>
+                <w:szCs w:val="28"/>
+                <w:lang w:bidi="ta-IN"/>
+              </w:rPr>
+              <w:t>†</w:t>
+            </w:r>
+            <w:r>
+              <w:rPr>
+                <w:rFonts w:ascii="Latha" w:hAnsi="Latha" w:cs="Latha"/>
+                <w:b/>
+                <w:bCs/>
+                <w:position w:val="-12"/>
+                <w:sz w:val="28"/>
+                <w:szCs w:val="28"/>
+                <w:cs/>
+                <w:lang w:bidi="ta-IN"/>
+              </w:rPr>
+              <w:t>2</w:t>
+            </w:r>
+            <w:r>
+              <w:rPr>
+                <w:rFonts w:ascii="Latha" w:hAnsi="Latha" w:cs="Latha"/>
+                <w:sz w:val="28"/>
+                <w:szCs w:val="28"/>
+                <w:cs/>
+                <w:lang w:bidi="ta-IN"/>
+              </w:rPr>
+              <w:t xml:space="preserve"> </w:t>
+            </w:r>
+            <w:r>
+              <w:rPr>
+                <w:rFonts w:ascii="Latha" w:hAnsi="Latha" w:cs="Latha"/>
+                <w:sz w:val="28"/>
+                <w:szCs w:val="28"/>
+                <w:lang w:bidi="ta-IN"/>
+              </w:rPr>
+              <w:t xml:space="preserve">| </w:t>
+            </w:r>
+            <w:r>
+              <w:rPr>
+                <w:rFonts w:ascii="Latha" w:hAnsi="Latha" w:cs="Latha"/>
+                <w:sz w:val="28"/>
+                <w:szCs w:val="28"/>
+                <w:cs/>
+                <w:lang w:bidi="ta-IN"/>
+              </w:rPr>
+              <w:t>அச்</w:t>
+            </w:r>
+            <w:r>
+              <w:rPr>
+                <w:rFonts w:ascii="Latha" w:hAnsi="Latha" w:cs="Latha"/>
+                <w:sz w:val="28"/>
+                <w:szCs w:val="28"/>
+                <w:highlight w:val="yellow"/>
+                <w:cs/>
+                <w:lang w:bidi="ta-IN"/>
+              </w:rPr>
+              <w:t>ச</w:t>
+            </w:r>
+            <w:r>
+              <w:rPr>
+                <w:rFonts w:ascii="Latha" w:hAnsi="Latha" w:cs="Latha"/>
+                <w:b/>
+                <w:bCs/>
+                <w:position w:val="-12"/>
+                <w:sz w:val="28"/>
+                <w:szCs w:val="28"/>
+                <w:highlight w:val="yellow"/>
+                <w:cs/>
+                <w:lang w:bidi="ta-IN"/>
+              </w:rPr>
+              <w:t>2</w:t>
+            </w:r>
+            <w:r>
+              <w:rPr>
+                <w:rFonts w:ascii="Latha" w:hAnsi="Latha" w:cs="Latha"/>
+                <w:sz w:val="28"/>
+                <w:szCs w:val="28"/>
+                <w:highlight w:val="yellow"/>
+                <w:cs/>
+                <w:lang w:bidi="ta-IN"/>
+              </w:rPr>
+              <w:t>இ</w:t>
+            </w:r>
+            <w:r>
+              <w:rPr>
+                <w:rFonts w:ascii="BRH Tamil Tab Extra" w:hAnsi="BRH Tamil Tab Extra" w:cs="Latha"/>
+                <w:b/>
+                <w:sz w:val="36"/>
+                <w:szCs w:val="28"/>
+                <w:highlight w:val="yellow"/>
+                <w:lang w:bidi="ta-IN"/>
+              </w:rPr>
+              <w:t>†</w:t>
+            </w:r>
+            <w:r>
+              <w:rPr>
+                <w:rFonts w:ascii="Latha" w:hAnsi="Latha" w:cs="Latha"/>
+                <w:sz w:val="28"/>
+                <w:szCs w:val="28"/>
+                <w:cs/>
+                <w:lang w:bidi="ta-IN"/>
+              </w:rPr>
+              <w:t xml:space="preserve">தி </w:t>
+            </w:r>
+            <w:r>
+              <w:rPr>
+                <w:rFonts w:ascii="Latha" w:hAnsi="Latha" w:cs="Latha"/>
+                <w:sz w:val="28"/>
+                <w:szCs w:val="28"/>
+                <w:lang w:bidi="ta-IN"/>
+              </w:rPr>
+              <w:t xml:space="preserve">| </w:t>
+            </w:r>
+            <w:r>
+              <w:rPr>
+                <w:rFonts w:ascii="Latha" w:hAnsi="Latha" w:cs="Latha"/>
+                <w:sz w:val="28"/>
+                <w:szCs w:val="28"/>
+                <w:cs/>
+                <w:lang w:bidi="ta-IN"/>
+              </w:rPr>
+              <w:t>ஏ</w:t>
+            </w:r>
+            <w:r>
+              <w:rPr>
+                <w:rFonts w:ascii="BRH Tamil Tab Extra" w:hAnsi="BRH Tamil Tab Extra" w:cs="Latha"/>
+                <w:b/>
+                <w:sz w:val="32"/>
+                <w:szCs w:val="28"/>
+                <w:lang w:bidi="ta-IN"/>
+              </w:rPr>
+              <w:t>…</w:t>
+            </w:r>
+            <w:r>
+              <w:rPr>
+                <w:rFonts w:ascii="Latha" w:hAnsi="Latha" w:cs="Latha"/>
+                <w:sz w:val="28"/>
+                <w:szCs w:val="28"/>
+                <w:cs/>
+                <w:lang w:bidi="ta-IN"/>
+              </w:rPr>
+              <w:t>தீதி</w:t>
+            </w:r>
+            <w:r>
+              <w:rPr>
+                <w:rFonts w:ascii="BRH Tamil Tab Extra" w:hAnsi="BRH Tamil Tab Extra" w:cs="Latha"/>
+                <w:b/>
+                <w:sz w:val="36"/>
+                <w:szCs w:val="28"/>
+                <w:lang w:bidi="ta-IN"/>
+              </w:rPr>
+              <w:t>†</w:t>
+            </w:r>
+          </w:p>
+        </w:tc>
+        <w:tc>
+          <w:tcPr>
+            <w:tcW w:w="5528" w:type="dxa"/>
+            <w:tcBorders>
+              <w:top w:val="single" w:sz="4" w:space="0" w:color="000000"/>
+              <w:left w:val="single" w:sz="4" w:space="0" w:color="000000"/>
+              <w:bottom w:val="single" w:sz="4" w:space="0" w:color="000000"/>
+              <w:right w:val="single" w:sz="4" w:space="0" w:color="000000"/>
+            </w:tcBorders>
+          </w:tcPr>
+          <w:p>
+            <w:pPr>
+              <w:widowControl w:val="0"/>
+              <w:tabs>
+                <w:tab w:val="center" w:pos="4950"/>
+              </w:tabs>
+              <w:autoSpaceDE w:val="0"/>
+              <w:autoSpaceDN w:val="0"/>
+              <w:adjustRightInd w:val="0"/>
+              <w:spacing w:line="252" w:lineRule="auto"/>
+              <w:rPr>
+                <w:rFonts w:ascii="Latha" w:hAnsi="Latha" w:cs="Latha"/>
+                <w:sz w:val="28"/>
+                <w:szCs w:val="28"/>
+                <w:cs/>
+                <w:lang w:bidi="ta-IN"/>
+              </w:rPr>
+            </w:pPr>
+            <w:r>
+              <w:rPr>
+                <w:rFonts w:ascii="Latha" w:hAnsi="Latha" w:cs="Latha"/>
+                <w:sz w:val="28"/>
+                <w:szCs w:val="28"/>
+                <w:cs/>
+                <w:lang w:bidi="ta-IN"/>
+              </w:rPr>
+              <w:t>இ</w:t>
+            </w:r>
+            <w:r>
+              <w:rPr>
+                <w:rFonts w:ascii="BRH Tamil Tab Extra" w:hAnsi="BRH Tamil Tab Extra" w:cs="Latha"/>
+                <w:b/>
+                <w:sz w:val="32"/>
+                <w:szCs w:val="28"/>
+                <w:lang w:bidi="ta-IN"/>
+              </w:rPr>
+              <w:t>…</w:t>
+            </w:r>
+            <w:r>
+              <w:rPr>
+                <w:rFonts w:ascii="Latha" w:hAnsi="Latha" w:cs="Latha"/>
+                <w:sz w:val="28"/>
+                <w:szCs w:val="28"/>
+                <w:cs/>
+                <w:lang w:bidi="ta-IN"/>
+              </w:rPr>
+              <w:t>த</w:t>
+            </w:r>
+            <w:r>
+              <w:rPr>
+                <w:rFonts w:ascii="Latha" w:hAnsi="Latha" w:cs="Latha"/>
+                <w:b/>
+                <w:bCs/>
+                <w:position w:val="-12"/>
+                <w:sz w:val="28"/>
+                <w:szCs w:val="28"/>
+                <w:cs/>
+                <w:lang w:bidi="ta-IN"/>
+              </w:rPr>
+              <w:t>3</w:t>
+            </w:r>
+            <w:r>
+              <w:rPr>
+                <w:rFonts w:ascii="Latha" w:hAnsi="Latha" w:cs="Latha"/>
+                <w:sz w:val="28"/>
+                <w:szCs w:val="28"/>
+                <w:cs/>
+                <w:lang w:bidi="ta-IN"/>
+              </w:rPr>
+              <w:t>மச்ச</w:t>
+            </w:r>
+            <w:r>
+              <w:rPr>
+                <w:rFonts w:ascii="BRH Tamil Tab Extra" w:hAnsi="BRH Tamil Tab Extra" w:cs="Latha"/>
+                <w:b/>
+                <w:sz w:val="36"/>
+                <w:szCs w:val="28"/>
+                <w:lang w:bidi="ta-IN"/>
+              </w:rPr>
+              <w:t>†</w:t>
+            </w:r>
+            <w:r>
+              <w:rPr>
+                <w:rFonts w:ascii="Latha" w:hAnsi="Latha" w:cs="Latha"/>
+                <w:b/>
+                <w:bCs/>
+                <w:position w:val="-12"/>
+                <w:sz w:val="28"/>
+                <w:szCs w:val="28"/>
+                <w:cs/>
+                <w:lang w:bidi="ta-IN"/>
+              </w:rPr>
+              <w:t>2</w:t>
+            </w:r>
+            <w:r>
+              <w:rPr>
+                <w:rFonts w:ascii="Latha" w:hAnsi="Latha" w:cs="Latha"/>
+                <w:sz w:val="28"/>
+                <w:szCs w:val="28"/>
+                <w:cs/>
+                <w:lang w:bidi="ta-IN"/>
+              </w:rPr>
+              <w:t xml:space="preserve"> </w:t>
+            </w:r>
+            <w:r>
+              <w:rPr>
+                <w:rFonts w:ascii="Latha" w:hAnsi="Latha" w:cs="Latha"/>
+                <w:sz w:val="28"/>
+                <w:szCs w:val="28"/>
+                <w:lang w:bidi="ta-IN"/>
+              </w:rPr>
+              <w:t xml:space="preserve">| </w:t>
+            </w:r>
+            <w:r>
+              <w:rPr>
+                <w:rFonts w:ascii="Latha" w:hAnsi="Latha" w:cs="Latha"/>
+                <w:sz w:val="28"/>
+                <w:szCs w:val="28"/>
+                <w:cs/>
+                <w:lang w:bidi="ta-IN"/>
+              </w:rPr>
+              <w:t>அ</w:t>
+            </w:r>
+            <w:r>
+              <w:rPr>
+                <w:rFonts w:ascii="Latha" w:hAnsi="Latha" w:cs="Latha"/>
+                <w:sz w:val="28"/>
+                <w:szCs w:val="28"/>
+                <w:highlight w:val="green"/>
+                <w:cs/>
+                <w:lang w:bidi="ta-IN"/>
+              </w:rPr>
+              <w:t>ச்</w:t>
+            </w:r>
+            <w:r>
+              <w:rPr>
+                <w:rFonts w:ascii="Latha" w:hAnsi="Latha" w:cs="Latha" w:hint="cs"/>
+                <w:sz w:val="28"/>
+                <w:szCs w:val="28"/>
+                <w:highlight w:val="green"/>
+                <w:cs/>
+                <w:lang w:bidi="ta-IN"/>
+              </w:rPr>
+              <w:t>சை</w:t>
+            </w:r>
+            <w:r>
+              <w:rPr>
+                <w:rFonts w:ascii="BRH Tamil Tab Extra" w:hAnsi="BRH Tamil Tab Extra" w:cs="Latha"/>
+                <w:b/>
+                <w:sz w:val="36"/>
+                <w:szCs w:val="28"/>
+                <w:highlight w:val="yellow"/>
+                <w:lang w:bidi="ta-IN"/>
+              </w:rPr>
+              <w:t>†</w:t>
+            </w:r>
+            <w:r>
+              <w:rPr>
+                <w:rFonts w:ascii="Latha" w:hAnsi="Latha" w:cs="Latha"/>
+                <w:sz w:val="28"/>
+                <w:szCs w:val="28"/>
+                <w:cs/>
+                <w:lang w:bidi="ta-IN"/>
+              </w:rPr>
+              <w:t xml:space="preserve">தி </w:t>
+            </w:r>
+            <w:r>
+              <w:rPr>
+                <w:rFonts w:ascii="Latha" w:hAnsi="Latha" w:cs="Latha"/>
+                <w:sz w:val="28"/>
+                <w:szCs w:val="28"/>
+                <w:lang w:bidi="ta-IN"/>
+              </w:rPr>
+              <w:t xml:space="preserve">| </w:t>
+            </w:r>
+            <w:r>
+              <w:rPr>
+                <w:rFonts w:ascii="Latha" w:hAnsi="Latha" w:cs="Latha"/>
+                <w:sz w:val="28"/>
+                <w:szCs w:val="28"/>
+                <w:lang w:bidi="ta-IN"/>
+              </w:rPr>
+              <w:br/>
+            </w:r>
+            <w:r>
+              <w:rPr>
+                <w:rFonts w:ascii="Latha" w:hAnsi="Latha" w:cs="Latha"/>
+                <w:sz w:val="28"/>
+                <w:szCs w:val="28"/>
+                <w:cs/>
+                <w:lang w:bidi="ta-IN"/>
+              </w:rPr>
+              <w:t>ஏ</w:t>
+            </w:r>
+            <w:r>
+              <w:rPr>
+                <w:rFonts w:ascii="BRH Tamil Tab Extra" w:hAnsi="BRH Tamil Tab Extra" w:cs="Latha"/>
+                <w:b/>
+                <w:sz w:val="32"/>
+                <w:szCs w:val="28"/>
+                <w:lang w:bidi="ta-IN"/>
+              </w:rPr>
+              <w:t>…</w:t>
+            </w:r>
+            <w:r>
+              <w:rPr>
+                <w:rFonts w:ascii="Latha" w:hAnsi="Latha" w:cs="Latha"/>
+                <w:sz w:val="28"/>
+                <w:szCs w:val="28"/>
+                <w:cs/>
+                <w:lang w:bidi="ta-IN"/>
+              </w:rPr>
+              <w:t>தீதி</w:t>
+            </w:r>
+            <w:r>
+              <w:rPr>
+                <w:rFonts w:ascii="BRH Tamil Tab Extra" w:hAnsi="BRH Tamil Tab Extra" w:cs="Latha"/>
+                <w:b/>
+                <w:sz w:val="36"/>
+                <w:szCs w:val="28"/>
+                <w:lang w:bidi="ta-IN"/>
+              </w:rPr>
+              <w:t>†</w:t>
+            </w:r>
+          </w:p>
+        </w:tc>
+      </w:tr>
+      <w:tr>
+        <w:trPr>
           <w:trHeight w:val="1928"/>
         </w:trPr>
         <w:tc>
@@ -2157,6 +2769,7 @@
                 <w:szCs w:val="32"/>
                 <w:lang w:bidi="ta-IN"/>
               </w:rPr>
+              <w:lastRenderedPageBreak/>
               <w:t>T.S.2.5.3.1– Kramam</w:t>
             </w:r>
           </w:p>
@@ -3013,7 +3626,7 @@
                 <w:szCs w:val="32"/>
                 <w:lang w:bidi="ta-IN"/>
               </w:rPr>
-              <w:t>T.S.2.5.2.6– Kramam</w:t>
+              <w:t>T.S.2.5.5.2 Kramam</w:t>
             </w:r>
           </w:p>
           <w:p>
@@ -3045,7 +3658,7 @@
                 <w:szCs w:val="32"/>
                 <w:lang w:bidi="ta-IN"/>
               </w:rPr>
-              <w:t>Krama Vaakyam No. – 41</w:t>
+              <w:t>Krama Vaakyam No. – 16</w:t>
             </w:r>
           </w:p>
           <w:p>
@@ -3087,18 +3700,18 @@
                 <w:szCs w:val="32"/>
                 <w:lang w:bidi="ta-IN"/>
               </w:rPr>
-              <w:t xml:space="preserve">. - </w:t>
-            </w:r>
-            <w:r>
-              <w:rPr>
-                <w:rFonts w:cs="Arial"/>
-                <w:b/>
-                <w:color w:val="000000"/>
-                <w:sz w:val="28"/>
-                <w:szCs w:val="32"/>
-                <w:lang w:bidi="ta-IN"/>
-              </w:rPr>
-              <w:t>13</w:t>
+              <w:t>. -</w:t>
+            </w:r>
+            <w:r>
+              <w:rPr>
+                <w:rFonts w:cs="Arial"/>
+                <w:b/>
+                <w:color w:val="000000"/>
+                <w:sz w:val="28"/>
+                <w:szCs w:val="28"/>
+                <w:lang w:bidi="ta-IN"/>
+              </w:rPr>
+              <w:t xml:space="preserve"> 28</w:t>
             </w:r>
           </w:p>
         </w:tc>
@@ -3125,62 +3738,47 @@
             <w:r>
               <w:rPr>
                 <w:rFonts w:ascii="Latha" w:hAnsi="Latha" w:cs="Latha"/>
-                <w:sz w:val="28"/>
-                <w:szCs w:val="28"/>
-                <w:cs/>
-                <w:lang w:bidi="ta-IN"/>
-              </w:rPr>
-              <w:t>இ</w:t>
-            </w:r>
-            <w:r>
-              <w:rPr>
-                <w:rFonts w:ascii="BRH Tamil Tab Extra" w:hAnsi="BRH Tamil Tab Extra" w:cs="Latha"/>
-                <w:b/>
-                <w:sz w:val="32"/>
-                <w:szCs w:val="28"/>
-                <w:lang w:bidi="ta-IN"/>
-              </w:rPr>
-              <w:t>…</w:t>
-            </w:r>
-            <w:r>
-              <w:rPr>
-                <w:rFonts w:ascii="Latha" w:hAnsi="Latha" w:cs="Latha"/>
-                <w:sz w:val="28"/>
-                <w:szCs w:val="28"/>
-                <w:cs/>
-                <w:lang w:bidi="ta-IN"/>
-              </w:rPr>
-              <w:t>த</w:t>
-            </w:r>
-            <w:r>
-              <w:rPr>
-                <w:rFonts w:ascii="Latha" w:hAnsi="Latha" w:cs="Latha"/>
-                <w:b/>
-                <w:bCs/>
-                <w:position w:val="-12"/>
-                <w:sz w:val="28"/>
-                <w:szCs w:val="28"/>
-                <w:cs/>
-                <w:lang w:bidi="ta-IN"/>
-              </w:rPr>
-              <w:t>3</w:t>
-            </w:r>
-            <w:r>
-              <w:rPr>
-                <w:rFonts w:ascii="Latha" w:hAnsi="Latha" w:cs="Latha"/>
-                <w:sz w:val="28"/>
-                <w:szCs w:val="28"/>
-                <w:cs/>
-                <w:lang w:bidi="ta-IN"/>
-              </w:rPr>
-              <w:t>மச்ச</w:t>
-            </w:r>
-            <w:r>
-              <w:rPr>
-                <w:rFonts w:ascii="BRH Tamil Tab Extra" w:hAnsi="BRH Tamil Tab Extra" w:cs="Latha"/>
-                <w:b/>
+                <w:color w:val="EE0000"/>
+                <w:sz w:val="28"/>
+                <w:szCs w:val="28"/>
+                <w:highlight w:val="yellow"/>
+                <w:cs/>
+                <w:lang w:bidi="ta-IN"/>
+              </w:rPr>
+              <w:t>அ</w:t>
+            </w:r>
+            <w:r>
+              <w:rPr>
+                <w:rFonts w:ascii="BRH Tamil Tab Extra" w:hAnsi="BRH Tamil Tab Extra" w:cs="Latha"/>
+                <w:b/>
+                <w:color w:val="EE0000"/>
+                <w:sz w:val="32"/>
+                <w:szCs w:val="28"/>
+                <w:highlight w:val="yellow"/>
+                <w:lang w:bidi="ta-IN"/>
+              </w:rPr>
+              <w:t>…</w:t>
+            </w:r>
+            <w:r>
+              <w:rPr>
+                <w:rFonts w:ascii="Latha" w:hAnsi="Latha" w:cs="Latha"/>
+                <w:color w:val="EE0000"/>
+                <w:sz w:val="28"/>
+                <w:szCs w:val="28"/>
+                <w:highlight w:val="yellow"/>
+                <w:cs/>
+                <w:lang w:bidi="ta-IN"/>
+              </w:rPr>
+              <w:t>ஷா</w:t>
+            </w:r>
+            <w:r>
+              <w:rPr>
+                <w:rFonts w:ascii="BRH Tamil Tab Extra" w:hAnsi="BRH Tamil Tab Extra" w:cs="Latha"/>
+                <w:b/>
+                <w:color w:val="EE0000"/>
                 <w:sz w:val="36"/>
                 <w:szCs w:val="28"/>
+                <w:highlight w:val="yellow"/>
                 <w:lang w:bidi="ta-IN"/>
               </w:rPr>
               <w:t>†</w:t>
@@ -3188,150 +3786,151 @@
             <w:r>
               <w:rPr>
                 <w:rFonts w:ascii="Latha" w:hAnsi="Latha" w:cs="Latha"/>
-                <w:b/>
-                <w:bCs/>
-                <w:position w:val="-12"/>
-                <w:sz w:val="28"/>
-                <w:szCs w:val="28"/>
-                <w:cs/>
-                <w:lang w:bidi="ta-IN"/>
-              </w:rPr>
-              <w:t>2</w:t>
-            </w:r>
-            <w:r>
-              <w:rPr>
-                <w:rFonts w:ascii="Latha" w:hAnsi="Latha" w:cs="Latha"/>
-                <w:sz w:val="28"/>
-                <w:szCs w:val="28"/>
-                <w:cs/>
-                <w:lang w:bidi="ta-IN"/>
-              </w:rPr>
-              <w:t xml:space="preserve"> </w:t>
-            </w:r>
-            <w:r>
-              <w:rPr>
-                <w:rFonts w:ascii="Latha" w:hAnsi="Latha" w:cs="Latha"/>
-                <w:sz w:val="28"/>
-                <w:szCs w:val="28"/>
-                <w:lang w:bidi="ta-IN"/>
-              </w:rPr>
-              <w:t xml:space="preserve">| </w:t>
-            </w:r>
-            <w:r>
-              <w:rPr>
-                <w:rFonts w:ascii="Latha" w:hAnsi="Latha" w:cs="Latha"/>
-                <w:sz w:val="28"/>
-                <w:szCs w:val="28"/>
-                <w:cs/>
-                <w:lang w:bidi="ta-IN"/>
-              </w:rPr>
-              <w:t>அச்</w:t>
-            </w:r>
-            <w:r>
-              <w:rPr>
-                <w:rFonts w:ascii="Latha" w:hAnsi="Latha" w:cs="Latha"/>
                 <w:sz w:val="28"/>
                 <w:szCs w:val="28"/>
                 <w:highlight w:val="yellow"/>
                 <w:cs/>
                 <w:lang w:bidi="ta-IN"/>
               </w:rPr>
-              <w:t>ச</w:t>
-            </w:r>
-            <w:r>
-              <w:rPr>
-                <w:rFonts w:ascii="Latha" w:hAnsi="Latha" w:cs="Latha"/>
-                <w:b/>
-                <w:bCs/>
-                <w:position w:val="-12"/>
-                <w:sz w:val="28"/>
-                <w:szCs w:val="28"/>
-                <w:highlight w:val="yellow"/>
-                <w:cs/>
-                <w:lang w:bidi="ta-IN"/>
-              </w:rPr>
-              <w:t>2</w:t>
-            </w:r>
-            <w:r>
-              <w:rPr>
-                <w:rFonts w:ascii="Latha" w:hAnsi="Latha" w:cs="Latha"/>
-                <w:sz w:val="28"/>
-                <w:szCs w:val="28"/>
-                <w:highlight w:val="yellow"/>
-                <w:cs/>
-                <w:lang w:bidi="ta-IN"/>
-              </w:rPr>
-              <w:t>இ</w:t>
-            </w:r>
-            <w:r>
-              <w:rPr>
-                <w:rFonts w:ascii="BRH Tamil Tab Extra" w:hAnsi="BRH Tamil Tab Extra" w:cs="Latha"/>
-                <w:b/>
-                <w:sz w:val="36"/>
-                <w:szCs w:val="28"/>
-                <w:highlight w:val="yellow"/>
-                <w:lang w:bidi="ta-IN"/>
-              </w:rPr>
-              <w:t>†</w:t>
-            </w:r>
-            <w:r>
-              <w:rPr>
-                <w:rFonts w:ascii="Latha" w:hAnsi="Latha" w:cs="Latha"/>
-                <w:sz w:val="28"/>
-                <w:szCs w:val="28"/>
-                <w:cs/>
-                <w:lang w:bidi="ta-IN"/>
-              </w:rPr>
-              <w:t xml:space="preserve">தி </w:t>
-            </w:r>
-            <w:r>
-              <w:rPr>
-                <w:rFonts w:ascii="Latha" w:hAnsi="Latha" w:cs="Latha"/>
-                <w:sz w:val="28"/>
-                <w:szCs w:val="28"/>
-                <w:lang w:bidi="ta-IN"/>
-              </w:rPr>
-              <w:t xml:space="preserve">| </w:t>
-            </w:r>
-            <w:r>
-              <w:rPr>
-                <w:rFonts w:ascii="Latha" w:hAnsi="Latha" w:cs="Latha"/>
-                <w:sz w:val="28"/>
-                <w:szCs w:val="28"/>
-                <w:cs/>
-                <w:lang w:bidi="ta-IN"/>
-              </w:rPr>
-              <w:t>ஏ</w:t>
-            </w:r>
-            <w:r>
-              <w:rPr>
-                <w:rFonts w:ascii="BRH Tamil Tab Extra" w:hAnsi="BRH Tamil Tab Extra" w:cs="Latha"/>
-                <w:b/>
-                <w:sz w:val="32"/>
-                <w:szCs w:val="28"/>
-                <w:lang w:bidi="ta-IN"/>
-              </w:rPr>
-              <w:t>…</w:t>
-            </w:r>
-            <w:r>
-              <w:rPr>
-                <w:rFonts w:ascii="Latha" w:hAnsi="Latha" w:cs="Latha"/>
-                <w:sz w:val="28"/>
-                <w:szCs w:val="28"/>
-                <w:cs/>
-                <w:lang w:bidi="ta-IN"/>
-              </w:rPr>
-              <w:t>தீதி</w:t>
-            </w:r>
-            <w:r>
-              <w:rPr>
-                <w:rFonts w:ascii="BRH Tamil Tab Extra" w:hAnsi="BRH Tamil Tab Extra" w:cs="Latha"/>
-                <w:b/>
-                <w:sz w:val="36"/>
-                <w:szCs w:val="28"/>
-                <w:lang w:bidi="ta-IN"/>
-              </w:rPr>
-              <w:t>†</w:t>
+              <w:t>க</w:t>
+            </w:r>
+            <w:r>
+              <w:rPr>
+                <w:rFonts w:ascii="Latha" w:hAnsi="Latha" w:cs="Latha"/>
+                <w:sz w:val="28"/>
+                <w:szCs w:val="28"/>
+                <w:cs/>
+                <w:lang w:bidi="ta-IN"/>
+              </w:rPr>
+              <w:t>பால</w:t>
+            </w:r>
+            <w:r>
+              <w:rPr>
+                <w:rFonts w:ascii="BRH Tamil Tab Extra" w:hAnsi="BRH Tamil Tab Extra" w:cs="Latha"/>
+                <w:b/>
+                <w:sz w:val="32"/>
+                <w:szCs w:val="28"/>
+                <w:lang w:bidi="ta-IN"/>
+              </w:rPr>
+              <w:t>…</w:t>
+            </w:r>
+            <w:r>
+              <w:rPr>
+                <w:rFonts w:ascii="Latha" w:hAnsi="Latha" w:cs="Latha"/>
+                <w:sz w:val="28"/>
+                <w:szCs w:val="28"/>
+                <w:cs/>
+                <w:lang w:bidi="ta-IN"/>
+              </w:rPr>
+              <w:t>மித்ய</w:t>
+            </w:r>
+            <w:r>
+              <w:rPr>
+                <w:rFonts w:ascii="BRH Tamil Tab Extra" w:hAnsi="BRH Tamil Tab Extra" w:cs="Latha"/>
+                <w:b/>
+                <w:sz w:val="32"/>
+                <w:szCs w:val="28"/>
+                <w:lang w:bidi="ta-IN"/>
+              </w:rPr>
+              <w:t>…</w:t>
+            </w:r>
+            <w:r>
+              <w:rPr>
+                <w:rFonts w:ascii="Latha" w:hAnsi="Latha" w:cs="Latha"/>
+                <w:sz w:val="28"/>
+                <w:szCs w:val="28"/>
+                <w:cs/>
+                <w:lang w:bidi="ta-IN"/>
+              </w:rPr>
+              <w:t xml:space="preserve">ஷ்டா </w:t>
+            </w:r>
+            <w:r>
+              <w:rPr>
+                <w:rFonts w:ascii="Latha" w:hAnsi="Latha" w:cs="Latha"/>
+                <w:sz w:val="28"/>
+                <w:szCs w:val="28"/>
+                <w:lang w:bidi="ta-IN"/>
+              </w:rPr>
+              <w:t xml:space="preserve">- </w:t>
+            </w:r>
+            <w:r>
+              <w:rPr>
+                <w:rFonts w:ascii="Latha" w:hAnsi="Latha" w:cs="Latha"/>
+                <w:sz w:val="28"/>
+                <w:szCs w:val="28"/>
+                <w:cs/>
+                <w:lang w:bidi="ta-IN"/>
+              </w:rPr>
+              <w:t>க</w:t>
+            </w:r>
+            <w:r>
+              <w:rPr>
+                <w:rFonts w:ascii="BRH Tamil Tab Extra" w:hAnsi="BRH Tamil Tab Extra" w:cs="Latha"/>
+                <w:b/>
+                <w:sz w:val="32"/>
+                <w:szCs w:val="28"/>
+                <w:lang w:bidi="ta-IN"/>
+              </w:rPr>
+              <w:t>…</w:t>
+            </w:r>
+            <w:r>
+              <w:rPr>
+                <w:rFonts w:ascii="Latha" w:hAnsi="Latha" w:cs="Latha"/>
+                <w:sz w:val="28"/>
+                <w:szCs w:val="28"/>
+                <w:cs/>
+                <w:lang w:bidi="ta-IN"/>
+              </w:rPr>
+              <w:t>பா</w:t>
+            </w:r>
+            <w:r>
+              <w:rPr>
+                <w:rFonts w:ascii="BRH Tamil Tab Extra" w:hAnsi="BRH Tamil Tab Extra" w:cs="Latha"/>
+                <w:b/>
+                <w:sz w:val="32"/>
+                <w:szCs w:val="28"/>
+                <w:lang w:bidi="ta-IN"/>
+              </w:rPr>
+              <w:t>…</w:t>
+            </w:r>
+            <w:r>
+              <w:rPr>
+                <w:rFonts w:ascii="Latha" w:hAnsi="Latha" w:cs="Latha"/>
+                <w:sz w:val="28"/>
+                <w:szCs w:val="28"/>
+                <w:cs/>
+                <w:lang w:bidi="ta-IN"/>
+              </w:rPr>
+              <w:t>ல</w:t>
+            </w:r>
+            <w:r>
+              <w:rPr>
+                <w:rFonts w:ascii="BRH Tamil Tab Extra" w:hAnsi="BRH Tamil Tab Extra" w:cs="Latha"/>
+                <w:b/>
+                <w:sz w:val="32"/>
+                <w:szCs w:val="28"/>
+                <w:lang w:bidi="ta-IN"/>
+              </w:rPr>
+              <w:t>…</w:t>
+            </w:r>
+            <w:r>
+              <w:rPr>
+                <w:rFonts w:ascii="Latha" w:hAnsi="Latha" w:cs="Latha"/>
+                <w:sz w:val="28"/>
+                <w:szCs w:val="28"/>
+                <w:cs/>
+                <w:lang w:bidi="ta-IN"/>
+              </w:rPr>
+              <w:t xml:space="preserve">ம் </w:t>
+            </w:r>
+            <w:r>
+              <w:rPr>
+                <w:rFonts w:ascii="Latha" w:hAnsi="Latha" w:cs="Latha"/>
+                <w:sz w:val="28"/>
+                <w:szCs w:val="28"/>
+                <w:lang w:bidi="ta-IN"/>
+              </w:rPr>
+              <w:t>|</w:t>
             </w:r>
           </w:p>
         </w:tc>
@@ -3368,30 +3967,433 @@
                 <w:rFonts w:ascii="Latha" w:hAnsi="Latha" w:cs="Latha"/>
                 <w:sz w:val="28"/>
                 <w:szCs w:val="28"/>
-                <w:cs/>
-                <w:lang w:bidi="ta-IN"/>
-              </w:rPr>
-              <w:t>இ</w:t>
-            </w:r>
-            <w:r>
-              <w:rPr>
-                <w:rFonts w:ascii="BRH Tamil Tab Extra" w:hAnsi="BRH Tamil Tab Extra" w:cs="Latha"/>
-                <w:b/>
-                <w:sz w:val="32"/>
-                <w:szCs w:val="28"/>
-                <w:lang w:bidi="ta-IN"/>
-              </w:rPr>
-              <w:t>…</w:t>
-            </w:r>
-            <w:r>
-              <w:rPr>
-                <w:rFonts w:ascii="Latha" w:hAnsi="Latha" w:cs="Latha"/>
-                <w:sz w:val="28"/>
-                <w:szCs w:val="28"/>
-                <w:cs/>
-                <w:lang w:bidi="ta-IN"/>
-              </w:rPr>
-              <w:t>த</w:t>
+                <w:highlight w:val="green"/>
+                <w:cs/>
+                <w:lang w:bidi="ta-IN"/>
+              </w:rPr>
+              <w:t>அ</w:t>
+            </w:r>
+            <w:r>
+              <w:rPr>
+                <w:rFonts w:ascii="BRH Tamil Tab Extra" w:hAnsi="BRH Tamil Tab Extra" w:cs="Latha"/>
+                <w:b/>
+                <w:sz w:val="32"/>
+                <w:szCs w:val="28"/>
+                <w:highlight w:val="green"/>
+                <w:lang w:bidi="ta-IN"/>
+              </w:rPr>
+              <w:t>…</w:t>
+            </w:r>
+            <w:r>
+              <w:rPr>
+                <w:rFonts w:ascii="Latha" w:hAnsi="Latha" w:cs="Latha"/>
+                <w:sz w:val="28"/>
+                <w:szCs w:val="28"/>
+                <w:highlight w:val="green"/>
+                <w:cs/>
+                <w:lang w:bidi="ta-IN"/>
+              </w:rPr>
+              <w:t>ஷ்டாக</w:t>
+            </w:r>
+            <w:r>
+              <w:rPr>
+                <w:rFonts w:ascii="BRH Tamil Tab Extra" w:hAnsi="BRH Tamil Tab Extra" w:cs="Latha"/>
+                <w:b/>
+                <w:sz w:val="36"/>
+                <w:szCs w:val="28"/>
+                <w:highlight w:val="green"/>
+                <w:lang w:bidi="ta-IN"/>
+              </w:rPr>
+              <w:t>†</w:t>
+            </w:r>
+            <w:r>
+              <w:rPr>
+                <w:rFonts w:ascii="Latha" w:hAnsi="Latha" w:cs="Latha"/>
+                <w:sz w:val="28"/>
+                <w:szCs w:val="28"/>
+                <w:cs/>
+                <w:lang w:bidi="ta-IN"/>
+              </w:rPr>
+              <w:t>பால</w:t>
+            </w:r>
+            <w:r>
+              <w:rPr>
+                <w:rFonts w:ascii="BRH Tamil Tab Extra" w:hAnsi="BRH Tamil Tab Extra" w:cs="Latha"/>
+                <w:b/>
+                <w:sz w:val="32"/>
+                <w:szCs w:val="28"/>
+                <w:lang w:bidi="ta-IN"/>
+              </w:rPr>
+              <w:t>…</w:t>
+            </w:r>
+            <w:r>
+              <w:rPr>
+                <w:rFonts w:ascii="Latha" w:hAnsi="Latha" w:cs="Latha"/>
+                <w:sz w:val="28"/>
+                <w:szCs w:val="28"/>
+                <w:cs/>
+                <w:lang w:bidi="ta-IN"/>
+              </w:rPr>
+              <w:t>மித்ய</w:t>
+            </w:r>
+            <w:r>
+              <w:rPr>
+                <w:rFonts w:ascii="BRH Tamil Tab Extra" w:hAnsi="BRH Tamil Tab Extra" w:cs="Latha"/>
+                <w:b/>
+                <w:sz w:val="32"/>
+                <w:szCs w:val="28"/>
+                <w:lang w:bidi="ta-IN"/>
+              </w:rPr>
+              <w:t>…</w:t>
+            </w:r>
+            <w:r>
+              <w:rPr>
+                <w:rFonts w:ascii="Latha" w:hAnsi="Latha" w:cs="Latha"/>
+                <w:sz w:val="28"/>
+                <w:szCs w:val="28"/>
+                <w:cs/>
+                <w:lang w:bidi="ta-IN"/>
+              </w:rPr>
+              <w:t xml:space="preserve">ஷ்டா </w:t>
+            </w:r>
+            <w:r>
+              <w:rPr>
+                <w:rFonts w:ascii="Latha" w:hAnsi="Latha" w:cs="Latha"/>
+                <w:sz w:val="28"/>
+                <w:szCs w:val="28"/>
+                <w:lang w:bidi="ta-IN"/>
+              </w:rPr>
+              <w:t xml:space="preserve">- </w:t>
+            </w:r>
+            <w:r>
+              <w:rPr>
+                <w:rFonts w:ascii="Latha" w:hAnsi="Latha" w:cs="Latha"/>
+                <w:sz w:val="28"/>
+                <w:szCs w:val="28"/>
+                <w:cs/>
+                <w:lang w:bidi="ta-IN"/>
+              </w:rPr>
+              <w:t>க</w:t>
+            </w:r>
+            <w:r>
+              <w:rPr>
+                <w:rFonts w:ascii="BRH Tamil Tab Extra" w:hAnsi="BRH Tamil Tab Extra" w:cs="Latha"/>
+                <w:b/>
+                <w:sz w:val="32"/>
+                <w:szCs w:val="28"/>
+                <w:lang w:bidi="ta-IN"/>
+              </w:rPr>
+              <w:t>…</w:t>
+            </w:r>
+            <w:r>
+              <w:rPr>
+                <w:rFonts w:ascii="Latha" w:hAnsi="Latha" w:cs="Latha"/>
+                <w:sz w:val="28"/>
+                <w:szCs w:val="28"/>
+                <w:cs/>
+                <w:lang w:bidi="ta-IN"/>
+              </w:rPr>
+              <w:t>பா</w:t>
+            </w:r>
+            <w:r>
+              <w:rPr>
+                <w:rFonts w:ascii="BRH Tamil Tab Extra" w:hAnsi="BRH Tamil Tab Extra" w:cs="Latha"/>
+                <w:b/>
+                <w:sz w:val="32"/>
+                <w:szCs w:val="28"/>
+                <w:lang w:bidi="ta-IN"/>
+              </w:rPr>
+              <w:t>…</w:t>
+            </w:r>
+            <w:r>
+              <w:rPr>
+                <w:rFonts w:ascii="Latha" w:hAnsi="Latha" w:cs="Latha"/>
+                <w:sz w:val="28"/>
+                <w:szCs w:val="28"/>
+                <w:cs/>
+                <w:lang w:bidi="ta-IN"/>
+              </w:rPr>
+              <w:t>ல</w:t>
+            </w:r>
+            <w:r>
+              <w:rPr>
+                <w:rFonts w:ascii="BRH Tamil Tab Extra" w:hAnsi="BRH Tamil Tab Extra" w:cs="Latha"/>
+                <w:b/>
+                <w:sz w:val="32"/>
+                <w:szCs w:val="28"/>
+                <w:lang w:bidi="ta-IN"/>
+              </w:rPr>
+              <w:t>…</w:t>
+            </w:r>
+            <w:r>
+              <w:rPr>
+                <w:rFonts w:ascii="Latha" w:hAnsi="Latha" w:cs="Latha"/>
+                <w:sz w:val="28"/>
+                <w:szCs w:val="28"/>
+                <w:cs/>
+                <w:lang w:bidi="ta-IN"/>
+              </w:rPr>
+              <w:t xml:space="preserve">ம் </w:t>
+            </w:r>
+            <w:r>
+              <w:rPr>
+                <w:rFonts w:ascii="Latha" w:hAnsi="Latha" w:cs="Latha"/>
+                <w:sz w:val="28"/>
+                <w:szCs w:val="28"/>
+                <w:lang w:bidi="ta-IN"/>
+              </w:rPr>
+              <w:t>|</w:t>
+            </w:r>
+          </w:p>
+        </w:tc>
+      </w:tr>
+      <w:tr>
+        <w:trPr>
+          <w:trHeight w:val="1802"/>
+        </w:trPr>
+        <w:tc>
+          <w:tcPr>
+            <w:tcW w:w="3877" w:type="dxa"/>
+            <w:tcBorders>
+              <w:top w:val="single" w:sz="4" w:space="0" w:color="000000"/>
+              <w:left w:val="single" w:sz="4" w:space="0" w:color="000000"/>
+              <w:bottom w:val="single" w:sz="4" w:space="0" w:color="000000"/>
+              <w:right w:val="single" w:sz="4" w:space="0" w:color="000000"/>
+            </w:tcBorders>
+          </w:tcPr>
+          <w:p>
+            <w:pPr>
+              <w:widowControl w:val="0"/>
+              <w:tabs>
+                <w:tab w:val="left" w:pos="993"/>
+              </w:tabs>
+              <w:autoSpaceDE w:val="0"/>
+              <w:autoSpaceDN w:val="0"/>
+              <w:adjustRightInd w:val="0"/>
+              <w:spacing w:before="0" w:line="240" w:lineRule="auto"/>
+              <w:ind w:right="297"/>
+              <w:rPr>
+                <w:rFonts w:cs="Arial"/>
+                <w:b/>
+                <w:sz w:val="28"/>
+                <w:szCs w:val="32"/>
+                <w:lang w:bidi="ta-IN"/>
+              </w:rPr>
+            </w:pPr>
+            <w:r>
+              <w:rPr>
+                <w:rFonts w:cs="Arial"/>
+                <w:b/>
+                <w:sz w:val="28"/>
+                <w:szCs w:val="32"/>
+                <w:lang w:bidi="ta-IN"/>
+              </w:rPr>
+              <w:t>T.S.2.5.</w:t>
+            </w:r>
+            <w:r>
+              <w:rPr>
+                <w:rFonts w:cs="Arial"/>
+                <w:b/>
+                <w:sz w:val="28"/>
+                <w:szCs w:val="32"/>
+                <w:lang w:bidi="ta-IN"/>
+              </w:rPr>
+              <w:t>8.3</w:t>
+            </w:r>
+            <w:r>
+              <w:rPr>
+                <w:rFonts w:cs="Arial"/>
+                <w:b/>
+                <w:sz w:val="28"/>
+                <w:szCs w:val="32"/>
+                <w:lang w:bidi="ta-IN"/>
+              </w:rPr>
+              <w:t>– Kramam</w:t>
+            </w:r>
+          </w:p>
+          <w:p>
+            <w:pPr>
+              <w:widowControl w:val="0"/>
+              <w:tabs>
+                <w:tab w:val="left" w:pos="993"/>
+              </w:tabs>
+              <w:autoSpaceDE w:val="0"/>
+              <w:autoSpaceDN w:val="0"/>
+              <w:adjustRightInd w:val="0"/>
+              <w:spacing w:before="0" w:line="240" w:lineRule="auto"/>
+              <w:ind w:right="297"/>
+              <w:rPr>
+                <w:rFonts w:cs="Arial"/>
+                <w:b/>
+                <w:sz w:val="28"/>
+                <w:szCs w:val="32"/>
+                <w:lang w:val="en-IN" w:bidi="ta-IN"/>
+              </w:rPr>
+            </w:pPr>
+            <w:r>
+              <w:rPr>
+                <w:rFonts w:cs="Arial"/>
+                <w:b/>
+                <w:sz w:val="28"/>
+                <w:szCs w:val="32"/>
+                <w:lang w:val="en-IN" w:bidi="ta-IN"/>
+              </w:rPr>
+              <w:t xml:space="preserve">Krama Vaakyam No. - </w:t>
+            </w:r>
+            <w:r>
+              <w:rPr>
+                <w:rFonts w:cs="Arial"/>
+                <w:b/>
+                <w:sz w:val="28"/>
+                <w:szCs w:val="32"/>
+                <w:lang w:val="en-IN" w:bidi="ta-IN"/>
+              </w:rPr>
+              <w:t>19</w:t>
+            </w:r>
+          </w:p>
+          <w:p>
+            <w:pPr>
+              <w:widowControl w:val="0"/>
+              <w:tabs>
+                <w:tab w:val="left" w:pos="993"/>
+              </w:tabs>
+              <w:autoSpaceDE w:val="0"/>
+              <w:autoSpaceDN w:val="0"/>
+              <w:adjustRightInd w:val="0"/>
+              <w:spacing w:before="0" w:line="240" w:lineRule="auto"/>
+              <w:ind w:right="297"/>
+              <w:rPr>
+                <w:rFonts w:cs="Arial"/>
+                <w:b/>
+                <w:sz w:val="28"/>
+                <w:szCs w:val="32"/>
+                <w:lang w:val="it-IT" w:bidi="ta-IN"/>
+              </w:rPr>
+            </w:pPr>
+            <w:r>
+              <w:rPr>
+                <w:rFonts w:cs="Arial"/>
+                <w:b/>
+                <w:sz w:val="28"/>
+                <w:szCs w:val="32"/>
+                <w:lang w:val="it-IT" w:bidi="ta-IN"/>
+              </w:rPr>
+              <w:t>Panchaati No</w:t>
+            </w:r>
+            <w:r>
+              <w:rPr>
+                <w:rFonts w:cs="Arial"/>
+                <w:b/>
+                <w:szCs w:val="32"/>
+                <w:lang w:val="it-IT" w:bidi="ta-IN"/>
+              </w:rPr>
+              <w:t xml:space="preserve">. - </w:t>
+            </w:r>
+            <w:r>
+              <w:rPr>
+                <w:rFonts w:cs="Arial"/>
+                <w:b/>
+                <w:sz w:val="28"/>
+                <w:szCs w:val="32"/>
+                <w:lang w:val="it-IT" w:bidi="ta-IN"/>
+              </w:rPr>
+              <w:t>46</w:t>
+            </w:r>
+          </w:p>
+        </w:tc>
+        <w:tc>
+          <w:tcPr>
+            <w:tcW w:w="5132" w:type="dxa"/>
+            <w:tcBorders>
+              <w:top w:val="single" w:sz="4" w:space="0" w:color="000000"/>
+              <w:left w:val="single" w:sz="4" w:space="0" w:color="000000"/>
+              <w:bottom w:val="single" w:sz="4" w:space="0" w:color="000000"/>
+              <w:right w:val="single" w:sz="4" w:space="0" w:color="000000"/>
+            </w:tcBorders>
+          </w:tcPr>
+          <w:p>
+            <w:pPr>
+              <w:widowControl w:val="0"/>
+              <w:autoSpaceDE w:val="0"/>
+              <w:autoSpaceDN w:val="0"/>
+              <w:adjustRightInd w:val="0"/>
+              <w:spacing w:before="0" w:line="240" w:lineRule="auto"/>
+              <w:rPr>
+                <w:rFonts w:ascii="Latha" w:hAnsi="Latha" w:cs="Latha"/>
+                <w:sz w:val="28"/>
+                <w:szCs w:val="28"/>
+                <w:lang w:val="it-IT" w:bidi="ta-IN"/>
+              </w:rPr>
+            </w:pPr>
+            <w:r>
+              <w:rPr>
+                <w:rFonts w:ascii="Latha" w:hAnsi="Latha" w:cs="Latha"/>
+                <w:sz w:val="28"/>
+                <w:szCs w:val="28"/>
+                <w:cs/>
+                <w:lang w:bidi="ta-IN"/>
+              </w:rPr>
+              <w:t>ஸ</w:t>
+            </w:r>
+            <w:r>
+              <w:rPr>
+                <w:rFonts w:ascii="BRH Tamil Tab Extra" w:hAnsi="BRH Tamil Tab Extra" w:cs="Latha"/>
+                <w:b/>
+                <w:sz w:val="32"/>
+                <w:szCs w:val="28"/>
+                <w:lang w:val="it-IT" w:bidi="ta-IN"/>
+              </w:rPr>
+              <w:t>…</w:t>
+            </w:r>
+            <w:r>
+              <w:rPr>
+                <w:rFonts w:ascii="Latha" w:hAnsi="Latha" w:cs="Latha"/>
+                <w:sz w:val="28"/>
+                <w:szCs w:val="28"/>
+                <w:cs/>
+                <w:lang w:bidi="ta-IN"/>
+              </w:rPr>
+              <w:t>ம்</w:t>
+            </w:r>
+            <w:r>
+              <w:rPr>
+                <w:rFonts w:ascii="BRH Devanagari Extra" w:hAnsi="BRH Devanagari Extra" w:cs="Latha"/>
+                <w:b/>
+                <w:sz w:val="36"/>
+                <w:szCs w:val="28"/>
+                <w:lang w:val="it-IT" w:bidi="ta-IN"/>
+              </w:rPr>
+              <w:t>Æ</w:t>
+            </w:r>
+            <w:r>
+              <w:rPr>
+                <w:rFonts w:ascii="Latha" w:hAnsi="Latha" w:cs="Latha"/>
+                <w:sz w:val="28"/>
+                <w:szCs w:val="28"/>
+                <w:cs/>
+                <w:lang w:bidi="ta-IN"/>
+              </w:rPr>
+              <w:t>வ</w:t>
+            </w:r>
+            <w:r>
+              <w:rPr>
+                <w:rFonts w:ascii="BRH Tamil Tab Extra" w:hAnsi="BRH Tamil Tab Extra" w:cs="Latha"/>
+                <w:b/>
+                <w:sz w:val="32"/>
+                <w:szCs w:val="28"/>
+                <w:lang w:val="it-IT" w:bidi="ta-IN"/>
+              </w:rPr>
+              <w:t>…</w:t>
+            </w:r>
+            <w:r>
+              <w:rPr>
+                <w:rFonts w:ascii="Latha" w:hAnsi="Latha" w:cs="Latha"/>
+                <w:sz w:val="28"/>
+                <w:szCs w:val="28"/>
+                <w:cs/>
+                <w:lang w:bidi="ta-IN"/>
+              </w:rPr>
+              <w:t>த்</w:t>
             </w:r>
             <w:r>
               <w:rPr>
@@ -3404,17 +4406,66 @@
                 <w:cs/>
                 <w:lang w:bidi="ta-IN"/>
               </w:rPr>
-              <w:t>3</w:t>
-            </w:r>
-            <w:r>
-              <w:rPr>
-                <w:rFonts w:ascii="Latha" w:hAnsi="Latha" w:cs="Latha"/>
-                <w:sz w:val="28"/>
-                <w:szCs w:val="28"/>
-                <w:cs/>
-                <w:lang w:bidi="ta-IN"/>
-              </w:rPr>
-              <w:t>மச்ச</w:t>
+              <w:t>2</w:t>
+            </w:r>
+            <w:r>
+              <w:rPr>
+                <w:rFonts w:ascii="Latha" w:hAnsi="Latha" w:cs="Latha"/>
+                <w:sz w:val="28"/>
+                <w:szCs w:val="28"/>
+                <w:cs/>
+                <w:lang w:bidi="ta-IN"/>
+              </w:rPr>
+              <w:t>ஸ</w:t>
+            </w:r>
+            <w:r>
+              <w:rPr>
+                <w:rFonts w:ascii="BRH Tamil Tab Extra" w:hAnsi="BRH Tamil Tab Extra" w:cs="Latha"/>
+                <w:b/>
+                <w:sz w:val="32"/>
+                <w:szCs w:val="28"/>
+                <w:lang w:val="it-IT" w:bidi="ta-IN"/>
+              </w:rPr>
+              <w:t>…</w:t>
+            </w:r>
+            <w:r>
+              <w:rPr>
+                <w:rFonts w:ascii="Latha" w:hAnsi="Latha" w:cs="Latha"/>
+                <w:sz w:val="28"/>
+                <w:szCs w:val="28"/>
+                <w:cs/>
+                <w:lang w:bidi="ta-IN"/>
+              </w:rPr>
+              <w:t>ரஸ்ய</w:t>
+            </w:r>
+            <w:r>
+              <w:rPr>
+                <w:rFonts w:ascii="BRH Tamil Tab Extra" w:hAnsi="BRH Tamil Tab Extra" w:cs="Latha"/>
+                <w:b/>
+                <w:sz w:val="32"/>
+                <w:szCs w:val="28"/>
+                <w:lang w:val="it-IT" w:bidi="ta-IN"/>
+              </w:rPr>
+              <w:t>…</w:t>
+            </w:r>
+            <w:r>
+              <w:rPr>
+                <w:rFonts w:ascii="Latha" w:hAnsi="Latha" w:cs="Latha"/>
+                <w:sz w:val="28"/>
+                <w:szCs w:val="28"/>
+                <w:lang w:val="it-IT" w:bidi="ta-IN"/>
+              </w:rPr>
+              <w:t xml:space="preserve"> </w:t>
+            </w:r>
+            <w:r>
+              <w:rPr>
+                <w:rFonts w:ascii="Latha" w:hAnsi="Latha" w:cs="Latha"/>
+                <w:sz w:val="28"/>
+                <w:szCs w:val="28"/>
+                <w:cs/>
+                <w:lang w:bidi="ta-IN"/>
+              </w:rPr>
+              <w:t>ராத்ர</w:t>
             </w:r>
             <w:r>
               <w:rPr>
@@ -3422,13 +4473,124 @@
                 <w:b/>
                 <w:sz w:val="36"/>
                 <w:szCs w:val="28"/>
-                <w:lang w:bidi="ta-IN"/>
+                <w:lang w:val="it-IT" w:bidi="ta-IN"/>
               </w:rPr>
               <w:t>†</w:t>
             </w:r>
             <w:r>
               <w:rPr>
                 <w:rFonts w:ascii="Latha" w:hAnsi="Latha" w:cs="Latha"/>
+                <w:sz w:val="28"/>
+                <w:szCs w:val="28"/>
+                <w:cs/>
+                <w:lang w:bidi="ta-IN"/>
+              </w:rPr>
+              <w:t>ய</w:t>
+            </w:r>
+            <w:r>
+              <w:rPr>
+                <w:rFonts w:ascii="Latha" w:hAnsi="Latha" w:cs="Latha"/>
+                <w:b/>
+                <w:bCs/>
+                <w:sz w:val="32"/>
+                <w:szCs w:val="32"/>
+                <w:cs/>
+                <w:lang w:bidi="ta-IN"/>
+              </w:rPr>
+              <w:t>:</w:t>
+            </w:r>
+            <w:r>
+              <w:rPr>
+                <w:rFonts w:ascii="Latha" w:hAnsi="Latha" w:cs="Latha"/>
+                <w:sz w:val="28"/>
+                <w:szCs w:val="28"/>
+                <w:cs/>
+                <w:lang w:bidi="ta-IN"/>
+              </w:rPr>
+              <w:t xml:space="preserve"> </w:t>
+            </w:r>
+            <w:r>
+              <w:rPr>
+                <w:rFonts w:ascii="Latha" w:hAnsi="Latha" w:cs="Latha"/>
+                <w:sz w:val="28"/>
+                <w:szCs w:val="28"/>
+                <w:lang w:val="it-IT" w:bidi="ta-IN"/>
+              </w:rPr>
+              <w:t xml:space="preserve">| </w:t>
+            </w:r>
+            <w:r>
+              <w:rPr>
+                <w:rFonts w:ascii="Latha" w:hAnsi="Latha" w:cs="Latha"/>
+                <w:sz w:val="28"/>
+                <w:szCs w:val="28"/>
+                <w:cs/>
+                <w:lang w:bidi="ta-IN"/>
+              </w:rPr>
+              <w:t>ஸ</w:t>
+            </w:r>
+            <w:r>
+              <w:rPr>
+                <w:rFonts w:ascii="BRH Tamil Tab Extra" w:hAnsi="BRH Tamil Tab Extra" w:cs="Latha"/>
+                <w:b/>
+                <w:sz w:val="32"/>
+                <w:szCs w:val="28"/>
+                <w:lang w:val="it-IT" w:bidi="ta-IN"/>
+              </w:rPr>
+              <w:t>…</w:t>
+            </w:r>
+            <w:r>
+              <w:rPr>
+                <w:rFonts w:ascii="Latha" w:hAnsi="Latha" w:cs="Latha"/>
+                <w:sz w:val="28"/>
+                <w:szCs w:val="28"/>
+                <w:cs/>
+                <w:lang w:bidi="ta-IN"/>
+              </w:rPr>
+              <w:t>ம்</w:t>
+            </w:r>
+            <w:r>
+              <w:rPr>
+                <w:rFonts w:ascii="BRH Devanagari Extra" w:hAnsi="BRH Devanagari Extra" w:cs="Latha"/>
+                <w:b/>
+                <w:sz w:val="36"/>
+                <w:szCs w:val="28"/>
+                <w:lang w:val="it-IT" w:bidi="ta-IN"/>
+              </w:rPr>
+              <w:t>Æ</w:t>
+            </w:r>
+            <w:r>
+              <w:rPr>
+                <w:rFonts w:ascii="Latha" w:hAnsi="Latha" w:cs="Latha"/>
+                <w:sz w:val="28"/>
+                <w:szCs w:val="28"/>
+                <w:cs/>
+                <w:lang w:bidi="ta-IN"/>
+              </w:rPr>
+              <w:t>வ</w:t>
+            </w:r>
+            <w:r>
+              <w:rPr>
+                <w:rFonts w:ascii="BRH Tamil Tab Extra" w:hAnsi="BRH Tamil Tab Extra" w:cs="Latha"/>
+                <w:b/>
+                <w:sz w:val="32"/>
+                <w:szCs w:val="28"/>
+                <w:lang w:val="it-IT" w:bidi="ta-IN"/>
+              </w:rPr>
+              <w:t>…</w:t>
+            </w:r>
+            <w:r>
+              <w:rPr>
+                <w:rFonts w:ascii="Latha" w:hAnsi="Latha" w:cs="Latha"/>
+                <w:sz w:val="28"/>
+                <w:szCs w:val="28"/>
+                <w:cs/>
+                <w:lang w:bidi="ta-IN"/>
+              </w:rPr>
+              <w:t>த்</w:t>
+            </w:r>
+            <w:r>
+              <w:rPr>
+                <w:rFonts w:ascii="Latha" w:hAnsi="Latha" w:cs="Latha"/>
                 <w:b/>
                 <w:bCs/>
                 <w:position w:val="-12"/>
@@ -3447,14 +4609,411 @@
                 <w:cs/>
                 <w:lang w:bidi="ta-IN"/>
               </w:rPr>
+              <w:t>ஸ</w:t>
+            </w:r>
+            <w:r>
+              <w:rPr>
+                <w:rFonts w:ascii="BRH Tamil Tab Extra" w:hAnsi="BRH Tamil Tab Extra" w:cs="Latha"/>
+                <w:b/>
+                <w:sz w:val="32"/>
+                <w:szCs w:val="28"/>
+                <w:lang w:val="it-IT" w:bidi="ta-IN"/>
+              </w:rPr>
+              <w:t>…</w:t>
+            </w:r>
+            <w:r>
+              <w:rPr>
+                <w:rFonts w:ascii="Latha" w:hAnsi="Latha" w:cs="Latha"/>
+                <w:sz w:val="28"/>
+                <w:szCs w:val="28"/>
+                <w:highlight w:val="yellow"/>
+                <w:cs/>
+                <w:lang w:bidi="ta-IN"/>
+              </w:rPr>
+              <w:t>ர</w:t>
+            </w:r>
+            <w:r>
+              <w:rPr>
+                <w:rFonts w:ascii="BRH Tamil Tab Extra" w:hAnsi="BRH Tamil Tab Extra" w:cs="Latha"/>
+                <w:b/>
+                <w:sz w:val="32"/>
+                <w:szCs w:val="28"/>
+                <w:highlight w:val="yellow"/>
+                <w:lang w:val="it-IT" w:bidi="ta-IN"/>
+              </w:rPr>
+              <w:t>…</w:t>
+            </w:r>
+            <w:r>
+              <w:rPr>
+                <w:rFonts w:ascii="Latha" w:hAnsi="Latha" w:cs="Latha"/>
+                <w:sz w:val="28"/>
+                <w:szCs w:val="28"/>
+                <w:cs/>
+                <w:lang w:bidi="ta-IN"/>
+              </w:rPr>
+              <w:t>ஸ்யேதி</w:t>
+            </w:r>
+            <w:r>
+              <w:rPr>
+                <w:rFonts w:ascii="BRH Tamil Tab Extra" w:hAnsi="BRH Tamil Tab Extra" w:cs="Latha"/>
+                <w:b/>
+                <w:sz w:val="36"/>
+                <w:szCs w:val="28"/>
+                <w:lang w:val="it-IT" w:bidi="ta-IN"/>
+              </w:rPr>
+              <w:t>†</w:t>
+            </w:r>
+            <w:r>
+              <w:rPr>
+                <w:rFonts w:ascii="Latha" w:hAnsi="Latha" w:cs="Latha"/>
+                <w:sz w:val="28"/>
+                <w:szCs w:val="28"/>
+                <w:lang w:val="it-IT" w:bidi="ta-IN"/>
+              </w:rPr>
               <w:t xml:space="preserve"> </w:t>
             </w:r>
-            <w:r>
-              <w:rPr>
-                <w:rFonts w:ascii="Latha" w:hAnsi="Latha" w:cs="Latha"/>
-                <w:sz w:val="28"/>
-                <w:szCs w:val="28"/>
-                <w:lang w:bidi="ta-IN"/>
+          </w:p>
+          <w:p>
+            <w:pPr>
+              <w:widowControl w:val="0"/>
+              <w:autoSpaceDE w:val="0"/>
+              <w:autoSpaceDN w:val="0"/>
+              <w:adjustRightInd w:val="0"/>
+              <w:spacing w:before="0" w:line="240" w:lineRule="auto"/>
+              <w:rPr>
+                <w:rFonts w:ascii="BRH Malayalam Extra" w:hAnsi="BRH Malayalam Extra" w:cs="BRH Malayalam Extra"/>
+                <w:sz w:val="40"/>
+                <w:szCs w:val="40"/>
+                <w:lang w:val="it-IT"/>
+              </w:rPr>
+            </w:pPr>
+            <w:r>
+              <w:rPr>
+                <w:rFonts w:ascii="Latha" w:hAnsi="Latha" w:cs="Latha"/>
+                <w:sz w:val="28"/>
+                <w:szCs w:val="28"/>
+                <w:cs/>
+                <w:lang w:bidi="ta-IN"/>
+              </w:rPr>
+              <w:t xml:space="preserve">ஸம் </w:t>
+            </w:r>
+            <w:r>
+              <w:rPr>
+                <w:rFonts w:ascii="Latha" w:hAnsi="Latha" w:cs="Latha"/>
+                <w:sz w:val="28"/>
+                <w:szCs w:val="28"/>
+                <w:lang w:val="it-IT" w:bidi="ta-IN"/>
+              </w:rPr>
+              <w:t xml:space="preserve">- </w:t>
+            </w:r>
+            <w:r>
+              <w:rPr>
+                <w:rFonts w:ascii="Latha" w:hAnsi="Latha" w:cs="Latha"/>
+                <w:sz w:val="28"/>
+                <w:szCs w:val="28"/>
+                <w:cs/>
+                <w:lang w:bidi="ta-IN"/>
+              </w:rPr>
+              <w:t>வ</w:t>
+            </w:r>
+            <w:r>
+              <w:rPr>
+                <w:rFonts w:ascii="BRH Tamil Tab Extra" w:hAnsi="BRH Tamil Tab Extra" w:cs="Latha"/>
+                <w:b/>
+                <w:sz w:val="32"/>
+                <w:szCs w:val="28"/>
+                <w:lang w:val="it-IT" w:bidi="ta-IN"/>
+              </w:rPr>
+              <w:t>…</w:t>
+            </w:r>
+            <w:r>
+              <w:rPr>
+                <w:rFonts w:ascii="Latha" w:hAnsi="Latha" w:cs="Latha"/>
+                <w:sz w:val="28"/>
+                <w:szCs w:val="28"/>
+                <w:cs/>
+                <w:lang w:bidi="ta-IN"/>
+              </w:rPr>
+              <w:t>த்</w:t>
+            </w:r>
+            <w:r>
+              <w:rPr>
+                <w:rFonts w:ascii="Latha" w:hAnsi="Latha" w:cs="Latha"/>
+                <w:b/>
+                <w:bCs/>
+                <w:position w:val="-12"/>
+                <w:sz w:val="28"/>
+                <w:szCs w:val="28"/>
+                <w:cs/>
+                <w:lang w:bidi="ta-IN"/>
+              </w:rPr>
+              <w:t>2</w:t>
+            </w:r>
+            <w:r>
+              <w:rPr>
+                <w:rFonts w:ascii="Latha" w:hAnsi="Latha" w:cs="Latha"/>
+                <w:sz w:val="28"/>
+                <w:szCs w:val="28"/>
+                <w:cs/>
+                <w:lang w:bidi="ta-IN"/>
+              </w:rPr>
+              <w:t>ஸ</w:t>
+            </w:r>
+            <w:r>
+              <w:rPr>
+                <w:rFonts w:ascii="BRH Tamil Tab Extra" w:hAnsi="BRH Tamil Tab Extra" w:cs="Latha"/>
+                <w:b/>
+                <w:sz w:val="32"/>
+                <w:szCs w:val="28"/>
+                <w:lang w:val="it-IT" w:bidi="ta-IN"/>
+              </w:rPr>
+              <w:t>…</w:t>
+            </w:r>
+            <w:r>
+              <w:rPr>
+                <w:rFonts w:ascii="Latha" w:hAnsi="Latha" w:cs="Latha"/>
+                <w:sz w:val="28"/>
+                <w:szCs w:val="28"/>
+                <w:cs/>
+                <w:lang w:bidi="ta-IN"/>
+              </w:rPr>
+              <w:t>ரஸ்ய</w:t>
+            </w:r>
+            <w:r>
+              <w:rPr>
+                <w:rFonts w:ascii="BRH Tamil Tab Extra" w:hAnsi="BRH Tamil Tab Extra" w:cs="Latha"/>
+                <w:b/>
+                <w:sz w:val="36"/>
+                <w:szCs w:val="28"/>
+                <w:lang w:val="it-IT" w:bidi="ta-IN"/>
+              </w:rPr>
+              <w:t>†</w:t>
+            </w:r>
+            <w:r>
+              <w:rPr>
+                <w:rFonts w:ascii="Latha" w:hAnsi="Latha" w:cs="Latha"/>
+                <w:sz w:val="28"/>
+                <w:szCs w:val="28"/>
+                <w:lang w:val="it-IT" w:bidi="ta-IN"/>
+              </w:rPr>
+              <w:t xml:space="preserve"> |</w:t>
+            </w:r>
+          </w:p>
+        </w:tc>
+        <w:tc>
+          <w:tcPr>
+            <w:tcW w:w="5528" w:type="dxa"/>
+            <w:tcBorders>
+              <w:top w:val="single" w:sz="4" w:space="0" w:color="000000"/>
+              <w:left w:val="single" w:sz="4" w:space="0" w:color="000000"/>
+              <w:bottom w:val="single" w:sz="4" w:space="0" w:color="000000"/>
+              <w:right w:val="single" w:sz="4" w:space="0" w:color="000000"/>
+            </w:tcBorders>
+          </w:tcPr>
+          <w:p>
+            <w:pPr>
+              <w:widowControl w:val="0"/>
+              <w:autoSpaceDE w:val="0"/>
+              <w:autoSpaceDN w:val="0"/>
+              <w:adjustRightInd w:val="0"/>
+              <w:spacing w:before="0" w:line="240" w:lineRule="auto"/>
+              <w:rPr>
+                <w:rFonts w:ascii="Latha" w:hAnsi="Latha" w:cs="Latha"/>
+                <w:sz w:val="28"/>
+                <w:szCs w:val="28"/>
+                <w:lang w:val="it-IT" w:bidi="ta-IN"/>
+              </w:rPr>
+            </w:pPr>
+            <w:r>
+              <w:rPr>
+                <w:rFonts w:ascii="Latha" w:hAnsi="Latha" w:cs="Latha"/>
+                <w:sz w:val="28"/>
+                <w:szCs w:val="28"/>
+                <w:cs/>
+                <w:lang w:bidi="ta-IN"/>
+              </w:rPr>
+              <w:t>ஸ</w:t>
+            </w:r>
+            <w:r>
+              <w:rPr>
+                <w:rFonts w:ascii="BRH Tamil Tab Extra" w:hAnsi="BRH Tamil Tab Extra" w:cs="Latha"/>
+                <w:b/>
+                <w:sz w:val="32"/>
+                <w:szCs w:val="28"/>
+                <w:lang w:val="it-IT" w:bidi="ta-IN"/>
+              </w:rPr>
+              <w:t>…</w:t>
+            </w:r>
+            <w:r>
+              <w:rPr>
+                <w:rFonts w:ascii="Latha" w:hAnsi="Latha" w:cs="Latha"/>
+                <w:sz w:val="28"/>
+                <w:szCs w:val="28"/>
+                <w:cs/>
+                <w:lang w:bidi="ta-IN"/>
+              </w:rPr>
+              <w:t>ம்</w:t>
+            </w:r>
+            <w:r>
+              <w:rPr>
+                <w:rFonts w:ascii="BRH Devanagari Extra" w:hAnsi="BRH Devanagari Extra" w:cs="Latha"/>
+                <w:b/>
+                <w:sz w:val="36"/>
+                <w:szCs w:val="28"/>
+                <w:lang w:val="it-IT" w:bidi="ta-IN"/>
+              </w:rPr>
+              <w:t>Æ</w:t>
+            </w:r>
+            <w:r>
+              <w:rPr>
+                <w:rFonts w:ascii="Latha" w:hAnsi="Latha" w:cs="Latha"/>
+                <w:sz w:val="28"/>
+                <w:szCs w:val="28"/>
+                <w:cs/>
+                <w:lang w:bidi="ta-IN"/>
+              </w:rPr>
+              <w:t>வ</w:t>
+            </w:r>
+            <w:r>
+              <w:rPr>
+                <w:rFonts w:ascii="BRH Tamil Tab Extra" w:hAnsi="BRH Tamil Tab Extra" w:cs="Latha"/>
+                <w:b/>
+                <w:sz w:val="32"/>
+                <w:szCs w:val="28"/>
+                <w:lang w:val="it-IT" w:bidi="ta-IN"/>
+              </w:rPr>
+              <w:t>…</w:t>
+            </w:r>
+            <w:r>
+              <w:rPr>
+                <w:rFonts w:ascii="Latha" w:hAnsi="Latha" w:cs="Latha"/>
+                <w:sz w:val="28"/>
+                <w:szCs w:val="28"/>
+                <w:cs/>
+                <w:lang w:bidi="ta-IN"/>
+              </w:rPr>
+              <w:t>த்</w:t>
+            </w:r>
+            <w:r>
+              <w:rPr>
+                <w:rFonts w:ascii="Latha" w:hAnsi="Latha" w:cs="Latha"/>
+                <w:b/>
+                <w:bCs/>
+                <w:position w:val="-12"/>
+                <w:sz w:val="28"/>
+                <w:szCs w:val="28"/>
+                <w:cs/>
+                <w:lang w:bidi="ta-IN"/>
+              </w:rPr>
+              <w:t>2</w:t>
+            </w:r>
+            <w:r>
+              <w:rPr>
+                <w:rFonts w:ascii="Latha" w:hAnsi="Latha" w:cs="Latha"/>
+                <w:sz w:val="28"/>
+                <w:szCs w:val="28"/>
+                <w:cs/>
+                <w:lang w:bidi="ta-IN"/>
+              </w:rPr>
+              <w:t>ஸ</w:t>
+            </w:r>
+            <w:r>
+              <w:rPr>
+                <w:rFonts w:ascii="BRH Tamil Tab Extra" w:hAnsi="BRH Tamil Tab Extra" w:cs="Latha"/>
+                <w:b/>
+                <w:sz w:val="32"/>
+                <w:szCs w:val="28"/>
+                <w:lang w:val="it-IT" w:bidi="ta-IN"/>
+              </w:rPr>
+              <w:t>…</w:t>
+            </w:r>
+            <w:r>
+              <w:rPr>
+                <w:rFonts w:ascii="Latha" w:hAnsi="Latha" w:cs="Latha"/>
+                <w:sz w:val="28"/>
+                <w:szCs w:val="28"/>
+                <w:cs/>
+                <w:lang w:bidi="ta-IN"/>
+              </w:rPr>
+              <w:t>ரஸ்ய</w:t>
+            </w:r>
+            <w:r>
+              <w:rPr>
+                <w:rFonts w:ascii="BRH Tamil Tab Extra" w:hAnsi="BRH Tamil Tab Extra" w:cs="Latha"/>
+                <w:b/>
+                <w:sz w:val="32"/>
+                <w:szCs w:val="28"/>
+                <w:lang w:val="it-IT" w:bidi="ta-IN"/>
+              </w:rPr>
+              <w:t>…</w:t>
+            </w:r>
+            <w:r>
+              <w:rPr>
+                <w:rFonts w:ascii="Latha" w:hAnsi="Latha" w:cs="Latha"/>
+                <w:sz w:val="28"/>
+                <w:szCs w:val="28"/>
+                <w:lang w:val="it-IT" w:bidi="ta-IN"/>
+              </w:rPr>
+              <w:t xml:space="preserve"> </w:t>
+            </w:r>
+            <w:r>
+              <w:rPr>
+                <w:rFonts w:ascii="Latha" w:hAnsi="Latha" w:cs="Latha"/>
+                <w:sz w:val="28"/>
+                <w:szCs w:val="28"/>
+                <w:cs/>
+                <w:lang w:bidi="ta-IN"/>
+              </w:rPr>
+              <w:t>ராத்ர</w:t>
+            </w:r>
+            <w:r>
+              <w:rPr>
+                <w:rFonts w:ascii="BRH Tamil Tab Extra" w:hAnsi="BRH Tamil Tab Extra" w:cs="Latha"/>
+                <w:b/>
+                <w:sz w:val="36"/>
+                <w:szCs w:val="28"/>
+                <w:lang w:val="it-IT" w:bidi="ta-IN"/>
+              </w:rPr>
+              <w:t>†</w:t>
+            </w:r>
+            <w:r>
+              <w:rPr>
+                <w:rFonts w:ascii="Latha" w:hAnsi="Latha" w:cs="Latha"/>
+                <w:sz w:val="28"/>
+                <w:szCs w:val="28"/>
+                <w:cs/>
+                <w:lang w:bidi="ta-IN"/>
+              </w:rPr>
+              <w:t>ய</w:t>
+            </w:r>
+            <w:r>
+              <w:rPr>
+                <w:rFonts w:ascii="Latha" w:hAnsi="Latha" w:cs="Latha"/>
+                <w:b/>
+                <w:bCs/>
+                <w:sz w:val="32"/>
+                <w:szCs w:val="32"/>
+                <w:cs/>
+                <w:lang w:bidi="ta-IN"/>
+              </w:rPr>
+              <w:t>:</w:t>
+            </w:r>
+            <w:r>
+              <w:rPr>
+                <w:rFonts w:ascii="Latha" w:hAnsi="Latha" w:cs="Latha"/>
+                <w:sz w:val="28"/>
+                <w:szCs w:val="28"/>
+                <w:cs/>
+                <w:lang w:bidi="ta-IN"/>
+              </w:rPr>
+              <w:t xml:space="preserve"> </w:t>
+            </w:r>
+            <w:r>
+              <w:rPr>
+                <w:rFonts w:ascii="Latha" w:hAnsi="Latha" w:cs="Latha"/>
+                <w:sz w:val="28"/>
+                <w:szCs w:val="28"/>
+                <w:lang w:val="it-IT" w:bidi="ta-IN"/>
               </w:rPr>
               <w:t xml:space="preserve">| </w:t>
             </w:r>
@@ -3466,29 +5025,122 @@
                 <w:cs/>
                 <w:lang w:bidi="ta-IN"/>
               </w:rPr>
-              <w:t>அ</w:t>
-            </w:r>
-            <w:r>
-              <w:rPr>
-                <w:rFonts w:ascii="Latha" w:hAnsi="Latha" w:cs="Latha"/>
-                <w:sz w:val="28"/>
+              <w:t>ஸ</w:t>
+            </w:r>
+            <w:r>
+              <w:rPr>
+                <w:rFonts w:ascii="BRH Tamil Tab Extra" w:hAnsi="BRH Tamil Tab Extra" w:cs="Latha"/>
+                <w:b/>
+                <w:sz w:val="32"/>
+                <w:szCs w:val="28"/>
+                <w:lang w:val="it-IT" w:bidi="ta-IN"/>
+              </w:rPr>
+              <w:t>…</w:t>
+            </w:r>
+            <w:r>
+              <w:rPr>
+                <w:rFonts w:ascii="Latha" w:hAnsi="Latha" w:cs="Latha"/>
+                <w:sz w:val="28"/>
+                <w:szCs w:val="28"/>
+                <w:cs/>
+                <w:lang w:bidi="ta-IN"/>
+              </w:rPr>
+              <w:t>ம்</w:t>
+            </w:r>
+            <w:r>
+              <w:rPr>
+                <w:rFonts w:ascii="BRH Devanagari Extra" w:hAnsi="BRH Devanagari Extra" w:cs="Latha"/>
+                <w:b/>
+                <w:sz w:val="36"/>
+                <w:szCs w:val="28"/>
+                <w:lang w:val="it-IT" w:bidi="ta-IN"/>
+              </w:rPr>
+              <w:t>Æ</w:t>
+            </w:r>
+            <w:r>
+              <w:rPr>
+                <w:rFonts w:ascii="Latha" w:hAnsi="Latha" w:cs="Latha"/>
+                <w:sz w:val="28"/>
+                <w:szCs w:val="28"/>
+                <w:cs/>
+                <w:lang w:bidi="ta-IN"/>
+              </w:rPr>
+              <w:t>வ</w:t>
+            </w:r>
+            <w:r>
+              <w:rPr>
+                <w:rFonts w:ascii="BRH Tamil Tab Extra" w:hAnsi="BRH Tamil Tab Extra" w:cs="Latha"/>
+                <w:b/>
+                <w:sz w:val="32"/>
+                <w:szCs w:val="28"/>
+                <w:lang w:val="it-IT" w:bidi="ta-IN"/>
+              </w:rPr>
+              <w:t>…</w:t>
+            </w:r>
+            <w:r>
+              <w:rPr>
+                <w:rFonts w:ascii="Latha" w:hAnsi="Latha" w:cs="Latha"/>
+                <w:sz w:val="28"/>
+                <w:szCs w:val="28"/>
+                <w:cs/>
+                <w:lang w:bidi="ta-IN"/>
+              </w:rPr>
+              <w:t>த்</w:t>
+            </w:r>
+            <w:r>
+              <w:rPr>
+                <w:rFonts w:ascii="Latha" w:hAnsi="Latha" w:cs="Latha"/>
+                <w:b/>
+                <w:bCs/>
+                <w:position w:val="-12"/>
+                <w:sz w:val="28"/>
+                <w:szCs w:val="28"/>
+                <w:cs/>
+                <w:lang w:bidi="ta-IN"/>
+              </w:rPr>
+              <w:t>2</w:t>
+            </w:r>
+            <w:r>
+              <w:rPr>
+                <w:rFonts w:ascii="Latha" w:hAnsi="Latha" w:cs="Latha"/>
+                <w:sz w:val="28"/>
+                <w:szCs w:val="28"/>
+                <w:cs/>
+                <w:lang w:bidi="ta-IN"/>
+              </w:rPr>
+              <w:t>ஸ</w:t>
+            </w:r>
+            <w:r>
+              <w:rPr>
+                <w:rFonts w:ascii="BRH Tamil Tab Extra" w:hAnsi="BRH Tamil Tab Extra" w:cs="Latha"/>
+                <w:b/>
+                <w:sz w:val="32"/>
                 <w:szCs w:val="28"/>
                 <w:highlight w:val="green"/>
-                <w:cs/>
-                <w:lang w:bidi="ta-IN"/>
-              </w:rPr>
-              <w:t>ச்</w:t>
-            </w:r>
-            <w:r>
-              <w:rPr>
-                <w:rFonts w:ascii="Latha" w:hAnsi="Latha" w:cs="Latha" w:hint="cs"/>
+                <w:lang w:val="it-IT" w:bidi="ta-IN"/>
+              </w:rPr>
+              <w:t>…</w:t>
+            </w:r>
+            <w:r>
+              <w:rPr>
+                <w:rFonts w:ascii="Latha" w:hAnsi="Latha" w:cs="Latha"/>
                 <w:sz w:val="28"/>
                 <w:szCs w:val="28"/>
                 <w:highlight w:val="green"/>
                 <w:cs/>
                 <w:lang w:bidi="ta-IN"/>
               </w:rPr>
-              <w:t>சை</w:t>
+              <w:t>ர</w:t>
+            </w:r>
+            <w:r>
+              <w:rPr>
+                <w:rFonts w:ascii="Latha" w:hAnsi="Latha" w:cs="Latha"/>
+                <w:sz w:val="28"/>
+                <w:szCs w:val="28"/>
+                <w:cs/>
+                <w:lang w:bidi="ta-IN"/>
+              </w:rPr>
+              <w:t>ஸ்யேதி</w:t>
             </w:r>
             <w:r>
               <w:rPr>
@@ -3496,8 +5148,7 @@
                 <w:b/>
                 <w:sz w:val="36"/>
                 <w:szCs w:val="28"/>
-                <w:highlight w:val="yellow"/>
-                <w:lang w:bidi="ta-IN"/>
+                <w:lang w:val="it-IT" w:bidi="ta-IN"/>
               </w:rPr>
               <w:t>†</w:t>
             </w:r>
@@ -3506,59 +5157,116 @@
                 <w:rFonts w:ascii="Latha" w:hAnsi="Latha" w:cs="Latha"/>
                 <w:sz w:val="28"/>
                 <w:szCs w:val="28"/>
-                <w:cs/>
-                <w:lang w:bidi="ta-IN"/>
-              </w:rPr>
-              <w:t xml:space="preserve">தி </w:t>
-            </w:r>
-            <w:r>
-              <w:rPr>
-                <w:rFonts w:ascii="Latha" w:hAnsi="Latha" w:cs="Latha"/>
-                <w:sz w:val="28"/>
-                <w:szCs w:val="28"/>
-                <w:lang w:bidi="ta-IN"/>
-              </w:rPr>
-              <w:t xml:space="preserve">| </w:t>
-            </w:r>
-            <w:r>
-              <w:rPr>
-                <w:rFonts w:ascii="Latha" w:hAnsi="Latha" w:cs="Latha"/>
-                <w:sz w:val="28"/>
-                <w:szCs w:val="28"/>
-                <w:lang w:bidi="ta-IN"/>
-              </w:rPr>
-              <w:br/>
-            </w:r>
-            <w:r>
-              <w:rPr>
-                <w:rFonts w:ascii="Latha" w:hAnsi="Latha" w:cs="Latha"/>
-                <w:sz w:val="28"/>
-                <w:szCs w:val="28"/>
-                <w:cs/>
-                <w:lang w:bidi="ta-IN"/>
-              </w:rPr>
-              <w:lastRenderedPageBreak/>
-              <w:t>ஏ</w:t>
-            </w:r>
-            <w:r>
-              <w:rPr>
-                <w:rFonts w:ascii="BRH Tamil Tab Extra" w:hAnsi="BRH Tamil Tab Extra" w:cs="Latha"/>
-                <w:b/>
-                <w:sz w:val="32"/>
-                <w:szCs w:val="28"/>
-                <w:lang w:bidi="ta-IN"/>
-              </w:rPr>
-              <w:t>…</w:t>
-            </w:r>
-            <w:r>
-              <w:rPr>
-                <w:rFonts w:ascii="Latha" w:hAnsi="Latha" w:cs="Latha"/>
-                <w:sz w:val="28"/>
-                <w:szCs w:val="28"/>
-                <w:cs/>
-                <w:lang w:bidi="ta-IN"/>
-              </w:rPr>
-              <w:t>தீதி</w:t>
+                <w:lang w:val="it-IT" w:bidi="ta-IN"/>
+              </w:rPr>
+              <w:t xml:space="preserve"> </w:t>
+            </w:r>
+          </w:p>
+          <w:p>
+            <w:pPr>
+              <w:widowControl w:val="0"/>
+              <w:autoSpaceDE w:val="0"/>
+              <w:autoSpaceDN w:val="0"/>
+              <w:adjustRightInd w:val="0"/>
+              <w:spacing w:before="0" w:line="240" w:lineRule="auto"/>
+              <w:rPr>
+                <w:rFonts w:ascii="BRH Malayalam Extra" w:hAnsi="BRH Malayalam Extra" w:cs="BRH Malayalam Extra"/>
+                <w:sz w:val="40"/>
+                <w:szCs w:val="40"/>
+                <w:lang w:val="it-IT"/>
+              </w:rPr>
+            </w:pPr>
+            <w:r>
+              <w:rPr>
+                <w:rFonts w:ascii="Latha" w:hAnsi="Latha" w:cs="Latha"/>
+                <w:sz w:val="28"/>
+                <w:szCs w:val="28"/>
+                <w:cs/>
+                <w:lang w:bidi="ta-IN"/>
+              </w:rPr>
+              <w:t xml:space="preserve">ஸம் </w:t>
+            </w:r>
+            <w:r>
+              <w:rPr>
+                <w:rFonts w:ascii="Latha" w:hAnsi="Latha" w:cs="Latha"/>
+                <w:sz w:val="28"/>
+                <w:szCs w:val="28"/>
+                <w:lang w:val="it-IT" w:bidi="ta-IN"/>
+              </w:rPr>
+              <w:t xml:space="preserve">- </w:t>
+            </w:r>
+            <w:r>
+              <w:rPr>
+                <w:rFonts w:ascii="Latha" w:hAnsi="Latha" w:cs="Latha"/>
+                <w:sz w:val="28"/>
+                <w:szCs w:val="28"/>
+                <w:cs/>
+                <w:lang w:bidi="ta-IN"/>
+              </w:rPr>
+              <w:t>வ</w:t>
+            </w:r>
+            <w:r>
+              <w:rPr>
+                <w:rFonts w:ascii="BRH Tamil Tab Extra" w:hAnsi="BRH Tamil Tab Extra" w:cs="Latha"/>
+                <w:b/>
+                <w:sz w:val="32"/>
+                <w:szCs w:val="28"/>
+                <w:lang w:val="it-IT" w:bidi="ta-IN"/>
+              </w:rPr>
+              <w:t>…</w:t>
+            </w:r>
+            <w:r>
+              <w:rPr>
+                <w:rFonts w:ascii="Latha" w:hAnsi="Latha" w:cs="Latha"/>
+                <w:sz w:val="28"/>
+                <w:szCs w:val="28"/>
+                <w:cs/>
+                <w:lang w:bidi="ta-IN"/>
+              </w:rPr>
+              <w:t>த்</w:t>
+            </w:r>
+            <w:r>
+              <w:rPr>
+                <w:rFonts w:ascii="Latha" w:hAnsi="Latha" w:cs="Latha"/>
+                <w:b/>
+                <w:bCs/>
+                <w:position w:val="-12"/>
+                <w:sz w:val="28"/>
+                <w:szCs w:val="28"/>
+                <w:cs/>
+                <w:lang w:bidi="ta-IN"/>
+              </w:rPr>
+              <w:t>2</w:t>
+            </w:r>
+            <w:r>
+              <w:rPr>
+                <w:rFonts w:ascii="Latha" w:hAnsi="Latha" w:cs="Latha"/>
+                <w:sz w:val="28"/>
+                <w:szCs w:val="28"/>
+                <w:cs/>
+                <w:lang w:bidi="ta-IN"/>
+              </w:rPr>
+              <w:t>ஸ</w:t>
+            </w:r>
+            <w:r>
+              <w:rPr>
+                <w:rFonts w:ascii="BRH Tamil Tab Extra" w:hAnsi="BRH Tamil Tab Extra" w:cs="Latha"/>
+                <w:b/>
+                <w:sz w:val="32"/>
+                <w:szCs w:val="28"/>
+                <w:lang w:val="it-IT" w:bidi="ta-IN"/>
+              </w:rPr>
+              <w:t>…</w:t>
+            </w:r>
+            <w:r>
+              <w:rPr>
+                <w:rFonts w:ascii="Latha" w:hAnsi="Latha" w:cs="Latha"/>
+                <w:sz w:val="28"/>
+                <w:szCs w:val="28"/>
+                <w:cs/>
+                <w:lang w:bidi="ta-IN"/>
+              </w:rPr>
+              <w:t>ரஸ்ய</w:t>
             </w:r>
             <w:r>
               <w:rPr>
@@ -3566,9 +5274,18 @@
                 <w:b/>
                 <w:sz w:val="36"/>
                 <w:szCs w:val="28"/>
-                <w:lang w:bidi="ta-IN"/>
+                <w:lang w:val="it-IT" w:bidi="ta-IN"/>
               </w:rPr>
               <w:t>†</w:t>
+            </w:r>
+            <w:r>
+              <w:rPr>
+                <w:rFonts w:ascii="Latha" w:hAnsi="Latha" w:cs="Latha"/>
+                <w:sz w:val="28"/>
+                <w:szCs w:val="28"/>
+                <w:lang w:val="it-IT" w:bidi="ta-IN"/>
+              </w:rPr>
+              <w:t xml:space="preserve"> |</w:t>
             </w:r>
           </w:p>
         </w:tc>
@@ -3616,8 +5333,7 @@
                 <w:szCs w:val="32"/>
                 <w:lang w:bidi="ta-IN"/>
               </w:rPr>
-              <w:lastRenderedPageBreak/>
-              <w:t>T.S.2.5.5.2 Kramam</w:t>
+              <w:t>T.S.2.5.8.5 Kramam</w:t>
             </w:r>
           </w:p>
           <w:p>
@@ -3649,7 +5365,7 @@
                 <w:szCs w:val="32"/>
                 <w:lang w:bidi="ta-IN"/>
               </w:rPr>
-              <w:t>Krama Vaakyam No. – 16</w:t>
+              <w:t>Krama Vaakyam No. – 47</w:t>
             </w:r>
           </w:p>
           <w:p>
@@ -3702,7 +5418,18 @@
                 <w:szCs w:val="28"/>
                 <w:lang w:bidi="ta-IN"/>
               </w:rPr>
-              <w:t xml:space="preserve"> 28</w:t>
+              <w:t xml:space="preserve"> </w:t>
+            </w:r>
+            <w:r>
+              <w:rPr>
+                <w:rFonts w:cs="Arial"/>
+                <w:b/>
+                <w:color w:val="000000"/>
+                <w:sz w:val="28"/>
+                <w:szCs w:val="28"/>
+                <w:lang w:bidi="ta-IN"/>
+              </w:rPr>
+              <w:t>48</w:t>
             </w:r>
           </w:p>
         </w:tc>
@@ -3720,8 +5447,10 @@
             <w:pPr>
               <w:rPr>
                 <w:rFonts w:ascii="Latha" w:hAnsi="Latha" w:cs="Latha"/>
-                <w:sz w:val="28"/>
-                <w:szCs w:val="28"/>
+                <w:color w:val="EE0000"/>
+                <w:sz w:val="28"/>
+                <w:szCs w:val="28"/>
+                <w:highlight w:val="yellow"/>
                 <w:cs/>
                 <w:lang w:bidi="ta-IN"/>
               </w:rPr>
@@ -3729,44 +5458,107 @@
             <w:r>
               <w:rPr>
                 <w:rFonts w:ascii="Latha" w:hAnsi="Latha" w:cs="Latha"/>
-                <w:color w:val="EE0000"/>
+                <w:sz w:val="28"/>
+                <w:szCs w:val="28"/>
+                <w:cs/>
+                <w:lang w:bidi="ta-IN"/>
+              </w:rPr>
+              <w:t>அ</w:t>
+            </w:r>
+            <w:r>
+              <w:rPr>
+                <w:rFonts w:ascii="BRH Tamil Tab Extra" w:hAnsi="BRH Tamil Tab Extra" w:cs="Latha"/>
+                <w:b/>
+                <w:sz w:val="32"/>
+                <w:szCs w:val="28"/>
+                <w:lang w:bidi="ta-IN"/>
+              </w:rPr>
+              <w:t>…</w:t>
+            </w:r>
+            <w:r>
+              <w:rPr>
+                <w:rFonts w:ascii="Latha" w:hAnsi="Latha" w:cs="Latha"/>
+                <w:sz w:val="28"/>
+                <w:szCs w:val="28"/>
+                <w:cs/>
+                <w:lang w:bidi="ta-IN"/>
+              </w:rPr>
+              <w:t>ஸ்ய</w:t>
+            </w:r>
+            <w:r>
+              <w:rPr>
+                <w:rFonts w:ascii="BRH Tamil Tab Extra" w:hAnsi="BRH Tamil Tab Extra" w:cs="Latha"/>
+                <w:b/>
+                <w:sz w:val="32"/>
+                <w:szCs w:val="28"/>
+                <w:lang w:bidi="ta-IN"/>
+              </w:rPr>
+              <w:t>…</w:t>
+            </w:r>
+            <w:r>
+              <w:rPr>
+                <w:rFonts w:ascii="Latha" w:hAnsi="Latha" w:cs="Latha"/>
+                <w:sz w:val="28"/>
+                <w:szCs w:val="28"/>
+                <w:lang w:bidi="ta-IN"/>
+              </w:rPr>
+              <w:t xml:space="preserve"> </w:t>
+            </w:r>
+            <w:r>
+              <w:rPr>
+                <w:rFonts w:ascii="Latha" w:hAnsi="Latha" w:cs="Latha"/>
                 <w:sz w:val="28"/>
                 <w:szCs w:val="28"/>
                 <w:highlight w:val="yellow"/>
                 <w:cs/>
                 <w:lang w:bidi="ta-IN"/>
               </w:rPr>
-              <w:t>அ</w:t>
-            </w:r>
-            <w:r>
-              <w:rPr>
-                <w:rFonts w:ascii="BRH Tamil Tab Extra" w:hAnsi="BRH Tamil Tab Extra" w:cs="Latha"/>
-                <w:b/>
-                <w:color w:val="EE0000"/>
-                <w:sz w:val="32"/>
+              <w:t>பா</w:t>
+            </w:r>
+            <w:r>
+              <w:rPr>
+                <w:rFonts w:ascii="Latha" w:hAnsi="Latha" w:cs="Latha"/>
+                <w:b/>
+                <w:bCs/>
+                <w:position w:val="-12"/>
+                <w:sz w:val="28"/>
                 <w:szCs w:val="28"/>
                 <w:highlight w:val="yellow"/>
-                <w:lang w:bidi="ta-IN"/>
-              </w:rPr>
-              <w:t>…</w:t>
-            </w:r>
-            <w:r>
-              <w:rPr>
-                <w:rFonts w:ascii="Latha" w:hAnsi="Latha" w:cs="Latha"/>
-                <w:color w:val="EE0000"/>
+                <w:cs/>
+                <w:lang w:bidi="ta-IN"/>
+              </w:rPr>
+              <w:t>4</w:t>
+            </w:r>
+            <w:r>
+              <w:rPr>
+                <w:rFonts w:ascii="Latha" w:hAnsi="Latha" w:cs="Latha"/>
                 <w:sz w:val="28"/>
                 <w:szCs w:val="28"/>
                 <w:highlight w:val="yellow"/>
                 <w:cs/>
                 <w:lang w:bidi="ta-IN"/>
               </w:rPr>
-              <w:t>ஷா</w:t>
-            </w:r>
-            <w:r>
-              <w:rPr>
-                <w:rFonts w:ascii="BRH Tamil Tab Extra" w:hAnsi="BRH Tamil Tab Extra" w:cs="Latha"/>
-                <w:b/>
-                <w:color w:val="EE0000"/>
+              <w:t>த்</w:t>
+            </w:r>
+            <w:r>
+              <w:rPr>
+                <w:rFonts w:ascii="Latha" w:hAnsi="Latha" w:cs="Latha"/>
+                <w:b/>
+                <w:bCs/>
+                <w:i/>
+                <w:iCs/>
+                <w:sz w:val="28"/>
+                <w:szCs w:val="28"/>
+                <w:highlight w:val="yellow"/>
+                <w:cs/>
+                <w:lang w:bidi="ta-IN"/>
+              </w:rPr>
+              <w:t>ரு</w:t>
+            </w:r>
+            <w:r>
+              <w:rPr>
+                <w:rFonts w:ascii="BRH Tamil Tab Extra" w:hAnsi="BRH Tamil Tab Extra" w:cs="Latha"/>
+                <w:b/>
                 <w:sz w:val="36"/>
                 <w:szCs w:val="28"/>
                 <w:highlight w:val="yellow"/>
@@ -3779,140 +5571,131 @@
                 <w:rFonts w:ascii="Latha" w:hAnsi="Latha" w:cs="Latha"/>
                 <w:sz w:val="28"/>
                 <w:szCs w:val="28"/>
-                <w:highlight w:val="yellow"/>
-                <w:cs/>
-                <w:lang w:bidi="ta-IN"/>
-              </w:rPr>
-              <w:t>க</w:t>
-            </w:r>
-            <w:r>
-              <w:rPr>
-                <w:rFonts w:ascii="Latha" w:hAnsi="Latha" w:cs="Latha"/>
-                <w:sz w:val="28"/>
-                <w:szCs w:val="28"/>
-                <w:cs/>
-                <w:lang w:bidi="ta-IN"/>
-              </w:rPr>
-              <w:t>பால</w:t>
-            </w:r>
-            <w:r>
-              <w:rPr>
-                <w:rFonts w:ascii="BRH Tamil Tab Extra" w:hAnsi="BRH Tamil Tab Extra" w:cs="Latha"/>
-                <w:b/>
-                <w:sz w:val="32"/>
-                <w:szCs w:val="28"/>
-                <w:lang w:bidi="ta-IN"/>
-              </w:rPr>
-              <w:t>…</w:t>
-            </w:r>
-            <w:r>
-              <w:rPr>
-                <w:rFonts w:ascii="Latha" w:hAnsi="Latha" w:cs="Latha"/>
-                <w:sz w:val="28"/>
-                <w:szCs w:val="28"/>
-                <w:cs/>
-                <w:lang w:bidi="ta-IN"/>
-              </w:rPr>
-              <w:t>மித்ய</w:t>
-            </w:r>
-            <w:r>
-              <w:rPr>
-                <w:rFonts w:ascii="BRH Tamil Tab Extra" w:hAnsi="BRH Tamil Tab Extra" w:cs="Latha"/>
-                <w:b/>
-                <w:sz w:val="32"/>
-                <w:szCs w:val="28"/>
-                <w:lang w:bidi="ta-IN"/>
-              </w:rPr>
-              <w:t>…</w:t>
-            </w:r>
-            <w:r>
-              <w:rPr>
-                <w:rFonts w:ascii="Latha" w:hAnsi="Latha" w:cs="Latha"/>
-                <w:sz w:val="28"/>
-                <w:szCs w:val="28"/>
-                <w:cs/>
-                <w:lang w:bidi="ta-IN"/>
-              </w:rPr>
-              <w:t xml:space="preserve">ஷ்டா </w:t>
-            </w:r>
-            <w:r>
-              <w:rPr>
-                <w:rFonts w:ascii="Latha" w:hAnsi="Latha" w:cs="Latha"/>
-                <w:sz w:val="28"/>
-                <w:szCs w:val="28"/>
-                <w:lang w:bidi="ta-IN"/>
-              </w:rPr>
-              <w:t xml:space="preserve">- </w:t>
-            </w:r>
-            <w:r>
-              <w:rPr>
-                <w:rFonts w:ascii="Latha" w:hAnsi="Latha" w:cs="Latha"/>
-                <w:sz w:val="28"/>
-                <w:szCs w:val="28"/>
-                <w:cs/>
-                <w:lang w:bidi="ta-IN"/>
-              </w:rPr>
-              <w:t>க</w:t>
-            </w:r>
-            <w:r>
-              <w:rPr>
-                <w:rFonts w:ascii="BRH Tamil Tab Extra" w:hAnsi="BRH Tamil Tab Extra" w:cs="Latha"/>
-                <w:b/>
-                <w:sz w:val="32"/>
-                <w:szCs w:val="28"/>
-                <w:lang w:bidi="ta-IN"/>
-              </w:rPr>
-              <w:t>…</w:t>
-            </w:r>
-            <w:r>
-              <w:rPr>
-                <w:rFonts w:ascii="Latha" w:hAnsi="Latha" w:cs="Latha"/>
-                <w:sz w:val="28"/>
-                <w:szCs w:val="28"/>
-                <w:cs/>
-                <w:lang w:bidi="ta-IN"/>
-              </w:rPr>
-              <w:t>பா</w:t>
-            </w:r>
-            <w:r>
-              <w:rPr>
-                <w:rFonts w:ascii="BRH Tamil Tab Extra" w:hAnsi="BRH Tamil Tab Extra" w:cs="Latha"/>
-                <w:b/>
-                <w:sz w:val="32"/>
-                <w:szCs w:val="28"/>
-                <w:lang w:bidi="ta-IN"/>
-              </w:rPr>
-              <w:t>…</w:t>
-            </w:r>
-            <w:r>
-              <w:rPr>
-                <w:rFonts w:ascii="Latha" w:hAnsi="Latha" w:cs="Latha"/>
-                <w:sz w:val="28"/>
-                <w:szCs w:val="28"/>
-                <w:cs/>
-                <w:lang w:bidi="ta-IN"/>
-              </w:rPr>
-              <w:t>ல</w:t>
-            </w:r>
-            <w:r>
-              <w:rPr>
-                <w:rFonts w:ascii="BRH Tamil Tab Extra" w:hAnsi="BRH Tamil Tab Extra" w:cs="Latha"/>
-                <w:b/>
-                <w:sz w:val="32"/>
-                <w:szCs w:val="28"/>
-                <w:lang w:bidi="ta-IN"/>
-              </w:rPr>
-              <w:t>…</w:t>
-            </w:r>
-            <w:r>
-              <w:rPr>
-                <w:rFonts w:ascii="Latha" w:hAnsi="Latha" w:cs="Latha"/>
-                <w:sz w:val="28"/>
-                <w:szCs w:val="28"/>
-                <w:cs/>
-                <w:lang w:bidi="ta-IN"/>
-              </w:rPr>
-              <w:t xml:space="preserve">ம் </w:t>
+                <w:cs/>
+                <w:lang w:bidi="ta-IN"/>
+              </w:rPr>
+              <w:t>வ்ய</w:t>
+            </w:r>
+            <w:r>
+              <w:rPr>
+                <w:rFonts w:ascii="Latha" w:hAnsi="Latha" w:cs="Latha"/>
+                <w:b/>
+                <w:bCs/>
+                <w:sz w:val="32"/>
+                <w:szCs w:val="32"/>
+                <w:cs/>
+                <w:lang w:bidi="ta-IN"/>
+              </w:rPr>
+              <w:t>:</w:t>
+            </w:r>
+            <w:r>
+              <w:rPr>
+                <w:rFonts w:ascii="Latha" w:hAnsi="Latha" w:cs="Latha"/>
+                <w:sz w:val="28"/>
+                <w:szCs w:val="28"/>
+                <w:cs/>
+                <w:lang w:bidi="ta-IN"/>
+              </w:rPr>
+              <w:t xml:space="preserve"> </w:t>
+            </w:r>
+            <w:r>
+              <w:rPr>
+                <w:rFonts w:ascii="Latha" w:hAnsi="Latha" w:cs="Latha"/>
+                <w:sz w:val="28"/>
+                <w:szCs w:val="28"/>
+                <w:lang w:bidi="ta-IN"/>
+              </w:rPr>
+              <w:t xml:space="preserve">| </w:t>
+            </w:r>
+            <w:r>
+              <w:rPr>
+                <w:rFonts w:ascii="Latha" w:hAnsi="Latha" w:cs="Latha"/>
+                <w:sz w:val="28"/>
+                <w:szCs w:val="28"/>
+                <w:cs/>
+                <w:lang w:bidi="ta-IN"/>
+              </w:rPr>
+              <w:t>ப்</w:t>
+            </w:r>
+            <w:r>
+              <w:rPr>
+                <w:rFonts w:ascii="Latha" w:hAnsi="Latha" w:cs="Latha"/>
+                <w:b/>
+                <w:bCs/>
+                <w:position w:val="-12"/>
+                <w:sz w:val="28"/>
+                <w:szCs w:val="28"/>
+                <w:cs/>
+                <w:lang w:bidi="ta-IN"/>
+              </w:rPr>
+              <w:t>4</w:t>
+            </w:r>
+            <w:r>
+              <w:rPr>
+                <w:rFonts w:ascii="Latha" w:hAnsi="Latha" w:cs="Latha"/>
+                <w:sz w:val="28"/>
+                <w:szCs w:val="28"/>
+                <w:cs/>
+                <w:lang w:bidi="ta-IN"/>
+              </w:rPr>
+              <w:t>ராத்</w:t>
+            </w:r>
+            <w:r>
+              <w:rPr>
+                <w:rFonts w:ascii="Latha" w:hAnsi="Latha" w:cs="Latha"/>
+                <w:b/>
+                <w:bCs/>
+                <w:i/>
+                <w:iCs/>
+                <w:sz w:val="28"/>
+                <w:szCs w:val="28"/>
+                <w:cs/>
+                <w:lang w:bidi="ta-IN"/>
+              </w:rPr>
+              <w:t>ரு</w:t>
+            </w:r>
+            <w:r>
+              <w:rPr>
+                <w:rFonts w:ascii="BRH Tamil Tab Extra" w:hAnsi="BRH Tamil Tab Extra" w:cs="Latha"/>
+                <w:b/>
+                <w:sz w:val="36"/>
+                <w:szCs w:val="28"/>
+                <w:lang w:bidi="ta-IN"/>
+              </w:rPr>
+              <w:t>†</w:t>
+            </w:r>
+            <w:r>
+              <w:rPr>
+                <w:rFonts w:ascii="Latha" w:hAnsi="Latha" w:cs="Latha"/>
+                <w:sz w:val="28"/>
+                <w:szCs w:val="28"/>
+                <w:cs/>
+                <w:lang w:bidi="ta-IN"/>
+              </w:rPr>
+              <w:t>வ்யோ ப</w:t>
+            </w:r>
+            <w:r>
+              <w:rPr>
+                <w:rFonts w:ascii="Latha" w:hAnsi="Latha" w:cs="Latha"/>
+                <w:b/>
+                <w:bCs/>
+                <w:position w:val="-12"/>
+                <w:sz w:val="28"/>
+                <w:szCs w:val="28"/>
+                <w:cs/>
+                <w:lang w:bidi="ta-IN"/>
+              </w:rPr>
+              <w:t>4</w:t>
+            </w:r>
+            <w:r>
+              <w:rPr>
+                <w:rFonts w:ascii="Latha" w:hAnsi="Latha" w:cs="Latha"/>
+                <w:sz w:val="28"/>
+                <w:szCs w:val="28"/>
+                <w:cs/>
+                <w:lang w:bidi="ta-IN"/>
+              </w:rPr>
+              <w:t xml:space="preserve">வதி </w:t>
             </w:r>
             <w:r>
               <w:rPr>
@@ -3949,6 +5732,7 @@
                 <w:rFonts w:ascii="Latha" w:hAnsi="Latha" w:cs="Latha"/>
                 <w:sz w:val="28"/>
                 <w:szCs w:val="28"/>
+                <w:highlight w:val="green"/>
                 <w:cs/>
                 <w:lang w:bidi="ta-IN"/>
               </w:rPr>
@@ -3958,22 +5742,74 @@
                 <w:rFonts w:ascii="Latha" w:hAnsi="Latha" w:cs="Latha"/>
                 <w:sz w:val="28"/>
                 <w:szCs w:val="28"/>
+                <w:cs/>
+                <w:lang w:bidi="ta-IN"/>
+              </w:rPr>
+              <w:t>அ</w:t>
+            </w:r>
+            <w:r>
+              <w:rPr>
+                <w:rFonts w:ascii="BRH Tamil Tab Extra" w:hAnsi="BRH Tamil Tab Extra" w:cs="Latha"/>
+                <w:b/>
+                <w:sz w:val="32"/>
+                <w:szCs w:val="28"/>
+                <w:lang w:bidi="ta-IN"/>
+              </w:rPr>
+              <w:t>…</w:t>
+            </w:r>
+            <w:r>
+              <w:rPr>
+                <w:rFonts w:ascii="Latha" w:hAnsi="Latha" w:cs="Latha"/>
+                <w:sz w:val="28"/>
+                <w:szCs w:val="28"/>
+                <w:cs/>
+                <w:lang w:bidi="ta-IN"/>
+              </w:rPr>
+              <w:t>ஸ்ய</w:t>
+            </w:r>
+            <w:r>
+              <w:rPr>
+                <w:rFonts w:ascii="BRH Tamil Tab Extra" w:hAnsi="BRH Tamil Tab Extra" w:cs="Latha"/>
+                <w:b/>
+                <w:sz w:val="32"/>
+                <w:szCs w:val="28"/>
+                <w:lang w:bidi="ta-IN"/>
+              </w:rPr>
+              <w:t>…</w:t>
+            </w:r>
+            <w:r>
+              <w:rPr>
+                <w:rFonts w:ascii="Latha" w:hAnsi="Latha" w:cs="Latha"/>
+                <w:sz w:val="28"/>
+                <w:szCs w:val="28"/>
+                <w:lang w:bidi="ta-IN"/>
+              </w:rPr>
+              <w:t xml:space="preserve"> </w:t>
+            </w:r>
+            <w:r>
+              <w:rPr>
+                <w:rFonts w:ascii="Latha" w:hAnsi="Latha" w:cs="Latha"/>
+                <w:sz w:val="28"/>
+                <w:szCs w:val="28"/>
                 <w:highlight w:val="green"/>
                 <w:cs/>
                 <w:lang w:bidi="ta-IN"/>
               </w:rPr>
-              <w:t>அ</w:t>
-            </w:r>
-            <w:r>
-              <w:rPr>
-                <w:rFonts w:ascii="BRH Tamil Tab Extra" w:hAnsi="BRH Tamil Tab Extra" w:cs="Latha"/>
-                <w:b/>
-                <w:sz w:val="32"/>
+              <w:t>ப்</w:t>
+            </w:r>
+            <w:r>
+              <w:rPr>
+                <w:rFonts w:ascii="Latha" w:hAnsi="Latha" w:cs="Latha"/>
+                <w:b/>
+                <w:bCs/>
+                <w:position w:val="-12"/>
+                <w:sz w:val="28"/>
                 <w:szCs w:val="28"/>
                 <w:highlight w:val="green"/>
-                <w:lang w:bidi="ta-IN"/>
-              </w:rPr>
-              <w:t>…</w:t>
+                <w:cs/>
+                <w:lang w:bidi="ta-IN"/>
+              </w:rPr>
+              <w:t>4</w:t>
             </w:r>
             <w:r>
               <w:rPr>
@@ -3984,7 +5820,22 @@
                 <w:cs/>
                 <w:lang w:bidi="ta-IN"/>
               </w:rPr>
-              <w:t>ஷ்டாக</w:t>
+              <w:t>ராத்</w:t>
+            </w:r>
+            <w:r>
+              <w:rPr>
+                <w:rFonts w:ascii="Latha" w:hAnsi="Latha" w:cs="Latha"/>
+                <w:b/>
+                <w:bCs/>
+                <w:i/>
+                <w:iCs/>
+                <w:sz w:val="28"/>
+                <w:szCs w:val="28"/>
+                <w:highlight w:val="green"/>
+                <w:cs/>
+                <w:lang w:bidi="ta-IN"/>
+              </w:rPr>
+              <w:t>ரு</w:t>
             </w:r>
             <w:r>
               <w:rPr>
@@ -4005,126 +5856,128 @@
                 <w:cs/>
                 <w:lang w:bidi="ta-IN"/>
               </w:rPr>
-              <w:t>பால</w:t>
-            </w:r>
-            <w:r>
-              <w:rPr>
-                <w:rFonts w:ascii="BRH Tamil Tab Extra" w:hAnsi="BRH Tamil Tab Extra" w:cs="Latha"/>
-                <w:b/>
-                <w:sz w:val="32"/>
-                <w:szCs w:val="28"/>
-                <w:lang w:bidi="ta-IN"/>
-              </w:rPr>
-              <w:t>…</w:t>
-            </w:r>
-            <w:r>
-              <w:rPr>
-                <w:rFonts w:ascii="Latha" w:hAnsi="Latha" w:cs="Latha"/>
-                <w:sz w:val="28"/>
-                <w:szCs w:val="28"/>
-                <w:cs/>
-                <w:lang w:bidi="ta-IN"/>
-              </w:rPr>
-              <w:t>மித்ய</w:t>
-            </w:r>
-            <w:r>
-              <w:rPr>
-                <w:rFonts w:ascii="BRH Tamil Tab Extra" w:hAnsi="BRH Tamil Tab Extra" w:cs="Latha"/>
-                <w:b/>
-                <w:sz w:val="32"/>
-                <w:szCs w:val="28"/>
-                <w:lang w:bidi="ta-IN"/>
-              </w:rPr>
-              <w:t>…</w:t>
-            </w:r>
-            <w:r>
-              <w:rPr>
-                <w:rFonts w:ascii="Latha" w:hAnsi="Latha" w:cs="Latha"/>
-                <w:sz w:val="28"/>
-                <w:szCs w:val="28"/>
-                <w:cs/>
-                <w:lang w:bidi="ta-IN"/>
-              </w:rPr>
-              <w:t xml:space="preserve">ஷ்டா </w:t>
-            </w:r>
-            <w:r>
-              <w:rPr>
-                <w:rFonts w:ascii="Latha" w:hAnsi="Latha" w:cs="Latha"/>
-                <w:sz w:val="28"/>
-                <w:szCs w:val="28"/>
-                <w:lang w:bidi="ta-IN"/>
-              </w:rPr>
-              <w:t xml:space="preserve">- </w:t>
-            </w:r>
-            <w:r>
-              <w:rPr>
-                <w:rFonts w:ascii="Latha" w:hAnsi="Latha" w:cs="Latha"/>
-                <w:sz w:val="28"/>
-                <w:szCs w:val="28"/>
-                <w:cs/>
-                <w:lang w:bidi="ta-IN"/>
-              </w:rPr>
-              <w:t>க</w:t>
-            </w:r>
-            <w:r>
-              <w:rPr>
-                <w:rFonts w:ascii="BRH Tamil Tab Extra" w:hAnsi="BRH Tamil Tab Extra" w:cs="Latha"/>
-                <w:b/>
-                <w:sz w:val="32"/>
-                <w:szCs w:val="28"/>
-                <w:lang w:bidi="ta-IN"/>
-              </w:rPr>
-              <w:t>…</w:t>
-            </w:r>
-            <w:r>
-              <w:rPr>
-                <w:rFonts w:ascii="Latha" w:hAnsi="Latha" w:cs="Latha"/>
-                <w:sz w:val="28"/>
-                <w:szCs w:val="28"/>
-                <w:cs/>
-                <w:lang w:bidi="ta-IN"/>
-              </w:rPr>
-              <w:t>பா</w:t>
-            </w:r>
-            <w:r>
-              <w:rPr>
-                <w:rFonts w:ascii="BRH Tamil Tab Extra" w:hAnsi="BRH Tamil Tab Extra" w:cs="Latha"/>
-                <w:b/>
-                <w:sz w:val="32"/>
-                <w:szCs w:val="28"/>
-                <w:lang w:bidi="ta-IN"/>
-              </w:rPr>
-              <w:t>…</w:t>
-            </w:r>
-            <w:r>
-              <w:rPr>
-                <w:rFonts w:ascii="Latha" w:hAnsi="Latha" w:cs="Latha"/>
-                <w:sz w:val="28"/>
-                <w:szCs w:val="28"/>
-                <w:cs/>
-                <w:lang w:bidi="ta-IN"/>
-              </w:rPr>
-              <w:t>ல</w:t>
-            </w:r>
-            <w:r>
-              <w:rPr>
-                <w:rFonts w:ascii="BRH Tamil Tab Extra" w:hAnsi="BRH Tamil Tab Extra" w:cs="Latha"/>
-                <w:b/>
-                <w:sz w:val="32"/>
-                <w:szCs w:val="28"/>
-                <w:lang w:bidi="ta-IN"/>
-              </w:rPr>
-              <w:t>…</w:t>
-            </w:r>
-            <w:r>
-              <w:rPr>
-                <w:rFonts w:ascii="Latha" w:hAnsi="Latha" w:cs="Latha"/>
-                <w:sz w:val="28"/>
-                <w:szCs w:val="28"/>
-                <w:cs/>
-                <w:lang w:bidi="ta-IN"/>
-              </w:rPr>
-              <w:t xml:space="preserve">ம் </w:t>
+              <w:t>வ்ய</w:t>
+            </w:r>
+            <w:r>
+              <w:rPr>
+                <w:rFonts w:ascii="Latha" w:hAnsi="Latha" w:cs="Latha"/>
+                <w:b/>
+                <w:bCs/>
+                <w:sz w:val="32"/>
+                <w:szCs w:val="32"/>
+                <w:cs/>
+                <w:lang w:bidi="ta-IN"/>
+              </w:rPr>
+              <w:t>:</w:t>
+            </w:r>
+            <w:r>
+              <w:rPr>
+                <w:rFonts w:ascii="Latha" w:hAnsi="Latha" w:cs="Latha"/>
+                <w:sz w:val="28"/>
+                <w:szCs w:val="28"/>
+                <w:cs/>
+                <w:lang w:bidi="ta-IN"/>
+              </w:rPr>
+              <w:t xml:space="preserve"> </w:t>
+            </w:r>
+            <w:r>
+              <w:rPr>
+                <w:rFonts w:ascii="Latha" w:hAnsi="Latha" w:cs="Latha"/>
+                <w:sz w:val="28"/>
+                <w:szCs w:val="28"/>
+                <w:lang w:bidi="ta-IN"/>
+              </w:rPr>
+              <w:t xml:space="preserve">| </w:t>
+            </w:r>
+            <w:r>
+              <w:rPr>
+                <w:rFonts w:ascii="Latha" w:hAnsi="Latha" w:cs="Latha"/>
+                <w:sz w:val="28"/>
+                <w:szCs w:val="28"/>
+                <w:cs/>
+                <w:lang w:bidi="ta-IN"/>
+              </w:rPr>
+              <w:t>ப்</w:t>
+            </w:r>
+            <w:r>
+              <w:rPr>
+                <w:rFonts w:ascii="Latha" w:hAnsi="Latha" w:cs="Latha"/>
+                <w:b/>
+                <w:bCs/>
+                <w:position w:val="-12"/>
+                <w:sz w:val="28"/>
+                <w:szCs w:val="28"/>
+                <w:cs/>
+                <w:lang w:bidi="ta-IN"/>
+              </w:rPr>
+              <w:t>4</w:t>
+            </w:r>
+            <w:r>
+              <w:rPr>
+                <w:rFonts w:ascii="Latha" w:hAnsi="Latha" w:cs="Latha"/>
+                <w:sz w:val="28"/>
+                <w:szCs w:val="28"/>
+                <w:cs/>
+                <w:lang w:bidi="ta-IN"/>
+              </w:rPr>
+              <w:t>ராத்</w:t>
+            </w:r>
+            <w:r>
+              <w:rPr>
+                <w:rFonts w:ascii="Latha" w:hAnsi="Latha" w:cs="Latha"/>
+                <w:b/>
+                <w:bCs/>
+                <w:i/>
+                <w:iCs/>
+                <w:sz w:val="28"/>
+                <w:szCs w:val="28"/>
+                <w:cs/>
+                <w:lang w:bidi="ta-IN"/>
+              </w:rPr>
+              <w:t>ரு</w:t>
+            </w:r>
+            <w:r>
+              <w:rPr>
+                <w:rFonts w:ascii="BRH Tamil Tab Extra" w:hAnsi="BRH Tamil Tab Extra" w:cs="Latha"/>
+                <w:b/>
+                <w:sz w:val="36"/>
+                <w:szCs w:val="28"/>
+                <w:lang w:bidi="ta-IN"/>
+              </w:rPr>
+              <w:t>†</w:t>
+            </w:r>
+            <w:r>
+              <w:rPr>
+                <w:rFonts w:ascii="Latha" w:hAnsi="Latha" w:cs="Latha"/>
+                <w:sz w:val="28"/>
+                <w:szCs w:val="28"/>
+                <w:cs/>
+                <w:lang w:bidi="ta-IN"/>
+              </w:rPr>
+              <w:t>வ்யோ ப</w:t>
+            </w:r>
+            <w:r>
+              <w:rPr>
+                <w:rFonts w:ascii="Latha" w:hAnsi="Latha" w:cs="Latha"/>
+                <w:b/>
+                <w:bCs/>
+                <w:position w:val="-12"/>
+                <w:sz w:val="28"/>
+                <w:szCs w:val="28"/>
+                <w:cs/>
+                <w:lang w:bidi="ta-IN"/>
+              </w:rPr>
+              <w:t>4</w:t>
+            </w:r>
+            <w:r>
+              <w:rPr>
+                <w:rFonts w:ascii="Latha" w:hAnsi="Latha" w:cs="Latha"/>
+                <w:sz w:val="28"/>
+                <w:szCs w:val="28"/>
+                <w:cs/>
+                <w:lang w:bidi="ta-IN"/>
+              </w:rPr>
+              <w:t xml:space="preserve">வதி </w:t>
             </w:r>
             <w:r>
               <w:rPr>
@@ -4134,1149 +5987,6 @@
                 <w:lang w:bidi="ta-IN"/>
               </w:rPr>
               <w:t>|</w:t>
-            </w:r>
-          </w:p>
-        </w:tc>
-      </w:tr>
-      <w:tr>
-        <w:trPr>
-          <w:trHeight w:val="1802"/>
-        </w:trPr>
-        <w:tc>
-          <w:tcPr>
-            <w:tcW w:w="3877" w:type="dxa"/>
-            <w:tcBorders>
-              <w:top w:val="single" w:sz="4" w:space="0" w:color="000000"/>
-              <w:left w:val="single" w:sz="4" w:space="0" w:color="000000"/>
-              <w:bottom w:val="single" w:sz="4" w:space="0" w:color="000000"/>
-              <w:right w:val="single" w:sz="4" w:space="0" w:color="000000"/>
-            </w:tcBorders>
-          </w:tcPr>
-          <w:p>
-            <w:pPr>
-              <w:widowControl w:val="0"/>
-              <w:tabs>
-                <w:tab w:val="left" w:pos="993"/>
-              </w:tabs>
-              <w:autoSpaceDE w:val="0"/>
-              <w:autoSpaceDN w:val="0"/>
-              <w:adjustRightInd w:val="0"/>
-              <w:spacing w:before="0" w:line="240" w:lineRule="auto"/>
-              <w:ind w:right="297"/>
-              <w:rPr>
-                <w:rFonts w:cs="Arial"/>
-                <w:b/>
-                <w:sz w:val="28"/>
-                <w:szCs w:val="32"/>
-                <w:lang w:bidi="ta-IN"/>
-              </w:rPr>
-            </w:pPr>
-            <w:r>
-              <w:rPr>
-                <w:rFonts w:cs="Arial"/>
-                <w:b/>
-                <w:sz w:val="28"/>
-                <w:szCs w:val="32"/>
-                <w:lang w:bidi="ta-IN"/>
-              </w:rPr>
-              <w:t>T.S.2.5.</w:t>
-            </w:r>
-            <w:r>
-              <w:rPr>
-                <w:rFonts w:cs="Arial"/>
-                <w:b/>
-                <w:sz w:val="28"/>
-                <w:szCs w:val="32"/>
-                <w:lang w:bidi="ta-IN"/>
-              </w:rPr>
-              <w:t>8.3</w:t>
-            </w:r>
-            <w:r>
-              <w:rPr>
-                <w:rFonts w:cs="Arial"/>
-                <w:b/>
-                <w:sz w:val="28"/>
-                <w:szCs w:val="32"/>
-                <w:lang w:bidi="ta-IN"/>
-              </w:rPr>
-              <w:t>– Kramam</w:t>
-            </w:r>
-          </w:p>
-          <w:p>
-            <w:pPr>
-              <w:widowControl w:val="0"/>
-              <w:tabs>
-                <w:tab w:val="left" w:pos="993"/>
-              </w:tabs>
-              <w:autoSpaceDE w:val="0"/>
-              <w:autoSpaceDN w:val="0"/>
-              <w:adjustRightInd w:val="0"/>
-              <w:spacing w:before="0" w:line="240" w:lineRule="auto"/>
-              <w:ind w:right="297"/>
-              <w:rPr>
-                <w:rFonts w:cs="Arial"/>
-                <w:b/>
-                <w:sz w:val="28"/>
-                <w:szCs w:val="32"/>
-                <w:lang w:val="en-IN" w:bidi="ta-IN"/>
-              </w:rPr>
-            </w:pPr>
-            <w:r>
-              <w:rPr>
-                <w:rFonts w:cs="Arial"/>
-                <w:b/>
-                <w:sz w:val="28"/>
-                <w:szCs w:val="32"/>
-                <w:lang w:val="en-IN" w:bidi="ta-IN"/>
-              </w:rPr>
-              <w:t xml:space="preserve">Krama Vaakyam No. - </w:t>
-            </w:r>
-            <w:r>
-              <w:rPr>
-                <w:rFonts w:cs="Arial"/>
-                <w:b/>
-                <w:sz w:val="28"/>
-                <w:szCs w:val="32"/>
-                <w:lang w:val="en-IN" w:bidi="ta-IN"/>
-              </w:rPr>
-              <w:t>19</w:t>
-            </w:r>
-          </w:p>
-          <w:p>
-            <w:pPr>
-              <w:widowControl w:val="0"/>
-              <w:tabs>
-                <w:tab w:val="left" w:pos="993"/>
-              </w:tabs>
-              <w:autoSpaceDE w:val="0"/>
-              <w:autoSpaceDN w:val="0"/>
-              <w:adjustRightInd w:val="0"/>
-              <w:spacing w:before="0" w:line="240" w:lineRule="auto"/>
-              <w:ind w:right="297"/>
-              <w:rPr>
-                <w:rFonts w:cs="Arial"/>
-                <w:b/>
-                <w:sz w:val="28"/>
-                <w:szCs w:val="32"/>
-                <w:lang w:val="it-IT" w:bidi="ta-IN"/>
-              </w:rPr>
-            </w:pPr>
-            <w:r>
-              <w:rPr>
-                <w:rFonts w:cs="Arial"/>
-                <w:b/>
-                <w:sz w:val="28"/>
-                <w:szCs w:val="32"/>
-                <w:lang w:val="it-IT" w:bidi="ta-IN"/>
-              </w:rPr>
-              <w:t>Panchaati No</w:t>
-            </w:r>
-            <w:r>
-              <w:rPr>
-                <w:rFonts w:cs="Arial"/>
-                <w:b/>
-                <w:szCs w:val="32"/>
-                <w:lang w:val="it-IT" w:bidi="ta-IN"/>
-              </w:rPr>
-              <w:t xml:space="preserve">. - </w:t>
-            </w:r>
-            <w:r>
-              <w:rPr>
-                <w:rFonts w:cs="Arial"/>
-                <w:b/>
-                <w:sz w:val="28"/>
-                <w:szCs w:val="32"/>
-                <w:lang w:val="it-IT" w:bidi="ta-IN"/>
-              </w:rPr>
-              <w:t>46</w:t>
-            </w:r>
-          </w:p>
-        </w:tc>
-        <w:tc>
-          <w:tcPr>
-            <w:tcW w:w="5132" w:type="dxa"/>
-            <w:tcBorders>
-              <w:top w:val="single" w:sz="4" w:space="0" w:color="000000"/>
-              <w:left w:val="single" w:sz="4" w:space="0" w:color="000000"/>
-              <w:bottom w:val="single" w:sz="4" w:space="0" w:color="000000"/>
-              <w:right w:val="single" w:sz="4" w:space="0" w:color="000000"/>
-            </w:tcBorders>
-          </w:tcPr>
-          <w:p>
-            <w:pPr>
-              <w:widowControl w:val="0"/>
-              <w:autoSpaceDE w:val="0"/>
-              <w:autoSpaceDN w:val="0"/>
-              <w:adjustRightInd w:val="0"/>
-              <w:spacing w:before="0" w:line="240" w:lineRule="auto"/>
-              <w:rPr>
-                <w:rFonts w:ascii="Latha" w:hAnsi="Latha" w:cs="Latha"/>
-                <w:sz w:val="28"/>
-                <w:szCs w:val="28"/>
-                <w:lang w:val="it-IT" w:bidi="ta-IN"/>
-              </w:rPr>
-            </w:pPr>
-            <w:r>
-              <w:rPr>
-                <w:rFonts w:ascii="Latha" w:hAnsi="Latha" w:cs="Latha"/>
-                <w:sz w:val="28"/>
-                <w:szCs w:val="28"/>
-                <w:cs/>
-                <w:lang w:bidi="ta-IN"/>
-              </w:rPr>
-              <w:t>ஸ</w:t>
-            </w:r>
-            <w:r>
-              <w:rPr>
-                <w:rFonts w:ascii="BRH Tamil Tab Extra" w:hAnsi="BRH Tamil Tab Extra" w:cs="Latha"/>
-                <w:b/>
-                <w:sz w:val="32"/>
-                <w:szCs w:val="28"/>
-                <w:lang w:val="it-IT" w:bidi="ta-IN"/>
-              </w:rPr>
-              <w:t>…</w:t>
-            </w:r>
-            <w:r>
-              <w:rPr>
-                <w:rFonts w:ascii="Latha" w:hAnsi="Latha" w:cs="Latha"/>
-                <w:sz w:val="28"/>
-                <w:szCs w:val="28"/>
-                <w:cs/>
-                <w:lang w:bidi="ta-IN"/>
-              </w:rPr>
-              <w:t>ம்</w:t>
-            </w:r>
-            <w:r>
-              <w:rPr>
-                <w:rFonts w:ascii="BRH Devanagari Extra" w:hAnsi="BRH Devanagari Extra" w:cs="Latha"/>
-                <w:b/>
-                <w:sz w:val="36"/>
-                <w:szCs w:val="28"/>
-                <w:lang w:val="it-IT" w:bidi="ta-IN"/>
-              </w:rPr>
-              <w:t>Æ</w:t>
-            </w:r>
-            <w:r>
-              <w:rPr>
-                <w:rFonts w:ascii="Latha" w:hAnsi="Latha" w:cs="Latha"/>
-                <w:sz w:val="28"/>
-                <w:szCs w:val="28"/>
-                <w:cs/>
-                <w:lang w:bidi="ta-IN"/>
-              </w:rPr>
-              <w:t>வ</w:t>
-            </w:r>
-            <w:r>
-              <w:rPr>
-                <w:rFonts w:ascii="BRH Tamil Tab Extra" w:hAnsi="BRH Tamil Tab Extra" w:cs="Latha"/>
-                <w:b/>
-                <w:sz w:val="32"/>
-                <w:szCs w:val="28"/>
-                <w:lang w:val="it-IT" w:bidi="ta-IN"/>
-              </w:rPr>
-              <w:t>…</w:t>
-            </w:r>
-            <w:r>
-              <w:rPr>
-                <w:rFonts w:ascii="Latha" w:hAnsi="Latha" w:cs="Latha"/>
-                <w:sz w:val="28"/>
-                <w:szCs w:val="28"/>
-                <w:cs/>
-                <w:lang w:bidi="ta-IN"/>
-              </w:rPr>
-              <w:t>த்</w:t>
-            </w:r>
-            <w:r>
-              <w:rPr>
-                <w:rFonts w:ascii="Latha" w:hAnsi="Latha" w:cs="Latha"/>
-                <w:b/>
-                <w:bCs/>
-                <w:position w:val="-12"/>
-                <w:sz w:val="28"/>
-                <w:szCs w:val="28"/>
-                <w:cs/>
-                <w:lang w:bidi="ta-IN"/>
-              </w:rPr>
-              <w:t>2</w:t>
-            </w:r>
-            <w:r>
-              <w:rPr>
-                <w:rFonts w:ascii="Latha" w:hAnsi="Latha" w:cs="Latha"/>
-                <w:sz w:val="28"/>
-                <w:szCs w:val="28"/>
-                <w:cs/>
-                <w:lang w:bidi="ta-IN"/>
-              </w:rPr>
-              <w:t>ஸ</w:t>
-            </w:r>
-            <w:r>
-              <w:rPr>
-                <w:rFonts w:ascii="BRH Tamil Tab Extra" w:hAnsi="BRH Tamil Tab Extra" w:cs="Latha"/>
-                <w:b/>
-                <w:sz w:val="32"/>
-                <w:szCs w:val="28"/>
-                <w:lang w:val="it-IT" w:bidi="ta-IN"/>
-              </w:rPr>
-              <w:t>…</w:t>
-            </w:r>
-            <w:r>
-              <w:rPr>
-                <w:rFonts w:ascii="Latha" w:hAnsi="Latha" w:cs="Latha"/>
-                <w:sz w:val="28"/>
-                <w:szCs w:val="28"/>
-                <w:cs/>
-                <w:lang w:bidi="ta-IN"/>
-              </w:rPr>
-              <w:t>ரஸ்ய</w:t>
-            </w:r>
-            <w:r>
-              <w:rPr>
-                <w:rFonts w:ascii="BRH Tamil Tab Extra" w:hAnsi="BRH Tamil Tab Extra" w:cs="Latha"/>
-                <w:b/>
-                <w:sz w:val="32"/>
-                <w:szCs w:val="28"/>
-                <w:lang w:val="it-IT" w:bidi="ta-IN"/>
-              </w:rPr>
-              <w:t>…</w:t>
-            </w:r>
-            <w:r>
-              <w:rPr>
-                <w:rFonts w:ascii="Latha" w:hAnsi="Latha" w:cs="Latha"/>
-                <w:sz w:val="28"/>
-                <w:szCs w:val="28"/>
-                <w:lang w:val="it-IT" w:bidi="ta-IN"/>
-              </w:rPr>
-              <w:t xml:space="preserve"> </w:t>
-            </w:r>
-            <w:r>
-              <w:rPr>
-                <w:rFonts w:ascii="Latha" w:hAnsi="Latha" w:cs="Latha"/>
-                <w:sz w:val="28"/>
-                <w:szCs w:val="28"/>
-                <w:cs/>
-                <w:lang w:bidi="ta-IN"/>
-              </w:rPr>
-              <w:t>ராத்ர</w:t>
-            </w:r>
-            <w:r>
-              <w:rPr>
-                <w:rFonts w:ascii="BRH Tamil Tab Extra" w:hAnsi="BRH Tamil Tab Extra" w:cs="Latha"/>
-                <w:b/>
-                <w:sz w:val="36"/>
-                <w:szCs w:val="28"/>
-                <w:lang w:val="it-IT" w:bidi="ta-IN"/>
-              </w:rPr>
-              <w:t>†</w:t>
-            </w:r>
-            <w:r>
-              <w:rPr>
-                <w:rFonts w:ascii="Latha" w:hAnsi="Latha" w:cs="Latha"/>
-                <w:sz w:val="28"/>
-                <w:szCs w:val="28"/>
-                <w:cs/>
-                <w:lang w:bidi="ta-IN"/>
-              </w:rPr>
-              <w:t>ய</w:t>
-            </w:r>
-            <w:r>
-              <w:rPr>
-                <w:rFonts w:ascii="Latha" w:hAnsi="Latha" w:cs="Latha"/>
-                <w:b/>
-                <w:bCs/>
-                <w:sz w:val="32"/>
-                <w:szCs w:val="32"/>
-                <w:cs/>
-                <w:lang w:bidi="ta-IN"/>
-              </w:rPr>
-              <w:t>:</w:t>
-            </w:r>
-            <w:r>
-              <w:rPr>
-                <w:rFonts w:ascii="Latha" w:hAnsi="Latha" w:cs="Latha"/>
-                <w:sz w:val="28"/>
-                <w:szCs w:val="28"/>
-                <w:cs/>
-                <w:lang w:bidi="ta-IN"/>
-              </w:rPr>
-              <w:t xml:space="preserve"> </w:t>
-            </w:r>
-            <w:r>
-              <w:rPr>
-                <w:rFonts w:ascii="Latha" w:hAnsi="Latha" w:cs="Latha"/>
-                <w:sz w:val="28"/>
-                <w:szCs w:val="28"/>
-                <w:lang w:val="it-IT" w:bidi="ta-IN"/>
-              </w:rPr>
-              <w:t xml:space="preserve">| </w:t>
-            </w:r>
-            <w:r>
-              <w:rPr>
-                <w:rFonts w:ascii="Latha" w:hAnsi="Latha" w:cs="Latha"/>
-                <w:sz w:val="28"/>
-                <w:szCs w:val="28"/>
-                <w:cs/>
-                <w:lang w:bidi="ta-IN"/>
-              </w:rPr>
-              <w:t>ஸ</w:t>
-            </w:r>
-            <w:r>
-              <w:rPr>
-                <w:rFonts w:ascii="BRH Tamil Tab Extra" w:hAnsi="BRH Tamil Tab Extra" w:cs="Latha"/>
-                <w:b/>
-                <w:sz w:val="32"/>
-                <w:szCs w:val="28"/>
-                <w:lang w:val="it-IT" w:bidi="ta-IN"/>
-              </w:rPr>
-              <w:t>…</w:t>
-            </w:r>
-            <w:r>
-              <w:rPr>
-                <w:rFonts w:ascii="Latha" w:hAnsi="Latha" w:cs="Latha"/>
-                <w:sz w:val="28"/>
-                <w:szCs w:val="28"/>
-                <w:cs/>
-                <w:lang w:bidi="ta-IN"/>
-              </w:rPr>
-              <w:t>ம்</w:t>
-            </w:r>
-            <w:r>
-              <w:rPr>
-                <w:rFonts w:ascii="BRH Devanagari Extra" w:hAnsi="BRH Devanagari Extra" w:cs="Latha"/>
-                <w:b/>
-                <w:sz w:val="36"/>
-                <w:szCs w:val="28"/>
-                <w:lang w:val="it-IT" w:bidi="ta-IN"/>
-              </w:rPr>
-              <w:t>Æ</w:t>
-            </w:r>
-            <w:r>
-              <w:rPr>
-                <w:rFonts w:ascii="Latha" w:hAnsi="Latha" w:cs="Latha"/>
-                <w:sz w:val="28"/>
-                <w:szCs w:val="28"/>
-                <w:cs/>
-                <w:lang w:bidi="ta-IN"/>
-              </w:rPr>
-              <w:t>வ</w:t>
-            </w:r>
-            <w:r>
-              <w:rPr>
-                <w:rFonts w:ascii="BRH Tamil Tab Extra" w:hAnsi="BRH Tamil Tab Extra" w:cs="Latha"/>
-                <w:b/>
-                <w:sz w:val="32"/>
-                <w:szCs w:val="28"/>
-                <w:lang w:val="it-IT" w:bidi="ta-IN"/>
-              </w:rPr>
-              <w:t>…</w:t>
-            </w:r>
-            <w:r>
-              <w:rPr>
-                <w:rFonts w:ascii="Latha" w:hAnsi="Latha" w:cs="Latha"/>
-                <w:sz w:val="28"/>
-                <w:szCs w:val="28"/>
-                <w:cs/>
-                <w:lang w:bidi="ta-IN"/>
-              </w:rPr>
-              <w:t>த்</w:t>
-            </w:r>
-            <w:r>
-              <w:rPr>
-                <w:rFonts w:ascii="Latha" w:hAnsi="Latha" w:cs="Latha"/>
-                <w:b/>
-                <w:bCs/>
-                <w:position w:val="-12"/>
-                <w:sz w:val="28"/>
-                <w:szCs w:val="28"/>
-                <w:cs/>
-                <w:lang w:bidi="ta-IN"/>
-              </w:rPr>
-              <w:t>2</w:t>
-            </w:r>
-            <w:r>
-              <w:rPr>
-                <w:rFonts w:ascii="Latha" w:hAnsi="Latha" w:cs="Latha"/>
-                <w:sz w:val="28"/>
-                <w:szCs w:val="28"/>
-                <w:cs/>
-                <w:lang w:bidi="ta-IN"/>
-              </w:rPr>
-              <w:t>ஸ</w:t>
-            </w:r>
-            <w:r>
-              <w:rPr>
-                <w:rFonts w:ascii="BRH Tamil Tab Extra" w:hAnsi="BRH Tamil Tab Extra" w:cs="Latha"/>
-                <w:b/>
-                <w:sz w:val="32"/>
-                <w:szCs w:val="28"/>
-                <w:lang w:val="it-IT" w:bidi="ta-IN"/>
-              </w:rPr>
-              <w:t>…</w:t>
-            </w:r>
-            <w:r>
-              <w:rPr>
-                <w:rFonts w:ascii="Latha" w:hAnsi="Latha" w:cs="Latha"/>
-                <w:sz w:val="28"/>
-                <w:szCs w:val="28"/>
-                <w:highlight w:val="yellow"/>
-                <w:cs/>
-                <w:lang w:bidi="ta-IN"/>
-              </w:rPr>
-              <w:t>ர</w:t>
-            </w:r>
-            <w:r>
-              <w:rPr>
-                <w:rFonts w:ascii="BRH Tamil Tab Extra" w:hAnsi="BRH Tamil Tab Extra" w:cs="Latha"/>
-                <w:b/>
-                <w:sz w:val="32"/>
-                <w:szCs w:val="28"/>
-                <w:highlight w:val="yellow"/>
-                <w:lang w:val="it-IT" w:bidi="ta-IN"/>
-              </w:rPr>
-              <w:t>…</w:t>
-            </w:r>
-            <w:r>
-              <w:rPr>
-                <w:rFonts w:ascii="Latha" w:hAnsi="Latha" w:cs="Latha"/>
-                <w:sz w:val="28"/>
-                <w:szCs w:val="28"/>
-                <w:cs/>
-                <w:lang w:bidi="ta-IN"/>
-              </w:rPr>
-              <w:t>ஸ்யேதி</w:t>
-            </w:r>
-            <w:r>
-              <w:rPr>
-                <w:rFonts w:ascii="BRH Tamil Tab Extra" w:hAnsi="BRH Tamil Tab Extra" w:cs="Latha"/>
-                <w:b/>
-                <w:sz w:val="36"/>
-                <w:szCs w:val="28"/>
-                <w:lang w:val="it-IT" w:bidi="ta-IN"/>
-              </w:rPr>
-              <w:t>†</w:t>
-            </w:r>
-            <w:r>
-              <w:rPr>
-                <w:rFonts w:ascii="Latha" w:hAnsi="Latha" w:cs="Latha"/>
-                <w:sz w:val="28"/>
-                <w:szCs w:val="28"/>
-                <w:lang w:val="it-IT" w:bidi="ta-IN"/>
-              </w:rPr>
-              <w:t xml:space="preserve"> </w:t>
-            </w:r>
-          </w:p>
-          <w:p>
-            <w:pPr>
-              <w:widowControl w:val="0"/>
-              <w:autoSpaceDE w:val="0"/>
-              <w:autoSpaceDN w:val="0"/>
-              <w:adjustRightInd w:val="0"/>
-              <w:spacing w:before="0" w:line="240" w:lineRule="auto"/>
-              <w:rPr>
-                <w:rFonts w:ascii="BRH Malayalam Extra" w:hAnsi="BRH Malayalam Extra" w:cs="BRH Malayalam Extra"/>
-                <w:sz w:val="40"/>
-                <w:szCs w:val="40"/>
-                <w:lang w:val="it-IT"/>
-              </w:rPr>
-            </w:pPr>
-            <w:r>
-              <w:rPr>
-                <w:rFonts w:ascii="Latha" w:hAnsi="Latha" w:cs="Latha"/>
-                <w:sz w:val="28"/>
-                <w:szCs w:val="28"/>
-                <w:cs/>
-                <w:lang w:bidi="ta-IN"/>
-              </w:rPr>
-              <w:t xml:space="preserve">ஸம் </w:t>
-            </w:r>
-            <w:r>
-              <w:rPr>
-                <w:rFonts w:ascii="Latha" w:hAnsi="Latha" w:cs="Latha"/>
-                <w:sz w:val="28"/>
-                <w:szCs w:val="28"/>
-                <w:lang w:val="it-IT" w:bidi="ta-IN"/>
-              </w:rPr>
-              <w:t xml:space="preserve">- </w:t>
-            </w:r>
-            <w:r>
-              <w:rPr>
-                <w:rFonts w:ascii="Latha" w:hAnsi="Latha" w:cs="Latha"/>
-                <w:sz w:val="28"/>
-                <w:szCs w:val="28"/>
-                <w:cs/>
-                <w:lang w:bidi="ta-IN"/>
-              </w:rPr>
-              <w:t>வ</w:t>
-            </w:r>
-            <w:r>
-              <w:rPr>
-                <w:rFonts w:ascii="BRH Tamil Tab Extra" w:hAnsi="BRH Tamil Tab Extra" w:cs="Latha"/>
-                <w:b/>
-                <w:sz w:val="32"/>
-                <w:szCs w:val="28"/>
-                <w:lang w:val="it-IT" w:bidi="ta-IN"/>
-              </w:rPr>
-              <w:t>…</w:t>
-            </w:r>
-            <w:r>
-              <w:rPr>
-                <w:rFonts w:ascii="Latha" w:hAnsi="Latha" w:cs="Latha"/>
-                <w:sz w:val="28"/>
-                <w:szCs w:val="28"/>
-                <w:cs/>
-                <w:lang w:bidi="ta-IN"/>
-              </w:rPr>
-              <w:t>த்</w:t>
-            </w:r>
-            <w:r>
-              <w:rPr>
-                <w:rFonts w:ascii="Latha" w:hAnsi="Latha" w:cs="Latha"/>
-                <w:b/>
-                <w:bCs/>
-                <w:position w:val="-12"/>
-                <w:sz w:val="28"/>
-                <w:szCs w:val="28"/>
-                <w:cs/>
-                <w:lang w:bidi="ta-IN"/>
-              </w:rPr>
-              <w:t>2</w:t>
-            </w:r>
-            <w:r>
-              <w:rPr>
-                <w:rFonts w:ascii="Latha" w:hAnsi="Latha" w:cs="Latha"/>
-                <w:sz w:val="28"/>
-                <w:szCs w:val="28"/>
-                <w:cs/>
-                <w:lang w:bidi="ta-IN"/>
-              </w:rPr>
-              <w:t>ஸ</w:t>
-            </w:r>
-            <w:r>
-              <w:rPr>
-                <w:rFonts w:ascii="BRH Tamil Tab Extra" w:hAnsi="BRH Tamil Tab Extra" w:cs="Latha"/>
-                <w:b/>
-                <w:sz w:val="32"/>
-                <w:szCs w:val="28"/>
-                <w:lang w:val="it-IT" w:bidi="ta-IN"/>
-              </w:rPr>
-              <w:t>…</w:t>
-            </w:r>
-            <w:r>
-              <w:rPr>
-                <w:rFonts w:ascii="Latha" w:hAnsi="Latha" w:cs="Latha"/>
-                <w:sz w:val="28"/>
-                <w:szCs w:val="28"/>
-                <w:cs/>
-                <w:lang w:bidi="ta-IN"/>
-              </w:rPr>
-              <w:t>ரஸ்ய</w:t>
-            </w:r>
-            <w:r>
-              <w:rPr>
-                <w:rFonts w:ascii="BRH Tamil Tab Extra" w:hAnsi="BRH Tamil Tab Extra" w:cs="Latha"/>
-                <w:b/>
-                <w:sz w:val="36"/>
-                <w:szCs w:val="28"/>
-                <w:lang w:val="it-IT" w:bidi="ta-IN"/>
-              </w:rPr>
-              <w:t>†</w:t>
-            </w:r>
-            <w:r>
-              <w:rPr>
-                <w:rFonts w:ascii="Latha" w:hAnsi="Latha" w:cs="Latha"/>
-                <w:sz w:val="28"/>
-                <w:szCs w:val="28"/>
-                <w:lang w:val="it-IT" w:bidi="ta-IN"/>
-              </w:rPr>
-              <w:t xml:space="preserve"> |</w:t>
-            </w:r>
-          </w:p>
-        </w:tc>
-        <w:tc>
-          <w:tcPr>
-            <w:tcW w:w="5528" w:type="dxa"/>
-            <w:tcBorders>
-              <w:top w:val="single" w:sz="4" w:space="0" w:color="000000"/>
-              <w:left w:val="single" w:sz="4" w:space="0" w:color="000000"/>
-              <w:bottom w:val="single" w:sz="4" w:space="0" w:color="000000"/>
-              <w:right w:val="single" w:sz="4" w:space="0" w:color="000000"/>
-            </w:tcBorders>
-          </w:tcPr>
-          <w:p>
-            <w:pPr>
-              <w:widowControl w:val="0"/>
-              <w:autoSpaceDE w:val="0"/>
-              <w:autoSpaceDN w:val="0"/>
-              <w:adjustRightInd w:val="0"/>
-              <w:spacing w:before="0" w:line="240" w:lineRule="auto"/>
-              <w:rPr>
-                <w:rFonts w:ascii="Latha" w:hAnsi="Latha" w:cs="Latha"/>
-                <w:sz w:val="28"/>
-                <w:szCs w:val="28"/>
-                <w:lang w:val="it-IT" w:bidi="ta-IN"/>
-              </w:rPr>
-            </w:pPr>
-            <w:r>
-              <w:rPr>
-                <w:rFonts w:ascii="Latha" w:hAnsi="Latha" w:cs="Latha"/>
-                <w:sz w:val="28"/>
-                <w:szCs w:val="28"/>
-                <w:cs/>
-                <w:lang w:bidi="ta-IN"/>
-              </w:rPr>
-              <w:t>ஸ</w:t>
-            </w:r>
-            <w:r>
-              <w:rPr>
-                <w:rFonts w:ascii="BRH Tamil Tab Extra" w:hAnsi="BRH Tamil Tab Extra" w:cs="Latha"/>
-                <w:b/>
-                <w:sz w:val="32"/>
-                <w:szCs w:val="28"/>
-                <w:lang w:val="it-IT" w:bidi="ta-IN"/>
-              </w:rPr>
-              <w:t>…</w:t>
-            </w:r>
-            <w:r>
-              <w:rPr>
-                <w:rFonts w:ascii="Latha" w:hAnsi="Latha" w:cs="Latha"/>
-                <w:sz w:val="28"/>
-                <w:szCs w:val="28"/>
-                <w:cs/>
-                <w:lang w:bidi="ta-IN"/>
-              </w:rPr>
-              <w:t>ம்</w:t>
-            </w:r>
-            <w:r>
-              <w:rPr>
-                <w:rFonts w:ascii="BRH Devanagari Extra" w:hAnsi="BRH Devanagari Extra" w:cs="Latha"/>
-                <w:b/>
-                <w:sz w:val="36"/>
-                <w:szCs w:val="28"/>
-                <w:lang w:val="it-IT" w:bidi="ta-IN"/>
-              </w:rPr>
-              <w:t>Æ</w:t>
-            </w:r>
-            <w:r>
-              <w:rPr>
-                <w:rFonts w:ascii="Latha" w:hAnsi="Latha" w:cs="Latha"/>
-                <w:sz w:val="28"/>
-                <w:szCs w:val="28"/>
-                <w:cs/>
-                <w:lang w:bidi="ta-IN"/>
-              </w:rPr>
-              <w:t>வ</w:t>
-            </w:r>
-            <w:r>
-              <w:rPr>
-                <w:rFonts w:ascii="BRH Tamil Tab Extra" w:hAnsi="BRH Tamil Tab Extra" w:cs="Latha"/>
-                <w:b/>
-                <w:sz w:val="32"/>
-                <w:szCs w:val="28"/>
-                <w:lang w:val="it-IT" w:bidi="ta-IN"/>
-              </w:rPr>
-              <w:t>…</w:t>
-            </w:r>
-            <w:r>
-              <w:rPr>
-                <w:rFonts w:ascii="Latha" w:hAnsi="Latha" w:cs="Latha"/>
-                <w:sz w:val="28"/>
-                <w:szCs w:val="28"/>
-                <w:cs/>
-                <w:lang w:bidi="ta-IN"/>
-              </w:rPr>
-              <w:t>த்</w:t>
-            </w:r>
-            <w:r>
-              <w:rPr>
-                <w:rFonts w:ascii="Latha" w:hAnsi="Latha" w:cs="Latha"/>
-                <w:b/>
-                <w:bCs/>
-                <w:position w:val="-12"/>
-                <w:sz w:val="28"/>
-                <w:szCs w:val="28"/>
-                <w:cs/>
-                <w:lang w:bidi="ta-IN"/>
-              </w:rPr>
-              <w:t>2</w:t>
-            </w:r>
-            <w:r>
-              <w:rPr>
-                <w:rFonts w:ascii="Latha" w:hAnsi="Latha" w:cs="Latha"/>
-                <w:sz w:val="28"/>
-                <w:szCs w:val="28"/>
-                <w:cs/>
-                <w:lang w:bidi="ta-IN"/>
-              </w:rPr>
-              <w:t>ஸ</w:t>
-            </w:r>
-            <w:r>
-              <w:rPr>
-                <w:rFonts w:ascii="BRH Tamil Tab Extra" w:hAnsi="BRH Tamil Tab Extra" w:cs="Latha"/>
-                <w:b/>
-                <w:sz w:val="32"/>
-                <w:szCs w:val="28"/>
-                <w:lang w:val="it-IT" w:bidi="ta-IN"/>
-              </w:rPr>
-              <w:t>…</w:t>
-            </w:r>
-            <w:r>
-              <w:rPr>
-                <w:rFonts w:ascii="Latha" w:hAnsi="Latha" w:cs="Latha"/>
-                <w:sz w:val="28"/>
-                <w:szCs w:val="28"/>
-                <w:cs/>
-                <w:lang w:bidi="ta-IN"/>
-              </w:rPr>
-              <w:t>ரஸ்ய</w:t>
-            </w:r>
-            <w:r>
-              <w:rPr>
-                <w:rFonts w:ascii="BRH Tamil Tab Extra" w:hAnsi="BRH Tamil Tab Extra" w:cs="Latha"/>
-                <w:b/>
-                <w:sz w:val="32"/>
-                <w:szCs w:val="28"/>
-                <w:lang w:val="it-IT" w:bidi="ta-IN"/>
-              </w:rPr>
-              <w:t>…</w:t>
-            </w:r>
-            <w:r>
-              <w:rPr>
-                <w:rFonts w:ascii="Latha" w:hAnsi="Latha" w:cs="Latha"/>
-                <w:sz w:val="28"/>
-                <w:szCs w:val="28"/>
-                <w:lang w:val="it-IT" w:bidi="ta-IN"/>
-              </w:rPr>
-              <w:t xml:space="preserve"> </w:t>
-            </w:r>
-            <w:r>
-              <w:rPr>
-                <w:rFonts w:ascii="Latha" w:hAnsi="Latha" w:cs="Latha"/>
-                <w:sz w:val="28"/>
-                <w:szCs w:val="28"/>
-                <w:cs/>
-                <w:lang w:bidi="ta-IN"/>
-              </w:rPr>
-              <w:t>ராத்ர</w:t>
-            </w:r>
-            <w:r>
-              <w:rPr>
-                <w:rFonts w:ascii="BRH Tamil Tab Extra" w:hAnsi="BRH Tamil Tab Extra" w:cs="Latha"/>
-                <w:b/>
-                <w:sz w:val="36"/>
-                <w:szCs w:val="28"/>
-                <w:lang w:val="it-IT" w:bidi="ta-IN"/>
-              </w:rPr>
-              <w:t>†</w:t>
-            </w:r>
-            <w:r>
-              <w:rPr>
-                <w:rFonts w:ascii="Latha" w:hAnsi="Latha" w:cs="Latha"/>
-                <w:sz w:val="28"/>
-                <w:szCs w:val="28"/>
-                <w:cs/>
-                <w:lang w:bidi="ta-IN"/>
-              </w:rPr>
-              <w:t>ய</w:t>
-            </w:r>
-            <w:r>
-              <w:rPr>
-                <w:rFonts w:ascii="Latha" w:hAnsi="Latha" w:cs="Latha"/>
-                <w:b/>
-                <w:bCs/>
-                <w:sz w:val="32"/>
-                <w:szCs w:val="32"/>
-                <w:cs/>
-                <w:lang w:bidi="ta-IN"/>
-              </w:rPr>
-              <w:t>:</w:t>
-            </w:r>
-            <w:r>
-              <w:rPr>
-                <w:rFonts w:ascii="Latha" w:hAnsi="Latha" w:cs="Latha"/>
-                <w:sz w:val="28"/>
-                <w:szCs w:val="28"/>
-                <w:cs/>
-                <w:lang w:bidi="ta-IN"/>
-              </w:rPr>
-              <w:t xml:space="preserve"> </w:t>
-            </w:r>
-            <w:r>
-              <w:rPr>
-                <w:rFonts w:ascii="Latha" w:hAnsi="Latha" w:cs="Latha"/>
-                <w:sz w:val="28"/>
-                <w:szCs w:val="28"/>
-                <w:lang w:val="it-IT" w:bidi="ta-IN"/>
-              </w:rPr>
-              <w:t xml:space="preserve">| </w:t>
-            </w:r>
-            <w:r>
-              <w:rPr>
-                <w:rFonts w:ascii="Latha" w:hAnsi="Latha" w:cs="Latha"/>
-                <w:sz w:val="28"/>
-                <w:szCs w:val="28"/>
-                <w:cs/>
-                <w:lang w:bidi="ta-IN"/>
-              </w:rPr>
-              <w:t>ஸ</w:t>
-            </w:r>
-            <w:r>
-              <w:rPr>
-                <w:rFonts w:ascii="BRH Tamil Tab Extra" w:hAnsi="BRH Tamil Tab Extra" w:cs="Latha"/>
-                <w:b/>
-                <w:sz w:val="32"/>
-                <w:szCs w:val="28"/>
-                <w:lang w:val="it-IT" w:bidi="ta-IN"/>
-              </w:rPr>
-              <w:t>…</w:t>
-            </w:r>
-            <w:r>
-              <w:rPr>
-                <w:rFonts w:ascii="Latha" w:hAnsi="Latha" w:cs="Latha"/>
-                <w:sz w:val="28"/>
-                <w:szCs w:val="28"/>
-                <w:cs/>
-                <w:lang w:bidi="ta-IN"/>
-              </w:rPr>
-              <w:t>ம்</w:t>
-            </w:r>
-            <w:r>
-              <w:rPr>
-                <w:rFonts w:ascii="BRH Devanagari Extra" w:hAnsi="BRH Devanagari Extra" w:cs="Latha"/>
-                <w:b/>
-                <w:sz w:val="36"/>
-                <w:szCs w:val="28"/>
-                <w:lang w:val="it-IT" w:bidi="ta-IN"/>
-              </w:rPr>
-              <w:t>Æ</w:t>
-            </w:r>
-            <w:r>
-              <w:rPr>
-                <w:rFonts w:ascii="Latha" w:hAnsi="Latha" w:cs="Latha"/>
-                <w:sz w:val="28"/>
-                <w:szCs w:val="28"/>
-                <w:cs/>
-                <w:lang w:bidi="ta-IN"/>
-              </w:rPr>
-              <w:t>வ</w:t>
-            </w:r>
-            <w:r>
-              <w:rPr>
-                <w:rFonts w:ascii="BRH Tamil Tab Extra" w:hAnsi="BRH Tamil Tab Extra" w:cs="Latha"/>
-                <w:b/>
-                <w:sz w:val="32"/>
-                <w:szCs w:val="28"/>
-                <w:lang w:val="it-IT" w:bidi="ta-IN"/>
-              </w:rPr>
-              <w:t>…</w:t>
-            </w:r>
-            <w:r>
-              <w:rPr>
-                <w:rFonts w:ascii="Latha" w:hAnsi="Latha" w:cs="Latha"/>
-                <w:sz w:val="28"/>
-                <w:szCs w:val="28"/>
-                <w:cs/>
-                <w:lang w:bidi="ta-IN"/>
-              </w:rPr>
-              <w:t>த்</w:t>
-            </w:r>
-            <w:r>
-              <w:rPr>
-                <w:rFonts w:ascii="Latha" w:hAnsi="Latha" w:cs="Latha"/>
-                <w:b/>
-                <w:bCs/>
-                <w:position w:val="-12"/>
-                <w:sz w:val="28"/>
-                <w:szCs w:val="28"/>
-                <w:cs/>
-                <w:lang w:bidi="ta-IN"/>
-              </w:rPr>
-              <w:t>2</w:t>
-            </w:r>
-            <w:r>
-              <w:rPr>
-                <w:rFonts w:ascii="Latha" w:hAnsi="Latha" w:cs="Latha"/>
-                <w:sz w:val="28"/>
-                <w:szCs w:val="28"/>
-                <w:cs/>
-                <w:lang w:bidi="ta-IN"/>
-              </w:rPr>
-              <w:t>ஸ</w:t>
-            </w:r>
-            <w:r>
-              <w:rPr>
-                <w:rFonts w:ascii="BRH Tamil Tab Extra" w:hAnsi="BRH Tamil Tab Extra" w:cs="Latha"/>
-                <w:b/>
-                <w:sz w:val="32"/>
-                <w:szCs w:val="28"/>
-                <w:highlight w:val="green"/>
-                <w:lang w:val="it-IT" w:bidi="ta-IN"/>
-              </w:rPr>
-              <w:t>…</w:t>
-            </w:r>
-            <w:r>
-              <w:rPr>
-                <w:rFonts w:ascii="Latha" w:hAnsi="Latha" w:cs="Latha"/>
-                <w:sz w:val="28"/>
-                <w:szCs w:val="28"/>
-                <w:highlight w:val="green"/>
-                <w:cs/>
-                <w:lang w:bidi="ta-IN"/>
-              </w:rPr>
-              <w:t>ர</w:t>
-            </w:r>
-            <w:r>
-              <w:rPr>
-                <w:rFonts w:ascii="Latha" w:hAnsi="Latha" w:cs="Latha"/>
-                <w:sz w:val="28"/>
-                <w:szCs w:val="28"/>
-                <w:cs/>
-                <w:lang w:bidi="ta-IN"/>
-              </w:rPr>
-              <w:t>ஸ்யேதி</w:t>
-            </w:r>
-            <w:r>
-              <w:rPr>
-                <w:rFonts w:ascii="BRH Tamil Tab Extra" w:hAnsi="BRH Tamil Tab Extra" w:cs="Latha"/>
-                <w:b/>
-                <w:sz w:val="36"/>
-                <w:szCs w:val="28"/>
-                <w:lang w:val="it-IT" w:bidi="ta-IN"/>
-              </w:rPr>
-              <w:t>†</w:t>
-            </w:r>
-            <w:r>
-              <w:rPr>
-                <w:rFonts w:ascii="Latha" w:hAnsi="Latha" w:cs="Latha"/>
-                <w:sz w:val="28"/>
-                <w:szCs w:val="28"/>
-                <w:lang w:val="it-IT" w:bidi="ta-IN"/>
-              </w:rPr>
-              <w:t xml:space="preserve"> </w:t>
-            </w:r>
-          </w:p>
-          <w:p>
-            <w:pPr>
-              <w:widowControl w:val="0"/>
-              <w:autoSpaceDE w:val="0"/>
-              <w:autoSpaceDN w:val="0"/>
-              <w:adjustRightInd w:val="0"/>
-              <w:spacing w:before="0" w:line="240" w:lineRule="auto"/>
-              <w:rPr>
-                <w:rFonts w:ascii="BRH Malayalam Extra" w:hAnsi="BRH Malayalam Extra" w:cs="BRH Malayalam Extra"/>
-                <w:sz w:val="40"/>
-                <w:szCs w:val="40"/>
-                <w:lang w:val="it-IT"/>
-              </w:rPr>
-            </w:pPr>
-            <w:r>
-              <w:rPr>
-                <w:rFonts w:ascii="Latha" w:hAnsi="Latha" w:cs="Latha"/>
-                <w:sz w:val="28"/>
-                <w:szCs w:val="28"/>
-                <w:cs/>
-                <w:lang w:bidi="ta-IN"/>
-              </w:rPr>
-              <w:t xml:space="preserve">ஸம் </w:t>
-            </w:r>
-            <w:r>
-              <w:rPr>
-                <w:rFonts w:ascii="Latha" w:hAnsi="Latha" w:cs="Latha"/>
-                <w:sz w:val="28"/>
-                <w:szCs w:val="28"/>
-                <w:lang w:val="it-IT" w:bidi="ta-IN"/>
-              </w:rPr>
-              <w:t xml:space="preserve">- </w:t>
-            </w:r>
-            <w:r>
-              <w:rPr>
-                <w:rFonts w:ascii="Latha" w:hAnsi="Latha" w:cs="Latha"/>
-                <w:sz w:val="28"/>
-                <w:szCs w:val="28"/>
-                <w:cs/>
-                <w:lang w:bidi="ta-IN"/>
-              </w:rPr>
-              <w:t>வ</w:t>
-            </w:r>
-            <w:r>
-              <w:rPr>
-                <w:rFonts w:ascii="BRH Tamil Tab Extra" w:hAnsi="BRH Tamil Tab Extra" w:cs="Latha"/>
-                <w:b/>
-                <w:sz w:val="32"/>
-                <w:szCs w:val="28"/>
-                <w:lang w:val="it-IT" w:bidi="ta-IN"/>
-              </w:rPr>
-              <w:t>…</w:t>
-            </w:r>
-            <w:r>
-              <w:rPr>
-                <w:rFonts w:ascii="Latha" w:hAnsi="Latha" w:cs="Latha"/>
-                <w:sz w:val="28"/>
-                <w:szCs w:val="28"/>
-                <w:cs/>
-                <w:lang w:bidi="ta-IN"/>
-              </w:rPr>
-              <w:t>த்</w:t>
-            </w:r>
-            <w:r>
-              <w:rPr>
-                <w:rFonts w:ascii="Latha" w:hAnsi="Latha" w:cs="Latha"/>
-                <w:b/>
-                <w:bCs/>
-                <w:position w:val="-12"/>
-                <w:sz w:val="28"/>
-                <w:szCs w:val="28"/>
-                <w:cs/>
-                <w:lang w:bidi="ta-IN"/>
-              </w:rPr>
-              <w:t>2</w:t>
-            </w:r>
-            <w:r>
-              <w:rPr>
-                <w:rFonts w:ascii="Latha" w:hAnsi="Latha" w:cs="Latha"/>
-                <w:sz w:val="28"/>
-                <w:szCs w:val="28"/>
-                <w:cs/>
-                <w:lang w:bidi="ta-IN"/>
-              </w:rPr>
-              <w:t>ஸ</w:t>
-            </w:r>
-            <w:r>
-              <w:rPr>
-                <w:rFonts w:ascii="BRH Tamil Tab Extra" w:hAnsi="BRH Tamil Tab Extra" w:cs="Latha"/>
-                <w:b/>
-                <w:sz w:val="32"/>
-                <w:szCs w:val="28"/>
-                <w:lang w:val="it-IT" w:bidi="ta-IN"/>
-              </w:rPr>
-              <w:t>…</w:t>
-            </w:r>
-            <w:r>
-              <w:rPr>
-                <w:rFonts w:ascii="Latha" w:hAnsi="Latha" w:cs="Latha"/>
-                <w:sz w:val="28"/>
-                <w:szCs w:val="28"/>
-                <w:cs/>
-                <w:lang w:bidi="ta-IN"/>
-              </w:rPr>
-              <w:t>ரஸ்ய</w:t>
-            </w:r>
-            <w:r>
-              <w:rPr>
-                <w:rFonts w:ascii="BRH Tamil Tab Extra" w:hAnsi="BRH Tamil Tab Extra" w:cs="Latha"/>
-                <w:b/>
-                <w:sz w:val="36"/>
-                <w:szCs w:val="28"/>
-                <w:lang w:val="it-IT" w:bidi="ta-IN"/>
-              </w:rPr>
-              <w:t>†</w:t>
-            </w:r>
-            <w:r>
-              <w:rPr>
-                <w:rFonts w:ascii="Latha" w:hAnsi="Latha" w:cs="Latha"/>
-                <w:sz w:val="28"/>
-                <w:szCs w:val="28"/>
-                <w:lang w:val="it-IT" w:bidi="ta-IN"/>
-              </w:rPr>
-              <w:t xml:space="preserve"> |</w:t>
             </w:r>
           </w:p>
         </w:tc>
@@ -5324,7 +6034,7 @@
                 <w:szCs w:val="32"/>
                 <w:lang w:bidi="ta-IN"/>
               </w:rPr>
-              <w:t>T.S.2.5.8.5 Kramam</w:t>
+              <w:t>T.S.2.5.11.1 Kramam</w:t>
             </w:r>
           </w:p>
           <w:p>
@@ -5356,7 +6066,18 @@
                 <w:szCs w:val="32"/>
                 <w:lang w:bidi="ta-IN"/>
               </w:rPr>
-              <w:t>Krama Vaakyam No. – 47</w:t>
+              <w:t xml:space="preserve">Krama Vaakyam No. – </w:t>
+            </w:r>
+            <w:r>
+              <w:rPr>
+                <w:rFonts w:cs="Arial"/>
+                <w:b/>
+                <w:color w:val="000000"/>
+                <w:sz w:val="28"/>
+                <w:szCs w:val="32"/>
+                <w:lang w:bidi="ta-IN"/>
+              </w:rPr>
+              <w:t>30</w:t>
             </w:r>
           </w:p>
           <w:p>
@@ -5420,7 +6141,7 @@
                 <w:szCs w:val="28"/>
                 <w:lang w:bidi="ta-IN"/>
               </w:rPr>
-              <w:t>48</w:t>
+              <w:t>61</w:t>
             </w:r>
           </w:p>
         </w:tc>
@@ -5438,6 +6159,99 @@
             <w:pPr>
               <w:rPr>
                 <w:rFonts w:ascii="Latha" w:hAnsi="Latha" w:cs="Latha"/>
+                <w:sz w:val="28"/>
+                <w:szCs w:val="28"/>
+                <w:cs/>
+                <w:lang w:bidi="ta-IN"/>
+              </w:rPr>
+            </w:pPr>
+            <w:r>
+              <w:rPr>
+                <w:rFonts w:ascii="Latha" w:hAnsi="Latha" w:cs="Latha"/>
+                <w:sz w:val="28"/>
+                <w:szCs w:val="28"/>
+                <w:cs/>
+                <w:lang w:bidi="ta-IN"/>
+              </w:rPr>
+              <w:t>லோ</w:t>
+            </w:r>
+            <w:r>
+              <w:rPr>
+                <w:rFonts w:ascii="BRH Tamil Tab Extra" w:hAnsi="BRH Tamil Tab Extra" w:cs="Latha"/>
+                <w:b/>
+                <w:sz w:val="32"/>
+                <w:szCs w:val="28"/>
+                <w:lang w:bidi="ta-IN"/>
+              </w:rPr>
+              <w:t>…</w:t>
+            </w:r>
+            <w:r>
+              <w:rPr>
+                <w:rFonts w:ascii="Latha" w:hAnsi="Latha" w:cs="Latha"/>
+                <w:sz w:val="28"/>
+                <w:szCs w:val="28"/>
+                <w:cs/>
+                <w:lang w:bidi="ta-IN"/>
+              </w:rPr>
+              <w:t>கஸ்யா</w:t>
+            </w:r>
+            <w:r>
+              <w:rPr>
+                <w:rFonts w:ascii="BRH Tamil Tab Extra" w:hAnsi="BRH Tamil Tab Extra" w:cs="Latha"/>
+                <w:b/>
+                <w:sz w:val="32"/>
+                <w:szCs w:val="28"/>
+                <w:lang w:bidi="ta-IN"/>
+              </w:rPr>
+              <w:t>…</w:t>
+            </w:r>
+            <w:r>
+              <w:rPr>
+                <w:rFonts w:ascii="Latha" w:hAnsi="Latha" w:cs="Latha"/>
+                <w:sz w:val="28"/>
+                <w:szCs w:val="28"/>
+                <w:cs/>
+                <w:lang w:bidi="ta-IN"/>
+              </w:rPr>
+              <w:t>பி</w:t>
+            </w:r>
+            <w:r>
+              <w:rPr>
+                <w:rFonts w:ascii="Latha" w:hAnsi="Latha" w:cs="Latha"/>
+                <w:b/>
+                <w:bCs/>
+                <w:position w:val="-12"/>
+                <w:sz w:val="28"/>
+                <w:szCs w:val="28"/>
+                <w:cs/>
+                <w:lang w:bidi="ta-IN"/>
+              </w:rPr>
+              <w:t>4</w:t>
+            </w:r>
+            <w:r>
+              <w:rPr>
+                <w:rFonts w:ascii="Latha" w:hAnsi="Latha" w:cs="Latha"/>
+                <w:sz w:val="28"/>
+                <w:szCs w:val="28"/>
+                <w:cs/>
+                <w:lang w:bidi="ta-IN"/>
+              </w:rPr>
+              <w:t>ஜி</w:t>
+            </w:r>
+            <w:r>
+              <w:rPr>
+                <w:rFonts w:ascii="BRH Tamil Tab Extra" w:hAnsi="BRH Tamil Tab Extra" w:cs="Latha"/>
+                <w:b/>
+                <w:sz w:val="36"/>
+                <w:szCs w:val="28"/>
+                <w:highlight w:val="green"/>
+                <w:lang w:bidi="ta-IN"/>
+              </w:rPr>
+              <w:t>†</w:t>
+            </w:r>
+            <w:r>
+              <w:rPr>
+                <w:rFonts w:ascii="Latha" w:hAnsi="Latha" w:cs="Latha"/>
                 <w:color w:val="EE0000"/>
                 <w:sz w:val="28"/>
                 <w:szCs w:val="28"/>
@@ -5445,7 +6259,27 @@
                 <w:cs/>
                 <w:lang w:bidi="ta-IN"/>
               </w:rPr>
-            </w:pPr>
+              <w:t>த்யே</w:t>
+            </w:r>
+            <w:r>
+              <w:rPr>
+                <w:rFonts w:ascii="Latha" w:hAnsi="Latha" w:cs="Latha"/>
+                <w:sz w:val="28"/>
+                <w:szCs w:val="28"/>
+                <w:cs/>
+                <w:lang w:bidi="ta-IN"/>
+              </w:rPr>
+              <w:t xml:space="preserve"> </w:t>
+            </w:r>
+            <w:r>
+              <w:rPr>
+                <w:rFonts w:ascii="Latha" w:hAnsi="Latha" w:cs="Latha"/>
+                <w:sz w:val="28"/>
+                <w:szCs w:val="28"/>
+                <w:lang w:bidi="ta-IN"/>
+              </w:rPr>
+              <w:t xml:space="preserve">| </w:t>
+            </w:r>
             <w:r>
               <w:rPr>
                 <w:rFonts w:ascii="Latha" w:hAnsi="Latha" w:cs="Latha"/>
@@ -5474,7 +6308,50 @@
                 <w:cs/>
                 <w:lang w:bidi="ta-IN"/>
               </w:rPr>
-              <w:t>ஸ்ய</w:t>
+              <w:t>பி</w:t>
+            </w:r>
+            <w:r>
+              <w:rPr>
+                <w:rFonts w:ascii="Latha" w:hAnsi="Latha" w:cs="Latha"/>
+                <w:b/>
+                <w:bCs/>
+                <w:position w:val="-12"/>
+                <w:sz w:val="28"/>
+                <w:szCs w:val="28"/>
+                <w:cs/>
+                <w:lang w:bidi="ta-IN"/>
+              </w:rPr>
+              <w:t>4</w:t>
+            </w:r>
+            <w:r>
+              <w:rPr>
+                <w:rFonts w:ascii="Latha" w:hAnsi="Latha" w:cs="Latha"/>
+                <w:sz w:val="28"/>
+                <w:szCs w:val="28"/>
+                <w:cs/>
+                <w:lang w:bidi="ta-IN"/>
+              </w:rPr>
+              <w:t>ஜி</w:t>
+            </w:r>
+            <w:r>
+              <w:rPr>
+                <w:rFonts w:ascii="BRH Tamil Tab Extra" w:hAnsi="BRH Tamil Tab Extra" w:cs="Latha"/>
+                <w:b/>
+                <w:sz w:val="36"/>
+                <w:szCs w:val="28"/>
+                <w:lang w:bidi="ta-IN"/>
+              </w:rPr>
+              <w:t>†</w:t>
+            </w:r>
+            <w:r>
+              <w:rPr>
+                <w:rFonts w:ascii="Latha" w:hAnsi="Latha" w:cs="Latha"/>
+                <w:sz w:val="28"/>
+                <w:szCs w:val="28"/>
+                <w:cs/>
+                <w:lang w:bidi="ta-IN"/>
+              </w:rPr>
+              <w:t>த்யா</w:t>
             </w:r>
             <w:r>
               <w:rPr>
@@ -5500,51 +6377,10 @@
                 <w:rFonts w:ascii="Latha" w:hAnsi="Latha" w:cs="Latha"/>
                 <w:sz w:val="28"/>
                 <w:szCs w:val="28"/>
-                <w:highlight w:val="yellow"/>
-                <w:cs/>
-                <w:lang w:bidi="ta-IN"/>
-              </w:rPr>
-              <w:t>பா</w:t>
-            </w:r>
-            <w:r>
-              <w:rPr>
-                <w:rFonts w:ascii="Latha" w:hAnsi="Latha" w:cs="Latha"/>
-                <w:b/>
-                <w:bCs/>
-                <w:position w:val="-12"/>
-                <w:sz w:val="28"/>
-                <w:szCs w:val="28"/>
-                <w:highlight w:val="yellow"/>
-                <w:cs/>
-                <w:lang w:bidi="ta-IN"/>
-              </w:rPr>
-              <w:t>4</w:t>
-            </w:r>
-            <w:r>
-              <w:rPr>
-                <w:rFonts w:ascii="Latha" w:hAnsi="Latha" w:cs="Latha"/>
-                <w:sz w:val="28"/>
-                <w:szCs w:val="28"/>
-                <w:highlight w:val="yellow"/>
-                <w:cs/>
-                <w:lang w:bidi="ta-IN"/>
-              </w:rPr>
-              <w:t>த்</w:t>
-            </w:r>
-            <w:r>
-              <w:rPr>
-                <w:rFonts w:ascii="Latha" w:hAnsi="Latha" w:cs="Latha"/>
-                <w:b/>
-                <w:bCs/>
-                <w:i/>
-                <w:iCs/>
-                <w:sz w:val="28"/>
-                <w:szCs w:val="28"/>
-                <w:highlight w:val="yellow"/>
-                <w:cs/>
-                <w:lang w:bidi="ta-IN"/>
-              </w:rPr>
-              <w:t>ரு</w:t>
+                <w:cs/>
+                <w:lang w:bidi="ta-IN"/>
+              </w:rPr>
+              <w:t>ஆஸீ</w:t>
             </w:r>
             <w:r>
               <w:rPr>
@@ -5552,7 +6388,6 @@
                 <w:b/>
                 <w:sz w:val="36"/>
                 <w:szCs w:val="28"/>
-                <w:highlight w:val="yellow"/>
                 <w:lang w:bidi="ta-IN"/>
               </w:rPr>
               <w:t>†</w:t>
@@ -5565,7 +6400,7 @@
                 <w:cs/>
                 <w:lang w:bidi="ta-IN"/>
               </w:rPr>
-              <w:t>வ்ய</w:t>
+              <w:t>ன</w:t>
             </w:r>
             <w:r>
               <w:rPr>
@@ -5588,105 +6423,6 @@
                 <w:lang w:bidi="ta-IN"/>
               </w:rPr>
               <w:t xml:space="preserve"> </w:t>
-            </w:r>
-            <w:r>
-              <w:rPr>
-                <w:rFonts w:ascii="Latha" w:hAnsi="Latha" w:cs="Latha"/>
-                <w:sz w:val="28"/>
-                <w:szCs w:val="28"/>
-                <w:lang w:bidi="ta-IN"/>
-              </w:rPr>
-              <w:t xml:space="preserve">| </w:t>
-            </w:r>
-            <w:r>
-              <w:rPr>
-                <w:rFonts w:ascii="Latha" w:hAnsi="Latha" w:cs="Latha"/>
-                <w:sz w:val="28"/>
-                <w:szCs w:val="28"/>
-                <w:cs/>
-                <w:lang w:bidi="ta-IN"/>
-              </w:rPr>
-              <w:t>ப்</w:t>
-            </w:r>
-            <w:r>
-              <w:rPr>
-                <w:rFonts w:ascii="Latha" w:hAnsi="Latha" w:cs="Latha"/>
-                <w:b/>
-                <w:bCs/>
-                <w:position w:val="-12"/>
-                <w:sz w:val="28"/>
-                <w:szCs w:val="28"/>
-                <w:cs/>
-                <w:lang w:bidi="ta-IN"/>
-              </w:rPr>
-              <w:t>4</w:t>
-            </w:r>
-            <w:r>
-              <w:rPr>
-                <w:rFonts w:ascii="Latha" w:hAnsi="Latha" w:cs="Latha"/>
-                <w:sz w:val="28"/>
-                <w:szCs w:val="28"/>
-                <w:cs/>
-                <w:lang w:bidi="ta-IN"/>
-              </w:rPr>
-              <w:t>ராத்</w:t>
-            </w:r>
-            <w:r>
-              <w:rPr>
-                <w:rFonts w:ascii="Latha" w:hAnsi="Latha" w:cs="Latha"/>
-                <w:b/>
-                <w:bCs/>
-                <w:i/>
-                <w:iCs/>
-                <w:sz w:val="28"/>
-                <w:szCs w:val="28"/>
-                <w:cs/>
-                <w:lang w:bidi="ta-IN"/>
-              </w:rPr>
-              <w:t>ரு</w:t>
-            </w:r>
-            <w:r>
-              <w:rPr>
-                <w:rFonts w:ascii="BRH Tamil Tab Extra" w:hAnsi="BRH Tamil Tab Extra" w:cs="Latha"/>
-                <w:b/>
-                <w:sz w:val="36"/>
-                <w:szCs w:val="28"/>
-                <w:lang w:bidi="ta-IN"/>
-              </w:rPr>
-              <w:t>†</w:t>
-            </w:r>
-            <w:r>
-              <w:rPr>
-                <w:rFonts w:ascii="Latha" w:hAnsi="Latha" w:cs="Latha"/>
-                <w:sz w:val="28"/>
-                <w:szCs w:val="28"/>
-                <w:cs/>
-                <w:lang w:bidi="ta-IN"/>
-              </w:rPr>
-              <w:t>வ்யோ ப</w:t>
-            </w:r>
-            <w:r>
-              <w:rPr>
-                <w:rFonts w:ascii="Latha" w:hAnsi="Latha" w:cs="Latha"/>
-                <w:b/>
-                <w:bCs/>
-                <w:position w:val="-12"/>
-                <w:sz w:val="28"/>
-                <w:szCs w:val="28"/>
-                <w:cs/>
-                <w:lang w:bidi="ta-IN"/>
-              </w:rPr>
-              <w:t>4</w:t>
-            </w:r>
-            <w:r>
-              <w:rPr>
-                <w:rFonts w:ascii="Latha" w:hAnsi="Latha" w:cs="Latha"/>
-                <w:sz w:val="28"/>
-                <w:szCs w:val="28"/>
-                <w:cs/>
-                <w:lang w:bidi="ta-IN"/>
-              </w:rPr>
-              <w:t xml:space="preserve">வதி </w:t>
             </w:r>
             <w:r>
               <w:rPr>
@@ -5723,59 +6459,681 @@
                 <w:rFonts w:ascii="Latha" w:hAnsi="Latha" w:cs="Latha"/>
                 <w:sz w:val="28"/>
                 <w:szCs w:val="28"/>
+                <w:cs/>
+                <w:lang w:bidi="ta-IN"/>
+              </w:rPr>
+            </w:pPr>
+            <w:r>
+              <w:rPr>
+                <w:rFonts w:ascii="Latha" w:hAnsi="Latha" w:cs="Latha"/>
+                <w:sz w:val="28"/>
+                <w:szCs w:val="28"/>
+                <w:cs/>
+                <w:lang w:bidi="ta-IN"/>
+              </w:rPr>
+              <w:t>லோ</w:t>
+            </w:r>
+            <w:r>
+              <w:rPr>
+                <w:rFonts w:ascii="BRH Tamil Tab Extra" w:hAnsi="BRH Tamil Tab Extra" w:cs="Latha"/>
+                <w:b/>
+                <w:sz w:val="32"/>
+                <w:szCs w:val="28"/>
+                <w:lang w:bidi="ta-IN"/>
+              </w:rPr>
+              <w:t>…</w:t>
+            </w:r>
+            <w:r>
+              <w:rPr>
+                <w:rFonts w:ascii="Latha" w:hAnsi="Latha" w:cs="Latha"/>
+                <w:sz w:val="28"/>
+                <w:szCs w:val="28"/>
+                <w:cs/>
+                <w:lang w:bidi="ta-IN"/>
+              </w:rPr>
+              <w:t>கஸ்யா</w:t>
+            </w:r>
+            <w:r>
+              <w:rPr>
+                <w:rFonts w:ascii="BRH Tamil Tab Extra" w:hAnsi="BRH Tamil Tab Extra" w:cs="Latha"/>
+                <w:b/>
+                <w:sz w:val="32"/>
+                <w:szCs w:val="28"/>
+                <w:lang w:bidi="ta-IN"/>
+              </w:rPr>
+              <w:t>…</w:t>
+            </w:r>
+            <w:r>
+              <w:rPr>
+                <w:rFonts w:ascii="Latha" w:hAnsi="Latha" w:cs="Latha"/>
+                <w:sz w:val="28"/>
+                <w:szCs w:val="28"/>
+                <w:cs/>
+                <w:lang w:bidi="ta-IN"/>
+              </w:rPr>
+              <w:t>பி</w:t>
+            </w:r>
+            <w:r>
+              <w:rPr>
+                <w:rFonts w:ascii="Latha" w:hAnsi="Latha" w:cs="Latha"/>
+                <w:b/>
+                <w:bCs/>
+                <w:position w:val="-12"/>
+                <w:sz w:val="28"/>
+                <w:szCs w:val="28"/>
+                <w:cs/>
+                <w:lang w:bidi="ta-IN"/>
+              </w:rPr>
+              <w:t>4</w:t>
+            </w:r>
+            <w:r>
+              <w:rPr>
+                <w:rFonts w:ascii="Latha" w:hAnsi="Latha" w:cs="Latha"/>
+                <w:sz w:val="28"/>
+                <w:szCs w:val="28"/>
+                <w:cs/>
+                <w:lang w:bidi="ta-IN"/>
+              </w:rPr>
+              <w:t>ஜி</w:t>
+            </w:r>
+            <w:r>
+              <w:rPr>
+                <w:rFonts w:ascii="BRH Tamil Tab Extra" w:hAnsi="BRH Tamil Tab Extra" w:cs="Latha"/>
+                <w:b/>
+                <w:sz w:val="36"/>
+                <w:szCs w:val="28"/>
                 <w:highlight w:val="green"/>
-                <w:cs/>
-                <w:lang w:bidi="ta-IN"/>
+                <w:lang w:bidi="ta-IN"/>
+              </w:rPr>
+              <w:t>†</w:t>
+            </w:r>
+            <w:r>
+              <w:rPr>
+                <w:rFonts w:ascii="Latha" w:hAnsi="Latha" w:cs="Latha"/>
+                <w:sz w:val="28"/>
+                <w:szCs w:val="28"/>
+                <w:highlight w:val="green"/>
+                <w:cs/>
+                <w:lang w:bidi="ta-IN"/>
+              </w:rPr>
+              <w:t>த்</w:t>
+            </w:r>
+            <w:r>
+              <w:rPr>
+                <w:rFonts w:ascii="Latha" w:hAnsi="Latha" w:cs="Latha" w:hint="cs"/>
+                <w:sz w:val="28"/>
+                <w:szCs w:val="28"/>
+                <w:highlight w:val="green"/>
+                <w:cs/>
+                <w:lang w:bidi="ta-IN"/>
+              </w:rPr>
+              <w:t>யை</w:t>
+            </w:r>
+            <w:r>
+              <w:rPr>
+                <w:rFonts w:ascii="Latha" w:hAnsi="Latha" w:cs="Latha"/>
+                <w:sz w:val="28"/>
+                <w:szCs w:val="28"/>
+                <w:cs/>
+                <w:lang w:bidi="ta-IN"/>
+              </w:rPr>
+              <w:t xml:space="preserve"> </w:t>
+            </w:r>
+            <w:r>
+              <w:rPr>
+                <w:rFonts w:ascii="Latha" w:hAnsi="Latha" w:cs="Latha"/>
+                <w:sz w:val="28"/>
+                <w:szCs w:val="28"/>
+                <w:lang w:bidi="ta-IN"/>
+              </w:rPr>
+              <w:t xml:space="preserve">| </w:t>
+            </w:r>
+            <w:r>
+              <w:rPr>
+                <w:rFonts w:ascii="Latha" w:hAnsi="Latha" w:cs="Latha"/>
+                <w:sz w:val="28"/>
+                <w:szCs w:val="28"/>
+                <w:cs/>
+                <w:lang w:bidi="ta-IN"/>
+              </w:rPr>
+              <w:t>அ</w:t>
+            </w:r>
+            <w:r>
+              <w:rPr>
+                <w:rFonts w:ascii="BRH Tamil Tab Extra" w:hAnsi="BRH Tamil Tab Extra" w:cs="Latha"/>
+                <w:b/>
+                <w:sz w:val="32"/>
+                <w:szCs w:val="28"/>
+                <w:lang w:bidi="ta-IN"/>
+              </w:rPr>
+              <w:t>…</w:t>
+            </w:r>
+            <w:r>
+              <w:rPr>
+                <w:rFonts w:ascii="Latha" w:hAnsi="Latha" w:cs="Latha"/>
+                <w:sz w:val="28"/>
+                <w:szCs w:val="28"/>
+                <w:cs/>
+                <w:lang w:bidi="ta-IN"/>
+              </w:rPr>
+              <w:t>பி</w:t>
+            </w:r>
+            <w:r>
+              <w:rPr>
+                <w:rFonts w:ascii="Latha" w:hAnsi="Latha" w:cs="Latha"/>
+                <w:b/>
+                <w:bCs/>
+                <w:position w:val="-12"/>
+                <w:sz w:val="28"/>
+                <w:szCs w:val="28"/>
+                <w:cs/>
+                <w:lang w:bidi="ta-IN"/>
+              </w:rPr>
+              <w:t>4</w:t>
+            </w:r>
+            <w:r>
+              <w:rPr>
+                <w:rFonts w:ascii="Latha" w:hAnsi="Latha" w:cs="Latha"/>
+                <w:sz w:val="28"/>
+                <w:szCs w:val="28"/>
+                <w:cs/>
+                <w:lang w:bidi="ta-IN"/>
+              </w:rPr>
+              <w:t>ஜி</w:t>
+            </w:r>
+            <w:r>
+              <w:rPr>
+                <w:rFonts w:ascii="BRH Tamil Tab Extra" w:hAnsi="BRH Tamil Tab Extra" w:cs="Latha"/>
+                <w:b/>
+                <w:sz w:val="36"/>
+                <w:szCs w:val="28"/>
+                <w:lang w:bidi="ta-IN"/>
+              </w:rPr>
+              <w:t>†</w:t>
+            </w:r>
+            <w:r>
+              <w:rPr>
+                <w:rFonts w:ascii="Latha" w:hAnsi="Latha" w:cs="Latha"/>
+                <w:sz w:val="28"/>
+                <w:szCs w:val="28"/>
+                <w:cs/>
+                <w:lang w:bidi="ta-IN"/>
+              </w:rPr>
+              <w:t>த்யா</w:t>
+            </w:r>
+            <w:r>
+              <w:rPr>
+                <w:rFonts w:ascii="BRH Tamil Tab Extra" w:hAnsi="BRH Tamil Tab Extra" w:cs="Latha"/>
+                <w:b/>
+                <w:sz w:val="32"/>
+                <w:szCs w:val="28"/>
+                <w:lang w:bidi="ta-IN"/>
+              </w:rPr>
+              <w:t>…</w:t>
+            </w:r>
+            <w:r>
+              <w:rPr>
+                <w:rFonts w:ascii="Latha" w:hAnsi="Latha" w:cs="Latha"/>
+                <w:sz w:val="28"/>
+                <w:szCs w:val="28"/>
+                <w:lang w:bidi="ta-IN"/>
+              </w:rPr>
+              <w:t xml:space="preserve"> </w:t>
+            </w:r>
+            <w:r>
+              <w:rPr>
+                <w:rFonts w:ascii="Latha" w:hAnsi="Latha" w:cs="Latha"/>
+                <w:sz w:val="28"/>
+                <w:szCs w:val="28"/>
+                <w:cs/>
+                <w:lang w:bidi="ta-IN"/>
+              </w:rPr>
+              <w:t>ஆஸீ</w:t>
+            </w:r>
+            <w:r>
+              <w:rPr>
+                <w:rFonts w:ascii="BRH Tamil Tab Extra" w:hAnsi="BRH Tamil Tab Extra" w:cs="Latha"/>
+                <w:b/>
+                <w:sz w:val="36"/>
+                <w:szCs w:val="28"/>
+                <w:lang w:bidi="ta-IN"/>
+              </w:rPr>
+              <w:t>†</w:t>
+            </w:r>
+            <w:r>
+              <w:rPr>
+                <w:rFonts w:ascii="Latha" w:hAnsi="Latha" w:cs="Latha"/>
+                <w:sz w:val="28"/>
+                <w:szCs w:val="28"/>
+                <w:cs/>
+                <w:lang w:bidi="ta-IN"/>
+              </w:rPr>
+              <w:t>ன</w:t>
+            </w:r>
+            <w:r>
+              <w:rPr>
+                <w:rFonts w:ascii="Latha" w:hAnsi="Latha" w:cs="Latha"/>
+                <w:b/>
+                <w:bCs/>
+                <w:sz w:val="32"/>
+                <w:szCs w:val="32"/>
+                <w:cs/>
+                <w:lang w:bidi="ta-IN"/>
+              </w:rPr>
+              <w:t>:</w:t>
+            </w:r>
+            <w:r>
+              <w:rPr>
+                <w:rFonts w:ascii="Latha" w:hAnsi="Latha" w:cs="Latha"/>
+                <w:sz w:val="28"/>
+                <w:szCs w:val="28"/>
+                <w:cs/>
+                <w:lang w:bidi="ta-IN"/>
+              </w:rPr>
+              <w:t xml:space="preserve"> </w:t>
+            </w:r>
+            <w:r>
+              <w:rPr>
+                <w:rFonts w:ascii="Latha" w:hAnsi="Latha" w:cs="Latha"/>
+                <w:sz w:val="28"/>
+                <w:szCs w:val="28"/>
+                <w:lang w:bidi="ta-IN"/>
+              </w:rPr>
+              <w:t>|</w:t>
+            </w:r>
+          </w:p>
+        </w:tc>
+      </w:tr>
+      <w:tr>
+        <w:trPr>
+          <w:trHeight w:val="980"/>
+        </w:trPr>
+        <w:tc>
+          <w:tcPr>
+            <w:tcW w:w="3877" w:type="dxa"/>
+            <w:tcBorders>
+              <w:top w:val="single" w:sz="4" w:space="0" w:color="000000"/>
+              <w:left w:val="single" w:sz="4" w:space="0" w:color="000000"/>
+              <w:bottom w:val="single" w:sz="4" w:space="0" w:color="000000"/>
+              <w:right w:val="single" w:sz="4" w:space="0" w:color="000000"/>
+            </w:tcBorders>
+          </w:tcPr>
+          <w:p>
+            <w:pPr>
+              <w:widowControl w:val="0"/>
+              <w:tabs>
+                <w:tab w:val="left" w:pos="993"/>
+              </w:tabs>
+              <w:autoSpaceDE w:val="0"/>
+              <w:autoSpaceDN w:val="0"/>
+              <w:adjustRightInd w:val="0"/>
+              <w:spacing w:before="0" w:line="240" w:lineRule="auto"/>
+              <w:ind w:right="297"/>
+              <w:rPr>
+                <w:rFonts w:cs="Arial"/>
+                <w:b/>
+                <w:sz w:val="28"/>
+                <w:szCs w:val="32"/>
+                <w:lang w:val="en-IN" w:bidi="ta-IN"/>
               </w:rPr>
             </w:pPr>
             <w:r>
               <w:rPr>
-                <w:rFonts w:ascii="Latha" w:hAnsi="Latha" w:cs="Latha"/>
-                <w:sz w:val="28"/>
-                <w:szCs w:val="28"/>
-                <w:cs/>
-                <w:lang w:bidi="ta-IN"/>
-              </w:rPr>
-              <w:t>அ</w:t>
-            </w:r>
-            <w:r>
-              <w:rPr>
-                <w:rFonts w:ascii="BRH Tamil Tab Extra" w:hAnsi="BRH Tamil Tab Extra" w:cs="Latha"/>
-                <w:b/>
-                <w:sz w:val="32"/>
-                <w:szCs w:val="28"/>
-                <w:lang w:bidi="ta-IN"/>
-              </w:rPr>
-              <w:t>…</w:t>
-            </w:r>
-            <w:r>
-              <w:rPr>
-                <w:rFonts w:ascii="Latha" w:hAnsi="Latha" w:cs="Latha"/>
-                <w:sz w:val="28"/>
-                <w:szCs w:val="28"/>
-                <w:cs/>
-                <w:lang w:bidi="ta-IN"/>
-              </w:rPr>
-              <w:t>ஸ்ய</w:t>
-            </w:r>
-            <w:r>
-              <w:rPr>
-                <w:rFonts w:ascii="BRH Tamil Tab Extra" w:hAnsi="BRH Tamil Tab Extra" w:cs="Latha"/>
-                <w:b/>
-                <w:sz w:val="32"/>
-                <w:szCs w:val="28"/>
-                <w:lang w:bidi="ta-IN"/>
-              </w:rPr>
-              <w:t>…</w:t>
-            </w:r>
-            <w:r>
-              <w:rPr>
-                <w:rFonts w:ascii="Latha" w:hAnsi="Latha" w:cs="Latha"/>
-                <w:sz w:val="28"/>
-                <w:szCs w:val="28"/>
-                <w:lang w:bidi="ta-IN"/>
-              </w:rPr>
-              <w:t xml:space="preserve"> </w:t>
+                <w:rFonts w:cs="Arial"/>
+                <w:b/>
+                <w:sz w:val="28"/>
+                <w:szCs w:val="32"/>
+                <w:lang w:val="en-IN" w:bidi="ta-IN"/>
+              </w:rPr>
+              <w:lastRenderedPageBreak/>
+              <w:t>T.S.2.5.11.5 Kramam</w:t>
+            </w:r>
+          </w:p>
+          <w:p>
+            <w:pPr>
+              <w:widowControl w:val="0"/>
+              <w:tabs>
+                <w:tab w:val="left" w:pos="993"/>
+              </w:tabs>
+              <w:autoSpaceDE w:val="0"/>
+              <w:autoSpaceDN w:val="0"/>
+              <w:adjustRightInd w:val="0"/>
+              <w:spacing w:before="0" w:line="240" w:lineRule="auto"/>
+              <w:ind w:right="297"/>
+              <w:rPr>
+                <w:rFonts w:cs="Arial"/>
+                <w:b/>
+                <w:szCs w:val="28"/>
+                <w:lang w:val="en-IN" w:bidi="ta-IN"/>
+              </w:rPr>
+            </w:pPr>
+            <w:r>
+              <w:rPr>
+                <w:rFonts w:cs="Arial"/>
+                <w:b/>
+                <w:szCs w:val="28"/>
+                <w:lang w:val="en-IN" w:bidi="ta-IN"/>
+              </w:rPr>
+              <w:t>Krama Vaakyam No. – 13,14</w:t>
+            </w:r>
+          </w:p>
+          <w:p>
+            <w:pPr>
+              <w:widowControl w:val="0"/>
+              <w:tabs>
+                <w:tab w:val="left" w:pos="993"/>
+              </w:tabs>
+              <w:autoSpaceDE w:val="0"/>
+              <w:autoSpaceDN w:val="0"/>
+              <w:adjustRightInd w:val="0"/>
+              <w:spacing w:before="0" w:line="240" w:lineRule="auto"/>
+              <w:ind w:right="297"/>
+              <w:rPr>
+                <w:rFonts w:cs="Arial"/>
+                <w:b/>
+                <w:sz w:val="28"/>
+                <w:szCs w:val="32"/>
+                <w:lang w:val="it-IT" w:bidi="ta-IN"/>
+              </w:rPr>
+            </w:pPr>
+            <w:r>
+              <w:rPr>
+                <w:rFonts w:cs="Arial"/>
+                <w:b/>
+                <w:sz w:val="28"/>
+                <w:szCs w:val="32"/>
+                <w:lang w:val="it-IT" w:bidi="ta-IN"/>
+              </w:rPr>
+              <w:t>Panchaati No</w:t>
+            </w:r>
+            <w:r>
+              <w:rPr>
+                <w:rFonts w:cs="Arial"/>
+                <w:b/>
+                <w:szCs w:val="32"/>
+                <w:lang w:val="it-IT" w:bidi="ta-IN"/>
+              </w:rPr>
+              <w:t>. -</w:t>
+            </w:r>
+            <w:r>
+              <w:rPr>
+                <w:rFonts w:cs="Arial"/>
+                <w:b/>
+                <w:sz w:val="28"/>
+                <w:szCs w:val="28"/>
+                <w:lang w:val="it-IT" w:bidi="ta-IN"/>
+              </w:rPr>
+              <w:t xml:space="preserve"> 6</w:t>
+            </w:r>
+            <w:r>
+              <w:rPr>
+                <w:rFonts w:cs="Arial"/>
+                <w:b/>
+                <w:sz w:val="28"/>
+                <w:szCs w:val="28"/>
+                <w:lang w:val="it-IT" w:bidi="ta-IN"/>
+              </w:rPr>
+              <w:t>5</w:t>
+            </w:r>
+          </w:p>
+        </w:tc>
+        <w:tc>
+          <w:tcPr>
+            <w:tcW w:w="5132" w:type="dxa"/>
+            <w:tcBorders>
+              <w:top w:val="single" w:sz="4" w:space="0" w:color="000000"/>
+              <w:left w:val="single" w:sz="4" w:space="0" w:color="000000"/>
+              <w:bottom w:val="single" w:sz="4" w:space="0" w:color="000000"/>
+              <w:right w:val="single" w:sz="4" w:space="0" w:color="000000"/>
+            </w:tcBorders>
+          </w:tcPr>
+          <w:p>
+            <w:pPr>
+              <w:widowControl w:val="0"/>
+              <w:autoSpaceDE w:val="0"/>
+              <w:autoSpaceDN w:val="0"/>
+              <w:adjustRightInd w:val="0"/>
+              <w:spacing w:before="0" w:line="240" w:lineRule="auto"/>
+              <w:rPr>
+                <w:rFonts w:ascii="BRH Malayalam Extra" w:hAnsi="BRH Malayalam Extra" w:cs="BRH Malayalam Extra"/>
+                <w:sz w:val="40"/>
+                <w:szCs w:val="40"/>
+                <w:lang w:val="it-IT"/>
+              </w:rPr>
+            </w:pPr>
+            <w:r>
+              <w:rPr>
+                <w:rFonts w:ascii="Latha" w:hAnsi="Latha" w:cs="Latha"/>
+                <w:sz w:val="28"/>
+                <w:szCs w:val="28"/>
+                <w:cs/>
+                <w:lang w:bidi="ta-IN"/>
+              </w:rPr>
+              <w:t>வா</w:t>
+            </w:r>
+            <w:r>
+              <w:rPr>
+                <w:rFonts w:ascii="BRH Tamil Tab Extra" w:hAnsi="BRH Tamil Tab Extra" w:cs="Latha"/>
+                <w:b/>
+                <w:sz w:val="32"/>
+                <w:szCs w:val="28"/>
+                <w:lang w:bidi="ta-IN"/>
+              </w:rPr>
+              <w:t>…</w:t>
+            </w:r>
+            <w:r>
+              <w:rPr>
+                <w:rFonts w:ascii="Latha" w:hAnsi="Latha" w:cs="Latha"/>
+                <w:sz w:val="28"/>
+                <w:szCs w:val="28"/>
+                <w:cs/>
+                <w:lang w:bidi="ta-IN"/>
+              </w:rPr>
+              <w:t xml:space="preserve">சா </w:t>
+            </w:r>
+            <w:r>
+              <w:rPr>
+                <w:rFonts w:ascii="Latha" w:hAnsi="Latha" w:cs="Latha"/>
+                <w:sz w:val="28"/>
+                <w:szCs w:val="28"/>
+                <w:highlight w:val="yellow"/>
+                <w:cs/>
+                <w:lang w:bidi="ta-IN"/>
+              </w:rPr>
+              <w:t>வ</w:t>
+            </w:r>
+            <w:r>
+              <w:rPr>
+                <w:rFonts w:ascii="BRH Tamil Tab Extra" w:hAnsi="BRH Tamil Tab Extra" w:cs="Latha"/>
+                <w:b/>
+                <w:sz w:val="36"/>
+                <w:szCs w:val="28"/>
+                <w:highlight w:val="yellow"/>
+                <w:lang w:bidi="ta-IN"/>
+              </w:rPr>
+              <w:t>†</w:t>
+            </w:r>
+            <w:r>
+              <w:rPr>
+                <w:rFonts w:ascii="Latha" w:hAnsi="Latha" w:cs="Latha"/>
+                <w:sz w:val="28"/>
+                <w:szCs w:val="28"/>
+                <w:highlight w:val="yellow"/>
+                <w:cs/>
+                <w:lang w:bidi="ta-IN"/>
+              </w:rPr>
+              <w:t>த</w:t>
+            </w:r>
+            <w:r>
+              <w:rPr>
+                <w:rFonts w:ascii="Latha" w:hAnsi="Latha" w:cs="Latha"/>
+                <w:b/>
+                <w:bCs/>
+                <w:position w:val="-12"/>
+                <w:sz w:val="28"/>
+                <w:szCs w:val="28"/>
+                <w:cs/>
+                <w:lang w:bidi="ta-IN"/>
+              </w:rPr>
+              <w:t>3</w:t>
+            </w:r>
+            <w:r>
+              <w:rPr>
+                <w:rFonts w:ascii="Latha" w:hAnsi="Latha" w:cs="Latha"/>
+                <w:sz w:val="28"/>
+                <w:szCs w:val="28"/>
+                <w:cs/>
+                <w:lang w:bidi="ta-IN"/>
+              </w:rPr>
+              <w:t xml:space="preserve">தி </w:t>
+            </w:r>
+            <w:r>
+              <w:rPr>
+                <w:rFonts w:ascii="Latha" w:hAnsi="Latha" w:cs="Latha"/>
+                <w:sz w:val="28"/>
+                <w:szCs w:val="28"/>
+                <w:lang w:bidi="ta-IN"/>
+              </w:rPr>
+              <w:t xml:space="preserve">| </w:t>
+            </w:r>
+            <w:r>
+              <w:rPr>
+                <w:rFonts w:ascii="Latha" w:hAnsi="Latha" w:cs="Latha"/>
+                <w:sz w:val="28"/>
+                <w:szCs w:val="28"/>
+                <w:highlight w:val="yellow"/>
+                <w:cs/>
+                <w:lang w:bidi="ta-IN"/>
+              </w:rPr>
+              <w:t>வ</w:t>
+            </w:r>
+            <w:r>
+              <w:rPr>
+                <w:rFonts w:ascii="BRH Tamil Tab Extra" w:hAnsi="BRH Tamil Tab Extra" w:cs="Latha"/>
+                <w:b/>
+                <w:sz w:val="32"/>
+                <w:szCs w:val="28"/>
+                <w:lang w:bidi="ta-IN"/>
+              </w:rPr>
+              <w:t>…</w:t>
+            </w:r>
+            <w:r>
+              <w:rPr>
+                <w:rFonts w:ascii="Latha" w:hAnsi="Latha" w:cs="Latha"/>
+                <w:sz w:val="28"/>
+                <w:szCs w:val="28"/>
+                <w:cs/>
+                <w:lang w:bidi="ta-IN"/>
+              </w:rPr>
+              <w:t>த</w:t>
+            </w:r>
+            <w:r>
+              <w:rPr>
+                <w:rFonts w:ascii="BRH Tamil Tab Extra" w:hAnsi="BRH Tamil Tab Extra" w:cs="Latha"/>
+                <w:b/>
+                <w:sz w:val="32"/>
+                <w:szCs w:val="28"/>
+                <w:lang w:bidi="ta-IN"/>
+              </w:rPr>
+              <w:t>…</w:t>
+            </w:r>
+            <w:r>
+              <w:rPr>
+                <w:rFonts w:ascii="Latha" w:hAnsi="Latha" w:cs="Latha"/>
+                <w:b/>
+                <w:bCs/>
+                <w:position w:val="-12"/>
+                <w:sz w:val="28"/>
+                <w:szCs w:val="28"/>
+                <w:cs/>
+                <w:lang w:bidi="ta-IN"/>
+              </w:rPr>
+              <w:t>3</w:t>
+            </w:r>
+            <w:r>
+              <w:rPr>
+                <w:rFonts w:ascii="Latha" w:hAnsi="Latha" w:cs="Latha"/>
+                <w:sz w:val="28"/>
+                <w:szCs w:val="28"/>
+                <w:cs/>
+                <w:lang w:bidi="ta-IN"/>
+              </w:rPr>
+              <w:t>தீதி</w:t>
+            </w:r>
+            <w:r>
+              <w:rPr>
+                <w:rFonts w:ascii="BRH Tamil Tab Extra" w:hAnsi="BRH Tamil Tab Extra" w:cs="Latha"/>
+                <w:b/>
+                <w:sz w:val="36"/>
+                <w:szCs w:val="28"/>
+                <w:lang w:bidi="ta-IN"/>
+              </w:rPr>
+              <w:t>†</w:t>
+            </w:r>
+            <w:r>
+              <w:rPr>
+                <w:rFonts w:ascii="Latha" w:hAnsi="Latha" w:cs="Latha"/>
+                <w:sz w:val="28"/>
+                <w:szCs w:val="28"/>
+                <w:lang w:bidi="ta-IN"/>
+              </w:rPr>
+              <w:t xml:space="preserve"> |</w:t>
+            </w:r>
+          </w:p>
+        </w:tc>
+        <w:tc>
+          <w:tcPr>
+            <w:tcW w:w="5528" w:type="dxa"/>
+            <w:tcBorders>
+              <w:top w:val="single" w:sz="4" w:space="0" w:color="000000"/>
+              <w:left w:val="single" w:sz="4" w:space="0" w:color="000000"/>
+              <w:bottom w:val="single" w:sz="4" w:space="0" w:color="000000"/>
+              <w:right w:val="single" w:sz="4" w:space="0" w:color="000000"/>
+            </w:tcBorders>
+          </w:tcPr>
+          <w:p>
+            <w:pPr>
+              <w:widowControl w:val="0"/>
+              <w:autoSpaceDE w:val="0"/>
+              <w:autoSpaceDN w:val="0"/>
+              <w:adjustRightInd w:val="0"/>
+              <w:spacing w:before="0" w:line="240" w:lineRule="auto"/>
+              <w:rPr>
+                <w:rFonts w:ascii="BRH Malayalam Extra" w:hAnsi="BRH Malayalam Extra" w:cs="BRH Malayalam Extra"/>
+                <w:sz w:val="40"/>
+                <w:szCs w:val="40"/>
+                <w:lang w:val="it-IT"/>
+              </w:rPr>
+            </w:pPr>
+            <w:r>
+              <w:rPr>
+                <w:rFonts w:ascii="Latha" w:hAnsi="Latha" w:cs="Latha"/>
+                <w:sz w:val="28"/>
+                <w:szCs w:val="28"/>
+                <w:cs/>
+                <w:lang w:bidi="ta-IN"/>
+              </w:rPr>
+              <w:t>வா</w:t>
+            </w:r>
+            <w:r>
+              <w:rPr>
+                <w:rFonts w:ascii="BRH Tamil Tab Extra" w:hAnsi="BRH Tamil Tab Extra" w:cs="Latha"/>
+                <w:b/>
+                <w:sz w:val="32"/>
+                <w:szCs w:val="28"/>
+                <w:lang w:bidi="ta-IN"/>
+              </w:rPr>
+              <w:t>…</w:t>
+            </w:r>
+            <w:r>
+              <w:rPr>
+                <w:rFonts w:ascii="Latha" w:hAnsi="Latha" w:cs="Latha"/>
+                <w:sz w:val="28"/>
+                <w:szCs w:val="28"/>
+                <w:cs/>
+                <w:lang w:bidi="ta-IN"/>
+              </w:rPr>
+              <w:t xml:space="preserve">சா </w:t>
             </w:r>
             <w:r>
               <w:rPr>
@@ -5786,7 +7144,17 @@
                 <w:cs/>
                 <w:lang w:bidi="ta-IN"/>
               </w:rPr>
-              <w:t>ப்</w:t>
+              <w:t>வத</w:t>
+            </w:r>
+            <w:r>
+              <w:rPr>
+                <w:rFonts w:ascii="BRH Tamil Tab Extra" w:hAnsi="BRH Tamil Tab Extra" w:cs="Latha"/>
+                <w:b/>
+                <w:sz w:val="36"/>
+                <w:szCs w:val="28"/>
+                <w:lang w:bidi="ta-IN"/>
+              </w:rPr>
+              <w:t>†</w:t>
             </w:r>
             <w:r>
               <w:rPr>
@@ -5796,37 +7164,83 @@
                 <w:position w:val="-12"/>
                 <w:sz w:val="28"/>
                 <w:szCs w:val="28"/>
+                <w:cs/>
+                <w:lang w:bidi="ta-IN"/>
+              </w:rPr>
+              <w:t>3</w:t>
+            </w:r>
+            <w:r>
+              <w:rPr>
+                <w:rFonts w:ascii="Latha" w:hAnsi="Latha" w:cs="Latha"/>
+                <w:sz w:val="28"/>
+                <w:szCs w:val="28"/>
+                <w:cs/>
+                <w:lang w:bidi="ta-IN"/>
+              </w:rPr>
+              <w:t xml:space="preserve">தி </w:t>
+            </w:r>
+            <w:r>
+              <w:rPr>
+                <w:rFonts w:ascii="Latha" w:hAnsi="Latha" w:cs="Latha"/>
+                <w:sz w:val="28"/>
+                <w:szCs w:val="28"/>
+                <w:lang w:bidi="ta-IN"/>
+              </w:rPr>
+              <w:t xml:space="preserve">| </w:t>
+            </w:r>
+            <w:r>
+              <w:rPr>
+                <w:rFonts w:ascii="Latha" w:hAnsi="Latha" w:cs="Latha"/>
+                <w:sz w:val="28"/>
+                <w:szCs w:val="28"/>
                 <w:highlight w:val="green"/>
                 <w:cs/>
                 <w:lang w:bidi="ta-IN"/>
               </w:rPr>
-              <w:t>4</w:t>
-            </w:r>
-            <w:r>
-              <w:rPr>
-                <w:rFonts w:ascii="Latha" w:hAnsi="Latha" w:cs="Latha"/>
-                <w:sz w:val="28"/>
-                <w:szCs w:val="28"/>
-                <w:highlight w:val="green"/>
-                <w:cs/>
-                <w:lang w:bidi="ta-IN"/>
-              </w:rPr>
-              <w:t>ராத்</w:t>
-            </w:r>
-            <w:r>
-              <w:rPr>
-                <w:rFonts w:ascii="Latha" w:hAnsi="Latha" w:cs="Latha"/>
-                <w:b/>
-                <w:bCs/>
-                <w:i/>
-                <w:iCs/>
-                <w:sz w:val="28"/>
-                <w:szCs w:val="28"/>
-                <w:highlight w:val="green"/>
-                <w:cs/>
-                <w:lang w:bidi="ta-IN"/>
-              </w:rPr>
-              <w:t>ரு</w:t>
+              <w:t>வ</w:t>
+            </w:r>
+            <w:r>
+              <w:rPr>
+                <w:rFonts w:ascii="Latha" w:hAnsi="Latha" w:cs="Latha"/>
+                <w:sz w:val="28"/>
+                <w:szCs w:val="28"/>
+                <w:cs/>
+                <w:lang w:bidi="ta-IN"/>
+              </w:rPr>
+              <w:t>த</w:t>
+            </w:r>
+            <w:r>
+              <w:rPr>
+                <w:rFonts w:ascii="BRH Tamil Tab Extra" w:hAnsi="BRH Tamil Tab Extra" w:cs="Latha"/>
+                <w:b/>
+                <w:sz w:val="32"/>
+                <w:szCs w:val="28"/>
+                <w:lang w:bidi="ta-IN"/>
+              </w:rPr>
+              <w:t>…</w:t>
+            </w:r>
+            <w:r>
+              <w:rPr>
+                <w:rFonts w:ascii="Latha" w:hAnsi="Latha" w:cs="Latha"/>
+                <w:b/>
+                <w:bCs/>
+                <w:position w:val="-12"/>
+                <w:sz w:val="28"/>
+                <w:szCs w:val="28"/>
+                <w:cs/>
+                <w:lang w:bidi="ta-IN"/>
+              </w:rPr>
+              <w:t>3</w:t>
+            </w:r>
+            <w:r>
+              <w:rPr>
+                <w:rFonts w:ascii="Latha" w:hAnsi="Latha" w:cs="Latha"/>
+                <w:sz w:val="28"/>
+                <w:szCs w:val="28"/>
+                <w:cs/>
+                <w:lang w:bidi="ta-IN"/>
+              </w:rPr>
+              <w:t>தீதி</w:t>
             </w:r>
             <w:r>
               <w:rPr>
@@ -5834,7 +7248,6 @@
                 <w:b/>
                 <w:sz w:val="36"/>
                 <w:szCs w:val="28"/>
-                <w:highlight w:val="green"/>
                 <w:lang w:bidi="ta-IN"/>
               </w:rPr>
               <w:t>†</w:t>
@@ -5844,140 +7257,9 @@
                 <w:rFonts w:ascii="Latha" w:hAnsi="Latha" w:cs="Latha"/>
                 <w:sz w:val="28"/>
                 <w:szCs w:val="28"/>
-                <w:cs/>
-                <w:lang w:bidi="ta-IN"/>
-              </w:rPr>
-              <w:t>வ்ய</w:t>
-            </w:r>
-            <w:r>
-              <w:rPr>
-                <w:rFonts w:ascii="Latha" w:hAnsi="Latha" w:cs="Latha"/>
-                <w:b/>
-                <w:bCs/>
-                <w:sz w:val="32"/>
-                <w:szCs w:val="32"/>
-                <w:cs/>
-                <w:lang w:bidi="ta-IN"/>
-              </w:rPr>
-              <w:t>:</w:t>
-            </w:r>
-            <w:r>
-              <w:rPr>
-                <w:rFonts w:ascii="Latha" w:hAnsi="Latha" w:cs="Latha"/>
-                <w:sz w:val="28"/>
-                <w:szCs w:val="28"/>
-                <w:cs/>
-                <w:lang w:bidi="ta-IN"/>
-              </w:rPr>
-              <w:t xml:space="preserve"> </w:t>
-            </w:r>
-            <w:r>
-              <w:rPr>
-                <w:rFonts w:ascii="Latha" w:hAnsi="Latha" w:cs="Latha"/>
-                <w:sz w:val="28"/>
-                <w:szCs w:val="28"/>
-                <w:lang w:bidi="ta-IN"/>
-              </w:rPr>
-              <w:t xml:space="preserve">| </w:t>
-            </w:r>
-            <w:r>
-              <w:rPr>
-                <w:rFonts w:ascii="Latha" w:hAnsi="Latha" w:cs="Latha"/>
-                <w:sz w:val="28"/>
-                <w:szCs w:val="28"/>
-                <w:cs/>
-                <w:lang w:bidi="ta-IN"/>
-              </w:rPr>
-              <w:t>ப்</w:t>
-            </w:r>
-            <w:r>
-              <w:rPr>
-                <w:rFonts w:ascii="Latha" w:hAnsi="Latha" w:cs="Latha"/>
-                <w:b/>
-                <w:bCs/>
-                <w:position w:val="-12"/>
-                <w:sz w:val="28"/>
-                <w:szCs w:val="28"/>
-                <w:cs/>
-                <w:lang w:bidi="ta-IN"/>
-              </w:rPr>
-              <w:t>4</w:t>
-            </w:r>
-            <w:r>
-              <w:rPr>
-                <w:rFonts w:ascii="Latha" w:hAnsi="Latha" w:cs="Latha"/>
-                <w:sz w:val="28"/>
-                <w:szCs w:val="28"/>
-                <w:cs/>
-                <w:lang w:bidi="ta-IN"/>
-              </w:rPr>
-              <w:t>ராத்</w:t>
-            </w:r>
-            <w:r>
-              <w:rPr>
-                <w:rFonts w:ascii="Latha" w:hAnsi="Latha" w:cs="Latha"/>
-                <w:b/>
-                <w:bCs/>
-                <w:i/>
-                <w:iCs/>
-                <w:sz w:val="28"/>
-                <w:szCs w:val="28"/>
-                <w:cs/>
-                <w:lang w:bidi="ta-IN"/>
-              </w:rPr>
-              <w:t>ரு</w:t>
-            </w:r>
-            <w:r>
-              <w:rPr>
-                <w:rFonts w:ascii="BRH Tamil Tab Extra" w:hAnsi="BRH Tamil Tab Extra" w:cs="Latha"/>
-                <w:b/>
-                <w:sz w:val="36"/>
-                <w:szCs w:val="28"/>
-                <w:lang w:bidi="ta-IN"/>
-              </w:rPr>
-              <w:t>†</w:t>
-            </w:r>
-            <w:r>
-              <w:rPr>
-                <w:rFonts w:ascii="Latha" w:hAnsi="Latha" w:cs="Latha"/>
-                <w:sz w:val="28"/>
-                <w:szCs w:val="28"/>
-                <w:cs/>
-                <w:lang w:bidi="ta-IN"/>
-              </w:rPr>
-              <w:t>வ்யோ ப</w:t>
-            </w:r>
-            <w:r>
-              <w:rPr>
-                <w:rFonts w:ascii="Latha" w:hAnsi="Latha" w:cs="Latha"/>
-                <w:b/>
-                <w:bCs/>
-                <w:position w:val="-12"/>
-                <w:sz w:val="28"/>
-                <w:szCs w:val="28"/>
-                <w:cs/>
-                <w:lang w:bidi="ta-IN"/>
-              </w:rPr>
-              <w:t>4</w:t>
-            </w:r>
-            <w:r>
-              <w:rPr>
-                <w:rFonts w:ascii="Latha" w:hAnsi="Latha" w:cs="Latha"/>
-                <w:sz w:val="28"/>
-                <w:szCs w:val="28"/>
-                <w:cs/>
-                <w:lang w:bidi="ta-IN"/>
-              </w:rPr>
-              <w:t xml:space="preserve">வதி </w:t>
-            </w:r>
-            <w:r>
-              <w:rPr>
-                <w:rFonts w:ascii="Latha" w:hAnsi="Latha" w:cs="Latha"/>
-                <w:sz w:val="28"/>
-                <w:szCs w:val="28"/>
-                <w:lang w:bidi="ta-IN"/>
-              </w:rPr>
-              <w:t>|</w:t>
+                <w:lang w:bidi="ta-IN"/>
+              </w:rPr>
+              <w:t xml:space="preserve"> |</w:t>
             </w:r>
           </w:p>
         </w:tc>
@@ -6025,7 +7307,7 @@
                 <w:szCs w:val="32"/>
                 <w:lang w:bidi="ta-IN"/>
               </w:rPr>
-              <w:t>T.S.2.5.11.1 Kramam</w:t>
+              <w:t>T.S.2.5.11.9 Kramam</w:t>
             </w:r>
           </w:p>
           <w:p>
@@ -6068,7 +7350,7 @@
                 <w:szCs w:val="32"/>
                 <w:lang w:bidi="ta-IN"/>
               </w:rPr>
-              <w:t>30</w:t>
+              <w:t>18</w:t>
             </w:r>
           </w:p>
           <w:p>
@@ -6132,7 +7414,7 @@
                 <w:szCs w:val="28"/>
                 <w:lang w:bidi="ta-IN"/>
               </w:rPr>
-              <w:t>61</w:t>
+              <w:t>69</w:t>
             </w:r>
           </w:p>
         </w:tc>
@@ -6161,50 +7443,22 @@
                 <w:rFonts w:ascii="Latha" w:hAnsi="Latha" w:cs="Latha"/>
                 <w:sz w:val="28"/>
                 <w:szCs w:val="28"/>
-                <w:cs/>
-                <w:lang w:bidi="ta-IN"/>
-              </w:rPr>
-              <w:t>லோ</w:t>
-            </w:r>
-            <w:r>
-              <w:rPr>
-                <w:rFonts w:ascii="BRH Tamil Tab Extra" w:hAnsi="BRH Tamil Tab Extra" w:cs="Latha"/>
-                <w:b/>
-                <w:sz w:val="32"/>
-                <w:szCs w:val="28"/>
-                <w:lang w:bidi="ta-IN"/>
-              </w:rPr>
-              <w:t>…</w:t>
-            </w:r>
-            <w:r>
-              <w:rPr>
-                <w:rFonts w:ascii="Latha" w:hAnsi="Latha" w:cs="Latha"/>
-                <w:sz w:val="28"/>
-                <w:szCs w:val="28"/>
-                <w:cs/>
-                <w:lang w:bidi="ta-IN"/>
-              </w:rPr>
-              <w:t>கஸ்யா</w:t>
-            </w:r>
-            <w:r>
-              <w:rPr>
-                <w:rFonts w:ascii="BRH Tamil Tab Extra" w:hAnsi="BRH Tamil Tab Extra" w:cs="Latha"/>
-                <w:b/>
-                <w:sz w:val="32"/>
-                <w:szCs w:val="28"/>
-                <w:lang w:bidi="ta-IN"/>
-              </w:rPr>
-              <w:t>…</w:t>
-            </w:r>
-            <w:r>
-              <w:rPr>
-                <w:rFonts w:ascii="Latha" w:hAnsi="Latha" w:cs="Latha"/>
-                <w:sz w:val="28"/>
-                <w:szCs w:val="28"/>
-                <w:cs/>
-                <w:lang w:bidi="ta-IN"/>
-              </w:rPr>
-              <w:t>பி</w:t>
+                <w:highlight w:val="yellow"/>
+                <w:cs/>
+                <w:lang w:bidi="ta-IN"/>
+              </w:rPr>
+              <w:t>பா</w:t>
+            </w:r>
+            <w:r>
+              <w:rPr>
+                <w:rFonts w:ascii="BRH Tamil Tab Extra" w:hAnsi="BRH Tamil Tab Extra" w:cs="Latha"/>
+                <w:b/>
+                <w:sz w:val="32"/>
+                <w:szCs w:val="28"/>
+                <w:highlight w:val="yellow"/>
+                <w:lang w:bidi="ta-IN"/>
+              </w:rPr>
+              <w:t>…</w:t>
             </w:r>
             <w:r>
               <w:rPr>
@@ -6214,20 +7468,52 @@
                 <w:position w:val="-12"/>
                 <w:sz w:val="28"/>
                 <w:szCs w:val="28"/>
-                <w:cs/>
-                <w:lang w:bidi="ta-IN"/>
-              </w:rPr>
-              <w:t>4</w:t>
-            </w:r>
-            <w:r>
-              <w:rPr>
-                <w:rFonts w:ascii="Latha" w:hAnsi="Latha" w:cs="Latha"/>
-                <w:sz w:val="28"/>
-                <w:szCs w:val="28"/>
-                <w:cs/>
-                <w:lang w:bidi="ta-IN"/>
-              </w:rPr>
-              <w:t>ஜி</w:t>
+                <w:highlight w:val="yellow"/>
+                <w:cs/>
+                <w:lang w:bidi="ta-IN"/>
+              </w:rPr>
+              <w:t>3</w:t>
+            </w:r>
+            <w:r>
+              <w:rPr>
+                <w:rFonts w:ascii="Latha" w:hAnsi="Latha" w:cs="Latha"/>
+                <w:sz w:val="28"/>
+                <w:szCs w:val="28"/>
+                <w:highlight w:val="yellow"/>
+                <w:cs/>
+                <w:lang w:bidi="ta-IN"/>
+              </w:rPr>
+              <w:t>ஹ்</w:t>
+            </w:r>
+            <w:r>
+              <w:rPr>
+                <w:rFonts w:ascii="Latha" w:hAnsi="Latha" w:cs="Latha"/>
+                <w:sz w:val="28"/>
+                <w:szCs w:val="28"/>
+                <w:cs/>
+                <w:lang w:bidi="ta-IN"/>
+              </w:rPr>
+              <w:t>ம</w:t>
+            </w:r>
+            <w:r>
+              <w:rPr>
+                <w:rFonts w:ascii="BRH Tamil Tab Extra" w:hAnsi="BRH Tamil Tab Extra" w:cs="Latha"/>
+                <w:b/>
+                <w:sz w:val="32"/>
+                <w:szCs w:val="28"/>
+                <w:lang w:bidi="ta-IN"/>
+              </w:rPr>
+              <w:t>…</w:t>
+            </w:r>
+            <w:r>
+              <w:rPr>
+                <w:rFonts w:ascii="Latha" w:hAnsi="Latha" w:cs="Latha"/>
+                <w:sz w:val="28"/>
+                <w:szCs w:val="28"/>
+                <w:cs/>
+                <w:lang w:bidi="ta-IN"/>
+              </w:rPr>
+              <w:t>ணஶ்ச</w:t>
             </w:r>
             <w:r>
               <w:rPr>
@@ -6235,7 +7521,6 @@
                 <w:b/>
                 <w:sz w:val="36"/>
                 <w:szCs w:val="28"/>
-                <w:highlight w:val="green"/>
                 <w:lang w:bidi="ta-IN"/>
               </w:rPr>
               <w:t>†</w:t>
@@ -6243,63 +7528,21 @@
             <w:r>
               <w:rPr>
                 <w:rFonts w:ascii="Latha" w:hAnsi="Latha" w:cs="Latha"/>
-                <w:color w:val="EE0000"/>
-                <w:sz w:val="28"/>
-                <w:szCs w:val="28"/>
-                <w:highlight w:val="yellow"/>
-                <w:cs/>
-                <w:lang w:bidi="ta-IN"/>
-              </w:rPr>
-              <w:t>த்யே</w:t>
-            </w:r>
-            <w:r>
-              <w:rPr>
-                <w:rFonts w:ascii="Latha" w:hAnsi="Latha" w:cs="Latha"/>
-                <w:sz w:val="28"/>
-                <w:szCs w:val="28"/>
-                <w:cs/>
-                <w:lang w:bidi="ta-IN"/>
-              </w:rPr>
-              <w:t xml:space="preserve"> </w:t>
-            </w:r>
-            <w:r>
-              <w:rPr>
-                <w:rFonts w:ascii="Latha" w:hAnsi="Latha" w:cs="Latha"/>
-                <w:sz w:val="28"/>
-                <w:szCs w:val="28"/>
-                <w:lang w:bidi="ta-IN"/>
-              </w:rPr>
-              <w:t xml:space="preserve">| </w:t>
-            </w:r>
-            <w:r>
-              <w:rPr>
-                <w:rFonts w:ascii="Latha" w:hAnsi="Latha" w:cs="Latha"/>
-                <w:sz w:val="28"/>
-                <w:szCs w:val="28"/>
-                <w:cs/>
-                <w:lang w:bidi="ta-IN"/>
-              </w:rPr>
-              <w:t>அ</w:t>
-            </w:r>
-            <w:r>
-              <w:rPr>
-                <w:rFonts w:ascii="BRH Tamil Tab Extra" w:hAnsi="BRH Tamil Tab Extra" w:cs="Latha"/>
-                <w:b/>
-                <w:sz w:val="32"/>
-                <w:szCs w:val="28"/>
-                <w:lang w:bidi="ta-IN"/>
-              </w:rPr>
-              <w:t>…</w:t>
-            </w:r>
-            <w:r>
-              <w:rPr>
-                <w:rFonts w:ascii="Latha" w:hAnsi="Latha" w:cs="Latha"/>
-                <w:sz w:val="28"/>
-                <w:szCs w:val="28"/>
-                <w:cs/>
-                <w:lang w:bidi="ta-IN"/>
-              </w:rPr>
-              <w:t>பி</w:t>
+                <w:sz w:val="28"/>
+                <w:szCs w:val="28"/>
+                <w:lang w:bidi="ta-IN"/>
+              </w:rPr>
+              <w:t xml:space="preserve"> | </w:t>
+            </w:r>
+            <w:r>
+              <w:rPr>
+                <w:rFonts w:ascii="Latha" w:hAnsi="Latha" w:cs="Latha"/>
+                <w:sz w:val="28"/>
+                <w:szCs w:val="28"/>
+                <w:cs/>
+                <w:lang w:bidi="ta-IN"/>
+              </w:rPr>
+              <w:t>சாப்</w:t>
             </w:r>
             <w:r>
               <w:rPr>
@@ -6312,17 +7555,17 @@
                 <w:cs/>
                 <w:lang w:bidi="ta-IN"/>
               </w:rPr>
-              <w:t>4</w:t>
-            </w:r>
-            <w:r>
-              <w:rPr>
-                <w:rFonts w:ascii="Latha" w:hAnsi="Latha" w:cs="Latha"/>
-                <w:sz w:val="28"/>
-                <w:szCs w:val="28"/>
-                <w:cs/>
-                <w:lang w:bidi="ta-IN"/>
-              </w:rPr>
-              <w:t>ஜி</w:t>
+              <w:t>3</w:t>
+            </w:r>
+            <w:r>
+              <w:rPr>
+                <w:rFonts w:ascii="Latha" w:hAnsi="Latha" w:cs="Latha"/>
+                <w:sz w:val="28"/>
+                <w:szCs w:val="28"/>
+                <w:cs/>
+                <w:lang w:bidi="ta-IN"/>
+              </w:rPr>
+              <w:t>ரா</w:t>
             </w:r>
             <w:r>
               <w:rPr>
@@ -6332,66 +7575,17 @@
                 <w:szCs w:val="28"/>
                 <w:lang w:bidi="ta-IN"/>
               </w:rPr>
-              <w:t>†</w:t>
-            </w:r>
-            <w:r>
-              <w:rPr>
-                <w:rFonts w:ascii="Latha" w:hAnsi="Latha" w:cs="Latha"/>
-                <w:sz w:val="28"/>
-                <w:szCs w:val="28"/>
-                <w:cs/>
-                <w:lang w:bidi="ta-IN"/>
-              </w:rPr>
-              <w:t>த்யா</w:t>
-            </w:r>
-            <w:r>
-              <w:rPr>
-                <w:rFonts w:ascii="BRH Tamil Tab Extra" w:hAnsi="BRH Tamil Tab Extra" w:cs="Latha"/>
-                <w:b/>
-                <w:sz w:val="32"/>
-                <w:szCs w:val="28"/>
-                <w:lang w:bidi="ta-IN"/>
-              </w:rPr>
-              <w:t>…</w:t>
-            </w:r>
-            <w:r>
-              <w:rPr>
-                <w:rFonts w:ascii="Latha" w:hAnsi="Latha" w:cs="Latha"/>
-                <w:sz w:val="28"/>
-                <w:szCs w:val="28"/>
-                <w:lang w:bidi="ta-IN"/>
-              </w:rPr>
-              <w:t xml:space="preserve"> </w:t>
-            </w:r>
-            <w:r>
-              <w:rPr>
-                <w:rFonts w:ascii="Latha" w:hAnsi="Latha" w:cs="Latha"/>
-                <w:sz w:val="28"/>
-                <w:szCs w:val="28"/>
-                <w:cs/>
-                <w:lang w:bidi="ta-IN"/>
-              </w:rPr>
-              <w:t>ஆஸீ</w:t>
-            </w:r>
-            <w:r>
-              <w:rPr>
-                <w:rFonts w:ascii="BRH Tamil Tab Extra" w:hAnsi="BRH Tamil Tab Extra" w:cs="Latha"/>
-                <w:b/>
-                <w:sz w:val="36"/>
-                <w:szCs w:val="28"/>
-                <w:lang w:bidi="ta-IN"/>
-              </w:rPr>
-              <w:t>†</w:t>
-            </w:r>
-            <w:r>
-              <w:rPr>
-                <w:rFonts w:ascii="Latha" w:hAnsi="Latha" w:cs="Latha"/>
-                <w:sz w:val="28"/>
-                <w:szCs w:val="28"/>
-                <w:cs/>
-                <w:lang w:bidi="ta-IN"/>
-              </w:rPr>
-              <w:t>ன</w:t>
+              <w:t>‡</w:t>
+            </w:r>
+            <w:r>
+              <w:rPr>
+                <w:rFonts w:ascii="Latha" w:hAnsi="Latha" w:cs="Latha"/>
+                <w:sz w:val="28"/>
+                <w:szCs w:val="28"/>
+                <w:cs/>
+                <w:lang w:bidi="ta-IN"/>
+              </w:rPr>
+              <w:t>ஹ்மண</w:t>
             </w:r>
             <w:r>
               <w:rPr>
@@ -6459,50 +7653,11 @@
                 <w:rFonts w:ascii="Latha" w:hAnsi="Latha" w:cs="Latha"/>
                 <w:sz w:val="28"/>
                 <w:szCs w:val="28"/>
-                <w:cs/>
-                <w:lang w:bidi="ta-IN"/>
-              </w:rPr>
-              <w:t>லோ</w:t>
-            </w:r>
-            <w:r>
-              <w:rPr>
-                <w:rFonts w:ascii="BRH Tamil Tab Extra" w:hAnsi="BRH Tamil Tab Extra" w:cs="Latha"/>
-                <w:b/>
-                <w:sz w:val="32"/>
-                <w:szCs w:val="28"/>
-                <w:lang w:bidi="ta-IN"/>
-              </w:rPr>
-              <w:t>…</w:t>
-            </w:r>
-            <w:r>
-              <w:rPr>
-                <w:rFonts w:ascii="Latha" w:hAnsi="Latha" w:cs="Latha"/>
-                <w:sz w:val="28"/>
-                <w:szCs w:val="28"/>
-                <w:cs/>
-                <w:lang w:bidi="ta-IN"/>
-              </w:rPr>
-              <w:t>கஸ்யா</w:t>
-            </w:r>
-            <w:r>
-              <w:rPr>
-                <w:rFonts w:ascii="BRH Tamil Tab Extra" w:hAnsi="BRH Tamil Tab Extra" w:cs="Latha"/>
-                <w:b/>
-                <w:sz w:val="32"/>
-                <w:szCs w:val="28"/>
-                <w:lang w:bidi="ta-IN"/>
-              </w:rPr>
-              <w:t>…</w:t>
-            </w:r>
-            <w:r>
-              <w:rPr>
-                <w:rFonts w:ascii="Latha" w:hAnsi="Latha" w:cs="Latha"/>
-                <w:sz w:val="28"/>
-                <w:szCs w:val="28"/>
-                <w:cs/>
-                <w:lang w:bidi="ta-IN"/>
-              </w:rPr>
-              <w:t>பி</w:t>
+                <w:highlight w:val="green"/>
+                <w:cs/>
+                <w:lang w:bidi="ta-IN"/>
+              </w:rPr>
+              <w:t>ப்</w:t>
             </w:r>
             <w:r>
               <w:rPr>
@@ -6512,20 +7667,64 @@
                 <w:position w:val="-12"/>
                 <w:sz w:val="28"/>
                 <w:szCs w:val="28"/>
-                <w:cs/>
-                <w:lang w:bidi="ta-IN"/>
-              </w:rPr>
-              <w:t>4</w:t>
-            </w:r>
-            <w:r>
-              <w:rPr>
-                <w:rFonts w:ascii="Latha" w:hAnsi="Latha" w:cs="Latha"/>
-                <w:sz w:val="28"/>
-                <w:szCs w:val="28"/>
-                <w:cs/>
-                <w:lang w:bidi="ta-IN"/>
-              </w:rPr>
-              <w:t>ஜி</w:t>
+                <w:highlight w:val="green"/>
+                <w:cs/>
+                <w:lang w:bidi="ta-IN"/>
+              </w:rPr>
+              <w:t>3</w:t>
+            </w:r>
+            <w:r>
+              <w:rPr>
+                <w:rFonts w:ascii="Latha" w:hAnsi="Latha" w:cs="Latha"/>
+                <w:sz w:val="28"/>
+                <w:szCs w:val="28"/>
+                <w:highlight w:val="green"/>
+                <w:cs/>
+                <w:lang w:bidi="ta-IN"/>
+              </w:rPr>
+              <w:t>ரா</w:t>
+            </w:r>
+            <w:r>
+              <w:rPr>
+                <w:rFonts w:ascii="BRH Tamil Tab Extra" w:hAnsi="BRH Tamil Tab Extra" w:cs="Latha"/>
+                <w:b/>
+                <w:sz w:val="32"/>
+                <w:szCs w:val="28"/>
+                <w:highlight w:val="green"/>
+                <w:lang w:bidi="ta-IN"/>
+              </w:rPr>
+              <w:t>…</w:t>
+            </w:r>
+            <w:r>
+              <w:rPr>
+                <w:rFonts w:ascii="Latha" w:hAnsi="Latha" w:cs="Latha"/>
+                <w:sz w:val="28"/>
+                <w:szCs w:val="28"/>
+                <w:highlight w:val="green"/>
+                <w:cs/>
+                <w:lang w:bidi="ta-IN"/>
+              </w:rPr>
+              <w:t>ஹ்ம</w:t>
+            </w:r>
+            <w:r>
+              <w:rPr>
+                <w:rFonts w:ascii="BRH Tamil Tab Extra" w:hAnsi="BRH Tamil Tab Extra" w:cs="Latha"/>
+                <w:b/>
+                <w:sz w:val="32"/>
+                <w:szCs w:val="28"/>
+                <w:lang w:bidi="ta-IN"/>
+              </w:rPr>
+              <w:t>…</w:t>
+            </w:r>
+            <w:r>
+              <w:rPr>
+                <w:rFonts w:ascii="Latha" w:hAnsi="Latha" w:cs="Latha"/>
+                <w:sz w:val="28"/>
+                <w:szCs w:val="28"/>
+                <w:cs/>
+                <w:lang w:bidi="ta-IN"/>
+              </w:rPr>
+              <w:t>ணஶ்ச</w:t>
             </w:r>
             <w:r>
               <w:rPr>
@@ -6533,7 +7732,6 @@
                 <w:b/>
                 <w:sz w:val="36"/>
                 <w:szCs w:val="28"/>
-                <w:highlight w:val="green"/>
                 <w:lang w:bidi="ta-IN"/>
               </w:rPr>
               <w:t>†</w:t>
@@ -6543,22 +7741,74 @@
                 <w:rFonts w:ascii="Latha" w:hAnsi="Latha" w:cs="Latha"/>
                 <w:sz w:val="28"/>
                 <w:szCs w:val="28"/>
-                <w:highlight w:val="green"/>
-                <w:cs/>
-                <w:lang w:bidi="ta-IN"/>
-              </w:rPr>
-              <w:t>த்</w:t>
-            </w:r>
-            <w:r>
-              <w:rPr>
-                <w:rFonts w:ascii="Latha" w:hAnsi="Latha" w:cs="Latha" w:hint="cs"/>
-                <w:sz w:val="28"/>
-                <w:szCs w:val="28"/>
-                <w:highlight w:val="green"/>
-                <w:cs/>
-                <w:lang w:bidi="ta-IN"/>
-              </w:rPr>
-              <w:t>யை</w:t>
+                <w:lang w:bidi="ta-IN"/>
+              </w:rPr>
+              <w:t xml:space="preserve"> | </w:t>
+            </w:r>
+            <w:r>
+              <w:rPr>
+                <w:rFonts w:ascii="Latha" w:hAnsi="Latha" w:cs="Latha"/>
+                <w:sz w:val="28"/>
+                <w:szCs w:val="28"/>
+                <w:cs/>
+                <w:lang w:bidi="ta-IN"/>
+              </w:rPr>
+              <w:t>சாப்</w:t>
+            </w:r>
+            <w:r>
+              <w:rPr>
+                <w:rFonts w:ascii="Latha" w:hAnsi="Latha" w:cs="Latha"/>
+                <w:b/>
+                <w:bCs/>
+                <w:position w:val="-12"/>
+                <w:sz w:val="28"/>
+                <w:szCs w:val="28"/>
+                <w:cs/>
+                <w:lang w:bidi="ta-IN"/>
+              </w:rPr>
+              <w:t>3</w:t>
+            </w:r>
+            <w:r>
+              <w:rPr>
+                <w:rFonts w:ascii="Latha" w:hAnsi="Latha" w:cs="Latha"/>
+                <w:sz w:val="28"/>
+                <w:szCs w:val="28"/>
+                <w:cs/>
+                <w:lang w:bidi="ta-IN"/>
+              </w:rPr>
+              <w:t>ரா</w:t>
+            </w:r>
+            <w:r>
+              <w:rPr>
+                <w:rFonts w:ascii="BRH Tamil Tab Extra" w:hAnsi="BRH Tamil Tab Extra" w:cs="Latha"/>
+                <w:b/>
+                <w:sz w:val="36"/>
+                <w:szCs w:val="28"/>
+                <w:lang w:bidi="ta-IN"/>
+              </w:rPr>
+              <w:t>‡</w:t>
+            </w:r>
+            <w:r>
+              <w:rPr>
+                <w:rFonts w:ascii="Latha" w:hAnsi="Latha" w:cs="Latha"/>
+                <w:sz w:val="28"/>
+                <w:szCs w:val="28"/>
+                <w:cs/>
+                <w:lang w:bidi="ta-IN"/>
+              </w:rPr>
+              <w:t>ஹ்மண</w:t>
+            </w:r>
+            <w:r>
+              <w:rPr>
+                <w:rFonts w:ascii="Latha" w:hAnsi="Latha" w:cs="Latha"/>
+                <w:b/>
+                <w:bCs/>
+                <w:sz w:val="32"/>
+                <w:szCs w:val="32"/>
+                <w:cs/>
+                <w:lang w:bidi="ta-IN"/>
+              </w:rPr>
+              <w:t>:</w:t>
             </w:r>
             <w:r>
               <w:rPr>
@@ -6577,679 +7827,7 @@
                 <w:szCs w:val="28"/>
                 <w:lang w:bidi="ta-IN"/>
               </w:rPr>
-              <w:t xml:space="preserve">| </w:t>
-            </w:r>
-            <w:r>
-              <w:rPr>
-                <w:rFonts w:ascii="Latha" w:hAnsi="Latha" w:cs="Latha"/>
-                <w:sz w:val="28"/>
-                <w:szCs w:val="28"/>
-                <w:cs/>
-                <w:lang w:bidi="ta-IN"/>
-              </w:rPr>
-              <w:t>அ</w:t>
-            </w:r>
-            <w:r>
-              <w:rPr>
-                <w:rFonts w:ascii="BRH Tamil Tab Extra" w:hAnsi="BRH Tamil Tab Extra" w:cs="Latha"/>
-                <w:b/>
-                <w:sz w:val="32"/>
-                <w:szCs w:val="28"/>
-                <w:lang w:bidi="ta-IN"/>
-              </w:rPr>
-              <w:t>…</w:t>
-            </w:r>
-            <w:r>
-              <w:rPr>
-                <w:rFonts w:ascii="Latha" w:hAnsi="Latha" w:cs="Latha"/>
-                <w:sz w:val="28"/>
-                <w:szCs w:val="28"/>
-                <w:cs/>
-                <w:lang w:bidi="ta-IN"/>
-              </w:rPr>
-              <w:t>பி</w:t>
-            </w:r>
-            <w:r>
-              <w:rPr>
-                <w:rFonts w:ascii="Latha" w:hAnsi="Latha" w:cs="Latha"/>
-                <w:b/>
-                <w:bCs/>
-                <w:position w:val="-12"/>
-                <w:sz w:val="28"/>
-                <w:szCs w:val="28"/>
-                <w:cs/>
-                <w:lang w:bidi="ta-IN"/>
-              </w:rPr>
-              <w:t>4</w:t>
-            </w:r>
-            <w:r>
-              <w:rPr>
-                <w:rFonts w:ascii="Latha" w:hAnsi="Latha" w:cs="Latha"/>
-                <w:sz w:val="28"/>
-                <w:szCs w:val="28"/>
-                <w:cs/>
-                <w:lang w:bidi="ta-IN"/>
-              </w:rPr>
-              <w:t>ஜி</w:t>
-            </w:r>
-            <w:r>
-              <w:rPr>
-                <w:rFonts w:ascii="BRH Tamil Tab Extra" w:hAnsi="BRH Tamil Tab Extra" w:cs="Latha"/>
-                <w:b/>
-                <w:sz w:val="36"/>
-                <w:szCs w:val="28"/>
-                <w:lang w:bidi="ta-IN"/>
-              </w:rPr>
-              <w:t>†</w:t>
-            </w:r>
-            <w:r>
-              <w:rPr>
-                <w:rFonts w:ascii="Latha" w:hAnsi="Latha" w:cs="Latha"/>
-                <w:sz w:val="28"/>
-                <w:szCs w:val="28"/>
-                <w:cs/>
-                <w:lang w:bidi="ta-IN"/>
-              </w:rPr>
-              <w:t>த்யா</w:t>
-            </w:r>
-            <w:r>
-              <w:rPr>
-                <w:rFonts w:ascii="BRH Tamil Tab Extra" w:hAnsi="BRH Tamil Tab Extra" w:cs="Latha"/>
-                <w:b/>
-                <w:sz w:val="32"/>
-                <w:szCs w:val="28"/>
-                <w:lang w:bidi="ta-IN"/>
-              </w:rPr>
-              <w:t>…</w:t>
-            </w:r>
-            <w:r>
-              <w:rPr>
-                <w:rFonts w:ascii="Latha" w:hAnsi="Latha" w:cs="Latha"/>
-                <w:sz w:val="28"/>
-                <w:szCs w:val="28"/>
-                <w:lang w:bidi="ta-IN"/>
-              </w:rPr>
-              <w:t xml:space="preserve"> </w:t>
-            </w:r>
-            <w:r>
-              <w:rPr>
-                <w:rFonts w:ascii="Latha" w:hAnsi="Latha" w:cs="Latha"/>
-                <w:sz w:val="28"/>
-                <w:szCs w:val="28"/>
-                <w:cs/>
-                <w:lang w:bidi="ta-IN"/>
-              </w:rPr>
-              <w:t>ஆஸீ</w:t>
-            </w:r>
-            <w:r>
-              <w:rPr>
-                <w:rFonts w:ascii="BRH Tamil Tab Extra" w:hAnsi="BRH Tamil Tab Extra" w:cs="Latha"/>
-                <w:b/>
-                <w:sz w:val="36"/>
-                <w:szCs w:val="28"/>
-                <w:lang w:bidi="ta-IN"/>
-              </w:rPr>
-              <w:t>†</w:t>
-            </w:r>
-            <w:r>
-              <w:rPr>
-                <w:rFonts w:ascii="Latha" w:hAnsi="Latha" w:cs="Latha"/>
-                <w:sz w:val="28"/>
-                <w:szCs w:val="28"/>
-                <w:cs/>
-                <w:lang w:bidi="ta-IN"/>
-              </w:rPr>
-              <w:t>ன</w:t>
-            </w:r>
-            <w:r>
-              <w:rPr>
-                <w:rFonts w:ascii="Latha" w:hAnsi="Latha" w:cs="Latha"/>
-                <w:b/>
-                <w:bCs/>
-                <w:sz w:val="32"/>
-                <w:szCs w:val="32"/>
-                <w:cs/>
-                <w:lang w:bidi="ta-IN"/>
-              </w:rPr>
-              <w:t>:</w:t>
-            </w:r>
-            <w:r>
-              <w:rPr>
-                <w:rFonts w:ascii="Latha" w:hAnsi="Latha" w:cs="Latha"/>
-                <w:sz w:val="28"/>
-                <w:szCs w:val="28"/>
-                <w:cs/>
-                <w:lang w:bidi="ta-IN"/>
-              </w:rPr>
-              <w:t xml:space="preserve"> </w:t>
-            </w:r>
-            <w:r>
-              <w:rPr>
-                <w:rFonts w:ascii="Latha" w:hAnsi="Latha" w:cs="Latha"/>
-                <w:sz w:val="28"/>
-                <w:szCs w:val="28"/>
-                <w:lang w:bidi="ta-IN"/>
-              </w:rPr>
               <w:t>|</w:t>
-            </w:r>
-          </w:p>
-        </w:tc>
-      </w:tr>
-      <w:tr>
-        <w:trPr>
-          <w:trHeight w:val="980"/>
-        </w:trPr>
-        <w:tc>
-          <w:tcPr>
-            <w:tcW w:w="3877" w:type="dxa"/>
-            <w:tcBorders>
-              <w:top w:val="single" w:sz="4" w:space="0" w:color="000000"/>
-              <w:left w:val="single" w:sz="4" w:space="0" w:color="000000"/>
-              <w:bottom w:val="single" w:sz="4" w:space="0" w:color="000000"/>
-              <w:right w:val="single" w:sz="4" w:space="0" w:color="000000"/>
-            </w:tcBorders>
-          </w:tcPr>
-          <w:p>
-            <w:pPr>
-              <w:widowControl w:val="0"/>
-              <w:tabs>
-                <w:tab w:val="left" w:pos="993"/>
-              </w:tabs>
-              <w:autoSpaceDE w:val="0"/>
-              <w:autoSpaceDN w:val="0"/>
-              <w:adjustRightInd w:val="0"/>
-              <w:spacing w:before="0" w:line="240" w:lineRule="auto"/>
-              <w:ind w:right="297"/>
-              <w:rPr>
-                <w:rFonts w:cs="Arial"/>
-                <w:b/>
-                <w:sz w:val="28"/>
-                <w:szCs w:val="32"/>
-                <w:lang w:val="en-IN" w:bidi="ta-IN"/>
-              </w:rPr>
-            </w:pPr>
-            <w:r>
-              <w:rPr>
-                <w:rFonts w:cs="Arial"/>
-                <w:b/>
-                <w:sz w:val="28"/>
-                <w:szCs w:val="32"/>
-                <w:lang w:val="en-IN" w:bidi="ta-IN"/>
-              </w:rPr>
-              <w:t>T.S.2.5.11.5 Kramam</w:t>
-            </w:r>
-          </w:p>
-          <w:p>
-            <w:pPr>
-              <w:widowControl w:val="0"/>
-              <w:tabs>
-                <w:tab w:val="left" w:pos="993"/>
-              </w:tabs>
-              <w:autoSpaceDE w:val="0"/>
-              <w:autoSpaceDN w:val="0"/>
-              <w:adjustRightInd w:val="0"/>
-              <w:spacing w:before="0" w:line="240" w:lineRule="auto"/>
-              <w:ind w:right="297"/>
-              <w:rPr>
-                <w:rFonts w:cs="Arial"/>
-                <w:b/>
-                <w:szCs w:val="28"/>
-                <w:lang w:val="en-IN" w:bidi="ta-IN"/>
-              </w:rPr>
-            </w:pPr>
-            <w:r>
-              <w:rPr>
-                <w:rFonts w:cs="Arial"/>
-                <w:b/>
-                <w:szCs w:val="28"/>
-                <w:lang w:val="en-IN" w:bidi="ta-IN"/>
-              </w:rPr>
-              <w:t>Krama Vaakyam No. – 13,14</w:t>
-            </w:r>
-          </w:p>
-          <w:p>
-            <w:pPr>
-              <w:widowControl w:val="0"/>
-              <w:tabs>
-                <w:tab w:val="left" w:pos="993"/>
-              </w:tabs>
-              <w:autoSpaceDE w:val="0"/>
-              <w:autoSpaceDN w:val="0"/>
-              <w:adjustRightInd w:val="0"/>
-              <w:spacing w:before="0" w:line="240" w:lineRule="auto"/>
-              <w:ind w:right="297"/>
-              <w:rPr>
-                <w:rFonts w:cs="Arial"/>
-                <w:b/>
-                <w:sz w:val="28"/>
-                <w:szCs w:val="32"/>
-                <w:lang w:val="it-IT" w:bidi="ta-IN"/>
-              </w:rPr>
-            </w:pPr>
-            <w:r>
-              <w:rPr>
-                <w:rFonts w:cs="Arial"/>
-                <w:b/>
-                <w:sz w:val="28"/>
-                <w:szCs w:val="32"/>
-                <w:lang w:val="it-IT" w:bidi="ta-IN"/>
-              </w:rPr>
-              <w:t>Panchaati No</w:t>
-            </w:r>
-            <w:r>
-              <w:rPr>
-                <w:rFonts w:cs="Arial"/>
-                <w:b/>
-                <w:szCs w:val="32"/>
-                <w:lang w:val="it-IT" w:bidi="ta-IN"/>
-              </w:rPr>
-              <w:t>. -</w:t>
-            </w:r>
-            <w:r>
-              <w:rPr>
-                <w:rFonts w:cs="Arial"/>
-                <w:b/>
-                <w:sz w:val="28"/>
-                <w:szCs w:val="28"/>
-                <w:lang w:val="it-IT" w:bidi="ta-IN"/>
-              </w:rPr>
-              <w:t xml:space="preserve"> 6</w:t>
-            </w:r>
-            <w:r>
-              <w:rPr>
-                <w:rFonts w:cs="Arial"/>
-                <w:b/>
-                <w:sz w:val="28"/>
-                <w:szCs w:val="28"/>
-                <w:lang w:val="it-IT" w:bidi="ta-IN"/>
-              </w:rPr>
-              <w:t>5</w:t>
-            </w:r>
-          </w:p>
-        </w:tc>
-        <w:tc>
-          <w:tcPr>
-            <w:tcW w:w="5132" w:type="dxa"/>
-            <w:tcBorders>
-              <w:top w:val="single" w:sz="4" w:space="0" w:color="000000"/>
-              <w:left w:val="single" w:sz="4" w:space="0" w:color="000000"/>
-              <w:bottom w:val="single" w:sz="4" w:space="0" w:color="000000"/>
-              <w:right w:val="single" w:sz="4" w:space="0" w:color="000000"/>
-            </w:tcBorders>
-          </w:tcPr>
-          <w:p>
-            <w:pPr>
-              <w:widowControl w:val="0"/>
-              <w:autoSpaceDE w:val="0"/>
-              <w:autoSpaceDN w:val="0"/>
-              <w:adjustRightInd w:val="0"/>
-              <w:spacing w:before="0" w:line="240" w:lineRule="auto"/>
-              <w:rPr>
-                <w:rFonts w:ascii="BRH Malayalam Extra" w:hAnsi="BRH Malayalam Extra" w:cs="BRH Malayalam Extra"/>
-                <w:sz w:val="40"/>
-                <w:szCs w:val="40"/>
-                <w:lang w:val="it-IT"/>
-              </w:rPr>
-            </w:pPr>
-            <w:r>
-              <w:rPr>
-                <w:rFonts w:ascii="Latha" w:hAnsi="Latha" w:cs="Latha"/>
-                <w:sz w:val="28"/>
-                <w:szCs w:val="28"/>
-                <w:cs/>
-                <w:lang w:bidi="ta-IN"/>
-              </w:rPr>
-              <w:t>வா</w:t>
-            </w:r>
-            <w:r>
-              <w:rPr>
-                <w:rFonts w:ascii="BRH Tamil Tab Extra" w:hAnsi="BRH Tamil Tab Extra" w:cs="Latha"/>
-                <w:b/>
-                <w:sz w:val="32"/>
-                <w:szCs w:val="28"/>
-                <w:lang w:bidi="ta-IN"/>
-              </w:rPr>
-              <w:t>…</w:t>
-            </w:r>
-            <w:r>
-              <w:rPr>
-                <w:rFonts w:ascii="Latha" w:hAnsi="Latha" w:cs="Latha"/>
-                <w:sz w:val="28"/>
-                <w:szCs w:val="28"/>
-                <w:cs/>
-                <w:lang w:bidi="ta-IN"/>
-              </w:rPr>
-              <w:t xml:space="preserve">சா </w:t>
-            </w:r>
-            <w:r>
-              <w:rPr>
-                <w:rFonts w:ascii="Latha" w:hAnsi="Latha" w:cs="Latha"/>
-                <w:sz w:val="28"/>
-                <w:szCs w:val="28"/>
-                <w:highlight w:val="yellow"/>
-                <w:cs/>
-                <w:lang w:bidi="ta-IN"/>
-              </w:rPr>
-              <w:t>வ</w:t>
-            </w:r>
-            <w:r>
-              <w:rPr>
-                <w:rFonts w:ascii="BRH Tamil Tab Extra" w:hAnsi="BRH Tamil Tab Extra" w:cs="Latha"/>
-                <w:b/>
-                <w:sz w:val="36"/>
-                <w:szCs w:val="28"/>
-                <w:highlight w:val="yellow"/>
-                <w:lang w:bidi="ta-IN"/>
-              </w:rPr>
-              <w:t>†</w:t>
-            </w:r>
-            <w:r>
-              <w:rPr>
-                <w:rFonts w:ascii="Latha" w:hAnsi="Latha" w:cs="Latha"/>
-                <w:sz w:val="28"/>
-                <w:szCs w:val="28"/>
-                <w:highlight w:val="yellow"/>
-                <w:cs/>
-                <w:lang w:bidi="ta-IN"/>
-              </w:rPr>
-              <w:t>த</w:t>
-            </w:r>
-            <w:r>
-              <w:rPr>
-                <w:rFonts w:ascii="Latha" w:hAnsi="Latha" w:cs="Latha"/>
-                <w:b/>
-                <w:bCs/>
-                <w:position w:val="-12"/>
-                <w:sz w:val="28"/>
-                <w:szCs w:val="28"/>
-                <w:cs/>
-                <w:lang w:bidi="ta-IN"/>
-              </w:rPr>
-              <w:t>3</w:t>
-            </w:r>
-            <w:r>
-              <w:rPr>
-                <w:rFonts w:ascii="Latha" w:hAnsi="Latha" w:cs="Latha"/>
-                <w:sz w:val="28"/>
-                <w:szCs w:val="28"/>
-                <w:cs/>
-                <w:lang w:bidi="ta-IN"/>
-              </w:rPr>
-              <w:t xml:space="preserve">தி </w:t>
-            </w:r>
-            <w:r>
-              <w:rPr>
-                <w:rFonts w:ascii="Latha" w:hAnsi="Latha" w:cs="Latha"/>
-                <w:sz w:val="28"/>
-                <w:szCs w:val="28"/>
-                <w:lang w:bidi="ta-IN"/>
-              </w:rPr>
-              <w:t xml:space="preserve">| </w:t>
-            </w:r>
-            <w:r>
-              <w:rPr>
-                <w:rFonts w:ascii="Latha" w:hAnsi="Latha" w:cs="Latha"/>
-                <w:sz w:val="28"/>
-                <w:szCs w:val="28"/>
-                <w:highlight w:val="yellow"/>
-                <w:cs/>
-                <w:lang w:bidi="ta-IN"/>
-              </w:rPr>
-              <w:t>வ</w:t>
-            </w:r>
-            <w:r>
-              <w:rPr>
-                <w:rFonts w:ascii="BRH Tamil Tab Extra" w:hAnsi="BRH Tamil Tab Extra" w:cs="Latha"/>
-                <w:b/>
-                <w:sz w:val="32"/>
-                <w:szCs w:val="28"/>
-                <w:lang w:bidi="ta-IN"/>
-              </w:rPr>
-              <w:t>…</w:t>
-            </w:r>
-            <w:r>
-              <w:rPr>
-                <w:rFonts w:ascii="Latha" w:hAnsi="Latha" w:cs="Latha"/>
-                <w:sz w:val="28"/>
-                <w:szCs w:val="28"/>
-                <w:cs/>
-                <w:lang w:bidi="ta-IN"/>
-              </w:rPr>
-              <w:t>த</w:t>
-            </w:r>
-            <w:r>
-              <w:rPr>
-                <w:rFonts w:ascii="BRH Tamil Tab Extra" w:hAnsi="BRH Tamil Tab Extra" w:cs="Latha"/>
-                <w:b/>
-                <w:sz w:val="32"/>
-                <w:szCs w:val="28"/>
-                <w:lang w:bidi="ta-IN"/>
-              </w:rPr>
-              <w:t>…</w:t>
-            </w:r>
-            <w:r>
-              <w:rPr>
-                <w:rFonts w:ascii="Latha" w:hAnsi="Latha" w:cs="Latha"/>
-                <w:b/>
-                <w:bCs/>
-                <w:position w:val="-12"/>
-                <w:sz w:val="28"/>
-                <w:szCs w:val="28"/>
-                <w:cs/>
-                <w:lang w:bidi="ta-IN"/>
-              </w:rPr>
-              <w:t>3</w:t>
-            </w:r>
-            <w:r>
-              <w:rPr>
-                <w:rFonts w:ascii="Latha" w:hAnsi="Latha" w:cs="Latha"/>
-                <w:sz w:val="28"/>
-                <w:szCs w:val="28"/>
-                <w:cs/>
-                <w:lang w:bidi="ta-IN"/>
-              </w:rPr>
-              <w:t>தீதி</w:t>
-            </w:r>
-            <w:r>
-              <w:rPr>
-                <w:rFonts w:ascii="BRH Tamil Tab Extra" w:hAnsi="BRH Tamil Tab Extra" w:cs="Latha"/>
-                <w:b/>
-                <w:sz w:val="36"/>
-                <w:szCs w:val="28"/>
-                <w:lang w:bidi="ta-IN"/>
-              </w:rPr>
-              <w:t>†</w:t>
-            </w:r>
-            <w:r>
-              <w:rPr>
-                <w:rFonts w:ascii="Latha" w:hAnsi="Latha" w:cs="Latha"/>
-                <w:sz w:val="28"/>
-                <w:szCs w:val="28"/>
-                <w:lang w:bidi="ta-IN"/>
-              </w:rPr>
-              <w:t xml:space="preserve"> |</w:t>
-            </w:r>
-          </w:p>
-        </w:tc>
-        <w:tc>
-          <w:tcPr>
-            <w:tcW w:w="5528" w:type="dxa"/>
-            <w:tcBorders>
-              <w:top w:val="single" w:sz="4" w:space="0" w:color="000000"/>
-              <w:left w:val="single" w:sz="4" w:space="0" w:color="000000"/>
-              <w:bottom w:val="single" w:sz="4" w:space="0" w:color="000000"/>
-              <w:right w:val="single" w:sz="4" w:space="0" w:color="000000"/>
-            </w:tcBorders>
-          </w:tcPr>
-          <w:p>
-            <w:pPr>
-              <w:widowControl w:val="0"/>
-              <w:autoSpaceDE w:val="0"/>
-              <w:autoSpaceDN w:val="0"/>
-              <w:adjustRightInd w:val="0"/>
-              <w:spacing w:before="0" w:line="240" w:lineRule="auto"/>
-              <w:rPr>
-                <w:rFonts w:ascii="BRH Malayalam Extra" w:hAnsi="BRH Malayalam Extra" w:cs="BRH Malayalam Extra"/>
-                <w:sz w:val="40"/>
-                <w:szCs w:val="40"/>
-                <w:lang w:val="it-IT"/>
-              </w:rPr>
-            </w:pPr>
-            <w:r>
-              <w:rPr>
-                <w:rFonts w:ascii="Latha" w:hAnsi="Latha" w:cs="Latha"/>
-                <w:sz w:val="28"/>
-                <w:szCs w:val="28"/>
-                <w:cs/>
-                <w:lang w:bidi="ta-IN"/>
-              </w:rPr>
-              <w:t>வா</w:t>
-            </w:r>
-            <w:r>
-              <w:rPr>
-                <w:rFonts w:ascii="BRH Tamil Tab Extra" w:hAnsi="BRH Tamil Tab Extra" w:cs="Latha"/>
-                <w:b/>
-                <w:sz w:val="32"/>
-                <w:szCs w:val="28"/>
-                <w:lang w:bidi="ta-IN"/>
-              </w:rPr>
-              <w:t>…</w:t>
-            </w:r>
-            <w:r>
-              <w:rPr>
-                <w:rFonts w:ascii="Latha" w:hAnsi="Latha" w:cs="Latha"/>
-                <w:sz w:val="28"/>
-                <w:szCs w:val="28"/>
-                <w:cs/>
-                <w:lang w:bidi="ta-IN"/>
-              </w:rPr>
-              <w:t xml:space="preserve">சா </w:t>
-            </w:r>
-            <w:r>
-              <w:rPr>
-                <w:rFonts w:ascii="Latha" w:hAnsi="Latha" w:cs="Latha"/>
-                <w:sz w:val="28"/>
-                <w:szCs w:val="28"/>
-                <w:highlight w:val="green"/>
-                <w:cs/>
-                <w:lang w:bidi="ta-IN"/>
-              </w:rPr>
-              <w:t>வத</w:t>
-            </w:r>
-            <w:r>
-              <w:rPr>
-                <w:rFonts w:ascii="BRH Tamil Tab Extra" w:hAnsi="BRH Tamil Tab Extra" w:cs="Latha"/>
-                <w:b/>
-                <w:sz w:val="36"/>
-                <w:szCs w:val="28"/>
-                <w:lang w:bidi="ta-IN"/>
-              </w:rPr>
-              <w:t>†</w:t>
-            </w:r>
-            <w:r>
-              <w:rPr>
-                <w:rFonts w:ascii="Latha" w:hAnsi="Latha" w:cs="Latha"/>
-                <w:b/>
-                <w:bCs/>
-                <w:position w:val="-12"/>
-                <w:sz w:val="28"/>
-                <w:szCs w:val="28"/>
-                <w:cs/>
-                <w:lang w:bidi="ta-IN"/>
-              </w:rPr>
-              <w:t>3</w:t>
-            </w:r>
-            <w:r>
-              <w:rPr>
-                <w:rFonts w:ascii="Latha" w:hAnsi="Latha" w:cs="Latha"/>
-                <w:sz w:val="28"/>
-                <w:szCs w:val="28"/>
-                <w:cs/>
-                <w:lang w:bidi="ta-IN"/>
-              </w:rPr>
-              <w:t xml:space="preserve">தி </w:t>
-            </w:r>
-            <w:r>
-              <w:rPr>
-                <w:rFonts w:ascii="Latha" w:hAnsi="Latha" w:cs="Latha"/>
-                <w:sz w:val="28"/>
-                <w:szCs w:val="28"/>
-                <w:lang w:bidi="ta-IN"/>
-              </w:rPr>
-              <w:t xml:space="preserve">| </w:t>
-            </w:r>
-            <w:r>
-              <w:rPr>
-                <w:rFonts w:ascii="Latha" w:hAnsi="Latha" w:cs="Latha"/>
-                <w:sz w:val="28"/>
-                <w:szCs w:val="28"/>
-                <w:highlight w:val="green"/>
-                <w:cs/>
-                <w:lang w:bidi="ta-IN"/>
-              </w:rPr>
-              <w:t>வ</w:t>
-            </w:r>
-            <w:r>
-              <w:rPr>
-                <w:rFonts w:ascii="Latha" w:hAnsi="Latha" w:cs="Latha"/>
-                <w:sz w:val="28"/>
-                <w:szCs w:val="28"/>
-                <w:cs/>
-                <w:lang w:bidi="ta-IN"/>
-              </w:rPr>
-              <w:t>த</w:t>
-            </w:r>
-            <w:r>
-              <w:rPr>
-                <w:rFonts w:ascii="BRH Tamil Tab Extra" w:hAnsi="BRH Tamil Tab Extra" w:cs="Latha"/>
-                <w:b/>
-                <w:sz w:val="32"/>
-                <w:szCs w:val="28"/>
-                <w:lang w:bidi="ta-IN"/>
-              </w:rPr>
-              <w:t>…</w:t>
-            </w:r>
-            <w:r>
-              <w:rPr>
-                <w:rFonts w:ascii="Latha" w:hAnsi="Latha" w:cs="Latha"/>
-                <w:b/>
-                <w:bCs/>
-                <w:position w:val="-12"/>
-                <w:sz w:val="28"/>
-                <w:szCs w:val="28"/>
-                <w:cs/>
-                <w:lang w:bidi="ta-IN"/>
-              </w:rPr>
-              <w:t>3</w:t>
-            </w:r>
-            <w:r>
-              <w:rPr>
-                <w:rFonts w:ascii="Latha" w:hAnsi="Latha" w:cs="Latha"/>
-                <w:sz w:val="28"/>
-                <w:szCs w:val="28"/>
-                <w:cs/>
-                <w:lang w:bidi="ta-IN"/>
-              </w:rPr>
-              <w:t>தீதி</w:t>
-            </w:r>
-            <w:r>
-              <w:rPr>
-                <w:rFonts w:ascii="BRH Tamil Tab Extra" w:hAnsi="BRH Tamil Tab Extra" w:cs="Latha"/>
-                <w:b/>
-                <w:sz w:val="36"/>
-                <w:szCs w:val="28"/>
-                <w:lang w:bidi="ta-IN"/>
-              </w:rPr>
-              <w:t>†</w:t>
-            </w:r>
-            <w:r>
-              <w:rPr>
-                <w:rFonts w:ascii="Latha" w:hAnsi="Latha" w:cs="Latha"/>
-                <w:sz w:val="28"/>
-                <w:szCs w:val="28"/>
-                <w:lang w:bidi="ta-IN"/>
-              </w:rPr>
-              <w:t xml:space="preserve"> |</w:t>
             </w:r>
           </w:p>
         </w:tc>
@@ -7297,7 +7875,6 @@
                 <w:szCs w:val="32"/>
                 <w:lang w:bidi="ta-IN"/>
               </w:rPr>
-              <w:lastRenderedPageBreak/>
               <w:t>T.S.2.5.11.9 Kramam</w:t>
             </w:r>
           </w:p>
@@ -7330,18 +7907,7 @@
                 <w:szCs w:val="32"/>
                 <w:lang w:bidi="ta-IN"/>
               </w:rPr>
-              <w:t xml:space="preserve">Krama Vaakyam No. – </w:t>
-            </w:r>
-            <w:r>
-              <w:rPr>
-                <w:rFonts w:cs="Arial"/>
-                <w:b/>
-                <w:color w:val="000000"/>
-                <w:sz w:val="28"/>
-                <w:szCs w:val="32"/>
-                <w:lang w:bidi="ta-IN"/>
-              </w:rPr>
-              <w:t>18</w:t>
+              <w:t>Krama Vaakyam No. – 42</w:t>
             </w:r>
           </w:p>
           <w:p>
@@ -7425,6 +7991,7 @@
                 <w:rFonts w:ascii="Latha" w:hAnsi="Latha" w:cs="Latha"/>
                 <w:sz w:val="28"/>
                 <w:szCs w:val="28"/>
+                <w:highlight w:val="yellow"/>
                 <w:cs/>
                 <w:lang w:bidi="ta-IN"/>
               </w:rPr>
@@ -7434,22 +8001,30 @@
                 <w:rFonts w:ascii="Latha" w:hAnsi="Latha" w:cs="Latha"/>
                 <w:sz w:val="28"/>
                 <w:szCs w:val="28"/>
-                <w:highlight w:val="yellow"/>
-                <w:cs/>
-                <w:lang w:bidi="ta-IN"/>
-              </w:rPr>
-              <w:t>பா</w:t>
-            </w:r>
-            <w:r>
-              <w:rPr>
-                <w:rFonts w:ascii="BRH Tamil Tab Extra" w:hAnsi="BRH Tamil Tab Extra" w:cs="Latha"/>
-                <w:b/>
-                <w:sz w:val="32"/>
-                <w:szCs w:val="28"/>
-                <w:highlight w:val="yellow"/>
-                <w:lang w:bidi="ta-IN"/>
-              </w:rPr>
-              <w:t>…</w:t>
+                <w:cs/>
+                <w:lang w:bidi="ta-IN"/>
+              </w:rPr>
+              <w:t>தஸ்மா</w:t>
+            </w:r>
+            <w:r>
+              <w:rPr>
+                <w:rFonts w:ascii="BRH Tamil Tab Extra" w:hAnsi="BRH Tamil Tab Extra" w:cs="Latha"/>
+                <w:b/>
+                <w:sz w:val="36"/>
+                <w:szCs w:val="28"/>
+                <w:lang w:bidi="ta-IN"/>
+              </w:rPr>
+              <w:t>‡</w:t>
+            </w:r>
+            <w:r>
+              <w:rPr>
+                <w:rFonts w:ascii="Latha" w:hAnsi="Latha" w:cs="Latha"/>
+                <w:sz w:val="28"/>
+                <w:szCs w:val="28"/>
+                <w:cs/>
+                <w:lang w:bidi="ta-IN"/>
+              </w:rPr>
+              <w:t>த்</w:t>
             </w:r>
             <w:r>
               <w:rPr>
@@ -7459,7 +8034,6 @@
                 <w:position w:val="-12"/>
                 <w:sz w:val="28"/>
                 <w:szCs w:val="28"/>
-                <w:highlight w:val="yellow"/>
                 <w:cs/>
                 <w:lang w:bidi="ta-IN"/>
               </w:rPr>
@@ -7470,70 +8044,10 @@
                 <w:rFonts w:ascii="Latha" w:hAnsi="Latha" w:cs="Latha"/>
                 <w:sz w:val="28"/>
                 <w:szCs w:val="28"/>
-                <w:highlight w:val="yellow"/>
-                <w:cs/>
-                <w:lang w:bidi="ta-IN"/>
-              </w:rPr>
-              <w:t>ஹ்</w:t>
-            </w:r>
-            <w:r>
-              <w:rPr>
-                <w:rFonts w:ascii="Latha" w:hAnsi="Latha" w:cs="Latha"/>
-                <w:sz w:val="28"/>
-                <w:szCs w:val="28"/>
-                <w:cs/>
-                <w:lang w:bidi="ta-IN"/>
-              </w:rPr>
-              <w:t>ம</w:t>
-            </w:r>
-            <w:r>
-              <w:rPr>
-                <w:rFonts w:ascii="BRH Tamil Tab Extra" w:hAnsi="BRH Tamil Tab Extra" w:cs="Latha"/>
-                <w:b/>
-                <w:sz w:val="32"/>
-                <w:szCs w:val="28"/>
-                <w:lang w:bidi="ta-IN"/>
-              </w:rPr>
-              <w:t>…</w:t>
-            </w:r>
-            <w:r>
-              <w:rPr>
-                <w:rFonts w:ascii="Latha" w:hAnsi="Latha" w:cs="Latha"/>
-                <w:sz w:val="28"/>
-                <w:szCs w:val="28"/>
-                <w:cs/>
-                <w:lang w:bidi="ta-IN"/>
-              </w:rPr>
-              <w:t>ணஶ்ச</w:t>
-            </w:r>
-            <w:r>
-              <w:rPr>
-                <w:rFonts w:ascii="BRH Tamil Tab Extra" w:hAnsi="BRH Tamil Tab Extra" w:cs="Latha"/>
-                <w:b/>
-                <w:sz w:val="36"/>
-                <w:szCs w:val="28"/>
-                <w:lang w:bidi="ta-IN"/>
-              </w:rPr>
-              <w:t>†</w:t>
-            </w:r>
-            <w:r>
-              <w:rPr>
-                <w:rFonts w:ascii="Latha" w:hAnsi="Latha" w:cs="Latha"/>
-                <w:sz w:val="28"/>
-                <w:szCs w:val="28"/>
-                <w:lang w:bidi="ta-IN"/>
-              </w:rPr>
-              <w:t xml:space="preserve"> | </w:t>
-            </w:r>
-            <w:r>
-              <w:rPr>
-                <w:rFonts w:ascii="Latha" w:hAnsi="Latha" w:cs="Latha"/>
-                <w:sz w:val="28"/>
-                <w:szCs w:val="28"/>
-                <w:cs/>
-                <w:lang w:bidi="ta-IN"/>
-              </w:rPr>
-              <w:t>சாப்</w:t>
+                <w:cs/>
+                <w:lang w:bidi="ta-IN"/>
+              </w:rPr>
+              <w:t xml:space="preserve"> ப்</w:t>
             </w:r>
             <w:r>
               <w:rPr>
@@ -7560,31 +8074,45 @@
             </w:r>
             <w:r>
               <w:rPr>
-                <w:rFonts w:ascii="BRH Tamil Tab Extra" w:hAnsi="BRH Tamil Tab Extra" w:cs="Latha"/>
-                <w:b/>
-                <w:sz w:val="36"/>
-                <w:szCs w:val="28"/>
-                <w:lang w:bidi="ta-IN"/>
-              </w:rPr>
-              <w:t>‡</w:t>
-            </w:r>
-            <w:r>
-              <w:rPr>
-                <w:rFonts w:ascii="Latha" w:hAnsi="Latha" w:cs="Latha"/>
-                <w:sz w:val="28"/>
-                <w:szCs w:val="28"/>
-                <w:cs/>
-                <w:lang w:bidi="ta-IN"/>
-              </w:rPr>
-              <w:t>ஹ்மண</w:t>
-            </w:r>
-            <w:r>
-              <w:rPr>
-                <w:rFonts w:ascii="Latha" w:hAnsi="Latha" w:cs="Latha"/>
-                <w:b/>
-                <w:bCs/>
-                <w:sz w:val="32"/>
-                <w:szCs w:val="32"/>
+                <w:rFonts w:ascii="Latha" w:hAnsi="Latha" w:cs="Latha"/>
+                <w:sz w:val="28"/>
+                <w:szCs w:val="28"/>
+                <w:highlight w:val="green"/>
+                <w:cs/>
+                <w:lang w:bidi="ta-IN"/>
+              </w:rPr>
+              <w:t>ஹ</w:t>
+            </w:r>
+            <w:r>
+              <w:rPr>
+                <w:rFonts w:ascii="BRH Tamil Tab Extra" w:hAnsi="BRH Tamil Tab Extra" w:cs="Latha"/>
+                <w:b/>
+                <w:sz w:val="32"/>
+                <w:szCs w:val="28"/>
+                <w:highlight w:val="green"/>
+                <w:lang w:bidi="ta-IN"/>
+              </w:rPr>
+              <w:t>…</w:t>
+            </w:r>
+            <w:r>
+              <w:rPr>
+                <w:rFonts w:ascii="Latha" w:hAnsi="Latha" w:cs="Latha"/>
+                <w:sz w:val="28"/>
+                <w:szCs w:val="28"/>
+                <w:highlight w:val="green"/>
+                <w:cs/>
+                <w:lang w:bidi="ta-IN"/>
+              </w:rPr>
+              <w:t>ண</w:t>
+            </w:r>
+            <w:r>
+              <w:rPr>
+                <w:rFonts w:ascii="Latha" w:hAnsi="Latha" w:cs="Latha"/>
+                <w:b/>
+                <w:bCs/>
+                <w:sz w:val="32"/>
+                <w:szCs w:val="32"/>
+                <w:highlight w:val="green"/>
                 <w:cs/>
                 <w:lang w:bidi="ta-IN"/>
               </w:rPr>
@@ -7599,6 +8127,88 @@
                 <w:lang w:bidi="ta-IN"/>
               </w:rPr>
               <w:t xml:space="preserve"> </w:t>
+            </w:r>
+            <w:r>
+              <w:rPr>
+                <w:rFonts w:ascii="Latha" w:hAnsi="Latha" w:cs="Latha"/>
+                <w:sz w:val="28"/>
+                <w:szCs w:val="28"/>
+                <w:lang w:bidi="ta-IN"/>
+              </w:rPr>
+              <w:t xml:space="preserve">| </w:t>
+            </w:r>
+            <w:r>
+              <w:rPr>
+                <w:rFonts w:ascii="Latha" w:hAnsi="Latha" w:cs="Latha"/>
+                <w:sz w:val="28"/>
+                <w:szCs w:val="28"/>
+                <w:cs/>
+                <w:lang w:bidi="ta-IN"/>
+              </w:rPr>
+              <w:t>ப்</w:t>
+            </w:r>
+            <w:r>
+              <w:rPr>
+                <w:rFonts w:ascii="Latha" w:hAnsi="Latha" w:cs="Latha"/>
+                <w:b/>
+                <w:bCs/>
+                <w:position w:val="-12"/>
+                <w:sz w:val="28"/>
+                <w:szCs w:val="28"/>
+                <w:cs/>
+                <w:lang w:bidi="ta-IN"/>
+              </w:rPr>
+              <w:t>3</w:t>
+            </w:r>
+            <w:r>
+              <w:rPr>
+                <w:rFonts w:ascii="Latha" w:hAnsi="Latha" w:cs="Latha"/>
+                <w:sz w:val="28"/>
+                <w:szCs w:val="28"/>
+                <w:cs/>
+                <w:lang w:bidi="ta-IN"/>
+              </w:rPr>
+              <w:t>ரா</w:t>
+            </w:r>
+            <w:r>
+              <w:rPr>
+                <w:rFonts w:ascii="BRH Tamil Tab Extra" w:hAnsi="BRH Tamil Tab Extra" w:cs="Latha"/>
+                <w:b/>
+                <w:sz w:val="32"/>
+                <w:szCs w:val="28"/>
+                <w:lang w:bidi="ta-IN"/>
+              </w:rPr>
+              <w:t>…</w:t>
+            </w:r>
+            <w:r>
+              <w:rPr>
+                <w:rFonts w:ascii="Latha" w:hAnsi="Latha" w:cs="Latha"/>
+                <w:sz w:val="28"/>
+                <w:szCs w:val="28"/>
+                <w:cs/>
+                <w:lang w:bidi="ta-IN"/>
+              </w:rPr>
+              <w:t>ஹ்ம</w:t>
+            </w:r>
+            <w:r>
+              <w:rPr>
+                <w:rFonts w:ascii="BRH Tamil Tab Extra" w:hAnsi="BRH Tamil Tab Extra" w:cs="Latha"/>
+                <w:b/>
+                <w:sz w:val="32"/>
+                <w:szCs w:val="28"/>
+                <w:lang w:bidi="ta-IN"/>
+              </w:rPr>
+              <w:t>…</w:t>
+            </w:r>
+            <w:r>
+              <w:rPr>
+                <w:rFonts w:ascii="Latha" w:hAnsi="Latha" w:cs="Latha"/>
+                <w:sz w:val="28"/>
+                <w:szCs w:val="28"/>
+                <w:cs/>
+                <w:lang w:bidi="ta-IN"/>
+              </w:rPr>
+              <w:t xml:space="preserve">ணோ ந </w:t>
             </w:r>
             <w:r>
               <w:rPr>
@@ -7635,6 +8245,7 @@
                 <w:rFonts w:ascii="Latha" w:hAnsi="Latha" w:cs="Latha"/>
                 <w:sz w:val="28"/>
                 <w:szCs w:val="28"/>
+                <w:highlight w:val="green"/>
                 <w:cs/>
                 <w:lang w:bidi="ta-IN"/>
               </w:rPr>
@@ -7644,10 +8255,150 @@
                 <w:rFonts w:ascii="Latha" w:hAnsi="Latha" w:cs="Latha"/>
                 <w:sz w:val="28"/>
                 <w:szCs w:val="28"/>
+                <w:cs/>
+                <w:lang w:bidi="ta-IN"/>
+              </w:rPr>
+              <w:t>தஸ்மா</w:t>
+            </w:r>
+            <w:r>
+              <w:rPr>
+                <w:rFonts w:ascii="BRH Tamil Tab Extra" w:hAnsi="BRH Tamil Tab Extra" w:cs="Latha"/>
+                <w:b/>
+                <w:sz w:val="36"/>
+                <w:szCs w:val="28"/>
+                <w:lang w:bidi="ta-IN"/>
+              </w:rPr>
+              <w:t>‡</w:t>
+            </w:r>
+            <w:r>
+              <w:rPr>
+                <w:rFonts w:ascii="Latha" w:hAnsi="Latha" w:cs="Latha"/>
+                <w:sz w:val="28"/>
+                <w:szCs w:val="28"/>
+                <w:cs/>
+                <w:lang w:bidi="ta-IN"/>
+              </w:rPr>
+              <w:t>த்</w:t>
+            </w:r>
+            <w:r>
+              <w:rPr>
+                <w:rFonts w:ascii="Latha" w:hAnsi="Latha" w:cs="Latha"/>
+                <w:b/>
+                <w:bCs/>
+                <w:position w:val="-12"/>
+                <w:sz w:val="28"/>
+                <w:szCs w:val="28"/>
+                <w:cs/>
+                <w:lang w:bidi="ta-IN"/>
+              </w:rPr>
+              <w:t>3</w:t>
+            </w:r>
+            <w:r>
+              <w:rPr>
+                <w:rFonts w:ascii="Latha" w:hAnsi="Latha" w:cs="Latha"/>
+                <w:sz w:val="28"/>
+                <w:szCs w:val="28"/>
+                <w:cs/>
+                <w:lang w:bidi="ta-IN"/>
+              </w:rPr>
+              <w:t xml:space="preserve"> ப்</w:t>
+            </w:r>
+            <w:r>
+              <w:rPr>
+                <w:rFonts w:ascii="Latha" w:hAnsi="Latha" w:cs="Latha"/>
+                <w:b/>
+                <w:bCs/>
+                <w:position w:val="-12"/>
+                <w:sz w:val="28"/>
+                <w:szCs w:val="28"/>
+                <w:cs/>
+                <w:lang w:bidi="ta-IN"/>
+              </w:rPr>
+              <w:t>3</w:t>
+            </w:r>
+            <w:r>
+              <w:rPr>
+                <w:rFonts w:ascii="Latha" w:hAnsi="Latha" w:cs="Latha"/>
+                <w:sz w:val="28"/>
+                <w:szCs w:val="28"/>
+                <w:cs/>
+                <w:lang w:bidi="ta-IN"/>
+              </w:rPr>
+              <w:t>ரா</w:t>
+            </w:r>
+            <w:r>
+              <w:rPr>
+                <w:rFonts w:ascii="Latha" w:hAnsi="Latha" w:cs="Latha"/>
+                <w:sz w:val="28"/>
+                <w:szCs w:val="28"/>
                 <w:highlight w:val="green"/>
                 <w:cs/>
                 <w:lang w:bidi="ta-IN"/>
               </w:rPr>
+              <w:t>ஹ்ம</w:t>
+            </w:r>
+            <w:r>
+              <w:rPr>
+                <w:rFonts w:ascii="BRH Tamil Tab Extra" w:hAnsi="BRH Tamil Tab Extra" w:cs="Latha"/>
+                <w:b/>
+                <w:sz w:val="32"/>
+                <w:szCs w:val="28"/>
+                <w:highlight w:val="green"/>
+                <w:lang w:bidi="ta-IN"/>
+              </w:rPr>
+              <w:t>……</w:t>
+            </w:r>
+            <w:r>
+              <w:rPr>
+                <w:rFonts w:ascii="Latha" w:hAnsi="Latha" w:cs="Latha"/>
+                <w:sz w:val="28"/>
+                <w:szCs w:val="28"/>
+                <w:highlight w:val="green"/>
+                <w:cs/>
+                <w:lang w:bidi="ta-IN"/>
+              </w:rPr>
+              <w:t>ண</w:t>
+            </w:r>
+            <w:r>
+              <w:rPr>
+                <w:rFonts w:ascii="Latha" w:hAnsi="Latha" w:cs="Latha"/>
+                <w:b/>
+                <w:bCs/>
+                <w:sz w:val="32"/>
+                <w:szCs w:val="32"/>
+                <w:highlight w:val="green"/>
+                <w:cs/>
+                <w:lang w:bidi="ta-IN"/>
+              </w:rPr>
+              <w:t>:</w:t>
+            </w:r>
+            <w:r>
+              <w:rPr>
+                <w:rFonts w:ascii="Latha" w:hAnsi="Latha" w:cs="Latha"/>
+                <w:sz w:val="28"/>
+                <w:szCs w:val="28"/>
+                <w:cs/>
+                <w:lang w:bidi="ta-IN"/>
+              </w:rPr>
+              <w:t xml:space="preserve"> </w:t>
+            </w:r>
+            <w:r>
+              <w:rPr>
+                <w:rFonts w:ascii="Latha" w:hAnsi="Latha" w:cs="Latha"/>
+                <w:sz w:val="28"/>
+                <w:szCs w:val="28"/>
+                <w:lang w:bidi="ta-IN"/>
+              </w:rPr>
+              <w:t xml:space="preserve">| </w:t>
+            </w:r>
+            <w:r>
+              <w:rPr>
+                <w:rFonts w:ascii="Latha" w:hAnsi="Latha" w:cs="Latha"/>
+                <w:sz w:val="28"/>
+                <w:szCs w:val="28"/>
+                <w:cs/>
+                <w:lang w:bidi="ta-IN"/>
+              </w:rPr>
               <w:t>ப்</w:t>
             </w:r>
             <w:r>
@@ -7658,7 +8409,6 @@
                 <w:position w:val="-12"/>
                 <w:sz w:val="28"/>
                 <w:szCs w:val="28"/>
-                <w:highlight w:val="green"/>
                 <w:cs/>
                 <w:lang w:bidi="ta-IN"/>
               </w:rPr>
@@ -7669,7 +8419,6 @@
                 <w:rFonts w:ascii="Latha" w:hAnsi="Latha" w:cs="Latha"/>
                 <w:sz w:val="28"/>
                 <w:szCs w:val="28"/>
-                <w:highlight w:val="green"/>
                 <w:cs/>
                 <w:lang w:bidi="ta-IN"/>
               </w:rPr>
@@ -7681,17 +8430,15 @@
                 <w:b/>
                 <w:sz w:val="32"/>
                 <w:szCs w:val="28"/>
-                <w:highlight w:val="green"/>
-                <w:lang w:bidi="ta-IN"/>
-              </w:rPr>
-              <w:t>…</w:t>
-            </w:r>
-            <w:r>
-              <w:rPr>
-                <w:rFonts w:ascii="Latha" w:hAnsi="Latha" w:cs="Latha"/>
-                <w:sz w:val="28"/>
-                <w:szCs w:val="28"/>
-                <w:highlight w:val="green"/>
+                <w:lang w:bidi="ta-IN"/>
+              </w:rPr>
+              <w:t>…</w:t>
+            </w:r>
+            <w:r>
+              <w:rPr>
+                <w:rFonts w:ascii="Latha" w:hAnsi="Latha" w:cs="Latha"/>
+                <w:sz w:val="28"/>
+                <w:szCs w:val="28"/>
                 <w:cs/>
                 <w:lang w:bidi="ta-IN"/>
               </w:rPr>
@@ -7715,101 +8462,7 @@
                 <w:cs/>
                 <w:lang w:bidi="ta-IN"/>
               </w:rPr>
-              <w:t>ணஶ்ச</w:t>
-            </w:r>
-            <w:r>
-              <w:rPr>
-                <w:rFonts w:ascii="BRH Tamil Tab Extra" w:hAnsi="BRH Tamil Tab Extra" w:cs="Latha"/>
-                <w:b/>
-                <w:sz w:val="36"/>
-                <w:szCs w:val="28"/>
-                <w:lang w:bidi="ta-IN"/>
-              </w:rPr>
-              <w:t>†</w:t>
-            </w:r>
-            <w:r>
-              <w:rPr>
-                <w:rFonts w:ascii="Latha" w:hAnsi="Latha" w:cs="Latha"/>
-                <w:sz w:val="28"/>
-                <w:szCs w:val="28"/>
-                <w:lang w:bidi="ta-IN"/>
-              </w:rPr>
-              <w:t xml:space="preserve"> | </w:t>
-            </w:r>
-            <w:r>
-              <w:rPr>
-                <w:rFonts w:ascii="Latha" w:hAnsi="Latha" w:cs="Latha"/>
-                <w:sz w:val="28"/>
-                <w:szCs w:val="28"/>
-                <w:cs/>
-                <w:lang w:bidi="ta-IN"/>
-              </w:rPr>
-              <w:t>சாப்</w:t>
-            </w:r>
-            <w:r>
-              <w:rPr>
-                <w:rFonts w:ascii="Latha" w:hAnsi="Latha" w:cs="Latha"/>
-                <w:b/>
-                <w:bCs/>
-                <w:position w:val="-12"/>
-                <w:sz w:val="28"/>
-                <w:szCs w:val="28"/>
-                <w:cs/>
-                <w:lang w:bidi="ta-IN"/>
-              </w:rPr>
-              <w:t>3</w:t>
-            </w:r>
-            <w:r>
-              <w:rPr>
-                <w:rFonts w:ascii="Latha" w:hAnsi="Latha" w:cs="Latha"/>
-                <w:sz w:val="28"/>
-                <w:szCs w:val="28"/>
-                <w:cs/>
-                <w:lang w:bidi="ta-IN"/>
-              </w:rPr>
-              <w:t>ரா</w:t>
-            </w:r>
-            <w:r>
-              <w:rPr>
-                <w:rFonts w:ascii="BRH Tamil Tab Extra" w:hAnsi="BRH Tamil Tab Extra" w:cs="Latha"/>
-                <w:b/>
-                <w:sz w:val="36"/>
-                <w:szCs w:val="28"/>
-                <w:lang w:bidi="ta-IN"/>
-              </w:rPr>
-              <w:t>‡</w:t>
-            </w:r>
-            <w:r>
-              <w:rPr>
-                <w:rFonts w:ascii="Latha" w:hAnsi="Latha" w:cs="Latha"/>
-                <w:sz w:val="28"/>
-                <w:szCs w:val="28"/>
-                <w:cs/>
-                <w:lang w:bidi="ta-IN"/>
-              </w:rPr>
-              <w:t>ஹ்மண</w:t>
-            </w:r>
-            <w:r>
-              <w:rPr>
-                <w:rFonts w:ascii="Latha" w:hAnsi="Latha" w:cs="Latha"/>
-                <w:b/>
-                <w:bCs/>
-                <w:sz w:val="32"/>
-                <w:szCs w:val="32"/>
-                <w:cs/>
-                <w:lang w:bidi="ta-IN"/>
-              </w:rPr>
-              <w:t>:</w:t>
-            </w:r>
-            <w:r>
-              <w:rPr>
-                <w:rFonts w:ascii="Latha" w:hAnsi="Latha" w:cs="Latha"/>
-                <w:sz w:val="28"/>
-                <w:szCs w:val="28"/>
-                <w:cs/>
-                <w:lang w:bidi="ta-IN"/>
-              </w:rPr>
-              <w:t xml:space="preserve"> </w:t>
+              <w:t xml:space="preserve">ணோ ந </w:t>
             </w:r>
             <w:r>
               <w:rPr>
@@ -7866,7 +8519,7 @@
                 <w:szCs w:val="32"/>
                 <w:lang w:bidi="ta-IN"/>
               </w:rPr>
-              <w:t>T.S.2.5.11.9 Kramam</w:t>
+              <w:t>T.S.2.5.12.1 Kramam</w:t>
             </w:r>
           </w:p>
           <w:p>
@@ -7898,7 +8551,18 @@
                 <w:szCs w:val="32"/>
                 <w:lang w:bidi="ta-IN"/>
               </w:rPr>
-              <w:t>Krama Vaakyam No. – 42</w:t>
+              <w:t xml:space="preserve">Krama Vaakyam No. – </w:t>
+            </w:r>
+            <w:r>
+              <w:rPr>
+                <w:rFonts w:cs="Arial"/>
+                <w:b/>
+                <w:color w:val="000000"/>
+                <w:sz w:val="28"/>
+                <w:szCs w:val="32"/>
+                <w:lang w:bidi="ta-IN"/>
+              </w:rPr>
+              <w:t>32</w:t>
             </w:r>
           </w:p>
           <w:p>
@@ -7962,7 +8626,7 @@
                 <w:szCs w:val="28"/>
                 <w:lang w:bidi="ta-IN"/>
               </w:rPr>
-              <w:t>69</w:t>
+              <w:t>70</w:t>
             </w:r>
           </w:p>
         </w:tc>
@@ -7982,20 +8646,45 @@
                 <w:rFonts w:ascii="Latha" w:hAnsi="Latha" w:cs="Latha"/>
                 <w:sz w:val="28"/>
                 <w:szCs w:val="28"/>
+                <w:cs/>
+                <w:lang w:bidi="ta-IN"/>
+              </w:rPr>
+            </w:pPr>
+            <w:r>
+              <w:rPr>
+                <w:rFonts w:ascii="Latha" w:hAnsi="Latha" w:cs="Latha"/>
+                <w:sz w:val="28"/>
+                <w:szCs w:val="28"/>
                 <w:highlight w:val="yellow"/>
                 <w:cs/>
                 <w:lang w:bidi="ta-IN"/>
               </w:rPr>
-            </w:pPr>
-            <w:r>
-              <w:rPr>
-                <w:rFonts w:ascii="Latha" w:hAnsi="Latha" w:cs="Latha"/>
-                <w:sz w:val="28"/>
-                <w:szCs w:val="28"/>
-                <w:cs/>
-                <w:lang w:bidi="ta-IN"/>
-              </w:rPr>
-              <w:t>தஸ்மா</w:t>
+              <w:t>உத்</w:t>
+            </w:r>
+            <w:r>
+              <w:rPr>
+                <w:rFonts w:ascii="Latha" w:hAnsi="Latha" w:cs="Latha"/>
+                <w:b/>
+                <w:bCs/>
+                <w:position w:val="-12"/>
+                <w:sz w:val="28"/>
+                <w:szCs w:val="28"/>
+                <w:highlight w:val="yellow"/>
+                <w:cs/>
+                <w:lang w:bidi="ta-IN"/>
+              </w:rPr>
+              <w:t>3</w:t>
+            </w:r>
+            <w:r>
+              <w:rPr>
+                <w:rFonts w:ascii="Latha" w:hAnsi="Latha" w:cs="Latha"/>
+                <w:sz w:val="28"/>
+                <w:szCs w:val="28"/>
+                <w:highlight w:val="yellow"/>
+                <w:cs/>
+                <w:lang w:bidi="ta-IN"/>
+              </w:rPr>
+              <w:t xml:space="preserve"> உ</w:t>
             </w:r>
             <w:r>
               <w:rPr>
@@ -8003,118 +8692,45 @@
                 <w:b/>
                 <w:sz w:val="36"/>
                 <w:szCs w:val="28"/>
-                <w:lang w:bidi="ta-IN"/>
-              </w:rPr>
-              <w:t>‡</w:t>
-            </w:r>
-            <w:r>
-              <w:rPr>
-                <w:rFonts w:ascii="Latha" w:hAnsi="Latha" w:cs="Latha"/>
-                <w:sz w:val="28"/>
-                <w:szCs w:val="28"/>
-                <w:cs/>
-                <w:lang w:bidi="ta-IN"/>
-              </w:rPr>
-              <w:t>த்</w:t>
-            </w:r>
-            <w:r>
-              <w:rPr>
-                <w:rFonts w:ascii="Latha" w:hAnsi="Latha" w:cs="Latha"/>
-                <w:b/>
-                <w:bCs/>
-                <w:position w:val="-12"/>
-                <w:sz w:val="28"/>
-                <w:szCs w:val="28"/>
-                <w:cs/>
-                <w:lang w:bidi="ta-IN"/>
-              </w:rPr>
-              <w:t>3</w:t>
-            </w:r>
-            <w:r>
-              <w:rPr>
-                <w:rFonts w:ascii="Latha" w:hAnsi="Latha" w:cs="Latha"/>
-                <w:sz w:val="28"/>
-                <w:szCs w:val="28"/>
-                <w:cs/>
-                <w:lang w:bidi="ta-IN"/>
-              </w:rPr>
-              <w:t xml:space="preserve"> ப்</w:t>
-            </w:r>
-            <w:r>
-              <w:rPr>
-                <w:rFonts w:ascii="Latha" w:hAnsi="Latha" w:cs="Latha"/>
-                <w:b/>
-                <w:bCs/>
-                <w:position w:val="-12"/>
-                <w:sz w:val="28"/>
-                <w:szCs w:val="28"/>
-                <w:cs/>
-                <w:lang w:bidi="ta-IN"/>
-              </w:rPr>
-              <w:t>3</w:t>
-            </w:r>
-            <w:r>
-              <w:rPr>
-                <w:rFonts w:ascii="Latha" w:hAnsi="Latha" w:cs="Latha"/>
-                <w:sz w:val="28"/>
-                <w:szCs w:val="28"/>
-                <w:cs/>
-                <w:lang w:bidi="ta-IN"/>
-              </w:rPr>
-              <w:t>ரா</w:t>
-            </w:r>
-            <w:r>
-              <w:rPr>
-                <w:rFonts w:ascii="Latha" w:hAnsi="Latha" w:cs="Latha"/>
-                <w:sz w:val="28"/>
-                <w:szCs w:val="28"/>
-                <w:highlight w:val="green"/>
-                <w:cs/>
-                <w:lang w:bidi="ta-IN"/>
-              </w:rPr>
-              <w:t>ஹ</w:t>
-            </w:r>
-            <w:r>
-              <w:rPr>
-                <w:rFonts w:ascii="BRH Tamil Tab Extra" w:hAnsi="BRH Tamil Tab Extra" w:cs="Latha"/>
-                <w:b/>
-                <w:sz w:val="32"/>
-                <w:szCs w:val="28"/>
-                <w:highlight w:val="green"/>
-                <w:lang w:bidi="ta-IN"/>
-              </w:rPr>
-              <w:t>…</w:t>
-            </w:r>
-            <w:r>
-              <w:rPr>
-                <w:rFonts w:ascii="Latha" w:hAnsi="Latha" w:cs="Latha"/>
-                <w:sz w:val="28"/>
-                <w:szCs w:val="28"/>
-                <w:highlight w:val="green"/>
-                <w:cs/>
-                <w:lang w:bidi="ta-IN"/>
-              </w:rPr>
-              <w:t>ண</w:t>
-            </w:r>
-            <w:r>
-              <w:rPr>
-                <w:rFonts w:ascii="Latha" w:hAnsi="Latha" w:cs="Latha"/>
-                <w:b/>
-                <w:bCs/>
-                <w:sz w:val="32"/>
-                <w:szCs w:val="32"/>
-                <w:highlight w:val="green"/>
-                <w:cs/>
-                <w:lang w:bidi="ta-IN"/>
-              </w:rPr>
-              <w:t>:</w:t>
-            </w:r>
-            <w:r>
-              <w:rPr>
-                <w:rFonts w:ascii="Latha" w:hAnsi="Latha" w:cs="Latha"/>
-                <w:sz w:val="28"/>
-                <w:szCs w:val="28"/>
-                <w:cs/>
+                <w:highlight w:val="yellow"/>
+                <w:lang w:bidi="ta-IN"/>
+              </w:rPr>
+              <w:t>†</w:t>
+            </w:r>
+            <w:r>
+              <w:rPr>
+                <w:rFonts w:ascii="Latha" w:hAnsi="Latha" w:cs="Latha"/>
+                <w:sz w:val="28"/>
+                <w:szCs w:val="28"/>
+                <w:lang w:bidi="ta-IN"/>
+              </w:rPr>
+              <w:t xml:space="preserve"> | </w:t>
+            </w:r>
+            <w:r>
+              <w:rPr>
+                <w:rFonts w:ascii="Latha" w:hAnsi="Latha" w:cs="Latha"/>
+                <w:sz w:val="28"/>
+                <w:szCs w:val="28"/>
+                <w:cs/>
+                <w:lang w:bidi="ta-IN"/>
+              </w:rPr>
+              <w:t>உ</w:t>
+            </w:r>
+            <w:r>
+              <w:rPr>
+                <w:rFonts w:ascii="BRH Tamil Tab Extra" w:hAnsi="BRH Tamil Tab Extra" w:cs="Latha"/>
+                <w:b/>
+                <w:sz w:val="32"/>
+                <w:szCs w:val="28"/>
+                <w:lang w:bidi="ta-IN"/>
+              </w:rPr>
+              <w:t>…</w:t>
+            </w:r>
+            <w:r>
+              <w:rPr>
+                <w:rFonts w:ascii="Latha" w:hAnsi="Latha" w:cs="Latha"/>
+                <w:sz w:val="28"/>
+                <w:szCs w:val="28"/>
                 <w:lang w:bidi="ta-IN"/>
               </w:rPr>
               <w:t xml:space="preserve"> </w:t>
@@ -8124,82 +8740,10 @@
                 <w:rFonts w:ascii="Latha" w:hAnsi="Latha" w:cs="Latha"/>
                 <w:sz w:val="28"/>
                 <w:szCs w:val="28"/>
-                <w:lang w:bidi="ta-IN"/>
-              </w:rPr>
-              <w:t xml:space="preserve">| </w:t>
-            </w:r>
-            <w:r>
-              <w:rPr>
-                <w:rFonts w:ascii="Latha" w:hAnsi="Latha" w:cs="Latha"/>
-                <w:sz w:val="28"/>
-                <w:szCs w:val="28"/>
-                <w:cs/>
-                <w:lang w:bidi="ta-IN"/>
-              </w:rPr>
-              <w:t>ப்</w:t>
-            </w:r>
-            <w:r>
-              <w:rPr>
-                <w:rFonts w:ascii="Latha" w:hAnsi="Latha" w:cs="Latha"/>
-                <w:b/>
-                <w:bCs/>
-                <w:position w:val="-12"/>
-                <w:sz w:val="28"/>
-                <w:szCs w:val="28"/>
-                <w:cs/>
-                <w:lang w:bidi="ta-IN"/>
-              </w:rPr>
-              <w:t>3</w:t>
-            </w:r>
-            <w:r>
-              <w:rPr>
-                <w:rFonts w:ascii="Latha" w:hAnsi="Latha" w:cs="Latha"/>
-                <w:sz w:val="28"/>
-                <w:szCs w:val="28"/>
-                <w:cs/>
-                <w:lang w:bidi="ta-IN"/>
-              </w:rPr>
-              <w:t>ரா</w:t>
-            </w:r>
-            <w:r>
-              <w:rPr>
-                <w:rFonts w:ascii="BRH Tamil Tab Extra" w:hAnsi="BRH Tamil Tab Extra" w:cs="Latha"/>
-                <w:b/>
-                <w:sz w:val="32"/>
-                <w:szCs w:val="28"/>
-                <w:lang w:bidi="ta-IN"/>
-              </w:rPr>
-              <w:t>…</w:t>
-            </w:r>
-            <w:r>
-              <w:rPr>
-                <w:rFonts w:ascii="Latha" w:hAnsi="Latha" w:cs="Latha"/>
-                <w:sz w:val="28"/>
-                <w:szCs w:val="28"/>
-                <w:cs/>
-                <w:lang w:bidi="ta-IN"/>
-              </w:rPr>
-              <w:t>ஹ்ம</w:t>
-            </w:r>
-            <w:r>
-              <w:rPr>
-                <w:rFonts w:ascii="BRH Tamil Tab Extra" w:hAnsi="BRH Tamil Tab Extra" w:cs="Latha"/>
-                <w:b/>
-                <w:sz w:val="32"/>
-                <w:szCs w:val="28"/>
-                <w:lang w:bidi="ta-IN"/>
-              </w:rPr>
-              <w:t>…</w:t>
-            </w:r>
-            <w:r>
-              <w:rPr>
-                <w:rFonts w:ascii="Latha" w:hAnsi="Latha" w:cs="Latha"/>
-                <w:sz w:val="28"/>
-                <w:szCs w:val="28"/>
-                <w:cs/>
-                <w:lang w:bidi="ta-IN"/>
-              </w:rPr>
-              <w:t xml:space="preserve">ணோ ந </w:t>
+                <w:cs/>
+                <w:lang w:bidi="ta-IN"/>
+              </w:rPr>
+              <w:t xml:space="preserve">த்யம் </w:t>
             </w:r>
             <w:r>
               <w:rPr>
@@ -8236,541 +8780,6 @@
                 <w:rFonts w:ascii="Latha" w:hAnsi="Latha" w:cs="Latha"/>
                 <w:sz w:val="28"/>
                 <w:szCs w:val="28"/>
-                <w:highlight w:val="green"/>
-                <w:cs/>
-                <w:lang w:bidi="ta-IN"/>
-              </w:rPr>
-            </w:pPr>
-            <w:r>
-              <w:rPr>
-                <w:rFonts w:ascii="Latha" w:hAnsi="Latha" w:cs="Latha"/>
-                <w:sz w:val="28"/>
-                <w:szCs w:val="28"/>
-                <w:cs/>
-                <w:lang w:bidi="ta-IN"/>
-              </w:rPr>
-              <w:t>தஸ்மா</w:t>
-            </w:r>
-            <w:r>
-              <w:rPr>
-                <w:rFonts w:ascii="BRH Tamil Tab Extra" w:hAnsi="BRH Tamil Tab Extra" w:cs="Latha"/>
-                <w:b/>
-                <w:sz w:val="36"/>
-                <w:szCs w:val="28"/>
-                <w:lang w:bidi="ta-IN"/>
-              </w:rPr>
-              <w:t>‡</w:t>
-            </w:r>
-            <w:r>
-              <w:rPr>
-                <w:rFonts w:ascii="Latha" w:hAnsi="Latha" w:cs="Latha"/>
-                <w:sz w:val="28"/>
-                <w:szCs w:val="28"/>
-                <w:cs/>
-                <w:lang w:bidi="ta-IN"/>
-              </w:rPr>
-              <w:t>த்</w:t>
-            </w:r>
-            <w:r>
-              <w:rPr>
-                <w:rFonts w:ascii="Latha" w:hAnsi="Latha" w:cs="Latha"/>
-                <w:b/>
-                <w:bCs/>
-                <w:position w:val="-12"/>
-                <w:sz w:val="28"/>
-                <w:szCs w:val="28"/>
-                <w:cs/>
-                <w:lang w:bidi="ta-IN"/>
-              </w:rPr>
-              <w:t>3</w:t>
-            </w:r>
-            <w:r>
-              <w:rPr>
-                <w:rFonts w:ascii="Latha" w:hAnsi="Latha" w:cs="Latha"/>
-                <w:sz w:val="28"/>
-                <w:szCs w:val="28"/>
-                <w:cs/>
-                <w:lang w:bidi="ta-IN"/>
-              </w:rPr>
-              <w:t xml:space="preserve"> ப்</w:t>
-            </w:r>
-            <w:r>
-              <w:rPr>
-                <w:rFonts w:ascii="Latha" w:hAnsi="Latha" w:cs="Latha"/>
-                <w:b/>
-                <w:bCs/>
-                <w:position w:val="-12"/>
-                <w:sz w:val="28"/>
-                <w:szCs w:val="28"/>
-                <w:cs/>
-                <w:lang w:bidi="ta-IN"/>
-              </w:rPr>
-              <w:t>3</w:t>
-            </w:r>
-            <w:r>
-              <w:rPr>
-                <w:rFonts w:ascii="Latha" w:hAnsi="Latha" w:cs="Latha"/>
-                <w:sz w:val="28"/>
-                <w:szCs w:val="28"/>
-                <w:cs/>
-                <w:lang w:bidi="ta-IN"/>
-              </w:rPr>
-              <w:t>ரா</w:t>
-            </w:r>
-            <w:r>
-              <w:rPr>
-                <w:rFonts w:ascii="Latha" w:hAnsi="Latha" w:cs="Latha"/>
-                <w:sz w:val="28"/>
-                <w:szCs w:val="28"/>
-                <w:highlight w:val="green"/>
-                <w:cs/>
-                <w:lang w:bidi="ta-IN"/>
-              </w:rPr>
-              <w:t>ஹ்ம</w:t>
-            </w:r>
-            <w:r>
-              <w:rPr>
-                <w:rFonts w:ascii="BRH Tamil Tab Extra" w:hAnsi="BRH Tamil Tab Extra" w:cs="Latha"/>
-                <w:b/>
-                <w:sz w:val="32"/>
-                <w:szCs w:val="28"/>
-                <w:highlight w:val="green"/>
-                <w:lang w:bidi="ta-IN"/>
-              </w:rPr>
-              <w:t>……</w:t>
-            </w:r>
-            <w:r>
-              <w:rPr>
-                <w:rFonts w:ascii="Latha" w:hAnsi="Latha" w:cs="Latha"/>
-                <w:sz w:val="28"/>
-                <w:szCs w:val="28"/>
-                <w:highlight w:val="green"/>
-                <w:cs/>
-                <w:lang w:bidi="ta-IN"/>
-              </w:rPr>
-              <w:t>ண</w:t>
-            </w:r>
-            <w:r>
-              <w:rPr>
-                <w:rFonts w:ascii="Latha" w:hAnsi="Latha" w:cs="Latha"/>
-                <w:b/>
-                <w:bCs/>
-                <w:sz w:val="32"/>
-                <w:szCs w:val="32"/>
-                <w:highlight w:val="green"/>
-                <w:cs/>
-                <w:lang w:bidi="ta-IN"/>
-              </w:rPr>
-              <w:t>:</w:t>
-            </w:r>
-            <w:r>
-              <w:rPr>
-                <w:rFonts w:ascii="Latha" w:hAnsi="Latha" w:cs="Latha"/>
-                <w:sz w:val="28"/>
-                <w:szCs w:val="28"/>
-                <w:cs/>
-                <w:lang w:bidi="ta-IN"/>
-              </w:rPr>
-              <w:t xml:space="preserve"> </w:t>
-            </w:r>
-            <w:r>
-              <w:rPr>
-                <w:rFonts w:ascii="Latha" w:hAnsi="Latha" w:cs="Latha"/>
-                <w:sz w:val="28"/>
-                <w:szCs w:val="28"/>
-                <w:lang w:bidi="ta-IN"/>
-              </w:rPr>
-              <w:t xml:space="preserve">| </w:t>
-            </w:r>
-            <w:r>
-              <w:rPr>
-                <w:rFonts w:ascii="Latha" w:hAnsi="Latha" w:cs="Latha"/>
-                <w:sz w:val="28"/>
-                <w:szCs w:val="28"/>
-                <w:cs/>
-                <w:lang w:bidi="ta-IN"/>
-              </w:rPr>
-              <w:t>ப்</w:t>
-            </w:r>
-            <w:r>
-              <w:rPr>
-                <w:rFonts w:ascii="Latha" w:hAnsi="Latha" w:cs="Latha"/>
-                <w:b/>
-                <w:bCs/>
-                <w:position w:val="-12"/>
-                <w:sz w:val="28"/>
-                <w:szCs w:val="28"/>
-                <w:cs/>
-                <w:lang w:bidi="ta-IN"/>
-              </w:rPr>
-              <w:t>3</w:t>
-            </w:r>
-            <w:r>
-              <w:rPr>
-                <w:rFonts w:ascii="Latha" w:hAnsi="Latha" w:cs="Latha"/>
-                <w:sz w:val="28"/>
-                <w:szCs w:val="28"/>
-                <w:cs/>
-                <w:lang w:bidi="ta-IN"/>
-              </w:rPr>
-              <w:t>ரா</w:t>
-            </w:r>
-            <w:r>
-              <w:rPr>
-                <w:rFonts w:ascii="BRH Tamil Tab Extra" w:hAnsi="BRH Tamil Tab Extra" w:cs="Latha"/>
-                <w:b/>
-                <w:sz w:val="32"/>
-                <w:szCs w:val="28"/>
-                <w:lang w:bidi="ta-IN"/>
-              </w:rPr>
-              <w:t>…</w:t>
-            </w:r>
-            <w:r>
-              <w:rPr>
-                <w:rFonts w:ascii="Latha" w:hAnsi="Latha" w:cs="Latha"/>
-                <w:sz w:val="28"/>
-                <w:szCs w:val="28"/>
-                <w:cs/>
-                <w:lang w:bidi="ta-IN"/>
-              </w:rPr>
-              <w:t>ஹ்ம</w:t>
-            </w:r>
-            <w:r>
-              <w:rPr>
-                <w:rFonts w:ascii="BRH Tamil Tab Extra" w:hAnsi="BRH Tamil Tab Extra" w:cs="Latha"/>
-                <w:b/>
-                <w:sz w:val="32"/>
-                <w:szCs w:val="28"/>
-                <w:lang w:bidi="ta-IN"/>
-              </w:rPr>
-              <w:t>…</w:t>
-            </w:r>
-            <w:r>
-              <w:rPr>
-                <w:rFonts w:ascii="Latha" w:hAnsi="Latha" w:cs="Latha"/>
-                <w:sz w:val="28"/>
-                <w:szCs w:val="28"/>
-                <w:cs/>
-                <w:lang w:bidi="ta-IN"/>
-              </w:rPr>
-              <w:t xml:space="preserve">ணோ ந </w:t>
-            </w:r>
-            <w:r>
-              <w:rPr>
-                <w:rFonts w:ascii="Latha" w:hAnsi="Latha" w:cs="Latha"/>
-                <w:sz w:val="28"/>
-                <w:szCs w:val="28"/>
-                <w:lang w:bidi="ta-IN"/>
-              </w:rPr>
-              <w:t>|</w:t>
-            </w:r>
-          </w:p>
-        </w:tc>
-      </w:tr>
-      <w:tr>
-        <w:trPr>
-          <w:trHeight w:val="1105"/>
-        </w:trPr>
-        <w:tc>
-          <w:tcPr>
-            <w:tcW w:w="3877" w:type="dxa"/>
-            <w:tcBorders>
-              <w:top w:val="single" w:sz="4" w:space="0" w:color="000000"/>
-              <w:left w:val="single" w:sz="4" w:space="0" w:color="000000"/>
-              <w:bottom w:val="single" w:sz="4" w:space="0" w:color="000000"/>
-              <w:right w:val="single" w:sz="4" w:space="0" w:color="000000"/>
-            </w:tcBorders>
-          </w:tcPr>
-          <w:p>
-            <w:pPr>
-              <w:widowControl w:val="0"/>
-              <w:tabs>
-                <w:tab w:val="left" w:pos="993"/>
-              </w:tabs>
-              <w:autoSpaceDE w:val="0"/>
-              <w:autoSpaceDN w:val="0"/>
-              <w:adjustRightInd w:val="0"/>
-              <w:spacing w:before="0" w:line="252" w:lineRule="auto"/>
-              <w:ind w:right="297"/>
-              <w:rPr>
-                <w:rFonts w:cs="Arial"/>
-                <w:b/>
-                <w:color w:val="000000"/>
-                <w:sz w:val="28"/>
-                <w:szCs w:val="32"/>
-                <w:lang w:bidi="ta-IN"/>
-              </w:rPr>
-            </w:pPr>
-            <w:r>
-              <w:rPr>
-                <w:rFonts w:cs="Arial"/>
-                <w:b/>
-                <w:color w:val="000000"/>
-                <w:sz w:val="28"/>
-                <w:szCs w:val="32"/>
-                <w:lang w:bidi="ta-IN"/>
-              </w:rPr>
-              <w:t>T.S.2.5.12.1 Kramam</w:t>
-            </w:r>
-          </w:p>
-          <w:p>
-            <w:pPr>
-              <w:widowControl w:val="0"/>
-              <w:tabs>
-                <w:tab w:val="left" w:pos="993"/>
-              </w:tabs>
-              <w:autoSpaceDE w:val="0"/>
-              <w:autoSpaceDN w:val="0"/>
-              <w:adjustRightInd w:val="0"/>
-              <w:spacing w:before="0" w:line="252" w:lineRule="auto"/>
-              <w:ind w:right="297"/>
-              <w:rPr>
-                <w:rFonts w:cs="Arial"/>
-                <w:b/>
-                <w:color w:val="000000"/>
-                <w:sz w:val="28"/>
-                <w:szCs w:val="32"/>
-                <w:lang w:bidi="ta-IN"/>
-              </w:rPr>
-            </w:pPr>
-            <w:r>
-              <w:rPr>
-                <w:rFonts w:cs="Arial"/>
-                <w:b/>
-                <w:color w:val="000000"/>
-                <w:sz w:val="28"/>
-                <w:szCs w:val="32"/>
-                <w:lang w:bidi="ta-IN"/>
-              </w:rPr>
-              <w:t xml:space="preserve">Krama Vaakyam No. – </w:t>
-            </w:r>
-            <w:r>
-              <w:rPr>
-                <w:rFonts w:cs="Arial"/>
-                <w:b/>
-                <w:color w:val="000000"/>
-                <w:sz w:val="28"/>
-                <w:szCs w:val="32"/>
-                <w:lang w:bidi="ta-IN"/>
-              </w:rPr>
-              <w:t>32</w:t>
-            </w:r>
-          </w:p>
-          <w:p>
-            <w:pPr>
-              <w:widowControl w:val="0"/>
-              <w:tabs>
-                <w:tab w:val="left" w:pos="993"/>
-              </w:tabs>
-              <w:autoSpaceDE w:val="0"/>
-              <w:autoSpaceDN w:val="0"/>
-              <w:adjustRightInd w:val="0"/>
-              <w:spacing w:before="0" w:line="252" w:lineRule="auto"/>
-              <w:ind w:right="297"/>
-              <w:rPr>
-                <w:rFonts w:cs="Arial"/>
-                <w:b/>
-                <w:color w:val="000000"/>
-                <w:sz w:val="28"/>
-                <w:szCs w:val="32"/>
-                <w:lang w:bidi="ta-IN"/>
-              </w:rPr>
-            </w:pPr>
-            <w:r>
-              <w:rPr>
-                <w:rFonts w:cs="Arial"/>
-                <w:b/>
-                <w:color w:val="000000"/>
-                <w:sz w:val="28"/>
-                <w:szCs w:val="32"/>
-                <w:lang w:bidi="ta-IN"/>
-              </w:rPr>
-              <w:t>Panchaati No</w:t>
-            </w:r>
-            <w:r>
-              <w:rPr>
-                <w:rFonts w:cs="Arial"/>
-                <w:b/>
-                <w:color w:val="000000"/>
-                <w:szCs w:val="32"/>
-                <w:lang w:bidi="ta-IN"/>
-              </w:rPr>
-              <w:t>. -</w:t>
-            </w:r>
-            <w:r>
-              <w:rPr>
-                <w:rFonts w:cs="Arial"/>
-                <w:b/>
-                <w:color w:val="000000"/>
-                <w:sz w:val="28"/>
-                <w:szCs w:val="28"/>
-                <w:lang w:bidi="ta-IN"/>
-              </w:rPr>
-              <w:t xml:space="preserve"> </w:t>
-            </w:r>
-            <w:r>
-              <w:rPr>
-                <w:rFonts w:cs="Arial"/>
-                <w:b/>
-                <w:color w:val="000000"/>
-                <w:sz w:val="28"/>
-                <w:szCs w:val="28"/>
-                <w:lang w:bidi="ta-IN"/>
-              </w:rPr>
-              <w:t>70</w:t>
-            </w:r>
-          </w:p>
-        </w:tc>
-        <w:tc>
-          <w:tcPr>
-            <w:tcW w:w="5132" w:type="dxa"/>
-            <w:tcBorders>
-              <w:top w:val="single" w:sz="4" w:space="0" w:color="000000"/>
-              <w:left w:val="single" w:sz="4" w:space="0" w:color="000000"/>
-              <w:bottom w:val="single" w:sz="4" w:space="0" w:color="000000"/>
-              <w:right w:val="single" w:sz="4" w:space="0" w:color="000000"/>
-            </w:tcBorders>
-          </w:tcPr>
-          <w:p>
-            <w:pPr>
-              <w:rPr>
-                <w:rFonts w:ascii="Latha" w:hAnsi="Latha" w:cs="Latha"/>
-                <w:sz w:val="28"/>
-                <w:szCs w:val="28"/>
-                <w:cs/>
-                <w:lang w:bidi="ta-IN"/>
-              </w:rPr>
-            </w:pPr>
-            <w:r>
-              <w:rPr>
-                <w:rFonts w:ascii="Latha" w:hAnsi="Latha" w:cs="Latha"/>
-                <w:sz w:val="28"/>
-                <w:szCs w:val="28"/>
-                <w:highlight w:val="yellow"/>
-                <w:cs/>
-                <w:lang w:bidi="ta-IN"/>
-              </w:rPr>
-              <w:t>உத்</w:t>
-            </w:r>
-            <w:r>
-              <w:rPr>
-                <w:rFonts w:ascii="Latha" w:hAnsi="Latha" w:cs="Latha"/>
-                <w:b/>
-                <w:bCs/>
-                <w:position w:val="-12"/>
-                <w:sz w:val="28"/>
-                <w:szCs w:val="28"/>
-                <w:highlight w:val="yellow"/>
-                <w:cs/>
-                <w:lang w:bidi="ta-IN"/>
-              </w:rPr>
-              <w:t>3</w:t>
-            </w:r>
-            <w:r>
-              <w:rPr>
-                <w:rFonts w:ascii="Latha" w:hAnsi="Latha" w:cs="Latha"/>
-                <w:sz w:val="28"/>
-                <w:szCs w:val="28"/>
-                <w:highlight w:val="yellow"/>
-                <w:cs/>
-                <w:lang w:bidi="ta-IN"/>
-              </w:rPr>
-              <w:t xml:space="preserve"> உ</w:t>
-            </w:r>
-            <w:r>
-              <w:rPr>
-                <w:rFonts w:ascii="BRH Tamil Tab Extra" w:hAnsi="BRH Tamil Tab Extra" w:cs="Latha"/>
-                <w:b/>
-                <w:sz w:val="36"/>
-                <w:szCs w:val="28"/>
-                <w:highlight w:val="yellow"/>
-                <w:lang w:bidi="ta-IN"/>
-              </w:rPr>
-              <w:t>†</w:t>
-            </w:r>
-            <w:r>
-              <w:rPr>
-                <w:rFonts w:ascii="Latha" w:hAnsi="Latha" w:cs="Latha"/>
-                <w:sz w:val="28"/>
-                <w:szCs w:val="28"/>
-                <w:lang w:bidi="ta-IN"/>
-              </w:rPr>
-              <w:t xml:space="preserve"> | </w:t>
-            </w:r>
-            <w:r>
-              <w:rPr>
-                <w:rFonts w:ascii="Latha" w:hAnsi="Latha" w:cs="Latha"/>
-                <w:sz w:val="28"/>
-                <w:szCs w:val="28"/>
-                <w:cs/>
-                <w:lang w:bidi="ta-IN"/>
-              </w:rPr>
-              <w:t>உ</w:t>
-            </w:r>
-            <w:r>
-              <w:rPr>
-                <w:rFonts w:ascii="BRH Tamil Tab Extra" w:hAnsi="BRH Tamil Tab Extra" w:cs="Latha"/>
-                <w:b/>
-                <w:sz w:val="32"/>
-                <w:szCs w:val="28"/>
-                <w:lang w:bidi="ta-IN"/>
-              </w:rPr>
-              <w:t>…</w:t>
-            </w:r>
-            <w:r>
-              <w:rPr>
-                <w:rFonts w:ascii="Latha" w:hAnsi="Latha" w:cs="Latha"/>
-                <w:sz w:val="28"/>
-                <w:szCs w:val="28"/>
-                <w:lang w:bidi="ta-IN"/>
-              </w:rPr>
-              <w:t xml:space="preserve"> </w:t>
-            </w:r>
-            <w:r>
-              <w:rPr>
-                <w:rFonts w:ascii="Latha" w:hAnsi="Latha" w:cs="Latha"/>
-                <w:sz w:val="28"/>
-                <w:szCs w:val="28"/>
-                <w:cs/>
-                <w:lang w:bidi="ta-IN"/>
-              </w:rPr>
-              <w:t xml:space="preserve">த்யம் </w:t>
-            </w:r>
-            <w:r>
-              <w:rPr>
-                <w:rFonts w:ascii="Latha" w:hAnsi="Latha" w:cs="Latha"/>
-                <w:sz w:val="28"/>
-                <w:szCs w:val="28"/>
-                <w:lang w:bidi="ta-IN"/>
-              </w:rPr>
-              <w:t>|</w:t>
-            </w:r>
-          </w:p>
-        </w:tc>
-        <w:tc>
-          <w:tcPr>
-            <w:tcW w:w="5528" w:type="dxa"/>
-            <w:tcBorders>
-              <w:top w:val="single" w:sz="4" w:space="0" w:color="000000"/>
-              <w:left w:val="single" w:sz="4" w:space="0" w:color="000000"/>
-              <w:bottom w:val="single" w:sz="4" w:space="0" w:color="000000"/>
-              <w:right w:val="single" w:sz="4" w:space="0" w:color="000000"/>
-            </w:tcBorders>
-          </w:tcPr>
-          <w:p>
-            <w:pPr>
-              <w:widowControl w:val="0"/>
-              <w:tabs>
-                <w:tab w:val="center" w:pos="4950"/>
-              </w:tabs>
-              <w:autoSpaceDE w:val="0"/>
-              <w:autoSpaceDN w:val="0"/>
-              <w:adjustRightInd w:val="0"/>
-              <w:spacing w:line="252" w:lineRule="auto"/>
-              <w:rPr>
-                <w:rFonts w:ascii="Latha" w:hAnsi="Latha" w:cs="Latha"/>
-                <w:sz w:val="28"/>
-                <w:szCs w:val="28"/>
                 <w:cs/>
                 <w:lang w:bidi="ta-IN"/>
               </w:rPr>
@@ -8872,6 +8881,78 @@
         </w:tc>
       </w:tr>
     </w:tbl>
+    <w:p>
+      <w:pPr>
+        <w:spacing w:before="0" w:line="240" w:lineRule="auto"/>
+        <w:rPr>
+          <w:b/>
+          <w:bCs/>
+          <w:sz w:val="32"/>
+          <w:szCs w:val="32"/>
+          <w:u w:val="single"/>
+        </w:rPr>
+      </w:pPr>
+    </w:p>
+    <w:p>
+      <w:pPr>
+        <w:spacing w:before="0" w:line="240" w:lineRule="auto"/>
+        <w:rPr>
+          <w:b/>
+          <w:bCs/>
+          <w:sz w:val="32"/>
+          <w:szCs w:val="32"/>
+          <w:u w:val="single"/>
+        </w:rPr>
+      </w:pPr>
+    </w:p>
+    <w:p>
+      <w:pPr>
+        <w:spacing w:before="0" w:line="240" w:lineRule="auto"/>
+        <w:rPr>
+          <w:b/>
+          <w:bCs/>
+          <w:sz w:val="32"/>
+          <w:szCs w:val="32"/>
+          <w:u w:val="single"/>
+        </w:rPr>
+      </w:pPr>
+    </w:p>
+    <w:p>
+      <w:pPr>
+        <w:spacing w:before="0" w:line="240" w:lineRule="auto"/>
+        <w:rPr>
+          <w:b/>
+          <w:bCs/>
+          <w:sz w:val="32"/>
+          <w:szCs w:val="32"/>
+          <w:u w:val="single"/>
+        </w:rPr>
+      </w:pPr>
+    </w:p>
+    <w:p>
+      <w:pPr>
+        <w:spacing w:before="0" w:line="240" w:lineRule="auto"/>
+        <w:rPr>
+          <w:b/>
+          <w:bCs/>
+          <w:sz w:val="32"/>
+          <w:szCs w:val="32"/>
+          <w:u w:val="single"/>
+        </w:rPr>
+      </w:pPr>
+    </w:p>
+    <w:p>
+      <w:pPr>
+        <w:spacing w:before="0" w:line="240" w:lineRule="auto"/>
+        <w:rPr>
+          <w:b/>
+          <w:bCs/>
+          <w:sz w:val="32"/>
+          <w:szCs w:val="32"/>
+          <w:u w:val="single"/>
+        </w:rPr>
+      </w:pPr>
+    </w:p>
     <w:p>
       <w:pPr>
         <w:spacing w:before="0" w:line="240" w:lineRule="auto"/>
@@ -8939,6 +9020,7 @@
           <w:szCs w:val="32"/>
           <w:u w:val="single"/>
         </w:rPr>
+        <w:lastRenderedPageBreak/>
         <w:t xml:space="preserve">TS Krama Paatam – TS 2.5 Tamil  Corrections – Observed till </w:t>
       </w:r>
       <w:r>
@@ -9489,7 +9571,6 @@
                 <w:szCs w:val="32"/>
                 <w:lang w:bidi="ta-IN"/>
               </w:rPr>
-              <w:lastRenderedPageBreak/>
               <w:t>T.S.2.5.4.4– Kramam</w:t>
             </w:r>
           </w:p>
@@ -11142,6 +11223,7 @@
           <w:szCs w:val="32"/>
           <w:u w:val="single"/>
         </w:rPr>
+        <w:lastRenderedPageBreak/>
         <w:t xml:space="preserve">TS Krama Paatam – TS 2.5 Tamil Corrections – Observed till </w:t>
       </w:r>
       <w:r>
@@ -11931,7 +12013,6 @@
                 <w:szCs w:val="32"/>
                 <w:lang w:bidi="ta-IN"/>
               </w:rPr>
-              <w:lastRenderedPageBreak/>
               <w:t>T.S.2.5.8.4– Kramam</w:t>
             </w:r>
           </w:p>
@@ -13844,6 +13925,7 @@
                 <w:sz w:val="28"/>
                 <w:szCs w:val="32"/>
               </w:rPr>
+              <w:lastRenderedPageBreak/>
               <w:t>T.S.2.</w:t>
             </w:r>
             <w:r>
@@ -14664,7 +14746,6 @@
                 <w:sz w:val="28"/>
                 <w:szCs w:val="32"/>
               </w:rPr>
-              <w:lastRenderedPageBreak/>
               <w:t>T.S.2.</w:t>
             </w:r>
             <w:r>
@@ -17560,6 +17641,7 @@
                 <w:sz w:val="28"/>
                 <w:szCs w:val="32"/>
               </w:rPr>
+              <w:lastRenderedPageBreak/>
               <w:t>T.S.2.</w:t>
             </w:r>
             <w:r>
@@ -18633,7 +18715,6 @@
                 <w:sz w:val="28"/>
                 <w:szCs w:val="32"/>
               </w:rPr>
-              <w:lastRenderedPageBreak/>
               <w:t>T.S.2.</w:t>
             </w:r>
             <w:r>
@@ -20865,6 +20946,7 @@
                 <w:sz w:val="28"/>
                 <w:szCs w:val="32"/>
               </w:rPr>
+              <w:lastRenderedPageBreak/>
               <w:t>T.S.2.</w:t>
             </w:r>
             <w:r>
@@ -21726,10 +21808,29 @@
           <w:bCs/>
           <w:sz w:val="32"/>
           <w:szCs w:val="32"/>
-          <w:highlight w:val="yellow"/>
           <w:u w:val="single"/>
         </w:rPr>
-        <w:t>31st Oct 2019</w:t>
+        <w:t>31st Oct 20</w:t>
+      </w:r>
+      <w:r>
+        <w:rPr>
+          <w:b/>
+          <w:bCs/>
+          <w:sz w:val="32"/>
+          <w:szCs w:val="32"/>
+          <w:u w:val="single"/>
+        </w:rPr>
+        <w:t>2</w:t>
+      </w:r>
+      <w:r>
+        <w:rPr>
+          <w:b/>
+          <w:bCs/>
+          <w:sz w:val="32"/>
+          <w:szCs w:val="32"/>
+          <w:u w:val="single"/>
+        </w:rPr>
+        <w:t>1</w:t>
       </w:r>
     </w:p>
     <w:p>
@@ -21745,7 +21846,6 @@
           <w:b/>
           <w:bCs/>
         </w:rPr>
-        <w:lastRenderedPageBreak/>
         <w:t>(ignore those which are already incorporated in your book’s version and date)</w:t>
       </w:r>
     </w:p>
@@ -23422,6 +23522,7 @@
                 <w:sz w:val="28"/>
                 <w:szCs w:val="28"/>
               </w:rPr>
+              <w:lastRenderedPageBreak/>
               <w:t>T.S.2.</w:t>
             </w:r>
             <w:r>
@@ -24327,7 +24428,6 @@
                 <w:sz w:val="28"/>
                 <w:szCs w:val="28"/>
               </w:rPr>
-              <w:lastRenderedPageBreak/>
               <w:t>T.S.2.</w:t>
             </w:r>
             <w:r>
@@ -25767,7 +25867,7 @@
 </file>
 
 <file path=word/endnotes.xml><?xml version="1.0" encoding="utf-8"?>
-<w:endnotes xmlns:wpc="http://schemas.microsoft.com/office/word/2010/wordprocessingCanvas" xmlns:cx="http://schemas.microsoft.com/office/drawing/2014/chartex" xmlns:cx1="http://schemas.microsoft.com/office/drawing/2015/9/8/chartex" xmlns:cx2="http://schemas.microsoft.com/office/drawing/2015/10/21/chartex" xmlns:cx3="http://schemas.microsoft.com/office/drawing/2016/5/9/chartex" xmlns:cx4="http://schemas.microsoft.com/office/drawing/2016/5/10/chartex" xmlns:cx5="http://schemas.microsoft.com/office/drawing/2016/5/11/chartex" xmlns:cx6="http://schemas.microsoft.com/office/drawing/2016/5/12/chartex" xmlns:cx7="http://schemas.microsoft.com/office/drawing/2016/5/13/chartex" xmlns:cx8="http://schemas.microsoft.com/office/drawing/2016/5/14/chartex" xmlns:mc="http://schemas.openxmlformats.org/markup-compatibility/2006" xmlns:aink="http://schemas.microsoft.com/office/drawing/2016/ink" xmlns:am3d="http://schemas.microsoft.com/office/drawing/2017/model3d" xmlns:o="urn:schemas-microsoft-com:office:office" xmlns:oel="http://schemas.microsoft.com/office/2019/extlst" xmlns:r="http://schemas.openxmlformats.org/officeDocument/2006/relationships" xmlns:m="http://schemas.openxmlformats.org/officeDocument/2006/math" xmlns:v="urn:schemas-microsoft-com:vml" xmlns:wp14="http://schemas.microsoft.com/office/word/2010/wordprocessingDrawing" xmlns:wp="http://schemas.openxmlformats.org/drawingml/2006/wordprocessingDrawing" xmlns:w10="urn:schemas-microsoft-com:office:word" xmlns:w="http://schemas.openxmlformats.org/wordprocessingml/2006/main" xmlns:w14="http://schemas.microsoft.com/office/word/2010/wordml" xmlns:w15="http://schemas.microsoft.com/office/word/2012/wordml" xmlns:w16cex="http://schemas.microsoft.com/office/word/2018/wordml/cex" xmlns:w16cid="http://schemas.microsoft.com/office/word/2016/wordml/cid" xmlns:w16="http://schemas.microsoft.com/office/word/2018/wordml" xmlns:w16du="http://schemas.microsoft.com/office/word/2023/wordml/word16du" xmlns:w16sdtdh="http://schemas.microsoft.com/office/word/2020/wordml/sdtdatahash" xmlns:w16sdtfl="http://schemas.microsoft.com/office/word/2024/wordml/sdtformatlock" xmlns:w16se="http://schemas.microsoft.com/office/word/2015/wordml/symex" xmlns:wpg="http://schemas.microsoft.com/office/word/2010/wordprocessingGroup" xmlns:wpi="http://schemas.microsoft.com/office/word/2010/wordprocessingInk" xmlns:wne="http://schemas.microsoft.com/office/word/2006/wordml" xmlns:wps="http://schemas.microsoft.com/office/word/2010/wordprocessingShape" mc:Ignorable="w14 w15 w16se w16cid w16 w16cex w16sdtdh w16sdtfl w16du wp14">
+<w:endnotes xmlns:wpc="http://schemas.microsoft.com/office/word/2010/wordprocessingCanvas" xmlns:cx="http://schemas.microsoft.com/office/drawing/2014/chartex" xmlns:cx1="http://schemas.microsoft.com/office/drawing/2015/9/8/chartex" xmlns:cx2="http://schemas.microsoft.com/office/drawing/2015/10/21/chartex" xmlns:cx3="http://schemas.microsoft.com/office/drawing/2016/5/9/chartex" xmlns:cx4="http://schemas.microsoft.com/office/drawing/2016/5/10/chartex" xmlns:cx5="http://schemas.microsoft.com/office/drawing/2016/5/11/chartex" xmlns:cx6="http://schemas.microsoft.com/office/drawing/2016/5/12/chartex" xmlns:cx7="http://schemas.microsoft.com/office/drawing/2016/5/13/chartex" xmlns:cx8="http://schemas.microsoft.com/office/drawing/2016/5/14/chartex" xmlns:mc="http://schemas.openxmlformats.org/markup-compatibility/2006" xmlns:aink="http://schemas.microsoft.com/office/drawing/2016/ink" xmlns:am3d="http://schemas.microsoft.com/office/drawing/2017/model3d" xmlns:o="urn:schemas-microsoft-com:office:office" xmlns:oel="http://schemas.microsoft.com/office/2019/extlst" xmlns:r="http://schemas.openxmlformats.org/officeDocument/2006/relationships" xmlns:m="http://schemas.openxmlformats.org/officeDocument/2006/math" xmlns:v="urn:schemas-microsoft-com:vml" xmlns:wp14="http://schemas.microsoft.com/office/word/2010/wordprocessingDrawing" xmlns:wp="http://schemas.openxmlformats.org/drawingml/2006/wordprocessingDrawing" xmlns:w10="urn:schemas-microsoft-com:office:word" xmlns:w="http://schemas.openxmlformats.org/wordprocessingml/2006/main" xmlns:w14="http://schemas.microsoft.com/office/word/2010/wordml" xmlns:w15="http://schemas.microsoft.com/office/word/2012/wordml" xmlns:w16cei="http://schemas.microsoft.com/office/word/2026/wordml/cei" xmlns:w16cex="http://schemas.microsoft.com/office/word/2018/wordml/cex" xmlns:w16cid="http://schemas.microsoft.com/office/word/2016/wordml/cid" xmlns:w16="http://schemas.microsoft.com/office/word/2018/wordml" xmlns:w16du="http://schemas.microsoft.com/office/word/2023/wordml/word16du" xmlns:w16sdtdh="http://schemas.microsoft.com/office/word/2020/wordml/sdtdatahash" xmlns:w16sdtfl="http://schemas.microsoft.com/office/word/2024/wordml/sdtformatlock" xmlns:w16se="http://schemas.microsoft.com/office/word/2015/wordml/symex" xmlns:wpg="http://schemas.microsoft.com/office/word/2010/wordprocessingGroup" xmlns:wpi="http://schemas.microsoft.com/office/word/2010/wordprocessingInk" xmlns:wne="http://schemas.microsoft.com/office/word/2006/wordml" xmlns:wps="http://schemas.microsoft.com/office/word/2010/wordprocessingShape" mc:Ignorable="w14 w15 w16se w16cid w16 w16cex w16sdtdh w16sdtfl w16du wp14">
   <w:endnote w:type="separator" w:id="-1">
     <w:p>
       <w:pPr>
@@ -25792,7 +25892,7 @@
 </file>
 
 <file path=word/footer1.xml><?xml version="1.0" encoding="utf-8"?>
-<w:ftr xmlns:wpc="http://schemas.microsoft.com/office/word/2010/wordprocessingCanvas" xmlns:cx="http://schemas.microsoft.com/office/drawing/2014/chartex" xmlns:cx1="http://schemas.microsoft.com/office/drawing/2015/9/8/chartex" xmlns:cx2="http://schemas.microsoft.com/office/drawing/2015/10/21/chartex" xmlns:cx3="http://schemas.microsoft.com/office/drawing/2016/5/9/chartex" xmlns:cx4="http://schemas.microsoft.com/office/drawing/2016/5/10/chartex" xmlns:cx5="http://schemas.microsoft.com/office/drawing/2016/5/11/chartex" xmlns:cx6="http://schemas.microsoft.com/office/drawing/2016/5/12/chartex" xmlns:cx7="http://schemas.microsoft.com/office/drawing/2016/5/13/chartex" xmlns:cx8="http://schemas.microsoft.com/office/drawing/2016/5/14/chartex" xmlns:mc="http://schemas.openxmlformats.org/markup-compatibility/2006" xmlns:aink="http://schemas.microsoft.com/office/drawing/2016/ink" xmlns:am3d="http://schemas.microsoft.com/office/drawing/2017/model3d" xmlns:o="urn:schemas-microsoft-com:office:office" xmlns:oel="http://schemas.microsoft.com/office/2019/extlst" xmlns:r="http://schemas.openxmlformats.org/officeDocument/2006/relationships" xmlns:m="http://schemas.openxmlformats.org/officeDocument/2006/math" xmlns:v="urn:schemas-microsoft-com:vml" xmlns:wp14="http://schemas.microsoft.com/office/word/2010/wordprocessingDrawing" xmlns:wp="http://schemas.openxmlformats.org/drawingml/2006/wordprocessingDrawing" xmlns:w10="urn:schemas-microsoft-com:office:word" xmlns:w="http://schemas.openxmlformats.org/wordprocessingml/2006/main" xmlns:w14="http://schemas.microsoft.com/office/word/2010/wordml" xmlns:w15="http://schemas.microsoft.com/office/word/2012/wordml" xmlns:w16cex="http://schemas.microsoft.com/office/word/2018/wordml/cex" xmlns:w16cid="http://schemas.microsoft.com/office/word/2016/wordml/cid" xmlns:w16="http://schemas.microsoft.com/office/word/2018/wordml" xmlns:w16du="http://schemas.microsoft.com/office/word/2023/wordml/word16du" xmlns:w16sdtdh="http://schemas.microsoft.com/office/word/2020/wordml/sdtdatahash" xmlns:w16sdtfl="http://schemas.microsoft.com/office/word/2024/wordml/sdtformatlock" xmlns:w16se="http://schemas.microsoft.com/office/word/2015/wordml/symex" xmlns:wpg="http://schemas.microsoft.com/office/word/2010/wordprocessingGroup" xmlns:wpi="http://schemas.microsoft.com/office/word/2010/wordprocessingInk" xmlns:wne="http://schemas.microsoft.com/office/word/2006/wordml" xmlns:wps="http://schemas.microsoft.com/office/word/2010/wordprocessingShape" mc:Ignorable="w14 w15 w16se w16cid w16 w16cex w16sdtdh w16sdtfl w16du wp14">
+<w:ftr xmlns:wpc="http://schemas.microsoft.com/office/word/2010/wordprocessingCanvas" xmlns:cx="http://schemas.microsoft.com/office/drawing/2014/chartex" xmlns:cx1="http://schemas.microsoft.com/office/drawing/2015/9/8/chartex" xmlns:cx2="http://schemas.microsoft.com/office/drawing/2015/10/21/chartex" xmlns:cx3="http://schemas.microsoft.com/office/drawing/2016/5/9/chartex" xmlns:cx4="http://schemas.microsoft.com/office/drawing/2016/5/10/chartex" xmlns:cx5="http://schemas.microsoft.com/office/drawing/2016/5/11/chartex" xmlns:cx6="http://schemas.microsoft.com/office/drawing/2016/5/12/chartex" xmlns:cx7="http://schemas.microsoft.com/office/drawing/2016/5/13/chartex" xmlns:cx8="http://schemas.microsoft.com/office/drawing/2016/5/14/chartex" xmlns:mc="http://schemas.openxmlformats.org/markup-compatibility/2006" xmlns:aink="http://schemas.microsoft.com/office/drawing/2016/ink" xmlns:am3d="http://schemas.microsoft.com/office/drawing/2017/model3d" xmlns:o="urn:schemas-microsoft-com:office:office" xmlns:oel="http://schemas.microsoft.com/office/2019/extlst" xmlns:r="http://schemas.openxmlformats.org/officeDocument/2006/relationships" xmlns:m="http://schemas.openxmlformats.org/officeDocument/2006/math" xmlns:v="urn:schemas-microsoft-com:vml" xmlns:wp14="http://schemas.microsoft.com/office/word/2010/wordprocessingDrawing" xmlns:wp="http://schemas.openxmlformats.org/drawingml/2006/wordprocessingDrawing" xmlns:w10="urn:schemas-microsoft-com:office:word" xmlns:w="http://schemas.openxmlformats.org/wordprocessingml/2006/main" xmlns:w14="http://schemas.microsoft.com/office/word/2010/wordml" xmlns:w15="http://schemas.microsoft.com/office/word/2012/wordml" xmlns:w16cei="http://schemas.microsoft.com/office/word/2026/wordml/cei" xmlns:w16cex="http://schemas.microsoft.com/office/word/2018/wordml/cex" xmlns:w16cid="http://schemas.microsoft.com/office/word/2016/wordml/cid" xmlns:w16="http://schemas.microsoft.com/office/word/2018/wordml" xmlns:w16du="http://schemas.microsoft.com/office/word/2023/wordml/word16du" xmlns:w16sdtdh="http://schemas.microsoft.com/office/word/2020/wordml/sdtdatahash" xmlns:w16sdtfl="http://schemas.microsoft.com/office/word/2024/wordml/sdtformatlock" xmlns:w16se="http://schemas.microsoft.com/office/word/2015/wordml/symex" xmlns:wpg="http://schemas.microsoft.com/office/word/2010/wordprocessingGroup" xmlns:wpi="http://schemas.microsoft.com/office/word/2010/wordprocessingInk" xmlns:wne="http://schemas.microsoft.com/office/word/2006/wordml" xmlns:wps="http://schemas.microsoft.com/office/word/2010/wordprocessingShape" mc:Ignorable="w14 w15 w16se w16cid w16 w16cex w16sdtdh w16sdtfl w16du wp14">
   <w:p>
     <w:pPr>
       <w:pBdr>
@@ -25987,7 +26087,7 @@
 </file>
 
 <file path=word/footer2.xml><?xml version="1.0" encoding="utf-8"?>
-<w:ftr xmlns:wpc="http://schemas.microsoft.com/office/word/2010/wordprocessingCanvas" xmlns:cx="http://schemas.microsoft.com/office/drawing/2014/chartex" xmlns:cx1="http://schemas.microsoft.com/office/drawing/2015/9/8/chartex" xmlns:cx2="http://schemas.microsoft.com/office/drawing/2015/10/21/chartex" xmlns:cx3="http://schemas.microsoft.com/office/drawing/2016/5/9/chartex" xmlns:cx4="http://schemas.microsoft.com/office/drawing/2016/5/10/chartex" xmlns:cx5="http://schemas.microsoft.com/office/drawing/2016/5/11/chartex" xmlns:cx6="http://schemas.microsoft.com/office/drawing/2016/5/12/chartex" xmlns:cx7="http://schemas.microsoft.com/office/drawing/2016/5/13/chartex" xmlns:cx8="http://schemas.microsoft.com/office/drawing/2016/5/14/chartex" xmlns:mc="http://schemas.openxmlformats.org/markup-compatibility/2006" xmlns:aink="http://schemas.microsoft.com/office/drawing/2016/ink" xmlns:am3d="http://schemas.microsoft.com/office/drawing/2017/model3d" xmlns:o="urn:schemas-microsoft-com:office:office" xmlns:oel="http://schemas.microsoft.com/office/2019/extlst" xmlns:r="http://schemas.openxmlformats.org/officeDocument/2006/relationships" xmlns:m="http://schemas.openxmlformats.org/officeDocument/2006/math" xmlns:v="urn:schemas-microsoft-com:vml" xmlns:wp14="http://schemas.microsoft.com/office/word/2010/wordprocessingDrawing" xmlns:wp="http://schemas.openxmlformats.org/drawingml/2006/wordprocessingDrawing" xmlns:w10="urn:schemas-microsoft-com:office:word" xmlns:w="http://schemas.openxmlformats.org/wordprocessingml/2006/main" xmlns:w14="http://schemas.microsoft.com/office/word/2010/wordml" xmlns:w15="http://schemas.microsoft.com/office/word/2012/wordml" xmlns:w16cex="http://schemas.microsoft.com/office/word/2018/wordml/cex" xmlns:w16cid="http://schemas.microsoft.com/office/word/2016/wordml/cid" xmlns:w16="http://schemas.microsoft.com/office/word/2018/wordml" xmlns:w16du="http://schemas.microsoft.com/office/word/2023/wordml/word16du" xmlns:w16sdtdh="http://schemas.microsoft.com/office/word/2020/wordml/sdtdatahash" xmlns:w16sdtfl="http://schemas.microsoft.com/office/word/2024/wordml/sdtformatlock" xmlns:w16se="http://schemas.microsoft.com/office/word/2015/wordml/symex" xmlns:wpg="http://schemas.microsoft.com/office/word/2010/wordprocessingGroup" xmlns:wpi="http://schemas.microsoft.com/office/word/2010/wordprocessingInk" xmlns:wne="http://schemas.microsoft.com/office/word/2006/wordml" xmlns:wps="http://schemas.microsoft.com/office/word/2010/wordprocessingShape" mc:Ignorable="w14 w15 w16se w16cid w16 w16cex w16sdtdh w16sdtfl w16du wp14">
+<w:ftr xmlns:wpc="http://schemas.microsoft.com/office/word/2010/wordprocessingCanvas" xmlns:cx="http://schemas.microsoft.com/office/drawing/2014/chartex" xmlns:cx1="http://schemas.microsoft.com/office/drawing/2015/9/8/chartex" xmlns:cx2="http://schemas.microsoft.com/office/drawing/2015/10/21/chartex" xmlns:cx3="http://schemas.microsoft.com/office/drawing/2016/5/9/chartex" xmlns:cx4="http://schemas.microsoft.com/office/drawing/2016/5/10/chartex" xmlns:cx5="http://schemas.microsoft.com/office/drawing/2016/5/11/chartex" xmlns:cx6="http://schemas.microsoft.com/office/drawing/2016/5/12/chartex" xmlns:cx7="http://schemas.microsoft.com/office/drawing/2016/5/13/chartex" xmlns:cx8="http://schemas.microsoft.com/office/drawing/2016/5/14/chartex" xmlns:mc="http://schemas.openxmlformats.org/markup-compatibility/2006" xmlns:aink="http://schemas.microsoft.com/office/drawing/2016/ink" xmlns:am3d="http://schemas.microsoft.com/office/drawing/2017/model3d" xmlns:o="urn:schemas-microsoft-com:office:office" xmlns:oel="http://schemas.microsoft.com/office/2019/extlst" xmlns:r="http://schemas.openxmlformats.org/officeDocument/2006/relationships" xmlns:m="http://schemas.openxmlformats.org/officeDocument/2006/math" xmlns:v="urn:schemas-microsoft-com:vml" xmlns:wp14="http://schemas.microsoft.com/office/word/2010/wordprocessingDrawing" xmlns:wp="http://schemas.openxmlformats.org/drawingml/2006/wordprocessingDrawing" xmlns:w10="urn:schemas-microsoft-com:office:word" xmlns:w="http://schemas.openxmlformats.org/wordprocessingml/2006/main" xmlns:w14="http://schemas.microsoft.com/office/word/2010/wordml" xmlns:w15="http://schemas.microsoft.com/office/word/2012/wordml" xmlns:w16cei="http://schemas.microsoft.com/office/word/2026/wordml/cei" xmlns:w16cex="http://schemas.microsoft.com/office/word/2018/wordml/cex" xmlns:w16cid="http://schemas.microsoft.com/office/word/2016/wordml/cid" xmlns:w16="http://schemas.microsoft.com/office/word/2018/wordml" xmlns:w16du="http://schemas.microsoft.com/office/word/2023/wordml/word16du" xmlns:w16sdtdh="http://schemas.microsoft.com/office/word/2020/wordml/sdtdatahash" xmlns:w16sdtfl="http://schemas.microsoft.com/office/word/2024/wordml/sdtformatlock" xmlns:w16se="http://schemas.microsoft.com/office/word/2015/wordml/symex" xmlns:wpg="http://schemas.microsoft.com/office/word/2010/wordprocessingGroup" xmlns:wpi="http://schemas.microsoft.com/office/word/2010/wordprocessingInk" xmlns:wne="http://schemas.microsoft.com/office/word/2006/wordml" xmlns:wps="http://schemas.microsoft.com/office/word/2010/wordprocessingShape" mc:Ignorable="w14 w15 w16se w16cid w16 w16cex w16sdtdh w16sdtfl w16du wp14">
   <w:p>
     <w:pPr>
       <w:pBdr>
@@ -26193,7 +26293,7 @@
 </file>
 
 <file path=word/footnotes.xml><?xml version="1.0" encoding="utf-8"?>
-<w:footnotes xmlns:wpc="http://schemas.microsoft.com/office/word/2010/wordprocessingCanvas" xmlns:cx="http://schemas.microsoft.com/office/drawing/2014/chartex" xmlns:cx1="http://schemas.microsoft.com/office/drawing/2015/9/8/chartex" xmlns:cx2="http://schemas.microsoft.com/office/drawing/2015/10/21/chartex" xmlns:cx3="http://schemas.microsoft.com/office/drawing/2016/5/9/chartex" xmlns:cx4="http://schemas.microsoft.com/office/drawing/2016/5/10/chartex" xmlns:cx5="http://schemas.microsoft.com/office/drawing/2016/5/11/chartex" xmlns:cx6="http://schemas.microsoft.com/office/drawing/2016/5/12/chartex" xmlns:cx7="http://schemas.microsoft.com/office/drawing/2016/5/13/chartex" xmlns:cx8="http://schemas.microsoft.com/office/drawing/2016/5/14/chartex" xmlns:mc="http://schemas.openxmlformats.org/markup-compatibility/2006" xmlns:aink="http://schemas.microsoft.com/office/drawing/2016/ink" xmlns:am3d="http://schemas.microsoft.com/office/drawing/2017/model3d" xmlns:o="urn:schemas-microsoft-com:office:office" xmlns:oel="http://schemas.microsoft.com/office/2019/extlst" xmlns:r="http://schemas.openxmlformats.org/officeDocument/2006/relationships" xmlns:m="http://schemas.openxmlformats.org/officeDocument/2006/math" xmlns:v="urn:schemas-microsoft-com:vml" xmlns:wp14="http://schemas.microsoft.com/office/word/2010/wordprocessingDrawing" xmlns:wp="http://schemas.openxmlformats.org/drawingml/2006/wordprocessingDrawing" xmlns:w10="urn:schemas-microsoft-com:office:word" xmlns:w="http://schemas.openxmlformats.org/wordprocessingml/2006/main" xmlns:w14="http://schemas.microsoft.com/office/word/2010/wordml" xmlns:w15="http://schemas.microsoft.com/office/word/2012/wordml" xmlns:w16cex="http://schemas.microsoft.com/office/word/2018/wordml/cex" xmlns:w16cid="http://schemas.microsoft.com/office/word/2016/wordml/cid" xmlns:w16="http://schemas.microsoft.com/office/word/2018/wordml" xmlns:w16du="http://schemas.microsoft.com/office/word/2023/wordml/word16du" xmlns:w16sdtdh="http://schemas.microsoft.com/office/word/2020/wordml/sdtdatahash" xmlns:w16sdtfl="http://schemas.microsoft.com/office/word/2024/wordml/sdtformatlock" xmlns:w16se="http://schemas.microsoft.com/office/word/2015/wordml/symex" xmlns:wpg="http://schemas.microsoft.com/office/word/2010/wordprocessingGroup" xmlns:wpi="http://schemas.microsoft.com/office/word/2010/wordprocessingInk" xmlns:wne="http://schemas.microsoft.com/office/word/2006/wordml" xmlns:wps="http://schemas.microsoft.com/office/word/2010/wordprocessingShape" mc:Ignorable="w14 w15 w16se w16cid w16 w16cex w16sdtdh w16sdtfl w16du wp14">
+<w:footnotes xmlns:wpc="http://schemas.microsoft.com/office/word/2010/wordprocessingCanvas" xmlns:cx="http://schemas.microsoft.com/office/drawing/2014/chartex" xmlns:cx1="http://schemas.microsoft.com/office/drawing/2015/9/8/chartex" xmlns:cx2="http://schemas.microsoft.com/office/drawing/2015/10/21/chartex" xmlns:cx3="http://schemas.microsoft.com/office/drawing/2016/5/9/chartex" xmlns:cx4="http://schemas.microsoft.com/office/drawing/2016/5/10/chartex" xmlns:cx5="http://schemas.microsoft.com/office/drawing/2016/5/11/chartex" xmlns:cx6="http://schemas.microsoft.com/office/drawing/2016/5/12/chartex" xmlns:cx7="http://schemas.microsoft.com/office/drawing/2016/5/13/chartex" xmlns:cx8="http://schemas.microsoft.com/office/drawing/2016/5/14/chartex" xmlns:mc="http://schemas.openxmlformats.org/markup-compatibility/2006" xmlns:aink="http://schemas.microsoft.com/office/drawing/2016/ink" xmlns:am3d="http://schemas.microsoft.com/office/drawing/2017/model3d" xmlns:o="urn:schemas-microsoft-com:office:office" xmlns:oel="http://schemas.microsoft.com/office/2019/extlst" xmlns:r="http://schemas.openxmlformats.org/officeDocument/2006/relationships" xmlns:m="http://schemas.openxmlformats.org/officeDocument/2006/math" xmlns:v="urn:schemas-microsoft-com:vml" xmlns:wp14="http://schemas.microsoft.com/office/word/2010/wordprocessingDrawing" xmlns:wp="http://schemas.openxmlformats.org/drawingml/2006/wordprocessingDrawing" xmlns:w10="urn:schemas-microsoft-com:office:word" xmlns:w="http://schemas.openxmlformats.org/wordprocessingml/2006/main" xmlns:w14="http://schemas.microsoft.com/office/word/2010/wordml" xmlns:w15="http://schemas.microsoft.com/office/word/2012/wordml" xmlns:w16cei="http://schemas.microsoft.com/office/word/2026/wordml/cei" xmlns:w16cex="http://schemas.microsoft.com/office/word/2018/wordml/cex" xmlns:w16cid="http://schemas.microsoft.com/office/word/2016/wordml/cid" xmlns:w16="http://schemas.microsoft.com/office/word/2018/wordml" xmlns:w16du="http://schemas.microsoft.com/office/word/2023/wordml/word16du" xmlns:w16sdtdh="http://schemas.microsoft.com/office/word/2020/wordml/sdtdatahash" xmlns:w16sdtfl="http://schemas.microsoft.com/office/word/2024/wordml/sdtformatlock" xmlns:w16se="http://schemas.microsoft.com/office/word/2015/wordml/symex" xmlns:wpg="http://schemas.microsoft.com/office/word/2010/wordprocessingGroup" xmlns:wpi="http://schemas.microsoft.com/office/word/2010/wordprocessingInk" xmlns:wne="http://schemas.microsoft.com/office/word/2006/wordml" xmlns:wps="http://schemas.microsoft.com/office/word/2010/wordprocessingShape" mc:Ignorable="w14 w15 w16se w16cid w16 w16cex w16sdtdh w16sdtfl w16du wp14">
   <w:footnote w:type="separator" w:id="-1">
     <w:p>
       <w:pPr>
@@ -26218,7 +26318,7 @@
 </file>
 
 <file path=word/header1.xml><?xml version="1.0" encoding="utf-8"?>
-<w:hdr xmlns:wpc="http://schemas.microsoft.com/office/word/2010/wordprocessingCanvas" xmlns:cx="http://schemas.microsoft.com/office/drawing/2014/chartex" xmlns:cx1="http://schemas.microsoft.com/office/drawing/2015/9/8/chartex" xmlns:cx2="http://schemas.microsoft.com/office/drawing/2015/10/21/chartex" xmlns:cx3="http://schemas.microsoft.com/office/drawing/2016/5/9/chartex" xmlns:cx4="http://schemas.microsoft.com/office/drawing/2016/5/10/chartex" xmlns:cx5="http://schemas.microsoft.com/office/drawing/2016/5/11/chartex" xmlns:cx6="http://schemas.microsoft.com/office/drawing/2016/5/12/chartex" xmlns:cx7="http://schemas.microsoft.com/office/drawing/2016/5/13/chartex" xmlns:cx8="http://schemas.microsoft.com/office/drawing/2016/5/14/chartex" xmlns:mc="http://schemas.openxmlformats.org/markup-compatibility/2006" xmlns:aink="http://schemas.microsoft.com/office/drawing/2016/ink" xmlns:am3d="http://schemas.microsoft.com/office/drawing/2017/model3d" xmlns:o="urn:schemas-microsoft-com:office:office" xmlns:oel="http://schemas.microsoft.com/office/2019/extlst" xmlns:r="http://schemas.openxmlformats.org/officeDocument/2006/relationships" xmlns:m="http://schemas.openxmlformats.org/officeDocument/2006/math" xmlns:v="urn:schemas-microsoft-com:vml" xmlns:wp14="http://schemas.microsoft.com/office/word/2010/wordprocessingDrawing" xmlns:wp="http://schemas.openxmlformats.org/drawingml/2006/wordprocessingDrawing" xmlns:w10="urn:schemas-microsoft-com:office:word" xmlns:w="http://schemas.openxmlformats.org/wordprocessingml/2006/main" xmlns:w14="http://schemas.microsoft.com/office/word/2010/wordml" xmlns:w15="http://schemas.microsoft.com/office/word/2012/wordml" xmlns:w16cex="http://schemas.microsoft.com/office/word/2018/wordml/cex" xmlns:w16cid="http://schemas.microsoft.com/office/word/2016/wordml/cid" xmlns:w16="http://schemas.microsoft.com/office/word/2018/wordml" xmlns:w16du="http://schemas.microsoft.com/office/word/2023/wordml/word16du" xmlns:w16sdtdh="http://schemas.microsoft.com/office/word/2020/wordml/sdtdatahash" xmlns:w16sdtfl="http://schemas.microsoft.com/office/word/2024/wordml/sdtformatlock" xmlns:w16se="http://schemas.microsoft.com/office/word/2015/wordml/symex" xmlns:wpg="http://schemas.microsoft.com/office/word/2010/wordprocessingGroup" xmlns:wpi="http://schemas.microsoft.com/office/word/2010/wordprocessingInk" xmlns:wne="http://schemas.microsoft.com/office/word/2006/wordml" xmlns:wps="http://schemas.microsoft.com/office/word/2010/wordprocessingShape" mc:Ignorable="w14 w15 w16se w16cid w16 w16cex w16sdtdh w16sdtfl w16du wp14">
+<w:hdr xmlns:wpc="http://schemas.microsoft.com/office/word/2010/wordprocessingCanvas" xmlns:cx="http://schemas.microsoft.com/office/drawing/2014/chartex" xmlns:cx1="http://schemas.microsoft.com/office/drawing/2015/9/8/chartex" xmlns:cx2="http://schemas.microsoft.com/office/drawing/2015/10/21/chartex" xmlns:cx3="http://schemas.microsoft.com/office/drawing/2016/5/9/chartex" xmlns:cx4="http://schemas.microsoft.com/office/drawing/2016/5/10/chartex" xmlns:cx5="http://schemas.microsoft.com/office/drawing/2016/5/11/chartex" xmlns:cx6="http://schemas.microsoft.com/office/drawing/2016/5/12/chartex" xmlns:cx7="http://schemas.microsoft.com/office/drawing/2016/5/13/chartex" xmlns:cx8="http://schemas.microsoft.com/office/drawing/2016/5/14/chartex" xmlns:mc="http://schemas.openxmlformats.org/markup-compatibility/2006" xmlns:aink="http://schemas.microsoft.com/office/drawing/2016/ink" xmlns:am3d="http://schemas.microsoft.com/office/drawing/2017/model3d" xmlns:o="urn:schemas-microsoft-com:office:office" xmlns:oel="http://schemas.microsoft.com/office/2019/extlst" xmlns:r="http://schemas.openxmlformats.org/officeDocument/2006/relationships" xmlns:m="http://schemas.openxmlformats.org/officeDocument/2006/math" xmlns:v="urn:schemas-microsoft-com:vml" xmlns:wp14="http://schemas.microsoft.com/office/word/2010/wordprocessingDrawing" xmlns:wp="http://schemas.openxmlformats.org/drawingml/2006/wordprocessingDrawing" xmlns:w10="urn:schemas-microsoft-com:office:word" xmlns:w="http://schemas.openxmlformats.org/wordprocessingml/2006/main" xmlns:w14="http://schemas.microsoft.com/office/word/2010/wordml" xmlns:w15="http://schemas.microsoft.com/office/word/2012/wordml" xmlns:w16cei="http://schemas.microsoft.com/office/word/2026/wordml/cei" xmlns:w16cex="http://schemas.microsoft.com/office/word/2018/wordml/cex" xmlns:w16cid="http://schemas.microsoft.com/office/word/2016/wordml/cid" xmlns:w16="http://schemas.microsoft.com/office/word/2018/wordml" xmlns:w16du="http://schemas.microsoft.com/office/word/2023/wordml/word16du" xmlns:w16sdtdh="http://schemas.microsoft.com/office/word/2020/wordml/sdtdatahash" xmlns:w16sdtfl="http://schemas.microsoft.com/office/word/2024/wordml/sdtformatlock" xmlns:w16se="http://schemas.microsoft.com/office/word/2015/wordml/symex" xmlns:wpg="http://schemas.microsoft.com/office/word/2010/wordprocessingGroup" xmlns:wpi="http://schemas.microsoft.com/office/word/2010/wordprocessingInk" xmlns:wne="http://schemas.microsoft.com/office/word/2006/wordml" xmlns:wps="http://schemas.microsoft.com/office/word/2010/wordprocessingShape" mc:Ignorable="w14 w15 w16se w16cid w16 w16cex w16sdtdh w16sdtfl w16du wp14">
   <w:p>
     <w:pPr>
       <w:pStyle w:val="Header"/>
@@ -26231,7 +26331,7 @@
 </file>
 
 <file path=word/header2.xml><?xml version="1.0" encoding="utf-8"?>
-<w:hdr xmlns:wpc="http://schemas.microsoft.com/office/word/2010/wordprocessingCanvas" xmlns:cx="http://schemas.microsoft.com/office/drawing/2014/chartex" xmlns:cx1="http://schemas.microsoft.com/office/drawing/2015/9/8/chartex" xmlns:cx2="http://schemas.microsoft.com/office/drawing/2015/10/21/chartex" xmlns:cx3="http://schemas.microsoft.com/office/drawing/2016/5/9/chartex" xmlns:cx4="http://schemas.microsoft.com/office/drawing/2016/5/10/chartex" xmlns:cx5="http://schemas.microsoft.com/office/drawing/2016/5/11/chartex" xmlns:cx6="http://schemas.microsoft.com/office/drawing/2016/5/12/chartex" xmlns:cx7="http://schemas.microsoft.com/office/drawing/2016/5/13/chartex" xmlns:cx8="http://schemas.microsoft.com/office/drawing/2016/5/14/chartex" xmlns:mc="http://schemas.openxmlformats.org/markup-compatibility/2006" xmlns:aink="http://schemas.microsoft.com/office/drawing/2016/ink" xmlns:am3d="http://schemas.microsoft.com/office/drawing/2017/model3d" xmlns:o="urn:schemas-microsoft-com:office:office" xmlns:oel="http://schemas.microsoft.com/office/2019/extlst" xmlns:r="http://schemas.openxmlformats.org/officeDocument/2006/relationships" xmlns:m="http://schemas.openxmlformats.org/officeDocument/2006/math" xmlns:v="urn:schemas-microsoft-com:vml" xmlns:wp14="http://schemas.microsoft.com/office/word/2010/wordprocessingDrawing" xmlns:wp="http://schemas.openxmlformats.org/drawingml/2006/wordprocessingDrawing" xmlns:w10="urn:schemas-microsoft-com:office:word" xmlns:w="http://schemas.openxmlformats.org/wordprocessingml/2006/main" xmlns:w14="http://schemas.microsoft.com/office/word/2010/wordml" xmlns:w15="http://schemas.microsoft.com/office/word/2012/wordml" xmlns:w16cex="http://schemas.microsoft.com/office/word/2018/wordml/cex" xmlns:w16cid="http://schemas.microsoft.com/office/word/2016/wordml/cid" xmlns:w16="http://schemas.microsoft.com/office/word/2018/wordml" xmlns:w16du="http://schemas.microsoft.com/office/word/2023/wordml/word16du" xmlns:w16sdtdh="http://schemas.microsoft.com/office/word/2020/wordml/sdtdatahash" xmlns:w16sdtfl="http://schemas.microsoft.com/office/word/2024/wordml/sdtformatlock" xmlns:w16se="http://schemas.microsoft.com/office/word/2015/wordml/symex" xmlns:wpg="http://schemas.microsoft.com/office/word/2010/wordprocessingGroup" xmlns:wpi="http://schemas.microsoft.com/office/word/2010/wordprocessingInk" xmlns:wne="http://schemas.microsoft.com/office/word/2006/wordml" xmlns:wps="http://schemas.microsoft.com/office/word/2010/wordprocessingShape" mc:Ignorable="w14 w15 w16se w16cid w16 w16cex w16sdtdh w16sdtfl w16du wp14">
+<w:hdr xmlns:wpc="http://schemas.microsoft.com/office/word/2010/wordprocessingCanvas" xmlns:cx="http://schemas.microsoft.com/office/drawing/2014/chartex" xmlns:cx1="http://schemas.microsoft.com/office/drawing/2015/9/8/chartex" xmlns:cx2="http://schemas.microsoft.com/office/drawing/2015/10/21/chartex" xmlns:cx3="http://schemas.microsoft.com/office/drawing/2016/5/9/chartex" xmlns:cx4="http://schemas.microsoft.com/office/drawing/2016/5/10/chartex" xmlns:cx5="http://schemas.microsoft.com/office/drawing/2016/5/11/chartex" xmlns:cx6="http://schemas.microsoft.com/office/drawing/2016/5/12/chartex" xmlns:cx7="http://schemas.microsoft.com/office/drawing/2016/5/13/chartex" xmlns:cx8="http://schemas.microsoft.com/office/drawing/2016/5/14/chartex" xmlns:mc="http://schemas.openxmlformats.org/markup-compatibility/2006" xmlns:aink="http://schemas.microsoft.com/office/drawing/2016/ink" xmlns:am3d="http://schemas.microsoft.com/office/drawing/2017/model3d" xmlns:o="urn:schemas-microsoft-com:office:office" xmlns:oel="http://schemas.microsoft.com/office/2019/extlst" xmlns:r="http://schemas.openxmlformats.org/officeDocument/2006/relationships" xmlns:m="http://schemas.openxmlformats.org/officeDocument/2006/math" xmlns:v="urn:schemas-microsoft-com:vml" xmlns:wp14="http://schemas.microsoft.com/office/word/2010/wordprocessingDrawing" xmlns:wp="http://schemas.openxmlformats.org/drawingml/2006/wordprocessingDrawing" xmlns:w10="urn:schemas-microsoft-com:office:word" xmlns:w="http://schemas.openxmlformats.org/wordprocessingml/2006/main" xmlns:w14="http://schemas.microsoft.com/office/word/2010/wordml" xmlns:w15="http://schemas.microsoft.com/office/word/2012/wordml" xmlns:w16cei="http://schemas.microsoft.com/office/word/2026/wordml/cei" xmlns:w16cex="http://schemas.microsoft.com/office/word/2018/wordml/cex" xmlns:w16cid="http://schemas.microsoft.com/office/word/2016/wordml/cid" xmlns:w16="http://schemas.microsoft.com/office/word/2018/wordml" xmlns:w16du="http://schemas.microsoft.com/office/word/2023/wordml/word16du" xmlns:w16sdtdh="http://schemas.microsoft.com/office/word/2020/wordml/sdtdatahash" xmlns:w16sdtfl="http://schemas.microsoft.com/office/word/2024/wordml/sdtformatlock" xmlns:w16se="http://schemas.microsoft.com/office/word/2015/wordml/symex" xmlns:wpg="http://schemas.microsoft.com/office/word/2010/wordprocessingGroup" xmlns:wpi="http://schemas.microsoft.com/office/word/2010/wordprocessingInk" xmlns:wne="http://schemas.microsoft.com/office/word/2006/wordml" xmlns:wps="http://schemas.microsoft.com/office/word/2010/wordprocessingShape" mc:Ignorable="w14 w15 w16se w16cid w16 w16cex w16sdtdh w16sdtfl w16du wp14">
   <w:p>
     <w:pPr>
       <w:pStyle w:val="Header"/>
